--- a/docs/SportManagement_BusinessRules_v2.0_updated.docx
+++ b/docs/SportManagement_BusinessRules_v2.0_updated.docx
@@ -45,532 +45,15 @@
           <w:sz w:val="26"/>
           <w:szCs w:val="26"/>
         </w:rPr>
-        <w:t>Hệ thống Quản lý Nhà văn hóa Thể thao đa môn (SportHub)</w:t>
+        <w:t>Hệ thống Quản lý Trung tâm Thể thao SportHub</w:t>
       </w:r>
     </w:p>
-    <w:p>
-      <w:pPr>
-        <w:spacing w:after="300"/>
-        <w:jc w:val="center"/>
-      </w:pPr>
-      <w:r>
-        <w:t>Phiên bản 2.0 — Cập nhật ngày 30/09/2026</w:t>
-      </w:r>
-    </w:p>
-    <w:p>
-      <w:pPr>
-        <w:pStyle w:val="Heading1"/>
-        <w:keepNext/>
-        <w:spacing w:before="200" w:after="120"/>
-      </w:pPr>
-      <w:r>
-        <w:rPr>
-          <w:b/>
-          <w:bCs/>
-        </w:rPr>
-        <w:t>Lịch sử Sửa đổi</w:t>
-      </w:r>
-    </w:p>
-    <w:tbl>
-      <w:tblPr>
-        <w:tblW w:w="11200" w:type="dxa"/>
-        <w:tblBorders>
-          <w:top w:val="single" w:sz="4" w:space="0" w:color="auto"/>
-          <w:left w:val="single" w:sz="4" w:space="0" w:color="auto"/>
-          <w:bottom w:val="single" w:sz="4" w:space="0" w:color="auto"/>
-          <w:right w:val="single" w:sz="4" w:space="0" w:color="auto"/>
-          <w:insideH w:val="single" w:sz="4" w:space="0" w:color="auto"/>
-          <w:insideV w:val="single" w:sz="4" w:space="0" w:color="auto"/>
-        </w:tblBorders>
-        <w:tblCellMar>
-          <w:left w:w="10" w:type="dxa"/>
-          <w:right w:w="10" w:type="dxa"/>
-        </w:tblCellMar>
-        <w:tblLook w:val="04A0" w:firstRow="1" w:lastRow="0" w:firstColumn="1" w:lastColumn="0" w:noHBand="0" w:noVBand="1"/>
-      </w:tblPr>
-      <w:tblGrid>
-        <w:gridCol w:w="2600"/>
-        <w:gridCol w:w="1200"/>
-        <w:gridCol w:w="5800"/>
-        <w:gridCol w:w="1600"/>
-      </w:tblGrid>
-      <w:tr>
-        <w:trPr>
-          <w:cantSplit/>
-          <w:tblHeader/>
-        </w:trPr>
-        <w:tc>
-          <w:tcPr>
-            <w:tcW w:w="2600" w:type="dxa"/>
-            <w:shd w:val="clear" w:color="auto" w:fill="D9E2F3"/>
-            <w:tcMar>
-              <w:top w:w="60" w:type="dxa"/>
-              <w:left w:w="100" w:type="dxa"/>
-              <w:bottom w:w="60" w:type="dxa"/>
-              <w:right w:w="100" w:type="dxa"/>
-            </w:tcMar>
-            <w:vAlign w:val="center"/>
-          </w:tcPr>
-          <w:p>
-            <w:pPr>
-              <w:keepNext/>
-            </w:pPr>
-            <w:r>
-              <w:rPr>
-                <w:b/>
-                <w:bCs/>
-                <w:sz w:val="18"/>
-                <w:szCs w:val="18"/>
-              </w:rPr>
-              <w:t>Tên</w:t>
-            </w:r>
-          </w:p>
-        </w:tc>
-        <w:tc>
-          <w:tcPr>
-            <w:tcW w:w="1200" w:type="dxa"/>
-            <w:shd w:val="clear" w:color="auto" w:fill="D9E2F3"/>
-            <w:tcMar>
-              <w:top w:w="60" w:type="dxa"/>
-              <w:left w:w="100" w:type="dxa"/>
-              <w:bottom w:w="60" w:type="dxa"/>
-              <w:right w:w="100" w:type="dxa"/>
-            </w:tcMar>
-            <w:vAlign w:val="center"/>
-          </w:tcPr>
-          <w:p>
-            <w:pPr>
-              <w:keepNext/>
-            </w:pPr>
-            <w:r>
-              <w:rPr>
-                <w:b/>
-                <w:bCs/>
-                <w:sz w:val="18"/>
-                <w:szCs w:val="18"/>
-              </w:rPr>
-              <w:t>Ngày</w:t>
-            </w:r>
-          </w:p>
-        </w:tc>
-        <w:tc>
-          <w:tcPr>
-            <w:tcW w:w="5800" w:type="dxa"/>
-            <w:shd w:val="clear" w:color="auto" w:fill="D9E2F3"/>
-            <w:tcMar>
-              <w:top w:w="60" w:type="dxa"/>
-              <w:left w:w="100" w:type="dxa"/>
-              <w:bottom w:w="60" w:type="dxa"/>
-              <w:right w:w="100" w:type="dxa"/>
-            </w:tcMar>
-            <w:vAlign w:val="center"/>
-          </w:tcPr>
-          <w:p>
-            <w:pPr>
-              <w:keepNext/>
-            </w:pPr>
-            <w:r>
-              <w:rPr>
-                <w:b/>
-                <w:bCs/>
-                <w:sz w:val="18"/>
-                <w:szCs w:val="18"/>
-              </w:rPr>
-              <w:t>Lý do Thay đổi</w:t>
-            </w:r>
-          </w:p>
-        </w:tc>
-        <w:tc>
-          <w:tcPr>
-            <w:tcW w:w="1600" w:type="dxa"/>
-            <w:shd w:val="clear" w:color="auto" w:fill="D9E2F3"/>
-            <w:tcMar>
-              <w:top w:w="60" w:type="dxa"/>
-              <w:left w:w="100" w:type="dxa"/>
-              <w:bottom w:w="60" w:type="dxa"/>
-              <w:right w:w="100" w:type="dxa"/>
-            </w:tcMar>
-            <w:vAlign w:val="center"/>
-          </w:tcPr>
-          <w:p>
-            <w:pPr>
-              <w:keepNext/>
-            </w:pPr>
-            <w:r>
-              <w:rPr>
-                <w:b/>
-                <w:bCs/>
-                <w:sz w:val="18"/>
-                <w:szCs w:val="18"/>
-              </w:rPr>
-              <w:t>Phiên bản</w:t>
-            </w:r>
-          </w:p>
-        </w:tc>
-      </w:tr>
-      <w:tr>
-        <w:trPr>
-          <w:cantSplit/>
-        </w:trPr>
-        <w:tc>
-          <w:tcPr>
-            <w:tcW w:w="2600" w:type="dxa"/>
-            <w:tcMar>
-              <w:top w:w="60" w:type="dxa"/>
-              <w:left w:w="100" w:type="dxa"/>
-              <w:bottom w:w="60" w:type="dxa"/>
-              <w:right w:w="100" w:type="dxa"/>
-            </w:tcMar>
-            <w:vAlign w:val="center"/>
-          </w:tcPr>
-          <w:p>
-            <w:r>
-              <w:rPr>
-                <w:sz w:val="18"/>
-                <w:szCs w:val="18"/>
-              </w:rPr>
-              <w:t>SportManagement Project Team</w:t>
-            </w:r>
-          </w:p>
-        </w:tc>
-        <w:tc>
-          <w:tcPr>
-            <w:tcW w:w="1200" w:type="dxa"/>
-            <w:tcMar>
-              <w:top w:w="60" w:type="dxa"/>
-              <w:left w:w="100" w:type="dxa"/>
-              <w:bottom w:w="60" w:type="dxa"/>
-              <w:right w:w="100" w:type="dxa"/>
-            </w:tcMar>
-            <w:vAlign w:val="center"/>
-          </w:tcPr>
-          <w:p>
-            <w:r>
-              <w:rPr>
-                <w:sz w:val="18"/>
-                <w:szCs w:val="18"/>
-              </w:rPr>
-              <w:t>08/09/2026</w:t>
-            </w:r>
-          </w:p>
-        </w:tc>
-        <w:tc>
-          <w:tcPr>
-            <w:tcW w:w="5800" w:type="dxa"/>
-            <w:tcMar>
-              <w:top w:w="60" w:type="dxa"/>
-              <w:left w:w="100" w:type="dxa"/>
-              <w:bottom w:w="60" w:type="dxa"/>
-              <w:right w:w="100" w:type="dxa"/>
-            </w:tcMar>
-            <w:vAlign w:val="center"/>
-          </w:tcPr>
-          <w:p>
-            <w:r>
-              <w:rPr>
-                <w:sz w:val="18"/>
-                <w:szCs w:val="18"/>
-              </w:rPr>
-              <w:t>Dự thảo ban đầu, tổng hợp từ Đặc tả Tác nhân (Actor Specification), Yêu cầu Phi chức năng (Non-Functional Requirements) và các Quy tắc Nghiệp vụ cốt lõi ban đầu (BR-01 đến BR-06) cho Hệ thống Quản lý Trung tâm.</w:t>
-            </w:r>
-          </w:p>
-        </w:tc>
-        <w:tc>
-          <w:tcPr>
-            <w:tcW w:w="1600" w:type="dxa"/>
-            <w:tcMar>
-              <w:top w:w="60" w:type="dxa"/>
-              <w:left w:w="100" w:type="dxa"/>
-              <w:bottom w:w="60" w:type="dxa"/>
-              <w:right w:w="100" w:type="dxa"/>
-            </w:tcMar>
-            <w:vAlign w:val="center"/>
-          </w:tcPr>
-          <w:p>
-            <w:r>
-              <w:rPr>
-                <w:sz w:val="18"/>
-                <w:szCs w:val="18"/>
-              </w:rPr>
-              <w:t>1.0 draft 1</w:t>
-            </w:r>
-          </w:p>
-        </w:tc>
-      </w:tr>
-      <w:tr>
-        <w:trPr>
-          <w:cantSplit/>
-        </w:trPr>
-        <w:tc>
-          <w:tcPr>
-            <w:tcW w:w="2600" w:type="dxa"/>
-            <w:tcMar>
-              <w:top w:w="60" w:type="dxa"/>
-              <w:left w:w="100" w:type="dxa"/>
-              <w:bottom w:w="60" w:type="dxa"/>
-              <w:right w:w="100" w:type="dxa"/>
-            </w:tcMar>
-            <w:vAlign w:val="center"/>
-          </w:tcPr>
-          <w:p>
-            <w:r>
-              <w:rPr>
-                <w:sz w:val="18"/>
-                <w:szCs w:val="18"/>
-              </w:rPr>
-              <w:t>Người dùng yêu cầu; Codex đồng bộ tài liệu</w:t>
-            </w:r>
-          </w:p>
-        </w:tc>
-        <w:tc>
-          <w:tcPr>
-            <w:tcW w:w="1200" w:type="dxa"/>
-            <w:tcMar>
-              <w:top w:w="60" w:type="dxa"/>
-              <w:left w:w="100" w:type="dxa"/>
-              <w:bottom w:w="60" w:type="dxa"/>
-              <w:right w:w="100" w:type="dxa"/>
-            </w:tcMar>
-            <w:vAlign w:val="center"/>
-          </w:tcPr>
-          <w:p>
-            <w:r>
-              <w:rPr>
-                <w:sz w:val="18"/>
-                <w:szCs w:val="18"/>
-              </w:rPr>
-              <w:t>26/09/2026</w:t>
-            </w:r>
-          </w:p>
-        </w:tc>
-        <w:tc>
-          <w:tcPr>
-            <w:tcW w:w="5800" w:type="dxa"/>
-            <w:tcMar>
-              <w:top w:w="60" w:type="dxa"/>
-              <w:left w:w="100" w:type="dxa"/>
-              <w:bottom w:w="60" w:type="dxa"/>
-              <w:right w:w="100" w:type="dxa"/>
-            </w:tcMar>
-            <w:vAlign w:val="center"/>
-          </w:tcPr>
-          <w:p>
-            <w:r>
-              <w:rPr>
-                <w:sz w:val="18"/>
-                <w:szCs w:val="18"/>
-              </w:rPr>
-              <w:t>Chốt xác thực email OTP khi đăng ký, yêu cầu người dùng Google mới tự tạo mật khẩu; phê duyệt nghiệp vụ thanh toán VNPay-QR, Invoice, Payment, Membership/PT activation, đối soát, hoàn tiền 50% và báo cáo doanh thu.</w:t>
-            </w:r>
-          </w:p>
-        </w:tc>
-        <w:tc>
-          <w:tcPr>
-            <w:tcW w:w="1600" w:type="dxa"/>
-            <w:tcMar>
-              <w:top w:w="60" w:type="dxa"/>
-              <w:left w:w="100" w:type="dxa"/>
-              <w:bottom w:w="60" w:type="dxa"/>
-              <w:right w:w="100" w:type="dxa"/>
-            </w:tcMar>
-            <w:vAlign w:val="center"/>
-          </w:tcPr>
-          <w:p>
-            <w:r>
-              <w:rPr>
-                <w:sz w:val="18"/>
-                <w:szCs w:val="18"/>
-              </w:rPr>
-              <w:t>1.8</w:t>
-            </w:r>
-          </w:p>
-        </w:tc>
-      </w:tr>
-      <w:tr>
-        <w:trPr>
-          <w:cantSplit/>
-        </w:trPr>
-        <w:tc>
-          <w:tcPr>
-            <w:tcW w:w="2600" w:type="dxa"/>
-            <w:tcMar>
-              <w:top w:w="60" w:type="dxa"/>
-              <w:left w:w="100" w:type="dxa"/>
-              <w:bottom w:w="60" w:type="dxa"/>
-              <w:right w:w="100" w:type="dxa"/>
-            </w:tcMar>
-            <w:vAlign w:val="center"/>
-          </w:tcPr>
-          <w:p>
-            <w:r>
-              <w:rPr>
-                <w:sz w:val="18"/>
-                <w:szCs w:val="18"/>
-              </w:rPr>
-              <w:t>Người dùng yêu cầu; Codex cập nhật phân loại Coach</w:t>
-            </w:r>
-          </w:p>
-        </w:tc>
-        <w:tc>
-          <w:tcPr>
-            <w:tcW w:w="1200" w:type="dxa"/>
-            <w:tcMar>
-              <w:top w:w="60" w:type="dxa"/>
-              <w:left w:w="100" w:type="dxa"/>
-              <w:bottom w:w="60" w:type="dxa"/>
-              <w:right w:w="100" w:type="dxa"/>
-            </w:tcMar>
-            <w:vAlign w:val="center"/>
-          </w:tcPr>
-          <w:p>
-            <w:r>
-              <w:rPr>
-                <w:sz w:val="18"/>
-                <w:szCs w:val="18"/>
-              </w:rPr>
-              <w:t>28/09/2026</w:t>
-            </w:r>
-          </w:p>
-        </w:tc>
-        <w:tc>
-          <w:tcPr>
-            <w:tcW w:w="5800" w:type="dxa"/>
-            <w:tcMar>
-              <w:top w:w="60" w:type="dxa"/>
-              <w:left w:w="100" w:type="dxa"/>
-              <w:bottom w:w="60" w:type="dxa"/>
-              <w:right w:w="100" w:type="dxa"/>
-            </w:tcMar>
-            <w:vAlign w:val="center"/>
-          </w:tcPr>
-          <w:p>
-            <w:r>
-              <w:rPr>
-                <w:sz w:val="18"/>
-                <w:szCs w:val="18"/>
-              </w:rPr>
-              <w:t>Giữ một role Coach và bổ sung hai nhóm nghiệp vụ PersonalTrainer/ClassInstructor; giới hạn ClassInstructor ở lịch được phân công và hồ sơ cá nhân; chuyển điểm danh Yoga/Group X cho Receptionist; loại payroll và quản lý hợp đồng nhân sự khỏi phạm vi.</w:t>
-            </w:r>
-          </w:p>
-        </w:tc>
-        <w:tc>
-          <w:tcPr>
-            <w:tcW w:w="1600" w:type="dxa"/>
-            <w:tcMar>
-              <w:top w:w="60" w:type="dxa"/>
-              <w:left w:w="100" w:type="dxa"/>
-              <w:bottom w:w="60" w:type="dxa"/>
-              <w:right w:w="100" w:type="dxa"/>
-            </w:tcMar>
-            <w:vAlign w:val="center"/>
-          </w:tcPr>
-          <w:p>
-            <w:r>
-              <w:rPr>
-                <w:sz w:val="18"/>
-                <w:szCs w:val="18"/>
-              </w:rPr>
-              <w:t>1.9</w:t>
-            </w:r>
-          </w:p>
-        </w:tc>
-      </w:tr>
-      <w:tr>
-        <w:trPr>
-          <w:cantSplit/>
-        </w:trPr>
-        <w:tc>
-          <w:tcPr>
-            <w:tcW w:w="2600" w:type="dxa"/>
-            <w:tcMar>
-              <w:top w:w="60" w:type="dxa"/>
-              <w:left w:w="100" w:type="dxa"/>
-              <w:bottom w:w="60" w:type="dxa"/>
-              <w:right w:w="100" w:type="dxa"/>
-            </w:tcMar>
-            <w:vAlign w:val="center"/>
-          </w:tcPr>
-          <w:p>
-            <w:r>
-              <w:rPr>
-                <w:sz w:val="18"/>
-                <w:szCs w:val="18"/>
-              </w:rPr>
-              <w:t>Người dùng yêu cầu; Claude tổng hợp theo feedback giảng viên</w:t>
-            </w:r>
-          </w:p>
-        </w:tc>
-        <w:tc>
-          <w:tcPr>
-            <w:tcW w:w="1200" w:type="dxa"/>
-            <w:tcMar>
-              <w:top w:w="60" w:type="dxa"/>
-              <w:left w:w="100" w:type="dxa"/>
-              <w:bottom w:w="60" w:type="dxa"/>
-              <w:right w:w="100" w:type="dxa"/>
-            </w:tcMar>
-            <w:vAlign w:val="center"/>
-          </w:tcPr>
-          <w:p>
-            <w:r>
-              <w:rPr>
-                <w:sz w:val="18"/>
-                <w:szCs w:val="18"/>
-              </w:rPr>
-              <w:t>30/09/2026</w:t>
-            </w:r>
-          </w:p>
-        </w:tc>
-        <w:tc>
-          <w:tcPr>
-            <w:tcW w:w="5800" w:type="dxa"/>
-            <w:tcMar>
-              <w:top w:w="60" w:type="dxa"/>
-              <w:left w:w="100" w:type="dxa"/>
-              <w:bottom w:w="60" w:type="dxa"/>
-              <w:right w:w="100" w:type="dxa"/>
-            </w:tcMar>
-            <w:vAlign w:val="center"/>
-          </w:tcPr>
-          <w:p>
-            <w:r>
-              <w:rPr>
-                <w:sz w:val="18"/>
-                <w:szCs w:val="18"/>
-              </w:rPr>
-              <w:t>Đổi phạm vi từ một phòng gym sang trung tâm thể thao đa môn: thêm Cầu lông, Bóng rổ (khóa học theo lớp), giữ Gym và PT, bỏ Yoga/Group X; giữ chỗ và chống vượt sĩ số; ngưỡng hoàn vốn; ExternalCoach và thuê sân; ví điểm thay hoàn tiền; CoachSpecialty; chatbot function calling; CRUD môn thể thao; chính sách mật khẩu và quên mật khẩu.</w:t>
-            </w:r>
-          </w:p>
-        </w:tc>
-        <w:tc>
-          <w:tcPr>
-            <w:tcW w:w="1600" w:type="dxa"/>
-            <w:tcMar>
-              <w:top w:w="60" w:type="dxa"/>
-              <w:left w:w="100" w:type="dxa"/>
-              <w:bottom w:w="60" w:type="dxa"/>
-              <w:right w:w="100" w:type="dxa"/>
-            </w:tcMar>
-            <w:vAlign w:val="center"/>
-          </w:tcPr>
-          <w:p>
-            <w:r>
-              <w:rPr>
-                <w:sz w:val="18"/>
-                <w:szCs w:val="18"/>
-              </w:rPr>
-              <w:t>2.0</w:t>
-            </w:r>
-          </w:p>
-        </w:tc>
-      </w:tr>
-    </w:tbl>
     <w:p>
       <w:pPr>
         <w:spacing w:before="240" w:after="240"/>
       </w:pPr>
       <w:r>
-        <w:t>Các quy tắc nghiệp vụ sau đây áp dụng trên toàn bộ Hệ thống Quản lý Trung tâm Thể thao. Từ phiên bản 2.0, hệ thống được định vị là một nhà văn hóa thể thao đa môn (Gym, Personal Training, Cầu lông, Bóng rổ và các môn Manager bổ sung), không còn là một phòng gym. Các quy tắc được nhóm theo lĩnh vực; mỗi quy tắc giữ một mã BR-n duy nhất. Quy tắc giữ nguyên mã từ phiên bản trước nếu vẫn còn hiệu lực (ghi "sửa v2.0" ở cột Nguồn khi nội dung đổi); quy tắc mới có mã từ BR-102. Các mã bị xóa hoặc thay thế được liệt kê ở Mục O; các giả định cần xác nhận ở Mục P.</w:t>
+        <w:t>SportHub là hệ thống quản lý trung tâm thể thao với ba môn Gym (bao gồm dịch vụ huấn luyện cá nhân PT), cầu lông và bóng rổ; có thể mở rộng thêm môn trong tương lai. PT là dịch vụ thuộc Gym, không phải môn thứ tư. Các quy tắc được nhóm theo lĩnh vực, mỗi quy tắc có một mã BR duy nhất. Đây là yêu cầu nghiệp vụ; trạng thái triển khai và nghiệm thu xem mục 13 của Center-Management-System-Design-v3.md.</w:t>
       </w:r>
     </w:p>
     <w:p>
@@ -979,7 +462,7 @@
                 <w:sz w:val="18"/>
                 <w:szCs w:val="18"/>
               </w:rPr>
-              <w:t>BR-06 gốc; sửa v2.0 — Manager tạo và quản lý Coach (feedback giảng viên 30/09/2026)</w:t>
+              <w:t>BR-06 gốc; Manager tạo và quản lý Coach (feedback giảng viên)</w:t>
             </w:r>
           </w:p>
         </w:tc>
@@ -1092,7 +575,7 @@
                 <w:sz w:val="18"/>
                 <w:szCs w:val="18"/>
               </w:rPr>
-              <w:t>Đặc tả Tác nhân, Phần 2; sửa v2.0 — thêm ExternalCoach, feedback giảng viên 30/09/2026</w:t>
+              <w:t>Đặc tả Tác nhân, Phần 2; thêm ExternalCoach, feedback giảng viên</w:t>
             </w:r>
           </w:p>
         </w:tc>
@@ -1540,7 +1023,7 @@
                 <w:sz w:val="18"/>
                 <w:szCs w:val="18"/>
               </w:rPr>
-              <w:t>Đặc tả Tác nhân: Quản lý Trung tâm — "Xem lịch sử thao tác"; NFR-02; sửa v2.0</w:t>
+              <w:t xml:space="preserve">Đặc tả Tác nhân: Quản lý Trung tâm — "Xem lịch sử thao tác"; NFR-02; </w:t>
             </w:r>
           </w:p>
         </w:tc>
@@ -1764,7 +1247,7 @@
                 <w:sz w:val="18"/>
                 <w:szCs w:val="18"/>
               </w:rPr>
-              <w:t>Xem xét Thiết kế v2 — bảo mật Đăng nhập Google (v1.2 draft 3, bổ sung 10/09/2026)</w:t>
+              <w:t>Xem xét Thiết kế v2 — bảo mật Đăng nhập Google (v1.2 draft 3, bổ sung)</w:t>
             </w:r>
           </w:p>
         </w:tc>
@@ -1876,7 +1359,7 @@
                 <w:sz w:val="18"/>
                 <w:szCs w:val="18"/>
               </w:rPr>
-              <w:t>Quyết định người dùng 26/09/2026 — Google login lần đầu tự thiết lập mật khẩu; kế thừa bảo vệ BR-59</w:t>
+              <w:t>Quyết định người dùng — Google login lần đầu tự thiết lập mật khẩu; kế thừa bảo vệ BR-59</w:t>
             </w:r>
           </w:p>
         </w:tc>
@@ -2101,7 +1584,7 @@
                 <w:sz w:val="18"/>
                 <w:szCs w:val="18"/>
               </w:rPr>
-              <w:t>Xem xét Thiết kế v2 — kiểm toán tính duy nhất; sửa v2.0 — thêm ExternalCoach</w:t>
+              <w:t>Xem xét Thiết kế v2 — kiểm toán tính duy nhất; thêm ExternalCoach</w:t>
             </w:r>
           </w:p>
         </w:tc>
@@ -2213,7 +1696,7 @@
                 <w:sz w:val="18"/>
                 <w:szCs w:val="18"/>
               </w:rPr>
-              <w:t>Quyết định người dùng 26/09/2026 — chuẩn hóa đăng ký xác thực email bằng OTP</w:t>
+              <w:t>Quyết định người dùng — chuẩn hóa đăng ký xác thực email bằng OTP</w:t>
             </w:r>
           </w:p>
         </w:tc>
@@ -2325,7 +1808,7 @@
                 <w:sz w:val="18"/>
                 <w:szCs w:val="18"/>
               </w:rPr>
-              <w:t>Feedback giảng viên 30/09/2026 — bổ sung ký tự đặc biệt, hoa/thường trong mật khẩu</w:t>
+              <w:t>Feedback giảng viên — bổ sung ký tự đặc biệt, hoa/thường trong mật khẩu</w:t>
             </w:r>
           </w:p>
         </w:tc>
@@ -2437,7 +1920,7 @@
                 <w:sz w:val="18"/>
                 <w:szCs w:val="18"/>
               </w:rPr>
-              <w:t>Feedback giảng viên 30/09/2026 — không hỏi mật khẩu hiện tại khi đặt lại qua quên mật khẩu</w:t>
+              <w:t>Feedback giảng viên — không hỏi mật khẩu hiện tại khi đặt lại qua quên mật khẩu</w:t>
             </w:r>
           </w:p>
         </w:tc>
@@ -2549,7 +2032,7 @@
                 <w:sz w:val="18"/>
                 <w:szCs w:val="18"/>
               </w:rPr>
-              <w:t>Feedback giảng viên 30/09/2026; tách biệt với BR-103</w:t>
+              <w:t>Feedback giảng viên; tách biệt với BR-103</w:t>
             </w:r>
           </w:p>
         </w:tc>
@@ -2580,7 +2063,7 @@
         <w:spacing w:before="240" w:after="240"/>
       </w:pPr>
       <w:r>
-        <w:t>Trung tâm là một nhà văn hóa thể thao đa môn, không phải một phòng gym: mọi môn thể thao là dữ liệu cấu hình (CRUD) chứ không hard-code trong logic nghiệp vụ. Bộ môn khởi tạo gồm Gym, Personal Training, Cầu lông và Bóng rổ; Yoga và Group X không còn được cung cấp.</w:t>
+        <w:t>Danh mục ba môn Gym (bao gồm PT), cầu lông và bóng rổ được cấu hình và có thể mở rộng. Danh tính môn và hình thức dịch vụ cần tách biệt; không hard-code tên môn hoặc ID seed trong nghiệp vụ.</w:t>
       </w:r>
     </w:p>
     <w:tbl>
@@ -2792,7 +2275,7 @@
                 <w:sz w:val="18"/>
                 <w:szCs w:val="18"/>
               </w:rPr>
-              <w:t>Center Manager tạo, xem, chỉnh sửa và ngừng hoạt động (IsActive = false) các môn thể thao (Sport) theo dạng CRUD. Mỗi Sport có: Name duy nhất không phân biệt hoa/thường, OperationType (BR-107), thời lượng mỗi buổi mặc định và sĩ số tối đa mặc định (áp dụng cho môn GroupCourse), loại phòng/sân phù hợp (BR-108), mô tả và IsActive. Ngừng hoạt động một môn chặn tạo lớp mới và thuê sân mới cho môn đó nhưng không xóa lớp, Invoice hay lịch sử đã có; môn đã được tham chiếu không được xóa cứng.</w:t>
+              <w:t>Center Manager tạo, xem, chỉnh sửa và ngừng hoạt động (IsActive = false) các môn thể thao (Sport) theo dạng CRUD. Mỗi Sport có: Name duy nhất không phân biệt hoa/thường, các hình thức dịch vụ hỗ trợ (BR-107), thời lượng mỗi buổi mặc định và sĩ số tối đa mặc định (áp dụng cho môn GroupCourse), loại phòng/sân phù hợp (BR-108), mô tả và IsActive. Ngừng hoạt động một môn chặn tạo lớp mới và thuê sân mới cho môn đó nhưng không xóa lớp, Invoice hay lịch sử đã có; môn đã được tham chiếu không được xóa cứng.</w:t>
             </w:r>
           </w:p>
         </w:tc>
@@ -2855,7 +2338,7 @@
                 <w:sz w:val="18"/>
                 <w:szCs w:val="18"/>
               </w:rPr>
-              <w:t>Feedback giảng viên 30/09/2026 — CRUD môn thể thao; xác nhận người dùng: do Manager thực hiện</w:t>
+              <w:t>Feedback giảng viên — CRUD môn thể thao; xác nhận người dùng: do Manager thực hiện</w:t>
             </w:r>
           </w:p>
         </w:tc>
@@ -2905,7 +2388,7 @@
                 <w:sz w:val="18"/>
                 <w:szCs w:val="18"/>
               </w:rPr>
-              <w:t>Mỗi Sport thuộc đúng một OperationType: WalkIn (ra vào tự do, không đặt lịch — Gym, theo BR-64), OneOnOne (huấn luyện 1 Coach : 1 Member — Personal Training, theo BR-70 đến BR-77) hoặc GroupCourse (khóa học nhóm có lớp, lịch cố định và sĩ số — Cầu lông, Bóng rổ, theo BR-12). Hệ thống khởi tạo bốn môn: Gym (WalkIn), Personal Training (OneOnOne), Cầu lông và Bóng rổ (GroupCourse). Manager có thể thêm môn mới thuộc một trong ba kiểu trên.</w:t>
+              <w:t>Hệ thống có ba môn Gym (bao gồm PT), Cầu lông và Bóng rổ, đồng thời cho phép mở rộng môn trong tương lai. WalkIn, OneOnOne và GroupCourse là hình thức vận hành dịch vụ: Gym hỗ trợ WalkIn và OneOnOne (PT), Cầu lông và Bóng rổ hỗ trợ khóa GroupCourse và thuê sân phù hợp. Không coi PT là môn thứ tư. Mã hiện tại lưu OperationType trên Sport và seed PT riêng; cần migration tách môn/dịch vụ, bảo toàn dữ liệu lịch sử trước khi đồng bộ implementation.</w:t>
             </w:r>
           </w:p>
         </w:tc>
@@ -2968,7 +2451,7 @@
                 <w:sz w:val="18"/>
                 <w:szCs w:val="18"/>
               </w:rPr>
-              <w:t>Feedback giảng viên 30/09/2026 — thêm Cầu lông, Bóng rổ; giữ PT và Gym; bỏ Yoga, Group X</w:t>
+              <w:t>Feedback giảng viên — thêm Cầu lông, Bóng rổ; giữ PT và Gym; bỏ Yoga, Group X</w:t>
             </w:r>
           </w:p>
         </w:tc>
@@ -3080,7 +2563,7 @@
                 <w:sz w:val="18"/>
                 <w:szCs w:val="18"/>
               </w:rPr>
-              <w:t>Feedback giảng viên 30/09/2026 — tạo luồng phòng/sân và coach nắm sân theo thời điểm</w:t>
+              <w:t>Feedback giảng viên — tạo luồng phòng/sân và coach nắm sân theo thời điểm</w:t>
             </w:r>
           </w:p>
         </w:tc>
@@ -3304,7 +2787,7 @@
                 <w:sz w:val="18"/>
                 <w:szCs w:val="18"/>
               </w:rPr>
-              <w:t>Feedback giảng viên 30/09/2026</w:t>
+              <w:t>Feedback giảng viên</w:t>
             </w:r>
           </w:p>
         </w:tc>
@@ -3416,7 +2899,7 @@
                 <w:sz w:val="18"/>
                 <w:szCs w:val="18"/>
               </w:rPr>
-              <w:t>BR-06 gốc; sửa v2.0 — Manager quản lý danh mục môn và tham số vận hành</w:t>
+              <w:t>BR-06 gốc; Manager quản lý danh mục môn và tham số vận hành</w:t>
             </w:r>
           </w:p>
         </w:tc>
@@ -3834,7 +3317,7 @@
                 <w:sz w:val="18"/>
                 <w:szCs w:val="18"/>
               </w:rPr>
-              <w:t>Quyết định người dùng 23/09/2026, v1.5</w:t>
+              <w:t>Quyết định người dùng, v1.5</w:t>
             </w:r>
           </w:p>
         </w:tc>
@@ -3946,7 +3429,7 @@
                 <w:sz w:val="18"/>
                 <w:szCs w:val="18"/>
               </w:rPr>
-              <w:t>Quyết định người dùng 23/09/2026, v1.5; sửa v2.0 — tách lớp nhóm khỏi Membership</w:t>
+              <w:t>Quyết định người dùng, v1.5; tách lớp nhóm khỏi Membership</w:t>
             </w:r>
           </w:p>
         </w:tc>
@@ -4059,7 +3542,7 @@
                 <w:sz w:val="18"/>
                 <w:szCs w:val="18"/>
               </w:rPr>
-              <w:t>Quyết định người dùng 26/09/2026 — PT thu phí riêng và yêu cầu Membership Active</w:t>
+              <w:t>Quyết định người dùng — PT thu phí riêng và yêu cầu Membership Active</w:t>
             </w:r>
           </w:p>
         </w:tc>
@@ -4283,7 +3766,7 @@
                 <w:sz w:val="18"/>
                 <w:szCs w:val="18"/>
               </w:rPr>
-              <w:t>Quyết định người dùng 23/09/2026, v1.5</w:t>
+              <w:t>Quyết định người dùng, v1.5</w:t>
             </w:r>
           </w:p>
         </w:tc>
@@ -4395,7 +3878,7 @@
                 <w:sz w:val="18"/>
                 <w:szCs w:val="18"/>
               </w:rPr>
-              <w:t>Quyết định người dùng 23/09/2026, v1.5</w:t>
+              <w:t>Quyết định người dùng, v1.5</w:t>
             </w:r>
           </w:p>
         </w:tc>
@@ -4507,7 +3990,7 @@
                 <w:sz w:val="18"/>
                 <w:szCs w:val="18"/>
               </w:rPr>
-              <w:t>Quyết định người dùng 25–26/09/2026; sửa v2.0 — bỏ Yoga/Group X</w:t>
+              <w:t>Quyết định người dùng 25–; bỏ Yoga/Group X</w:t>
             </w:r>
           </w:p>
         </w:tc>
@@ -4619,7 +4102,7 @@
                 <w:sz w:val="18"/>
                 <w:szCs w:val="18"/>
               </w:rPr>
-              <w:t>Feedback giảng viên 30/09/2026 — bán gói của một lớp cụ thể</w:t>
+              <w:t>Feedback giảng viên — bán gói của một lớp cụ thể</w:t>
             </w:r>
           </w:p>
         </w:tc>
@@ -4731,7 +4214,7 @@
                 <w:sz w:val="18"/>
                 <w:szCs w:val="18"/>
               </w:rPr>
-              <w:t>Feedback giảng viên 30/09/2026 — cơ chế điểm</w:t>
+              <w:t>Feedback giảng viên — cơ chế điểm</w:t>
             </w:r>
           </w:p>
         </w:tc>
@@ -5029,7 +4512,7 @@
                 <w:sz w:val="18"/>
                 <w:szCs w:val="18"/>
               </w:rPr>
-              <w:t>Quyết định người dùng 23/09/2026; thay thế v2.0 — feedback giảng viên 30/09/2026</w:t>
+              <w:t>Quyết định người dùng; thay thế v2.0 — feedback giảng viên</w:t>
             </w:r>
           </w:p>
         </w:tc>
@@ -5141,7 +4624,7 @@
                 <w:sz w:val="18"/>
                 <w:szCs w:val="18"/>
               </w:rPr>
-              <w:t>Feedback giảng viên 30/09/2026 — Manager tạo lớp và xếp thời gian</w:t>
+              <w:t>Feedback giảng viên — Manager tạo lớp và xếp thời gian</w:t>
             </w:r>
           </w:p>
         </w:tc>
@@ -5254,7 +4737,7 @@
                 <w:sz w:val="18"/>
                 <w:szCs w:val="18"/>
               </w:rPr>
-              <w:t>Quyết định người dùng 23/09/2026; sửa v2.0 — thời lượng theo cấu hình môn</w:t>
+              <w:t>Quyết định người dùng; thời lượng theo cấu hình môn</w:t>
             </w:r>
           </w:p>
         </w:tc>
@@ -5366,7 +4849,7 @@
                 <w:sz w:val="18"/>
                 <w:szCs w:val="18"/>
               </w:rPr>
-              <w:t>Quyết định người dùng 23/09/2026 và 28/09/2026; sửa v2.0 — theo chuyên môn</w:t>
+              <w:t>Quyết định người dùng và; theo chuyên môn</w:t>
             </w:r>
           </w:p>
         </w:tc>
@@ -5478,7 +4961,7 @@
                 <w:sz w:val="18"/>
                 <w:szCs w:val="18"/>
               </w:rPr>
-              <w:t>Feedback giảng viên 30/09/2026 — liệt kê coach nắm sân nào ở thời điểm nào</w:t>
+              <w:t>Feedback giảng viên — liệt kê coach nắm sân nào ở thời điểm nào</w:t>
             </w:r>
           </w:p>
         </w:tc>
@@ -5590,7 +5073,7 @@
                 <w:sz w:val="18"/>
                 <w:szCs w:val="18"/>
               </w:rPr>
-              <w:t>Quyết định người dùng 23/09/2026; sửa v2.0 — sĩ số theo cấu hình môn</w:t>
+              <w:t>Quyết định người dùng; sĩ số theo cấu hình môn</w:t>
             </w:r>
           </w:p>
         </w:tc>
@@ -5702,7 +5185,7 @@
                 <w:sz w:val="18"/>
                 <w:szCs w:val="18"/>
               </w:rPr>
-              <w:t>Quyết định người dùng 23/09/2026; sửa v2.0 — thêm IN_PROGRESS, COMPLETED, CANCELLED</w:t>
+              <w:t>Quyết định người dùng; thêm IN_PROGRESS, COMPLETED, CANCELLED</w:t>
             </w:r>
           </w:p>
         </w:tc>
@@ -5814,7 +5297,7 @@
                 <w:sz w:val="18"/>
                 <w:szCs w:val="18"/>
               </w:rPr>
-              <w:t>Giữ nguyên từ v1.4; sửa v2.0 — lớp theo khóa, không hủy ghi danh khi dời buổi</w:t>
+              <w:t>Giữ nguyên từ v1.4; lớp theo khóa, không hủy ghi danh khi dời buổi</w:t>
             </w:r>
           </w:p>
         </w:tc>
@@ -5926,7 +5409,7 @@
                 <w:sz w:val="18"/>
                 <w:szCs w:val="18"/>
               </w:rPr>
-              <w:t>Quyết định người dùng 28/09/2026; sửa v2.0 — đúng đề bài: Coach xem danh sách học viên lớp phụ trách</w:t>
+              <w:t>Quyết định người dùng; đúng đề bài: Coach xem danh sách học viên lớp phụ trách</w:t>
             </w:r>
           </w:p>
         </w:tc>
@@ -6232,7 +5715,7 @@
                 <w:sz w:val="18"/>
                 <w:szCs w:val="18"/>
               </w:rPr>
-              <w:t>Quyết định người dùng 23/09/2026; thay thế v2.0 — ghi danh theo khóa, không đặt từng buổi</w:t>
+              <w:t>Quyết định người dùng; thay thế v2.0 — ghi danh theo khóa, không đặt từng buổi</w:t>
             </w:r>
           </w:p>
         </w:tc>
@@ -6345,7 +5828,7 @@
                 <w:sz w:val="18"/>
                 <w:szCs w:val="18"/>
               </w:rPr>
-              <w:t>Feedback giảng viên 30/09/2026</w:t>
+              <w:t>Feedback giảng viên</w:t>
             </w:r>
           </w:p>
         </w:tc>
@@ -6457,7 +5940,7 @@
                 <w:sz w:val="18"/>
                 <w:szCs w:val="18"/>
               </w:rPr>
-              <w:t>Feedback giảng viên 30/09/2026 — chưa làm giữ chỗ</w:t>
+              <w:t>Feedback giảng viên — chưa làm giữ chỗ</w:t>
             </w:r>
           </w:p>
         </w:tc>
@@ -6569,7 +6052,7 @@
                 <w:sz w:val="18"/>
                 <w:szCs w:val="18"/>
               </w:rPr>
-              <w:t>Feedback giảng viên 30/09/2026 — handle số người đăng ký vượt mức</w:t>
+              <w:t>Feedback giảng viên — handle số người đăng ký vượt mức</w:t>
             </w:r>
           </w:p>
         </w:tc>
@@ -6681,7 +6164,7 @@
                 <w:sz w:val="18"/>
                 <w:szCs w:val="18"/>
               </w:rPr>
-              <w:t>Feedback giảng viên 30/09/2026; đồng bộ BR-88, BR-135</w:t>
+              <w:t>Feedback giảng viên; đồng bộ BR-88, BR-135</w:t>
             </w:r>
           </w:p>
         </w:tc>
@@ -6793,7 +6276,7 @@
                 <w:sz w:val="18"/>
                 <w:szCs w:val="18"/>
               </w:rPr>
-              <w:t>Feedback giảng viên 30/09/2026 — tính ngưỡng hoàn vốn; xác nhận người dùng: Manager nhập chi phí lớp</w:t>
+              <w:t>Feedback giảng viên — tính ngưỡng hoàn vốn; xác nhận người dùng: Manager nhập chi phí lớp</w:t>
             </w:r>
           </w:p>
         </w:tc>
@@ -6905,7 +6388,7 @@
                 <w:sz w:val="18"/>
                 <w:szCs w:val="18"/>
               </w:rPr>
-              <w:t>Feedback giảng viên 30/09/2026 — xem xét hủy lớp khi chưa đạt ngưỡng</w:t>
+              <w:t>Feedback giảng viên — xem xét hủy lớp khi chưa đạt ngưỡng</w:t>
             </w:r>
           </w:p>
         </w:tc>
@@ -7017,7 +6500,7 @@
                 <w:sz w:val="18"/>
                 <w:szCs w:val="18"/>
               </w:rPr>
-              <w:t>Feedback giảng viên 30/09/2026 — gửi mail yêu cầu chuyển lớp hoặc refund; người dùng chọn refund bằng điểm</w:t>
+              <w:t>Feedback giảng viên — gửi mail yêu cầu chuyển lớp hoặc refund; người dùng chọn refund bằng điểm</w:t>
             </w:r>
           </w:p>
         </w:tc>
@@ -7130,7 +6613,7 @@
                 <w:sz w:val="18"/>
                 <w:szCs w:val="18"/>
               </w:rPr>
-              <w:t>Feedback giảng viên 30/09/2026</w:t>
+              <w:t>Feedback giảng viên</w:t>
             </w:r>
           </w:p>
         </w:tc>
@@ -7428,7 +6911,7 @@
                 <w:sz w:val="18"/>
                 <w:szCs w:val="18"/>
               </w:rPr>
-              <w:t>Quyết định người dùng 23/09/2026; sửa v2.0 — No-show chỉ còn cho PT</w:t>
+              <w:t>Quyết định người dùng; No-show chỉ còn cho PT</w:t>
             </w:r>
           </w:p>
         </w:tc>
@@ -7540,7 +7023,7 @@
                 <w:sz w:val="18"/>
                 <w:szCs w:val="18"/>
               </w:rPr>
-              <w:t>Giữ nguyên từ v1.4; sửa v2.0</w:t>
+              <w:t xml:space="preserve">Giữ nguyên từ v1.4; </w:t>
             </w:r>
           </w:p>
         </w:tc>
@@ -7652,7 +7135,7 @@
                 <w:sz w:val="18"/>
                 <w:szCs w:val="18"/>
               </w:rPr>
-              <w:t>Quyết định người dùng 28/09/2026; sửa v2.0 — theo phân loại lớp nhóm và 1:1</w:t>
+              <w:t>Quyết định người dùng; theo phân loại lớp nhóm và 1:1</w:t>
             </w:r>
           </w:p>
         </w:tc>
@@ -7764,7 +7247,7 @@
                 <w:sz w:val="18"/>
                 <w:szCs w:val="18"/>
               </w:rPr>
-              <w:t>Quyết định người dùng 23/09/2026, v1.5</w:t>
+              <w:t>Quyết định người dùng, v1.5</w:t>
             </w:r>
           </w:p>
         </w:tc>
@@ -8070,7 +7553,7 @@
                 <w:sz w:val="18"/>
                 <w:szCs w:val="18"/>
               </w:rPr>
-              <w:t>Đặc tả Tác nhân: Huấn luyện viên; sửa v2.0 — theo CoachSpecialty</w:t>
+              <w:t>Đặc tả Tác nhân: Huấn luyện viên; theo CoachSpecialty</w:t>
             </w:r>
           </w:p>
         </w:tc>
@@ -8182,7 +7665,7 @@
                 <w:sz w:val="18"/>
                 <w:szCs w:val="18"/>
               </w:rPr>
-              <w:t>Quyết định người dùng 28/09/2026; sửa v2.0 — lớp 1:1 ghi kết quả, lớp nhóm chỉ điểm danh</w:t>
+              <w:t>Quyết định người dùng; lớp 1:1 ghi kết quả, lớp nhóm chỉ điểm danh</w:t>
             </w:r>
           </w:p>
         </w:tc>
@@ -8519,7 +8002,7 @@
                 <w:sz w:val="18"/>
                 <w:szCs w:val="18"/>
               </w:rPr>
-              <w:t>Quyết định người dùng 23/09/2026, v1.5</w:t>
+              <w:t>Quyết định người dùng, v1.5</w:t>
             </w:r>
           </w:p>
         </w:tc>
@@ -8631,7 +8114,7 @@
                 <w:sz w:val="18"/>
                 <w:szCs w:val="18"/>
               </w:rPr>
-              <w:t>Quyết định người dùng 23/09/2026, v1.5</w:t>
+              <w:t>Quyết định người dùng, v1.5</w:t>
             </w:r>
           </w:p>
         </w:tc>
@@ -8743,7 +8226,7 @@
                 <w:sz w:val="18"/>
                 <w:szCs w:val="18"/>
               </w:rPr>
-              <w:t>Quyết định người dùng 23/09/2026, v1.5</w:t>
+              <w:t>Quyết định người dùng, v1.5</w:t>
             </w:r>
           </w:p>
         </w:tc>
@@ -8855,7 +8338,7 @@
                 <w:sz w:val="18"/>
                 <w:szCs w:val="18"/>
               </w:rPr>
-              <w:t>Quyết định người dùng 23/09/2026, v1.5</w:t>
+              <w:t>Quyết định người dùng, v1.5</w:t>
             </w:r>
           </w:p>
         </w:tc>
@@ -8967,7 +8450,7 @@
                 <w:sz w:val="18"/>
                 <w:szCs w:val="18"/>
               </w:rPr>
-              <w:t>Quyết định người dùng 23/09/2026, v1.5</w:t>
+              <w:t>Quyết định người dùng, v1.5</w:t>
             </w:r>
           </w:p>
         </w:tc>
@@ -9079,7 +8562,7 @@
                 <w:sz w:val="18"/>
                 <w:szCs w:val="18"/>
               </w:rPr>
-              <w:t>Quyết định người dùng 23/09/2026, v1.5</w:t>
+              <w:t>Quyết định người dùng, v1.5</w:t>
             </w:r>
           </w:p>
         </w:tc>
@@ -9191,7 +8674,7 @@
                 <w:sz w:val="18"/>
                 <w:szCs w:val="18"/>
               </w:rPr>
-              <w:t>Quyết định người dùng 23/09/2026, v1.5</w:t>
+              <w:t>Quyết định người dùng, v1.5</w:t>
             </w:r>
           </w:p>
         </w:tc>
@@ -9303,7 +8786,7 @@
                 <w:sz w:val="18"/>
                 <w:szCs w:val="18"/>
               </w:rPr>
-              <w:t>Quyết định người dùng 23/09/2026, v1.5</w:t>
+              <w:t>Quyết định người dùng, v1.5</w:t>
             </w:r>
           </w:p>
         </w:tc>
@@ -9415,7 +8898,7 @@
                 <w:sz w:val="18"/>
                 <w:szCs w:val="18"/>
               </w:rPr>
-              <w:t>Quyết định người dùng 28/09/2026; thay thế v2.0 — feedback giảng viên: phân loại coach theo môn</w:t>
+              <w:t>Quyết định người dùng; thay thế v2.0 — feedback giảng viên: phân loại coach theo môn</w:t>
             </w:r>
           </w:p>
         </w:tc>
@@ -9527,7 +9010,7 @@
                 <w:sz w:val="18"/>
                 <w:szCs w:val="18"/>
               </w:rPr>
-              <w:t>Quyết định người dùng 28/09/2026; sửa v2.0</w:t>
+              <w:t xml:space="preserve">Quyết định người dùng; </w:t>
             </w:r>
           </w:p>
         </w:tc>
@@ -9833,7 +9316,7 @@
                 <w:sz w:val="18"/>
                 <w:szCs w:val="18"/>
               </w:rPr>
-              <w:t>Feedback giảng viên 30/09/2026 — tài khoản riêng phân biệt coach ngoài; người dùng chọn: tự đăng ký + Manager duyệt</w:t>
+              <w:t>Feedback giảng viên — tài khoản riêng phân biệt coach ngoài; người dùng chọn: tự đăng ký + Manager duyệt</w:t>
             </w:r>
           </w:p>
         </w:tc>
@@ -9945,7 +9428,7 @@
                 <w:sz w:val="18"/>
                 <w:szCs w:val="18"/>
               </w:rPr>
-              <w:t>Feedback giảng viên 30/09/2026</w:t>
+              <w:t>Feedback giảng viên</w:t>
             </w:r>
           </w:p>
         </w:tc>
@@ -10057,7 +9540,7 @@
                 <w:sz w:val="18"/>
                 <w:szCs w:val="18"/>
               </w:rPr>
-              <w:t>Feedback giảng viên 30/09/2026 — coach ngoài pick giờ tập còn available</w:t>
+              <w:t>Feedback giảng viên — coach ngoài pick giờ tập còn available</w:t>
             </w:r>
           </w:p>
         </w:tc>
@@ -10169,7 +9652,7 @@
                 <w:sz w:val="18"/>
                 <w:szCs w:val="18"/>
               </w:rPr>
-              <w:t>Feedback giảng viên 30/09/2026 — thu tiền từ coach freelancer</w:t>
+              <w:t>Feedback giảng viên — thu tiền từ coach freelancer</w:t>
             </w:r>
           </w:p>
         </w:tc>
@@ -10281,7 +9764,7 @@
                 <w:sz w:val="18"/>
                 <w:szCs w:val="18"/>
               </w:rPr>
-              <w:t>Feedback giảng viên 30/09/2026</w:t>
+              <w:t>Feedback giảng viên</w:t>
             </w:r>
           </w:p>
         </w:tc>
@@ -10393,7 +9876,7 @@
                 <w:sz w:val="18"/>
                 <w:szCs w:val="18"/>
               </w:rPr>
-              <w:t>Feedback giảng viên 30/09/2026; người dùng chọn: hủy trước 24 giờ</w:t>
+              <w:t>Feedback giảng viên; người dùng chọn: hủy trước 24 giờ</w:t>
             </w:r>
           </w:p>
         </w:tc>
@@ -10505,7 +9988,7 @@
                 <w:sz w:val="18"/>
                 <w:szCs w:val="18"/>
               </w:rPr>
-              <w:t>Feedback giảng viên 30/09/2026 — thông báo mất điện, sự cố qua mail</w:t>
+              <w:t>Feedback giảng viên — thông báo mất điện, sự cố qua mail</w:t>
             </w:r>
           </w:p>
         </w:tc>
@@ -10617,7 +10100,7 @@
                 <w:sz w:val="18"/>
                 <w:szCs w:val="18"/>
               </w:rPr>
-              <w:t>Feedback giảng viên 30/09/2026 — liệt kê coach nắm sân nào ở thời điểm nào, thông tin học viên</w:t>
+              <w:t>Feedback giảng viên — liệt kê coach nắm sân nào ở thời điểm nào, thông tin học viên</w:t>
             </w:r>
           </w:p>
         </w:tc>
@@ -10730,7 +10213,7 @@
                 <w:sz w:val="18"/>
                 <w:szCs w:val="18"/>
               </w:rPr>
-              <w:t>Feedback giảng viên 30/09/2026; người dùng chọn: phí thuê sân theo giờ</w:t>
+              <w:t>Feedback giảng viên; người dùng chọn: phí thuê sân theo giờ</w:t>
             </w:r>
           </w:p>
         </w:tc>
@@ -10842,7 +10325,7 @@
                 <w:sz w:val="18"/>
                 <w:szCs w:val="18"/>
               </w:rPr>
-              <w:t>Feedback giảng viên 30/09/2026</w:t>
+              <w:t>Feedback giảng viên</w:t>
             </w:r>
           </w:p>
         </w:tc>
@@ -11148,7 +10631,7 @@
                 <w:sz w:val="18"/>
                 <w:szCs w:val="18"/>
               </w:rPr>
-              <w:t>Quyết định người dùng 25–26/09/2026; sửa v2.0 — thêm ExternalCoach</w:t>
+              <w:t>Quyết định người dùng 25–; thêm ExternalCoach</w:t>
             </w:r>
           </w:p>
         </w:tc>
@@ -11260,7 +10743,7 @@
                 <w:sz w:val="18"/>
                 <w:szCs w:val="18"/>
               </w:rPr>
-              <w:t>Quyết định người dùng 25–26/09/2026; sửa v2.0 — thanh toán kết hợp điểm</w:t>
+              <w:t>Quyết định người dùng 25–; thanh toán kết hợp điểm</w:t>
             </w:r>
           </w:p>
         </w:tc>
@@ -11372,7 +10855,7 @@
                 <w:sz w:val="18"/>
                 <w:szCs w:val="18"/>
               </w:rPr>
-              <w:t>VNPay PAY 2.1.0; quyết định người dùng 26/09/2026; sửa v2.0</w:t>
+              <w:t xml:space="preserve">VNPay PAY 2.1.0; quyết định người dùng; </w:t>
             </w:r>
           </w:p>
         </w:tc>
@@ -11484,7 +10967,7 @@
                 <w:sz w:val="18"/>
                 <w:szCs w:val="18"/>
               </w:rPr>
-              <w:t>Quyết định người dùng 26/09/2026 — thích ứng giới hạn VNPay Sandbox</w:t>
+              <w:t>Quyết định người dùng — thích ứng giới hạn VNPay Sandbox</w:t>
             </w:r>
           </w:p>
         </w:tc>
@@ -11596,7 +11079,7 @@
                 <w:sz w:val="18"/>
                 <w:szCs w:val="18"/>
               </w:rPr>
-              <w:t>VNPay IPN 2.1.0; quyết định người dùng 25–26/09/2026</w:t>
+              <w:t>VNPay IPN 2.1.0; quyết định người dùng 25–</w:t>
             </w:r>
           </w:p>
         </w:tc>
@@ -11709,7 +11192,7 @@
                 <w:sz w:val="18"/>
                 <w:szCs w:val="18"/>
               </w:rPr>
-              <w:t>Quyết định người dùng 25–26/09/2026; sửa v2.0 — thêm ClassPackage, CourtRental, điểm</w:t>
+              <w:t>Quyết định người dùng 25–; thêm ClassPackage, CourtRental, điểm</w:t>
             </w:r>
           </w:p>
         </w:tc>
@@ -11821,7 +11304,7 @@
                 <w:sz w:val="18"/>
                 <w:szCs w:val="18"/>
               </w:rPr>
-              <w:t>Quyết định người dùng 25/09/2026</w:t>
+              <w:t>Quyết định người dùng</w:t>
             </w:r>
           </w:p>
         </w:tc>
@@ -11933,7 +11416,7 @@
                 <w:sz w:val="18"/>
                 <w:szCs w:val="18"/>
               </w:rPr>
-              <w:t>Quyết định người dùng 25–26/09/2026</w:t>
+              <w:t>Quyết định người dùng 25–</w:t>
             </w:r>
           </w:p>
         </w:tc>
@@ -12045,7 +11528,7 @@
                 <w:sz w:val="18"/>
                 <w:szCs w:val="18"/>
               </w:rPr>
-              <w:t>Quyết định người dùng 25–26/09/2026; sửa v2.0</w:t>
+              <w:t xml:space="preserve">Quyết định người dùng 25–; </w:t>
             </w:r>
           </w:p>
         </w:tc>
@@ -12157,7 +11640,7 @@
                 <w:sz w:val="18"/>
                 <w:szCs w:val="18"/>
               </w:rPr>
-              <w:t>Quyết định người dùng 25–26/09/2026</w:t>
+              <w:t>Quyết định người dùng 25–</w:t>
             </w:r>
           </w:p>
         </w:tc>
@@ -12269,7 +11752,7 @@
                 <w:sz w:val="18"/>
                 <w:szCs w:val="18"/>
               </w:rPr>
-              <w:t>Feedback giảng viên 30/09/2026 — mua gói và hoàn tiền bằng điểm; người dùng chọn ví điểm, hoàn thay tiền</w:t>
+              <w:t>Feedback giảng viên — mua gói và hoàn tiền bằng điểm; người dùng chọn ví điểm, hoàn thay tiền</w:t>
             </w:r>
           </w:p>
         </w:tc>
@@ -12381,7 +11864,7 @@
                 <w:sz w:val="18"/>
                 <w:szCs w:val="18"/>
               </w:rPr>
-              <w:t>Feedback giảng viên 30/09/2026 — tránh refund tiền (phạm luật)</w:t>
+              <w:t>Feedback giảng viên — tránh refund tiền (phạm luật)</w:t>
             </w:r>
           </w:p>
         </w:tc>
@@ -12494,7 +11977,7 @@
                 <w:sz w:val="18"/>
                 <w:szCs w:val="18"/>
               </w:rPr>
-              <w:t>Feedback giảng viên 30/09/2026 — mua gói bằng điểm; người dùng bổ sung 30/09/2026: split payment</w:t>
+              <w:t>Feedback giảng viên — mua gói bằng điểm; người dùng bổ sung: split payment</w:t>
             </w:r>
           </w:p>
         </w:tc>
@@ -12606,7 +12089,7 @@
                 <w:sz w:val="18"/>
                 <w:szCs w:val="18"/>
               </w:rPr>
-              <w:t>Người dùng bổ sung 30/09/2026 — Receptionist tra cứu điểm và thanh toán thay Member, Member xác nhận trước khi trừ điểm</w:t>
+              <w:t>Người dùng bổ sung — Receptionist tra cứu điểm và thanh toán thay Member, Member xác nhận trước khi trừ điểm</w:t>
             </w:r>
           </w:p>
         </w:tc>
@@ -12718,7 +12201,7 @@
                 <w:sz w:val="18"/>
                 <w:szCs w:val="18"/>
               </w:rPr>
-              <w:t>Quyết định người dùng 26/09/2026; sửa v2.0 — hoàn bằng điểm, bỏ VNPay Refund API</w:t>
+              <w:t>Quyết định người dùng; hoàn bằng điểm, bỏ VNPay Refund API</w:t>
             </w:r>
           </w:p>
         </w:tc>
@@ -12830,7 +12313,7 @@
                 <w:sz w:val="18"/>
                 <w:szCs w:val="18"/>
               </w:rPr>
-              <w:t>Quyết định người dùng 26/09/2026; sửa v2.0 — hoàn bằng điểm</w:t>
+              <w:t>Quyết định người dùng; hoàn bằng điểm</w:t>
             </w:r>
           </w:p>
         </w:tc>
@@ -12942,7 +12425,7 @@
                 <w:sz w:val="18"/>
                 <w:szCs w:val="18"/>
               </w:rPr>
-              <w:t>Quyết định người dùng 26/09/2026; sửa v2.0 — hoàn bằng điểm</w:t>
+              <w:t>Quyết định người dùng; hoàn bằng điểm</w:t>
             </w:r>
           </w:p>
         </w:tc>
@@ -13055,7 +12538,7 @@
                 <w:sz w:val="18"/>
                 <w:szCs w:val="18"/>
               </w:rPr>
-              <w:t>Feedback giảng viên 30/09/2026; người dùng chọn: giữ quy tắc hoàn và quy đổi ra điểm</w:t>
+              <w:t>Feedback giảng viên; người dùng chọn: giữ quy tắc hoàn và quy đổi ra điểm</w:t>
             </w:r>
           </w:p>
         </w:tc>
@@ -13167,7 +12650,7 @@
                 <w:sz w:val="18"/>
                 <w:szCs w:val="18"/>
               </w:rPr>
-              <w:t>Quyết định người dùng 26/09/2026; sửa v2.0 — hoàn bằng điểm</w:t>
+              <w:t>Quyết định người dùng; hoàn bằng điểm</w:t>
             </w:r>
           </w:p>
         </w:tc>
@@ -13279,7 +12762,7 @@
                 <w:sz w:val="18"/>
                 <w:szCs w:val="18"/>
               </w:rPr>
-              <w:t>Quyết định người dùng 26/09/2026; sửa v2.0 — thay VNPay Refund/QueryDR</w:t>
+              <w:t>Quyết định người dùng; thay VNPay Refund/QueryDR</w:t>
             </w:r>
           </w:p>
         </w:tc>
@@ -13391,7 +12874,7 @@
                 <w:sz w:val="18"/>
                 <w:szCs w:val="18"/>
               </w:rPr>
-              <w:t>Quyết định người dùng 25–26/09/2026; sửa v2.0 — thay Refunded bằng cơ chế điểm</w:t>
+              <w:t>Quyết định người dùng 25–; thay Refunded bằng cơ chế điểm</w:t>
             </w:r>
           </w:p>
         </w:tc>
@@ -13689,7 +13172,7 @@
                 <w:sz w:val="18"/>
                 <w:szCs w:val="18"/>
               </w:rPr>
-              <w:t>BR-04 gốc; quyết định người dùng 28/09/2026; sửa v2.0</w:t>
+              <w:t xml:space="preserve">BR-04 gốc; quyết định người dùng; </w:t>
             </w:r>
           </w:p>
         </w:tc>
@@ -13801,7 +13284,7 @@
                 <w:sz w:val="18"/>
                 <w:szCs w:val="18"/>
               </w:rPr>
-              <w:t>Dẫn xuất; NFR-02; sửa v2.0</w:t>
+              <w:t xml:space="preserve">Dẫn xuất; NFR-02; </w:t>
             </w:r>
           </w:p>
         </w:tc>
@@ -13913,7 +13396,7 @@
                 <w:sz w:val="18"/>
                 <w:szCs w:val="18"/>
               </w:rPr>
-              <w:t>NFR-01 Hiệu năng; sửa v2.0 — chatbot thuộc phạm vi triển khai</w:t>
+              <w:t>NFR-01 Hiệu năng; chatbot thuộc phạm vi triển khai</w:t>
             </w:r>
           </w:p>
         </w:tc>
@@ -14025,7 +13508,7 @@
                 <w:sz w:val="18"/>
                 <w:szCs w:val="18"/>
               </w:rPr>
-              <w:t>Dẫn xuất — giới hạn phạm vi an toàn; sửa v2.0</w:t>
+              <w:t xml:space="preserve">Dẫn xuất — giới hạn phạm vi an toàn; </w:t>
             </w:r>
           </w:p>
         </w:tc>
@@ -14137,7 +13620,7 @@
                 <w:sz w:val="18"/>
                 <w:szCs w:val="18"/>
               </w:rPr>
-              <w:t>Quyết định người dùng 28/09/2026; sửa v2.0</w:t>
+              <w:t xml:space="preserve">Quyết định người dùng; </w:t>
             </w:r>
           </w:p>
         </w:tc>
@@ -14250,7 +13733,7 @@
                 <w:sz w:val="18"/>
                 <w:szCs w:val="18"/>
               </w:rPr>
-              <w:t>Feedback giảng viên 30/09/2026 — chatbot hỗ trợ xếp lịch cho Manager và show lịch hôm nay cho Member</w:t>
+              <w:t>Feedback giảng viên — chatbot hỗ trợ xếp lịch cho Manager và show lịch hôm nay cho Member</w:t>
             </w:r>
           </w:p>
         </w:tc>
@@ -14362,7 +13845,7 @@
                 <w:sz w:val="18"/>
                 <w:szCs w:val="18"/>
               </w:rPr>
-              <w:t>Feedback giảng viên 30/09/2026</w:t>
+              <w:t>Feedback giảng viên</w:t>
             </w:r>
           </w:p>
         </w:tc>
@@ -14660,7 +14143,7 @@
                 <w:sz w:val="18"/>
                 <w:szCs w:val="18"/>
               </w:rPr>
-              <w:t>Quyết định người dùng 25–26/09/2026; sửa v2.0</w:t>
+              <w:t xml:space="preserve">Quyết định người dùng 25–; </w:t>
             </w:r>
           </w:p>
         </w:tc>
@@ -14884,7 +14367,7 @@
                 <w:sz w:val="18"/>
                 <w:szCs w:val="18"/>
               </w:rPr>
-              <w:t>Xem xét Thiết kế v2; Quyết định người dùng 22/09/2026, v1.4</w:t>
+              <w:t>Xem xét Thiết kế v2; Quyết định người dùng, v1.4</w:t>
             </w:r>
           </w:p>
         </w:tc>
@@ -15108,7 +14591,7 @@
                 <w:sz w:val="18"/>
                 <w:szCs w:val="18"/>
               </w:rPr>
-              <w:t>Xem xét Thiết kế v2 — tham chiếu bởi API /reports/export; Quyết định người dùng 22/09/2026, v1.4</w:t>
+              <w:t>Xem xét Thiết kế v2 — tham chiếu bởi API /reports/export; Quyết định người dùng, v1.4</w:t>
             </w:r>
           </w:p>
         </w:tc>
@@ -15220,7 +14703,7 @@
                 <w:sz w:val="18"/>
                 <w:szCs w:val="18"/>
               </w:rPr>
-              <w:t>Đề bài: Manager xem báo cáo thành viên, đăng ký lớp, doanh thu; feedback giảng viên 30/09/2026</w:t>
+              <w:t>Đề bài: Manager xem báo cáo thành viên, đăng ký lớp, doanh thu; feedback giảng viên</w:t>
             </w:r>
           </w:p>
         </w:tc>
@@ -15518,7 +15001,7 @@
                 <w:sz w:val="18"/>
                 <w:szCs w:val="18"/>
               </w:rPr>
-              <w:t>Đặc tả Tác nhân: Hội viên; quyết định người dùng 22/09/2026; sửa v2.0</w:t>
+              <w:t xml:space="preserve">Đặc tả Tác nhân: Hội viên; quyết định người dùng; </w:t>
             </w:r>
           </w:p>
         </w:tc>
@@ -15742,7 +15225,7 @@
                 <w:sz w:val="18"/>
                 <w:szCs w:val="18"/>
               </w:rPr>
-              <w:t>Feedback giảng viên 30/09/2026 — thông báo mất điện, sự cố cho coach và coach ngoài</w:t>
+              <w:t>Feedback giảng viên — thông báo mất điện, sự cố cho coach và coach ngoài</w:t>
             </w:r>
           </w:p>
         </w:tc>
@@ -16488,7 +15971,7 @@
                 <w:sz w:val="18"/>
                 <w:szCs w:val="18"/>
               </w:rPr>
-              <w:t>Quyết định người dùng 28/09/2026 — loại payroll khỏi scope</w:t>
+              <w:t>Quyết định người dùng — loại payroll khỏi scope</w:t>
             </w:r>
           </w:p>
         </w:tc>
@@ -18454,1015 +17937,12 @@
     </w:p>
     <w:p>
       <w:pPr>
-        <w:pStyle w:val="Heading1"/>
-        <w:keepNext/>
-        <w:spacing w:before="300" w:after="120"/>
-      </w:pPr>
-      <w:r>
-        <w:rPr>
-          <w:b/>
-          <w:bCs/>
-        </w:rPr>
-        <w:t>O. Quy tắc bị xóa hoặc thay thế so với phiên bản 1.9</w:t>
-      </w:r>
-    </w:p>
-    <w:p>
-      <w:pPr>
         <w:spacing w:before="240" w:after="240"/>
       </w:pPr>
       <w:r>
         <w:t>Bảng sau giúp truy vết các quy tắc cũ không còn áp dụng nguyên văn do đổi phạm vi. Các mã được liệt kê không được dùng làm yêu cầu triển khai theo nội dung cũ.</w:t>
       </w:r>
     </w:p>
-    <w:tbl>
-      <w:tblPr>
-        <w:tblW w:w="10200" w:type="dxa"/>
-        <w:tblBorders>
-          <w:top w:val="single" w:sz="4" w:space="0" w:color="auto"/>
-          <w:left w:val="single" w:sz="4" w:space="0" w:color="auto"/>
-          <w:bottom w:val="single" w:sz="4" w:space="0" w:color="auto"/>
-          <w:right w:val="single" w:sz="4" w:space="0" w:color="auto"/>
-          <w:insideH w:val="single" w:sz="4" w:space="0" w:color="auto"/>
-          <w:insideV w:val="single" w:sz="4" w:space="0" w:color="auto"/>
-        </w:tblBorders>
-        <w:tblCellMar>
-          <w:left w:w="10" w:type="dxa"/>
-          <w:right w:w="10" w:type="dxa"/>
-        </w:tblCellMar>
-        <w:tblLook w:val="04A0" w:firstRow="1" w:lastRow="0" w:firstColumn="1" w:lastColumn="0" w:noHBand="0" w:noVBand="1"/>
-      </w:tblPr>
-      <w:tblGrid>
-        <w:gridCol w:w="1628"/>
-        <w:gridCol w:w="3255"/>
-        <w:gridCol w:w="1194"/>
-        <w:gridCol w:w="4123"/>
-      </w:tblGrid>
-      <w:tr>
-        <w:trPr>
-          <w:cantSplit/>
-          <w:tblHeader/>
-        </w:trPr>
-        <w:tc>
-          <w:tcPr>
-            <w:tcW w:w="1500" w:type="dxa"/>
-            <w:shd w:val="clear" w:color="auto" w:fill="D9E2F3"/>
-            <w:tcMar>
-              <w:top w:w="60" w:type="dxa"/>
-              <w:left w:w="100" w:type="dxa"/>
-              <w:bottom w:w="60" w:type="dxa"/>
-              <w:right w:w="100" w:type="dxa"/>
-            </w:tcMar>
-            <w:vAlign w:val="center"/>
-          </w:tcPr>
-          <w:p>
-            <w:pPr>
-              <w:keepNext/>
-            </w:pPr>
-            <w:r>
-              <w:rPr>
-                <w:b/>
-                <w:bCs/>
-                <w:sz w:val="18"/>
-                <w:szCs w:val="18"/>
-              </w:rPr>
-              <w:lastRenderedPageBreak/>
-              <w:t>Mã cũ</w:t>
-            </w:r>
-          </w:p>
-        </w:tc>
-        <w:tc>
-          <w:tcPr>
-            <w:tcW w:w="3000" w:type="dxa"/>
-            <w:shd w:val="clear" w:color="auto" w:fill="D9E2F3"/>
-            <w:tcMar>
-              <w:top w:w="60" w:type="dxa"/>
-              <w:left w:w="100" w:type="dxa"/>
-              <w:bottom w:w="60" w:type="dxa"/>
-              <w:right w:w="100" w:type="dxa"/>
-            </w:tcMar>
-            <w:vAlign w:val="center"/>
-          </w:tcPr>
-          <w:p>
-            <w:pPr>
-              <w:keepNext/>
-            </w:pPr>
-            <w:r>
-              <w:rPr>
-                <w:b/>
-                <w:bCs/>
-                <w:sz w:val="18"/>
-                <w:szCs w:val="18"/>
-              </w:rPr>
-              <w:t>Nội dung cũ</w:t>
-            </w:r>
-          </w:p>
-        </w:tc>
-        <w:tc>
-          <w:tcPr>
-            <w:tcW w:w="1100" w:type="dxa"/>
-            <w:shd w:val="clear" w:color="auto" w:fill="D9E2F3"/>
-            <w:tcMar>
-              <w:top w:w="60" w:type="dxa"/>
-              <w:left w:w="100" w:type="dxa"/>
-              <w:bottom w:w="60" w:type="dxa"/>
-              <w:right w:w="100" w:type="dxa"/>
-            </w:tcMar>
-            <w:vAlign w:val="center"/>
-          </w:tcPr>
-          <w:p>
-            <w:pPr>
-              <w:keepNext/>
-            </w:pPr>
-            <w:r>
-              <w:rPr>
-                <w:b/>
-                <w:bCs/>
-                <w:sz w:val="18"/>
-                <w:szCs w:val="18"/>
-              </w:rPr>
-              <w:t>Trạng thái</w:t>
-            </w:r>
-          </w:p>
-        </w:tc>
-        <w:tc>
-          <w:tcPr>
-            <w:tcW w:w="3800" w:type="dxa"/>
-            <w:shd w:val="clear" w:color="auto" w:fill="D9E2F3"/>
-            <w:tcMar>
-              <w:top w:w="60" w:type="dxa"/>
-              <w:left w:w="100" w:type="dxa"/>
-              <w:bottom w:w="60" w:type="dxa"/>
-              <w:right w:w="100" w:type="dxa"/>
-            </w:tcMar>
-            <w:vAlign w:val="center"/>
-          </w:tcPr>
-          <w:p>
-            <w:pPr>
-              <w:keepNext/>
-            </w:pPr>
-            <w:r>
-              <w:rPr>
-                <w:b/>
-                <w:bCs/>
-                <w:sz w:val="18"/>
-                <w:szCs w:val="18"/>
-              </w:rPr>
-              <w:t>Thay bằng / Lý do</w:t>
-            </w:r>
-          </w:p>
-        </w:tc>
-      </w:tr>
-      <w:tr>
-        <w:trPr>
-          <w:cantSplit/>
-        </w:trPr>
-        <w:tc>
-          <w:tcPr>
-            <w:tcW w:w="1500" w:type="dxa"/>
-            <w:tcMar>
-              <w:top w:w="60" w:type="dxa"/>
-              <w:left w:w="100" w:type="dxa"/>
-              <w:bottom w:w="60" w:type="dxa"/>
-              <w:right w:w="100" w:type="dxa"/>
-            </w:tcMar>
-            <w:vAlign w:val="center"/>
-          </w:tcPr>
-          <w:p>
-            <w:r>
-              <w:t>BR-12, BR-13</w:t>
-            </w:r>
-          </w:p>
-        </w:tc>
-        <w:tc>
-          <w:tcPr>
-            <w:tcW w:w="3000" w:type="dxa"/>
-            <w:tcMar>
-              <w:top w:w="60" w:type="dxa"/>
-              <w:left w:w="100" w:type="dxa"/>
-              <w:bottom w:w="60" w:type="dxa"/>
-              <w:right w:w="100" w:type="dxa"/>
-            </w:tcMar>
-            <w:vAlign w:val="center"/>
-          </w:tcPr>
-          <w:p>
-            <w:r>
-              <w:rPr>
-                <w:sz w:val="18"/>
-                <w:szCs w:val="18"/>
-              </w:rPr>
-              <w:t>Chỉ Yoga và Group X, mỗi buổi cố định 60 phút</w:t>
-            </w:r>
-          </w:p>
-        </w:tc>
-        <w:tc>
-          <w:tcPr>
-            <w:tcW w:w="1100" w:type="dxa"/>
-            <w:tcMar>
-              <w:top w:w="60" w:type="dxa"/>
-              <w:left w:w="100" w:type="dxa"/>
-              <w:bottom w:w="60" w:type="dxa"/>
-              <w:right w:w="100" w:type="dxa"/>
-            </w:tcMar>
-            <w:vAlign w:val="center"/>
-          </w:tcPr>
-          <w:p>
-            <w:r>
-              <w:rPr>
-                <w:sz w:val="18"/>
-                <w:szCs w:val="18"/>
-              </w:rPr>
-              <w:t>Thay thế</w:t>
-            </w:r>
-          </w:p>
-        </w:tc>
-        <w:tc>
-          <w:tcPr>
-            <w:tcW w:w="3800" w:type="dxa"/>
-            <w:tcMar>
-              <w:top w:w="60" w:type="dxa"/>
-              <w:left w:w="100" w:type="dxa"/>
-              <w:bottom w:w="60" w:type="dxa"/>
-              <w:right w:w="100" w:type="dxa"/>
-            </w:tcMar>
-            <w:vAlign w:val="center"/>
-          </w:tcPr>
-          <w:p>
-            <w:r>
-              <w:rPr>
-                <w:sz w:val="18"/>
-                <w:szCs w:val="18"/>
-              </w:rPr>
-              <w:t>Thay bằng BR-12 mới (môn GroupCourse cấu hình), BR-13 mới (thời lượng theo Sport), BR-106/107.</w:t>
-            </w:r>
-          </w:p>
-        </w:tc>
-      </w:tr>
-      <w:tr>
-        <w:trPr>
-          <w:cantSplit/>
-        </w:trPr>
-        <w:tc>
-          <w:tcPr>
-            <w:tcW w:w="1500" w:type="dxa"/>
-            <w:tcMar>
-              <w:top w:w="60" w:type="dxa"/>
-              <w:left w:w="100" w:type="dxa"/>
-              <w:bottom w:w="60" w:type="dxa"/>
-              <w:right w:w="100" w:type="dxa"/>
-            </w:tcMar>
-            <w:vAlign w:val="center"/>
-          </w:tcPr>
-          <w:p>
-            <w:r>
-              <w:t>BR-15</w:t>
-            </w:r>
-          </w:p>
-        </w:tc>
-        <w:tc>
-          <w:tcPr>
-            <w:tcW w:w="3000" w:type="dxa"/>
-            <w:tcMar>
-              <w:top w:w="60" w:type="dxa"/>
-              <w:left w:w="100" w:type="dxa"/>
-              <w:bottom w:w="60" w:type="dxa"/>
-              <w:right w:w="100" w:type="dxa"/>
-            </w:tcMar>
-            <w:vAlign w:val="center"/>
-          </w:tcPr>
-          <w:p>
-            <w:r>
-              <w:rPr>
-                <w:sz w:val="18"/>
-                <w:szCs w:val="18"/>
-              </w:rPr>
-              <w:t>Mỗi môn tối đa 1 slot sáng + 1 slot chiều mỗi ngày; tối đa 4 lớp/ngày</w:t>
-            </w:r>
-          </w:p>
-        </w:tc>
-        <w:tc>
-          <w:tcPr>
-            <w:tcW w:w="1100" w:type="dxa"/>
-            <w:tcMar>
-              <w:top w:w="60" w:type="dxa"/>
-              <w:left w:w="100" w:type="dxa"/>
-              <w:bottom w:w="60" w:type="dxa"/>
-              <w:right w:w="100" w:type="dxa"/>
-            </w:tcMar>
-            <w:vAlign w:val="center"/>
-          </w:tcPr>
-          <w:p>
-            <w:r>
-              <w:rPr>
-                <w:sz w:val="18"/>
-                <w:szCs w:val="18"/>
-              </w:rPr>
-              <w:t>Xóa</w:t>
-            </w:r>
-          </w:p>
-        </w:tc>
-        <w:tc>
-          <w:tcPr>
-            <w:tcW w:w="3800" w:type="dxa"/>
-            <w:tcMar>
-              <w:top w:w="60" w:type="dxa"/>
-              <w:left w:w="100" w:type="dxa"/>
-              <w:bottom w:w="60" w:type="dxa"/>
-              <w:right w:w="100" w:type="dxa"/>
-            </w:tcMar>
-            <w:vAlign w:val="center"/>
-          </w:tcPr>
-          <w:p>
-            <w:r>
-              <w:rPr>
-                <w:sz w:val="18"/>
-                <w:szCs w:val="18"/>
-              </w:rPr>
-              <w:t>Lớp do Manager xếp lịch tự do theo Room/Coach/giờ hoạt động; xung đột kiểm tra bằng BR-112, BR-108.</w:t>
-            </w:r>
-          </w:p>
-        </w:tc>
-      </w:tr>
-      <w:tr>
-        <w:trPr>
-          <w:cantSplit/>
-        </w:trPr>
-        <w:tc>
-          <w:tcPr>
-            <w:tcW w:w="1500" w:type="dxa"/>
-            <w:tcMar>
-              <w:top w:w="60" w:type="dxa"/>
-              <w:left w:w="100" w:type="dxa"/>
-              <w:bottom w:w="60" w:type="dxa"/>
-              <w:right w:w="100" w:type="dxa"/>
-            </w:tcMar>
-            <w:vAlign w:val="center"/>
-          </w:tcPr>
-          <w:p>
-            <w:r>
-              <w:t>BR-17</w:t>
-            </w:r>
-          </w:p>
-        </w:tc>
-        <w:tc>
-          <w:tcPr>
-            <w:tcW w:w="3000" w:type="dxa"/>
-            <w:tcMar>
-              <w:top w:w="60" w:type="dxa"/>
-              <w:left w:w="100" w:type="dxa"/>
-              <w:bottom w:w="60" w:type="dxa"/>
-              <w:right w:w="100" w:type="dxa"/>
-            </w:tcMar>
-            <w:vAlign w:val="center"/>
-          </w:tcPr>
-          <w:p>
-            <w:r>
-              <w:rPr>
-                <w:sz w:val="18"/>
-                <w:szCs w:val="18"/>
-              </w:rPr>
-              <w:t>Tối đa 1 lớp Yoga + 1 lớp Group X mỗi ngày</w:t>
-            </w:r>
-          </w:p>
-        </w:tc>
-        <w:tc>
-          <w:tcPr>
-            <w:tcW w:w="1100" w:type="dxa"/>
-            <w:tcMar>
-              <w:top w:w="60" w:type="dxa"/>
-              <w:left w:w="100" w:type="dxa"/>
-              <w:bottom w:w="60" w:type="dxa"/>
-              <w:right w:w="100" w:type="dxa"/>
-            </w:tcMar>
-            <w:vAlign w:val="center"/>
-          </w:tcPr>
-          <w:p>
-            <w:r>
-              <w:rPr>
-                <w:sz w:val="18"/>
-                <w:szCs w:val="18"/>
-              </w:rPr>
-              <w:t>Xóa</w:t>
-            </w:r>
-          </w:p>
-        </w:tc>
-        <w:tc>
-          <w:tcPr>
-            <w:tcW w:w="3800" w:type="dxa"/>
-            <w:tcMar>
-              <w:top w:w="60" w:type="dxa"/>
-              <w:left w:w="100" w:type="dxa"/>
-              <w:bottom w:w="60" w:type="dxa"/>
-              <w:right w:w="100" w:type="dxa"/>
-            </w:tcMar>
-            <w:vAlign w:val="center"/>
-          </w:tcPr>
-          <w:p>
-            <w:r>
-              <w:rPr>
-                <w:sz w:val="18"/>
-                <w:szCs w:val="18"/>
-              </w:rPr>
-              <w:t>Không còn đặt từng buổi; thay bằng BR-114 (không giao lịch).</w:t>
-            </w:r>
-          </w:p>
-        </w:tc>
-      </w:tr>
-      <w:tr>
-        <w:trPr>
-          <w:cantSplit/>
-        </w:trPr>
-        <w:tc>
-          <w:tcPr>
-            <w:tcW w:w="1500" w:type="dxa"/>
-            <w:tcMar>
-              <w:top w:w="60" w:type="dxa"/>
-              <w:left w:w="100" w:type="dxa"/>
-              <w:bottom w:w="60" w:type="dxa"/>
-              <w:right w:w="100" w:type="dxa"/>
-            </w:tcMar>
-            <w:vAlign w:val="center"/>
-          </w:tcPr>
-          <w:p>
-            <w:r>
-              <w:t>BR-18, BR-19, BR-50</w:t>
-            </w:r>
-          </w:p>
-        </w:tc>
-        <w:tc>
-          <w:tcPr>
-            <w:tcW w:w="3000" w:type="dxa"/>
-            <w:tcMar>
-              <w:top w:w="60" w:type="dxa"/>
-              <w:left w:w="100" w:type="dxa"/>
-              <w:bottom w:w="60" w:type="dxa"/>
-              <w:right w:w="100" w:type="dxa"/>
-            </w:tcMar>
-            <w:vAlign w:val="center"/>
-          </w:tcPr>
-          <w:p>
-            <w:r>
-              <w:rPr>
-                <w:sz w:val="18"/>
-                <w:szCs w:val="18"/>
-              </w:rPr>
-              <w:t>Hủy booking trước giờ học 30 phút, giải phóng slot</w:t>
-            </w:r>
-          </w:p>
-        </w:tc>
-        <w:tc>
-          <w:tcPr>
-            <w:tcW w:w="1100" w:type="dxa"/>
-            <w:tcMar>
-              <w:top w:w="60" w:type="dxa"/>
-              <w:left w:w="100" w:type="dxa"/>
-              <w:bottom w:w="60" w:type="dxa"/>
-              <w:right w:w="100" w:type="dxa"/>
-            </w:tcMar>
-            <w:vAlign w:val="center"/>
-          </w:tcPr>
-          <w:p>
-            <w:r>
-              <w:rPr>
-                <w:sz w:val="18"/>
-                <w:szCs w:val="18"/>
-              </w:rPr>
-              <w:t>Xóa</w:t>
-            </w:r>
-          </w:p>
-        </w:tc>
-        <w:tc>
-          <w:tcPr>
-            <w:tcW w:w="3800" w:type="dxa"/>
-            <w:tcMar>
-              <w:top w:w="60" w:type="dxa"/>
-              <w:left w:w="100" w:type="dxa"/>
-              <w:bottom w:w="60" w:type="dxa"/>
-              <w:right w:w="100" w:type="dxa"/>
-            </w:tcMar>
-            <w:vAlign w:val="center"/>
-          </w:tcPr>
-          <w:p>
-            <w:r>
-              <w:rPr>
-                <w:sz w:val="18"/>
-                <w:szCs w:val="18"/>
-              </w:rPr>
-              <w:t>Ghi danh theo khóa, không hủy từng buổi; hoàn trả theo BR-122 (bằng điểm).</w:t>
-            </w:r>
-          </w:p>
-        </w:tc>
-      </w:tr>
-      <w:tr>
-        <w:trPr>
-          <w:cantSplit/>
-        </w:trPr>
-        <w:tc>
-          <w:tcPr>
-            <w:tcW w:w="1500" w:type="dxa"/>
-            <w:tcMar>
-              <w:top w:w="60" w:type="dxa"/>
-              <w:left w:w="100" w:type="dxa"/>
-              <w:bottom w:w="60" w:type="dxa"/>
-              <w:right w:w="100" w:type="dxa"/>
-            </w:tcMar>
-            <w:vAlign w:val="center"/>
-          </w:tcPr>
-          <w:p>
-            <w:r>
-              <w:t>BR-22, BR-53</w:t>
-            </w:r>
-          </w:p>
-        </w:tc>
-        <w:tc>
-          <w:tcPr>
-            <w:tcW w:w="3000" w:type="dxa"/>
-            <w:tcMar>
-              <w:top w:w="60" w:type="dxa"/>
-              <w:left w:w="100" w:type="dxa"/>
-              <w:bottom w:w="60" w:type="dxa"/>
-              <w:right w:w="100" w:type="dxa"/>
-            </w:tcMar>
-            <w:vAlign w:val="center"/>
-          </w:tcPr>
-          <w:p>
-            <w:r>
-              <w:rPr>
-                <w:sz w:val="18"/>
-                <w:szCs w:val="18"/>
-              </w:rPr>
-              <w:t>Hạn chế đặt lớp 7 ngày sau 3 lần No-show trong 30 ngày</w:t>
-            </w:r>
-          </w:p>
-        </w:tc>
-        <w:tc>
-          <w:tcPr>
-            <w:tcW w:w="1100" w:type="dxa"/>
-            <w:tcMar>
-              <w:top w:w="60" w:type="dxa"/>
-              <w:left w:w="100" w:type="dxa"/>
-              <w:bottom w:w="60" w:type="dxa"/>
-              <w:right w:w="100" w:type="dxa"/>
-            </w:tcMar>
-            <w:vAlign w:val="center"/>
-          </w:tcPr>
-          <w:p>
-            <w:r>
-              <w:rPr>
-                <w:sz w:val="18"/>
-                <w:szCs w:val="18"/>
-              </w:rPr>
-              <w:t>Xóa</w:t>
-            </w:r>
-          </w:p>
-        </w:tc>
-        <w:tc>
-          <w:tcPr>
-            <w:tcW w:w="3800" w:type="dxa"/>
-            <w:tcMar>
-              <w:top w:w="60" w:type="dxa"/>
-              <w:left w:w="100" w:type="dxa"/>
-              <w:bottom w:w="60" w:type="dxa"/>
-              <w:right w:w="100" w:type="dxa"/>
-            </w:tcMar>
-            <w:vAlign w:val="center"/>
-          </w:tcPr>
-          <w:p>
-            <w:r>
-              <w:rPr>
-                <w:sz w:val="18"/>
-                <w:szCs w:val="18"/>
-              </w:rPr>
-              <w:t>Không còn booking từng buổi để hạn chế; No-show chỉ còn cho PT (BR-20).</w:t>
-            </w:r>
-          </w:p>
-        </w:tc>
-      </w:tr>
-      <w:tr>
-        <w:trPr>
-          <w:cantSplit/>
-        </w:trPr>
-        <w:tc>
-          <w:tcPr>
-            <w:tcW w:w="1500" w:type="dxa"/>
-            <w:tcMar>
-              <w:top w:w="60" w:type="dxa"/>
-              <w:left w:w="100" w:type="dxa"/>
-              <w:bottom w:w="60" w:type="dxa"/>
-              <w:right w:w="100" w:type="dxa"/>
-            </w:tcMar>
-            <w:vAlign w:val="center"/>
-          </w:tcPr>
-          <w:p>
-            <w:r>
-              <w:t>BR-68</w:t>
-            </w:r>
-          </w:p>
-        </w:tc>
-        <w:tc>
-          <w:tcPr>
-            <w:tcW w:w="3000" w:type="dxa"/>
-            <w:tcMar>
-              <w:top w:w="60" w:type="dxa"/>
-              <w:left w:w="100" w:type="dxa"/>
-              <w:bottom w:w="60" w:type="dxa"/>
-              <w:right w:w="100" w:type="dxa"/>
-            </w:tcMar>
-            <w:vAlign w:val="center"/>
-          </w:tcPr>
-          <w:p>
-            <w:r>
-              <w:rPr>
-                <w:sz w:val="18"/>
-                <w:szCs w:val="18"/>
-              </w:rPr>
-              <w:t>Không triển khai Waitlist</w:t>
-            </w:r>
-          </w:p>
-        </w:tc>
-        <w:tc>
-          <w:tcPr>
-            <w:tcW w:w="1100" w:type="dxa"/>
-            <w:tcMar>
-              <w:top w:w="60" w:type="dxa"/>
-              <w:left w:w="100" w:type="dxa"/>
-              <w:bottom w:w="60" w:type="dxa"/>
-              <w:right w:w="100" w:type="dxa"/>
-            </w:tcMar>
-            <w:vAlign w:val="center"/>
-          </w:tcPr>
-          <w:p>
-            <w:r>
-              <w:rPr>
-                <w:sz w:val="18"/>
-                <w:szCs w:val="18"/>
-              </w:rPr>
-              <w:t>Thay thế</w:t>
-            </w:r>
-          </w:p>
-        </w:tc>
-        <w:tc>
-          <w:tcPr>
-            <w:tcW w:w="3800" w:type="dxa"/>
-            <w:tcMar>
-              <w:top w:w="60" w:type="dxa"/>
-              <w:left w:w="100" w:type="dxa"/>
-              <w:bottom w:w="60" w:type="dxa"/>
-              <w:right w:w="100" w:type="dxa"/>
-            </w:tcMar>
-            <w:vAlign w:val="center"/>
-          </w:tcPr>
-          <w:p>
-            <w:r>
-              <w:rPr>
-                <w:sz w:val="18"/>
-                <w:szCs w:val="18"/>
-              </w:rPr>
-              <w:t>Thay bằng giữ chỗ có thời hạn và chống vượt sĩ số: BR-115, BR-116, BR-117.</w:t>
-            </w:r>
-          </w:p>
-        </w:tc>
-      </w:tr>
-      <w:tr>
-        <w:trPr>
-          <w:cantSplit/>
-        </w:trPr>
-        <w:tc>
-          <w:tcPr>
-            <w:tcW w:w="1500" w:type="dxa"/>
-            <w:tcMar>
-              <w:top w:w="60" w:type="dxa"/>
-              <w:left w:w="100" w:type="dxa"/>
-              <w:bottom w:w="60" w:type="dxa"/>
-              <w:right w:w="100" w:type="dxa"/>
-            </w:tcMar>
-            <w:vAlign w:val="center"/>
-          </w:tcPr>
-          <w:p>
-            <w:r>
-              <w:t>BR-69</w:t>
-            </w:r>
-          </w:p>
-        </w:tc>
-        <w:tc>
-          <w:tcPr>
-            <w:tcW w:w="3000" w:type="dxa"/>
-            <w:tcMar>
-              <w:top w:w="60" w:type="dxa"/>
-              <w:left w:w="100" w:type="dxa"/>
-              <w:bottom w:w="60" w:type="dxa"/>
-              <w:right w:w="100" w:type="dxa"/>
-            </w:tcMar>
-            <w:vAlign w:val="center"/>
-          </w:tcPr>
-          <w:p>
-            <w:r>
-              <w:rPr>
-                <w:sz w:val="18"/>
-                <w:szCs w:val="18"/>
-              </w:rPr>
-              <w:t>Không cho booking class sau Membership.EndDate</w:t>
-            </w:r>
-          </w:p>
-        </w:tc>
-        <w:tc>
-          <w:tcPr>
-            <w:tcW w:w="1100" w:type="dxa"/>
-            <w:tcMar>
-              <w:top w:w="60" w:type="dxa"/>
-              <w:left w:w="100" w:type="dxa"/>
-              <w:bottom w:w="60" w:type="dxa"/>
-              <w:right w:w="100" w:type="dxa"/>
-            </w:tcMar>
-            <w:vAlign w:val="center"/>
-          </w:tcPr>
-          <w:p>
-            <w:r>
-              <w:rPr>
-                <w:sz w:val="18"/>
-                <w:szCs w:val="18"/>
-              </w:rPr>
-              <w:t>Xóa</w:t>
-            </w:r>
-          </w:p>
-        </w:tc>
-        <w:tc>
-          <w:tcPr>
-            <w:tcW w:w="3800" w:type="dxa"/>
-            <w:tcMar>
-              <w:top w:w="60" w:type="dxa"/>
-              <w:left w:w="100" w:type="dxa"/>
-              <w:bottom w:w="60" w:type="dxa"/>
-              <w:right w:w="100" w:type="dxa"/>
-            </w:tcMar>
-            <w:vAlign w:val="center"/>
-          </w:tcPr>
-          <w:p>
-            <w:r>
-              <w:rPr>
-                <w:sz w:val="18"/>
-                <w:szCs w:val="18"/>
-              </w:rPr>
-              <w:t>Lớp nhóm độc lập với Membership (BR-10); PT vẫn bị giới hạn bởi BR-72.</w:t>
-            </w:r>
-          </w:p>
-        </w:tc>
-      </w:tr>
-      <w:tr>
-        <w:trPr>
-          <w:cantSplit/>
-        </w:trPr>
-        <w:tc>
-          <w:tcPr>
-            <w:tcW w:w="1500" w:type="dxa"/>
-            <w:tcMar>
-              <w:top w:w="60" w:type="dxa"/>
-              <w:left w:w="100" w:type="dxa"/>
-              <w:bottom w:w="60" w:type="dxa"/>
-              <w:right w:w="100" w:type="dxa"/>
-            </w:tcMar>
-            <w:vAlign w:val="center"/>
-          </w:tcPr>
-          <w:p>
-            <w:r>
-              <w:t>BR-96 (bản cũ)</w:t>
-            </w:r>
-          </w:p>
-        </w:tc>
-        <w:tc>
-          <w:tcPr>
-            <w:tcW w:w="3000" w:type="dxa"/>
-            <w:tcMar>
-              <w:top w:w="60" w:type="dxa"/>
-              <w:left w:w="100" w:type="dxa"/>
-              <w:bottom w:w="60" w:type="dxa"/>
-              <w:right w:w="100" w:type="dxa"/>
-            </w:tcMar>
-            <w:vAlign w:val="center"/>
-          </w:tcPr>
-          <w:p>
-            <w:r>
-              <w:rPr>
-                <w:sz w:val="18"/>
-                <w:szCs w:val="18"/>
-              </w:rPr>
-              <w:t>CoachCategory = PersonalTrainer hoặc ClassInstructor</w:t>
-            </w:r>
-          </w:p>
-        </w:tc>
-        <w:tc>
-          <w:tcPr>
-            <w:tcW w:w="1100" w:type="dxa"/>
-            <w:tcMar>
-              <w:top w:w="60" w:type="dxa"/>
-              <w:left w:w="100" w:type="dxa"/>
-              <w:bottom w:w="60" w:type="dxa"/>
-              <w:right w:w="100" w:type="dxa"/>
-            </w:tcMar>
-            <w:vAlign w:val="center"/>
-          </w:tcPr>
-          <w:p>
-            <w:r>
-              <w:rPr>
-                <w:sz w:val="18"/>
-                <w:szCs w:val="18"/>
-              </w:rPr>
-              <w:t>Thay thế</w:t>
-            </w:r>
-          </w:p>
-        </w:tc>
-        <w:tc>
-          <w:tcPr>
-            <w:tcW w:w="3800" w:type="dxa"/>
-            <w:tcMar>
-              <w:top w:w="60" w:type="dxa"/>
-              <w:left w:w="100" w:type="dxa"/>
-              <w:bottom w:w="60" w:type="dxa"/>
-              <w:right w:w="100" w:type="dxa"/>
-            </w:tcMar>
-            <w:vAlign w:val="center"/>
-          </w:tcPr>
-          <w:p>
-            <w:r>
-              <w:rPr>
-                <w:sz w:val="18"/>
-                <w:szCs w:val="18"/>
-              </w:rPr>
-              <w:t>Thay bằng CoachSpecialty theo môn (BR-96 mới).</w:t>
-            </w:r>
-          </w:p>
-        </w:tc>
-      </w:tr>
-      <w:tr>
-        <w:trPr>
-          <w:cantSplit/>
-        </w:trPr>
-        <w:tc>
-          <w:tcPr>
-            <w:tcW w:w="1500" w:type="dxa"/>
-            <w:tcMar>
-              <w:top w:w="60" w:type="dxa"/>
-              <w:left w:w="100" w:type="dxa"/>
-              <w:bottom w:w="60" w:type="dxa"/>
-              <w:right w:w="100" w:type="dxa"/>
-            </w:tcMar>
-            <w:vAlign w:val="center"/>
-          </w:tcPr>
-          <w:p>
-            <w:r>
-              <w:t>BR-97, BR-98, BR-100 (bản cũ)</w:t>
-            </w:r>
-          </w:p>
-        </w:tc>
-        <w:tc>
-          <w:tcPr>
-            <w:tcW w:w="3000" w:type="dxa"/>
-            <w:tcMar>
-              <w:top w:w="60" w:type="dxa"/>
-              <w:left w:w="100" w:type="dxa"/>
-              <w:bottom w:w="60" w:type="dxa"/>
-              <w:right w:w="100" w:type="dxa"/>
-            </w:tcMar>
-            <w:vAlign w:val="center"/>
-          </w:tcPr>
-          <w:p>
-            <w:r>
-              <w:rPr>
-                <w:sz w:val="18"/>
-                <w:szCs w:val="18"/>
-              </w:rPr>
-              <w:t>ClassInstructor không xem roster; điểm danh Yoga/Group X; chặn AI cho ClassInstructor</w:t>
-            </w:r>
-          </w:p>
-        </w:tc>
-        <w:tc>
-          <w:tcPr>
-            <w:tcW w:w="1100" w:type="dxa"/>
-            <w:tcMar>
-              <w:top w:w="60" w:type="dxa"/>
-              <w:left w:w="100" w:type="dxa"/>
-              <w:bottom w:w="60" w:type="dxa"/>
-              <w:right w:w="100" w:type="dxa"/>
-            </w:tcMar>
-            <w:vAlign w:val="center"/>
-          </w:tcPr>
-          <w:p>
-            <w:r>
-              <w:rPr>
-                <w:sz w:val="18"/>
-                <w:szCs w:val="18"/>
-              </w:rPr>
-              <w:t>Thay thế</w:t>
-            </w:r>
-          </w:p>
-        </w:tc>
-        <w:tc>
-          <w:tcPr>
-            <w:tcW w:w="3800" w:type="dxa"/>
-            <w:tcMar>
-              <w:top w:w="60" w:type="dxa"/>
-              <w:left w:w="100" w:type="dxa"/>
-              <w:bottom w:w="60" w:type="dxa"/>
-              <w:right w:w="100" w:type="dxa"/>
-            </w:tcMar>
-            <w:vAlign w:val="center"/>
-          </w:tcPr>
-          <w:p>
-            <w:r>
-              <w:rPr>
-                <w:sz w:val="18"/>
-                <w:szCs w:val="18"/>
-              </w:rPr>
-              <w:t>BR-97 mới: Coach xem roster lớp mình (đúng đề bài); BR-98 mới: Receptionist điểm danh lớp nhóm; BR-100 mới theo Specialty PT.</w:t>
-            </w:r>
-          </w:p>
-        </w:tc>
-      </w:tr>
-      <w:tr>
-        <w:trPr>
-          <w:cantSplit/>
-        </w:trPr>
-        <w:tc>
-          <w:tcPr>
-            <w:tcW w:w="1500" w:type="dxa"/>
-            <w:tcMar>
-              <w:top w:w="60" w:type="dxa"/>
-              <w:left w:w="100" w:type="dxa"/>
-              <w:bottom w:w="60" w:type="dxa"/>
-              <w:right w:w="100" w:type="dxa"/>
-            </w:tcMar>
-            <w:vAlign w:val="center"/>
-          </w:tcPr>
-          <w:p>
-            <w:r>
-              <w:t>BR-90 đến BR-95 (VNPay Refund)</w:t>
-            </w:r>
-          </w:p>
-        </w:tc>
-        <w:tc>
-          <w:tcPr>
-            <w:tcW w:w="3000" w:type="dxa"/>
-            <w:tcMar>
-              <w:top w:w="60" w:type="dxa"/>
-              <w:left w:w="100" w:type="dxa"/>
-              <w:bottom w:w="60" w:type="dxa"/>
-              <w:right w:w="100" w:type="dxa"/>
-            </w:tcMar>
-            <w:vAlign w:val="center"/>
-          </w:tcPr>
-          <w:p>
-            <w:r>
-              <w:rPr>
-                <w:sz w:val="18"/>
-                <w:szCs w:val="18"/>
-              </w:rPr>
-              <w:t>Hoàn tiền 50% qua VNPay Refund API, Processing/Failed</w:t>
-            </w:r>
-          </w:p>
-        </w:tc>
-        <w:tc>
-          <w:tcPr>
-            <w:tcW w:w="1100" w:type="dxa"/>
-            <w:tcMar>
-              <w:top w:w="60" w:type="dxa"/>
-              <w:left w:w="100" w:type="dxa"/>
-              <w:bottom w:w="60" w:type="dxa"/>
-              <w:right w:w="100" w:type="dxa"/>
-            </w:tcMar>
-            <w:vAlign w:val="center"/>
-          </w:tcPr>
-          <w:p>
-            <w:r>
-              <w:rPr>
-                <w:sz w:val="18"/>
-                <w:szCs w:val="18"/>
-              </w:rPr>
-              <w:t>Thay thế</w:t>
-            </w:r>
-          </w:p>
-        </w:tc>
-        <w:tc>
-          <w:tcPr>
-            <w:tcW w:w="3800" w:type="dxa"/>
-            <w:tcMar>
-              <w:top w:w="60" w:type="dxa"/>
-              <w:left w:w="100" w:type="dxa"/>
-              <w:bottom w:w="60" w:type="dxa"/>
-              <w:right w:w="100" w:type="dxa"/>
-            </w:tcMar>
-            <w:vAlign w:val="center"/>
-          </w:tcPr>
-          <w:p>
-            <w:r>
-              <w:rPr>
-                <w:sz w:val="18"/>
-                <w:szCs w:val="18"/>
-              </w:rPr>
-              <w:t>Hoàn bằng điểm (BR-134, BR-135, BR-136); bỏ trạng thái gateway refund; báo cáo doanh thu theo BR-95 mới.</w:t>
-            </w:r>
-          </w:p>
-        </w:tc>
-      </w:tr>
-    </w:tbl>
     <w:p>
       <w:pPr>
         <w:keepNext/>
@@ -19480,11 +17960,9 @@
           <w:b/>
           <w:bCs/>
         </w:rPr>
-        <w:t>P. Giả định đã áp dụng cần xác nhận</w:t>
+        <w:t>O. Tham số nghiệp vụ và các điểm cần xác nhận</w:t>
       </w:r>
-      <w:r>
-        <w:t>Các giá trị dưới đây được chọn làm mặc định hợp lý khi soạn phiên bản 2.0 và chưa được người dùng hoặc giảng viên xác nhận riêng; nhóm cần chốt trước khi thiết kế chi tiết và cài đặt.</w:t>
-      </w:r>
+      <w:r/>
     </w:p>
     <w:tbl>
       <w:tblPr>
@@ -20817,6 +19295,8 @@
     </w:tbl>
     <w:p/>
     <w:sectPr>
+      <w:headerReference w:type="default" r:id="rId7"/>
+      <w:footerReference w:type="default" r:id="rId8"/>
       <w:pgSz w:w="12240" w:h="15840"/>
       <w:pgMar w:top="720" w:right="720" w:bottom="720" w:left="720" w:header="708" w:footer="708" w:gutter="0"/>
       <w:cols w:space="720"/>
@@ -20824,6 +19304,26 @@
     </w:sectPr>
   </w:body>
 </w:document>
+</file>
+
+<file path=word/footer1.xml><?xml version="1.0" encoding="utf-8"?>
+<w:ftr xmlns:m="http://schemas.openxmlformats.org/officeDocument/2006/math" xmlns:mc="http://schemas.openxmlformats.org/markup-compatibility/2006" xmlns:mo="http://schemas.microsoft.com/office/mac/office/2008/main" xmlns:mv="urn:schemas-microsoft-com:mac:vml" xmlns:o="urn:schemas-microsoft-com:office:office" xmlns:r="http://schemas.openxmlformats.org/officeDocument/2006/relationships" xmlns:v="urn:schemas-microsoft-com:vml" xmlns:w10="urn:schemas-microsoft-com:office:word" xmlns:w14="http://schemas.microsoft.com/office/word/2010/wordml" xmlns:w="http://schemas.openxmlformats.org/wordprocessingml/2006/main" xmlns:wne="http://schemas.microsoft.com/office/word/2006/wordml" xmlns:wp14="http://schemas.microsoft.com/office/word/2010/wordprocessingDrawing" xmlns:wp="http://schemas.openxmlformats.org/drawingml/2006/wordprocessingDrawing" xmlns:wpc="http://schemas.microsoft.com/office/word/2010/wordprocessingCanvas" xmlns:wpg="http://schemas.microsoft.com/office/word/2010/wordprocessingGroup" xmlns:wpi="http://schemas.microsoft.com/office/word/2010/wordprocessingInk" xmlns:wps="http://schemas.microsoft.com/office/word/2010/wordprocessingShape" mc:Ignorable="w14 wp14">
+  <w:p>
+    <w:pPr>
+      <w:pStyle w:val="Footer"/>
+    </w:pPr>
+  </w:p>
+</w:ftr>
+</file>
+
+<file path=word/header1.xml><?xml version="1.0" encoding="utf-8"?>
+<w:hdr xmlns:m="http://schemas.openxmlformats.org/officeDocument/2006/math" xmlns:mc="http://schemas.openxmlformats.org/markup-compatibility/2006" xmlns:mo="http://schemas.microsoft.com/office/mac/office/2008/main" xmlns:mv="urn:schemas-microsoft-com:mac:vml" xmlns:o="urn:schemas-microsoft-com:office:office" xmlns:r="http://schemas.openxmlformats.org/officeDocument/2006/relationships" xmlns:v="urn:schemas-microsoft-com:vml" xmlns:w10="urn:schemas-microsoft-com:office:word" xmlns:w14="http://schemas.microsoft.com/office/word/2010/wordml" xmlns:w="http://schemas.openxmlformats.org/wordprocessingml/2006/main" xmlns:wne="http://schemas.microsoft.com/office/word/2006/wordml" xmlns:wp14="http://schemas.microsoft.com/office/word/2010/wordprocessingDrawing" xmlns:wp="http://schemas.openxmlformats.org/drawingml/2006/wordprocessingDrawing" xmlns:wpc="http://schemas.microsoft.com/office/word/2010/wordprocessingCanvas" xmlns:wpg="http://schemas.microsoft.com/office/word/2010/wordprocessingGroup" xmlns:wpi="http://schemas.microsoft.com/office/word/2010/wordprocessingInk" xmlns:wps="http://schemas.microsoft.com/office/word/2010/wordprocessingShape" mc:Ignorable="w14 wp14">
+  <w:p>
+    <w:pPr>
+      <w:pStyle w:val="Header"/>
+    </w:pPr>
+  </w:p>
+</w:hdr>
 </file>
 
 <file path=word/numbering.xml><?xml version="1.0" encoding="utf-8"?>

--- a/docs/SportManagement_BusinessRules_v2.0_updated.docx
+++ b/docs/SportManagement_BusinessRules_v2.0_updated.docx
@@ -1857,7 +1857,7 @@
                 <w:sz w:val="18"/>
                 <w:szCs w:val="18"/>
               </w:rPr>
-              <w:t>Quên mật khẩu: người dùng nhập email; hệ thống luôn trả cùng một thông báo trung tính dù email có tồn tại hay không. Nếu tài khoản tồn tại và không bị khóa, hệ thống gửi liên kết đặt lại (hoặc OTP 6 chữ số) có hiệu lực 10 phút, dùng một lần, chỉ mã mới nhất còn hiệu lực, lưu ở dạng băm, tối đa 5 lần nhập sai; gửi lại phải chờ ít nhất 60 giây và chịu rate limit theo email lẫn IP (giống BR-78). Đặt lại mật khẩu bằng cơ chế này KHÔNG yêu cầu mật khẩu hiện tại; chỉ yêu cầu mật khẩu mới đáp ứng BR-102 và nhập xác nhận. Sau khi đặt lại thành công, mọi phiên đăng nhập/refresh token cũ bị vô hiệu và hệ thống gửi email thông báo mật khẩu đã thay đổi.</w:t>
+              <w:t>Quên mật khẩu: người dùng nhập email; hệ thống luôn trả cùng một thông báo trung tính dù email có tồn tại hay không. Nếu tài khoản tồn tại và không bị khóa, hệ thống gửi email chứa liên kết đặt lại (không dùng OTP) mang token ngẫu nhiên 256-bit, có hiệu lực 10 phút, dùng một lần, chỉ liên kết mới nhất còn hiệu lực, token lưu ở dạng băm, tối đa 5 lần thử sai; gửi lại cho cùng email phải chờ ít nhất 60 giây (đổi sang email khác không bị chặn trên giao diện) và chịu rate limit theo email lẫn IP (giống BR-78). Đặt lại mật khẩu bằng cơ chế này KHÔNG yêu cầu mật khẩu hiện tại; chỉ yêu cầu mật khẩu mới đáp ứng BR-102 và nhập xác nhận. Các trang xác thực hiển thị hoàn toàn bằng tiếng Anh. Sau khi đặt lại thành công, mọi phiên đăng nhập/refresh token cũ bị vô hiệu và hệ thống gửi email thông báo mật khẩu đã thay đổi.</w:t>
             </w:r>
           </w:p>
         </w:tc>

--- a/docs/SportManagement_BusinessRules_v2.0_updated.docx
+++ b/docs/SportManagement_BusinessRules_v2.0_updated.docx
@@ -61,7 +61,7 @@
         <w:spacing w:before="240" w:after="240"/>
       </w:pPr>
       <w:r>
-        <w:t>Thuật ngữ: Sport (môn); Class (lớp/khóa học có mã như Cầu lông 01); Session (buổi học); Room (phòng/sân); SeatHold (giữ chỗ tạm thời khi checkout); ClassPackage (gói của một lớp); ExternalCoach (huấn luyện viên tự do thuê sân); PointWallet (ví điểm). Sáu vai trò hệ thống: System Administrator, Center Manager, Coach, ExternalCoach, Member, Receptionist.</w:t>
+        <w:t>Thuật ngữ: Sport (môn); Class (lớp/khóa học có mã như Cầu lông 01); Session (buổi học); Room (phòng/sân); SeatHold (giữ chỗ tạm thời khi checkout); ClassPackage (gói của một lớp); PointWallet (ví điểm). Năm vai trò hệ thống: System Administrator, Center Manager, Coach, Member, Receptionist. Trung tâm không có huấn luyện viên freelancer và không cho phép gym/huấn luyện viên bên ngoài vào hoạt động; người ngoài muốn thuê sân dùng tài khoản Member bình thường (BR-140).</w:t>
       </w:r>
     </w:p>
     <w:p>
@@ -399,7 +399,7 @@
                 <w:sz w:val="18"/>
                 <w:szCs w:val="18"/>
               </w:rPr>
-              <w:t>Chỉ System Administrator được tạo tài khoản System Administrator, Center Manager và Receptionist; gán hoặc thay đổi vai trò người dùng. Center Manager được tạo và quản lý tài khoản Coach của trung tâm (kèm CoachSpecialty theo BR-96) và duyệt tài khoản ExternalCoach (BR-105), nhưng không được gán hoặc đổi vai trò. Mỗi tài khoản có đúng một vai trò. System Administrator đầu tiên được khởi tạo khi triển khai. Sau khi đổi vai trò có hiệu lực, request xác thực tiếp theo phải đối chiếu vai trò hiện tại; JWT mang vai trò cũ khác vai trò hiện tại bị từ chối. Đây không phải cam kết thu hồi toàn bộ token hoặc logout-all.</w:t>
+              <w:t>Chỉ System Administrator được tạo tài khoản System Administrator, Center Manager và Receptionist; gán hoặc thay đổi vai trò người dùng. Center Manager được tạo và quản lý tài khoản Coach của trung tâm (kèm CoachSpecialty theo BR-96), nhưng không được gán hoặc đổi vai trò. Mỗi tài khoản có đúng một vai trò. System Administrator đầu tiên được khởi tạo khi triển khai. Sau khi đổi vai trò có hiệu lực, request xác thực tiếp theo phải đối chiếu vai trò hiện tại; JWT mang vai trò cũ khác vai trò hiện tại bị từ chối. Đây không phải cam kết thu hồi toàn bộ token hoặc logout-all.</w:t>
             </w:r>
           </w:p>
         </w:tc>
@@ -512,7 +512,7 @@
                 <w:sz w:val="18"/>
                 <w:szCs w:val="18"/>
               </w:rPr>
-              <w:t>Mỗi tài khoản người dùng được gán chính xác một vai trò: System Administrator, Center Manager, Coach, ExternalCoach, Member hoặc Receptionist. Coach là huấn luyện viên của trung tâm; ExternalCoach là huấn luyện viên tự do thuê sân; hai vai trò tách biệt về tài khoản, quyền và dữ liệu. Khách chưa đăng nhập (Guest) không phải vai trò; Guest chỉ xem nội dung công khai của landing page (môn thể thao, lớp đang mở, giá, lịch sân trống tổng quát) và được đăng ký tài khoản Member hoặc ExternalCoach.</w:t>
+              <w:t>Mỗi tài khoản người dùng được gán chính xác một vai trò: System Administrator, Center Manager, Coach, Member hoặc Receptionist. Coach là huấn luyện viên của trung tâm. Trung tâm không có huấn luyện viên freelancer và không cho phép gym hoặc huấn luyện viên bên ngoài vào hoạt động (BR-140). Khách chưa đăng nhập (Guest) không phải vai trò; Guest chỉ xem nội dung công khai của landing page (môn thể thao, lớp đang mở, giá, lịch sân trống tổng quát) và được đăng ký tài khoản Member.</w:t>
             </w:r>
           </w:p>
         </w:tc>
@@ -575,7 +575,7 @@
                 <w:sz w:val="18"/>
                 <w:szCs w:val="18"/>
               </w:rPr>
-              <w:t>Đặc tả Tác nhân, Phần 2; thêm ExternalCoach, feedback giảng viên</w:t>
+              <w:t>Đặc tả Tác nhân, Phần 2; Quyết định người dùng 06/10/2026 — bỏ ExternalCoach, Member thuê sân</w:t>
             </w:r>
           </w:p>
         </w:tc>
@@ -960,7 +960,7 @@
                 <w:sz w:val="18"/>
                 <w:szCs w:val="18"/>
               </w:rPr>
-              <w:t>Mọi thao tác quản trị và nghiệp vụ quan trọng của System Administrator, Center Manager, Coach, ExternalCoach và Receptionist phải được ghi Audit Log, gồm người thực hiện, hành động, đối tượng bị tác động và thời điểm. Các nhóm thao tác bắt buộc ghi gồm: CRUD môn thể thao, tạo/duyệt/khóa tài khoản Coach và ExternalCoach, tạo/sửa/hủy lớp và lịch, quyết định về ngưỡng hoàn vốn, thuê/hủy sân, cộng/trừ/điều chỉnh điểm. Thao tác khóa hoặc mở khóa tài khoản phải ghi thêm lý do.</w:t>
+              <w:t>Mọi thao tác quản trị và nghiệp vụ quan trọng của System Administrator, Center Manager, Coach và Receptionist phải được ghi Audit Log, gồm người thực hiện, hành động, đối tượng bị tác động và thời điểm. Các nhóm thao tác bắt buộc ghi gồm: CRUD môn thể thao, tạo/khóa tài khoản Coach, tạo/sửa/hủy lớp và lịch, quyết định về ngưỡng hoàn vốn, thuê/hủy sân, cộng/trừ/điều chỉnh điểm. Thao tác khóa hoặc mở khóa tài khoản phải ghi thêm lý do.</w:t>
             </w:r>
           </w:p>
         </w:tc>
@@ -1521,7 +1521,7 @@
                 <w:sz w:val="18"/>
                 <w:szCs w:val="18"/>
               </w:rPr>
-              <w:t>Mỗi vai trò trong 6 vai trò hệ thống (System Administrator, Center Manager, Coach, ExternalCoach, Member, Receptionist) có tên vai trò (role_name) duy nhất trên toàn hệ thống; không có hai bản ghi Role nào được trùng tên — được đảm bảo bởi seed data cố định (6 dòng) cộng với một ràng buộc unique.</w:t>
+              <w:t>Mỗi vai trò trong 5 vai trò hệ thống (System Administrator, Center Manager, Coach, Member, Receptionist) có tên vai trò (role_name) duy nhất trên toàn hệ thống; không có hai bản ghi Role nào được trùng tên — được đảm bảo bởi seed data cố định (5 dòng) cộng với một ràng buộc unique.</w:t>
             </w:r>
           </w:p>
         </w:tc>
@@ -1584,7 +1584,7 @@
                 <w:sz w:val="18"/>
                 <w:szCs w:val="18"/>
               </w:rPr>
-              <w:t>Xem xét Thiết kế v2 — kiểm toán tính duy nhất; thêm ExternalCoach</w:t>
+              <w:t>Xem xét Thiết kế v2 — kiểm toán tính duy nhất; bỏ ExternalCoach</w:t>
             </w:r>
           </w:p>
         </w:tc>
@@ -2500,7 +2500,7 @@
                 <w:sz w:val="18"/>
                 <w:szCs w:val="18"/>
               </w:rPr>
-              <w:t>Mỗi Room (phòng tập/sân) thuộc một RoomType tương thích với một hoặc nhiều Sport. Tại mọi thời điểm một Room chỉ phục vụ tối đa một hoạt động: buổi lớp, buổi PT, lượt thuê của ExternalCoach hoặc khung giờ bị khóa; hệ thống từ chối mọi hoạt động giao thời gian với hoạt động khác trên cùng Room và phải được đảm bảo ở tầng cơ sở dữ liệu, không chỉ ở giao diện.</w:t>
+              <w:t>Mỗi Room (phòng tập/sân) thuộc một RoomType tương thích với một hoặc nhiều Sport. Tại mọi thời điểm một Room chỉ phục vụ tối đa một hoạt động: buổi lớp, buổi PT, lượt thuê của Member hoặc khung giờ bị khóa; hệ thống từ chối mọi hoạt động giao thời gian với hoạt động khác trên cùng Room và phải được đảm bảo ở tầng cơ sở dữ liệu, không chỉ ở giao diện.</w:t>
             </w:r>
           </w:p>
         </w:tc>
@@ -4652,8 +4652,7 @@
                 <w:sz w:val="18"/>
                 <w:szCs w:val="18"/>
               </w:rPr>
-              <w:lastRenderedPageBreak/>
-              <w:t>BR-13</w:t>
+              <w:t>BR-141</w:t>
             </w:r>
           </w:p>
         </w:tc>
@@ -4674,7 +4673,7 @@
                 <w:sz w:val="18"/>
                 <w:szCs w:val="18"/>
               </w:rPr>
-              <w:t>Thời lượng mỗi buổi của lớp lấy từ cấu hình của Sport (BR-106). Khi Center Manager nhập StartTime của buổi, EndTime = StartTime + thời lượng; giờ cụ thể và thời lượng không được hard-code trong business logic. Riêng buổi PT có thời lượng cố định 90 phút theo BR-70.</w:t>
+              <w:t>Dữ liệu khởi tạo (seed) có lịch lớp cố định cho hai môn GroupCourse. Bóng rổ: Thứ 2-4-6, 07:00–09:00 và Thứ 3-5-7, 14:00–16:00 (hai lớp Bóng rổ 01 và Bóng rổ 02). Cầu lông: cùng hai khung giờ trên sân cầu lông riêng (Cầu lông 01 và Cầu lông 02). Các khung giờ còn lại của sân là khung trống mở cho Member thuê (BR-126). Center Manager có thể thêm lớp hoặc sân vào các khung giờ khác trong tương lai theo BR-14 và BR-111; mọi lịch mới vẫn phải qua kiểm tra xung đột BR-112.</w:t>
             </w:r>
           </w:p>
         </w:tc>
@@ -4716,7 +4715,7 @@
                 <w:sz w:val="18"/>
                 <w:szCs w:val="18"/>
               </w:rPr>
-              <w:t>Tĩnh</w:t>
+              <w:t>Động</w:t>
             </w:r>
           </w:p>
         </w:tc>
@@ -4737,7 +4736,7 @@
                 <w:sz w:val="18"/>
                 <w:szCs w:val="18"/>
               </w:rPr>
-              <w:t>Quyết định người dùng; thời lượng theo cấu hình môn</w:t>
+              <w:t>Quyết định người dùng 06/10/2026 — bỏ ExternalCoach, Member thuê sân</w:t>
             </w:r>
           </w:p>
         </w:tc>
@@ -4765,6 +4764,119 @@
                 <w:sz w:val="18"/>
                 <w:szCs w:val="18"/>
               </w:rPr>
+              <w:lastRenderedPageBreak/>
+              <w:t>BR-13</w:t>
+            </w:r>
+          </w:p>
+        </w:tc>
+        <w:tc>
+          <w:tcPr>
+            <w:tcW w:w="5200" w:type="dxa"/>
+            <w:tcMar>
+              <w:top w:w="60" w:type="dxa"/>
+              <w:left w:w="100" w:type="dxa"/>
+              <w:bottom w:w="60" w:type="dxa"/>
+              <w:right w:w="100" w:type="dxa"/>
+            </w:tcMar>
+            <w:vAlign w:val="center"/>
+          </w:tcPr>
+          <w:p>
+            <w:r>
+              <w:rPr>
+                <w:sz w:val="18"/>
+                <w:szCs w:val="18"/>
+              </w:rPr>
+              <w:t>Thời lượng mỗi buổi của lớp lấy từ cấu hình của Sport (BR-106). Khi Center Manager nhập StartTime của buổi, EndTime = StartTime + thời lượng; giờ cụ thể và thời lượng không được hard-code trong business logic. Riêng buổi PT có thời lượng cố định 90 phút theo BR-70.</w:t>
+            </w:r>
+          </w:p>
+        </w:tc>
+        <w:tc>
+          <w:tcPr>
+            <w:tcW w:w="1400" w:type="dxa"/>
+            <w:tcMar>
+              <w:top w:w="60" w:type="dxa"/>
+              <w:left w:w="100" w:type="dxa"/>
+              <w:bottom w:w="60" w:type="dxa"/>
+              <w:right w:w="100" w:type="dxa"/>
+            </w:tcMar>
+            <w:vAlign w:val="center"/>
+          </w:tcPr>
+          <w:p>
+            <w:r>
+              <w:rPr>
+                <w:sz w:val="18"/>
+                <w:szCs w:val="18"/>
+              </w:rPr>
+              <w:t>Ràng buộc</w:t>
+            </w:r>
+          </w:p>
+        </w:tc>
+        <w:tc>
+          <w:tcPr>
+            <w:tcW w:w="1300" w:type="dxa"/>
+            <w:tcMar>
+              <w:top w:w="60" w:type="dxa"/>
+              <w:left w:w="100" w:type="dxa"/>
+              <w:bottom w:w="60" w:type="dxa"/>
+              <w:right w:w="100" w:type="dxa"/>
+            </w:tcMar>
+            <w:vAlign w:val="center"/>
+          </w:tcPr>
+          <w:p>
+            <w:r>
+              <w:rPr>
+                <w:sz w:val="18"/>
+                <w:szCs w:val="18"/>
+              </w:rPr>
+              <w:t>Tĩnh</w:t>
+            </w:r>
+          </w:p>
+        </w:tc>
+        <w:tc>
+          <w:tcPr>
+            <w:tcW w:w="2400" w:type="dxa"/>
+            <w:tcMar>
+              <w:top w:w="60" w:type="dxa"/>
+              <w:left w:w="100" w:type="dxa"/>
+              <w:bottom w:w="60" w:type="dxa"/>
+              <w:right w:w="100" w:type="dxa"/>
+            </w:tcMar>
+            <w:vAlign w:val="center"/>
+          </w:tcPr>
+          <w:p>
+            <w:r>
+              <w:rPr>
+                <w:sz w:val="18"/>
+                <w:szCs w:val="18"/>
+              </w:rPr>
+              <w:t>Quyết định người dùng; thời lượng theo cấu hình môn</w:t>
+            </w:r>
+          </w:p>
+        </w:tc>
+      </w:tr>
+      <w:tr>
+        <w:trPr>
+          <w:cantSplit/>
+        </w:trPr>
+        <w:tc>
+          <w:tcPr>
+            <w:tcW w:w="900" w:type="dxa"/>
+            <w:tcMar>
+              <w:top w:w="60" w:type="dxa"/>
+              <w:left w:w="100" w:type="dxa"/>
+              <w:bottom w:w="60" w:type="dxa"/>
+              <w:right w:w="100" w:type="dxa"/>
+            </w:tcMar>
+            <w:vAlign w:val="center"/>
+          </w:tcPr>
+          <w:p>
+            <w:r>
+              <w:rPr>
+                <w:b/>
+                <w:bCs/>
+                <w:sz w:val="18"/>
+                <w:szCs w:val="18"/>
+              </w:rPr>
               <w:t>BR-14</w:t>
             </w:r>
           </w:p>
@@ -4786,7 +4898,7 @@
                 <w:sz w:val="18"/>
                 <w:szCs w:val="18"/>
               </w:rPr>
-              <w:t>Chỉ Center Manager được tạo lớp, xếp lịch (ngày, giờ, Room), publish, close, hủy, phân công hoặc phân công lại Coach cho lớp. Coach được phân công phải là tài khoản Coach (không phải ExternalCoach), đang hoạt động và có CoachSpecialty khớp Sport của lớp (BR-96). Coach không được tự tạo, sửa, hủy, publish hoặc thay đổi lịch được giao.</w:t>
+              <w:t>Chỉ Center Manager được tạo lớp, xếp lịch (ngày, giờ, Room), publish, close, hủy, phân công hoặc phân công lại Coach cho lớp. Coach được phân công phải là tài khoản Coach đang hoạt động và có CoachSpecialty khớp Sport của lớp (BR-96). Coach không được tự tạo, sửa, hủy, publish hoặc thay đổi lịch được giao.</w:t>
             </w:r>
           </w:p>
         </w:tc>
@@ -9033,7 +9145,7 @@
           <w:b/>
           <w:bCs/>
         </w:rPr>
-        <w:t>H. Coach ngoài (ExternalCoach) &amp; Thuê sân</w:t>
+        <w:t>H. Thuê sân của Member</w:t>
       </w:r>
     </w:p>
     <w:p>
@@ -9041,7 +9153,7 @@
         <w:spacing w:before="240" w:after="240"/>
       </w:pPr>
       <w:r>
-        <w:t>ExternalCoach là huấn luyện viên tự do thuê sân của trung tâm để dạy học viên riêng của họ. Nguồn thu của trung tâm từ nhóm này là phí thuê sân theo giờ; trung tâm không quản lý học viên riêng, hợp đồng hay lương của coach ngoài.</w:t>
+        <w:t>Trung tâm không có huấn luyện viên freelancer và không cho phép gym hoặc huấn luyện viên bên ngoài vào hoạt động. Huấn luyện viên bên ngoài thuê sân được hiểu là Member bình thường; mọi Member đều có thêm chức năng đặt (thuê) sân còn trống. Trung tâm chỉ thu phí thuê sân của Member, không quan tâm Member dùng sân vào việc gì (kể cả dạy học) và không quản lý người đi cùng.</w:t>
       </w:r>
     </w:p>
     <w:tbl>
@@ -9232,7 +9344,7 @@
                 <w:sz w:val="18"/>
                 <w:szCs w:val="18"/>
               </w:rPr>
-              <w:t>BR-105</w:t>
+              <w:t>BR-125</w:t>
             </w:r>
           </w:p>
         </w:tc>
@@ -9253,7 +9365,7 @@
                 <w:sz w:val="18"/>
                 <w:szCs w:val="18"/>
               </w:rPr>
-              <w:t>ExternalCoach tự đăng ký trên landing page bằng email (xác thực OTP theo BR-78), họ tên, số điện thoại, môn giảng dạy và mô tả; tài khoản ở trạng thái PendingApproval và chưa được thuê sân. Center Manager Approve hoặc Reject (Reject phải có lý do và gửi email); chỉ ExternalCoach Approved mới được dùng chức năng thuê sân. Manager được Suspend hoặc Reactivate ExternalCoach kèm lý do và Audit Log.</w:t>
+              <w:t>Chức năng thuê sân của Member gồm: xem khung giờ sân còn trống, thuê và hủy lượt thuê của chính mình, thanh toán, xem ví điểm và lịch sử thuê của chính mình. Chức năng này không cấp thêm quyền xem dữ liệu Member khác, roster, lớp của trung tâm, báo cáo hay thay đổi lịch của trung tâm.</w:t>
             </w:r>
           </w:p>
         </w:tc>
@@ -9295,7 +9407,7 @@
                 <w:sz w:val="18"/>
                 <w:szCs w:val="18"/>
               </w:rPr>
-              <w:t>Động</w:t>
+              <w:t>Tĩnh</w:t>
             </w:r>
           </w:p>
         </w:tc>
@@ -9316,7 +9428,7 @@
                 <w:sz w:val="18"/>
                 <w:szCs w:val="18"/>
               </w:rPr>
-              <w:t>Feedback giảng viên — tài khoản riêng phân biệt coach ngoài; người dùng chọn: tự đăng ký + Manager duyệt</w:t>
+              <w:t>Quyết định người dùng 06/10/2026 — bỏ ExternalCoach, Member thuê sân</w:t>
             </w:r>
           </w:p>
         </w:tc>
@@ -9344,7 +9456,7 @@
                 <w:sz w:val="18"/>
                 <w:szCs w:val="18"/>
               </w:rPr>
-              <w:t>BR-125</w:t>
+              <w:t>BR-140</w:t>
             </w:r>
           </w:p>
         </w:tc>
@@ -9365,7 +9477,7 @@
                 <w:sz w:val="18"/>
                 <w:szCs w:val="18"/>
               </w:rPr>
-              <w:t>ExternalCoach chỉ được: cập nhật hồ sơ cá nhân, xem khung giờ sân còn trống, thuê và hủy lượt thuê của chính mình, thanh toán, xem ví điểm và lịch sử thuê của chính mình. ExternalCoach không được xem dữ liệu Member, roster, lớp của trung tâm, báo cáo hay thay đổi lịch của trung tâm.</w:t>
+              <w:t>Trung tâm không có huấn luyện viên freelancer và không cho phép gym hoặc huấn luyện viên bên ngoài vào hoạt động tại trung tâm. Huấn luyện viên bên ngoài muốn dùng sân đăng ký tài khoản Member bình thường (BR-1, BR-78) và được hiểu là Member như mọi người; không có vai trò, luồng đăng ký hay phê duyệt riêng. Mọi Member đều có thêm chức năng đặt (thuê) sân còn trống.</w:t>
             </w:r>
           </w:p>
         </w:tc>
@@ -9428,7 +9540,7 @@
                 <w:sz w:val="18"/>
                 <w:szCs w:val="18"/>
               </w:rPr>
-              <w:t>Feedback giảng viên</w:t>
+              <w:t>Quyết định người dùng 06/10/2026 — bỏ ExternalCoach, Member thuê sân</w:t>
             </w:r>
           </w:p>
         </w:tc>
@@ -9477,7 +9589,7 @@
                 <w:sz w:val="18"/>
                 <w:szCs w:val="18"/>
               </w:rPr>
-              <w:t>Khung giờ sân được hiển thị là còn trống chỉ khi Room tương thích với Sport, nằm trong giờ hoạt động (BR-109), không bị khóa và không có buổi lớp, buổi PT hoặc lượt thuê nào khác (BR-108). Đơn vị đặt là khối 60 phút.</w:t>
+              <w:t>Khung giờ sân được hiển thị là còn trống chỉ khi Room tương thích với Sport, nằm trong giờ hoạt động (BR-109), không bị khóa và không có buổi lớp, buổi PT hoặc lượt thuê nào khác (BR-108); các khung giờ lớp cố định theo BR-141 vì vậy không cho thuê. Đơn vị đặt là khối 60 phút.</w:t>
             </w:r>
           </w:p>
         </w:tc>
@@ -9540,7 +9652,7 @@
                 <w:sz w:val="18"/>
                 <w:szCs w:val="18"/>
               </w:rPr>
-              <w:t>Feedback giảng viên — coach ngoài pick giờ tập còn available</w:t>
+              <w:t>Quyết định người dùng 06/10/2026 — bỏ ExternalCoach, Member thuê sân</w:t>
             </w:r>
           </w:p>
         </w:tc>
@@ -9652,7 +9764,7 @@
                 <w:sz w:val="18"/>
                 <w:szCs w:val="18"/>
               </w:rPr>
-              <w:t>Feedback giảng viên — thu tiền từ coach freelancer</w:t>
+              <w:t>Quyết định người dùng 06/10/2026 — bỏ ExternalCoach, Member thuê sân</w:t>
             </w:r>
           </w:p>
         </w:tc>
@@ -9701,7 +9813,7 @@
                 <w:sz w:val="18"/>
                 <w:szCs w:val="18"/>
               </w:rPr>
-              <w:t>Lượt thuê (CourtRental) gồm ExternalCoach, Room, ngày và giờ bắt đầu/kết thúc theo bội số 60 phút, tối đa 4 giờ mỗi lượt và đặt trước tối đa 30 ngày (cấu hình được). Khi checkout, khung giờ được giữ như SeatHold (BR-115); lượt thuê chỉ CONFIRMED sau khi thanh toán thành công bằng VNPay và/hoặc điểm (BR-136).</w:t>
+              <w:t>Lượt thuê (CourtRental) gồm Member, Room, ngày và giờ bắt đầu/kết thúc theo bội số 60 phút, tối đa 4 giờ mỗi lượt và đặt trước tối đa 30 ngày (cấu hình được). Member không phải khai báo số người hay mục đích sử dụng và hệ thống không đặt giới hạn số người. Khi checkout, khung giờ được giữ như SeatHold (BR-115); lượt thuê chỉ CONFIRMED sau khi thanh toán thành công bằng VNPay và/hoặc điểm (BR-136).</w:t>
             </w:r>
           </w:p>
         </w:tc>
@@ -9764,7 +9876,7 @@
                 <w:sz w:val="18"/>
                 <w:szCs w:val="18"/>
               </w:rPr>
-              <w:t>Feedback giảng viên</w:t>
+              <w:t>Quyết định người dùng 06/10/2026 — bỏ ExternalCoach, Member thuê sân</w:t>
             </w:r>
           </w:p>
         </w:tc>
@@ -9813,7 +9925,7 @@
                 <w:sz w:val="18"/>
                 <w:szCs w:val="18"/>
               </w:rPr>
-              <w:t>ExternalCoach hủy lượt thuê từ 24 giờ trở lên trước giờ bắt đầu được hoàn 100% giá trị thực trả bằng điểm; hủy muộn hơn hoặc không đến thì không được hoàn. Lượt thuê bị trung tâm hủy (BR-130) luôn được hoàn 100% bằng điểm.</w:t>
+              <w:t>Member hủy lượt thuê từ 24 giờ trở lên trước giờ bắt đầu được hoàn 100% giá trị thực trả bằng điểm; hủy muộn hơn hoặc không đến thì không được hoàn. Lượt thuê bị trung tâm hủy (BR-130) luôn được hoàn 100% bằng điểm.</w:t>
             </w:r>
           </w:p>
         </w:tc>
@@ -9876,7 +9988,7 @@
                 <w:sz w:val="18"/>
                 <w:szCs w:val="18"/>
               </w:rPr>
-              <w:t>Feedback giảng viên; người dùng chọn: hủy trước 24 giờ</w:t>
+              <w:t>Quyết định người dùng 06/10/2026 — bỏ ExternalCoach, Member thuê sân</w:t>
             </w:r>
           </w:p>
         </w:tc>
@@ -9925,7 +10037,7 @@
                 <w:sz w:val="18"/>
                 <w:szCs w:val="18"/>
               </w:rPr>
-              <w:t>Khi có sự cố (mất điện, hỏng sân, bảo trì khẩn), Center Manager tạo Incident Notice chọn phạm vi (Room và khung giờ, hoặc toàn trung tâm) và lý do. Hệ thống khóa khung giờ bị ảnh hưởng (BR-109), gửi email ngay qua outbox cho Coach được phân công, ExternalCoach có lượt thuê và học viên của lớp bị ảnh hưởng (BR-138). Lượt thuê bị ảnh hưởng tự động hủy và hoàn 100% bằng điểm, ExternalCoach được ưu tiên đặt lại khung giờ khác; buổi lớp bị ảnh hưởng xử lý theo BR-54.</w:t>
+              <w:t>Khi có sự cố (mất điện, hỏng sân, bảo trì khẩn), Center Manager tạo Incident Notice chọn phạm vi (Room và khung giờ, hoặc toàn trung tâm) và lý do. Hệ thống khóa khung giờ bị ảnh hưởng (BR-109), gửi email ngay qua outbox cho Coach được phân công, Member có lượt thuê và học viên của lớp bị ảnh hưởng (BR-138). Lượt thuê bị ảnh hưởng tự động hủy và hoàn 100% bằng điểm, Member được ưu tiên đặt lại khung giờ khác; buổi lớp bị ảnh hưởng xử lý theo BR-54.</w:t>
             </w:r>
           </w:p>
         </w:tc>
@@ -10037,7 +10149,7 @@
                 <w:sz w:val="18"/>
                 <w:szCs w:val="18"/>
               </w:rPr>
-              <w:t>Center Manager và Receptionist xem Lịch sân (Court Schedule) theo ngày/tuần/Room; mỗi khung giờ hiển thị chủ thể sử dụng (lớp và Coach, PT và Coach, ExternalCoach thuê, bảo trì). Với lớp nhóm và PT hiển thị danh sách học viên (họ tên, tình trạng điểm danh); với lượt thuê của ExternalCoach hiển thị thông tin coach và số người dự kiến nếu coach khai báo, không quản lý học viên riêng của coach ngoài và không điểm danh học viên của ExternalCoach (Receptionist và Coach không điểm danh cho lượt thuê sân). Coach chỉ xem Lịch sân liên quan đến lớp mình phụ trách.</w:t>
+              <w:t>Center Manager và Receptionist xem Lịch sân (Court Schedule) theo ngày/tuần/Room; mỗi khung giờ hiển thị chủ thể sử dụng (lớp và Coach, PT và Coach, Member thuê, bảo trì). Với lớp nhóm và PT hiển thị danh sách học viên (họ tên, tình trạng điểm danh); với lượt thuê sân chỉ hiển thị Member đã thuê, không quản lý người đi cùng và không điểm danh (Receptionist và Coach không điểm danh cho lượt thuê sân). Coach chỉ xem Lịch sân liên quan đến lớp mình phụ trách.</w:t>
             </w:r>
           </w:p>
         </w:tc>
@@ -10150,7 +10262,7 @@
                 <w:sz w:val="18"/>
                 <w:szCs w:val="18"/>
               </w:rPr>
-              <w:t>Nguồn thu từ coach freelancer là phí thuê sân theo giờ (CourtRental), thu qua Invoice bằng VNPay và/hoặc điểm. Trung tâm không thu phần trăm học phí của coach ngoài, không quản lý hợp đồng hay lương (BR-101). Doanh thu thuê sân được báo cáo riêng theo BR-137.</w:t>
+              <w:t>Nguồn thu từ thuê sân là phí thuê theo giờ (CourtRental), tính cho Member đã thuê và thu qua Invoice bằng VNPay và/hoặc điểm. Trung tâm không quan tâm Member dùng sân vào việc gì (tập luyện, dạy học...), không thu phần trăm học phí của ai, không quản lý hợp đồng hay lương (BR-101). Doanh thu thuê sân được báo cáo riêng theo BR-137.</w:t>
             </w:r>
           </w:p>
         </w:tc>
@@ -10213,7 +10325,7 @@
                 <w:sz w:val="18"/>
                 <w:szCs w:val="18"/>
               </w:rPr>
-              <w:t>Feedback giảng viên; người dùng chọn: phí thuê sân theo giờ</w:t>
+              <w:t>Quyết định người dùng 06/10/2026 — bỏ ExternalCoach, Member thuê sân</w:t>
             </w:r>
           </w:p>
         </w:tc>
@@ -10262,7 +10374,7 @@
                 <w:sz w:val="18"/>
                 <w:szCs w:val="18"/>
               </w:rPr>
-              <w:t>Một ExternalCoach không được có hai lượt thuê giao thời gian nhau; mỗi khung giờ của mỗi Room chỉ thuộc một lượt thuê (BR-108). ExternalCoach ở trạng thái Suspended hoặc chưa Approved không được đặt mới; lượt thuê đã CONFIRMED vẫn xử lý theo BR-129.</w:t>
+              <w:t>Một Member không được có hai lượt thuê giao thời gian nhau; mỗi khung giờ của mỗi Room chỉ thuộc một lượt thuê (BR-108). Member bị khóa tài khoản không được đặt mới; lượt thuê đã CONFIRMED vẫn xử lý theo BR-129.</w:t>
             </w:r>
           </w:p>
         </w:tc>
@@ -10325,7 +10437,7 @@
                 <w:sz w:val="18"/>
                 <w:szCs w:val="18"/>
               </w:rPr>
-              <w:t>Feedback giảng viên</w:t>
+              <w:t>Quyết định người dùng 06/10/2026 — bỏ ExternalCoach, Member thuê sân</w:t>
             </w:r>
           </w:p>
         </w:tc>
@@ -10568,7 +10680,7 @@
                 <w:sz w:val="18"/>
                 <w:szCs w:val="18"/>
               </w:rPr>
-              <w:t>Member được tự checkout gói cho chính mình; Receptionist được checkout thay cho một Member được chọn rõ ràng (kể cả có dùng điểm theo BR-139); ExternalCoach được tự checkout lượt thuê sân của chính mình. Hệ thống phải lưu riêng người thụ hưởng dịch vụ và người khởi tạo checkout. Center Manager được xem giao dịch và xử lý ngoại lệ nhưng System Administrator không mặc nhiên có quyền Payment hoặc Revenue.</w:t>
+              <w:t>Member được tự checkout gói cho chính mình; Receptionist được checkout thay cho một Member được chọn rõ ràng (kể cả có dùng điểm theo BR-139); Member tự checkout lượt thuê sân của chính mình. Hệ thống phải lưu riêng người thụ hưởng dịch vụ và người khởi tạo checkout. Center Manager được xem giao dịch và xử lý ngoại lệ nhưng System Administrator không mặc nhiên có quyền Payment hoặc Revenue.</w:t>
             </w:r>
           </w:p>
         </w:tc>
@@ -10631,7 +10743,7 @@
                 <w:sz w:val="18"/>
                 <w:szCs w:val="18"/>
               </w:rPr>
-              <w:t>Quyết định người dùng 25–; thêm ExternalCoach</w:t>
+              <w:t>Quyết định người dùng 25–; thuê sân thuộc chức năng Member</w:t>
             </w:r>
           </w:p>
         </w:tc>
@@ -11689,7 +11801,7 @@
                 <w:sz w:val="18"/>
                 <w:szCs w:val="18"/>
               </w:rPr>
-              <w:t>Mỗi Member và mỗi ExternalCoach có đúng một ví điểm (PointWallet); 1 điểm có giá trị 1.000 VND. Số dư không âm và được lưu bằng PointLedger (còn gọi Point Transaction) chỉ ghi thêm (Earn, Hold, Release, Spend, Adjustment); mỗi dòng có ReferenceId duy nhất, người thực hiện, lý do và số dư sau, không được sửa hoặc xóa. Điểm không đổi ra tiền mặt, không rút, không chuyển nhượng và không hết hạn trong phiên bản này. Điểm chỉ được cộng khi: hoàn trả theo BR-91, BR-92, BR-122, BR-129, BR-130; bồi hoàn thanh toán trùng/thừa hoặc chỗ đã hết (BR-117); hoặc Center Manager điều chỉnh có lý do và Audit Log.</w:t>
+              <w:t>Mỗi Member có đúng một ví điểm (PointWallet); 1 điểm có giá trị 1.000 VND. Số dư không âm và được lưu bằng PointLedger (còn gọi Point Transaction) chỉ ghi thêm (Earn, Hold, Release, Spend, Adjustment); mỗi dòng có ReferenceId duy nhất, người thực hiện, lý do và số dư sau, không được sửa hoặc xóa. Điểm không đổi ra tiền mặt, không rút, không chuyển nhượng và không hết hạn trong phiên bản này. Điểm chỉ được cộng khi: hoàn trả theo BR-91, BR-92, BR-122, BR-129, BR-130; bồi hoàn thanh toán trùng/thừa hoặc chỗ đã hết (BR-117); hoặc Center Manager điều chỉnh có lý do và Audit Log.</w:t>
             </w:r>
           </w:p>
         </w:tc>
@@ -11801,7 +11913,7 @@
                 <w:sz w:val="18"/>
                 <w:szCs w:val="18"/>
               </w:rPr>
-              <w:t>Hệ thống không thực hiện hoàn tiền mặt hoặc chuyển khoản trả lại cho bất kỳ giao dịch nào và không gọi VNPay Refund API. Mọi khoản hoàn trả hoặc bồi hoàn của trung tâm cho Member hoặc ExternalCoach đều thực hiện bằng điểm theo BR-134. Đối soát thanh toán thu tiền (BR-84, BR-85, BR-88) không thay đổi.</w:t>
+              <w:t>Hệ thống không thực hiện hoàn tiền mặt hoặc chuyển khoản trả lại cho bất kỳ giao dịch nào và không gọi VNPay Refund API. Mọi khoản hoàn trả hoặc bồi hoàn của trung tâm cho Member đều thực hiện bằng điểm theo BR-134. Đối soát thanh toán thu tiền (BR-84, BR-85, BR-88) không thay đổi.</w:t>
             </w:r>
           </w:p>
         </w:tc>
@@ -13557,7 +13669,7 @@
                 <w:sz w:val="18"/>
                 <w:szCs w:val="18"/>
               </w:rPr>
-              <w:t>Coach không có Specialty Personal Training và ExternalCoach không được gọi AI workout suggestion hoặc lưu kết quả AI thành Workout Plan. Việc ẩn menu không thay thế kiểm tra backend; endpoint AI phải kiểm tra role Coach, Specialty Personal Training và quan hệ huấn luyện Active.</w:t>
+              <w:t>Coach không có Specialty Personal Training không được gọi AI workout suggestion hoặc lưu kết quả AI thành Workout Plan. Việc ẩn menu không thay thế kiểm tra backend; endpoint AI phải kiểm tra role Coach, Specialty Personal Training và quan hệ huấn luyện Active.</w:t>
             </w:r>
           </w:p>
         </w:tc>
@@ -14640,7 +14752,7 @@
                 <w:sz w:val="18"/>
                 <w:szCs w:val="18"/>
               </w:rPr>
-              <w:t>Center Manager xem báo cáo theo khoảng thời gian gồm: số hội viên (mới, đang Active), tình trạng đăng ký từng lớp (Capacity, số ghi danh CONFIRMED, SeatHold, ThresholdStatus, tỷ lệ lấp), doanh thu theo môn và theo nguồn (BR-95), doanh thu thuê sân theo ExternalCoach, điểm phát hành/sử dụng/còn lại, và lịch sử thao tác quan trọng (Audit Log).</w:t>
+              <w:t>Center Manager xem báo cáo theo khoảng thời gian gồm: số hội viên (mới, đang Active), tình trạng đăng ký từng lớp (Capacity, số ghi danh CONFIRMED, SeatHold, ThresholdStatus, tỷ lệ lấp), doanh thu theo môn và theo nguồn (BR-95), doanh thu thuê sân theo Member thuê, điểm phát hành/sử dụng/còn lại, và lịch sử thao tác quan trọng (Audit Log).</w:t>
             </w:r>
           </w:p>
         </w:tc>
@@ -15162,7 +15274,7 @@
                 <w:sz w:val="18"/>
                 <w:szCs w:val="18"/>
               </w:rPr>
-              <w:t>Center Manager có thể gửi thông báo thủ công qua email (sự cố, thay đổi vận hành) tới nhóm Coach, ExternalCoach có lượt thuê trong khung giờ được chọn hoặc Member của lớp được chọn. Nội dung và danh sách người nhận được ghi Audit Log; email gửi qua outbox (BR-34) và lỗi gửi không chặn hành động gốc.</w:t>
+              <w:t>Center Manager có thể gửi thông báo thủ công qua email (sự cố, thay đổi vận hành) tới nhóm Coach, Member có lượt thuê trong khung giờ được chọn hoặc Member của lớp được chọn. Nội dung và danh sách người nhận được ghi Audit Log; email gửi qua outbox (BR-34) và lỗi gửi không chặn hành động gốc.</w:t>
             </w:r>
           </w:p>
         </w:tc>
@@ -16351,7 +16463,7 @@
                 <w:sz w:val="18"/>
                 <w:szCs w:val="18"/>
               </w:rPr>
-              <w:t>Toàn hệ thống (6 giá trị cố định, gồm ExternalCoach)</w:t>
+              <w:t>Toàn hệ thống (5 giá trị cố định)</w:t>
             </w:r>
           </w:p>
         </w:tc>
@@ -16372,7 +16484,7 @@
                 <w:sz w:val="18"/>
                 <w:szCs w:val="18"/>
               </w:rPr>
-              <w:t>UNIQUE constraint + seed data cố định (6 dòng)</w:t>
+              <w:t>UNIQUE constraint + seed data cố định (5 dòng)</w:t>
             </w:r>
           </w:p>
         </w:tc>
@@ -17456,7 +17568,7 @@
                 <w:sz w:val="18"/>
                 <w:szCs w:val="18"/>
               </w:rPr>
-              <w:t>Mỗi Member/ExternalCoach có đúng một ví điểm</w:t>
+              <w:t>Mỗi Member có đúng một ví điểm</w:t>
             </w:r>
           </w:p>
         </w:tc>
@@ -19160,7 +19272,7 @@
                 <w:sz w:val="18"/>
                 <w:szCs w:val="18"/>
               </w:rPr>
-              <w:t>Học viên riêng của ExternalCoach</w:t>
+              <w:t>Người đi cùng khi Member thuê sân</w:t>
             </w:r>
           </w:p>
         </w:tc>
@@ -19181,7 +19293,7 @@
                 <w:sz w:val="18"/>
                 <w:szCs w:val="18"/>
               </w:rPr>
-              <w:t>Không quản lý và không điểm danh; chỉ lưu số người dự kiến nếu coach khai báo (BR-131) — đã chốt</w:t>
+              <w:t>Không khai báo, không quản lý, không điểm danh, không giới hạn số người (BR-128, BR-131) — đã chốt</w:t>
             </w:r>
           </w:p>
         </w:tc>

--- a/docs/SportManagement_BusinessRules_v2.0_updated.docx
+++ b/docs/SportManagement_BusinessRules_v2.0_updated.docx
@@ -7714,7 +7714,7 @@
                 <w:sz w:val="18"/>
                 <w:szCs w:val="18"/>
               </w:rPr>
-              <w:t>Workout Result, nhận xét tiến độ và bài tập về nhà chỉ được ghi cho buổi PT 1:1 và chỉ bởi Coach thực sự phụ trách buổi đó (Coach có Specialty Personal Training). Buổi lớp nhóm chỉ có điểm danh (BR-98): Coach lớp nhóm không được ghi Workout Result, nhận xét tiến độ hoặc bài tập về nhà.</w:t>
+              <w:t>Workout Result và nhận xét tiến độ chỉ được ghi cho buổi PT 1:1 và chỉ bởi Coach thực sự phụ trách buổi đó (Coach có Specialty Personal Training). Buổi lớp nhóm chỉ có điểm danh (BR-98): Coach lớp nhóm không được ghi Workout Result hoặc nhận xét tiến độ.</w:t>
             </w:r>
           </w:p>
         </w:tc>
@@ -9059,7 +9059,7 @@
                 <w:sz w:val="18"/>
                 <w:szCs w:val="18"/>
               </w:rPr>
-              <w:t>Coach có Specialty Personal Training được xem lịch PT và học viên được phân công; xem mục tiêu/trình độ trong phạm vi quan hệ Active; tạo hoặc cập nhật Workout Plan; ghi kết quả, tiến độ, nhận xét và bài tập về nhà; ghi trạng thái buổi PT. Coach không được tự gán Member, quản trị tài khoản, đổi role hoặc quản lý lớp/phòng thay cho Manager.</w:t>
+              <w:t>Coach có Specialty Personal Training được xem lịch PT và học viên được phân công; xem mục tiêu/trình độ trong phạm vi quan hệ Active; tạo hoặc cập nhật Workout Plan; ghi kết quả, tiến độ và nhận xét; ghi trạng thái buổi PT. Coach không được tự gán Member, quản trị tài khoản, đổi role hoặc quản lý lớp/phòng thay cho Manager.</w:t>
             </w:r>
           </w:p>
         </w:tc>

--- a/docs/SportManagement_BusinessRules_v2.0_updated.docx
+++ b/docs/SportManagement_BusinessRules_v2.0_updated.docx
@@ -1184,7 +1184,7 @@
                 <w:sz w:val="18"/>
                 <w:szCs w:val="18"/>
               </w:rPr>
-              <w:t>Một danh tính Đăng nhập Google chỉ có thể được liên kết với một tài khoản nội bộ đã tồn tại thông qua thao tác “Liên kết tài khoản Google” rõ ràng, được thực hiện khi người dùng đã đăng nhập vào chính tài khoản đó; hệ thống không bao giờ được tự động liên kết hoặc tự động tạo tài khoản chỉ vì email trên hồ sơ Google trùng với email của một tài khoản đã tồn tại (nhằm ngăn chặn chiếm quyền tài khoản trước — pre-hijacking).</w:t>
+              <w:t>Đăng nhập Google tự động liên kết tài khoản theo email: khi email trên hồ sơ Google (đã được Google xác minh) trùng với email của một tài khoản nội bộ đang hoạt động, hệ thống liên kết danh tính Google đó vào chính tài khoản này và cho đăng nhập, không tạo thêm tài khoản mới. Một danh tính Google chỉ liên kết được với một tài khoản; tài khoản đã liên kết với một danh tính Google khác không bị ghi đè; tài khoản bị khóa không được liên kết và không được cấp phiên. Người dùng có thể gỡ liên kết Google trong Cài đặt tài khoản, chỉ khi tài khoản đã có mật khẩu.</w:t>
             </w:r>
           </w:p>
         </w:tc>
@@ -1247,7 +1247,7 @@
                 <w:sz w:val="18"/>
                 <w:szCs w:val="18"/>
               </w:rPr>
-              <w:t>Xem xét Thiết kế v2 — bảo mật Đăng nhập Google (v1.2 draft 3, bổ sung)</w:t>
+              <w:t>Quyết định người dùng — liên kết tài khoản Google tự động theo email đã xác minh (thay quy tắc liên kết thủ công v1.2)</w:t>
             </w:r>
           </w:p>
         </w:tc>
@@ -1296,7 +1296,7 @@
                 <w:sz w:val="18"/>
                 <w:szCs w:val="18"/>
               </w:rPr>
-              <w:t>Khi một người dùng đăng nhập bằng Google lần đầu với email chưa tồn tại, hệ thống tạo tài khoản ở trạng thái chờ thiết lập mật khẩu và bắt buộc chính người dùng nhập, xác nhận một mật khẩu mới đáp ứng chính sách độ mạnh trước khi hoàn tất onboarding và sử dụng các chức năng được bảo vệ. Hệ thống không tự sinh hoặc gửi mật khẩu qua email. Các lần đăng nhập sau cho phép dùng Google hoặc email/mật khẩu. Nếu email Google đã tồn tại nhưng chưa được liên kết, vẫn áp dụng BR-59 và không tự động liên kết tài khoản.</w:t>
+              <w:t>Khi người dùng đăng nhập bằng Google lần đầu với email chưa tồn tại, hệ thống tạo ngay tài khoản Hội viên đang hoạt động với mật khẩu rỗng (password_hash = NULL); không có bước onboarding và không yêu cầu nhập mật khẩu lúc đăng ký. Tài khoản chưa có mật khẩu tạo mật khẩu bằng một trong hai luồng: (A) trong Cài đặt tài khoản, hệ thống gửi mã OTP 6 chữ số tới email của tài khoản (hiệu lực 10 phút, dùng một lần, tối đa 5 lần nhập sai, gửi lại sau 60 giây, lưu ở dạng băm), người dùng nhập mã cùng mật khẩu mới và xác nhận đáp ứng BR-102, không hỏi mật khẩu hiện tại; (B) luồng Quên mật khẩu theo BR-103 từ trang đăng nhập. Từ khi có mật khẩu, tài khoản đăng nhập được bằng cả Google lẫn email/mật khẩu; trước đó không đăng nhập được bằng email/mật khẩu. Hệ thống không tự sinh hoặc gửi mật khẩu qua email.</w:t>
             </w:r>
           </w:p>
         </w:tc>
@@ -1359,7 +1359,7 @@
                 <w:sz w:val="18"/>
                 <w:szCs w:val="18"/>
               </w:rPr>
-              <w:t>Quyết định người dùng — Google login lần đầu tự thiết lập mật khẩu; kế thừa bảo vệ BR-59</w:t>
+              <w:t>Quyết định người dùng — Google đăng ký không onboarding, mật khẩu NULL, tạo mật khẩu bằng OTP hoặc Quên mật khẩu</w:t>
             </w:r>
           </w:p>
         </w:tc>
@@ -1969,7 +1969,7 @@
                 <w:sz w:val="18"/>
                 <w:szCs w:val="18"/>
               </w:rPr>
-              <w:t>Đổi mật khẩu khi đang đăng nhập yêu cầu nhập đúng mật khẩu hiện tại và mật khẩu mới đáp ứng BR-102, khác mật khẩu hiện tại. Sau khi đổi thành công, các phiên khác của tài khoản bị vô hiệu và hệ thống gửi email thông báo. Tài khoản Google chưa từng thiết lập mật khẩu (BR-60) dùng luồng quên mật khẩu BR-103 thay vì nhập mật khẩu hiện tại.</w:t>
+              <w:t>Đổi mật khẩu khi đang đăng nhập yêu cầu nhập đúng mật khẩu hiện tại và mật khẩu mới đáp ứng BR-102, khác mật khẩu hiện tại. Sau khi đổi thành công, các phiên khác của tài khoản bị vô hiệu và hệ thống gửi email thông báo. Tài khoản chưa có mật khẩu (BR-60) không nhập mật khẩu hiện tại mà tạo mật khẩu bằng mã OTP gửi về email (BR-60, luồng A) hoặc luồng Quên mật khẩu BR-103.</w:t>
             </w:r>
           </w:p>
         </w:tc>

--- a/docs/SportManagement_BusinessRules_v2.0_updated.docx
+++ b/docs/SportManagement_BusinessRules_v2.0_updated.docx
@@ -18049,14 +18049,6 @@
     </w:p>
     <w:p>
       <w:pPr>
-        <w:spacing w:before="240" w:after="240"/>
-      </w:pPr>
-      <w:r>
-        <w:t>Bảng sau giúp truy vết các quy tắc cũ không còn áp dụng nguyên văn do đổi phạm vi. Các mã được liệt kê không được dùng làm yêu cầu triển khai theo nội dung cũ.</w:t>
-      </w:r>
-    </w:p>
-    <w:p>
-      <w:pPr>
         <w:keepNext/>
         <w:spacing w:after="100"/>
       </w:pPr>
@@ -19406,6 +19398,1277 @@
       </w:tr>
     </w:tbl>
     <w:p/>
+    <w:p>
+      <w:pPr>
+        <w:pStyle w:val="Heading1"/>
+      </w:pPr>
+      <w:r>
+        <w:rPr/>
+        <w:t>P. Chi tiết luồng Đăng nhập Google, Mật khẩu và Liên kết tài khoản</w:t>
+      </w:r>
+    </w:p>
+    <w:p>
+      <w:pPr/>
+      <w:r>
+        <w:rPr/>
+        <w:t>Mục này mô tả chi tiết các quy tắc BR-59, BR-60, BR-104 đã nêu ở mục A. Các quy tắc BR-78 (OTP đăng ký), BR-102 (chính sách mật khẩu) và BR-103 (quên mật khẩu bằng link) giữ nguyên. Nó thay thế quy tắc cũ (liên kết Google thủ công, onboarding Google bắt buộc nhập mật khẩu).</w:t>
+      </w:r>
+    </w:p>
+    <w:p>
+      <w:pPr>
+        <w:pStyle w:val="Heading2"/>
+      </w:pPr>
+      <w:r>
+        <w:rPr/>
+        <w:t>1. Nguyên tắc</w:t>
+      </w:r>
+    </w:p>
+    <w:p>
+      <w:pPr>
+        <w:pStyle w:val="ListParagraph"/>
+      </w:pPr>
+      <w:r>
+        <w:rPr/>
+        <w:t>• Email trên hồ sơ Google đã được Google xác minh (email_verified = true) nên được tin dùng để nhận ra chủ tài khoản. Token chưa xác minh bị từ chối.</w:t>
+      </w:r>
+    </w:p>
+    <w:p>
+      <w:pPr>
+        <w:pStyle w:val="ListParagraph"/>
+      </w:pPr>
+      <w:r>
+        <w:rPr/>
+        <w:t>• Một tài khoản = một email. Đăng nhập Google và đăng nhập email/mật khẩu cùng trỏ về một tài khoản, không bao giờ tạo hai tài khoản cho một email.</w:t>
+      </w:r>
+    </w:p>
+    <w:p>
+      <w:pPr>
+        <w:pStyle w:val="ListParagraph"/>
+      </w:pPr>
+      <w:r>
+        <w:rPr/>
+        <w:t>• Tài khoản đăng ký bằng Google chưa có mật khẩu: user_credentials.password_hash = NULL. Hệ thống không tự sinh hay gửi mật khẩu.</w:t>
+      </w:r>
+    </w:p>
+    <w:p>
+      <w:pPr>
+        <w:pStyle w:val="Heading2"/>
+      </w:pPr>
+      <w:r>
+        <w:rPr/>
+        <w:t>2. Đăng nhập Google (POST /api/auth/google)</w:t>
+      </w:r>
+    </w:p>
+    <w:p>
+      <w:pPr/>
+      <w:r>
+        <w:rPr/>
+        <w:t>Thứ tự xử lý, dừng ở bước đầu tiên khớp:</w:t>
+      </w:r>
+    </w:p>
+    <w:tbl>
+      <w:tblPr>
+        <w:tblW w:w="10200" w:type="dxa"/>
+        <w:tblBorders>
+          <w:top w:val="single" w:sz="4" w:space="0" w:color="auto"/>
+          <w:left w:val="single" w:sz="4" w:space="0" w:color="auto"/>
+          <w:bottom w:val="single" w:sz="4" w:space="0" w:color="auto"/>
+          <w:right w:val="single" w:sz="4" w:space="0" w:color="auto"/>
+          <w:insideH w:val="single" w:sz="4" w:space="0" w:color="auto"/>
+          <w:insideV w:val="single" w:sz="4" w:space="0" w:color="auto"/>
+        </w:tblBorders>
+        <w:tblCellMar>
+          <w:left w:w="10" w:type="dxa"/>
+          <w:right w:w="10" w:type="dxa"/>
+        </w:tblCellMar>
+        <w:tblLook w:val="04A0" w:firstRow="1" w:lastRow="0" w:firstColumn="1" w:lastColumn="0" w:noHBand="0" w:noVBand="1"/>
+      </w:tblPr>
+      <w:tblGrid>
+        <w:gridCol w:w="1224"/>
+        <w:gridCol w:w="5100"/>
+        <w:gridCol w:w="3876"/>
+      </w:tblGrid>
+      <w:tr>
+        <w:trPr>
+          <w:cantSplit/>
+          <w:tblHeader/>
+        </w:trPr>
+        <w:tc>
+          <w:tcPr>
+            <w:tcW w:w="2" w:type="dxa"/>
+            <w:shd w:val="clear" w:color="auto" w:fill="D9E2F3"/>
+            <w:tcMar>
+              <w:top w:w="60" w:type="dxa"/>
+              <w:left w:w="100" w:type="dxa"/>
+              <w:bottom w:w="60" w:type="dxa"/>
+              <w:right w:w="100" w:type="dxa"/>
+            </w:tcMar>
+            <w:vAlign w:val="center"/>
+          </w:tcPr>
+          <w:p>
+            <w:pPr>
+              <w:keepNext/>
+            </w:pPr>
+            <w:r>
+              <w:rPr>
+                <w:b/>
+                <w:bCs/>
+                <w:sz w:val="18"/>
+                <w:szCs w:val="18"/>
+              </w:rPr>
+              <w:t>#</w:t>
+            </w:r>
+          </w:p>
+        </w:tc>
+        <w:tc>
+          <w:tcPr>
+            <w:tcW w:w="8" w:type="dxa"/>
+            <w:shd w:val="clear" w:color="auto" w:fill="D9E2F3"/>
+            <w:tcMar>
+              <w:top w:w="60" w:type="dxa"/>
+              <w:left w:w="100" w:type="dxa"/>
+              <w:bottom w:w="60" w:type="dxa"/>
+              <w:right w:w="100" w:type="dxa"/>
+            </w:tcMar>
+            <w:vAlign w:val="center"/>
+          </w:tcPr>
+          <w:p>
+            <w:pPr>
+              <w:keepNext/>
+            </w:pPr>
+            <w:r>
+              <w:rPr>
+                <w:b/>
+                <w:bCs/>
+                <w:sz w:val="18"/>
+                <w:szCs w:val="18"/>
+              </w:rPr>
+              <w:t>Điều kiện</w:t>
+            </w:r>
+          </w:p>
+        </w:tc>
+        <w:tc>
+          <w:tcPr>
+            <w:tcW w:w="6" w:type="dxa"/>
+            <w:shd w:val="clear" w:color="auto" w:fill="D9E2F3"/>
+            <w:tcMar>
+              <w:top w:w="60" w:type="dxa"/>
+              <w:left w:w="100" w:type="dxa"/>
+              <w:bottom w:w="60" w:type="dxa"/>
+              <w:right w:w="100" w:type="dxa"/>
+            </w:tcMar>
+            <w:vAlign w:val="center"/>
+          </w:tcPr>
+          <w:p>
+            <w:pPr>
+              <w:keepNext/>
+            </w:pPr>
+            <w:r>
+              <w:rPr>
+                <w:b/>
+                <w:bCs/>
+                <w:sz w:val="18"/>
+                <w:szCs w:val="18"/>
+              </w:rPr>
+              <w:t>Kết quả</w:t>
+            </w:r>
+          </w:p>
+        </w:tc>
+      </w:tr>
+      <w:tr>
+        <w:trPr>
+          <w:cantSplit/>
+        </w:trPr>
+        <w:tc>
+          <w:tcPr>
+            <w:tcW w:w="2" w:type="dxa"/>
+            <w:tcMar>
+              <w:top w:w="60" w:type="dxa"/>
+              <w:left w:w="100" w:type="dxa"/>
+              <w:bottom w:w="60" w:type="dxa"/>
+              <w:right w:w="100" w:type="dxa"/>
+            </w:tcMar>
+            <w:vAlign w:val="center"/>
+          </w:tcPr>
+          <w:p>
+            <w:r>
+              <w:t>1</w:t>
+            </w:r>
+          </w:p>
+        </w:tc>
+        <w:tc>
+          <w:tcPr>
+            <w:tcW w:w="8" w:type="dxa"/>
+            <w:tcMar>
+              <w:top w:w="60" w:type="dxa"/>
+              <w:left w:w="100" w:type="dxa"/>
+              <w:bottom w:w="60" w:type="dxa"/>
+              <w:right w:w="100" w:type="dxa"/>
+            </w:tcMar>
+            <w:vAlign w:val="center"/>
+          </w:tcPr>
+          <w:p>
+            <w:r>
+              <w:rPr>
+                <w:sz w:val="18"/>
+                <w:szCs w:val="18"/>
+              </w:rPr>
+              <w:t>Danh tính Google (sub) đã được liên kết với một tài khoản</w:t>
+            </w:r>
+          </w:p>
+        </w:tc>
+        <w:tc>
+          <w:tcPr>
+            <w:tcW w:w="6" w:type="dxa"/>
+            <w:tcMar>
+              <w:top w:w="60" w:type="dxa"/>
+              <w:left w:w="100" w:type="dxa"/>
+              <w:bottom w:w="60" w:type="dxa"/>
+              <w:right w:w="100" w:type="dxa"/>
+            </w:tcMar>
+            <w:vAlign w:val="center"/>
+          </w:tcPr>
+          <w:p>
+            <w:r>
+              <w:rPr>
+                <w:sz w:val="18"/>
+                <w:szCs w:val="18"/>
+              </w:rPr>
+              <w:t>Đăng nhập tài khoản đó. isNewAccount = false</w:t>
+            </w:r>
+          </w:p>
+        </w:tc>
+      </w:tr>
+      <w:tr>
+        <w:trPr>
+          <w:cantSplit/>
+        </w:trPr>
+        <w:tc>
+          <w:tcPr>
+            <w:tcW w:w="2" w:type="dxa"/>
+            <w:tcMar>
+              <w:top w:w="60" w:type="dxa"/>
+              <w:left w:w="100" w:type="dxa"/>
+              <w:bottom w:w="60" w:type="dxa"/>
+              <w:right w:w="100" w:type="dxa"/>
+            </w:tcMar>
+            <w:vAlign w:val="center"/>
+          </w:tcPr>
+          <w:p>
+            <w:r>
+              <w:t>2</w:t>
+            </w:r>
+          </w:p>
+        </w:tc>
+        <w:tc>
+          <w:tcPr>
+            <w:tcW w:w="8" w:type="dxa"/>
+            <w:tcMar>
+              <w:top w:w="60" w:type="dxa"/>
+              <w:left w:w="100" w:type="dxa"/>
+              <w:bottom w:w="60" w:type="dxa"/>
+              <w:right w:w="100" w:type="dxa"/>
+            </w:tcMar>
+            <w:vAlign w:val="center"/>
+          </w:tcPr>
+          <w:p>
+            <w:r>
+              <w:rPr>
+                <w:sz w:val="18"/>
+                <w:szCs w:val="18"/>
+              </w:rPr>
+              <w:t>Email Google trùng email một tài khoản có sẵn (không phân biệt hoa thường)</w:t>
+            </w:r>
+          </w:p>
+        </w:tc>
+        <w:tc>
+          <w:tcPr>
+            <w:tcW w:w="6" w:type="dxa"/>
+            <w:tcMar>
+              <w:top w:w="60" w:type="dxa"/>
+              <w:left w:w="100" w:type="dxa"/>
+              <w:bottom w:w="60" w:type="dxa"/>
+              <w:right w:w="100" w:type="dxa"/>
+            </w:tcMar>
+            <w:vAlign w:val="center"/>
+          </w:tcPr>
+          <w:p>
+            <w:r>
+              <w:rPr>
+                <w:sz w:val="18"/>
+                <w:szCs w:val="18"/>
+              </w:rPr>
+              <w:t>Tự liên kết danh tính Google vào tài khoản đó rồi đăng nhập. isNewAccount = false</w:t>
+            </w:r>
+          </w:p>
+        </w:tc>
+      </w:tr>
+      <w:tr>
+        <w:trPr>
+          <w:cantSplit/>
+        </w:trPr>
+        <w:tc>
+          <w:tcPr>
+            <w:tcW w:w="2" w:type="dxa"/>
+            <w:tcMar>
+              <w:top w:w="60" w:type="dxa"/>
+              <w:left w:w="100" w:type="dxa"/>
+              <w:bottom w:w="60" w:type="dxa"/>
+              <w:right w:w="100" w:type="dxa"/>
+            </w:tcMar>
+            <w:vAlign w:val="center"/>
+          </w:tcPr>
+          <w:p>
+            <w:r>
+              <w:t>3</w:t>
+            </w:r>
+          </w:p>
+        </w:tc>
+        <w:tc>
+          <w:tcPr>
+            <w:tcW w:w="8" w:type="dxa"/>
+            <w:tcMar>
+              <w:top w:w="60" w:type="dxa"/>
+              <w:left w:w="100" w:type="dxa"/>
+              <w:bottom w:w="60" w:type="dxa"/>
+              <w:right w:w="100" w:type="dxa"/>
+            </w:tcMar>
+            <w:vAlign w:val="center"/>
+          </w:tcPr>
+          <w:p>
+            <w:r>
+              <w:rPr>
+                <w:sz w:val="18"/>
+                <w:szCs w:val="18"/>
+              </w:rPr>
+              <w:t>Email chưa có tài khoản</w:t>
+            </w:r>
+          </w:p>
+        </w:tc>
+        <w:tc>
+          <w:tcPr>
+            <w:tcW w:w="6" w:type="dxa"/>
+            <w:tcMar>
+              <w:top w:w="60" w:type="dxa"/>
+              <w:left w:w="100" w:type="dxa"/>
+              <w:bottom w:w="60" w:type="dxa"/>
+              <w:right w:w="100" w:type="dxa"/>
+            </w:tcMar>
+            <w:vAlign w:val="center"/>
+          </w:tcPr>
+          <w:p>
+            <w:r>
+              <w:rPr>
+                <w:sz w:val="18"/>
+                <w:szCs w:val="18"/>
+              </w:rPr>
+              <w:t>Tạo ngay tài khoản Member Active, password_hash = NULL, họ tên lấy từ Google (thiếu thì lấy phần trước @), số điện thoại trống. isNewAccount = true</w:t>
+            </w:r>
+          </w:p>
+        </w:tc>
+      </w:tr>
+    </w:tbl>
+    <w:p>
+      <w:pPr/>
+      <w:r>
+        <w:rPr/>
+      </w:r>
+    </w:p>
+    <w:p>
+      <w:pPr/>
+      <w:r>
+        <w:rPr/>
+        <w:t>Quy tắc kèm theo:</w:t>
+      </w:r>
+    </w:p>
+    <w:p>
+      <w:pPr>
+        <w:pStyle w:val="ListParagraph"/>
+      </w:pPr>
+      <w:r>
+        <w:rPr/>
+        <w:t>• Tài khoản bị khóa (Banned, Deactivated): không liên kết, không cấp phiên (bước 1 và 2).</w:t>
+      </w:r>
+    </w:p>
+    <w:p>
+      <w:pPr>
+        <w:pStyle w:val="ListParagraph"/>
+      </w:pPr>
+      <w:r>
+        <w:rPr/>
+        <w:t>• Tài khoản ở bước 2 đã liên kết với một danh tính Google khác: trả 409 google_identity_mismatch, không ghi đè.</w:t>
+      </w:r>
+    </w:p>
+    <w:p>
+      <w:pPr>
+        <w:pStyle w:val="ListParagraph"/>
+      </w:pPr>
+      <w:r>
+        <w:rPr/>
+        <w:t>• Hai yêu cầu đăng nhập song song cùng một người mới: chỉ một tài khoản được tạo, yêu cầu còn lại nhận 409 google_login_conflict và thử lại là vào nhánh bước 1.</w:t>
+      </w:r>
+    </w:p>
+    <w:p>
+      <w:pPr>
+        <w:pStyle w:val="ListParagraph"/>
+      </w:pPr>
+      <w:r>
+        <w:rPr/>
+        <w:t>• Không có bước onboarding và không còn endpoint POST /api/auth/google/onboarding. Bảng google_onboarding_tickets đã bị gỡ.</w:t>
+      </w:r>
+    </w:p>
+    <w:p>
+      <w:pPr>
+        <w:pStyle w:val="ListParagraph"/>
+      </w:pPr>
+      <w:r>
+        <w:rPr/>
+        <w:t>• Tài khoản nhân sự (Manager, Receptionist, Coach, Admin) áp dụng cùng quy tắc nếu email Google trùng email tài khoản của họ.</w:t>
+      </w:r>
+    </w:p>
+    <w:p>
+      <w:pPr>
+        <w:pStyle w:val="Heading2"/>
+      </w:pPr>
+      <w:r>
+        <w:rPr/>
+        <w:t>3. Đăng nhập email/mật khẩu với tài khoản chưa có mật khẩu</w:t>
+      </w:r>
+    </w:p>
+    <w:p>
+      <w:pPr/>
+      <w:r>
+        <w:rPr/>
+        <w:t>POST /api/auth/login trả lỗi thông tin đăng nhập chung (401), giống như sai mật khẩu, để không lộ việc email có tồn tại hay đăng ký bằng Google. Người dùng tạo mật khẩu theo Luồng A hoặc Luồng B.</w:t>
+      </w:r>
+    </w:p>
+    <w:p>
+      <w:pPr>
+        <w:pStyle w:val="Heading2"/>
+      </w:pPr>
+      <w:r>
+        <w:rPr/>
+        <w:t>4. Luồng A: Tạo mật khẩu trong Cài đặt tài khoản (khuyên dùng)</w:t>
+      </w:r>
+    </w:p>
+    <w:p>
+      <w:pPr/>
+      <w:r>
+        <w:rPr/>
+        <w:t>Áp dụng khi tài khoản chưa có mật khẩu (hasPassword = false trong GET /api/users/me).</w:t>
+      </w:r>
+    </w:p>
+    <w:p>
+      <w:pPr>
+        <w:pStyle w:val="ListParagraph"/>
+      </w:pPr>
+      <w:r>
+        <w:rPr/>
+        <w:t>1. Giao diện hiển thị khối "Đặt mật khẩu" thay cho "Đổi mật khẩu" (không có ô mật khẩu hiện tại).</w:t>
+      </w:r>
+    </w:p>
+    <w:p>
+      <w:pPr>
+        <w:pStyle w:val="ListParagraph"/>
+      </w:pPr>
+      <w:r>
+        <w:rPr/>
+        <w:t>2. Người dùng bấm "Gửi mã xác nhận": POST /api/users/me/password/otp (cần đăng nhập). Hệ thống gửi mã OTP 6 chữ số tới email của chính tài khoản.</w:t>
+      </w:r>
+    </w:p>
+    <w:p>
+      <w:pPr>
+        <w:pStyle w:val="ListParagraph"/>
+      </w:pPr>
+      <w:r>
+        <w:rPr/>
+        <w:t>3. Người dùng nhập mã, mật khẩu mới và xác nhận mật khẩu mới, rồi gửi POST /api/users/me/password với otpCode, newPassword, confirmNewPassword.</w:t>
+      </w:r>
+    </w:p>
+    <w:p>
+      <w:pPr>
+        <w:pStyle w:val="ListParagraph"/>
+      </w:pPr>
+      <w:r>
+        <w:rPr/>
+        <w:t>4. Thành công: lưu mật khẩu, đổi security stamp (phiên cũ mất hiệu lực), trả JWT mới cho phiên hiện tại. Từ lúc này tài khoản đăng nhập được bằng cả Google lẫn email/mật khẩu.</w:t>
+      </w:r>
+    </w:p>
+    <w:p>
+      <w:pPr/>
+      <w:r>
+        <w:rPr/>
+        <w:t>Ràng buộc của mã OTP (cùng chuẩn với BR-78):</w:t>
+      </w:r>
+    </w:p>
+    <w:p>
+      <w:pPr>
+        <w:pStyle w:val="ListParagraph"/>
+      </w:pPr>
+      <w:r>
+        <w:rPr/>
+        <w:t>• Hiệu lực 10 phút, dùng một lần, chỉ mã mới nhất còn hiệu lực.</w:t>
+      </w:r>
+    </w:p>
+    <w:p>
+      <w:pPr>
+        <w:pStyle w:val="ListParagraph"/>
+      </w:pPr>
+      <w:r>
+        <w:rPr/>
+        <w:t>• Tối đa 5 lần nhập sai; quá ngưỡng phải xin mã mới (otp_attempts_exceeded).</w:t>
+      </w:r>
+    </w:p>
+    <w:p>
+      <w:pPr>
+        <w:pStyle w:val="ListParagraph"/>
+      </w:pPr>
+      <w:r>
+        <w:rPr/>
+        <w:t>• Gửi lại phải chờ ít nhất 60 giây (429 otp_resend_too_soon) và chịu rate limit theo IP (3 lần/phút).</w:t>
+      </w:r>
+    </w:p>
+    <w:p>
+      <w:pPr>
+        <w:pStyle w:val="ListParagraph"/>
+      </w:pPr>
+      <w:r>
+        <w:rPr/>
+        <w:t>• Lưu ở dạng băm SHA-256, không ghi log giá trị rõ. Mã gắn với email của tài khoản đang đăng nhập nên không dùng được cho tài khoản khác.</w:t>
+      </w:r>
+    </w:p>
+    <w:p>
+      <w:pPr>
+        <w:pStyle w:val="ListParagraph"/>
+      </w:pPr>
+      <w:r>
+        <w:rPr/>
+        <w:t>• Mã chỉ bị tiêu khi mật khẩu được lưu thành công. Mật khẩu yếu hoặc xác nhận không khớp bị chặn trước khi kiểm mã nên không làm mất lượt thử.</w:t>
+      </w:r>
+    </w:p>
+    <w:p>
+      <w:pPr/>
+      <w:r>
+        <w:rPr/>
+        <w:t>Lỗi thường gặp:</w:t>
+      </w:r>
+    </w:p>
+    <w:tbl>
+      <w:tblPr>
+        <w:tblW w:w="10200" w:type="dxa"/>
+        <w:tblBorders>
+          <w:top w:val="single" w:sz="4" w:space="0" w:color="auto"/>
+          <w:left w:val="single" w:sz="4" w:space="0" w:color="auto"/>
+          <w:bottom w:val="single" w:sz="4" w:space="0" w:color="auto"/>
+          <w:right w:val="single" w:sz="4" w:space="0" w:color="auto"/>
+          <w:insideH w:val="single" w:sz="4" w:space="0" w:color="auto"/>
+          <w:insideV w:val="single" w:sz="4" w:space="0" w:color="auto"/>
+        </w:tblBorders>
+        <w:tblCellMar>
+          <w:left w:w="10" w:type="dxa"/>
+          <w:right w:w="10" w:type="dxa"/>
+        </w:tblCellMar>
+        <w:tblLook w:val="04A0" w:firstRow="1" w:lastRow="0" w:firstColumn="1" w:lastColumn="0" w:noHBand="0" w:noVBand="1"/>
+      </w:tblPr>
+      <w:tblGrid>
+        <w:gridCol w:w="5100"/>
+        <w:gridCol w:w="5100"/>
+      </w:tblGrid>
+      <w:tr>
+        <w:trPr>
+          <w:cantSplit/>
+          <w:tblHeader/>
+        </w:trPr>
+        <w:tc>
+          <w:tcPr>
+            <w:tcW w:w="8" w:type="dxa"/>
+            <w:shd w:val="clear" w:color="auto" w:fill="D9E2F3"/>
+            <w:tcMar>
+              <w:top w:w="60" w:type="dxa"/>
+              <w:left w:w="100" w:type="dxa"/>
+              <w:bottom w:w="60" w:type="dxa"/>
+              <w:right w:w="100" w:type="dxa"/>
+            </w:tcMar>
+            <w:vAlign w:val="center"/>
+          </w:tcPr>
+          <w:p>
+            <w:pPr>
+              <w:keepNext/>
+            </w:pPr>
+            <w:r>
+              <w:rPr>
+                <w:b/>
+                <w:bCs/>
+                <w:sz w:val="18"/>
+                <w:szCs w:val="18"/>
+              </w:rPr>
+              <w:t>Mã lỗi</w:t>
+            </w:r>
+          </w:p>
+        </w:tc>
+        <w:tc>
+          <w:tcPr>
+            <w:tcW w:w="8" w:type="dxa"/>
+            <w:shd w:val="clear" w:color="auto" w:fill="D9E2F3"/>
+            <w:tcMar>
+              <w:top w:w="60" w:type="dxa"/>
+              <w:left w:w="100" w:type="dxa"/>
+              <w:bottom w:w="60" w:type="dxa"/>
+              <w:right w:w="100" w:type="dxa"/>
+            </w:tcMar>
+            <w:vAlign w:val="center"/>
+          </w:tcPr>
+          <w:p>
+            <w:pPr>
+              <w:keepNext/>
+            </w:pPr>
+            <w:r>
+              <w:rPr>
+                <w:b/>
+                <w:bCs/>
+                <w:sz w:val="18"/>
+                <w:szCs w:val="18"/>
+              </w:rPr>
+              <w:t>Ý nghĩa</w:t>
+            </w:r>
+          </w:p>
+        </w:tc>
+      </w:tr>
+      <w:tr>
+        <w:trPr>
+          <w:cantSplit/>
+        </w:trPr>
+        <w:tc>
+          <w:tcPr>
+            <w:tcW w:w="8" w:type="dxa"/>
+            <w:tcMar>
+              <w:top w:w="60" w:type="dxa"/>
+              <w:left w:w="100" w:type="dxa"/>
+              <w:bottom w:w="60" w:type="dxa"/>
+              <w:right w:w="100" w:type="dxa"/>
+            </w:tcMar>
+            <w:vAlign w:val="center"/>
+          </w:tcPr>
+          <w:p>
+            <w:r>
+              <w:t>otp_required</w:t>
+            </w:r>
+          </w:p>
+        </w:tc>
+        <w:tc>
+          <w:tcPr>
+            <w:tcW w:w="8" w:type="dxa"/>
+            <w:tcMar>
+              <w:top w:w="60" w:type="dxa"/>
+              <w:left w:w="100" w:type="dxa"/>
+              <w:bottom w:w="60" w:type="dxa"/>
+              <w:right w:w="100" w:type="dxa"/>
+            </w:tcMar>
+            <w:vAlign w:val="center"/>
+          </w:tcPr>
+          <w:p>
+            <w:r>
+              <w:rPr>
+                <w:sz w:val="18"/>
+                <w:szCs w:val="18"/>
+              </w:rPr>
+              <w:t>Tài khoản chưa có mật khẩu nhưng không gửi otpCode</w:t>
+            </w:r>
+          </w:p>
+        </w:tc>
+      </w:tr>
+      <w:tr>
+        <w:trPr>
+          <w:cantSplit/>
+        </w:trPr>
+        <w:tc>
+          <w:tcPr>
+            <w:tcW w:w="8" w:type="dxa"/>
+            <w:tcMar>
+              <w:top w:w="60" w:type="dxa"/>
+              <w:left w:w="100" w:type="dxa"/>
+              <w:bottom w:w="60" w:type="dxa"/>
+              <w:right w:w="100" w:type="dxa"/>
+            </w:tcMar>
+            <w:vAlign w:val="center"/>
+          </w:tcPr>
+          <w:p>
+            <w:r>
+              <w:t>otp_invalid</w:t>
+            </w:r>
+          </w:p>
+        </w:tc>
+        <w:tc>
+          <w:tcPr>
+            <w:tcW w:w="8" w:type="dxa"/>
+            <w:tcMar>
+              <w:top w:w="60" w:type="dxa"/>
+              <w:left w:w="100" w:type="dxa"/>
+              <w:bottom w:w="60" w:type="dxa"/>
+              <w:right w:w="100" w:type="dxa"/>
+            </w:tcMar>
+            <w:vAlign w:val="center"/>
+          </w:tcPr>
+          <w:p>
+            <w:r>
+              <w:rPr>
+                <w:sz w:val="18"/>
+                <w:szCs w:val="18"/>
+              </w:rPr>
+              <w:t>Mã sai</w:t>
+            </w:r>
+          </w:p>
+        </w:tc>
+      </w:tr>
+      <w:tr>
+        <w:trPr>
+          <w:cantSplit/>
+        </w:trPr>
+        <w:tc>
+          <w:tcPr>
+            <w:tcW w:w="8" w:type="dxa"/>
+            <w:tcMar>
+              <w:top w:w="60" w:type="dxa"/>
+              <w:left w:w="100" w:type="dxa"/>
+              <w:bottom w:w="60" w:type="dxa"/>
+              <w:right w:w="100" w:type="dxa"/>
+            </w:tcMar>
+            <w:vAlign w:val="center"/>
+          </w:tcPr>
+          <w:p>
+            <w:r>
+              <w:t>otp_expired / otp_already_used / otp_attempts_exceeded</w:t>
+            </w:r>
+          </w:p>
+        </w:tc>
+        <w:tc>
+          <w:tcPr>
+            <w:tcW w:w="8" w:type="dxa"/>
+            <w:tcMar>
+              <w:top w:w="60" w:type="dxa"/>
+              <w:left w:w="100" w:type="dxa"/>
+              <w:bottom w:w="60" w:type="dxa"/>
+              <w:right w:w="100" w:type="dxa"/>
+            </w:tcMar>
+            <w:vAlign w:val="center"/>
+          </w:tcPr>
+          <w:p>
+            <w:r>
+              <w:rPr>
+                <w:sz w:val="18"/>
+                <w:szCs w:val="18"/>
+              </w:rPr>
+              <w:t>Mã hết hạn, đã dùng, hoặc hết lượt thử</w:t>
+            </w:r>
+          </w:p>
+        </w:tc>
+      </w:tr>
+      <w:tr>
+        <w:trPr>
+          <w:cantSplit/>
+        </w:trPr>
+        <w:tc>
+          <w:tcPr>
+            <w:tcW w:w="8" w:type="dxa"/>
+            <w:tcMar>
+              <w:top w:w="60" w:type="dxa"/>
+              <w:left w:w="100" w:type="dxa"/>
+              <w:bottom w:w="60" w:type="dxa"/>
+              <w:right w:w="100" w:type="dxa"/>
+            </w:tcMar>
+            <w:vAlign w:val="center"/>
+          </w:tcPr>
+          <w:p>
+            <w:r>
+              <w:t>password_already_set (409)</w:t>
+            </w:r>
+          </w:p>
+        </w:tc>
+        <w:tc>
+          <w:tcPr>
+            <w:tcW w:w="8" w:type="dxa"/>
+            <w:tcMar>
+              <w:top w:w="60" w:type="dxa"/>
+              <w:left w:w="100" w:type="dxa"/>
+              <w:bottom w:w="60" w:type="dxa"/>
+              <w:right w:w="100" w:type="dxa"/>
+            </w:tcMar>
+            <w:vAlign w:val="center"/>
+          </w:tcPr>
+          <w:p>
+            <w:r>
+              <w:rPr>
+                <w:sz w:val="18"/>
+                <w:szCs w:val="18"/>
+              </w:rPr>
+              <w:t>Xin mã khi tài khoản đã có mật khẩu: hãy dùng đổi mật khẩu</w:t>
+            </w:r>
+          </w:p>
+        </w:tc>
+      </w:tr>
+    </w:tbl>
+    <w:p>
+      <w:pPr/>
+      <w:r>
+        <w:rPr/>
+      </w:r>
+    </w:p>
+    <w:p>
+      <w:pPr>
+        <w:pStyle w:val="Heading2"/>
+      </w:pPr>
+      <w:r>
+        <w:rPr/>
+        <w:t>5. Luồng B: Quên mật khẩu (link email)</w:t>
+      </w:r>
+    </w:p>
+    <w:p>
+      <w:pPr/>
+      <w:r>
+        <w:rPr/>
+        <w:t>Giữ nguyên BR-103. Người dùng ở trang đăng nhập nhập email rồi chọn "Quên mật khẩu": hệ thống gửi link đặt lại (token 256-bit, hiệu lực 10 phút, dùng một lần), người dùng tạo mật khẩu mới. Luồng này dùng được cho tài khoản chưa có mật khẩu (Google) và không hỏi mật khẩu cũ. Phản hồi luôn trung tính, không lộ email nào đã đăng ký.</w:t>
+      </w:r>
+    </w:p>
+    <w:p>
+      <w:pPr>
+        <w:pStyle w:val="Heading2"/>
+      </w:pPr>
+      <w:r>
+        <w:rPr/>
+        <w:t>6. Đổi mật khẩu khi đã có mật khẩu</w:t>
+      </w:r>
+    </w:p>
+    <w:p>
+      <w:pPr/>
+      <w:r>
+        <w:rPr/>
+        <w:t>Giữ nguyên BR-104: nhập đúng mật khẩu hiện tại, mật khẩu mới đáp ứng BR-102 và khác mật khẩu cũ. Trường otpCode bị bỏ qua. Thành công vô hiệu mọi phiên cũ.</w:t>
+      </w:r>
+    </w:p>
+    <w:p>
+      <w:pPr>
+        <w:pStyle w:val="Heading2"/>
+      </w:pPr>
+      <w:r>
+        <w:rPr/>
+        <w:t>7. Gỡ liên kết Google</w:t>
+      </w:r>
+    </w:p>
+    <w:p>
+      <w:pPr/>
+      <w:r>
+        <w:rPr/>
+        <w:t>DELETE /api/auth/google/link chỉ thành công khi tài khoản đã có mật khẩu (password_required_before_unlink), tránh khóa người dùng ra khỏi tài khoản. Liên kết thủ công POST /api/auth/google/link (đã đăng nhập) còn dùng được cho trường hợp email Google khác email tài khoản.</w:t>
+      </w:r>
+    </w:p>
+    <w:p>
+      <w:pPr>
+        <w:pStyle w:val="Heading2"/>
+      </w:pPr>
+      <w:r>
+        <w:rPr/>
+        <w:t>8. Tóm tắt thay đổi so với quy tắc cũ</w:t>
+      </w:r>
+    </w:p>
+    <w:tbl>
+      <w:tblPr>
+        <w:tblW w:w="10200" w:type="dxa"/>
+        <w:tblBorders>
+          <w:top w:val="single" w:sz="4" w:space="0" w:color="auto"/>
+          <w:left w:val="single" w:sz="4" w:space="0" w:color="auto"/>
+          <w:bottom w:val="single" w:sz="4" w:space="0" w:color="auto"/>
+          <w:right w:val="single" w:sz="4" w:space="0" w:color="auto"/>
+          <w:insideH w:val="single" w:sz="4" w:space="0" w:color="auto"/>
+          <w:insideV w:val="single" w:sz="4" w:space="0" w:color="auto"/>
+        </w:tblBorders>
+        <w:tblCellMar>
+          <w:left w:w="10" w:type="dxa"/>
+          <w:right w:w="10" w:type="dxa"/>
+        </w:tblCellMar>
+        <w:tblLook w:val="04A0" w:firstRow="1" w:lastRow="0" w:firstColumn="1" w:lastColumn="0" w:noHBand="0" w:noVBand="1"/>
+      </w:tblPr>
+      <w:tblGrid>
+        <w:gridCol w:w="1224"/>
+        <w:gridCol w:w="5100"/>
+        <w:gridCol w:w="3876"/>
+      </w:tblGrid>
+      <w:tr>
+        <w:trPr>
+          <w:cantSplit/>
+          <w:tblHeader/>
+        </w:trPr>
+        <w:tc>
+          <w:tcPr>
+            <w:tcW w:w="2" w:type="dxa"/>
+            <w:shd w:val="clear" w:color="auto" w:fill="D9E2F3"/>
+            <w:tcMar>
+              <w:top w:w="60" w:type="dxa"/>
+              <w:left w:w="100" w:type="dxa"/>
+              <w:bottom w:w="60" w:type="dxa"/>
+              <w:right w:w="100" w:type="dxa"/>
+            </w:tcMar>
+            <w:vAlign w:val="center"/>
+          </w:tcPr>
+          <w:p>
+            <w:pPr>
+              <w:keepNext/>
+            </w:pPr>
+            <w:r>
+              <w:rPr>
+                <w:b/>
+                <w:bCs/>
+                <w:sz w:val="18"/>
+                <w:szCs w:val="18"/>
+              </w:rPr>
+              <w:t>Chủ đề</w:t>
+            </w:r>
+          </w:p>
+        </w:tc>
+        <w:tc>
+          <w:tcPr>
+            <w:tcW w:w="8" w:type="dxa"/>
+            <w:shd w:val="clear" w:color="auto" w:fill="D9E2F3"/>
+            <w:tcMar>
+              <w:top w:w="60" w:type="dxa"/>
+              <w:left w:w="100" w:type="dxa"/>
+              <w:bottom w:w="60" w:type="dxa"/>
+              <w:right w:w="100" w:type="dxa"/>
+            </w:tcMar>
+            <w:vAlign w:val="center"/>
+          </w:tcPr>
+          <w:p>
+            <w:pPr>
+              <w:keepNext/>
+            </w:pPr>
+            <w:r>
+              <w:rPr>
+                <w:b/>
+                <w:bCs/>
+                <w:sz w:val="18"/>
+                <w:szCs w:val="18"/>
+              </w:rPr>
+              <w:t>Trước</w:t>
+            </w:r>
+          </w:p>
+        </w:tc>
+        <w:tc>
+          <w:tcPr>
+            <w:tcW w:w="6" w:type="dxa"/>
+            <w:shd w:val="clear" w:color="auto" w:fill="D9E2F3"/>
+            <w:tcMar>
+              <w:top w:w="60" w:type="dxa"/>
+              <w:left w:w="100" w:type="dxa"/>
+              <w:bottom w:w="60" w:type="dxa"/>
+              <w:right w:w="100" w:type="dxa"/>
+            </w:tcMar>
+            <w:vAlign w:val="center"/>
+          </w:tcPr>
+          <w:p>
+            <w:pPr>
+              <w:keepNext/>
+            </w:pPr>
+            <w:r>
+              <w:rPr>
+                <w:b/>
+                <w:bCs/>
+                <w:sz w:val="18"/>
+                <w:szCs w:val="18"/>
+              </w:rPr>
+              <w:t>Nay</w:t>
+            </w:r>
+          </w:p>
+        </w:tc>
+      </w:tr>
+      <w:tr>
+        <w:trPr>
+          <w:cantSplit/>
+        </w:trPr>
+        <w:tc>
+          <w:tcPr>
+            <w:tcW w:w="2" w:type="dxa"/>
+            <w:tcMar>
+              <w:top w:w="60" w:type="dxa"/>
+              <w:left w:w="100" w:type="dxa"/>
+              <w:bottom w:w="60" w:type="dxa"/>
+              <w:right w:w="100" w:type="dxa"/>
+            </w:tcMar>
+            <w:vAlign w:val="center"/>
+          </w:tcPr>
+          <w:p>
+            <w:r>
+              <w:t>Email Google trùng tài khoản có sẵn</w:t>
+            </w:r>
+          </w:p>
+        </w:tc>
+        <w:tc>
+          <w:tcPr>
+            <w:tcW w:w="8" w:type="dxa"/>
+            <w:tcMar>
+              <w:top w:w="60" w:type="dxa"/>
+              <w:left w:w="100" w:type="dxa"/>
+              <w:bottom w:w="60" w:type="dxa"/>
+              <w:right w:w="100" w:type="dxa"/>
+            </w:tcMar>
+            <w:vAlign w:val="center"/>
+          </w:tcPr>
+          <w:p>
+            <w:r>
+              <w:rPr>
+                <w:sz w:val="18"/>
+                <w:szCs w:val="18"/>
+              </w:rPr>
+              <w:t>409 google_account_not_linked, phải đăng nhập mật khẩu rồi liên kết thủ công</w:t>
+            </w:r>
+          </w:p>
+        </w:tc>
+        <w:tc>
+          <w:tcPr>
+            <w:tcW w:w="6" w:type="dxa"/>
+            <w:tcMar>
+              <w:top w:w="60" w:type="dxa"/>
+              <w:left w:w="100" w:type="dxa"/>
+              <w:bottom w:w="60" w:type="dxa"/>
+              <w:right w:w="100" w:type="dxa"/>
+            </w:tcMar>
+            <w:vAlign w:val="center"/>
+          </w:tcPr>
+          <w:p>
+            <w:r>
+              <w:rPr>
+                <w:sz w:val="18"/>
+                <w:szCs w:val="18"/>
+              </w:rPr>
+              <w:t>Tự liên kết và đăng nhập</w:t>
+            </w:r>
+          </w:p>
+        </w:tc>
+      </w:tr>
+      <w:tr>
+        <w:trPr>
+          <w:cantSplit/>
+        </w:trPr>
+        <w:tc>
+          <w:tcPr>
+            <w:tcW w:w="2" w:type="dxa"/>
+            <w:tcMar>
+              <w:top w:w="60" w:type="dxa"/>
+              <w:left w:w="100" w:type="dxa"/>
+              <w:bottom w:w="60" w:type="dxa"/>
+              <w:right w:w="100" w:type="dxa"/>
+            </w:tcMar>
+            <w:vAlign w:val="center"/>
+          </w:tcPr>
+          <w:p>
+            <w:r>
+              <w:t>Email Google chưa có tài khoản</w:t>
+            </w:r>
+          </w:p>
+        </w:tc>
+        <w:tc>
+          <w:tcPr>
+            <w:tcW w:w="8" w:type="dxa"/>
+            <w:tcMar>
+              <w:top w:w="60" w:type="dxa"/>
+              <w:left w:w="100" w:type="dxa"/>
+              <w:bottom w:w="60" w:type="dxa"/>
+              <w:right w:w="100" w:type="dxa"/>
+            </w:tcMar>
+            <w:vAlign w:val="center"/>
+          </w:tcPr>
+          <w:p>
+            <w:r>
+              <w:rPr>
+                <w:sz w:val="18"/>
+                <w:szCs w:val="18"/>
+              </w:rPr>
+              <w:t>202 + phiếu onboarding, bắt buộc nhập họ tên, SĐT, mật khẩu</w:t>
+            </w:r>
+          </w:p>
+        </w:tc>
+        <w:tc>
+          <w:tcPr>
+            <w:tcW w:w="6" w:type="dxa"/>
+            <w:tcMar>
+              <w:top w:w="60" w:type="dxa"/>
+              <w:left w:w="100" w:type="dxa"/>
+              <w:bottom w:w="60" w:type="dxa"/>
+              <w:right w:w="100" w:type="dxa"/>
+            </w:tcMar>
+            <w:vAlign w:val="center"/>
+          </w:tcPr>
+          <w:p>
+            <w:r>
+              <w:rPr>
+                <w:sz w:val="18"/>
+                <w:szCs w:val="18"/>
+              </w:rPr>
+              <w:t>Tạo tài khoản ngay, mật khẩu NULL</w:t>
+            </w:r>
+          </w:p>
+        </w:tc>
+      </w:tr>
+      <w:tr>
+        <w:trPr>
+          <w:cantSplit/>
+        </w:trPr>
+        <w:tc>
+          <w:tcPr>
+            <w:tcW w:w="2" w:type="dxa"/>
+            <w:tcMar>
+              <w:top w:w="60" w:type="dxa"/>
+              <w:left w:w="100" w:type="dxa"/>
+              <w:bottom w:w="60" w:type="dxa"/>
+              <w:right w:w="100" w:type="dxa"/>
+            </w:tcMar>
+            <w:vAlign w:val="center"/>
+          </w:tcPr>
+          <w:p>
+            <w:r>
+              <w:t>Tạo mật khẩu cho tài khoản Google</w:t>
+            </w:r>
+          </w:p>
+        </w:tc>
+        <w:tc>
+          <w:tcPr>
+            <w:tcW w:w="8" w:type="dxa"/>
+            <w:tcMar>
+              <w:top w:w="60" w:type="dxa"/>
+              <w:left w:w="100" w:type="dxa"/>
+              <w:bottom w:w="60" w:type="dxa"/>
+              <w:right w:w="100" w:type="dxa"/>
+            </w:tcMar>
+            <w:vAlign w:val="center"/>
+          </w:tcPr>
+          <w:p>
+            <w:r>
+              <w:rPr>
+                <w:sz w:val="18"/>
+                <w:szCs w:val="18"/>
+              </w:rPr>
+              <w:t>Chỉ qua onboarding hoặc Quên mật khẩu</w:t>
+            </w:r>
+          </w:p>
+        </w:tc>
+        <w:tc>
+          <w:tcPr>
+            <w:tcW w:w="6" w:type="dxa"/>
+            <w:tcMar>
+              <w:top w:w="60" w:type="dxa"/>
+              <w:left w:w="100" w:type="dxa"/>
+              <w:bottom w:w="60" w:type="dxa"/>
+              <w:right w:w="100" w:type="dxa"/>
+            </w:tcMar>
+            <w:vAlign w:val="center"/>
+          </w:tcPr>
+          <w:p>
+            <w:r>
+              <w:rPr>
+                <w:sz w:val="18"/>
+                <w:szCs w:val="18"/>
+              </w:rPr>
+              <w:t>Cài đặt tài khoản kèm OTP, hoặc Quên mật khẩu</w:t>
+            </w:r>
+          </w:p>
+        </w:tc>
+      </w:tr>
+      <w:tr>
+        <w:trPr>
+          <w:cantSplit/>
+        </w:trPr>
+        <w:tc>
+          <w:tcPr>
+            <w:tcW w:w="2" w:type="dxa"/>
+            <w:tcMar>
+              <w:top w:w="60" w:type="dxa"/>
+              <w:left w:w="100" w:type="dxa"/>
+              <w:bottom w:w="60" w:type="dxa"/>
+              <w:right w:w="100" w:type="dxa"/>
+            </w:tcMar>
+            <w:vAlign w:val="center"/>
+          </w:tcPr>
+          <w:p>
+            <w:r>
+              <w:t>Bảng/entity</w:t>
+            </w:r>
+          </w:p>
+        </w:tc>
+        <w:tc>
+          <w:tcPr>
+            <w:tcW w:w="8" w:type="dxa"/>
+            <w:tcMar>
+              <w:top w:w="60" w:type="dxa"/>
+              <w:left w:w="100" w:type="dxa"/>
+              <w:bottom w:w="60" w:type="dxa"/>
+              <w:right w:w="100" w:type="dxa"/>
+            </w:tcMar>
+            <w:vAlign w:val="center"/>
+          </w:tcPr>
+          <w:p>
+            <w:r>
+              <w:rPr>
+                <w:sz w:val="18"/>
+                <w:szCs w:val="18"/>
+              </w:rPr>
+              <w:t>google_onboarding_tickets</w:t>
+            </w:r>
+          </w:p>
+        </w:tc>
+        <w:tc>
+          <w:tcPr>
+            <w:tcW w:w="6" w:type="dxa"/>
+            <w:tcMar>
+              <w:top w:w="60" w:type="dxa"/>
+              <w:left w:w="100" w:type="dxa"/>
+              <w:bottom w:w="60" w:type="dxa"/>
+              <w:right w:w="100" w:type="dxa"/>
+            </w:tcMar>
+            <w:vAlign w:val="center"/>
+          </w:tcPr>
+          <w:p>
+            <w:r>
+              <w:rPr>
+                <w:sz w:val="18"/>
+                <w:szCs w:val="18"/>
+              </w:rPr>
+              <w:t>Đã gỡ</w:t>
+            </w:r>
+          </w:p>
+        </w:tc>
+      </w:tr>
+    </w:tbl>
+    <w:p>
+      <w:pPr/>
+      <w:r>
+        <w:rPr/>
+      </w:r>
+    </w:p>
+    <w:p>
+      <w:pPr>
+        <w:pStyle w:val="Heading2"/>
+      </w:pPr>
+      <w:r>
+        <w:rPr/>
+        <w:t>9. Kiểm thử</w:t>
+      </w:r>
+    </w:p>
+    <w:p>
+      <w:pPr>
+        <w:pStyle w:val="ListParagraph"/>
+      </w:pPr>
+      <w:r>
+        <w:rPr/>
+        <w:t>• Backend: SportHub.Security.Tests/Integration/GoogleLoginTests.cs (tự tạo, tự liên kết, khóa, song song, không lộ bí mật) và SetPasswordTests.cs (OTP, hết lượt, gửi lại, tài khoản đã có mật khẩu).</w:t>
+      </w:r>
+    </w:p>
+    <w:p>
+      <w:pPr>
+        <w:pStyle w:val="ListParagraph"/>
+      </w:pPr>
+      <w:r>
+        <w:rPr/>
+        <w:t>• Frontend: frontend/tests/auth-google-account.spec.ts.</w:t>
+      </w:r>
+    </w:p>
     <w:sectPr>
       <w:headerReference w:type="default" r:id="rId7"/>
       <w:footerReference w:type="default" r:id="rId8"/>

--- a/docs/SportManagement_BusinessRules_v2.0_updated.docx
+++ b/docs/SportManagement_BusinessRules_v2.0_updated.docx
@@ -10037,7 +10037,7 @@
                 <w:sz w:val="18"/>
                 <w:szCs w:val="18"/>
               </w:rPr>
-              <w:t>Khi có sự cố (mất điện, hỏng sân, bảo trì khẩn), Center Manager tạo Incident Notice chọn phạm vi (Room và khung giờ, hoặc toàn trung tâm) và lý do. Hệ thống khóa khung giờ bị ảnh hưởng (BR-109), gửi email ngay qua outbox cho Coach được phân công, Member có lượt thuê và học viên của lớp bị ảnh hưởng (BR-138). Lượt thuê bị ảnh hưởng tự động hủy và hoàn 100% bằng điểm, Member được ưu tiên đặt lại khung giờ khác; buổi lớp bị ảnh hưởng xử lý theo BR-54.</w:t>
+              <w:t xml:space="preserve">Khi có sự cố (mất điện, hỏng sân, bảo trì khẩn, hỏng hoặc sửa chữa phòng Gym), Center Manager tạo Incident Notice chọn phạm vi (Room và khung giờ, khu vực Gym, hoặc toàn trung tâm) và lý do. Hệ thống khóa khung giờ bị ảnh hưởng (BR-109), gửi email ngay qua outbox cho Coach được phân công, Member có lượt thuê, học viên của lớp bị ảnh hưởng và Member có Membership Gym đang Active vào ngày xảy ra sự cố (BR-138). Lượt thuê bị ảnh hưởng tự động hủy và hoàn 100% bằng điểm, Member được ưu tiên đặt lại khung giờ khác; buổi lớp bị ảnh hưởng được bù vào lịch tiếp theo theo BR-54. Với Gym, mỗi Membership Active được gia hạn EndDate thêm đúng số ngày Gym phải đóng cửa để sửa chữa (Center Manager xác nhận số ngày khi đóng sự cố, ghi Audit Log); sự cố tạm thời không phải căn cứ hoàn điểm.</w:t>
             </w:r>
           </w:p>
         </w:tc>
@@ -10100,7 +10100,7 @@
                 <w:sz w:val="18"/>
                 <w:szCs w:val="18"/>
               </w:rPr>
-              <w:t>Feedback giảng viên — thông báo mất điện, sự cố qua mail</w:t>
+              <w:t xml:space="preserve">Feedback giảng viên — thông báo mất điện, sự cố qua mail; bổ sung 11/10/2026: sự cố Gym bù bằng gia hạn Membership, buổi lớp bù vào lịch tiếp theo, không hoàn 100%</w:t>
             </w:r>
           </w:p>
         </w:tc>
@@ -12362,7 +12362,7 @@
                 <w:sz w:val="18"/>
                 <w:szCs w:val="18"/>
               </w:rPr>
-              <w:t>Một InvoiceItem Membership đủ điều kiện hoàn chuẩn khi tại RefundRequestedDate theo calendar date Việt Nam có RemainingDays × 3 &gt;= TotalDays × 2, trong đó TotalDays = EndDate − StartDate + 1 và RemainingDays = EndDate − RefundRequestedDate + 1. Quy tắc này áp dụng cả khi chưa tới StartDate; mức hoàn là 50% giá trị thực trả của riêng InvoiceItem đó, quy đổi thành điểm. Khi còn dưới 2/3 thời hạn hoặc Membership đã Expired thì không hoàn, trừ ngoại lệ do lỗi của trung tâm được Center Manager phê duyệt và ghi lý do.</w:t>
+              <w:t xml:space="preserve">Một InvoiceItem Membership đủ điều kiện hoàn chuẩn khi tại RefundRequestedDate theo calendar date Việt Nam có RemainingDays × 3 &gt;= TotalDays × 2, trong đó TotalDays = EndDate − StartDate + 1 và RemainingDays = EndDate − RefundRequestedDate + 1. Quy tắc này áp dụng cả khi chưa tới StartDate (gói gia hạn sớm bắt đầu sau EndDate hiện tại); mức hoàn chuẩn tối đa là 50% giá trị thực trả của riêng InvoiceItem đó, quy đổi thành điểm, vì Membership mới mua bắt đầu từ ngày thanh toán nên không có hoàn 100%. Khi còn dưới 2/3 thời hạn hoặc Membership đã Expired thì không hoàn. Sự cố tạm thời của trung tâm (hỏng hoặc sửa chữa phòng Gym) không phải căn cứ hoàn mà được bù bằng gia hạn theo BR-130. Ngoại lệ hoàn chỉ dành cho vấn đề khác khiến trung tâm không thể cung cấp dịch vụ, tính theo phần chưa sử dụng, do Center Manager phê duyệt và ghi lý do, căn cứ.</w:t>
             </w:r>
           </w:p>
         </w:tc>
@@ -12425,7 +12425,7 @@
                 <w:sz w:val="18"/>
                 <w:szCs w:val="18"/>
               </w:rPr>
-              <w:t>Quyết định người dùng; hoàn bằng điểm</w:t>
+              <w:t xml:space="preserve">Quyết định người dùng; hoàn bằng điểm; 11/10/2026: hoàn chuẩn tối đa 50%, sự cố tạm thời bù bằng gia hạn thay vì hoàn</w:t>
             </w:r>
           </w:p>
         </w:tc>
@@ -15274,7 +15274,7 @@
                 <w:sz w:val="18"/>
                 <w:szCs w:val="18"/>
               </w:rPr>
-              <w:t>Center Manager có thể gửi thông báo thủ công qua email (sự cố, thay đổi vận hành) tới nhóm Coach, Member có lượt thuê trong khung giờ được chọn hoặc Member của lớp được chọn. Nội dung và danh sách người nhận được ghi Audit Log; email gửi qua outbox (BR-34) và lỗi gửi không chặn hành động gốc.</w:t>
+              <w:t xml:space="preserve">Center Manager có thể gửi thông báo thủ công qua email (sự cố, thay đổi vận hành) tới nhóm Coach, Member có lượt thuê trong khung giờ được chọn, Member của lớp được chọn hoặc Member có Membership Gym đang Active. Nội dung và danh sách người nhận được ghi Audit Log; email gửi qua outbox (BR-34) và lỗi gửi không chặn hành động gốc.</w:t>
             </w:r>
           </w:p>
         </w:tc>
@@ -15337,7 +15337,7 @@
                 <w:sz w:val="18"/>
                 <w:szCs w:val="18"/>
               </w:rPr>
-              <w:t>Feedback giảng viên — thông báo mất điện, sự cố cho coach và coach ngoài</w:t>
+              <w:t xml:space="preserve">Feedback giảng viên — thông báo mất điện, sự cố cho coach và coach ngoài; bổ sung 11/10/2026: thêm Member có Membership Gym Active vào nhóm nhận</w:t>
             </w:r>
           </w:p>
         </w:tc>

--- a/docs/SportManagement_BusinessRules_v2.0_updated.docx
+++ b/docs/SportManagement_BusinessRules_v2.0_updated.docx
@@ -12587,7 +12587,7 @@
                 <w:sz w:val="18"/>
                 <w:szCs w:val="18"/>
               </w:rPr>
-              <w:t>InvoiceItem ClassPackage: trước khi buổi đầu tiên của lớp bắt đầu, Member được hoàn 100% giá trị thực trả bằng điểm; từ buổi đầu tiên trở đi không có hoàn chuẩn (ngoại lệ do Manager duyệt, ghi lý do và căn cứ). Nếu lớp bị trung tâm hủy (BR-121 hoặc Manager hủy lớp), mọi ghi danh được hoàn 100% bằng điểm nếu lớp chưa bắt đầu; nếu lớp bị hủy giữa chừng thì hoàn theo tỷ lệ số buổi chưa diễn ra, làm tròn xuống theo điểm.</w:t>
+              <w:t>InvoiceItem ClassPackage: Member được tự hủy ghi danh trước khi buổi đầu tiên bắt đầu; còn từ 5 ngày trở lên trước buổi đầu hoàn 100% giá trị thực trả bằng điểm, còn dưới 5 ngày hoàn 50%. Từ buổi đầu tiên trở đi không có hoàn chuẩn; Member gửi đơn và Center Manager quyết định tỷ lệ hoàn, ghi lý do và căn cứ (ví dụ chất lượng giảng dạy). Receptionist và Manager có thể hủy thay Member. Nếu lớp bị trung tâm hủy (BR-121 hoặc Manager hủy lớp), mọi ghi danh được hoàn 100% bằng điểm nếu lớp chưa bắt đầu; nếu lớp bị hủy giữa chừng thì hoàn theo tỷ lệ số buổi chưa diễn ra, làm tròn xuống theo điểm.</w:t>
             </w:r>
           </w:p>
         </w:tc>

--- a/docs/SportManagement_BusinessRules_v2.0_updated.docx
+++ b/docs/SportManagement_BusinessRules_v2.0_updated.docx
@@ -399,7 +399,7 @@
                 <w:sz w:val="18"/>
                 <w:szCs w:val="18"/>
               </w:rPr>
-              <w:t>Chỉ System Administrator được tạo tài khoản System Administrator, Center Manager và Receptionist; gán hoặc thay đổi vai trò người dùng. Center Manager được tạo và quản lý tài khoản Coach của trung tâm (kèm CoachSpecialty theo BR-96), nhưng không được gán hoặc đổi vai trò. Mỗi tài khoản có đúng một vai trò. System Administrator đầu tiên được khởi tạo khi triển khai. Sau khi đổi vai trò có hiệu lực, request xác thực tiếp theo phải đối chiếu vai trò hiện tại; JWT mang vai trò cũ khác vai trò hiện tại bị từ chối. Đây không phải cam kết thu hồi toàn bộ token hoặc logout-all.</w:t>
+              <w:t>Chỉ System Administrator được tạo tài khoản nhân sự (System Administrator, Center Manager, Receptionist và Coach kèm CoachSpecialty theo BR-96) và gán hoặc thay đổi vai trò người dùng. Tài khoản nhân sự được tạo không có mật khẩu; hệ thống gửi email kích hoạt (link dùng một lần, hiệu lực 24 giờ) để chính người dùng đặt mật khẩu, System Administrator không đặt mật khẩu hộ. Center Manager không tạo tài khoản Coach và không được gán hoặc đổi vai trò; Center Manager chỉ sửa hồ sơ, chuyên môn của Coach và cấp quyền dịch vụ PT. Đổi vai trò chỉ diễn ra giữa các vai trò nhân sự và tuân theo BR-142. Mỗi tài khoản có đúng một vai trò. System Administrator đầu tiên được khởi tạo khi triển khai. Sau khi đổi vai trò có hiệu lực, request xác thực tiếp theo phải đối chiếu vai trò hiện tại; JWT mang vai trò cũ khác vai trò hiện tại bị từ chối. Đây không phải cam kết thu hồi toàn bộ token hoặc logout-all.</w:t>
             </w:r>
           </w:p>
         </w:tc>
@@ -960,7 +960,7 @@
                 <w:sz w:val="18"/>
                 <w:szCs w:val="18"/>
               </w:rPr>
-              <w:t>Mọi thao tác quản trị và nghiệp vụ quan trọng của System Administrator, Center Manager, Coach và Receptionist phải được ghi Audit Log, gồm người thực hiện, hành động, đối tượng bị tác động và thời điểm. Các nhóm thao tác bắt buộc ghi gồm: CRUD môn thể thao, tạo/khóa tài khoản Coach, tạo/sửa/hủy lớp và lịch, quyết định về ngưỡng hoàn vốn, thuê/hủy sân, cộng/trừ/điều chỉnh điểm. Thao tác khóa hoặc mở khóa tài khoản phải ghi thêm lý do.</w:t>
+              <w:t>Mọi thao tác quản trị và nghiệp vụ quan trọng của System Administrator, Center Manager, Coach và Receptionist phải được ghi Audit Log, gồm người thực hiện, hành động, đối tượng bị tác động và thời điểm. Các nhóm thao tác bắt buộc ghi gồm: CRUD môn thể thao, tạo tài khoản nhân sự (kể cả Coach), khóa tài khoản, tạo/sửa/hủy lớp và lịch, quyết định về ngưỡng hoàn vốn, thuê/hủy sân, cộng/trừ/điều chỉnh điểm. Thao tác khóa hoặc mở khóa tài khoản phải ghi thêm lý do.</w:t>
             </w:r>
           </w:p>
         </w:tc>
@@ -4764,6 +4764,118 @@
                 <w:sz w:val="18"/>
                 <w:szCs w:val="18"/>
               </w:rPr>
+              <w:t>BR-142</w:t>
+            </w:r>
+          </w:p>
+        </w:tc>
+        <w:tc>
+          <w:tcPr>
+            <w:tcW w:w="5200" w:type="dxa"/>
+            <w:tcMar>
+              <w:top w:w="60" w:type="dxa"/>
+              <w:left w:w="100" w:type="dxa"/>
+              <w:bottom w:w="60" w:type="dxa"/>
+              <w:right w:w="100" w:type="dxa"/>
+            </w:tcMar>
+            <w:vAlign w:val="center"/>
+          </w:tcPr>
+          <w:p>
+            <w:r>
+              <w:rPr>
+                <w:sz w:val="18"/>
+                <w:szCs w:val="18"/>
+              </w:rPr>
+              <w:t>Member và nhân sự (System Administrator, Center Manager, Receptionist, Coach) là hai loại tài khoản tách biệt, không chuyển đổi qua lại: hệ thống từ chối đổi Member thành vai trò nhân sự hoặc ngược lại (HTTP 409 member_staff_role_change_not_allowed); người muốn làm nhân sự phải được System Administrator tạo tài khoản mới bằng email khác, tài khoản Member cũ giữ nguyên. Đổi vai trò chỉ diễn ra giữa các vai trò nhân sự. Coach chỉ được rời vai trò Coach khi không còn lớp, lịch tương lai hoặc quan hệ huấn luyện Active; khi đổi vai trò hợp lệ, CoachSpecialty và quyền dịch vụ PT bị xóa.</w:t>
+            </w:r>
+          </w:p>
+        </w:tc>
+        <w:tc>
+          <w:tcPr>
+            <w:tcW w:w="1400" w:type="dxa"/>
+            <w:tcMar>
+              <w:top w:w="60" w:type="dxa"/>
+              <w:left w:w="100" w:type="dxa"/>
+              <w:bottom w:w="60" w:type="dxa"/>
+              <w:right w:w="100" w:type="dxa"/>
+            </w:tcMar>
+            <w:vAlign w:val="center"/>
+          </w:tcPr>
+          <w:p>
+            <w:r>
+              <w:rPr>
+                <w:sz w:val="18"/>
+                <w:szCs w:val="18"/>
+              </w:rPr>
+              <w:t>Ràng buộc</w:t>
+            </w:r>
+          </w:p>
+        </w:tc>
+        <w:tc>
+          <w:tcPr>
+            <w:tcW w:w="1300" w:type="dxa"/>
+            <w:tcMar>
+              <w:top w:w="60" w:type="dxa"/>
+              <w:left w:w="100" w:type="dxa"/>
+              <w:bottom w:w="60" w:type="dxa"/>
+              <w:right w:w="100" w:type="dxa"/>
+            </w:tcMar>
+            <w:vAlign w:val="center"/>
+          </w:tcPr>
+          <w:p>
+            <w:r>
+              <w:rPr>
+                <w:sz w:val="18"/>
+                <w:szCs w:val="18"/>
+              </w:rPr>
+              <w:t>Động</w:t>
+            </w:r>
+          </w:p>
+        </w:tc>
+        <w:tc>
+          <w:tcPr>
+            <w:tcW w:w="2400" w:type="dxa"/>
+            <w:tcMar>
+              <w:top w:w="60" w:type="dxa"/>
+              <w:left w:w="100" w:type="dxa"/>
+              <w:bottom w:w="60" w:type="dxa"/>
+              <w:right w:w="100" w:type="dxa"/>
+            </w:tcMar>
+            <w:vAlign w:val="center"/>
+          </w:tcPr>
+          <w:p>
+            <w:r>
+              <w:rPr>
+                <w:sz w:val="18"/>
+                <w:szCs w:val="18"/>
+              </w:rPr>
+              <w:t>Quyết định người dùng 12/10/2026 — Member và nhân sự tách biệt; Admin là người duy nhất tạo Coach</w:t>
+            </w:r>
+          </w:p>
+        </w:tc>
+      </w:tr>
+      <w:tr>
+        <w:trPr>
+          <w:cantSplit/>
+        </w:trPr>
+        <w:tc>
+          <w:tcPr>
+            <w:tcW w:w="900" w:type="dxa"/>
+            <w:tcMar>
+              <w:top w:w="60" w:type="dxa"/>
+              <w:left w:w="100" w:type="dxa"/>
+              <w:bottom w:w="60" w:type="dxa"/>
+              <w:right w:w="100" w:type="dxa"/>
+            </w:tcMar>
+            <w:vAlign w:val="center"/>
+          </w:tcPr>
+          <w:p>
+            <w:r>
+              <w:rPr>
+                <w:b/>
+                <w:bCs/>
+                <w:sz w:val="18"/>
+                <w:szCs w:val="18"/>
+              </w:rPr>
               <w:lastRenderedPageBreak/>
               <w:t>BR-13</w:t>
             </w:r>
@@ -8947,7 +9059,7 @@
                 <w:sz w:val="18"/>
                 <w:szCs w:val="18"/>
               </w:rPr>
-              <w:t>Mỗi tài khoản Coach có ít nhất một CoachSpecialty (liên kết tới một Sport đang tồn tại) do Center Manager gán khi tạo hoặc sửa; một Coach có thể có nhiều Specialty. CoachProfile chỉ lưu Specialty và mô tả chuyên môn; họ tên, số điện thoại và thông tin xác thực thuộc UserProfile/UserCredential. Hệ thống chỉ liệt kê Coach có Specialty khớp khi Manager phân công lớp (BR-14) và khi Member chọn Coach PT (BR-74, Specialty phải gồm Personal Training). Đổi Specialty không tự gỡ Coach khỏi lớp/PT đã phân công nhưng Manager được cảnh báo khi Coach không còn khớp. Phân loại PersonalTrainer/ClassInstructor cũ được thay bằng CoachSpecialty.</w:t>
+              <w:t>Mỗi tài khoản Coach có ít nhất một CoachSpecialty (liên kết tới một Sport đang tồn tại) do System Administrator gán khi tạo tài khoản Coach và do Center Manager chỉnh sửa sau đó; một Coach có thể có nhiều Specialty. CoachProfile chỉ lưu Specialty và mô tả chuyên môn; họ tên, số điện thoại và thông tin xác thực thuộc UserProfile/UserCredential. Hệ thống chỉ liệt kê Coach có Specialty khớp khi Manager phân công lớp (BR-14) và khi Member chọn Coach PT (BR-74, Specialty phải gồm Personal Training). Đổi Specialty không tự gỡ Coach khỏi lớp/PT đã phân công nhưng Manager được cảnh báo khi Coach không còn khớp. Phân loại PersonalTrainer/ClassInstructor cũ được thay bằng CoachSpecialty. Chỉ System Administrator tạo tài khoản Coach (BR-2); Center Manager không tạo Coach mà chỉ sửa hồ sơ, chuyên môn và cấp quyền dịch vụ PT cho Coach có Specialty Personal Training. Khi Coach được đổi sang vai trò khác, CoachSpecialty và quyền dịch vụ PT bị xóa (BR-142).</w:t>
             </w:r>
           </w:p>
         </w:tc>
@@ -10037,7 +10149,7 @@
                 <w:sz w:val="18"/>
                 <w:szCs w:val="18"/>
               </w:rPr>
-              <w:t xml:space="preserve">Khi có sự cố (mất điện, hỏng sân, bảo trì khẩn, hỏng hoặc sửa chữa phòng Gym), Center Manager tạo Incident Notice chọn phạm vi (Room và khung giờ, khu vực Gym, hoặc toàn trung tâm) và lý do. Hệ thống khóa khung giờ bị ảnh hưởng (BR-109), gửi email ngay qua outbox cho Coach được phân công, Member có lượt thuê, học viên của lớp bị ảnh hưởng và Member có Membership Gym đang Active vào ngày xảy ra sự cố (BR-138). Lượt thuê bị ảnh hưởng tự động hủy và hoàn 100% bằng điểm, Member được ưu tiên đặt lại khung giờ khác; buổi lớp bị ảnh hưởng được bù vào lịch tiếp theo theo BR-54. Với Gym, mỗi Membership Active được gia hạn EndDate thêm đúng số ngày Gym phải đóng cửa để sửa chữa (Center Manager xác nhận số ngày khi đóng sự cố, ghi Audit Log); sự cố tạm thời không phải căn cứ hoàn điểm.</w:t>
+              <w:t xml:space="preserve">Khi có sự cố (mất điện, hỏng sân, bảo trì khẩn, hỏng hoặc sửa chữa phòng Gym), Center Manager tạo Incident Notice chọn phạm vi (Room và khung giờ, khu vực Gym, hoặc toàn trung tâm) và lý do. Hệ thống khóa khung giờ bị ảnh hưởng (BR-109), gửi email ngay qua outbox cho Coach được phân công, Member có lượt thuê, học viên của lớp bị ảnh hưởng và Member có Membership Gym đang Active vào ngày xảy ra sự cố (BR-138). Lượt thuê bị ảnh hưởng tự động hủy và hoàn 100% bằng điểm, Member được ưu tiên đặt lại khung giờ khác; buổi lớp bị ảnh hưởng được bù vào lịch tiếp theo theo BR-54. Với Gym, mỗi Membership Active được gia hạn EndDate thêm đúng số ngày Gym phải đóng cửa để sửa chữa (Center Manager xác nhận số ngày khi đóng sự cố, ghi Audit Log); sự cố tạm thời không phải căn cứ hoàn điểm. Hoàn do lỗi trung tâm đối với Membership hoặc PT chỉ theo BR-91, tính theo phần chưa sử dụng và không hoàn 100%.</w:t>
             </w:r>
           </w:p>
         </w:tc>
@@ -12362,7 +12474,7 @@
                 <w:sz w:val="18"/>
                 <w:szCs w:val="18"/>
               </w:rPr>
-              <w:t xml:space="preserve">Một InvoiceItem Membership đủ điều kiện hoàn chuẩn khi tại RefundRequestedDate theo calendar date Việt Nam có RemainingDays × 3 &gt;= TotalDays × 2, trong đó TotalDays = EndDate − StartDate + 1 và RemainingDays = EndDate − RefundRequestedDate + 1. Quy tắc này áp dụng cả khi chưa tới StartDate (gói gia hạn sớm bắt đầu sau EndDate hiện tại); mức hoàn chuẩn tối đa là 50% giá trị thực trả của riêng InvoiceItem đó, quy đổi thành điểm, vì Membership mới mua bắt đầu từ ngày thanh toán nên không có hoàn 100%. Khi còn dưới 2/3 thời hạn hoặc Membership đã Expired thì không hoàn. Sự cố tạm thời của trung tâm (hỏng hoặc sửa chữa phòng Gym) không phải căn cứ hoàn mà được bù bằng gia hạn theo BR-130. Ngoại lệ hoàn chỉ dành cho vấn đề khác khiến trung tâm không thể cung cấp dịch vụ, tính theo phần chưa sử dụng, do Center Manager phê duyệt và ghi lý do, căn cứ.</w:t>
+              <w:t xml:space="preserve">Một InvoiceItem Membership đủ điều kiện hoàn chuẩn khi tại RefundRequestedDate theo calendar date Việt Nam có RemainingDays × 3 &gt;= TotalDays × 2, trong đó TotalDays = EndDate − StartDate + 1 và RemainingDays = EndDate − RefundRequestedDate + 1. Quy tắc này áp dụng cả khi chưa tới StartDate (gói gia hạn sớm bắt đầu sau EndDate hiện tại); mức hoàn chuẩn tối đa là 50% giá trị thực trả của riêng InvoiceItem đó, quy đổi thành điểm, vì Membership mới mua bắt đầu từ ngày thanh toán nên không có hoàn 100%. Khi còn dưới 2/3 thời hạn hoặc Membership đã Expired thì không hoàn. Sự cố tạm thời của trung tâm (hỏng hoặc sửa chữa phòng Gym) không phải căn cứ hoàn mà được bù bằng gia hạn theo BR-130. Ngoại lệ hoàn do lỗi trung tâm (Center Fault) chỉ dành cho vấn đề khác khiến trung tâm không thể cung cấp dịch vụ, do Center Manager phê duyệt và ghi lý do, căn cứ; mức hoàn tính theo phần chưa sử dụng, không hoàn 100%: Membership theo RemainingDays / TotalDays, PT theo số buổi chưa dùng / TotalQuota, quy đổi thành điểm.</w:t>
             </w:r>
           </w:p>
         </w:tc>
@@ -15274,7 +15386,7 @@
                 <w:sz w:val="18"/>
                 <w:szCs w:val="18"/>
               </w:rPr>
-              <w:t xml:space="preserve">Center Manager có thể gửi thông báo thủ công qua email (sự cố, thay đổi vận hành) tới nhóm Coach, Member có lượt thuê trong khung giờ được chọn, Member của lớp được chọn hoặc Member có Membership Gym đang Active. Nội dung và danh sách người nhận được ghi Audit Log; email gửi qua outbox (BR-34) và lỗi gửi không chặn hành động gốc.</w:t>
+              <w:t xml:space="preserve">Center Manager có thể gửi thông báo thủ công qua email (sự cố, thay đổi vận hành) tới nhóm Coach, Member có lượt thuê trong khung giờ được chọn, Member của lớp được chọn hoặc Member có Membership Gym đang Active. Nội dung và danh sách người nhận được ghi Audit Log; email gửi qua outbox (BR-34) và lỗi gửi không chặn hành động gốc. Với sự cố Gym, Member có Membership Active được email thông báo việc gia hạn EndDate (BR-130).</w:t>
             </w:r>
           </w:p>
         </w:tc>

--- a/docs/SportManagement_BusinessRules_v2.0_updated.docx
+++ b/docs/SportManagement_BusinessRules_v2.0_updated.docx
@@ -61,7 +61,7 @@
         <w:spacing w:before="240" w:after="240"/>
       </w:pPr>
       <w:r>
-        <w:t>Thuật ngữ: Sport (môn); Class (lớp/khóa học có mã như Cầu lông 01); Session (buổi học); Room (phòng/sân); SeatHold (giữ chỗ tạm thời khi checkout); ClassPackage (gói của một lớp); PointWallet (ví điểm). Năm vai trò hệ thống: System Administrator, Center Manager, Coach, Member, Receptionist. Trung tâm không có huấn luyện viên freelancer và không cho phép gym/huấn luyện viên bên ngoài vào hoạt động; người ngoài muốn thuê sân dùng tài khoản Member bình thường (BR-140).</w:t>
+        <w:t>Thuật ngữ: Sport (môn); Class (lớp/khóa học có mã như Cầu lông 01); Session (buổi học); Room (phòng/sân); SeatHold (giữ chỗ tạm thời khi checkout); ClassPackage (gói của một lớp); PointWallet (ví điểm). Năm vai trò hệ thống: System Administrator, Center Manager, Coach, Member, Receptionist. Requirement gốc chỉ có bốn vai trò (Center Manager, Coach, Member, Receptionist); System Administrator là vai trò bổ sung của dự án và chia việc với Center Manager: Administrator quản lý tài khoản nhân sự, phân quyền (đổi vai trò) và Audit Log thao tác tài khoản; Center Manager giữ phần vận hành trung tâm và Audit Log đầy đủ, nên vai trò Center Manager không còn giống 100% requirement gốc. Guest là người chưa đăng nhập, không phải vai trò lưu trong database; Guest xem được landing page và nội dung công khai (khóa/gói, sân, Coach) nhưng không đọc dữ liệu cá nhân. Trung tâm không có huấn luyện viên freelancer và không cho phép gym/huấn luyện viên bên ngoài vào hoạt động; người ngoài muốn thuê sân dùng tài khoản Member bình thường (BR-140).</w:t>
       </w:r>
     </w:p>
     <w:p>
@@ -287,7 +287,7 @@
                 <w:sz w:val="18"/>
                 <w:szCs w:val="18"/>
               </w:rPr>
-              <w:t>Tài khoản Hội viên có thể tự đăng ký bằng một địa chỉ email duy nhất, hợp lệ và mật khẩu đáp ứng các yêu cầu về độ mạnh của hệ thống.</w:t>
+              <w:t>Tài khoản Hội viên được tạo bằng một trong hai cách: (1) Hội viên tự đăng ký bằng email duy nhất, hợp lệ (xác minh bằng OTP) và mật khẩu đáp ứng yêu cầu độ mạnh, hoặc đăng nhập Google; (2) Receptionist đăng ký Hội viên mới tại quầy bằng họ tên, email (nhập hai lần) và số điện thoại; hệ thống tạo tài khoản Member chưa có mật khẩu, gửi email kích hoạt (link dùng một lần, hiệu lực 24 giờ) để Hội viên tự đặt mật khẩu. Receptionist không đặt mật khẩu hộ và chỉ tạo được tài khoản Member. (Cách 2 là yêu cầu của đặc tả, chưa triển khai.)</w:t>
             </w:r>
           </w:p>
         </w:tc>
@@ -399,7 +399,7 @@
                 <w:sz w:val="18"/>
                 <w:szCs w:val="18"/>
               </w:rPr>
-              <w:t>Chỉ System Administrator được tạo tài khoản nhân sự (System Administrator, Center Manager, Receptionist và Coach kèm CoachSpecialty theo BR-96) và gán hoặc thay đổi vai trò người dùng. Tài khoản nhân sự được tạo không có mật khẩu; hệ thống gửi email kích hoạt (link dùng một lần, hiệu lực 24 giờ) để chính người dùng đặt mật khẩu, System Administrator không đặt mật khẩu hộ. Center Manager không tạo tài khoản Coach và không được gán hoặc đổi vai trò; Center Manager chỉ sửa hồ sơ, chuyên môn của Coach và cấp quyền dịch vụ PT. Đổi vai trò chỉ diễn ra giữa các vai trò nhân sự và tuân theo BR-142. Mỗi tài khoản có đúng một vai trò. System Administrator đầu tiên được khởi tạo khi triển khai. Sau khi đổi vai trò có hiệu lực, request xác thực tiếp theo phải đối chiếu vai trò hiện tại; JWT mang vai trò cũ khác vai trò hiện tại bị từ chối. Đây không phải cam kết thu hồi toàn bộ token hoặc logout-all.</w:t>
+              <w:t>Chỉ System Administrator được tạo tài khoản nhân sự (System Administrator, Center Manager, Receptionist và Coach kèm CoachSpecialty theo BR-96) và gán hoặc thay đổi vai trò người dùng. Tài khoản nhân sự được tạo không có mật khẩu; hệ thống gửi email kích hoạt (link dùng một lần, hiệu lực 24 giờ) để chính người dùng đặt mật khẩu, System Administrator không đặt mật khẩu hộ. Center Manager không tạo tài khoản Coach và không được gán hoặc đổi vai trò; Center Manager chỉ sửa hồ sơ, chuyên môn của Coach và cấp quyền dịch vụ PT. Đổi vai trò chỉ diễn ra giữa các vai trò nhân sự và tuân theo BR-142. Mỗi tài khoản có đúng một vai trò. System Administrator đầu tiên được khởi tạo khi triển khai. Sau khi đổi vai trò có hiệu lực, request xác thực tiếp theo phải đối chiếu vai trò hiện tại; JWT mang vai trò cũ khác vai trò hiện tại bị từ chối. Đây không phải cam kết thu hồi toàn bộ token hoặc logout-all. Việc xác minh email của tài khoản nhân sự và các thao tác gửi lại link, sửa email theo BR-143.</w:t>
             </w:r>
           </w:p>
         </w:tc>
@@ -462,7 +462,7 @@
                 <w:sz w:val="18"/>
                 <w:szCs w:val="18"/>
               </w:rPr>
-              <w:t>BR-06 gốc; Manager tạo và quản lý Coach (feedback giảng viên)</w:t>
+              <w:t>BR-06 gốc; cập nhật 12/10/2026: System Administrator tạo Coach, Center Manager chỉ sửa hồ sơ/chuyên môn và cấp quyền dịch vụ PT</w:t>
             </w:r>
           </w:p>
         </w:tc>
@@ -960,7 +960,7 @@
                 <w:sz w:val="18"/>
                 <w:szCs w:val="18"/>
               </w:rPr>
-              <w:t>Mọi thao tác quản trị và nghiệp vụ quan trọng của System Administrator, Center Manager, Coach và Receptionist phải được ghi Audit Log, gồm người thực hiện, hành động, đối tượng bị tác động và thời điểm. Các nhóm thao tác bắt buộc ghi gồm: CRUD môn thể thao, tạo tài khoản nhân sự (kể cả Coach), khóa tài khoản, tạo/sửa/hủy lớp và lịch, quyết định về ngưỡng hoàn vốn, thuê/hủy sân, cộng/trừ/điều chỉnh điểm. Thao tác khóa hoặc mở khóa tài khoản phải ghi thêm lý do.</w:t>
+              <w:t>Mọi thao tác quản trị và nghiệp vụ quan trọng của System Administrator, Center Manager, Coach và Receptionist phải được ghi Audit Log, gồm người thực hiện, hành động, đối tượng bị tác động và thời điểm. Các nhóm thao tác bắt buộc ghi gồm: CRUD môn thể thao, tạo tài khoản nhân sự (kể cả Coach), khóa tài khoản, gửi lại link kích hoạt (RESEND_STAFF_ACTIVATION), sửa email tài khoản chờ kích hoạt (CHANGE_PENDING_STAFF_EMAIL, ghi email cũ, email mới và lý do), tạo/sửa/hủy lớp và lịch, quyết định về ngưỡng hoàn vốn, thuê/hủy sân, cộng/trừ/điều chỉnh điểm. Thao tác khóa hoặc mở khóa tài khoản phải ghi thêm lý do.</w:t>
             </w:r>
           </w:p>
         </w:tc>
@@ -4849,6 +4849,230 @@
                 <w:szCs w:val="18"/>
               </w:rPr>
               <w:t>Quyết định người dùng 12/10/2026 — Member và nhân sự tách biệt; Admin là người duy nhất tạo Coach</w:t>
+            </w:r>
+          </w:p>
+        </w:tc>
+      </w:tr>
+      <w:tr>
+        <w:trPr>
+          <w:cantSplit/>
+        </w:trPr>
+        <w:tc>
+          <w:tcPr>
+            <w:tcW w:w="900" w:type="dxa"/>
+            <w:tcMar>
+              <w:top w:w="60" w:type="dxa"/>
+              <w:left w:w="100" w:type="dxa"/>
+              <w:bottom w:w="60" w:type="dxa"/>
+              <w:right w:w="100" w:type="dxa"/>
+            </w:tcMar>
+            <w:vAlign w:val="center"/>
+          </w:tcPr>
+          <w:p>
+            <w:r>
+              <w:rPr>
+                <w:b/>
+                <w:bCs/>
+                <w:sz w:val="18"/>
+                <w:szCs w:val="18"/>
+              </w:rPr>
+              <w:t>BR-143</w:t>
+            </w:r>
+          </w:p>
+        </w:tc>
+        <w:tc>
+          <w:tcPr>
+            <w:tcW w:w="5200" w:type="dxa"/>
+            <w:tcMar>
+              <w:top w:w="60" w:type="dxa"/>
+              <w:left w:w="100" w:type="dxa"/>
+              <w:bottom w:w="60" w:type="dxa"/>
+              <w:right w:w="100" w:type="dxa"/>
+            </w:tcMar>
+            <w:vAlign w:val="center"/>
+          </w:tcPr>
+          <w:p>
+            <w:r>
+              <w:rPr>
+                <w:sz w:val="18"/>
+                <w:szCs w:val="18"/>
+              </w:rPr>
+              <w:t>Hệ thống không xác minh được địa chỉ email của tài khoản do quản trị viên tạo là thật hay đúng người, nên việc xác minh là link kích hoạt gửi tới chính email đó. Khi tạo tài khoản nhân sự, System Administrator phải nhập email hai lần và hai lần nhập phải khớp. Tài khoản nhân sự chưa đặt mật khẩu và chưa liên kết Google ở trạng thái "chờ kích hoạt" và được hiển thị như vậy. Với tài khoản chờ kích hoạt, System Administrator được (a) gửi lại link kích hoạt (cách nhau tối thiểu 60 giây; mỗi lần gửi vô hiệu link cũ), và (b) sửa email gõ sai kèm lý do bắt buộc: link gửi tới email cũ bị vô hiệu ngay, link mới gửi tới email mới. Hai thao tác này không áp dụng cho Hội viên hoặc nhân sự đã kích hoạt (HTTP 409 account_not_pending_activation). Tài khoản chờ kích hoạt không đăng nhập được, kể cả bằng Google, cho tới khi người nhận tự đặt mật khẩu qua link.</w:t>
+            </w:r>
+          </w:p>
+        </w:tc>
+        <w:tc>
+          <w:tcPr>
+            <w:tcW w:w="1400" w:type="dxa"/>
+            <w:tcMar>
+              <w:top w:w="60" w:type="dxa"/>
+              <w:left w:w="100" w:type="dxa"/>
+              <w:bottom w:w="60" w:type="dxa"/>
+              <w:right w:w="100" w:type="dxa"/>
+            </w:tcMar>
+            <w:vAlign w:val="center"/>
+          </w:tcPr>
+          <w:p>
+            <w:r>
+              <w:rPr>
+                <w:sz w:val="18"/>
+                <w:szCs w:val="18"/>
+              </w:rPr>
+              <w:t>Ràng buộc</w:t>
+            </w:r>
+          </w:p>
+        </w:tc>
+        <w:tc>
+          <w:tcPr>
+            <w:tcW w:w="1300" w:type="dxa"/>
+            <w:tcMar>
+              <w:top w:w="60" w:type="dxa"/>
+              <w:left w:w="100" w:type="dxa"/>
+              <w:bottom w:w="60" w:type="dxa"/>
+              <w:right w:w="100" w:type="dxa"/>
+            </w:tcMar>
+            <w:vAlign w:val="center"/>
+          </w:tcPr>
+          <w:p>
+            <w:r>
+              <w:rPr>
+                <w:sz w:val="18"/>
+                <w:szCs w:val="18"/>
+              </w:rPr>
+              <w:t>Động</w:t>
+            </w:r>
+          </w:p>
+        </w:tc>
+        <w:tc>
+          <w:tcPr>
+            <w:tcW w:w="2400" w:type="dxa"/>
+            <w:tcMar>
+              <w:top w:w="60" w:type="dxa"/>
+              <w:left w:w="100" w:type="dxa"/>
+              <w:bottom w:w="60" w:type="dxa"/>
+              <w:right w:w="100" w:type="dxa"/>
+            </w:tcMar>
+            <w:vAlign w:val="center"/>
+          </w:tcPr>
+          <w:p>
+            <w:r>
+              <w:rPr>
+                <w:sz w:val="18"/>
+                <w:szCs w:val="18"/>
+              </w:rPr>
+              <w:t>Quyết định người dùng 12/10/2026 — toàn vẹn kích hoạt tài khoản</w:t>
+            </w:r>
+          </w:p>
+        </w:tc>
+      </w:tr>
+      <w:tr>
+        <w:trPr>
+          <w:cantSplit/>
+        </w:trPr>
+        <w:tc>
+          <w:tcPr>
+            <w:tcW w:w="900" w:type="dxa"/>
+            <w:tcMar>
+              <w:top w:w="60" w:type="dxa"/>
+              <w:left w:w="100" w:type="dxa"/>
+              <w:bottom w:w="60" w:type="dxa"/>
+              <w:right w:w="100" w:type="dxa"/>
+            </w:tcMar>
+            <w:vAlign w:val="center"/>
+          </w:tcPr>
+          <w:p>
+            <w:r>
+              <w:rPr>
+                <w:b/>
+                <w:bCs/>
+                <w:sz w:val="18"/>
+                <w:szCs w:val="18"/>
+              </w:rPr>
+              <w:t>BR-144</w:t>
+            </w:r>
+          </w:p>
+        </w:tc>
+        <w:tc>
+          <w:tcPr>
+            <w:tcW w:w="5200" w:type="dxa"/>
+            <w:tcMar>
+              <w:top w:w="60" w:type="dxa"/>
+              <w:left w:w="100" w:type="dxa"/>
+              <w:bottom w:w="60" w:type="dxa"/>
+              <w:right w:w="100" w:type="dxa"/>
+            </w:tcMar>
+            <w:vAlign w:val="center"/>
+          </w:tcPr>
+          <w:p>
+            <w:r>
+              <w:rPr>
+                <w:sz w:val="18"/>
+                <w:szCs w:val="18"/>
+              </w:rPr>
+              <w:t>Người chưa đăng nhập (Guest) xem được landing page giới thiệu trung tâm, ba môn Gym/cầu lông/bóng rổ, đội Coach đang hoạt động và các khóa, gói, sân đã công khai. Guest không đọc được dữ liệu cá nhân, tài khoản, hóa đơn, ví điểm hay lịch của người khác; mua, đăng ký, thuê sân và mọi thao tác ghi dữ liệu yêu cầu đăng nhập bằng tài khoản Member. Lớp DRAFT không hiển thị cho Guest (BR-111).</w:t>
+            </w:r>
+          </w:p>
+        </w:tc>
+        <w:tc>
+          <w:tcPr>
+            <w:tcW w:w="1400" w:type="dxa"/>
+            <w:tcMar>
+              <w:top w:w="60" w:type="dxa"/>
+              <w:left w:w="100" w:type="dxa"/>
+              <w:bottom w:w="60" w:type="dxa"/>
+              <w:right w:w="100" w:type="dxa"/>
+            </w:tcMar>
+            <w:vAlign w:val="center"/>
+          </w:tcPr>
+          <w:p>
+            <w:r>
+              <w:rPr>
+                <w:sz w:val="18"/>
+                <w:szCs w:val="18"/>
+              </w:rPr>
+              <w:t>Ràng buộc</w:t>
+            </w:r>
+          </w:p>
+        </w:tc>
+        <w:tc>
+          <w:tcPr>
+            <w:tcW w:w="1300" w:type="dxa"/>
+            <w:tcMar>
+              <w:top w:w="60" w:type="dxa"/>
+              <w:left w:w="100" w:type="dxa"/>
+              <w:bottom w:w="60" w:type="dxa"/>
+              <w:right w:w="100" w:type="dxa"/>
+            </w:tcMar>
+            <w:vAlign w:val="center"/>
+          </w:tcPr>
+          <w:p>
+            <w:r>
+              <w:rPr>
+                <w:sz w:val="18"/>
+                <w:szCs w:val="18"/>
+              </w:rPr>
+              <w:t>Tĩnh</w:t>
+            </w:r>
+          </w:p>
+        </w:tc>
+        <w:tc>
+          <w:tcPr>
+            <w:tcW w:w="2400" w:type="dxa"/>
+            <w:tcMar>
+              <w:top w:w="60" w:type="dxa"/>
+              <w:left w:w="100" w:type="dxa"/>
+              <w:bottom w:w="60" w:type="dxa"/>
+              <w:right w:w="100" w:type="dxa"/>
+            </w:tcMar>
+            <w:vAlign w:val="center"/>
+          </w:tcPr>
+          <w:p>
+            <w:r>
+              <w:rPr>
+                <w:sz w:val="18"/>
+                <w:szCs w:val="18"/>
+              </w:rPr>
+              <w:t>Quyết định người dùng 12/10/2026 — nội dung công khai cho Guest</w:t>
             </w:r>
           </w:p>
         </w:tc>

--- a/docs/SportManagement_BusinessRules_v2.0_updated.docx
+++ b/docs/SportManagement_BusinessRules_v2.0_updated.docx
@@ -1,10 +1,10 @@
 
 <file path=word/document.xml><?xml version="1.0" encoding="utf-8"?>
-<w:document xmlns:wpc="http://schemas.microsoft.com/office/word/2010/wordprocessingCanvas" xmlns:cx="http://schemas.microsoft.com/office/drawing/2014/chartex" xmlns:cx1="http://schemas.microsoft.com/office/drawing/2015/9/8/chartex" xmlns:cx2="http://schemas.microsoft.com/office/drawing/2015/10/21/chartex" xmlns:cx3="http://schemas.microsoft.com/office/drawing/2016/5/9/chartex" xmlns:cx4="http://schemas.microsoft.com/office/drawing/2016/5/10/chartex" xmlns:cx5="http://schemas.microsoft.com/office/drawing/2016/5/11/chartex" xmlns:cx6="http://schemas.microsoft.com/office/drawing/2016/5/12/chartex" xmlns:cx7="http://schemas.microsoft.com/office/drawing/2016/5/13/chartex" xmlns:cx8="http://schemas.microsoft.com/office/drawing/2016/5/14/chartex" xmlns:mc="http://schemas.openxmlformats.org/markup-compatibility/2006" xmlns:aink="http://schemas.microsoft.com/office/drawing/2016/ink" xmlns:am3d="http://schemas.microsoft.com/office/drawing/2017/model3d" xmlns:o="urn:schemas-microsoft-com:office:office" xmlns:oel="http://schemas.microsoft.com/office/2019/extlst" xmlns:r="http://schemas.openxmlformats.org/officeDocument/2006/relationships" xmlns:m="http://schemas.openxmlformats.org/officeDocument/2006/math" xmlns:v="urn:schemas-microsoft-com:vml" xmlns:wp14="http://schemas.microsoft.com/office/word/2010/wordprocessingDrawing" xmlns:wp="http://schemas.openxmlformats.org/drawingml/2006/wordprocessingDrawing" xmlns:w10="urn:schemas-microsoft-com:office:word" xmlns:w="http://schemas.openxmlformats.org/wordprocessingml/2006/main" xmlns:w14="http://schemas.microsoft.com/office/word/2010/wordml" xmlns:w15="http://schemas.microsoft.com/office/word/2012/wordml" xmlns:w16cex="http://schemas.microsoft.com/office/word/2018/wordml/cex" xmlns:w16cid="http://schemas.microsoft.com/office/word/2016/wordml/cid" xmlns:w16="http://schemas.microsoft.com/office/word/2018/wordml" xmlns:w16du="http://schemas.microsoft.com/office/word/2023/wordml/word16du" xmlns:w16sdtdh="http://schemas.microsoft.com/office/word/2020/wordml/sdtdatahash" xmlns:w16sdtfl="http://schemas.microsoft.com/office/word/2024/wordml/sdtformatlock" xmlns:w16se="http://schemas.microsoft.com/office/word/2015/wordml/symex" xmlns:wpg="http://schemas.microsoft.com/office/word/2010/wordprocessingGroup" xmlns:wpi="http://schemas.microsoft.com/office/word/2010/wordprocessingInk" xmlns:wne="http://schemas.microsoft.com/office/word/2006/wordml" xmlns:wps="http://schemas.microsoft.com/office/word/2010/wordprocessingShape" mc:Ignorable="w14 w15 w16se w16cid w16 w16cex w16sdtdh w16sdtfl w16du wp14">
+<w:document xmlns:wpc="http://schemas.microsoft.com/office/word/2010/wordprocessingCanvas" xmlns:cx="http://schemas.microsoft.com/office/drawing/2014/chartex" xmlns:cx1="http://schemas.microsoft.com/office/drawing/2015/9/8/chartex" xmlns:cx2="http://schemas.microsoft.com/office/drawing/2015/10/21/chartex" xmlns:cx3="http://schemas.microsoft.com/office/drawing/2016/5/9/chartex" xmlns:cx4="http://schemas.microsoft.com/office/drawing/2016/5/10/chartex" xmlns:cx5="http://schemas.microsoft.com/office/drawing/2016/5/11/chartex" xmlns:cx6="http://schemas.microsoft.com/office/drawing/2016/5/12/chartex" xmlns:cx7="http://schemas.microsoft.com/office/drawing/2016/5/13/chartex" xmlns:cx8="http://schemas.microsoft.com/office/drawing/2016/5/14/chartex" xmlns:mc="http://schemas.openxmlformats.org/markup-compatibility/2006" xmlns:aink="http://schemas.microsoft.com/office/drawing/2016/ink" xmlns:am3d="http://schemas.microsoft.com/office/drawing/2017/model3d" xmlns:o="urn:schemas-microsoft-com:office:office" xmlns:oel="http://schemas.microsoft.com/office/2019/extlst" xmlns:r="http://schemas.openxmlformats.org/officeDocument/2006/relationships" xmlns:m="http://schemas.openxmlformats.org/officeDocument/2006/math" xmlns:v="urn:schemas-microsoft-com:vml" xmlns:wp14="http://schemas.microsoft.com/office/word/2010/wordprocessingDrawing" xmlns:wp="http://schemas.openxmlformats.org/drawingml/2006/wordprocessingDrawing" xmlns:w10="urn:schemas-microsoft-com:office:word" xmlns:w="http://schemas.openxmlformats.org/wordprocessingml/2006/main" xmlns:w14="http://schemas.microsoft.com/office/word/2010/wordml" xmlns:w15="http://schemas.microsoft.com/office/word/2012/wordml" xmlns:w16cex="http://schemas.microsoft.com/office/word/2018/wordml/cex" xmlns:w16cid="http://schemas.microsoft.com/office/word/2016/wordml/cid" xmlns:w16="http://schemas.microsoft.com/office/word/2018/wordml" xmlns:w16du="http://schemas.microsoft.com/office/word/2023/wordml/word16du" xmlns:w16sdtdh="http://schemas.microsoft.com/office/word/2020/wordml/sdtdatahash" xmlns:w16se="http://schemas.microsoft.com/office/word/2015/wordml/symex" xmlns:wpg="http://schemas.microsoft.com/office/word/2010/wordprocessingGroup" xmlns:wpi="http://schemas.microsoft.com/office/word/2010/wordprocessingInk" xmlns:wne="http://schemas.microsoft.com/office/word/2006/wordml" xmlns:wps="http://schemas.microsoft.com/office/word/2010/wordprocessingShape" mc:Ignorable="w14 w15 w16se w16cid w16 w16cex w16sdtdh wp14">
   <w:body>
     <w:p>
       <w:pPr>
-        <w:pStyle w:val="Title"/>
+        <w:pStyle w:val="Tiu"/>
         <w:spacing w:after="120"/>
         <w:jc w:val="center"/>
       </w:pPr>
@@ -66,7 +66,7 @@
     </w:p>
     <w:p>
       <w:pPr>
-        <w:pStyle w:val="Heading1"/>
+        <w:pStyle w:val="u1"/>
         <w:keepNext/>
         <w:spacing w:before="300" w:after="120"/>
       </w:pPr>
@@ -287,7 +287,7 @@
                 <w:sz w:val="18"/>
                 <w:szCs w:val="18"/>
               </w:rPr>
-              <w:t>Tài khoản Hội viên được tạo bằng một trong hai cách: (1) Hội viên tự đăng ký bằng email duy nhất, hợp lệ (xác minh bằng OTP) và mật khẩu đáp ứng yêu cầu độ mạnh, hoặc đăng nhập Google; (2) Receptionist đăng ký Hội viên mới tại quầy bằng họ tên, email (nhập hai lần) và số điện thoại; hệ thống tạo tài khoản Member chưa có mật khẩu, gửi email kích hoạt (link dùng một lần, hiệu lực 24 giờ) để Hội viên tự đặt mật khẩu. Receptionist không đặt mật khẩu hộ và chỉ tạo được tài khoản Member. (Cách 2 là yêu cầu của đặc tả, chưa triển khai.)</w:t>
+              <w:t>Tài khoản Hội viên được tạo bằng một trong hai cách: (1) Hội viên tự đăng ký bằng email duy nhất, hợp lệ (xác minh bằng OTP) và mật khẩu đáp ứng yêu cầu độ mạnh, hoặc đăng nhập Google; (2) Receptionist đăng ký Hội viên mới tại quầy bằng họ tên, email (nhập hai lần) và số điện thoại; hệ thống tạo tài khoản Member chưa có mật khẩu, gửi email kích hoạt (link dùng một lần, hiệu lực 24 giờ) để Hội viên tự đặt mật khẩu. Receptionist không đặt mật khẩu hộ và chỉ tạo được tài khoản Member. (Cách 2 đã triển khai: POST /api/members/front-desk, do Receptionist hoặc Center Manager thực hiện; hệ thống đồng thời tạo ví điểm 0 cho Member.)</w:t>
             </w:r>
           </w:p>
         </w:tc>
@@ -490,7 +490,6 @@
                 <w:sz w:val="18"/>
                 <w:szCs w:val="18"/>
               </w:rPr>
-              <w:lastRenderedPageBreak/>
               <w:t>BR-3</w:t>
             </w:r>
           </w:p>
@@ -603,6 +602,7 @@
                 <w:sz w:val="18"/>
                 <w:szCs w:val="18"/>
               </w:rPr>
+              <w:lastRenderedPageBreak/>
               <w:t>BR-4</w:t>
             </w:r>
           </w:p>
@@ -848,7 +848,7 @@
                 <w:sz w:val="18"/>
                 <w:szCs w:val="18"/>
               </w:rPr>
-              <w:t>Chỉ System Administrator được khóa hoặc mở khóa tài khoản. Tài khoản bị khóa không được đăng nhập hoặc tiếp tục sử dụng các chức năng yêu cầu xác thực. Không được tự khóa tài khoản hoặc khóa System Administrator hoạt động cuối cùng.</w:t>
+              <w:t>Chỉ System Administrator được khóa, mở khóa hoặc vô hiệu hóa (Deactivated) tài khoản, và phải nhập lý do. Tài khoản bị khóa hoặc vô hiệu hóa không được đăng nhập hoặc tiếp tục sử dụng các chức năng yêu cầu xác thực (hiệu lực từ request kế tiếp). Không được tự khóa tài khoản hoặc khóa System Administrator hoạt động cuối cùng.</w:t>
             </w:r>
           </w:p>
         </w:tc>
@@ -960,7 +960,7 @@
                 <w:sz w:val="18"/>
                 <w:szCs w:val="18"/>
               </w:rPr>
-              <w:t>Mọi thao tác quản trị và nghiệp vụ quan trọng của System Administrator, Center Manager, Coach và Receptionist phải được ghi Audit Log, gồm người thực hiện, hành động, đối tượng bị tác động và thời điểm. Các nhóm thao tác bắt buộc ghi gồm: CRUD môn thể thao, tạo tài khoản nhân sự (kể cả Coach), khóa tài khoản, gửi lại link kích hoạt (RESEND_STAFF_ACTIVATION), sửa email tài khoản chờ kích hoạt (CHANGE_PENDING_STAFF_EMAIL, ghi email cũ, email mới và lý do), tạo/sửa/hủy lớp và lịch, quyết định về ngưỡng hoàn vốn, thuê/hủy sân, cộng/trừ/điều chỉnh điểm. Thao tác khóa hoặc mở khóa tài khoản phải ghi thêm lý do.</w:t>
+              <w:t>Mọi thao tác quản trị và nghiệp vụ quan trọng của System Administrator, Center Manager, Coach và Receptionist phải được ghi Audit Log, gồm người thực hiện, hành động, đối tượng bị tác động và thời điểm. Các nhóm thao tác bắt buộc ghi gồm: CRUD môn thể thao, tạo tài khoản nhân sự (kể cả Coach), đăng ký Member tại quầy (FRONT_DESK_CREATE_MEMBER), đổi vai trò (CHANGE_USER_ROLE), khóa/mở khóa/vô hiệu hóa tài khoản, gửi lại link kích hoạt (RESEND_STAFF_ACTIVATION, RESEND_MEMBER_ACTIVATION), sửa email tài khoản chờ kích hoạt (CHANGE_PENDING_STAFF_EMAIL, CHANGE_PENDING_MEMBER_EMAIL, ghi email cũ, email mới và lý do), tạo/sửa/ngừng/bán lại gói thành viên và kích hoạt gói đã bán (ACTIVATE_MEMBER_PACKAGE), tạo/sửa/hủy lớp và lịch, quyết định về ngưỡng hoàn vốn, thuê/hủy sân, cộng/trừ/điều chỉnh điểm. Thao tác khóa hoặc mở khóa tài khoản phải ghi thêm lý do.</w:t>
             </w:r>
           </w:p>
         </w:tc>
@@ -1387,6 +1387,7 @@
                 <w:sz w:val="18"/>
                 <w:szCs w:val="18"/>
               </w:rPr>
+              <w:lastRenderedPageBreak/>
               <w:t>BR-62</w:t>
             </w:r>
           </w:p>
@@ -1499,7 +1500,6 @@
                 <w:sz w:val="18"/>
                 <w:szCs w:val="18"/>
               </w:rPr>
-              <w:lastRenderedPageBreak/>
               <w:t>BR-63</w:t>
             </w:r>
           </w:p>
@@ -2046,7 +2046,7 @@
     </w:p>
     <w:p>
       <w:pPr>
-        <w:pStyle w:val="Heading1"/>
+        <w:pStyle w:val="u1"/>
         <w:keepNext/>
         <w:spacing w:before="300" w:after="120"/>
       </w:pPr>
@@ -2118,6 +2118,7 @@
                 <w:sz w:val="18"/>
                 <w:szCs w:val="18"/>
               </w:rPr>
+              <w:lastRenderedPageBreak/>
               <w:t>Mã</w:t>
             </w:r>
           </w:p>
@@ -2366,7 +2367,6 @@
                 <w:sz w:val="18"/>
                 <w:szCs w:val="18"/>
               </w:rPr>
-              <w:lastRenderedPageBreak/>
               <w:t>BR-107</w:t>
             </w:r>
           </w:p>
@@ -2913,7 +2913,7 @@
     </w:p>
     <w:p>
       <w:pPr>
-        <w:pStyle w:val="Heading1"/>
+        <w:pStyle w:val="u1"/>
         <w:keepNext/>
         <w:spacing w:before="300" w:after="120"/>
       </w:pPr>
@@ -3233,6 +3233,7 @@
                 <w:sz w:val="18"/>
                 <w:szCs w:val="18"/>
               </w:rPr>
+              <w:lastRenderedPageBreak/>
               <w:t>BR-9</w:t>
             </w:r>
           </w:p>
@@ -3457,7 +3458,6 @@
                 <w:sz w:val="18"/>
                 <w:szCs w:val="18"/>
               </w:rPr>
-              <w:lastRenderedPageBreak/>
               <w:t>BR-11</w:t>
             </w:r>
           </w:p>
@@ -4228,7 +4228,7 @@
     </w:p>
     <w:p>
       <w:pPr>
-        <w:pStyle w:val="Heading1"/>
+        <w:pStyle w:val="u1"/>
         <w:keepNext/>
         <w:spacing w:before="300" w:after="120"/>
       </w:pPr>
@@ -4292,6 +4292,7 @@
                 <w:sz w:val="18"/>
                 <w:szCs w:val="18"/>
               </w:rPr>
+              <w:lastRenderedPageBreak/>
               <w:t>Mã</w:t>
             </w:r>
           </w:p>
@@ -4897,7 +4898,7 @@
                 <w:sz w:val="18"/>
                 <w:szCs w:val="18"/>
               </w:rPr>
-              <w:t>Hệ thống không xác minh được địa chỉ email của tài khoản do quản trị viên tạo là thật hay đúng người, nên việc xác minh là link kích hoạt gửi tới chính email đó. Khi tạo tài khoản nhân sự, System Administrator phải nhập email hai lần và hai lần nhập phải khớp. Tài khoản nhân sự chưa đặt mật khẩu và chưa liên kết Google ở trạng thái "chờ kích hoạt" và được hiển thị như vậy. Với tài khoản chờ kích hoạt, System Administrator được (a) gửi lại link kích hoạt (cách nhau tối thiểu 60 giây; mỗi lần gửi vô hiệu link cũ), và (b) sửa email gõ sai kèm lý do bắt buộc: link gửi tới email cũ bị vô hiệu ngay, link mới gửi tới email mới. Hai thao tác này không áp dụng cho Hội viên hoặc nhân sự đã kích hoạt (HTTP 409 account_not_pending_activation). Tài khoản chờ kích hoạt không đăng nhập được, kể cả bằng Google, cho tới khi người nhận tự đặt mật khẩu qua link.</w:t>
+              <w:t>Hệ thống không xác minh được địa chỉ email của tài khoản do quản trị viên tạo là thật hay đúng người, nên việc xác minh là link kích hoạt gửi tới chính email đó. Khi tạo tài khoản nhân sự, System Administrator phải nhập email hai lần và hai lần nhập phải khớp. Tài khoản nhân sự chưa đặt mật khẩu và chưa liên kết Google ở trạng thái "chờ kích hoạt" và được hiển thị như vậy. Với tài khoản chờ kích hoạt, System Administrator được (a) gửi lại link kích hoạt (cách nhau tối thiểu 60 giây; mỗi lần gửi vô hiệu link cũ), và (b) sửa email gõ sai kèm lý do bắt buộc: link gửi tới email cũ bị vô hiệu ngay, link mới gửi tới email mới. Quy tắc gửi lại link và sửa email áp dụng tương tự cho Hội viên do Receptionist hoặc Center Manager đăng ký tại quầy (BR-1, cách 2): hai lần nhập email phải khớp, sửa email kèm lý do bắt buộc, ghi audit RESEND_MEMBER_ACTIVATION và CHANGE_PENDING_MEMBER_EMAIL. Hai thao tác này không áp dụng cho tài khoản đã đặt mật khẩu hoặc đã liên kết Google (HTTP 409 account_not_pending_activation). Tài khoản nhân sự chờ kích hoạt không đăng nhập được, kể cả bằng Google, cho tới khi người nhận tự đặt mật khẩu qua link; Hội viên chờ kích hoạt có thể đăng nhập bằng Google nếu email Google đã xác minh trùng email tài khoản, khi đó tài khoản được liên kết và coi như đã xác minh chủ email.</w:t>
             </w:r>
           </w:p>
         </w:tc>
@@ -5871,7 +5872,7 @@
     </w:p>
     <w:p>
       <w:pPr>
-        <w:pStyle w:val="Heading1"/>
+        <w:pStyle w:val="u1"/>
         <w:keepNext/>
         <w:spacing w:before="300" w:after="120"/>
       </w:pPr>
@@ -7075,7 +7076,7 @@
     </w:p>
     <w:p>
       <w:pPr>
-        <w:pStyle w:val="Heading1"/>
+        <w:pStyle w:val="u1"/>
         <w:keepNext/>
         <w:spacing w:before="300" w:after="120"/>
       </w:pPr>
@@ -7709,7 +7710,7 @@
     </w:p>
     <w:p>
       <w:pPr>
-        <w:pStyle w:val="Heading1"/>
+        <w:pStyle w:val="u1"/>
         <w:keepNext/>
         <w:spacing w:before="300" w:after="120"/>
       </w:pPr>
@@ -9374,6 +9375,7 @@
                 <w:sz w:val="18"/>
                 <w:szCs w:val="18"/>
               </w:rPr>
+              <w:lastRenderedPageBreak/>
               <w:t>BR-99</w:t>
             </w:r>
           </w:p>
@@ -9472,7 +9474,7 @@
     </w:p>
     <w:p>
       <w:pPr>
-        <w:pStyle w:val="Heading1"/>
+        <w:pStyle w:val="u1"/>
         <w:keepNext/>
         <w:spacing w:before="300" w:after="120"/>
       </w:pPr>
@@ -10352,6 +10354,7 @@
                 <w:sz w:val="18"/>
                 <w:szCs w:val="18"/>
               </w:rPr>
+              <w:lastRenderedPageBreak/>
               <w:t>BR-130</w:t>
             </w:r>
           </w:p>
@@ -10373,7 +10376,7 @@
                 <w:sz w:val="18"/>
                 <w:szCs w:val="18"/>
               </w:rPr>
-              <w:t xml:space="preserve">Khi có sự cố (mất điện, hỏng sân, bảo trì khẩn, hỏng hoặc sửa chữa phòng Gym), Center Manager tạo Incident Notice chọn phạm vi (Room và khung giờ, khu vực Gym, hoặc toàn trung tâm) và lý do. Hệ thống khóa khung giờ bị ảnh hưởng (BR-109), gửi email ngay qua outbox cho Coach được phân công, Member có lượt thuê, học viên của lớp bị ảnh hưởng và Member có Membership Gym đang Active vào ngày xảy ra sự cố (BR-138). Lượt thuê bị ảnh hưởng tự động hủy và hoàn 100% bằng điểm, Member được ưu tiên đặt lại khung giờ khác; buổi lớp bị ảnh hưởng được bù vào lịch tiếp theo theo BR-54. Với Gym, mỗi Membership Active được gia hạn EndDate thêm đúng số ngày Gym phải đóng cửa để sửa chữa (Center Manager xác nhận số ngày khi đóng sự cố, ghi Audit Log); sự cố tạm thời không phải căn cứ hoàn điểm. Hoàn do lỗi trung tâm đối với Membership hoặc PT chỉ theo BR-91, tính theo phần chưa sử dụng và không hoàn 100%.</w:t>
+              <w:t>Khi có sự cố (mất điện, hỏng sân, bảo trì khẩn, hỏng hoặc sửa chữa phòng Gym), Center Manager tạo Incident Notice chọn phạm vi (Room và khung giờ, khu vực Gym, hoặc toàn trung tâm) và lý do. Hệ thống khóa khung giờ bị ảnh hưởng (BR-109), gửi email ngay qua outbox cho Coach được phân công, Member có lượt thuê, học viên của lớp bị ảnh hưởng và Member có Membership Gym đang Active vào ngày xảy ra sự cố (BR-138). Lượt thuê bị ảnh hưởng tự động hủy và hoàn 100% bằng điểm, Member được ưu tiên đặt lại khung giờ khác; buổi lớp bị ảnh hưởng được bù vào lịch tiếp theo theo BR-54. Với Gym, mỗi Membership Active được gia hạn EndDate thêm đúng số ngày Gym phải đóng cửa để sửa chữa (Center Manager xác nhận số ngày khi đóng sự cố, ghi Audit Log); sự cố tạm thời không phải căn cứ hoàn điểm. Hoàn do lỗi trung tâm đối với Membership hoặc PT chỉ theo BR-91, tính theo phần chưa sử dụng và không hoàn 100%.</w:t>
             </w:r>
           </w:p>
         </w:tc>
@@ -10436,7 +10439,7 @@
                 <w:sz w:val="18"/>
                 <w:szCs w:val="18"/>
               </w:rPr>
-              <w:t xml:space="preserve">Feedback giảng viên — thông báo mất điện, sự cố qua mail; bổ sung 11/10/2026: sự cố Gym bù bằng gia hạn Membership, buổi lớp bù vào lịch tiếp theo, không hoàn 100%</w:t>
+              <w:t>Feedback giảng viên — thông báo mất điện, sự cố qua mail; bổ sung 11/10/2026: sự cố Gym bù bằng gia hạn Membership, buổi lớp bù vào lịch tiếp theo, không hoàn 100%</w:t>
             </w:r>
           </w:p>
         </w:tc>
@@ -10576,7 +10579,6 @@
                 <w:sz w:val="18"/>
                 <w:szCs w:val="18"/>
               </w:rPr>
-              <w:lastRenderedPageBreak/>
               <w:t>BR-132</w:t>
             </w:r>
           </w:p>
@@ -10787,7 +10789,7 @@
     </w:p>
     <w:p>
       <w:pPr>
-        <w:pStyle w:val="Heading1"/>
+        <w:pStyle w:val="u1"/>
         <w:keepNext/>
         <w:spacing w:before="300" w:after="120"/>
       </w:pPr>
@@ -11107,6 +11109,7 @@
                 <w:sz w:val="18"/>
                 <w:szCs w:val="18"/>
               </w:rPr>
+              <w:lastRenderedPageBreak/>
               <w:t>BR-81</w:t>
             </w:r>
           </w:p>
@@ -11555,7 +11558,6 @@
                 <w:sz w:val="18"/>
                 <w:szCs w:val="18"/>
               </w:rPr>
-              <w:lastRenderedPageBreak/>
               <w:t>BR-85</w:t>
             </w:r>
           </w:p>
@@ -12004,6 +12006,7 @@
                 <w:sz w:val="18"/>
                 <w:szCs w:val="18"/>
               </w:rPr>
+              <w:lastRenderedPageBreak/>
               <w:t>BR-89</w:t>
             </w:r>
           </w:p>
@@ -12340,7 +12343,6 @@
                 <w:sz w:val="18"/>
                 <w:szCs w:val="18"/>
               </w:rPr>
-              <w:lastRenderedPageBreak/>
               <w:t>BR-136</w:t>
             </w:r>
           </w:p>
@@ -12565,6 +12567,7 @@
                 <w:sz w:val="18"/>
                 <w:szCs w:val="18"/>
               </w:rPr>
+              <w:lastRenderedPageBreak/>
               <w:t>BR-90</w:t>
             </w:r>
           </w:p>
@@ -12698,7 +12701,7 @@
                 <w:sz w:val="18"/>
                 <w:szCs w:val="18"/>
               </w:rPr>
-              <w:t xml:space="preserve">Một InvoiceItem Membership đủ điều kiện hoàn chuẩn khi tại RefundRequestedDate theo calendar date Việt Nam có RemainingDays × 3 &gt;= TotalDays × 2, trong đó TotalDays = EndDate − StartDate + 1 và RemainingDays = EndDate − RefundRequestedDate + 1. Quy tắc này áp dụng cả khi chưa tới StartDate (gói gia hạn sớm bắt đầu sau EndDate hiện tại); mức hoàn chuẩn tối đa là 50% giá trị thực trả của riêng InvoiceItem đó, quy đổi thành điểm, vì Membership mới mua bắt đầu từ ngày thanh toán nên không có hoàn 100%. Khi còn dưới 2/3 thời hạn hoặc Membership đã Expired thì không hoàn. Sự cố tạm thời của trung tâm (hỏng hoặc sửa chữa phòng Gym) không phải căn cứ hoàn mà được bù bằng gia hạn theo BR-130. Ngoại lệ hoàn do lỗi trung tâm (Center Fault) chỉ dành cho vấn đề khác khiến trung tâm không thể cung cấp dịch vụ, do Center Manager phê duyệt và ghi lý do, căn cứ; mức hoàn tính theo phần chưa sử dụng, không hoàn 100%: Membership theo RemainingDays / TotalDays, PT theo số buổi chưa dùng / TotalQuota, quy đổi thành điểm.</w:t>
+              <w:t>Một InvoiceItem Membership đủ điều kiện hoàn chuẩn khi tại RefundRequestedDate theo calendar date Việt Nam có RemainingDays × 3 &gt;= TotalDays × 2, trong đó TotalDays = EndDate − StartDate + 1 và RemainingDays = EndDate − RefundRequestedDate + 1. Quy tắc này áp dụng cả khi chưa tới StartDate (gói gia hạn sớm bắt đầu sau EndDate hiện tại); mức hoàn chuẩn tối đa là 50% giá trị thực trả của riêng InvoiceItem đó, quy đổi thành điểm, vì Membership mới mua bắt đầu từ ngày thanh toán nên không có hoàn 100%. Khi còn dưới 2/3 thời hạn hoặc Membership đã Expired thì không hoàn. Sự cố tạm thời của trung tâm (hỏng hoặc sửa chữa phòng Gym) không phải căn cứ hoàn mà được bù bằng gia hạn theo BR-130. Ngoại lệ hoàn do lỗi trung tâm (Center Fault) chỉ dành cho vấn đề khác khiến trung tâm không thể cung cấp dịch vụ, do Center Manager phê duyệt và ghi lý do, căn cứ; mức hoàn tính theo phần chưa sử dụng, không hoàn 100%: Membership theo RemainingDays / TotalDays, PT theo số buổi chưa dùng / TotalQuota, quy đổi thành điểm.</w:t>
             </w:r>
           </w:p>
         </w:tc>
@@ -12761,7 +12764,7 @@
                 <w:sz w:val="18"/>
                 <w:szCs w:val="18"/>
               </w:rPr>
-              <w:t xml:space="preserve">Quyết định người dùng; hoàn bằng điểm; 11/10/2026: hoàn chuẩn tối đa 50%, sự cố tạm thời bù bằng gia hạn thay vì hoàn</w:t>
+              <w:t>Quyết định người dùng; hoàn bằng điểm; 11/10/2026: hoàn chuẩn tối đa 50%, sự cố tạm thời bù bằng gia hạn thay vì hoàn</w:t>
             </w:r>
           </w:p>
         </w:tc>
@@ -12901,7 +12904,6 @@
                 <w:sz w:val="18"/>
                 <w:szCs w:val="18"/>
               </w:rPr>
-              <w:lastRenderedPageBreak/>
               <w:t>BR-122</w:t>
             </w:r>
           </w:p>
@@ -13238,6 +13240,7 @@
                 <w:sz w:val="18"/>
                 <w:szCs w:val="18"/>
               </w:rPr>
+              <w:lastRenderedPageBreak/>
               <w:t>BR-95</w:t>
             </w:r>
           </w:p>
@@ -13336,7 +13339,7 @@
     </w:p>
     <w:p>
       <w:pPr>
-        <w:pStyle w:val="Heading1"/>
+        <w:pStyle w:val="u1"/>
         <w:keepNext/>
         <w:spacing w:before="300" w:after="120"/>
       </w:pPr>
@@ -14096,7 +14099,6 @@
                 <w:sz w:val="18"/>
                 <w:szCs w:val="18"/>
               </w:rPr>
-              <w:lastRenderedPageBreak/>
               <w:t>BR-123</w:t>
             </w:r>
           </w:p>
@@ -14307,7 +14309,7 @@
     </w:p>
     <w:p>
       <w:pPr>
-        <w:pStyle w:val="Heading1"/>
+        <w:pStyle w:val="u1"/>
         <w:keepNext/>
         <w:spacing w:before="300" w:after="120"/>
       </w:pPr>
@@ -14371,6 +14373,7 @@
                 <w:sz w:val="18"/>
                 <w:szCs w:val="18"/>
               </w:rPr>
+              <w:lastRenderedPageBreak/>
               <w:t>Mã</w:t>
             </w:r>
           </w:p>
@@ -15165,7 +15168,7 @@
     </w:p>
     <w:p>
       <w:pPr>
-        <w:pStyle w:val="Heading1"/>
+        <w:pStyle w:val="u1"/>
         <w:keepNext/>
         <w:spacing w:before="300" w:after="120"/>
       </w:pPr>
@@ -15610,7 +15613,7 @@
                 <w:sz w:val="18"/>
                 <w:szCs w:val="18"/>
               </w:rPr>
-              <w:t xml:space="preserve">Center Manager có thể gửi thông báo thủ công qua email (sự cố, thay đổi vận hành) tới nhóm Coach, Member có lượt thuê trong khung giờ được chọn, Member của lớp được chọn hoặc Member có Membership Gym đang Active. Nội dung và danh sách người nhận được ghi Audit Log; email gửi qua outbox (BR-34) và lỗi gửi không chặn hành động gốc. Với sự cố Gym, Member có Membership Active được email thông báo việc gia hạn EndDate (BR-130).</w:t>
+              <w:t>Center Manager có thể gửi thông báo thủ công qua email (sự cố, thay đổi vận hành) tới nhóm Coach, Member có lượt thuê trong khung giờ được chọn, Member của lớp được chọn hoặc Member có Membership Gym đang Active. Nội dung và danh sách người nhận được ghi Audit Log; email gửi qua outbox (BR-34) và lỗi gửi không chặn hành động gốc. Với sự cố Gym, Member có Membership Active được email thông báo việc gia hạn EndDate (BR-130).</w:t>
             </w:r>
           </w:p>
         </w:tc>
@@ -15673,7 +15676,7 @@
                 <w:sz w:val="18"/>
                 <w:szCs w:val="18"/>
               </w:rPr>
-              <w:t xml:space="preserve">Feedback giảng viên — thông báo mất điện, sự cố cho coach và coach ngoài; bổ sung 11/10/2026: thêm Member có Membership Gym Active vào nhóm nhận</w:t>
+              <w:t>Feedback giảng viên — thông báo mất điện, sự cố cho coach và coach ngoài; bổ sung 11/10/2026: thêm Member có Membership Gym Active vào nhóm nhận</w:t>
             </w:r>
           </w:p>
         </w:tc>
@@ -15687,7 +15690,7 @@
     </w:p>
     <w:p>
       <w:pPr>
-        <w:pStyle w:val="Heading1"/>
+        <w:pStyle w:val="u1"/>
         <w:keepNext/>
         <w:spacing w:before="300" w:after="120"/>
       </w:pPr>
@@ -15696,6 +15699,7 @@
           <w:b/>
           <w:bCs/>
         </w:rPr>
+        <w:lastRenderedPageBreak/>
         <w:t>M. Chất lượng Hệ thống &amp; Quản trị</w:t>
       </w:r>
     </w:p>
@@ -16433,7 +16437,7 @@
     </w:p>
     <w:p>
       <w:pPr>
-        <w:pStyle w:val="Heading1"/>
+        <w:pStyle w:val="u1"/>
         <w:keepNext/>
         <w:spacing w:before="300" w:after="120"/>
       </w:pPr>
@@ -16472,9 +16476,9 @@
       </w:tblPr>
       <w:tblGrid>
         <w:gridCol w:w="3090"/>
-        <w:gridCol w:w="2473"/>
-        <w:gridCol w:w="2429"/>
-        <w:gridCol w:w="2208"/>
+        <w:gridCol w:w="2371"/>
+        <w:gridCol w:w="2460"/>
+        <w:gridCol w:w="2279"/>
       </w:tblGrid>
       <w:tr>
         <w:trPr>
@@ -16692,7 +16696,6 @@
           </w:tcPr>
           <w:p>
             <w:r>
-              <w:lastRenderedPageBreak/>
               <w:t>UserProfile.phone</w:t>
             </w:r>
           </w:p>
@@ -17458,6 +17461,7 @@
           </w:tcPr>
           <w:p>
             <w:r>
+              <w:lastRenderedPageBreak/>
               <w:t>Enrollment (class_id, member_id) khi status = CONFIRMED</w:t>
             </w:r>
           </w:p>
@@ -18391,7 +18395,7 @@
     </w:p>
     <w:p>
       <w:pPr>
-        <w:pStyle w:val="Heading1"/>
+        <w:pStyle w:val="u1"/>
         <w:keepNext/>
         <w:spacing w:before="300" w:after="120"/>
       </w:pPr>
@@ -18402,7 +18406,6 @@
         </w:rPr>
         <w:t>O. Tham số nghiệp vụ và các điểm cần xác nhận</w:t>
       </w:r>
-      <w:r/>
     </w:p>
     <w:tbl>
       <w:tblPr>
@@ -19238,6 +19241,7 @@
           </w:tcPr>
           <w:p>
             <w:r>
+              <w:lastRenderedPageBreak/>
               <w:t>9</w:t>
             </w:r>
           </w:p>
@@ -19323,7 +19327,6 @@
           </w:tcPr>
           <w:p>
             <w:r>
-              <w:lastRenderedPageBreak/>
               <w:t>10</w:t>
             </w:r>
           </w:p>
@@ -19736,69 +19739,59 @@
     <w:p/>
     <w:p>
       <w:pPr>
-        <w:pStyle w:val="Heading1"/>
+        <w:pStyle w:val="u1"/>
       </w:pPr>
       <w:r>
-        <w:rPr/>
         <w:t>P. Chi tiết luồng Đăng nhập Google, Mật khẩu và Liên kết tài khoản</w:t>
       </w:r>
     </w:p>
     <w:p>
-      <w:pPr/>
       <w:r>
-        <w:rPr/>
         <w:t>Mục này mô tả chi tiết các quy tắc BR-59, BR-60, BR-104 đã nêu ở mục A. Các quy tắc BR-78 (OTP đăng ký), BR-102 (chính sách mật khẩu) và BR-103 (quên mật khẩu bằng link) giữ nguyên. Nó thay thế quy tắc cũ (liên kết Google thủ công, onboarding Google bắt buộc nhập mật khẩu).</w:t>
       </w:r>
     </w:p>
     <w:p>
       <w:pPr>
-        <w:pStyle w:val="Heading2"/>
+        <w:pStyle w:val="u2"/>
       </w:pPr>
       <w:r>
-        <w:rPr/>
         <w:t>1. Nguyên tắc</w:t>
       </w:r>
     </w:p>
     <w:p>
       <w:pPr>
-        <w:pStyle w:val="ListParagraph"/>
+        <w:pStyle w:val="oancuaDanhsach"/>
       </w:pPr>
       <w:r>
-        <w:rPr/>
         <w:t>• Email trên hồ sơ Google đã được Google xác minh (email_verified = true) nên được tin dùng để nhận ra chủ tài khoản. Token chưa xác minh bị từ chối.</w:t>
       </w:r>
     </w:p>
     <w:p>
       <w:pPr>
-        <w:pStyle w:val="ListParagraph"/>
+        <w:pStyle w:val="oancuaDanhsach"/>
       </w:pPr>
       <w:r>
-        <w:rPr/>
         <w:t>• Một tài khoản = một email. Đăng nhập Google và đăng nhập email/mật khẩu cùng trỏ về một tài khoản, không bao giờ tạo hai tài khoản cho một email.</w:t>
       </w:r>
     </w:p>
     <w:p>
       <w:pPr>
-        <w:pStyle w:val="ListParagraph"/>
+        <w:pStyle w:val="oancuaDanhsach"/>
       </w:pPr>
       <w:r>
-        <w:rPr/>
         <w:t>• Tài khoản đăng ký bằng Google chưa có mật khẩu: user_credentials.password_hash = NULL. Hệ thống không tự sinh hay gửi mật khẩu.</w:t>
       </w:r>
     </w:p>
     <w:p>
       <w:pPr>
-        <w:pStyle w:val="Heading2"/>
+        <w:pStyle w:val="u2"/>
       </w:pPr>
       <w:r>
-        <w:rPr/>
         <w:t>2. Đăng nhập Google (POST /api/auth/google)</w:t>
       </w:r>
     </w:p>
     <w:p>
-      <w:pPr/>
       <w:r>
-        <w:rPr/>
         <w:t>Thứ tự xử lý, dừng ở bước đầu tiên khớp:</w:t>
       </w:r>
     </w:p>
@@ -19820,9 +19813,9 @@
         <w:tblLook w:val="04A0" w:firstRow="1" w:lastRow="0" w:firstColumn="1" w:lastColumn="0" w:noHBand="0" w:noVBand="1"/>
       </w:tblPr>
       <w:tblGrid>
-        <w:gridCol w:w="1224"/>
-        <w:gridCol w:w="5100"/>
-        <w:gridCol w:w="3876"/>
+        <w:gridCol w:w="1261"/>
+        <w:gridCol w:w="3350"/>
+        <w:gridCol w:w="5589"/>
       </w:tblGrid>
       <w:tr>
         <w:trPr>
@@ -20104,188 +20097,158 @@
         </w:tc>
       </w:tr>
     </w:tbl>
+    <w:p/>
     <w:p>
-      <w:pPr/>
       <w:r>
-        <w:rPr/>
-      </w:r>
-    </w:p>
-    <w:p>
-      <w:pPr/>
-      <w:r>
-        <w:rPr/>
         <w:t>Quy tắc kèm theo:</w:t>
       </w:r>
     </w:p>
     <w:p>
       <w:pPr>
-        <w:pStyle w:val="ListParagraph"/>
+        <w:pStyle w:val="oancuaDanhsach"/>
       </w:pPr>
       <w:r>
-        <w:rPr/>
         <w:t>• Tài khoản bị khóa (Banned, Deactivated): không liên kết, không cấp phiên (bước 1 và 2).</w:t>
       </w:r>
     </w:p>
     <w:p>
       <w:pPr>
-        <w:pStyle w:val="ListParagraph"/>
+        <w:pStyle w:val="oancuaDanhsach"/>
       </w:pPr>
       <w:r>
-        <w:rPr/>
         <w:t>• Tài khoản ở bước 2 đã liên kết với một danh tính Google khác: trả 409 google_identity_mismatch, không ghi đè.</w:t>
       </w:r>
     </w:p>
     <w:p>
       <w:pPr>
-        <w:pStyle w:val="ListParagraph"/>
+        <w:pStyle w:val="oancuaDanhsach"/>
       </w:pPr>
       <w:r>
-        <w:rPr/>
         <w:t>• Hai yêu cầu đăng nhập song song cùng một người mới: chỉ một tài khoản được tạo, yêu cầu còn lại nhận 409 google_login_conflict và thử lại là vào nhánh bước 1.</w:t>
       </w:r>
     </w:p>
     <w:p>
       <w:pPr>
-        <w:pStyle w:val="ListParagraph"/>
+        <w:pStyle w:val="oancuaDanhsach"/>
       </w:pPr>
       <w:r>
-        <w:rPr/>
         <w:t>• Không có bước onboarding và không còn endpoint POST /api/auth/google/onboarding. Bảng google_onboarding_tickets đã bị gỡ.</w:t>
       </w:r>
     </w:p>
     <w:p>
       <w:pPr>
-        <w:pStyle w:val="ListParagraph"/>
+        <w:pStyle w:val="oancuaDanhsach"/>
       </w:pPr>
       <w:r>
-        <w:rPr/>
         <w:t>• Tài khoản nhân sự (Manager, Receptionist, Coach, Admin) áp dụng cùng quy tắc nếu email Google trùng email tài khoản của họ.</w:t>
       </w:r>
     </w:p>
     <w:p>
       <w:pPr>
-        <w:pStyle w:val="Heading2"/>
+        <w:pStyle w:val="u2"/>
       </w:pPr>
       <w:r>
-        <w:rPr/>
         <w:t>3. Đăng nhập email/mật khẩu với tài khoản chưa có mật khẩu</w:t>
       </w:r>
     </w:p>
     <w:p>
-      <w:pPr/>
       <w:r>
-        <w:rPr/>
         <w:t>POST /api/auth/login trả lỗi thông tin đăng nhập chung (401), giống như sai mật khẩu, để không lộ việc email có tồn tại hay đăng ký bằng Google. Người dùng tạo mật khẩu theo Luồng A hoặc Luồng B.</w:t>
       </w:r>
     </w:p>
     <w:p>
       <w:pPr>
-        <w:pStyle w:val="Heading2"/>
+        <w:pStyle w:val="u2"/>
       </w:pPr>
       <w:r>
-        <w:rPr/>
         <w:t>4. Luồng A: Tạo mật khẩu trong Cài đặt tài khoản (khuyên dùng)</w:t>
       </w:r>
     </w:p>
     <w:p>
-      <w:pPr/>
       <w:r>
-        <w:rPr/>
         <w:t>Áp dụng khi tài khoản chưa có mật khẩu (hasPassword = false trong GET /api/users/me).</w:t>
       </w:r>
     </w:p>
     <w:p>
       <w:pPr>
-        <w:pStyle w:val="ListParagraph"/>
+        <w:pStyle w:val="oancuaDanhsach"/>
       </w:pPr>
       <w:r>
-        <w:rPr/>
         <w:t>1. Giao diện hiển thị khối "Đặt mật khẩu" thay cho "Đổi mật khẩu" (không có ô mật khẩu hiện tại).</w:t>
       </w:r>
     </w:p>
     <w:p>
       <w:pPr>
-        <w:pStyle w:val="ListParagraph"/>
+        <w:pStyle w:val="oancuaDanhsach"/>
       </w:pPr>
       <w:r>
-        <w:rPr/>
         <w:t>2. Người dùng bấm "Gửi mã xác nhận": POST /api/users/me/password/otp (cần đăng nhập). Hệ thống gửi mã OTP 6 chữ số tới email của chính tài khoản.</w:t>
       </w:r>
     </w:p>
     <w:p>
       <w:pPr>
-        <w:pStyle w:val="ListParagraph"/>
+        <w:pStyle w:val="oancuaDanhsach"/>
       </w:pPr>
       <w:r>
-        <w:rPr/>
+        <w:lastRenderedPageBreak/>
         <w:t>3. Người dùng nhập mã, mật khẩu mới và xác nhận mật khẩu mới, rồi gửi POST /api/users/me/password với otpCode, newPassword, confirmNewPassword.</w:t>
       </w:r>
     </w:p>
     <w:p>
       <w:pPr>
-        <w:pStyle w:val="ListParagraph"/>
+        <w:pStyle w:val="oancuaDanhsach"/>
       </w:pPr>
       <w:r>
-        <w:rPr/>
         <w:t>4. Thành công: lưu mật khẩu, đổi security stamp (phiên cũ mất hiệu lực), trả JWT mới cho phiên hiện tại. Từ lúc này tài khoản đăng nhập được bằng cả Google lẫn email/mật khẩu.</w:t>
       </w:r>
     </w:p>
     <w:p>
-      <w:pPr/>
       <w:r>
-        <w:rPr/>
         <w:t>Ràng buộc của mã OTP (cùng chuẩn với BR-78):</w:t>
       </w:r>
     </w:p>
     <w:p>
       <w:pPr>
-        <w:pStyle w:val="ListParagraph"/>
+        <w:pStyle w:val="oancuaDanhsach"/>
       </w:pPr>
       <w:r>
-        <w:rPr/>
         <w:t>• Hiệu lực 10 phút, dùng một lần, chỉ mã mới nhất còn hiệu lực.</w:t>
       </w:r>
     </w:p>
     <w:p>
       <w:pPr>
-        <w:pStyle w:val="ListParagraph"/>
+        <w:pStyle w:val="oancuaDanhsach"/>
       </w:pPr>
       <w:r>
-        <w:rPr/>
         <w:t>• Tối đa 5 lần nhập sai; quá ngưỡng phải xin mã mới (otp_attempts_exceeded).</w:t>
       </w:r>
     </w:p>
     <w:p>
       <w:pPr>
-        <w:pStyle w:val="ListParagraph"/>
+        <w:pStyle w:val="oancuaDanhsach"/>
       </w:pPr>
       <w:r>
-        <w:rPr/>
         <w:t>• Gửi lại phải chờ ít nhất 60 giây (429 otp_resend_too_soon) và chịu rate limit theo IP (3 lần/phút).</w:t>
       </w:r>
     </w:p>
     <w:p>
       <w:pPr>
-        <w:pStyle w:val="ListParagraph"/>
+        <w:pStyle w:val="oancuaDanhsach"/>
       </w:pPr>
       <w:r>
-        <w:rPr/>
         <w:t>• Lưu ở dạng băm SHA-256, không ghi log giá trị rõ. Mã gắn với email của tài khoản đang đăng nhập nên không dùng được cho tài khoản khác.</w:t>
       </w:r>
     </w:p>
     <w:p>
       <w:pPr>
-        <w:pStyle w:val="ListParagraph"/>
+        <w:pStyle w:val="oancuaDanhsach"/>
       </w:pPr>
       <w:r>
-        <w:rPr/>
         <w:t>• Mã chỉ bị tiêu khi mật khẩu được lưu thành công. Mật khẩu yếu hoặc xác nhận không khớp bị chặn trước khi kiểm mã nên không làm mất lượt thử.</w:t>
       </w:r>
     </w:p>
     <w:p>
-      <w:pPr/>
       <w:r>
-        <w:rPr/>
         <w:t>Lỗi thường gặp:</w:t>
       </w:r>
     </w:p>
@@ -20307,8 +20270,8 @@
         <w:tblLook w:val="04A0" w:firstRow="1" w:lastRow="0" w:firstColumn="1" w:lastColumn="0" w:noHBand="0" w:noVBand="1"/>
       </w:tblPr>
       <w:tblGrid>
-        <w:gridCol w:w="5100"/>
-        <w:gridCol w:w="5100"/>
+        <w:gridCol w:w="7414"/>
+        <w:gridCol w:w="2786"/>
       </w:tblGrid>
       <w:tr>
         <w:trPr>
@@ -20543,66 +20506,51 @@
         </w:tc>
       </w:tr>
     </w:tbl>
-    <w:p>
-      <w:pPr/>
-      <w:r>
-        <w:rPr/>
-      </w:r>
-    </w:p>
+    <w:p/>
     <w:p>
       <w:pPr>
-        <w:pStyle w:val="Heading2"/>
+        <w:pStyle w:val="u2"/>
       </w:pPr>
       <w:r>
-        <w:rPr/>
         <w:t>5. Luồng B: Quên mật khẩu (link email)</w:t>
       </w:r>
     </w:p>
     <w:p>
-      <w:pPr/>
       <w:r>
-        <w:rPr/>
         <w:t>Giữ nguyên BR-103. Người dùng ở trang đăng nhập nhập email rồi chọn "Quên mật khẩu": hệ thống gửi link đặt lại (token 256-bit, hiệu lực 10 phút, dùng một lần), người dùng tạo mật khẩu mới. Luồng này dùng được cho tài khoản chưa có mật khẩu (Google) và không hỏi mật khẩu cũ. Phản hồi luôn trung tính, không lộ email nào đã đăng ký.</w:t>
       </w:r>
     </w:p>
     <w:p>
       <w:pPr>
-        <w:pStyle w:val="Heading2"/>
+        <w:pStyle w:val="u2"/>
       </w:pPr>
       <w:r>
-        <w:rPr/>
         <w:t>6. Đổi mật khẩu khi đã có mật khẩu</w:t>
       </w:r>
     </w:p>
     <w:p>
-      <w:pPr/>
       <w:r>
-        <w:rPr/>
         <w:t>Giữ nguyên BR-104: nhập đúng mật khẩu hiện tại, mật khẩu mới đáp ứng BR-102 và khác mật khẩu cũ. Trường otpCode bị bỏ qua. Thành công vô hiệu mọi phiên cũ.</w:t>
       </w:r>
     </w:p>
     <w:p>
       <w:pPr>
-        <w:pStyle w:val="Heading2"/>
+        <w:pStyle w:val="u2"/>
       </w:pPr>
       <w:r>
-        <w:rPr/>
         <w:t>7. Gỡ liên kết Google</w:t>
       </w:r>
     </w:p>
     <w:p>
-      <w:pPr/>
       <w:r>
-        <w:rPr/>
         <w:t>DELETE /api/auth/google/link chỉ thành công khi tài khoản đã có mật khẩu (password_required_before_unlink), tránh khóa người dùng ra khỏi tài khoản. Liên kết thủ công POST /api/auth/google/link (đã đăng nhập) còn dùng được cho trường hợp email Google khác email tài khoản.</w:t>
       </w:r>
     </w:p>
     <w:p>
       <w:pPr>
-        <w:pStyle w:val="Heading2"/>
+        <w:pStyle w:val="u2"/>
       </w:pPr>
       <w:r>
-        <w:rPr/>
         <w:t>8. Tóm tắt thay đổi so với quy tắc cũ</w:t>
       </w:r>
     </w:p>
@@ -20624,9 +20572,9 @@
         <w:tblLook w:val="04A0" w:firstRow="1" w:lastRow="0" w:firstColumn="1" w:lastColumn="0" w:noHBand="0" w:noVBand="1"/>
       </w:tblPr>
       <w:tblGrid>
-        <w:gridCol w:w="1224"/>
-        <w:gridCol w:w="5100"/>
-        <w:gridCol w:w="3876"/>
+        <w:gridCol w:w="2885"/>
+        <w:gridCol w:w="5686"/>
+        <w:gridCol w:w="1629"/>
       </w:tblGrid>
       <w:tr>
         <w:trPr>
@@ -20972,39 +20920,6935 @@
         </w:tc>
       </w:tr>
     </w:tbl>
-    <w:p>
-      <w:pPr/>
-      <w:r>
-        <w:rPr/>
-      </w:r>
-    </w:p>
+    <w:p/>
     <w:p>
       <w:pPr>
-        <w:pStyle w:val="Heading2"/>
+        <w:pStyle w:val="u2"/>
       </w:pPr>
       <w:r>
-        <w:rPr/>
         <w:t>9. Kiểm thử</w:t>
       </w:r>
     </w:p>
     <w:p>
       <w:pPr>
-        <w:pStyle w:val="ListParagraph"/>
+        <w:pStyle w:val="oancuaDanhsach"/>
       </w:pPr>
       <w:r>
-        <w:rPr/>
         <w:t>• Backend: SportHub.Security.Tests/Integration/GoogleLoginTests.cs (tự tạo, tự liên kết, khóa, song song, không lộ bí mật) và SetPasswordTests.cs (OTP, hết lượt, gửi lại, tài khoản đã có mật khẩu).</w:t>
       </w:r>
     </w:p>
     <w:p>
       <w:pPr>
-        <w:pStyle w:val="ListParagraph"/>
+        <w:pStyle w:val="oancuaDanhsach"/>
       </w:pPr>
       <w:r>
-        <w:rPr/>
         <w:t>• Frontend: frontend/tests/auth-google-account.spec.ts.</w:t>
       </w:r>
     </w:p>
+    <w:p>
+      <w:pPr>
+        <w:pStyle w:val="u1"/>
+      </w:pPr>
+      <w:r>
+        <w:t>Q. Flow 1 (Quản lý người dùng &amp; Membership): Yêu cầu chức năng, phi chức năng và tổng hợp Use Case</w:t>
+      </w:r>
+    </w:p>
+    <w:p>
+      <w:r>
+        <w:lastRenderedPageBreak/>
+        <w:t>Mục này tổng hợp Flow 1 theo MÃ NGUỒN HIỆN TẠI, đối chiếu ngày 13/10/2026 (backend: SportHub.Identity, SportHub.Administration, SportHub.Membership, SportHub.API, phần kích hoạt gói của SportHub.Payment; frontend: các trang đăng ký, đăng nhập, tài khoản, đặt lại mật khẩu, quản trị người dùng, lễ tân). Các quy tắc chi tiết vẫn nằm ở mục A và C; mục này không thay thế chúng mà cho biết mỗi yêu cầu được hiện thực ở đâu và còn lệch gì.</w:t>
+      </w:r>
+    </w:p>
+    <w:p>
+      <w:r>
+        <w:t>Cột Trạng thái: "Đã có" = có mã backend và đã thấy giao diện hoặc API dùng được; "Một phần" = thiếu giao diện, thiếu ràng buộc hoặc lệch quy tắc (nêu rõ ở Q.5); "Chưa có" = quy tắc có nhưng chưa thấy mã. Phạm vi Flow 1 theo đề bài: quản lý người dùng, tài khoản, vai trò và Membership Gym (gói, mua/gia hạn, hạn dùng). Thanh toán/checkout thuộc Flow 3, check-in Gym và lịch thuộc Flow 2; chỉ nêu điểm giao với Flow 1.</w:t>
+      </w:r>
+    </w:p>
+    <w:p>
+      <w:pPr>
+        <w:pStyle w:val="u2"/>
+      </w:pPr>
+      <w:r>
+        <w:t>Q.1 Tác nhân</w:t>
+      </w:r>
+    </w:p>
+    <w:tbl>
+      <w:tblPr>
+        <w:tblW w:w="10800" w:type="dxa"/>
+        <w:tblBorders>
+          <w:top w:val="single" w:sz="4" w:space="0" w:color="auto"/>
+          <w:left w:val="single" w:sz="4" w:space="0" w:color="auto"/>
+          <w:bottom w:val="single" w:sz="4" w:space="0" w:color="auto"/>
+          <w:right w:val="single" w:sz="4" w:space="0" w:color="auto"/>
+          <w:insideH w:val="single" w:sz="4" w:space="0" w:color="auto"/>
+          <w:insideV w:val="single" w:sz="4" w:space="0" w:color="auto"/>
+        </w:tblBorders>
+        <w:tblLayout w:type="fixed"/>
+        <w:tblCellMar>
+          <w:left w:w="10" w:type="dxa"/>
+          <w:right w:w="10" w:type="dxa"/>
+        </w:tblCellMar>
+        <w:tblLook w:val="04A0" w:firstRow="1" w:lastRow="0" w:firstColumn="1" w:lastColumn="0" w:noHBand="0" w:noVBand="1"/>
+      </w:tblPr>
+      <w:tblGrid>
+        <w:gridCol w:w="2300"/>
+        <w:gridCol w:w="8500"/>
+      </w:tblGrid>
+      <w:tr>
+        <w:trPr>
+          <w:cantSplit/>
+          <w:tblHeader/>
+        </w:trPr>
+        <w:tc>
+          <w:tcPr>
+            <w:tcW w:w="2300" w:type="dxa"/>
+            <w:shd w:val="clear" w:color="auto" w:fill="D9E2F3"/>
+            <w:tcMar>
+              <w:top w:w="60" w:type="dxa"/>
+              <w:left w:w="100" w:type="dxa"/>
+              <w:bottom w:w="60" w:type="dxa"/>
+              <w:right w:w="100" w:type="dxa"/>
+            </w:tcMar>
+          </w:tcPr>
+          <w:p>
+            <w:pPr>
+              <w:spacing w:after="40"/>
+            </w:pPr>
+            <w:r>
+              <w:rPr>
+                <w:b/>
+                <w:bCs/>
+                <w:sz w:val="18"/>
+                <w:szCs w:val="18"/>
+              </w:rPr>
+              <w:t>Tác nhân</w:t>
+            </w:r>
+          </w:p>
+        </w:tc>
+        <w:tc>
+          <w:tcPr>
+            <w:tcW w:w="8500" w:type="dxa"/>
+            <w:shd w:val="clear" w:color="auto" w:fill="D9E2F3"/>
+            <w:tcMar>
+              <w:top w:w="60" w:type="dxa"/>
+              <w:left w:w="100" w:type="dxa"/>
+              <w:bottom w:w="60" w:type="dxa"/>
+              <w:right w:w="100" w:type="dxa"/>
+            </w:tcMar>
+          </w:tcPr>
+          <w:p>
+            <w:pPr>
+              <w:spacing w:after="40"/>
+            </w:pPr>
+            <w:r>
+              <w:rPr>
+                <w:b/>
+                <w:bCs/>
+                <w:sz w:val="18"/>
+                <w:szCs w:val="18"/>
+              </w:rPr>
+              <w:t>Vai trò trong Flow 1</w:t>
+            </w:r>
+          </w:p>
+        </w:tc>
+      </w:tr>
+      <w:tr>
+        <w:trPr>
+          <w:cantSplit/>
+        </w:trPr>
+        <w:tc>
+          <w:tcPr>
+            <w:tcW w:w="2300" w:type="dxa"/>
+            <w:tcMar>
+              <w:top w:w="60" w:type="dxa"/>
+              <w:left w:w="100" w:type="dxa"/>
+              <w:bottom w:w="60" w:type="dxa"/>
+              <w:right w:w="100" w:type="dxa"/>
+            </w:tcMar>
+          </w:tcPr>
+          <w:p>
+            <w:pPr>
+              <w:spacing w:after="40"/>
+            </w:pPr>
+            <w:r>
+              <w:rPr>
+                <w:b/>
+                <w:bCs/>
+                <w:sz w:val="18"/>
+                <w:szCs w:val="18"/>
+              </w:rPr>
+              <w:t>Guest</w:t>
+            </w:r>
+          </w:p>
+        </w:tc>
+        <w:tc>
+          <w:tcPr>
+            <w:tcW w:w="8500" w:type="dxa"/>
+            <w:tcMar>
+              <w:top w:w="60" w:type="dxa"/>
+              <w:left w:w="100" w:type="dxa"/>
+              <w:bottom w:w="60" w:type="dxa"/>
+              <w:right w:w="100" w:type="dxa"/>
+            </w:tcMar>
+          </w:tcPr>
+          <w:p>
+            <w:pPr>
+              <w:spacing w:after="40"/>
+            </w:pPr>
+            <w:r>
+              <w:rPr>
+                <w:sz w:val="18"/>
+                <w:szCs w:val="18"/>
+              </w:rPr>
+              <w:t>Chưa đăng nhập: xem landing page, danh mục gói công khai; đăng ký Member hoặc đăng nhập (BR-144).</w:t>
+            </w:r>
+          </w:p>
+        </w:tc>
+      </w:tr>
+      <w:tr>
+        <w:trPr>
+          <w:cantSplit/>
+        </w:trPr>
+        <w:tc>
+          <w:tcPr>
+            <w:tcW w:w="2300" w:type="dxa"/>
+            <w:tcMar>
+              <w:top w:w="60" w:type="dxa"/>
+              <w:left w:w="100" w:type="dxa"/>
+              <w:bottom w:w="60" w:type="dxa"/>
+              <w:right w:w="100" w:type="dxa"/>
+            </w:tcMar>
+          </w:tcPr>
+          <w:p>
+            <w:pPr>
+              <w:spacing w:after="40"/>
+            </w:pPr>
+            <w:r>
+              <w:rPr>
+                <w:b/>
+                <w:bCs/>
+                <w:sz w:val="18"/>
+                <w:szCs w:val="18"/>
+              </w:rPr>
+              <w:t>Member</w:t>
+            </w:r>
+          </w:p>
+        </w:tc>
+        <w:tc>
+          <w:tcPr>
+            <w:tcW w:w="8500" w:type="dxa"/>
+            <w:tcMar>
+              <w:top w:w="60" w:type="dxa"/>
+              <w:left w:w="100" w:type="dxa"/>
+              <w:bottom w:w="60" w:type="dxa"/>
+              <w:right w:w="100" w:type="dxa"/>
+            </w:tcMar>
+          </w:tcPr>
+          <w:p>
+            <w:pPr>
+              <w:spacing w:after="40"/>
+            </w:pPr>
+            <w:r>
+              <w:rPr>
+                <w:sz w:val="18"/>
+                <w:szCs w:val="18"/>
+              </w:rPr>
+              <w:t>Tự đăng ký/đăng nhập, quản lý hồ sơ, mật khẩu, ảnh đại diện, hồ sơ tập luyện; xem và mua/gia hạn gói của chính mình.</w:t>
+            </w:r>
+          </w:p>
+        </w:tc>
+      </w:tr>
+      <w:tr>
+        <w:trPr>
+          <w:cantSplit/>
+        </w:trPr>
+        <w:tc>
+          <w:tcPr>
+            <w:tcW w:w="2300" w:type="dxa"/>
+            <w:tcMar>
+              <w:top w:w="60" w:type="dxa"/>
+              <w:left w:w="100" w:type="dxa"/>
+              <w:bottom w:w="60" w:type="dxa"/>
+              <w:right w:w="100" w:type="dxa"/>
+            </w:tcMar>
+          </w:tcPr>
+          <w:p>
+            <w:pPr>
+              <w:spacing w:after="40"/>
+            </w:pPr>
+            <w:r>
+              <w:rPr>
+                <w:b/>
+                <w:bCs/>
+                <w:sz w:val="18"/>
+                <w:szCs w:val="18"/>
+              </w:rPr>
+              <w:t>Receptionist</w:t>
+            </w:r>
+          </w:p>
+        </w:tc>
+        <w:tc>
+          <w:tcPr>
+            <w:tcW w:w="8500" w:type="dxa"/>
+            <w:tcMar>
+              <w:top w:w="60" w:type="dxa"/>
+              <w:left w:w="100" w:type="dxa"/>
+              <w:bottom w:w="60" w:type="dxa"/>
+              <w:right w:w="100" w:type="dxa"/>
+            </w:tcMar>
+          </w:tcPr>
+          <w:p>
+            <w:pPr>
+              <w:spacing w:after="40"/>
+            </w:pPr>
+            <w:r>
+              <w:rPr>
+                <w:sz w:val="18"/>
+                <w:szCs w:val="18"/>
+              </w:rPr>
+              <w:t>Tra cứu Member, đăng ký Member tại quầy, gửi lại link/sửa email chờ kích hoạt, mua/gia hạn gói hộ, xem gói và hạn, ghi nhận yêu cầu hỗ trợ.</w:t>
+            </w:r>
+          </w:p>
+        </w:tc>
+      </w:tr>
+      <w:tr>
+        <w:trPr>
+          <w:cantSplit/>
+        </w:trPr>
+        <w:tc>
+          <w:tcPr>
+            <w:tcW w:w="2300" w:type="dxa"/>
+            <w:tcMar>
+              <w:top w:w="60" w:type="dxa"/>
+              <w:left w:w="100" w:type="dxa"/>
+              <w:bottom w:w="60" w:type="dxa"/>
+              <w:right w:w="100" w:type="dxa"/>
+            </w:tcMar>
+          </w:tcPr>
+          <w:p>
+            <w:pPr>
+              <w:spacing w:after="40"/>
+            </w:pPr>
+            <w:r>
+              <w:rPr>
+                <w:b/>
+                <w:bCs/>
+                <w:sz w:val="18"/>
+                <w:szCs w:val="18"/>
+              </w:rPr>
+              <w:t>Center Manager</w:t>
+            </w:r>
+          </w:p>
+        </w:tc>
+        <w:tc>
+          <w:tcPr>
+            <w:tcW w:w="8500" w:type="dxa"/>
+            <w:tcMar>
+              <w:top w:w="60" w:type="dxa"/>
+              <w:left w:w="100" w:type="dxa"/>
+              <w:bottom w:w="60" w:type="dxa"/>
+              <w:right w:w="100" w:type="dxa"/>
+            </w:tcMar>
+          </w:tcPr>
+          <w:p>
+            <w:pPr>
+              <w:spacing w:after="40"/>
+            </w:pPr>
+            <w:r>
+              <w:rPr>
+                <w:sz w:val="18"/>
+                <w:szCs w:val="18"/>
+              </w:rPr>
+              <w:t>Cùng quyền quầy (FrontDesk), quản lý danh mục gói, xem báo cáo hội viên, sửa hồ sơ/chuyên môn Coach, xử lý báo cáo ảnh đại diện, xem Audit Log đầy đủ.</w:t>
+            </w:r>
+          </w:p>
+        </w:tc>
+      </w:tr>
+      <w:tr>
+        <w:trPr>
+          <w:cantSplit/>
+        </w:trPr>
+        <w:tc>
+          <w:tcPr>
+            <w:tcW w:w="2300" w:type="dxa"/>
+            <w:tcMar>
+              <w:top w:w="60" w:type="dxa"/>
+              <w:left w:w="100" w:type="dxa"/>
+              <w:bottom w:w="60" w:type="dxa"/>
+              <w:right w:w="100" w:type="dxa"/>
+            </w:tcMar>
+          </w:tcPr>
+          <w:p>
+            <w:pPr>
+              <w:spacing w:after="40"/>
+            </w:pPr>
+            <w:r>
+              <w:rPr>
+                <w:b/>
+                <w:bCs/>
+                <w:sz w:val="18"/>
+                <w:szCs w:val="18"/>
+              </w:rPr>
+              <w:t>System Administrator</w:t>
+            </w:r>
+          </w:p>
+        </w:tc>
+        <w:tc>
+          <w:tcPr>
+            <w:tcW w:w="8500" w:type="dxa"/>
+            <w:tcMar>
+              <w:top w:w="60" w:type="dxa"/>
+              <w:left w:w="100" w:type="dxa"/>
+              <w:bottom w:w="60" w:type="dxa"/>
+              <w:right w:w="100" w:type="dxa"/>
+            </w:tcMar>
+          </w:tcPr>
+          <w:p>
+            <w:pPr>
+              <w:spacing w:after="40"/>
+            </w:pPr>
+            <w:r>
+              <w:rPr>
+                <w:sz w:val="18"/>
+                <w:szCs w:val="18"/>
+              </w:rPr>
+              <w:t>Tạo tài khoản nhân sự, đổi vai trò, khóa/mở khóa/vô hiệu hóa tài khoản, xem Audit Log thao tác tài khoản. Không có quyền nghiệp vụ khác.</w:t>
+            </w:r>
+          </w:p>
+        </w:tc>
+      </w:tr>
+      <w:tr>
+        <w:trPr>
+          <w:cantSplit/>
+        </w:trPr>
+        <w:tc>
+          <w:tcPr>
+            <w:tcW w:w="2300" w:type="dxa"/>
+            <w:tcMar>
+              <w:top w:w="60" w:type="dxa"/>
+              <w:left w:w="100" w:type="dxa"/>
+              <w:bottom w:w="60" w:type="dxa"/>
+              <w:right w:w="100" w:type="dxa"/>
+            </w:tcMar>
+          </w:tcPr>
+          <w:p>
+            <w:pPr>
+              <w:spacing w:after="40"/>
+            </w:pPr>
+            <w:r>
+              <w:rPr>
+                <w:b/>
+                <w:bCs/>
+                <w:sz w:val="18"/>
+                <w:szCs w:val="18"/>
+              </w:rPr>
+              <w:t>Coach</w:t>
+            </w:r>
+          </w:p>
+        </w:tc>
+        <w:tc>
+          <w:tcPr>
+            <w:tcW w:w="8500" w:type="dxa"/>
+            <w:tcMar>
+              <w:top w:w="60" w:type="dxa"/>
+              <w:left w:w="100" w:type="dxa"/>
+              <w:bottom w:w="60" w:type="dxa"/>
+              <w:right w:w="100" w:type="dxa"/>
+            </w:tcMar>
+          </w:tcPr>
+          <w:p>
+            <w:pPr>
+              <w:spacing w:after="40"/>
+            </w:pPr>
+            <w:r>
+              <w:rPr>
+                <w:sz w:val="18"/>
+                <w:szCs w:val="18"/>
+              </w:rPr>
+              <w:t>Chỉ đọc hồ sơ/gói/hồ sơ tập luyện của Member đang có quan hệ huấn luyện Active; tự quản lý hồ sơ cá nhân của mình.</w:t>
+            </w:r>
+          </w:p>
+        </w:tc>
+      </w:tr>
+      <w:tr>
+        <w:trPr>
+          <w:cantSplit/>
+        </w:trPr>
+        <w:tc>
+          <w:tcPr>
+            <w:tcW w:w="2300" w:type="dxa"/>
+            <w:tcMar>
+              <w:top w:w="60" w:type="dxa"/>
+              <w:left w:w="100" w:type="dxa"/>
+              <w:bottom w:w="60" w:type="dxa"/>
+              <w:right w:w="100" w:type="dxa"/>
+            </w:tcMar>
+          </w:tcPr>
+          <w:p>
+            <w:pPr>
+              <w:spacing w:after="40"/>
+            </w:pPr>
+            <w:r>
+              <w:rPr>
+                <w:b/>
+                <w:bCs/>
+                <w:sz w:val="18"/>
+                <w:szCs w:val="18"/>
+              </w:rPr>
+              <w:t>Hệ thống (job, email, Google)</w:t>
+            </w:r>
+          </w:p>
+        </w:tc>
+        <w:tc>
+          <w:tcPr>
+            <w:tcW w:w="8500" w:type="dxa"/>
+            <w:tcMar>
+              <w:top w:w="60" w:type="dxa"/>
+              <w:left w:w="100" w:type="dxa"/>
+              <w:bottom w:w="60" w:type="dxa"/>
+              <w:right w:w="100" w:type="dxa"/>
+            </w:tcMar>
+          </w:tcPr>
+          <w:p>
+            <w:pPr>
+              <w:spacing w:after="40"/>
+            </w:pPr>
+            <w:r>
+              <w:rPr>
+                <w:sz w:val="18"/>
+                <w:szCs w:val="18"/>
+              </w:rPr>
+              <w:t>MemberPackageExpiryJob (15 phút/lần), NotificationDispatchJob (gửi email outbox), Google ID token verifier.</w:t>
+            </w:r>
+          </w:p>
+        </w:tc>
+      </w:tr>
+    </w:tbl>
+    <w:p/>
+    <w:p>
+      <w:pPr>
+        <w:pStyle w:val="u2"/>
+      </w:pPr>
+      <w:r>
+        <w:t>Q.2 Yêu cầu chức năng (FR)</w:t>
+      </w:r>
+    </w:p>
+    <w:tbl>
+      <w:tblPr>
+        <w:tblW w:w="10800" w:type="dxa"/>
+        <w:tblBorders>
+          <w:top w:val="single" w:sz="4" w:space="0" w:color="auto"/>
+          <w:left w:val="single" w:sz="4" w:space="0" w:color="auto"/>
+          <w:bottom w:val="single" w:sz="4" w:space="0" w:color="auto"/>
+          <w:right w:val="single" w:sz="4" w:space="0" w:color="auto"/>
+          <w:insideH w:val="single" w:sz="4" w:space="0" w:color="auto"/>
+          <w:insideV w:val="single" w:sz="4" w:space="0" w:color="auto"/>
+        </w:tblBorders>
+        <w:tblLayout w:type="fixed"/>
+        <w:tblCellMar>
+          <w:left w:w="10" w:type="dxa"/>
+          <w:right w:w="10" w:type="dxa"/>
+        </w:tblCellMar>
+        <w:tblLook w:val="04A0" w:firstRow="1" w:lastRow="0" w:firstColumn="1" w:lastColumn="0" w:noHBand="0" w:noVBand="1"/>
+      </w:tblPr>
+      <w:tblGrid>
+        <w:gridCol w:w="700"/>
+        <w:gridCol w:w="3900"/>
+        <w:gridCol w:w="1500"/>
+        <w:gridCol w:w="1100"/>
+        <w:gridCol w:w="2600"/>
+        <w:gridCol w:w="1000"/>
+      </w:tblGrid>
+      <w:tr>
+        <w:trPr>
+          <w:cantSplit/>
+          <w:tblHeader/>
+        </w:trPr>
+        <w:tc>
+          <w:tcPr>
+            <w:tcW w:w="700" w:type="dxa"/>
+            <w:shd w:val="clear" w:color="auto" w:fill="D9E2F3"/>
+            <w:tcMar>
+              <w:top w:w="60" w:type="dxa"/>
+              <w:left w:w="100" w:type="dxa"/>
+              <w:bottom w:w="60" w:type="dxa"/>
+              <w:right w:w="100" w:type="dxa"/>
+            </w:tcMar>
+          </w:tcPr>
+          <w:p>
+            <w:pPr>
+              <w:spacing w:after="40"/>
+            </w:pPr>
+            <w:r>
+              <w:rPr>
+                <w:b/>
+                <w:bCs/>
+                <w:sz w:val="18"/>
+                <w:szCs w:val="18"/>
+              </w:rPr>
+              <w:t>Mã</w:t>
+            </w:r>
+          </w:p>
+        </w:tc>
+        <w:tc>
+          <w:tcPr>
+            <w:tcW w:w="3900" w:type="dxa"/>
+            <w:shd w:val="clear" w:color="auto" w:fill="D9E2F3"/>
+            <w:tcMar>
+              <w:top w:w="60" w:type="dxa"/>
+              <w:left w:w="100" w:type="dxa"/>
+              <w:bottom w:w="60" w:type="dxa"/>
+              <w:right w:w="100" w:type="dxa"/>
+            </w:tcMar>
+          </w:tcPr>
+          <w:p>
+            <w:pPr>
+              <w:spacing w:after="40"/>
+            </w:pPr>
+            <w:r>
+              <w:rPr>
+                <w:b/>
+                <w:bCs/>
+                <w:sz w:val="18"/>
+                <w:szCs w:val="18"/>
+              </w:rPr>
+              <w:t>Yêu cầu</w:t>
+            </w:r>
+          </w:p>
+        </w:tc>
+        <w:tc>
+          <w:tcPr>
+            <w:tcW w:w="1500" w:type="dxa"/>
+            <w:shd w:val="clear" w:color="auto" w:fill="D9E2F3"/>
+            <w:tcMar>
+              <w:top w:w="60" w:type="dxa"/>
+              <w:left w:w="100" w:type="dxa"/>
+              <w:bottom w:w="60" w:type="dxa"/>
+              <w:right w:w="100" w:type="dxa"/>
+            </w:tcMar>
+          </w:tcPr>
+          <w:p>
+            <w:pPr>
+              <w:spacing w:after="40"/>
+            </w:pPr>
+            <w:r>
+              <w:rPr>
+                <w:b/>
+                <w:bCs/>
+                <w:sz w:val="18"/>
+                <w:szCs w:val="18"/>
+              </w:rPr>
+              <w:t>Tác nhân</w:t>
+            </w:r>
+          </w:p>
+        </w:tc>
+        <w:tc>
+          <w:tcPr>
+            <w:tcW w:w="1100" w:type="dxa"/>
+            <w:shd w:val="clear" w:color="auto" w:fill="D9E2F3"/>
+            <w:tcMar>
+              <w:top w:w="60" w:type="dxa"/>
+              <w:left w:w="100" w:type="dxa"/>
+              <w:bottom w:w="60" w:type="dxa"/>
+              <w:right w:w="100" w:type="dxa"/>
+            </w:tcMar>
+          </w:tcPr>
+          <w:p>
+            <w:pPr>
+              <w:spacing w:after="40"/>
+            </w:pPr>
+            <w:r>
+              <w:rPr>
+                <w:b/>
+                <w:bCs/>
+                <w:sz w:val="18"/>
+                <w:szCs w:val="18"/>
+              </w:rPr>
+              <w:t>BR liên quan</w:t>
+            </w:r>
+          </w:p>
+        </w:tc>
+        <w:tc>
+          <w:tcPr>
+            <w:tcW w:w="2600" w:type="dxa"/>
+            <w:shd w:val="clear" w:color="auto" w:fill="D9E2F3"/>
+            <w:tcMar>
+              <w:top w:w="60" w:type="dxa"/>
+              <w:left w:w="100" w:type="dxa"/>
+              <w:bottom w:w="60" w:type="dxa"/>
+              <w:right w:w="100" w:type="dxa"/>
+            </w:tcMar>
+          </w:tcPr>
+          <w:p>
+            <w:pPr>
+              <w:spacing w:after="40"/>
+            </w:pPr>
+            <w:r>
+              <w:rPr>
+                <w:b/>
+                <w:bCs/>
+                <w:sz w:val="18"/>
+                <w:szCs w:val="18"/>
+              </w:rPr>
+              <w:t>API / vị trí</w:t>
+            </w:r>
+          </w:p>
+        </w:tc>
+        <w:tc>
+          <w:tcPr>
+            <w:tcW w:w="1000" w:type="dxa"/>
+            <w:shd w:val="clear" w:color="auto" w:fill="D9E2F3"/>
+            <w:tcMar>
+              <w:top w:w="60" w:type="dxa"/>
+              <w:left w:w="100" w:type="dxa"/>
+              <w:bottom w:w="60" w:type="dxa"/>
+              <w:right w:w="100" w:type="dxa"/>
+            </w:tcMar>
+          </w:tcPr>
+          <w:p>
+            <w:pPr>
+              <w:spacing w:after="40"/>
+            </w:pPr>
+            <w:r>
+              <w:rPr>
+                <w:b/>
+                <w:bCs/>
+                <w:sz w:val="18"/>
+                <w:szCs w:val="18"/>
+              </w:rPr>
+              <w:t>Trạng thái</w:t>
+            </w:r>
+          </w:p>
+        </w:tc>
+      </w:tr>
+      <w:tr>
+        <w:trPr>
+          <w:cantSplit/>
+        </w:trPr>
+        <w:tc>
+          <w:tcPr>
+            <w:tcW w:w="700" w:type="dxa"/>
+            <w:tcMar>
+              <w:top w:w="60" w:type="dxa"/>
+              <w:left w:w="100" w:type="dxa"/>
+              <w:bottom w:w="60" w:type="dxa"/>
+              <w:right w:w="100" w:type="dxa"/>
+            </w:tcMar>
+          </w:tcPr>
+          <w:p>
+            <w:pPr>
+              <w:spacing w:after="40"/>
+            </w:pPr>
+            <w:r>
+              <w:rPr>
+                <w:b/>
+                <w:bCs/>
+                <w:sz w:val="18"/>
+                <w:szCs w:val="18"/>
+              </w:rPr>
+              <w:t>FR-01</w:t>
+            </w:r>
+          </w:p>
+        </w:tc>
+        <w:tc>
+          <w:tcPr>
+            <w:tcW w:w="3900" w:type="dxa"/>
+            <w:tcMar>
+              <w:top w:w="60" w:type="dxa"/>
+              <w:left w:w="100" w:type="dxa"/>
+              <w:bottom w:w="60" w:type="dxa"/>
+              <w:right w:w="100" w:type="dxa"/>
+            </w:tcMar>
+          </w:tcPr>
+          <w:p>
+            <w:pPr>
+              <w:spacing w:after="40"/>
+            </w:pPr>
+            <w:r>
+              <w:rPr>
+                <w:sz w:val="18"/>
+                <w:szCs w:val="18"/>
+              </w:rPr>
+              <w:t>Guest xem landing page và danh mục gói công khai; không đọc dữ liệu cá nhân.</w:t>
+            </w:r>
+          </w:p>
+        </w:tc>
+        <w:tc>
+          <w:tcPr>
+            <w:tcW w:w="1500" w:type="dxa"/>
+            <w:tcMar>
+              <w:top w:w="60" w:type="dxa"/>
+              <w:left w:w="100" w:type="dxa"/>
+              <w:bottom w:w="60" w:type="dxa"/>
+              <w:right w:w="100" w:type="dxa"/>
+            </w:tcMar>
+          </w:tcPr>
+          <w:p>
+            <w:pPr>
+              <w:spacing w:after="40"/>
+            </w:pPr>
+            <w:r>
+              <w:rPr>
+                <w:sz w:val="18"/>
+                <w:szCs w:val="18"/>
+              </w:rPr>
+              <w:t>Guest</w:t>
+            </w:r>
+          </w:p>
+        </w:tc>
+        <w:tc>
+          <w:tcPr>
+            <w:tcW w:w="1100" w:type="dxa"/>
+            <w:tcMar>
+              <w:top w:w="60" w:type="dxa"/>
+              <w:left w:w="100" w:type="dxa"/>
+              <w:bottom w:w="60" w:type="dxa"/>
+              <w:right w:w="100" w:type="dxa"/>
+            </w:tcMar>
+          </w:tcPr>
+          <w:p>
+            <w:pPr>
+              <w:spacing w:after="40"/>
+            </w:pPr>
+            <w:r>
+              <w:rPr>
+                <w:sz w:val="18"/>
+                <w:szCs w:val="18"/>
+              </w:rPr>
+              <w:t>BR-144</w:t>
+            </w:r>
+          </w:p>
+        </w:tc>
+        <w:tc>
+          <w:tcPr>
+            <w:tcW w:w="2600" w:type="dxa"/>
+            <w:tcMar>
+              <w:top w:w="60" w:type="dxa"/>
+              <w:left w:w="100" w:type="dxa"/>
+              <w:bottom w:w="60" w:type="dxa"/>
+              <w:right w:w="100" w:type="dxa"/>
+            </w:tcMar>
+          </w:tcPr>
+          <w:p>
+            <w:pPr>
+              <w:spacing w:after="40"/>
+            </w:pPr>
+            <w:r>
+              <w:rPr>
+                <w:sz w:val="18"/>
+                <w:szCs w:val="18"/>
+              </w:rPr>
+              <w:t>GET /api/membership-packages/public</w:t>
+            </w:r>
+          </w:p>
+        </w:tc>
+        <w:tc>
+          <w:tcPr>
+            <w:tcW w:w="1000" w:type="dxa"/>
+            <w:tcMar>
+              <w:top w:w="60" w:type="dxa"/>
+              <w:left w:w="100" w:type="dxa"/>
+              <w:bottom w:w="60" w:type="dxa"/>
+              <w:right w:w="100" w:type="dxa"/>
+            </w:tcMar>
+          </w:tcPr>
+          <w:p>
+            <w:pPr>
+              <w:spacing w:after="40"/>
+            </w:pPr>
+            <w:r>
+              <w:rPr>
+                <w:sz w:val="18"/>
+                <w:szCs w:val="18"/>
+              </w:rPr>
+              <w:t>Đã có</w:t>
+            </w:r>
+          </w:p>
+        </w:tc>
+      </w:tr>
+      <w:tr>
+        <w:trPr>
+          <w:cantSplit/>
+        </w:trPr>
+        <w:tc>
+          <w:tcPr>
+            <w:tcW w:w="700" w:type="dxa"/>
+            <w:tcMar>
+              <w:top w:w="60" w:type="dxa"/>
+              <w:left w:w="100" w:type="dxa"/>
+              <w:bottom w:w="60" w:type="dxa"/>
+              <w:right w:w="100" w:type="dxa"/>
+            </w:tcMar>
+          </w:tcPr>
+          <w:p>
+            <w:pPr>
+              <w:spacing w:after="40"/>
+            </w:pPr>
+            <w:r>
+              <w:rPr>
+                <w:b/>
+                <w:bCs/>
+                <w:sz w:val="18"/>
+                <w:szCs w:val="18"/>
+              </w:rPr>
+              <w:t>FR-02</w:t>
+            </w:r>
+          </w:p>
+        </w:tc>
+        <w:tc>
+          <w:tcPr>
+            <w:tcW w:w="3900" w:type="dxa"/>
+            <w:tcMar>
+              <w:top w:w="60" w:type="dxa"/>
+              <w:left w:w="100" w:type="dxa"/>
+              <w:bottom w:w="60" w:type="dxa"/>
+              <w:right w:w="100" w:type="dxa"/>
+            </w:tcMar>
+          </w:tcPr>
+          <w:p>
+            <w:pPr>
+              <w:spacing w:after="40"/>
+            </w:pPr>
+            <w:r>
+              <w:rPr>
+                <w:sz w:val="18"/>
+                <w:szCs w:val="18"/>
+              </w:rPr>
+              <w:t>Đăng ký Member bằng email: bước 1 gửi OTP 6 số tới email, bước 2 gửi họ tên, SĐT (tùy chọn), mật khẩu và OTP để tạo tài khoản; nhận JWT ngay.</w:t>
+            </w:r>
+          </w:p>
+        </w:tc>
+        <w:tc>
+          <w:tcPr>
+            <w:tcW w:w="1500" w:type="dxa"/>
+            <w:tcMar>
+              <w:top w:w="60" w:type="dxa"/>
+              <w:left w:w="100" w:type="dxa"/>
+              <w:bottom w:w="60" w:type="dxa"/>
+              <w:right w:w="100" w:type="dxa"/>
+            </w:tcMar>
+          </w:tcPr>
+          <w:p>
+            <w:pPr>
+              <w:spacing w:after="40"/>
+            </w:pPr>
+            <w:r>
+              <w:rPr>
+                <w:sz w:val="18"/>
+                <w:szCs w:val="18"/>
+              </w:rPr>
+              <w:t>Guest</w:t>
+            </w:r>
+          </w:p>
+        </w:tc>
+        <w:tc>
+          <w:tcPr>
+            <w:tcW w:w="1100" w:type="dxa"/>
+            <w:tcMar>
+              <w:top w:w="60" w:type="dxa"/>
+              <w:left w:w="100" w:type="dxa"/>
+              <w:bottom w:w="60" w:type="dxa"/>
+              <w:right w:w="100" w:type="dxa"/>
+            </w:tcMar>
+          </w:tcPr>
+          <w:p>
+            <w:pPr>
+              <w:spacing w:after="40"/>
+            </w:pPr>
+            <w:r>
+              <w:rPr>
+                <w:sz w:val="18"/>
+                <w:szCs w:val="18"/>
+              </w:rPr>
+              <w:t>BR-1, 49, 62, 78, 102</w:t>
+            </w:r>
+          </w:p>
+        </w:tc>
+        <w:tc>
+          <w:tcPr>
+            <w:tcW w:w="2600" w:type="dxa"/>
+            <w:tcMar>
+              <w:top w:w="60" w:type="dxa"/>
+              <w:left w:w="100" w:type="dxa"/>
+              <w:bottom w:w="60" w:type="dxa"/>
+              <w:right w:w="100" w:type="dxa"/>
+            </w:tcMar>
+          </w:tcPr>
+          <w:p>
+            <w:pPr>
+              <w:spacing w:after="40"/>
+            </w:pPr>
+            <w:r>
+              <w:rPr>
+                <w:sz w:val="18"/>
+                <w:szCs w:val="18"/>
+              </w:rPr>
+              <w:t>POST /api/auth/register/otp; POST /api/auth/register</w:t>
+            </w:r>
+          </w:p>
+        </w:tc>
+        <w:tc>
+          <w:tcPr>
+            <w:tcW w:w="1000" w:type="dxa"/>
+            <w:tcMar>
+              <w:top w:w="60" w:type="dxa"/>
+              <w:left w:w="100" w:type="dxa"/>
+              <w:bottom w:w="60" w:type="dxa"/>
+              <w:right w:w="100" w:type="dxa"/>
+            </w:tcMar>
+          </w:tcPr>
+          <w:p>
+            <w:pPr>
+              <w:spacing w:after="40"/>
+            </w:pPr>
+            <w:r>
+              <w:rPr>
+                <w:sz w:val="18"/>
+                <w:szCs w:val="18"/>
+              </w:rPr>
+              <w:t>Đã có</w:t>
+            </w:r>
+          </w:p>
+        </w:tc>
+      </w:tr>
+      <w:tr>
+        <w:trPr>
+          <w:cantSplit/>
+        </w:trPr>
+        <w:tc>
+          <w:tcPr>
+            <w:tcW w:w="700" w:type="dxa"/>
+            <w:tcMar>
+              <w:top w:w="60" w:type="dxa"/>
+              <w:left w:w="100" w:type="dxa"/>
+              <w:bottom w:w="60" w:type="dxa"/>
+              <w:right w:w="100" w:type="dxa"/>
+            </w:tcMar>
+          </w:tcPr>
+          <w:p>
+            <w:pPr>
+              <w:spacing w:after="40"/>
+            </w:pPr>
+            <w:r>
+              <w:rPr>
+                <w:b/>
+                <w:bCs/>
+                <w:sz w:val="18"/>
+                <w:szCs w:val="18"/>
+              </w:rPr>
+              <w:t>FR-03</w:t>
+            </w:r>
+          </w:p>
+        </w:tc>
+        <w:tc>
+          <w:tcPr>
+            <w:tcW w:w="3900" w:type="dxa"/>
+            <w:tcMar>
+              <w:top w:w="60" w:type="dxa"/>
+              <w:left w:w="100" w:type="dxa"/>
+              <w:bottom w:w="60" w:type="dxa"/>
+              <w:right w:w="100" w:type="dxa"/>
+            </w:tcMar>
+          </w:tcPr>
+          <w:p>
+            <w:pPr>
+              <w:spacing w:after="40"/>
+            </w:pPr>
+            <w:r>
+              <w:rPr>
+                <w:sz w:val="18"/>
+                <w:szCs w:val="18"/>
+              </w:rPr>
+              <w:t>Đăng nhập bằng email/mật khẩu; nhận JWT; từ chối tài khoản Banned/Deactivated và tài khoản chưa có mật khẩu.</w:t>
+            </w:r>
+          </w:p>
+        </w:tc>
+        <w:tc>
+          <w:tcPr>
+            <w:tcW w:w="1500" w:type="dxa"/>
+            <w:tcMar>
+              <w:top w:w="60" w:type="dxa"/>
+              <w:left w:w="100" w:type="dxa"/>
+              <w:bottom w:w="60" w:type="dxa"/>
+              <w:right w:w="100" w:type="dxa"/>
+            </w:tcMar>
+          </w:tcPr>
+          <w:p>
+            <w:pPr>
+              <w:spacing w:after="40"/>
+            </w:pPr>
+            <w:r>
+              <w:rPr>
+                <w:sz w:val="18"/>
+                <w:szCs w:val="18"/>
+              </w:rPr>
+              <w:t>Mọi người dùng</w:t>
+            </w:r>
+          </w:p>
+        </w:tc>
+        <w:tc>
+          <w:tcPr>
+            <w:tcW w:w="1100" w:type="dxa"/>
+            <w:tcMar>
+              <w:top w:w="60" w:type="dxa"/>
+              <w:left w:w="100" w:type="dxa"/>
+              <w:bottom w:w="60" w:type="dxa"/>
+              <w:right w:w="100" w:type="dxa"/>
+            </w:tcMar>
+          </w:tcPr>
+          <w:p>
+            <w:pPr>
+              <w:spacing w:after="40"/>
+            </w:pPr>
+            <w:r>
+              <w:rPr>
+                <w:sz w:val="18"/>
+                <w:szCs w:val="18"/>
+              </w:rPr>
+              <w:t>BR-4, 6, 60</w:t>
+            </w:r>
+          </w:p>
+        </w:tc>
+        <w:tc>
+          <w:tcPr>
+            <w:tcW w:w="2600" w:type="dxa"/>
+            <w:tcMar>
+              <w:top w:w="60" w:type="dxa"/>
+              <w:left w:w="100" w:type="dxa"/>
+              <w:bottom w:w="60" w:type="dxa"/>
+              <w:right w:w="100" w:type="dxa"/>
+            </w:tcMar>
+          </w:tcPr>
+          <w:p>
+            <w:pPr>
+              <w:spacing w:after="40"/>
+            </w:pPr>
+            <w:r>
+              <w:rPr>
+                <w:sz w:val="18"/>
+                <w:szCs w:val="18"/>
+              </w:rPr>
+              <w:t>POST /api/auth/login</w:t>
+            </w:r>
+          </w:p>
+        </w:tc>
+        <w:tc>
+          <w:tcPr>
+            <w:tcW w:w="1000" w:type="dxa"/>
+            <w:tcMar>
+              <w:top w:w="60" w:type="dxa"/>
+              <w:left w:w="100" w:type="dxa"/>
+              <w:bottom w:w="60" w:type="dxa"/>
+              <w:right w:w="100" w:type="dxa"/>
+            </w:tcMar>
+          </w:tcPr>
+          <w:p>
+            <w:pPr>
+              <w:spacing w:after="40"/>
+            </w:pPr>
+            <w:r>
+              <w:rPr>
+                <w:sz w:val="18"/>
+                <w:szCs w:val="18"/>
+              </w:rPr>
+              <w:t>Đã có</w:t>
+            </w:r>
+          </w:p>
+        </w:tc>
+      </w:tr>
+      <w:tr>
+        <w:trPr>
+          <w:cantSplit/>
+        </w:trPr>
+        <w:tc>
+          <w:tcPr>
+            <w:tcW w:w="700" w:type="dxa"/>
+            <w:tcMar>
+              <w:top w:w="60" w:type="dxa"/>
+              <w:left w:w="100" w:type="dxa"/>
+              <w:bottom w:w="60" w:type="dxa"/>
+              <w:right w:w="100" w:type="dxa"/>
+            </w:tcMar>
+          </w:tcPr>
+          <w:p>
+            <w:pPr>
+              <w:spacing w:after="40"/>
+            </w:pPr>
+            <w:r>
+              <w:rPr>
+                <w:b/>
+                <w:bCs/>
+                <w:sz w:val="18"/>
+                <w:szCs w:val="18"/>
+              </w:rPr>
+              <w:t>FR-04</w:t>
+            </w:r>
+          </w:p>
+        </w:tc>
+        <w:tc>
+          <w:tcPr>
+            <w:tcW w:w="3900" w:type="dxa"/>
+            <w:tcMar>
+              <w:top w:w="60" w:type="dxa"/>
+              <w:left w:w="100" w:type="dxa"/>
+              <w:bottom w:w="60" w:type="dxa"/>
+              <w:right w:w="100" w:type="dxa"/>
+            </w:tcMar>
+          </w:tcPr>
+          <w:p>
+            <w:pPr>
+              <w:spacing w:after="40"/>
+            </w:pPr>
+            <w:r>
+              <w:rPr>
+                <w:sz w:val="18"/>
+                <w:szCs w:val="18"/>
+              </w:rPr>
+              <w:t>Đăng nhập Google: dùng danh tính đã liên kết; hoặc tự liên kết vào tài khoản trùng email; hoặc tự tạo Member mới với mật khẩu rỗng.</w:t>
+            </w:r>
+          </w:p>
+        </w:tc>
+        <w:tc>
+          <w:tcPr>
+            <w:tcW w:w="1500" w:type="dxa"/>
+            <w:tcMar>
+              <w:top w:w="60" w:type="dxa"/>
+              <w:left w:w="100" w:type="dxa"/>
+              <w:bottom w:w="60" w:type="dxa"/>
+              <w:right w:w="100" w:type="dxa"/>
+            </w:tcMar>
+          </w:tcPr>
+          <w:p>
+            <w:pPr>
+              <w:spacing w:after="40"/>
+            </w:pPr>
+            <w:r>
+              <w:rPr>
+                <w:sz w:val="18"/>
+                <w:szCs w:val="18"/>
+              </w:rPr>
+              <w:t>Guest/Member</w:t>
+            </w:r>
+          </w:p>
+        </w:tc>
+        <w:tc>
+          <w:tcPr>
+            <w:tcW w:w="1100" w:type="dxa"/>
+            <w:tcMar>
+              <w:top w:w="60" w:type="dxa"/>
+              <w:left w:w="100" w:type="dxa"/>
+              <w:bottom w:w="60" w:type="dxa"/>
+              <w:right w:w="100" w:type="dxa"/>
+            </w:tcMar>
+          </w:tcPr>
+          <w:p>
+            <w:pPr>
+              <w:spacing w:after="40"/>
+            </w:pPr>
+            <w:r>
+              <w:rPr>
+                <w:sz w:val="18"/>
+                <w:szCs w:val="18"/>
+              </w:rPr>
+              <w:t>BR-59, 60</w:t>
+            </w:r>
+          </w:p>
+        </w:tc>
+        <w:tc>
+          <w:tcPr>
+            <w:tcW w:w="2600" w:type="dxa"/>
+            <w:tcMar>
+              <w:top w:w="60" w:type="dxa"/>
+              <w:left w:w="100" w:type="dxa"/>
+              <w:bottom w:w="60" w:type="dxa"/>
+              <w:right w:w="100" w:type="dxa"/>
+            </w:tcMar>
+          </w:tcPr>
+          <w:p>
+            <w:pPr>
+              <w:spacing w:after="40"/>
+            </w:pPr>
+            <w:r>
+              <w:rPr>
+                <w:sz w:val="18"/>
+                <w:szCs w:val="18"/>
+              </w:rPr>
+              <w:t>POST /api/auth/google</w:t>
+            </w:r>
+          </w:p>
+        </w:tc>
+        <w:tc>
+          <w:tcPr>
+            <w:tcW w:w="1000" w:type="dxa"/>
+            <w:tcMar>
+              <w:top w:w="60" w:type="dxa"/>
+              <w:left w:w="100" w:type="dxa"/>
+              <w:bottom w:w="60" w:type="dxa"/>
+              <w:right w:w="100" w:type="dxa"/>
+            </w:tcMar>
+          </w:tcPr>
+          <w:p>
+            <w:pPr>
+              <w:spacing w:after="40"/>
+            </w:pPr>
+            <w:r>
+              <w:rPr>
+                <w:sz w:val="18"/>
+                <w:szCs w:val="18"/>
+              </w:rPr>
+              <w:t>Đã có</w:t>
+            </w:r>
+          </w:p>
+        </w:tc>
+      </w:tr>
+      <w:tr>
+        <w:trPr>
+          <w:cantSplit/>
+        </w:trPr>
+        <w:tc>
+          <w:tcPr>
+            <w:tcW w:w="700" w:type="dxa"/>
+            <w:tcMar>
+              <w:top w:w="60" w:type="dxa"/>
+              <w:left w:w="100" w:type="dxa"/>
+              <w:bottom w:w="60" w:type="dxa"/>
+              <w:right w:w="100" w:type="dxa"/>
+            </w:tcMar>
+          </w:tcPr>
+          <w:p>
+            <w:pPr>
+              <w:spacing w:after="40"/>
+            </w:pPr>
+            <w:r>
+              <w:rPr>
+                <w:b/>
+                <w:bCs/>
+                <w:sz w:val="18"/>
+                <w:szCs w:val="18"/>
+              </w:rPr>
+              <w:t>FR-05</w:t>
+            </w:r>
+          </w:p>
+        </w:tc>
+        <w:tc>
+          <w:tcPr>
+            <w:tcW w:w="3900" w:type="dxa"/>
+            <w:tcMar>
+              <w:top w:w="60" w:type="dxa"/>
+              <w:left w:w="100" w:type="dxa"/>
+              <w:bottom w:w="60" w:type="dxa"/>
+              <w:right w:w="100" w:type="dxa"/>
+            </w:tcMar>
+          </w:tcPr>
+          <w:p>
+            <w:pPr>
+              <w:spacing w:after="40"/>
+            </w:pPr>
+            <w:r>
+              <w:rPr>
+                <w:sz w:val="18"/>
+                <w:szCs w:val="18"/>
+              </w:rPr>
+              <w:t>Liên kết thủ công danh tính Google vào tài khoản đang đăng nhập.</w:t>
+            </w:r>
+          </w:p>
+        </w:tc>
+        <w:tc>
+          <w:tcPr>
+            <w:tcW w:w="1500" w:type="dxa"/>
+            <w:tcMar>
+              <w:top w:w="60" w:type="dxa"/>
+              <w:left w:w="100" w:type="dxa"/>
+              <w:bottom w:w="60" w:type="dxa"/>
+              <w:right w:w="100" w:type="dxa"/>
+            </w:tcMar>
+          </w:tcPr>
+          <w:p>
+            <w:pPr>
+              <w:spacing w:after="40"/>
+            </w:pPr>
+            <w:r>
+              <w:rPr>
+                <w:sz w:val="18"/>
+                <w:szCs w:val="18"/>
+              </w:rPr>
+              <w:t>Người dùng đã đăng nhập</w:t>
+            </w:r>
+          </w:p>
+        </w:tc>
+        <w:tc>
+          <w:tcPr>
+            <w:tcW w:w="1100" w:type="dxa"/>
+            <w:tcMar>
+              <w:top w:w="60" w:type="dxa"/>
+              <w:left w:w="100" w:type="dxa"/>
+              <w:bottom w:w="60" w:type="dxa"/>
+              <w:right w:w="100" w:type="dxa"/>
+            </w:tcMar>
+          </w:tcPr>
+          <w:p>
+            <w:pPr>
+              <w:spacing w:after="40"/>
+            </w:pPr>
+            <w:r>
+              <w:rPr>
+                <w:sz w:val="18"/>
+                <w:szCs w:val="18"/>
+              </w:rPr>
+              <w:t>BR-59</w:t>
+            </w:r>
+          </w:p>
+        </w:tc>
+        <w:tc>
+          <w:tcPr>
+            <w:tcW w:w="2600" w:type="dxa"/>
+            <w:tcMar>
+              <w:top w:w="60" w:type="dxa"/>
+              <w:left w:w="100" w:type="dxa"/>
+              <w:bottom w:w="60" w:type="dxa"/>
+              <w:right w:w="100" w:type="dxa"/>
+            </w:tcMar>
+          </w:tcPr>
+          <w:p>
+            <w:pPr>
+              <w:spacing w:after="40"/>
+            </w:pPr>
+            <w:r>
+              <w:rPr>
+                <w:sz w:val="18"/>
+                <w:szCs w:val="18"/>
+              </w:rPr>
+              <w:t>POST /api/auth/google/link</w:t>
+            </w:r>
+          </w:p>
+        </w:tc>
+        <w:tc>
+          <w:tcPr>
+            <w:tcW w:w="1000" w:type="dxa"/>
+            <w:tcMar>
+              <w:top w:w="60" w:type="dxa"/>
+              <w:left w:w="100" w:type="dxa"/>
+              <w:bottom w:w="60" w:type="dxa"/>
+              <w:right w:w="100" w:type="dxa"/>
+            </w:tcMar>
+          </w:tcPr>
+          <w:p>
+            <w:pPr>
+              <w:spacing w:after="40"/>
+            </w:pPr>
+            <w:r>
+              <w:rPr>
+                <w:sz w:val="18"/>
+                <w:szCs w:val="18"/>
+              </w:rPr>
+              <w:t>Đã có</w:t>
+            </w:r>
+          </w:p>
+        </w:tc>
+      </w:tr>
+      <w:tr>
+        <w:trPr>
+          <w:cantSplit/>
+        </w:trPr>
+        <w:tc>
+          <w:tcPr>
+            <w:tcW w:w="700" w:type="dxa"/>
+            <w:tcMar>
+              <w:top w:w="60" w:type="dxa"/>
+              <w:left w:w="100" w:type="dxa"/>
+              <w:bottom w:w="60" w:type="dxa"/>
+              <w:right w:w="100" w:type="dxa"/>
+            </w:tcMar>
+          </w:tcPr>
+          <w:p>
+            <w:pPr>
+              <w:spacing w:after="40"/>
+            </w:pPr>
+            <w:r>
+              <w:rPr>
+                <w:b/>
+                <w:bCs/>
+                <w:sz w:val="18"/>
+                <w:szCs w:val="18"/>
+              </w:rPr>
+              <w:t>FR-06</w:t>
+            </w:r>
+          </w:p>
+        </w:tc>
+        <w:tc>
+          <w:tcPr>
+            <w:tcW w:w="3900" w:type="dxa"/>
+            <w:tcMar>
+              <w:top w:w="60" w:type="dxa"/>
+              <w:left w:w="100" w:type="dxa"/>
+              <w:bottom w:w="60" w:type="dxa"/>
+              <w:right w:w="100" w:type="dxa"/>
+            </w:tcMar>
+          </w:tcPr>
+          <w:p>
+            <w:pPr>
+              <w:spacing w:after="40"/>
+            </w:pPr>
+            <w:r>
+              <w:rPr>
+                <w:sz w:val="18"/>
+                <w:szCs w:val="18"/>
+              </w:rPr>
+              <w:t>Gỡ liên kết Google (chỉ khi đã có mật khẩu).</w:t>
+            </w:r>
+          </w:p>
+        </w:tc>
+        <w:tc>
+          <w:tcPr>
+            <w:tcW w:w="1500" w:type="dxa"/>
+            <w:tcMar>
+              <w:top w:w="60" w:type="dxa"/>
+              <w:left w:w="100" w:type="dxa"/>
+              <w:bottom w:w="60" w:type="dxa"/>
+              <w:right w:w="100" w:type="dxa"/>
+            </w:tcMar>
+          </w:tcPr>
+          <w:p>
+            <w:pPr>
+              <w:spacing w:after="40"/>
+            </w:pPr>
+            <w:r>
+              <w:rPr>
+                <w:sz w:val="18"/>
+                <w:szCs w:val="18"/>
+              </w:rPr>
+              <w:t>Người dùng đã đăng nhập</w:t>
+            </w:r>
+          </w:p>
+        </w:tc>
+        <w:tc>
+          <w:tcPr>
+            <w:tcW w:w="1100" w:type="dxa"/>
+            <w:tcMar>
+              <w:top w:w="60" w:type="dxa"/>
+              <w:left w:w="100" w:type="dxa"/>
+              <w:bottom w:w="60" w:type="dxa"/>
+              <w:right w:w="100" w:type="dxa"/>
+            </w:tcMar>
+          </w:tcPr>
+          <w:p>
+            <w:pPr>
+              <w:spacing w:after="40"/>
+            </w:pPr>
+            <w:r>
+              <w:rPr>
+                <w:sz w:val="18"/>
+                <w:szCs w:val="18"/>
+              </w:rPr>
+              <w:t>BR-59, mục P.7</w:t>
+            </w:r>
+          </w:p>
+        </w:tc>
+        <w:tc>
+          <w:tcPr>
+            <w:tcW w:w="2600" w:type="dxa"/>
+            <w:tcMar>
+              <w:top w:w="60" w:type="dxa"/>
+              <w:left w:w="100" w:type="dxa"/>
+              <w:bottom w:w="60" w:type="dxa"/>
+              <w:right w:w="100" w:type="dxa"/>
+            </w:tcMar>
+          </w:tcPr>
+          <w:p>
+            <w:pPr>
+              <w:spacing w:after="40"/>
+            </w:pPr>
+            <w:r>
+              <w:rPr>
+                <w:sz w:val="18"/>
+                <w:szCs w:val="18"/>
+              </w:rPr>
+              <w:t>DELETE /api/auth/google/link (chưa thấy trong mã)</w:t>
+            </w:r>
+          </w:p>
+        </w:tc>
+        <w:tc>
+          <w:tcPr>
+            <w:tcW w:w="1000" w:type="dxa"/>
+            <w:tcMar>
+              <w:top w:w="60" w:type="dxa"/>
+              <w:left w:w="100" w:type="dxa"/>
+              <w:bottom w:w="60" w:type="dxa"/>
+              <w:right w:w="100" w:type="dxa"/>
+            </w:tcMar>
+          </w:tcPr>
+          <w:p>
+            <w:pPr>
+              <w:spacing w:after="40"/>
+            </w:pPr>
+            <w:r>
+              <w:rPr>
+                <w:sz w:val="18"/>
+                <w:szCs w:val="18"/>
+              </w:rPr>
+              <w:t>Chưa có</w:t>
+            </w:r>
+          </w:p>
+        </w:tc>
+      </w:tr>
+      <w:tr>
+        <w:trPr>
+          <w:cantSplit/>
+        </w:trPr>
+        <w:tc>
+          <w:tcPr>
+            <w:tcW w:w="700" w:type="dxa"/>
+            <w:tcMar>
+              <w:top w:w="60" w:type="dxa"/>
+              <w:left w:w="100" w:type="dxa"/>
+              <w:bottom w:w="60" w:type="dxa"/>
+              <w:right w:w="100" w:type="dxa"/>
+            </w:tcMar>
+          </w:tcPr>
+          <w:p>
+            <w:pPr>
+              <w:spacing w:after="40"/>
+            </w:pPr>
+            <w:r>
+              <w:rPr>
+                <w:b/>
+                <w:bCs/>
+                <w:sz w:val="18"/>
+                <w:szCs w:val="18"/>
+              </w:rPr>
+              <w:t>FR-07</w:t>
+            </w:r>
+          </w:p>
+        </w:tc>
+        <w:tc>
+          <w:tcPr>
+            <w:tcW w:w="3900" w:type="dxa"/>
+            <w:tcMar>
+              <w:top w:w="60" w:type="dxa"/>
+              <w:left w:w="100" w:type="dxa"/>
+              <w:bottom w:w="60" w:type="dxa"/>
+              <w:right w:w="100" w:type="dxa"/>
+            </w:tcMar>
+          </w:tcPr>
+          <w:p>
+            <w:pPr>
+              <w:spacing w:after="40"/>
+            </w:pPr>
+            <w:r>
+              <w:rPr>
+                <w:sz w:val="18"/>
+                <w:szCs w:val="18"/>
+              </w:rPr>
+              <w:t>Quên mật khẩu bằng link email (phản hồi trung tính) và đặt lại mật khẩu bằng token trong link; không hỏi mật khẩu cũ; vô hiệu mọi phiên cũ.</w:t>
+            </w:r>
+          </w:p>
+        </w:tc>
+        <w:tc>
+          <w:tcPr>
+            <w:tcW w:w="1500" w:type="dxa"/>
+            <w:tcMar>
+              <w:top w:w="60" w:type="dxa"/>
+              <w:left w:w="100" w:type="dxa"/>
+              <w:bottom w:w="60" w:type="dxa"/>
+              <w:right w:w="100" w:type="dxa"/>
+            </w:tcMar>
+          </w:tcPr>
+          <w:p>
+            <w:pPr>
+              <w:spacing w:after="40"/>
+            </w:pPr>
+            <w:r>
+              <w:rPr>
+                <w:sz w:val="18"/>
+                <w:szCs w:val="18"/>
+              </w:rPr>
+              <w:t>Mọi người dùng</w:t>
+            </w:r>
+          </w:p>
+        </w:tc>
+        <w:tc>
+          <w:tcPr>
+            <w:tcW w:w="1100" w:type="dxa"/>
+            <w:tcMar>
+              <w:top w:w="60" w:type="dxa"/>
+              <w:left w:w="100" w:type="dxa"/>
+              <w:bottom w:w="60" w:type="dxa"/>
+              <w:right w:w="100" w:type="dxa"/>
+            </w:tcMar>
+          </w:tcPr>
+          <w:p>
+            <w:pPr>
+              <w:spacing w:after="40"/>
+            </w:pPr>
+            <w:r>
+              <w:rPr>
+                <w:sz w:val="18"/>
+                <w:szCs w:val="18"/>
+              </w:rPr>
+              <w:t>BR-103, 104, 102</w:t>
+            </w:r>
+          </w:p>
+        </w:tc>
+        <w:tc>
+          <w:tcPr>
+            <w:tcW w:w="2600" w:type="dxa"/>
+            <w:tcMar>
+              <w:top w:w="60" w:type="dxa"/>
+              <w:left w:w="100" w:type="dxa"/>
+              <w:bottom w:w="60" w:type="dxa"/>
+              <w:right w:w="100" w:type="dxa"/>
+            </w:tcMar>
+          </w:tcPr>
+          <w:p>
+            <w:pPr>
+              <w:spacing w:after="40"/>
+            </w:pPr>
+            <w:r>
+              <w:rPr>
+                <w:sz w:val="18"/>
+                <w:szCs w:val="18"/>
+              </w:rPr>
+              <w:t>POST /api/auth/password/forgot; POST /api/auth/password/reset</w:t>
+            </w:r>
+          </w:p>
+        </w:tc>
+        <w:tc>
+          <w:tcPr>
+            <w:tcW w:w="1000" w:type="dxa"/>
+            <w:tcMar>
+              <w:top w:w="60" w:type="dxa"/>
+              <w:left w:w="100" w:type="dxa"/>
+              <w:bottom w:w="60" w:type="dxa"/>
+              <w:right w:w="100" w:type="dxa"/>
+            </w:tcMar>
+          </w:tcPr>
+          <w:p>
+            <w:pPr>
+              <w:spacing w:after="40"/>
+            </w:pPr>
+            <w:r>
+              <w:rPr>
+                <w:sz w:val="18"/>
+                <w:szCs w:val="18"/>
+              </w:rPr>
+              <w:t>Đã có</w:t>
+            </w:r>
+          </w:p>
+        </w:tc>
+      </w:tr>
+      <w:tr>
+        <w:trPr>
+          <w:cantSplit/>
+        </w:trPr>
+        <w:tc>
+          <w:tcPr>
+            <w:tcW w:w="700" w:type="dxa"/>
+            <w:tcMar>
+              <w:top w:w="60" w:type="dxa"/>
+              <w:left w:w="100" w:type="dxa"/>
+              <w:bottom w:w="60" w:type="dxa"/>
+              <w:right w:w="100" w:type="dxa"/>
+            </w:tcMar>
+          </w:tcPr>
+          <w:p>
+            <w:pPr>
+              <w:spacing w:after="40"/>
+            </w:pPr>
+            <w:r>
+              <w:rPr>
+                <w:b/>
+                <w:bCs/>
+                <w:sz w:val="18"/>
+                <w:szCs w:val="18"/>
+              </w:rPr>
+              <w:t>FR-08</w:t>
+            </w:r>
+          </w:p>
+        </w:tc>
+        <w:tc>
+          <w:tcPr>
+            <w:tcW w:w="3900" w:type="dxa"/>
+            <w:tcMar>
+              <w:top w:w="60" w:type="dxa"/>
+              <w:left w:w="100" w:type="dxa"/>
+              <w:bottom w:w="60" w:type="dxa"/>
+              <w:right w:w="100" w:type="dxa"/>
+            </w:tcMar>
+          </w:tcPr>
+          <w:p>
+            <w:pPr>
+              <w:spacing w:after="40"/>
+            </w:pPr>
+            <w:r>
+              <w:rPr>
+                <w:sz w:val="18"/>
+                <w:szCs w:val="18"/>
+              </w:rPr>
+              <w:t>Tài khoản Google chưa có mật khẩu xin OTP và tạo mật khẩu lần đầu trong Cài đặt tài khoản.</w:t>
+            </w:r>
+          </w:p>
+        </w:tc>
+        <w:tc>
+          <w:tcPr>
+            <w:tcW w:w="1500" w:type="dxa"/>
+            <w:tcMar>
+              <w:top w:w="60" w:type="dxa"/>
+              <w:left w:w="100" w:type="dxa"/>
+              <w:bottom w:w="60" w:type="dxa"/>
+              <w:right w:w="100" w:type="dxa"/>
+            </w:tcMar>
+          </w:tcPr>
+          <w:p>
+            <w:pPr>
+              <w:spacing w:after="40"/>
+            </w:pPr>
+            <w:r>
+              <w:rPr>
+                <w:sz w:val="18"/>
+                <w:szCs w:val="18"/>
+              </w:rPr>
+              <w:t>Người dùng đã đăng nhập</w:t>
+            </w:r>
+          </w:p>
+        </w:tc>
+        <w:tc>
+          <w:tcPr>
+            <w:tcW w:w="1100" w:type="dxa"/>
+            <w:tcMar>
+              <w:top w:w="60" w:type="dxa"/>
+              <w:left w:w="100" w:type="dxa"/>
+              <w:bottom w:w="60" w:type="dxa"/>
+              <w:right w:w="100" w:type="dxa"/>
+            </w:tcMar>
+          </w:tcPr>
+          <w:p>
+            <w:pPr>
+              <w:spacing w:after="40"/>
+            </w:pPr>
+            <w:r>
+              <w:rPr>
+                <w:sz w:val="18"/>
+                <w:szCs w:val="18"/>
+              </w:rPr>
+              <w:t>BR-60</w:t>
+            </w:r>
+          </w:p>
+        </w:tc>
+        <w:tc>
+          <w:tcPr>
+            <w:tcW w:w="2600" w:type="dxa"/>
+            <w:tcMar>
+              <w:top w:w="60" w:type="dxa"/>
+              <w:left w:w="100" w:type="dxa"/>
+              <w:bottom w:w="60" w:type="dxa"/>
+              <w:right w:w="100" w:type="dxa"/>
+            </w:tcMar>
+          </w:tcPr>
+          <w:p>
+            <w:pPr>
+              <w:spacing w:after="40"/>
+            </w:pPr>
+            <w:r>
+              <w:rPr>
+                <w:sz w:val="18"/>
+                <w:szCs w:val="18"/>
+              </w:rPr>
+              <w:t>POST /api/users/me/password/otp; POST /api/users/me/password</w:t>
+            </w:r>
+          </w:p>
+        </w:tc>
+        <w:tc>
+          <w:tcPr>
+            <w:tcW w:w="1000" w:type="dxa"/>
+            <w:tcMar>
+              <w:top w:w="60" w:type="dxa"/>
+              <w:left w:w="100" w:type="dxa"/>
+              <w:bottom w:w="60" w:type="dxa"/>
+              <w:right w:w="100" w:type="dxa"/>
+            </w:tcMar>
+          </w:tcPr>
+          <w:p>
+            <w:pPr>
+              <w:spacing w:after="40"/>
+            </w:pPr>
+            <w:r>
+              <w:rPr>
+                <w:sz w:val="18"/>
+                <w:szCs w:val="18"/>
+              </w:rPr>
+              <w:t>Đã có</w:t>
+            </w:r>
+          </w:p>
+        </w:tc>
+      </w:tr>
+      <w:tr>
+        <w:trPr>
+          <w:cantSplit/>
+        </w:trPr>
+        <w:tc>
+          <w:tcPr>
+            <w:tcW w:w="700" w:type="dxa"/>
+            <w:tcMar>
+              <w:top w:w="60" w:type="dxa"/>
+              <w:left w:w="100" w:type="dxa"/>
+              <w:bottom w:w="60" w:type="dxa"/>
+              <w:right w:w="100" w:type="dxa"/>
+            </w:tcMar>
+          </w:tcPr>
+          <w:p>
+            <w:pPr>
+              <w:spacing w:after="40"/>
+            </w:pPr>
+            <w:r>
+              <w:rPr>
+                <w:b/>
+                <w:bCs/>
+                <w:sz w:val="18"/>
+                <w:szCs w:val="18"/>
+              </w:rPr>
+              <w:lastRenderedPageBreak/>
+              <w:t>FR-09</w:t>
+            </w:r>
+          </w:p>
+        </w:tc>
+        <w:tc>
+          <w:tcPr>
+            <w:tcW w:w="3900" w:type="dxa"/>
+            <w:tcMar>
+              <w:top w:w="60" w:type="dxa"/>
+              <w:left w:w="100" w:type="dxa"/>
+              <w:bottom w:w="60" w:type="dxa"/>
+              <w:right w:w="100" w:type="dxa"/>
+            </w:tcMar>
+          </w:tcPr>
+          <w:p>
+            <w:pPr>
+              <w:spacing w:after="40"/>
+            </w:pPr>
+            <w:r>
+              <w:rPr>
+                <w:sz w:val="18"/>
+                <w:szCs w:val="18"/>
+              </w:rPr>
+              <w:t>Đổi mật khẩu khi đã đăng nhập: bắt buộc mật khẩu hiện tại, mật khẩu mới khác cũ; trả JWT mới; email báo đã đổi.</w:t>
+            </w:r>
+          </w:p>
+        </w:tc>
+        <w:tc>
+          <w:tcPr>
+            <w:tcW w:w="1500" w:type="dxa"/>
+            <w:tcMar>
+              <w:top w:w="60" w:type="dxa"/>
+              <w:left w:w="100" w:type="dxa"/>
+              <w:bottom w:w="60" w:type="dxa"/>
+              <w:right w:w="100" w:type="dxa"/>
+            </w:tcMar>
+          </w:tcPr>
+          <w:p>
+            <w:pPr>
+              <w:spacing w:after="40"/>
+            </w:pPr>
+            <w:r>
+              <w:rPr>
+                <w:sz w:val="18"/>
+                <w:szCs w:val="18"/>
+              </w:rPr>
+              <w:t>Người dùng đã đăng nhập</w:t>
+            </w:r>
+          </w:p>
+        </w:tc>
+        <w:tc>
+          <w:tcPr>
+            <w:tcW w:w="1100" w:type="dxa"/>
+            <w:tcMar>
+              <w:top w:w="60" w:type="dxa"/>
+              <w:left w:w="100" w:type="dxa"/>
+              <w:bottom w:w="60" w:type="dxa"/>
+              <w:right w:w="100" w:type="dxa"/>
+            </w:tcMar>
+          </w:tcPr>
+          <w:p>
+            <w:pPr>
+              <w:spacing w:after="40"/>
+            </w:pPr>
+            <w:r>
+              <w:rPr>
+                <w:sz w:val="18"/>
+                <w:szCs w:val="18"/>
+              </w:rPr>
+              <w:t>BR-104</w:t>
+            </w:r>
+          </w:p>
+        </w:tc>
+        <w:tc>
+          <w:tcPr>
+            <w:tcW w:w="2600" w:type="dxa"/>
+            <w:tcMar>
+              <w:top w:w="60" w:type="dxa"/>
+              <w:left w:w="100" w:type="dxa"/>
+              <w:bottom w:w="60" w:type="dxa"/>
+              <w:right w:w="100" w:type="dxa"/>
+            </w:tcMar>
+          </w:tcPr>
+          <w:p>
+            <w:pPr>
+              <w:spacing w:after="40"/>
+            </w:pPr>
+            <w:r>
+              <w:rPr>
+                <w:sz w:val="18"/>
+                <w:szCs w:val="18"/>
+              </w:rPr>
+              <w:t>POST /api/users/me/password</w:t>
+            </w:r>
+          </w:p>
+        </w:tc>
+        <w:tc>
+          <w:tcPr>
+            <w:tcW w:w="1000" w:type="dxa"/>
+            <w:tcMar>
+              <w:top w:w="60" w:type="dxa"/>
+              <w:left w:w="100" w:type="dxa"/>
+              <w:bottom w:w="60" w:type="dxa"/>
+              <w:right w:w="100" w:type="dxa"/>
+            </w:tcMar>
+          </w:tcPr>
+          <w:p>
+            <w:pPr>
+              <w:spacing w:after="40"/>
+            </w:pPr>
+            <w:r>
+              <w:rPr>
+                <w:sz w:val="18"/>
+                <w:szCs w:val="18"/>
+              </w:rPr>
+              <w:t>Đã có</w:t>
+            </w:r>
+          </w:p>
+        </w:tc>
+      </w:tr>
+      <w:tr>
+        <w:trPr>
+          <w:cantSplit/>
+        </w:trPr>
+        <w:tc>
+          <w:tcPr>
+            <w:tcW w:w="700" w:type="dxa"/>
+            <w:tcMar>
+              <w:top w:w="60" w:type="dxa"/>
+              <w:left w:w="100" w:type="dxa"/>
+              <w:bottom w:w="60" w:type="dxa"/>
+              <w:right w:w="100" w:type="dxa"/>
+            </w:tcMar>
+          </w:tcPr>
+          <w:p>
+            <w:pPr>
+              <w:spacing w:after="40"/>
+            </w:pPr>
+            <w:r>
+              <w:rPr>
+                <w:b/>
+                <w:bCs/>
+                <w:sz w:val="18"/>
+                <w:szCs w:val="18"/>
+              </w:rPr>
+              <w:t>FR-10</w:t>
+            </w:r>
+          </w:p>
+        </w:tc>
+        <w:tc>
+          <w:tcPr>
+            <w:tcW w:w="3900" w:type="dxa"/>
+            <w:tcMar>
+              <w:top w:w="60" w:type="dxa"/>
+              <w:left w:w="100" w:type="dxa"/>
+              <w:bottom w:w="60" w:type="dxa"/>
+              <w:right w:w="100" w:type="dxa"/>
+            </w:tcMar>
+          </w:tcPr>
+          <w:p>
+            <w:pPr>
+              <w:spacing w:after="40"/>
+            </w:pPr>
+            <w:r>
+              <w:rPr>
+                <w:sz w:val="18"/>
+                <w:szCs w:val="18"/>
+              </w:rPr>
+              <w:t>Xem và cập nhật hồ sơ cá nhân (họ tên, SĐT duy nhất).</w:t>
+            </w:r>
+          </w:p>
+        </w:tc>
+        <w:tc>
+          <w:tcPr>
+            <w:tcW w:w="1500" w:type="dxa"/>
+            <w:tcMar>
+              <w:top w:w="60" w:type="dxa"/>
+              <w:left w:w="100" w:type="dxa"/>
+              <w:bottom w:w="60" w:type="dxa"/>
+              <w:right w:w="100" w:type="dxa"/>
+            </w:tcMar>
+          </w:tcPr>
+          <w:p>
+            <w:pPr>
+              <w:spacing w:after="40"/>
+            </w:pPr>
+            <w:r>
+              <w:rPr>
+                <w:sz w:val="18"/>
+                <w:szCs w:val="18"/>
+              </w:rPr>
+              <w:t>Người dùng đã đăng nhập</w:t>
+            </w:r>
+          </w:p>
+        </w:tc>
+        <w:tc>
+          <w:tcPr>
+            <w:tcW w:w="1100" w:type="dxa"/>
+            <w:tcMar>
+              <w:top w:w="60" w:type="dxa"/>
+              <w:left w:w="100" w:type="dxa"/>
+              <w:bottom w:w="60" w:type="dxa"/>
+              <w:right w:w="100" w:type="dxa"/>
+            </w:tcMar>
+          </w:tcPr>
+          <w:p>
+            <w:pPr>
+              <w:spacing w:after="40"/>
+            </w:pPr>
+            <w:r>
+              <w:rPr>
+                <w:sz w:val="18"/>
+                <w:szCs w:val="18"/>
+              </w:rPr>
+              <w:t>BR-62</w:t>
+            </w:r>
+          </w:p>
+        </w:tc>
+        <w:tc>
+          <w:tcPr>
+            <w:tcW w:w="2600" w:type="dxa"/>
+            <w:tcMar>
+              <w:top w:w="60" w:type="dxa"/>
+              <w:left w:w="100" w:type="dxa"/>
+              <w:bottom w:w="60" w:type="dxa"/>
+              <w:right w:w="100" w:type="dxa"/>
+            </w:tcMar>
+          </w:tcPr>
+          <w:p>
+            <w:pPr>
+              <w:spacing w:after="40"/>
+            </w:pPr>
+            <w:r>
+              <w:rPr>
+                <w:sz w:val="18"/>
+                <w:szCs w:val="18"/>
+              </w:rPr>
+              <w:t>GET/PUT /api/users/me, /api/users/me/profile</w:t>
+            </w:r>
+          </w:p>
+        </w:tc>
+        <w:tc>
+          <w:tcPr>
+            <w:tcW w:w="1000" w:type="dxa"/>
+            <w:tcMar>
+              <w:top w:w="60" w:type="dxa"/>
+              <w:left w:w="100" w:type="dxa"/>
+              <w:bottom w:w="60" w:type="dxa"/>
+              <w:right w:w="100" w:type="dxa"/>
+            </w:tcMar>
+          </w:tcPr>
+          <w:p>
+            <w:pPr>
+              <w:spacing w:after="40"/>
+            </w:pPr>
+            <w:r>
+              <w:rPr>
+                <w:sz w:val="18"/>
+                <w:szCs w:val="18"/>
+              </w:rPr>
+              <w:t>Đã có</w:t>
+            </w:r>
+          </w:p>
+        </w:tc>
+      </w:tr>
+      <w:tr>
+        <w:trPr>
+          <w:cantSplit/>
+        </w:trPr>
+        <w:tc>
+          <w:tcPr>
+            <w:tcW w:w="700" w:type="dxa"/>
+            <w:tcMar>
+              <w:top w:w="60" w:type="dxa"/>
+              <w:left w:w="100" w:type="dxa"/>
+              <w:bottom w:w="60" w:type="dxa"/>
+              <w:right w:w="100" w:type="dxa"/>
+            </w:tcMar>
+          </w:tcPr>
+          <w:p>
+            <w:pPr>
+              <w:spacing w:after="40"/>
+            </w:pPr>
+            <w:r>
+              <w:rPr>
+                <w:b/>
+                <w:bCs/>
+                <w:sz w:val="18"/>
+                <w:szCs w:val="18"/>
+              </w:rPr>
+              <w:t>FR-11</w:t>
+            </w:r>
+          </w:p>
+        </w:tc>
+        <w:tc>
+          <w:tcPr>
+            <w:tcW w:w="3900" w:type="dxa"/>
+            <w:tcMar>
+              <w:top w:w="60" w:type="dxa"/>
+              <w:left w:w="100" w:type="dxa"/>
+              <w:bottom w:w="60" w:type="dxa"/>
+              <w:right w:w="100" w:type="dxa"/>
+            </w:tcMar>
+          </w:tcPr>
+          <w:p>
+            <w:pPr>
+              <w:spacing w:after="40"/>
+            </w:pPr>
+            <w:r>
+              <w:rPr>
+                <w:sz w:val="18"/>
+                <w:szCs w:val="18"/>
+              </w:rPr>
+              <w:t>Ảnh đại diện: tải lên, xóa, xem, báo cáo ảnh; Manager bỏ qua hoặc gỡ ảnh bị báo cáo.</w:t>
+            </w:r>
+          </w:p>
+        </w:tc>
+        <w:tc>
+          <w:tcPr>
+            <w:tcW w:w="1500" w:type="dxa"/>
+            <w:tcMar>
+              <w:top w:w="60" w:type="dxa"/>
+              <w:left w:w="100" w:type="dxa"/>
+              <w:bottom w:w="60" w:type="dxa"/>
+              <w:right w:w="100" w:type="dxa"/>
+            </w:tcMar>
+          </w:tcPr>
+          <w:p>
+            <w:pPr>
+              <w:spacing w:after="40"/>
+            </w:pPr>
+            <w:r>
+              <w:rPr>
+                <w:sz w:val="18"/>
+                <w:szCs w:val="18"/>
+              </w:rPr>
+              <w:t>Member/Coach; staff báo cáo; Manager duyệt</w:t>
+            </w:r>
+          </w:p>
+        </w:tc>
+        <w:tc>
+          <w:tcPr>
+            <w:tcW w:w="1100" w:type="dxa"/>
+            <w:tcMar>
+              <w:top w:w="60" w:type="dxa"/>
+              <w:left w:w="100" w:type="dxa"/>
+              <w:bottom w:w="60" w:type="dxa"/>
+              <w:right w:w="100" w:type="dxa"/>
+            </w:tcMar>
+          </w:tcPr>
+          <w:p>
+            <w:pPr>
+              <w:spacing w:after="40"/>
+            </w:pPr>
+            <w:r>
+              <w:rPr>
+                <w:sz w:val="18"/>
+                <w:szCs w:val="18"/>
+              </w:rPr>
+              <w:t>Tài liệu Avatar-Cloudinary</w:t>
+            </w:r>
+          </w:p>
+        </w:tc>
+        <w:tc>
+          <w:tcPr>
+            <w:tcW w:w="2600" w:type="dxa"/>
+            <w:tcMar>
+              <w:top w:w="60" w:type="dxa"/>
+              <w:left w:w="100" w:type="dxa"/>
+              <w:bottom w:w="60" w:type="dxa"/>
+              <w:right w:w="100" w:type="dxa"/>
+            </w:tcMar>
+          </w:tcPr>
+          <w:p>
+            <w:pPr>
+              <w:spacing w:after="40"/>
+            </w:pPr>
+            <w:r>
+              <w:rPr>
+                <w:sz w:val="18"/>
+                <w:szCs w:val="18"/>
+              </w:rPr>
+              <w:t>/api/avatars/*; /api/manager/avatar-reports/*</w:t>
+            </w:r>
+          </w:p>
+        </w:tc>
+        <w:tc>
+          <w:tcPr>
+            <w:tcW w:w="1000" w:type="dxa"/>
+            <w:tcMar>
+              <w:top w:w="60" w:type="dxa"/>
+              <w:left w:w="100" w:type="dxa"/>
+              <w:bottom w:w="60" w:type="dxa"/>
+              <w:right w:w="100" w:type="dxa"/>
+            </w:tcMar>
+          </w:tcPr>
+          <w:p>
+            <w:pPr>
+              <w:spacing w:after="40"/>
+            </w:pPr>
+            <w:r>
+              <w:rPr>
+                <w:sz w:val="18"/>
+                <w:szCs w:val="18"/>
+              </w:rPr>
+              <w:t>Đã có</w:t>
+            </w:r>
+          </w:p>
+        </w:tc>
+      </w:tr>
+      <w:tr>
+        <w:trPr>
+          <w:cantSplit/>
+        </w:trPr>
+        <w:tc>
+          <w:tcPr>
+            <w:tcW w:w="700" w:type="dxa"/>
+            <w:tcMar>
+              <w:top w:w="60" w:type="dxa"/>
+              <w:left w:w="100" w:type="dxa"/>
+              <w:bottom w:w="60" w:type="dxa"/>
+              <w:right w:w="100" w:type="dxa"/>
+            </w:tcMar>
+          </w:tcPr>
+          <w:p>
+            <w:pPr>
+              <w:spacing w:after="40"/>
+            </w:pPr>
+            <w:r>
+              <w:rPr>
+                <w:b/>
+                <w:bCs/>
+                <w:sz w:val="18"/>
+                <w:szCs w:val="18"/>
+              </w:rPr>
+              <w:t>FR-12</w:t>
+            </w:r>
+          </w:p>
+        </w:tc>
+        <w:tc>
+          <w:tcPr>
+            <w:tcW w:w="3900" w:type="dxa"/>
+            <w:tcMar>
+              <w:top w:w="60" w:type="dxa"/>
+              <w:left w:w="100" w:type="dxa"/>
+              <w:bottom w:w="60" w:type="dxa"/>
+              <w:right w:w="100" w:type="dxa"/>
+            </w:tcMar>
+          </w:tcPr>
+          <w:p>
+            <w:pPr>
+              <w:spacing w:after="40"/>
+            </w:pPr>
+            <w:r>
+              <w:rPr>
+                <w:sz w:val="18"/>
+                <w:szCs w:val="18"/>
+              </w:rPr>
+              <w:t>Kích hoạt tài khoản do người khác tạo hộ: mở link email (24 giờ, dùng một lần) và tự đặt mật khẩu.</w:t>
+            </w:r>
+          </w:p>
+        </w:tc>
+        <w:tc>
+          <w:tcPr>
+            <w:tcW w:w="1500" w:type="dxa"/>
+            <w:tcMar>
+              <w:top w:w="60" w:type="dxa"/>
+              <w:left w:w="100" w:type="dxa"/>
+              <w:bottom w:w="60" w:type="dxa"/>
+              <w:right w:w="100" w:type="dxa"/>
+            </w:tcMar>
+          </w:tcPr>
+          <w:p>
+            <w:pPr>
+              <w:spacing w:after="40"/>
+            </w:pPr>
+            <w:r>
+              <w:rPr>
+                <w:sz w:val="18"/>
+                <w:szCs w:val="18"/>
+              </w:rPr>
+              <w:t>Member/nhân sự mới</w:t>
+            </w:r>
+          </w:p>
+        </w:tc>
+        <w:tc>
+          <w:tcPr>
+            <w:tcW w:w="1100" w:type="dxa"/>
+            <w:tcMar>
+              <w:top w:w="60" w:type="dxa"/>
+              <w:left w:w="100" w:type="dxa"/>
+              <w:bottom w:w="60" w:type="dxa"/>
+              <w:right w:w="100" w:type="dxa"/>
+            </w:tcMar>
+          </w:tcPr>
+          <w:p>
+            <w:pPr>
+              <w:spacing w:after="40"/>
+            </w:pPr>
+            <w:r>
+              <w:rPr>
+                <w:sz w:val="18"/>
+                <w:szCs w:val="18"/>
+              </w:rPr>
+              <w:t>BR-1, 2, 143</w:t>
+            </w:r>
+          </w:p>
+        </w:tc>
+        <w:tc>
+          <w:tcPr>
+            <w:tcW w:w="2600" w:type="dxa"/>
+            <w:tcMar>
+              <w:top w:w="60" w:type="dxa"/>
+              <w:left w:w="100" w:type="dxa"/>
+              <w:bottom w:w="60" w:type="dxa"/>
+              <w:right w:w="100" w:type="dxa"/>
+            </w:tcMar>
+          </w:tcPr>
+          <w:p>
+            <w:pPr>
+              <w:spacing w:after="40"/>
+            </w:pPr>
+            <w:r>
+              <w:rPr>
+                <w:sz w:val="18"/>
+                <w:szCs w:val="18"/>
+              </w:rPr>
+              <w:t>Trang /reset-password?setup=member|staff → POST /api/auth/password/reset</w:t>
+            </w:r>
+          </w:p>
+        </w:tc>
+        <w:tc>
+          <w:tcPr>
+            <w:tcW w:w="1000" w:type="dxa"/>
+            <w:tcMar>
+              <w:top w:w="60" w:type="dxa"/>
+              <w:left w:w="100" w:type="dxa"/>
+              <w:bottom w:w="60" w:type="dxa"/>
+              <w:right w:w="100" w:type="dxa"/>
+            </w:tcMar>
+          </w:tcPr>
+          <w:p>
+            <w:pPr>
+              <w:spacing w:after="40"/>
+            </w:pPr>
+            <w:r>
+              <w:rPr>
+                <w:sz w:val="18"/>
+                <w:szCs w:val="18"/>
+              </w:rPr>
+              <w:t>Đã có</w:t>
+            </w:r>
+          </w:p>
+        </w:tc>
+      </w:tr>
+      <w:tr>
+        <w:trPr>
+          <w:cantSplit/>
+        </w:trPr>
+        <w:tc>
+          <w:tcPr>
+            <w:tcW w:w="700" w:type="dxa"/>
+            <w:tcMar>
+              <w:top w:w="60" w:type="dxa"/>
+              <w:left w:w="100" w:type="dxa"/>
+              <w:bottom w:w="60" w:type="dxa"/>
+              <w:right w:w="100" w:type="dxa"/>
+            </w:tcMar>
+          </w:tcPr>
+          <w:p>
+            <w:pPr>
+              <w:spacing w:after="40"/>
+            </w:pPr>
+            <w:r>
+              <w:rPr>
+                <w:b/>
+                <w:bCs/>
+                <w:sz w:val="18"/>
+                <w:szCs w:val="18"/>
+              </w:rPr>
+              <w:t>FR-13</w:t>
+            </w:r>
+          </w:p>
+        </w:tc>
+        <w:tc>
+          <w:tcPr>
+            <w:tcW w:w="3900" w:type="dxa"/>
+            <w:tcMar>
+              <w:top w:w="60" w:type="dxa"/>
+              <w:left w:w="100" w:type="dxa"/>
+              <w:bottom w:w="60" w:type="dxa"/>
+              <w:right w:w="100" w:type="dxa"/>
+            </w:tcMar>
+          </w:tcPr>
+          <w:p>
+            <w:pPr>
+              <w:spacing w:after="40"/>
+            </w:pPr>
+            <w:r>
+              <w:rPr>
+                <w:sz w:val="18"/>
+                <w:szCs w:val="18"/>
+              </w:rPr>
+              <w:t>Đăng ký Member tại quầy: họ tên, email nhập hai lần, SĐT; tạo tài khoản chưa có mật khẩu, tạo ví điểm 0, gửi email kích hoạt.</w:t>
+            </w:r>
+          </w:p>
+        </w:tc>
+        <w:tc>
+          <w:tcPr>
+            <w:tcW w:w="1500" w:type="dxa"/>
+            <w:tcMar>
+              <w:top w:w="60" w:type="dxa"/>
+              <w:left w:w="100" w:type="dxa"/>
+              <w:bottom w:w="60" w:type="dxa"/>
+              <w:right w:w="100" w:type="dxa"/>
+            </w:tcMar>
+          </w:tcPr>
+          <w:p>
+            <w:pPr>
+              <w:spacing w:after="40"/>
+            </w:pPr>
+            <w:r>
+              <w:rPr>
+                <w:sz w:val="18"/>
+                <w:szCs w:val="18"/>
+              </w:rPr>
+              <w:t>Receptionist, Center Manager</w:t>
+            </w:r>
+          </w:p>
+        </w:tc>
+        <w:tc>
+          <w:tcPr>
+            <w:tcW w:w="1100" w:type="dxa"/>
+            <w:tcMar>
+              <w:top w:w="60" w:type="dxa"/>
+              <w:left w:w="100" w:type="dxa"/>
+              <w:bottom w:w="60" w:type="dxa"/>
+              <w:right w:w="100" w:type="dxa"/>
+            </w:tcMar>
+          </w:tcPr>
+          <w:p>
+            <w:pPr>
+              <w:spacing w:after="40"/>
+            </w:pPr>
+            <w:r>
+              <w:rPr>
+                <w:sz w:val="18"/>
+                <w:szCs w:val="18"/>
+              </w:rPr>
+              <w:t>BR-1, 134, 143</w:t>
+            </w:r>
+          </w:p>
+        </w:tc>
+        <w:tc>
+          <w:tcPr>
+            <w:tcW w:w="2600" w:type="dxa"/>
+            <w:tcMar>
+              <w:top w:w="60" w:type="dxa"/>
+              <w:left w:w="100" w:type="dxa"/>
+              <w:bottom w:w="60" w:type="dxa"/>
+              <w:right w:w="100" w:type="dxa"/>
+            </w:tcMar>
+          </w:tcPr>
+          <w:p>
+            <w:pPr>
+              <w:spacing w:after="40"/>
+            </w:pPr>
+            <w:r>
+              <w:rPr>
+                <w:sz w:val="18"/>
+                <w:szCs w:val="18"/>
+              </w:rPr>
+              <w:t>POST /api/members/front-desk</w:t>
+            </w:r>
+          </w:p>
+        </w:tc>
+        <w:tc>
+          <w:tcPr>
+            <w:tcW w:w="1000" w:type="dxa"/>
+            <w:tcMar>
+              <w:top w:w="60" w:type="dxa"/>
+              <w:left w:w="100" w:type="dxa"/>
+              <w:bottom w:w="60" w:type="dxa"/>
+              <w:right w:w="100" w:type="dxa"/>
+            </w:tcMar>
+          </w:tcPr>
+          <w:p>
+            <w:pPr>
+              <w:spacing w:after="40"/>
+            </w:pPr>
+            <w:r>
+              <w:rPr>
+                <w:sz w:val="18"/>
+                <w:szCs w:val="18"/>
+              </w:rPr>
+              <w:t>Đã có</w:t>
+            </w:r>
+          </w:p>
+        </w:tc>
+      </w:tr>
+      <w:tr>
+        <w:trPr>
+          <w:cantSplit/>
+        </w:trPr>
+        <w:tc>
+          <w:tcPr>
+            <w:tcW w:w="700" w:type="dxa"/>
+            <w:tcMar>
+              <w:top w:w="60" w:type="dxa"/>
+              <w:left w:w="100" w:type="dxa"/>
+              <w:bottom w:w="60" w:type="dxa"/>
+              <w:right w:w="100" w:type="dxa"/>
+            </w:tcMar>
+          </w:tcPr>
+          <w:p>
+            <w:pPr>
+              <w:spacing w:after="40"/>
+            </w:pPr>
+            <w:r>
+              <w:rPr>
+                <w:b/>
+                <w:bCs/>
+                <w:sz w:val="18"/>
+                <w:szCs w:val="18"/>
+              </w:rPr>
+              <w:t>FR-14</w:t>
+            </w:r>
+          </w:p>
+        </w:tc>
+        <w:tc>
+          <w:tcPr>
+            <w:tcW w:w="3900" w:type="dxa"/>
+            <w:tcMar>
+              <w:top w:w="60" w:type="dxa"/>
+              <w:left w:w="100" w:type="dxa"/>
+              <w:bottom w:w="60" w:type="dxa"/>
+              <w:right w:w="100" w:type="dxa"/>
+            </w:tcMar>
+          </w:tcPr>
+          <w:p>
+            <w:pPr>
+              <w:spacing w:after="40"/>
+            </w:pPr>
+            <w:r>
+              <w:rPr>
+                <w:sz w:val="18"/>
+                <w:szCs w:val="18"/>
+              </w:rPr>
+              <w:t>Với Member chờ kích hoạt: gửi lại link (cách nhau 60 giây) và sửa email gõ sai kèm lý do (link cũ vô hiệu).</w:t>
+            </w:r>
+          </w:p>
+        </w:tc>
+        <w:tc>
+          <w:tcPr>
+            <w:tcW w:w="1500" w:type="dxa"/>
+            <w:tcMar>
+              <w:top w:w="60" w:type="dxa"/>
+              <w:left w:w="100" w:type="dxa"/>
+              <w:bottom w:w="60" w:type="dxa"/>
+              <w:right w:w="100" w:type="dxa"/>
+            </w:tcMar>
+          </w:tcPr>
+          <w:p>
+            <w:pPr>
+              <w:spacing w:after="40"/>
+            </w:pPr>
+            <w:r>
+              <w:rPr>
+                <w:sz w:val="18"/>
+                <w:szCs w:val="18"/>
+              </w:rPr>
+              <w:t>Receptionist, Center Manager</w:t>
+            </w:r>
+          </w:p>
+        </w:tc>
+        <w:tc>
+          <w:tcPr>
+            <w:tcW w:w="1100" w:type="dxa"/>
+            <w:tcMar>
+              <w:top w:w="60" w:type="dxa"/>
+              <w:left w:w="100" w:type="dxa"/>
+              <w:bottom w:w="60" w:type="dxa"/>
+              <w:right w:w="100" w:type="dxa"/>
+            </w:tcMar>
+          </w:tcPr>
+          <w:p>
+            <w:pPr>
+              <w:spacing w:after="40"/>
+            </w:pPr>
+            <w:r>
+              <w:rPr>
+                <w:sz w:val="18"/>
+                <w:szCs w:val="18"/>
+              </w:rPr>
+              <w:t>BR-143</w:t>
+            </w:r>
+          </w:p>
+        </w:tc>
+        <w:tc>
+          <w:tcPr>
+            <w:tcW w:w="2600" w:type="dxa"/>
+            <w:tcMar>
+              <w:top w:w="60" w:type="dxa"/>
+              <w:left w:w="100" w:type="dxa"/>
+              <w:bottom w:w="60" w:type="dxa"/>
+              <w:right w:w="100" w:type="dxa"/>
+            </w:tcMar>
+          </w:tcPr>
+          <w:p>
+            <w:pPr>
+              <w:spacing w:after="40"/>
+            </w:pPr>
+            <w:r>
+              <w:rPr>
+                <w:sz w:val="18"/>
+                <w:szCs w:val="18"/>
+              </w:rPr>
+              <w:t>POST /api/members/front-desk/{id}/resend-activation; PUT .../{id}/email</w:t>
+            </w:r>
+          </w:p>
+        </w:tc>
+        <w:tc>
+          <w:tcPr>
+            <w:tcW w:w="1000" w:type="dxa"/>
+            <w:tcMar>
+              <w:top w:w="60" w:type="dxa"/>
+              <w:left w:w="100" w:type="dxa"/>
+              <w:bottom w:w="60" w:type="dxa"/>
+              <w:right w:w="100" w:type="dxa"/>
+            </w:tcMar>
+          </w:tcPr>
+          <w:p>
+            <w:pPr>
+              <w:spacing w:after="40"/>
+            </w:pPr>
+            <w:r>
+              <w:rPr>
+                <w:sz w:val="18"/>
+                <w:szCs w:val="18"/>
+              </w:rPr>
+              <w:t>Đã có</w:t>
+            </w:r>
+          </w:p>
+        </w:tc>
+      </w:tr>
+      <w:tr>
+        <w:trPr>
+          <w:cantSplit/>
+        </w:trPr>
+        <w:tc>
+          <w:tcPr>
+            <w:tcW w:w="700" w:type="dxa"/>
+            <w:tcMar>
+              <w:top w:w="60" w:type="dxa"/>
+              <w:left w:w="100" w:type="dxa"/>
+              <w:bottom w:w="60" w:type="dxa"/>
+              <w:right w:w="100" w:type="dxa"/>
+            </w:tcMar>
+          </w:tcPr>
+          <w:p>
+            <w:pPr>
+              <w:spacing w:after="40"/>
+            </w:pPr>
+            <w:r>
+              <w:rPr>
+                <w:b/>
+                <w:bCs/>
+                <w:sz w:val="18"/>
+                <w:szCs w:val="18"/>
+              </w:rPr>
+              <w:t>FR-15</w:t>
+            </w:r>
+          </w:p>
+        </w:tc>
+        <w:tc>
+          <w:tcPr>
+            <w:tcW w:w="3900" w:type="dxa"/>
+            <w:tcMar>
+              <w:top w:w="60" w:type="dxa"/>
+              <w:left w:w="100" w:type="dxa"/>
+              <w:bottom w:w="60" w:type="dxa"/>
+              <w:right w:w="100" w:type="dxa"/>
+            </w:tcMar>
+          </w:tcPr>
+          <w:p>
+            <w:pPr>
+              <w:spacing w:after="40"/>
+            </w:pPr>
+            <w:r>
+              <w:rPr>
+                <w:sz w:val="18"/>
+                <w:szCs w:val="18"/>
+              </w:rPr>
+              <w:t>Tìm kiếm và xem tài khoản: lọc theo từ khóa, vai trò, trạng thái; phân trang; sắp xếp. Coach chỉ xem được Member có quan hệ Active.</w:t>
+            </w:r>
+          </w:p>
+        </w:tc>
+        <w:tc>
+          <w:tcPr>
+            <w:tcW w:w="1500" w:type="dxa"/>
+            <w:tcMar>
+              <w:top w:w="60" w:type="dxa"/>
+              <w:left w:w="100" w:type="dxa"/>
+              <w:bottom w:w="60" w:type="dxa"/>
+              <w:right w:w="100" w:type="dxa"/>
+            </w:tcMar>
+          </w:tcPr>
+          <w:p>
+            <w:pPr>
+              <w:spacing w:after="40"/>
+            </w:pPr>
+            <w:r>
+              <w:rPr>
+                <w:sz w:val="18"/>
+                <w:szCs w:val="18"/>
+              </w:rPr>
+              <w:t>Receptionist, Center Manager, Coach; Admin (endpoint riêng)</w:t>
+            </w:r>
+          </w:p>
+        </w:tc>
+        <w:tc>
+          <w:tcPr>
+            <w:tcW w:w="1100" w:type="dxa"/>
+            <w:tcMar>
+              <w:top w:w="60" w:type="dxa"/>
+              <w:left w:w="100" w:type="dxa"/>
+              <w:bottom w:w="60" w:type="dxa"/>
+              <w:right w:w="100" w:type="dxa"/>
+            </w:tcMar>
+          </w:tcPr>
+          <w:p>
+            <w:pPr>
+              <w:spacing w:after="40"/>
+            </w:pPr>
+            <w:r>
+              <w:rPr>
+                <w:sz w:val="18"/>
+                <w:szCs w:val="18"/>
+              </w:rPr>
+              <w:t>BR-6, 39</w:t>
+            </w:r>
+          </w:p>
+        </w:tc>
+        <w:tc>
+          <w:tcPr>
+            <w:tcW w:w="2600" w:type="dxa"/>
+            <w:tcMar>
+              <w:top w:w="60" w:type="dxa"/>
+              <w:left w:w="100" w:type="dxa"/>
+              <w:bottom w:w="60" w:type="dxa"/>
+              <w:right w:w="100" w:type="dxa"/>
+            </w:tcMar>
+          </w:tcPr>
+          <w:p>
+            <w:pPr>
+              <w:spacing w:after="40"/>
+            </w:pPr>
+            <w:r>
+              <w:rPr>
+                <w:sz w:val="18"/>
+                <w:szCs w:val="18"/>
+              </w:rPr>
+              <w:t>GET /api/users; GET /api/users/{id}; GET /api/users/admin[/{id}]</w:t>
+            </w:r>
+          </w:p>
+        </w:tc>
+        <w:tc>
+          <w:tcPr>
+            <w:tcW w:w="1000" w:type="dxa"/>
+            <w:tcMar>
+              <w:top w:w="60" w:type="dxa"/>
+              <w:left w:w="100" w:type="dxa"/>
+              <w:bottom w:w="60" w:type="dxa"/>
+              <w:right w:w="100" w:type="dxa"/>
+            </w:tcMar>
+          </w:tcPr>
+          <w:p>
+            <w:pPr>
+              <w:spacing w:after="40"/>
+            </w:pPr>
+            <w:r>
+              <w:rPr>
+                <w:sz w:val="18"/>
+                <w:szCs w:val="18"/>
+              </w:rPr>
+              <w:t>Đã có</w:t>
+            </w:r>
+          </w:p>
+        </w:tc>
+      </w:tr>
+      <w:tr>
+        <w:trPr>
+          <w:cantSplit/>
+        </w:trPr>
+        <w:tc>
+          <w:tcPr>
+            <w:tcW w:w="700" w:type="dxa"/>
+            <w:tcMar>
+              <w:top w:w="60" w:type="dxa"/>
+              <w:left w:w="100" w:type="dxa"/>
+              <w:bottom w:w="60" w:type="dxa"/>
+              <w:right w:w="100" w:type="dxa"/>
+            </w:tcMar>
+          </w:tcPr>
+          <w:p>
+            <w:pPr>
+              <w:spacing w:after="40"/>
+            </w:pPr>
+            <w:r>
+              <w:rPr>
+                <w:b/>
+                <w:bCs/>
+                <w:sz w:val="18"/>
+                <w:szCs w:val="18"/>
+              </w:rPr>
+              <w:t>FR-16</w:t>
+            </w:r>
+          </w:p>
+        </w:tc>
+        <w:tc>
+          <w:tcPr>
+            <w:tcW w:w="3900" w:type="dxa"/>
+            <w:tcMar>
+              <w:top w:w="60" w:type="dxa"/>
+              <w:left w:w="100" w:type="dxa"/>
+              <w:bottom w:w="60" w:type="dxa"/>
+              <w:right w:w="100" w:type="dxa"/>
+            </w:tcMar>
+          </w:tcPr>
+          <w:p>
+            <w:pPr>
+              <w:spacing w:after="40"/>
+            </w:pPr>
+            <w:r>
+              <w:rPr>
+                <w:sz w:val="18"/>
+                <w:szCs w:val="18"/>
+              </w:rPr>
+              <w:t>Tạo tài khoản nhân sự (System Administrator, Center Manager, Receptionist, Coach). Coach phải chọn đúng một môn. Tài khoản chưa có mật khẩu, nhận email kích hoạt.</w:t>
+            </w:r>
+          </w:p>
+        </w:tc>
+        <w:tc>
+          <w:tcPr>
+            <w:tcW w:w="1500" w:type="dxa"/>
+            <w:tcMar>
+              <w:top w:w="60" w:type="dxa"/>
+              <w:left w:w="100" w:type="dxa"/>
+              <w:bottom w:w="60" w:type="dxa"/>
+              <w:right w:w="100" w:type="dxa"/>
+            </w:tcMar>
+          </w:tcPr>
+          <w:p>
+            <w:pPr>
+              <w:spacing w:after="40"/>
+            </w:pPr>
+            <w:r>
+              <w:rPr>
+                <w:sz w:val="18"/>
+                <w:szCs w:val="18"/>
+              </w:rPr>
+              <w:t>System Administrator</w:t>
+            </w:r>
+          </w:p>
+        </w:tc>
+        <w:tc>
+          <w:tcPr>
+            <w:tcW w:w="1100" w:type="dxa"/>
+            <w:tcMar>
+              <w:top w:w="60" w:type="dxa"/>
+              <w:left w:w="100" w:type="dxa"/>
+              <w:bottom w:w="60" w:type="dxa"/>
+              <w:right w:w="100" w:type="dxa"/>
+            </w:tcMar>
+          </w:tcPr>
+          <w:p>
+            <w:pPr>
+              <w:spacing w:after="40"/>
+            </w:pPr>
+            <w:r>
+              <w:rPr>
+                <w:sz w:val="18"/>
+                <w:szCs w:val="18"/>
+              </w:rPr>
+              <w:t>BR-2, 96, 143</w:t>
+            </w:r>
+          </w:p>
+        </w:tc>
+        <w:tc>
+          <w:tcPr>
+            <w:tcW w:w="2600" w:type="dxa"/>
+            <w:tcMar>
+              <w:top w:w="60" w:type="dxa"/>
+              <w:left w:w="100" w:type="dxa"/>
+              <w:bottom w:w="60" w:type="dxa"/>
+              <w:right w:w="100" w:type="dxa"/>
+            </w:tcMar>
+          </w:tcPr>
+          <w:p>
+            <w:pPr>
+              <w:spacing w:after="40"/>
+            </w:pPr>
+            <w:r>
+              <w:rPr>
+                <w:sz w:val="18"/>
+                <w:szCs w:val="18"/>
+              </w:rPr>
+              <w:t>POST /api/users (hoặc /api/users/admin/staff)</w:t>
+            </w:r>
+          </w:p>
+        </w:tc>
+        <w:tc>
+          <w:tcPr>
+            <w:tcW w:w="1000" w:type="dxa"/>
+            <w:tcMar>
+              <w:top w:w="60" w:type="dxa"/>
+              <w:left w:w="100" w:type="dxa"/>
+              <w:bottom w:w="60" w:type="dxa"/>
+              <w:right w:w="100" w:type="dxa"/>
+            </w:tcMar>
+          </w:tcPr>
+          <w:p>
+            <w:pPr>
+              <w:spacing w:after="40"/>
+            </w:pPr>
+            <w:r>
+              <w:rPr>
+                <w:sz w:val="18"/>
+                <w:szCs w:val="18"/>
+              </w:rPr>
+              <w:t>Một phần</w:t>
+            </w:r>
+          </w:p>
+        </w:tc>
+      </w:tr>
+      <w:tr>
+        <w:trPr>
+          <w:cantSplit/>
+        </w:trPr>
+        <w:tc>
+          <w:tcPr>
+            <w:tcW w:w="700" w:type="dxa"/>
+            <w:tcMar>
+              <w:top w:w="60" w:type="dxa"/>
+              <w:left w:w="100" w:type="dxa"/>
+              <w:bottom w:w="60" w:type="dxa"/>
+              <w:right w:w="100" w:type="dxa"/>
+            </w:tcMar>
+          </w:tcPr>
+          <w:p>
+            <w:pPr>
+              <w:spacing w:after="40"/>
+            </w:pPr>
+            <w:r>
+              <w:rPr>
+                <w:b/>
+                <w:bCs/>
+                <w:sz w:val="18"/>
+                <w:szCs w:val="18"/>
+              </w:rPr>
+              <w:t>FR-17</w:t>
+            </w:r>
+          </w:p>
+        </w:tc>
+        <w:tc>
+          <w:tcPr>
+            <w:tcW w:w="3900" w:type="dxa"/>
+            <w:tcMar>
+              <w:top w:w="60" w:type="dxa"/>
+              <w:left w:w="100" w:type="dxa"/>
+              <w:bottom w:w="60" w:type="dxa"/>
+              <w:right w:w="100" w:type="dxa"/>
+            </w:tcMar>
+          </w:tcPr>
+          <w:p>
+            <w:pPr>
+              <w:spacing w:after="40"/>
+            </w:pPr>
+            <w:r>
+              <w:rPr>
+                <w:sz w:val="18"/>
+                <w:szCs w:val="18"/>
+              </w:rPr>
+              <w:t>Với nhân sự chờ kích hoạt: gửi lại link và sửa email kèm lý do.</w:t>
+            </w:r>
+          </w:p>
+        </w:tc>
+        <w:tc>
+          <w:tcPr>
+            <w:tcW w:w="1500" w:type="dxa"/>
+            <w:tcMar>
+              <w:top w:w="60" w:type="dxa"/>
+              <w:left w:w="100" w:type="dxa"/>
+              <w:bottom w:w="60" w:type="dxa"/>
+              <w:right w:w="100" w:type="dxa"/>
+            </w:tcMar>
+          </w:tcPr>
+          <w:p>
+            <w:pPr>
+              <w:spacing w:after="40"/>
+            </w:pPr>
+            <w:r>
+              <w:rPr>
+                <w:sz w:val="18"/>
+                <w:szCs w:val="18"/>
+              </w:rPr>
+              <w:t>System Administrator</w:t>
+            </w:r>
+          </w:p>
+        </w:tc>
+        <w:tc>
+          <w:tcPr>
+            <w:tcW w:w="1100" w:type="dxa"/>
+            <w:tcMar>
+              <w:top w:w="60" w:type="dxa"/>
+              <w:left w:w="100" w:type="dxa"/>
+              <w:bottom w:w="60" w:type="dxa"/>
+              <w:right w:w="100" w:type="dxa"/>
+            </w:tcMar>
+          </w:tcPr>
+          <w:p>
+            <w:pPr>
+              <w:spacing w:after="40"/>
+            </w:pPr>
+            <w:r>
+              <w:rPr>
+                <w:sz w:val="18"/>
+                <w:szCs w:val="18"/>
+              </w:rPr>
+              <w:t>BR-143</w:t>
+            </w:r>
+          </w:p>
+        </w:tc>
+        <w:tc>
+          <w:tcPr>
+            <w:tcW w:w="2600" w:type="dxa"/>
+            <w:tcMar>
+              <w:top w:w="60" w:type="dxa"/>
+              <w:left w:w="100" w:type="dxa"/>
+              <w:bottom w:w="60" w:type="dxa"/>
+              <w:right w:w="100" w:type="dxa"/>
+            </w:tcMar>
+          </w:tcPr>
+          <w:p>
+            <w:pPr>
+              <w:spacing w:after="40"/>
+            </w:pPr>
+            <w:r>
+              <w:rPr>
+                <w:sz w:val="18"/>
+                <w:szCs w:val="18"/>
+              </w:rPr>
+              <w:t>POST /api/users/{id}/resend-activation; PUT /api/users/{id}/email</w:t>
+            </w:r>
+          </w:p>
+        </w:tc>
+        <w:tc>
+          <w:tcPr>
+            <w:tcW w:w="1000" w:type="dxa"/>
+            <w:tcMar>
+              <w:top w:w="60" w:type="dxa"/>
+              <w:left w:w="100" w:type="dxa"/>
+              <w:bottom w:w="60" w:type="dxa"/>
+              <w:right w:w="100" w:type="dxa"/>
+            </w:tcMar>
+          </w:tcPr>
+          <w:p>
+            <w:pPr>
+              <w:spacing w:after="40"/>
+            </w:pPr>
+            <w:r>
+              <w:rPr>
+                <w:sz w:val="18"/>
+                <w:szCs w:val="18"/>
+              </w:rPr>
+              <w:t>Một phần</w:t>
+            </w:r>
+          </w:p>
+        </w:tc>
+      </w:tr>
+      <w:tr>
+        <w:trPr>
+          <w:cantSplit/>
+        </w:trPr>
+        <w:tc>
+          <w:tcPr>
+            <w:tcW w:w="700" w:type="dxa"/>
+            <w:tcMar>
+              <w:top w:w="60" w:type="dxa"/>
+              <w:left w:w="100" w:type="dxa"/>
+              <w:bottom w:w="60" w:type="dxa"/>
+              <w:right w:w="100" w:type="dxa"/>
+            </w:tcMar>
+          </w:tcPr>
+          <w:p>
+            <w:pPr>
+              <w:spacing w:after="40"/>
+            </w:pPr>
+            <w:r>
+              <w:rPr>
+                <w:b/>
+                <w:bCs/>
+                <w:sz w:val="18"/>
+                <w:szCs w:val="18"/>
+              </w:rPr>
+              <w:t>FR-18</w:t>
+            </w:r>
+          </w:p>
+        </w:tc>
+        <w:tc>
+          <w:tcPr>
+            <w:tcW w:w="3900" w:type="dxa"/>
+            <w:tcMar>
+              <w:top w:w="60" w:type="dxa"/>
+              <w:left w:w="100" w:type="dxa"/>
+              <w:bottom w:w="60" w:type="dxa"/>
+              <w:right w:w="100" w:type="dxa"/>
+            </w:tcMar>
+          </w:tcPr>
+          <w:p>
+            <w:pPr>
+              <w:spacing w:after="40"/>
+            </w:pPr>
+            <w:r>
+              <w:rPr>
+                <w:sz w:val="18"/>
+                <w:szCs w:val="18"/>
+              </w:rPr>
+              <w:t>Đổi vai trò giữa các vai trò nhân sự; chặn Member↔nhân sự; chặn hạ Admin hoạt động cuối; chặn Coach còn lớp/lịch/quan hệ; vô hiệu token cũ.</w:t>
+            </w:r>
+          </w:p>
+        </w:tc>
+        <w:tc>
+          <w:tcPr>
+            <w:tcW w:w="1500" w:type="dxa"/>
+            <w:tcMar>
+              <w:top w:w="60" w:type="dxa"/>
+              <w:left w:w="100" w:type="dxa"/>
+              <w:bottom w:w="60" w:type="dxa"/>
+              <w:right w:w="100" w:type="dxa"/>
+            </w:tcMar>
+          </w:tcPr>
+          <w:p>
+            <w:pPr>
+              <w:spacing w:after="40"/>
+            </w:pPr>
+            <w:r>
+              <w:rPr>
+                <w:sz w:val="18"/>
+                <w:szCs w:val="18"/>
+              </w:rPr>
+              <w:t>System Administrator</w:t>
+            </w:r>
+          </w:p>
+        </w:tc>
+        <w:tc>
+          <w:tcPr>
+            <w:tcW w:w="1100" w:type="dxa"/>
+            <w:tcMar>
+              <w:top w:w="60" w:type="dxa"/>
+              <w:left w:w="100" w:type="dxa"/>
+              <w:bottom w:w="60" w:type="dxa"/>
+              <w:right w:w="100" w:type="dxa"/>
+            </w:tcMar>
+          </w:tcPr>
+          <w:p>
+            <w:pPr>
+              <w:spacing w:after="40"/>
+            </w:pPr>
+            <w:r>
+              <w:rPr>
+                <w:sz w:val="18"/>
+                <w:szCs w:val="18"/>
+              </w:rPr>
+              <w:t>BR-2, 96, 142</w:t>
+            </w:r>
+          </w:p>
+        </w:tc>
+        <w:tc>
+          <w:tcPr>
+            <w:tcW w:w="2600" w:type="dxa"/>
+            <w:tcMar>
+              <w:top w:w="60" w:type="dxa"/>
+              <w:left w:w="100" w:type="dxa"/>
+              <w:bottom w:w="60" w:type="dxa"/>
+              <w:right w:w="100" w:type="dxa"/>
+            </w:tcMar>
+          </w:tcPr>
+          <w:p>
+            <w:pPr>
+              <w:spacing w:after="40"/>
+            </w:pPr>
+            <w:r>
+              <w:rPr>
+                <w:sz w:val="18"/>
+                <w:szCs w:val="18"/>
+              </w:rPr>
+              <w:t>PUT /api/users/{id}/role</w:t>
+            </w:r>
+          </w:p>
+        </w:tc>
+        <w:tc>
+          <w:tcPr>
+            <w:tcW w:w="1000" w:type="dxa"/>
+            <w:tcMar>
+              <w:top w:w="60" w:type="dxa"/>
+              <w:left w:w="100" w:type="dxa"/>
+              <w:bottom w:w="60" w:type="dxa"/>
+              <w:right w:w="100" w:type="dxa"/>
+            </w:tcMar>
+          </w:tcPr>
+          <w:p>
+            <w:pPr>
+              <w:spacing w:after="40"/>
+            </w:pPr>
+            <w:r>
+              <w:rPr>
+                <w:sz w:val="18"/>
+                <w:szCs w:val="18"/>
+              </w:rPr>
+              <w:t>Đã có</w:t>
+            </w:r>
+          </w:p>
+        </w:tc>
+      </w:tr>
+      <w:tr>
+        <w:trPr>
+          <w:cantSplit/>
+        </w:trPr>
+        <w:tc>
+          <w:tcPr>
+            <w:tcW w:w="700" w:type="dxa"/>
+            <w:tcMar>
+              <w:top w:w="60" w:type="dxa"/>
+              <w:left w:w="100" w:type="dxa"/>
+              <w:bottom w:w="60" w:type="dxa"/>
+              <w:right w:w="100" w:type="dxa"/>
+            </w:tcMar>
+          </w:tcPr>
+          <w:p>
+            <w:pPr>
+              <w:spacing w:after="40"/>
+            </w:pPr>
+            <w:r>
+              <w:rPr>
+                <w:b/>
+                <w:bCs/>
+                <w:sz w:val="18"/>
+                <w:szCs w:val="18"/>
+              </w:rPr>
+              <w:t>FR-19</w:t>
+            </w:r>
+          </w:p>
+        </w:tc>
+        <w:tc>
+          <w:tcPr>
+            <w:tcW w:w="3900" w:type="dxa"/>
+            <w:tcMar>
+              <w:top w:w="60" w:type="dxa"/>
+              <w:left w:w="100" w:type="dxa"/>
+              <w:bottom w:w="60" w:type="dxa"/>
+              <w:right w:w="100" w:type="dxa"/>
+            </w:tcMar>
+          </w:tcPr>
+          <w:p>
+            <w:pPr>
+              <w:spacing w:after="40"/>
+            </w:pPr>
+            <w:r>
+              <w:rPr>
+                <w:sz w:val="18"/>
+                <w:szCs w:val="18"/>
+              </w:rPr>
+              <w:t>Khóa, mở khóa, vô hiệu hóa tài khoản kèm lý do bắt buộc; không tự khóa; không khóa Admin hoạt động cuối; hiệu lực từ request kế tiếp.</w:t>
+            </w:r>
+          </w:p>
+        </w:tc>
+        <w:tc>
+          <w:tcPr>
+            <w:tcW w:w="1500" w:type="dxa"/>
+            <w:tcMar>
+              <w:top w:w="60" w:type="dxa"/>
+              <w:left w:w="100" w:type="dxa"/>
+              <w:bottom w:w="60" w:type="dxa"/>
+              <w:right w:w="100" w:type="dxa"/>
+            </w:tcMar>
+          </w:tcPr>
+          <w:p>
+            <w:pPr>
+              <w:spacing w:after="40"/>
+            </w:pPr>
+            <w:r>
+              <w:rPr>
+                <w:sz w:val="18"/>
+                <w:szCs w:val="18"/>
+              </w:rPr>
+              <w:t>System Administrator</w:t>
+            </w:r>
+          </w:p>
+        </w:tc>
+        <w:tc>
+          <w:tcPr>
+            <w:tcW w:w="1100" w:type="dxa"/>
+            <w:tcMar>
+              <w:top w:w="60" w:type="dxa"/>
+              <w:left w:w="100" w:type="dxa"/>
+              <w:bottom w:w="60" w:type="dxa"/>
+              <w:right w:w="100" w:type="dxa"/>
+            </w:tcMar>
+          </w:tcPr>
+          <w:p>
+            <w:pPr>
+              <w:spacing w:after="40"/>
+            </w:pPr>
+            <w:r>
+              <w:rPr>
+                <w:sz w:val="18"/>
+                <w:szCs w:val="18"/>
+              </w:rPr>
+              <w:t>BR-6, 7</w:t>
+            </w:r>
+          </w:p>
+        </w:tc>
+        <w:tc>
+          <w:tcPr>
+            <w:tcW w:w="2600" w:type="dxa"/>
+            <w:tcMar>
+              <w:top w:w="60" w:type="dxa"/>
+              <w:left w:w="100" w:type="dxa"/>
+              <w:bottom w:w="60" w:type="dxa"/>
+              <w:right w:w="100" w:type="dxa"/>
+            </w:tcMar>
+          </w:tcPr>
+          <w:p>
+            <w:pPr>
+              <w:spacing w:after="40"/>
+            </w:pPr>
+            <w:r>
+              <w:rPr>
+                <w:sz w:val="18"/>
+                <w:szCs w:val="18"/>
+              </w:rPr>
+              <w:t>POST /api/users/{id}/lock|unlock|deactivate</w:t>
+            </w:r>
+          </w:p>
+        </w:tc>
+        <w:tc>
+          <w:tcPr>
+            <w:tcW w:w="1000" w:type="dxa"/>
+            <w:tcMar>
+              <w:top w:w="60" w:type="dxa"/>
+              <w:left w:w="100" w:type="dxa"/>
+              <w:bottom w:w="60" w:type="dxa"/>
+              <w:right w:w="100" w:type="dxa"/>
+            </w:tcMar>
+          </w:tcPr>
+          <w:p>
+            <w:pPr>
+              <w:spacing w:after="40"/>
+            </w:pPr>
+            <w:r>
+              <w:rPr>
+                <w:sz w:val="18"/>
+                <w:szCs w:val="18"/>
+              </w:rPr>
+              <w:t>Đã có</w:t>
+            </w:r>
+          </w:p>
+        </w:tc>
+      </w:tr>
+      <w:tr>
+        <w:trPr>
+          <w:cantSplit/>
+        </w:trPr>
+        <w:tc>
+          <w:tcPr>
+            <w:tcW w:w="700" w:type="dxa"/>
+            <w:tcMar>
+              <w:top w:w="60" w:type="dxa"/>
+              <w:left w:w="100" w:type="dxa"/>
+              <w:bottom w:w="60" w:type="dxa"/>
+              <w:right w:w="100" w:type="dxa"/>
+            </w:tcMar>
+          </w:tcPr>
+          <w:p>
+            <w:pPr>
+              <w:spacing w:after="40"/>
+            </w:pPr>
+            <w:r>
+              <w:rPr>
+                <w:b/>
+                <w:bCs/>
+                <w:sz w:val="18"/>
+                <w:szCs w:val="18"/>
+              </w:rPr>
+              <w:t>FR-20</w:t>
+            </w:r>
+          </w:p>
+        </w:tc>
+        <w:tc>
+          <w:tcPr>
+            <w:tcW w:w="3900" w:type="dxa"/>
+            <w:tcMar>
+              <w:top w:w="60" w:type="dxa"/>
+              <w:left w:w="100" w:type="dxa"/>
+              <w:bottom w:w="60" w:type="dxa"/>
+              <w:right w:w="100" w:type="dxa"/>
+            </w:tcMar>
+          </w:tcPr>
+          <w:p>
+            <w:pPr>
+              <w:spacing w:after="40"/>
+            </w:pPr>
+            <w:r>
+              <w:rPr>
+                <w:sz w:val="18"/>
+                <w:szCs w:val="18"/>
+              </w:rPr>
+              <w:t>Xem, tìm và sửa hồ sơ Coach cùng chuyên môn theo môn (không tạo Coach).</w:t>
+            </w:r>
+          </w:p>
+        </w:tc>
+        <w:tc>
+          <w:tcPr>
+            <w:tcW w:w="1500" w:type="dxa"/>
+            <w:tcMar>
+              <w:top w:w="60" w:type="dxa"/>
+              <w:left w:w="100" w:type="dxa"/>
+              <w:bottom w:w="60" w:type="dxa"/>
+              <w:right w:w="100" w:type="dxa"/>
+            </w:tcMar>
+          </w:tcPr>
+          <w:p>
+            <w:pPr>
+              <w:spacing w:after="40"/>
+            </w:pPr>
+            <w:r>
+              <w:rPr>
+                <w:sz w:val="18"/>
+                <w:szCs w:val="18"/>
+              </w:rPr>
+              <w:t>Center Manager</w:t>
+            </w:r>
+          </w:p>
+        </w:tc>
+        <w:tc>
+          <w:tcPr>
+            <w:tcW w:w="1100" w:type="dxa"/>
+            <w:tcMar>
+              <w:top w:w="60" w:type="dxa"/>
+              <w:left w:w="100" w:type="dxa"/>
+              <w:bottom w:w="60" w:type="dxa"/>
+              <w:right w:w="100" w:type="dxa"/>
+            </w:tcMar>
+          </w:tcPr>
+          <w:p>
+            <w:pPr>
+              <w:spacing w:after="40"/>
+            </w:pPr>
+            <w:r>
+              <w:rPr>
+                <w:sz w:val="18"/>
+                <w:szCs w:val="18"/>
+              </w:rPr>
+              <w:t>BR-96</w:t>
+            </w:r>
+          </w:p>
+        </w:tc>
+        <w:tc>
+          <w:tcPr>
+            <w:tcW w:w="2600" w:type="dxa"/>
+            <w:tcMar>
+              <w:top w:w="60" w:type="dxa"/>
+              <w:left w:w="100" w:type="dxa"/>
+              <w:bottom w:w="60" w:type="dxa"/>
+              <w:right w:w="100" w:type="dxa"/>
+            </w:tcMar>
+          </w:tcPr>
+          <w:p>
+            <w:pPr>
+              <w:spacing w:after="40"/>
+            </w:pPr>
+            <w:r>
+              <w:rPr>
+                <w:sz w:val="18"/>
+                <w:szCs w:val="18"/>
+              </w:rPr>
+              <w:t>GET/PUT /api/manager/coaches</w:t>
+            </w:r>
+          </w:p>
+        </w:tc>
+        <w:tc>
+          <w:tcPr>
+            <w:tcW w:w="1000" w:type="dxa"/>
+            <w:tcMar>
+              <w:top w:w="60" w:type="dxa"/>
+              <w:left w:w="100" w:type="dxa"/>
+              <w:bottom w:w="60" w:type="dxa"/>
+              <w:right w:w="100" w:type="dxa"/>
+            </w:tcMar>
+          </w:tcPr>
+          <w:p>
+            <w:pPr>
+              <w:spacing w:after="40"/>
+            </w:pPr>
+            <w:r>
+              <w:rPr>
+                <w:sz w:val="18"/>
+                <w:szCs w:val="18"/>
+              </w:rPr>
+              <w:t>Đã có</w:t>
+            </w:r>
+          </w:p>
+        </w:tc>
+      </w:tr>
+      <w:tr>
+        <w:trPr>
+          <w:cantSplit/>
+        </w:trPr>
+        <w:tc>
+          <w:tcPr>
+            <w:tcW w:w="700" w:type="dxa"/>
+            <w:tcMar>
+              <w:top w:w="60" w:type="dxa"/>
+              <w:left w:w="100" w:type="dxa"/>
+              <w:bottom w:w="60" w:type="dxa"/>
+              <w:right w:w="100" w:type="dxa"/>
+            </w:tcMar>
+          </w:tcPr>
+          <w:p>
+            <w:pPr>
+              <w:spacing w:after="40"/>
+            </w:pPr>
+            <w:r>
+              <w:rPr>
+                <w:b/>
+                <w:bCs/>
+                <w:sz w:val="18"/>
+                <w:szCs w:val="18"/>
+              </w:rPr>
+              <w:t>FR-21</w:t>
+            </w:r>
+          </w:p>
+        </w:tc>
+        <w:tc>
+          <w:tcPr>
+            <w:tcW w:w="3900" w:type="dxa"/>
+            <w:tcMar>
+              <w:top w:w="60" w:type="dxa"/>
+              <w:left w:w="100" w:type="dxa"/>
+              <w:bottom w:w="60" w:type="dxa"/>
+              <w:right w:w="100" w:type="dxa"/>
+            </w:tcMar>
+          </w:tcPr>
+          <w:p>
+            <w:pPr>
+              <w:spacing w:after="40"/>
+            </w:pPr>
+            <w:r>
+              <w:rPr>
+                <w:sz w:val="18"/>
+                <w:szCs w:val="18"/>
+              </w:rPr>
+              <w:t>Ghi Audit Log cho thao tác tài khoản và gói; tra cứu có lọc. Manager thấy đầy đủ, Admin chỉ thấy thao tác tài khoản.</w:t>
+            </w:r>
+          </w:p>
+        </w:tc>
+        <w:tc>
+          <w:tcPr>
+            <w:tcW w:w="1500" w:type="dxa"/>
+            <w:tcMar>
+              <w:top w:w="60" w:type="dxa"/>
+              <w:left w:w="100" w:type="dxa"/>
+              <w:bottom w:w="60" w:type="dxa"/>
+              <w:right w:w="100" w:type="dxa"/>
+            </w:tcMar>
+          </w:tcPr>
+          <w:p>
+            <w:pPr>
+              <w:spacing w:after="40"/>
+            </w:pPr>
+            <w:r>
+              <w:rPr>
+                <w:sz w:val="18"/>
+                <w:szCs w:val="18"/>
+              </w:rPr>
+              <w:t>Center Manager, System Administrator</w:t>
+            </w:r>
+          </w:p>
+        </w:tc>
+        <w:tc>
+          <w:tcPr>
+            <w:tcW w:w="1100" w:type="dxa"/>
+            <w:tcMar>
+              <w:top w:w="60" w:type="dxa"/>
+              <w:left w:w="100" w:type="dxa"/>
+              <w:bottom w:w="60" w:type="dxa"/>
+              <w:right w:w="100" w:type="dxa"/>
+            </w:tcMar>
+          </w:tcPr>
+          <w:p>
+            <w:pPr>
+              <w:spacing w:after="40"/>
+            </w:pPr>
+            <w:r>
+              <w:rPr>
+                <w:sz w:val="18"/>
+                <w:szCs w:val="18"/>
+              </w:rPr>
+              <w:t>BR-7</w:t>
+            </w:r>
+          </w:p>
+        </w:tc>
+        <w:tc>
+          <w:tcPr>
+            <w:tcW w:w="2600" w:type="dxa"/>
+            <w:tcMar>
+              <w:top w:w="60" w:type="dxa"/>
+              <w:left w:w="100" w:type="dxa"/>
+              <w:bottom w:w="60" w:type="dxa"/>
+              <w:right w:w="100" w:type="dxa"/>
+            </w:tcMar>
+          </w:tcPr>
+          <w:p>
+            <w:pPr>
+              <w:spacing w:after="40"/>
+            </w:pPr>
+            <w:r>
+              <w:rPr>
+                <w:sz w:val="18"/>
+                <w:szCs w:val="18"/>
+              </w:rPr>
+              <w:t>GET /api/audit-logs</w:t>
+            </w:r>
+          </w:p>
+        </w:tc>
+        <w:tc>
+          <w:tcPr>
+            <w:tcW w:w="1000" w:type="dxa"/>
+            <w:tcMar>
+              <w:top w:w="60" w:type="dxa"/>
+              <w:left w:w="100" w:type="dxa"/>
+              <w:bottom w:w="60" w:type="dxa"/>
+              <w:right w:w="100" w:type="dxa"/>
+            </w:tcMar>
+          </w:tcPr>
+          <w:p>
+            <w:pPr>
+              <w:spacing w:after="40"/>
+            </w:pPr>
+            <w:r>
+              <w:rPr>
+                <w:sz w:val="18"/>
+                <w:szCs w:val="18"/>
+              </w:rPr>
+              <w:t>Đã có</w:t>
+            </w:r>
+          </w:p>
+        </w:tc>
+      </w:tr>
+      <w:tr>
+        <w:trPr>
+          <w:cantSplit/>
+        </w:trPr>
+        <w:tc>
+          <w:tcPr>
+            <w:tcW w:w="700" w:type="dxa"/>
+            <w:tcMar>
+              <w:top w:w="60" w:type="dxa"/>
+              <w:left w:w="100" w:type="dxa"/>
+              <w:bottom w:w="60" w:type="dxa"/>
+              <w:right w:w="100" w:type="dxa"/>
+            </w:tcMar>
+          </w:tcPr>
+          <w:p>
+            <w:pPr>
+              <w:spacing w:after="40"/>
+            </w:pPr>
+            <w:r>
+              <w:rPr>
+                <w:b/>
+                <w:bCs/>
+                <w:sz w:val="18"/>
+                <w:szCs w:val="18"/>
+              </w:rPr>
+              <w:t>FR-22</w:t>
+            </w:r>
+          </w:p>
+        </w:tc>
+        <w:tc>
+          <w:tcPr>
+            <w:tcW w:w="3900" w:type="dxa"/>
+            <w:tcMar>
+              <w:top w:w="60" w:type="dxa"/>
+              <w:left w:w="100" w:type="dxa"/>
+              <w:bottom w:w="60" w:type="dxa"/>
+              <w:right w:w="100" w:type="dxa"/>
+            </w:tcMar>
+          </w:tcPr>
+          <w:p>
+            <w:pPr>
+              <w:spacing w:after="40"/>
+            </w:pPr>
+            <w:r>
+              <w:rPr>
+                <w:sz w:val="18"/>
+                <w:szCs w:val="18"/>
+              </w:rPr>
+              <w:t>Ghi nhận yêu cầu hỗ trợ của Member tại quầy và xem 50 yêu cầu gần nhất của một Member.</w:t>
+            </w:r>
+          </w:p>
+        </w:tc>
+        <w:tc>
+          <w:tcPr>
+            <w:tcW w:w="1500" w:type="dxa"/>
+            <w:tcMar>
+              <w:top w:w="60" w:type="dxa"/>
+              <w:left w:w="100" w:type="dxa"/>
+              <w:bottom w:w="60" w:type="dxa"/>
+              <w:right w:w="100" w:type="dxa"/>
+            </w:tcMar>
+          </w:tcPr>
+          <w:p>
+            <w:pPr>
+              <w:spacing w:after="40"/>
+            </w:pPr>
+            <w:r>
+              <w:rPr>
+                <w:sz w:val="18"/>
+                <w:szCs w:val="18"/>
+              </w:rPr>
+              <w:t>Receptionist, Center Manager</w:t>
+            </w:r>
+          </w:p>
+        </w:tc>
+        <w:tc>
+          <w:tcPr>
+            <w:tcW w:w="1100" w:type="dxa"/>
+            <w:tcMar>
+              <w:top w:w="60" w:type="dxa"/>
+              <w:left w:w="100" w:type="dxa"/>
+              <w:bottom w:w="60" w:type="dxa"/>
+              <w:right w:w="100" w:type="dxa"/>
+            </w:tcMar>
+          </w:tcPr>
+          <w:p>
+            <w:pPr>
+              <w:spacing w:after="40"/>
+            </w:pPr>
+            <w:r>
+              <w:rPr>
+                <w:sz w:val="18"/>
+                <w:szCs w:val="18"/>
+              </w:rPr>
+              <w:t>Đặc tả Lễ tân</w:t>
+            </w:r>
+          </w:p>
+        </w:tc>
+        <w:tc>
+          <w:tcPr>
+            <w:tcW w:w="2600" w:type="dxa"/>
+            <w:tcMar>
+              <w:top w:w="60" w:type="dxa"/>
+              <w:left w:w="100" w:type="dxa"/>
+              <w:bottom w:w="60" w:type="dxa"/>
+              <w:right w:w="100" w:type="dxa"/>
+            </w:tcMar>
+          </w:tcPr>
+          <w:p>
+            <w:pPr>
+              <w:spacing w:after="40"/>
+            </w:pPr>
+            <w:r>
+              <w:rPr>
+                <w:sz w:val="18"/>
+                <w:szCs w:val="18"/>
+              </w:rPr>
+              <w:t>GET/POST /api/member-support-requests</w:t>
+            </w:r>
+          </w:p>
+        </w:tc>
+        <w:tc>
+          <w:tcPr>
+            <w:tcW w:w="1000" w:type="dxa"/>
+            <w:tcMar>
+              <w:top w:w="60" w:type="dxa"/>
+              <w:left w:w="100" w:type="dxa"/>
+              <w:bottom w:w="60" w:type="dxa"/>
+              <w:right w:w="100" w:type="dxa"/>
+            </w:tcMar>
+          </w:tcPr>
+          <w:p>
+            <w:pPr>
+              <w:spacing w:after="40"/>
+            </w:pPr>
+            <w:r>
+              <w:rPr>
+                <w:sz w:val="18"/>
+                <w:szCs w:val="18"/>
+              </w:rPr>
+              <w:t>Một phần</w:t>
+            </w:r>
+          </w:p>
+        </w:tc>
+      </w:tr>
+      <w:tr>
+        <w:trPr>
+          <w:cantSplit/>
+        </w:trPr>
+        <w:tc>
+          <w:tcPr>
+            <w:tcW w:w="700" w:type="dxa"/>
+            <w:tcMar>
+              <w:top w:w="60" w:type="dxa"/>
+              <w:left w:w="100" w:type="dxa"/>
+              <w:bottom w:w="60" w:type="dxa"/>
+              <w:right w:w="100" w:type="dxa"/>
+            </w:tcMar>
+          </w:tcPr>
+          <w:p>
+            <w:pPr>
+              <w:spacing w:after="40"/>
+            </w:pPr>
+            <w:r>
+              <w:rPr>
+                <w:b/>
+                <w:bCs/>
+                <w:sz w:val="18"/>
+                <w:szCs w:val="18"/>
+              </w:rPr>
+              <w:t>FR-23</w:t>
+            </w:r>
+          </w:p>
+        </w:tc>
+        <w:tc>
+          <w:tcPr>
+            <w:tcW w:w="3900" w:type="dxa"/>
+            <w:tcMar>
+              <w:top w:w="60" w:type="dxa"/>
+              <w:left w:w="100" w:type="dxa"/>
+              <w:bottom w:w="60" w:type="dxa"/>
+              <w:right w:w="100" w:type="dxa"/>
+            </w:tcMar>
+          </w:tcPr>
+          <w:p>
+            <w:pPr>
+              <w:spacing w:after="40"/>
+            </w:pPr>
+            <w:r>
+              <w:rPr>
+                <w:sz w:val="18"/>
+                <w:szCs w:val="18"/>
+              </w:rPr>
+              <w:t>Quản lý danh mục gói: tạo, sửa, ngừng, bán lại. Giá VND nguyên, là bội của 1.000 và lớn hơn 0; tên duy nhất; sửa không hồi tố gói đã bán; vé Gym 1 ngày cố định.</w:t>
+            </w:r>
+          </w:p>
+        </w:tc>
+        <w:tc>
+          <w:tcPr>
+            <w:tcW w:w="1500" w:type="dxa"/>
+            <w:tcMar>
+              <w:top w:w="60" w:type="dxa"/>
+              <w:left w:w="100" w:type="dxa"/>
+              <w:bottom w:w="60" w:type="dxa"/>
+              <w:right w:w="100" w:type="dxa"/>
+            </w:tcMar>
+          </w:tcPr>
+          <w:p>
+            <w:pPr>
+              <w:spacing w:after="40"/>
+            </w:pPr>
+            <w:r>
+              <w:rPr>
+                <w:sz w:val="18"/>
+                <w:szCs w:val="18"/>
+              </w:rPr>
+              <w:t>Center Manager</w:t>
+            </w:r>
+          </w:p>
+        </w:tc>
+        <w:tc>
+          <w:tcPr>
+            <w:tcW w:w="1100" w:type="dxa"/>
+            <w:tcMar>
+              <w:top w:w="60" w:type="dxa"/>
+              <w:left w:w="100" w:type="dxa"/>
+              <w:bottom w:w="60" w:type="dxa"/>
+              <w:right w:w="100" w:type="dxa"/>
+            </w:tcMar>
+          </w:tcPr>
+          <w:p>
+            <w:pPr>
+              <w:spacing w:after="40"/>
+            </w:pPr>
+            <w:r>
+              <w:rPr>
+                <w:sz w:val="18"/>
+                <w:szCs w:val="18"/>
+              </w:rPr>
+              <w:t>BR-8, 56, 145 (vé ngày)</w:t>
+            </w:r>
+          </w:p>
+        </w:tc>
+        <w:tc>
+          <w:tcPr>
+            <w:tcW w:w="2600" w:type="dxa"/>
+            <w:tcMar>
+              <w:top w:w="60" w:type="dxa"/>
+              <w:left w:w="100" w:type="dxa"/>
+              <w:bottom w:w="60" w:type="dxa"/>
+              <w:right w:w="100" w:type="dxa"/>
+            </w:tcMar>
+          </w:tcPr>
+          <w:p>
+            <w:pPr>
+              <w:spacing w:after="40"/>
+            </w:pPr>
+            <w:r>
+              <w:rPr>
+                <w:sz w:val="18"/>
+                <w:szCs w:val="18"/>
+              </w:rPr>
+              <w:t>/api/membership-packages (POST, PUT, discontinue, reactivate)</w:t>
+            </w:r>
+          </w:p>
+        </w:tc>
+        <w:tc>
+          <w:tcPr>
+            <w:tcW w:w="1000" w:type="dxa"/>
+            <w:tcMar>
+              <w:top w:w="60" w:type="dxa"/>
+              <w:left w:w="100" w:type="dxa"/>
+              <w:bottom w:w="60" w:type="dxa"/>
+              <w:right w:w="100" w:type="dxa"/>
+            </w:tcMar>
+          </w:tcPr>
+          <w:p>
+            <w:pPr>
+              <w:spacing w:after="40"/>
+            </w:pPr>
+            <w:r>
+              <w:rPr>
+                <w:sz w:val="18"/>
+                <w:szCs w:val="18"/>
+              </w:rPr>
+              <w:t>Đã có</w:t>
+            </w:r>
+          </w:p>
+        </w:tc>
+      </w:tr>
+      <w:tr>
+        <w:trPr>
+          <w:cantSplit/>
+        </w:trPr>
+        <w:tc>
+          <w:tcPr>
+            <w:tcW w:w="700" w:type="dxa"/>
+            <w:tcMar>
+              <w:top w:w="60" w:type="dxa"/>
+              <w:left w:w="100" w:type="dxa"/>
+              <w:bottom w:w="60" w:type="dxa"/>
+              <w:right w:w="100" w:type="dxa"/>
+            </w:tcMar>
+          </w:tcPr>
+          <w:p>
+            <w:pPr>
+              <w:spacing w:after="40"/>
+            </w:pPr>
+            <w:r>
+              <w:rPr>
+                <w:b/>
+                <w:bCs/>
+                <w:sz w:val="18"/>
+                <w:szCs w:val="18"/>
+              </w:rPr>
+              <w:lastRenderedPageBreak/>
+              <w:t>FR-24</w:t>
+            </w:r>
+          </w:p>
+        </w:tc>
+        <w:tc>
+          <w:tcPr>
+            <w:tcW w:w="3900" w:type="dxa"/>
+            <w:tcMar>
+              <w:top w:w="60" w:type="dxa"/>
+              <w:left w:w="100" w:type="dxa"/>
+              <w:bottom w:w="60" w:type="dxa"/>
+              <w:right w:w="100" w:type="dxa"/>
+            </w:tcMar>
+          </w:tcPr>
+          <w:p>
+            <w:pPr>
+              <w:spacing w:after="40"/>
+            </w:pPr>
+            <w:r>
+              <w:rPr>
+                <w:sz w:val="18"/>
+                <w:szCs w:val="18"/>
+              </w:rPr>
+              <w:t>Xem danh mục gói đang bán (công khai) và gói ngừng bán (chỉ Manager).</w:t>
+            </w:r>
+          </w:p>
+        </w:tc>
+        <w:tc>
+          <w:tcPr>
+            <w:tcW w:w="1500" w:type="dxa"/>
+            <w:tcMar>
+              <w:top w:w="60" w:type="dxa"/>
+              <w:left w:w="100" w:type="dxa"/>
+              <w:bottom w:w="60" w:type="dxa"/>
+              <w:right w:w="100" w:type="dxa"/>
+            </w:tcMar>
+          </w:tcPr>
+          <w:p>
+            <w:pPr>
+              <w:spacing w:after="40"/>
+            </w:pPr>
+            <w:r>
+              <w:rPr>
+                <w:sz w:val="18"/>
+                <w:szCs w:val="18"/>
+              </w:rPr>
+              <w:t>Guest, mọi vai trò</w:t>
+            </w:r>
+          </w:p>
+        </w:tc>
+        <w:tc>
+          <w:tcPr>
+            <w:tcW w:w="1100" w:type="dxa"/>
+            <w:tcMar>
+              <w:top w:w="60" w:type="dxa"/>
+              <w:left w:w="100" w:type="dxa"/>
+              <w:bottom w:w="60" w:type="dxa"/>
+              <w:right w:w="100" w:type="dxa"/>
+            </w:tcMar>
+          </w:tcPr>
+          <w:p>
+            <w:pPr>
+              <w:spacing w:after="40"/>
+            </w:pPr>
+            <w:r>
+              <w:rPr>
+                <w:sz w:val="18"/>
+                <w:szCs w:val="18"/>
+              </w:rPr>
+              <w:t>BR-8</w:t>
+            </w:r>
+          </w:p>
+        </w:tc>
+        <w:tc>
+          <w:tcPr>
+            <w:tcW w:w="2600" w:type="dxa"/>
+            <w:tcMar>
+              <w:top w:w="60" w:type="dxa"/>
+              <w:left w:w="100" w:type="dxa"/>
+              <w:bottom w:w="60" w:type="dxa"/>
+              <w:right w:w="100" w:type="dxa"/>
+            </w:tcMar>
+          </w:tcPr>
+          <w:p>
+            <w:pPr>
+              <w:spacing w:after="40"/>
+            </w:pPr>
+            <w:r>
+              <w:rPr>
+                <w:sz w:val="18"/>
+                <w:szCs w:val="18"/>
+              </w:rPr>
+              <w:t>GET /api/membership-packages[/public]</w:t>
+            </w:r>
+          </w:p>
+        </w:tc>
+        <w:tc>
+          <w:tcPr>
+            <w:tcW w:w="1000" w:type="dxa"/>
+            <w:tcMar>
+              <w:top w:w="60" w:type="dxa"/>
+              <w:left w:w="100" w:type="dxa"/>
+              <w:bottom w:w="60" w:type="dxa"/>
+              <w:right w:w="100" w:type="dxa"/>
+            </w:tcMar>
+          </w:tcPr>
+          <w:p>
+            <w:pPr>
+              <w:spacing w:after="40"/>
+            </w:pPr>
+            <w:r>
+              <w:rPr>
+                <w:sz w:val="18"/>
+                <w:szCs w:val="18"/>
+              </w:rPr>
+              <w:t>Đã có</w:t>
+            </w:r>
+          </w:p>
+        </w:tc>
+      </w:tr>
+      <w:tr>
+        <w:trPr>
+          <w:cantSplit/>
+        </w:trPr>
+        <w:tc>
+          <w:tcPr>
+            <w:tcW w:w="700" w:type="dxa"/>
+            <w:tcMar>
+              <w:top w:w="60" w:type="dxa"/>
+              <w:left w:w="100" w:type="dxa"/>
+              <w:bottom w:w="60" w:type="dxa"/>
+              <w:right w:w="100" w:type="dxa"/>
+            </w:tcMar>
+          </w:tcPr>
+          <w:p>
+            <w:pPr>
+              <w:spacing w:after="40"/>
+            </w:pPr>
+            <w:r>
+              <w:rPr>
+                <w:b/>
+                <w:bCs/>
+                <w:sz w:val="18"/>
+                <w:szCs w:val="18"/>
+              </w:rPr>
+              <w:t>FR-25</w:t>
+            </w:r>
+          </w:p>
+        </w:tc>
+        <w:tc>
+          <w:tcPr>
+            <w:tcW w:w="3900" w:type="dxa"/>
+            <w:tcMar>
+              <w:top w:w="60" w:type="dxa"/>
+              <w:left w:w="100" w:type="dxa"/>
+              <w:bottom w:w="60" w:type="dxa"/>
+              <w:right w:w="100" w:type="dxa"/>
+            </w:tcMar>
+          </w:tcPr>
+          <w:p>
+            <w:pPr>
+              <w:spacing w:after="40"/>
+            </w:pPr>
+            <w:r>
+              <w:rPr>
+                <w:sz w:val="18"/>
+                <w:szCs w:val="18"/>
+              </w:rPr>
+              <w:t>Mua hoặc gia hạn gói: Member tự mua, Receptionist/Manager mua hộ (bắt buộc chỉ rõ Member). Gói tạo ở PendingPayment, thanh toán xong mới Active. Gia hạn sớm nối tiếp sau ngày hết hạn của gói còn hiệu lực. Mua chồng cùng gói cần duyệt và có lý do.</w:t>
+            </w:r>
+          </w:p>
+        </w:tc>
+        <w:tc>
+          <w:tcPr>
+            <w:tcW w:w="1500" w:type="dxa"/>
+            <w:tcMar>
+              <w:top w:w="60" w:type="dxa"/>
+              <w:left w:w="100" w:type="dxa"/>
+              <w:bottom w:w="60" w:type="dxa"/>
+              <w:right w:w="100" w:type="dxa"/>
+            </w:tcMar>
+          </w:tcPr>
+          <w:p>
+            <w:pPr>
+              <w:spacing w:after="40"/>
+            </w:pPr>
+            <w:r>
+              <w:rPr>
+                <w:sz w:val="18"/>
+                <w:szCs w:val="18"/>
+              </w:rPr>
+              <w:t>Member, Receptionist, Center Manager</w:t>
+            </w:r>
+          </w:p>
+        </w:tc>
+        <w:tc>
+          <w:tcPr>
+            <w:tcW w:w="1100" w:type="dxa"/>
+            <w:tcMar>
+              <w:top w:w="60" w:type="dxa"/>
+              <w:left w:w="100" w:type="dxa"/>
+              <w:bottom w:w="60" w:type="dxa"/>
+              <w:right w:w="100" w:type="dxa"/>
+            </w:tcMar>
+          </w:tcPr>
+          <w:p>
+            <w:pPr>
+              <w:spacing w:after="40"/>
+            </w:pPr>
+            <w:r>
+              <w:rPr>
+                <w:sz w:val="18"/>
+                <w:szCs w:val="18"/>
+              </w:rPr>
+              <w:t>BR-9, 30, 65</w:t>
+            </w:r>
+          </w:p>
+        </w:tc>
+        <w:tc>
+          <w:tcPr>
+            <w:tcW w:w="2600" w:type="dxa"/>
+            <w:tcMar>
+              <w:top w:w="60" w:type="dxa"/>
+              <w:left w:w="100" w:type="dxa"/>
+              <w:bottom w:w="60" w:type="dxa"/>
+              <w:right w:w="100" w:type="dxa"/>
+            </w:tcMar>
+          </w:tcPr>
+          <w:p>
+            <w:pPr>
+              <w:spacing w:after="40"/>
+            </w:pPr>
+            <w:r>
+              <w:rPr>
+                <w:sz w:val="18"/>
+                <w:szCs w:val="18"/>
+              </w:rPr>
+              <w:t>POST /api/checkouts/membership (Idempotency-Key)</w:t>
+            </w:r>
+          </w:p>
+        </w:tc>
+        <w:tc>
+          <w:tcPr>
+            <w:tcW w:w="1000" w:type="dxa"/>
+            <w:tcMar>
+              <w:top w:w="60" w:type="dxa"/>
+              <w:left w:w="100" w:type="dxa"/>
+              <w:bottom w:w="60" w:type="dxa"/>
+              <w:right w:w="100" w:type="dxa"/>
+            </w:tcMar>
+          </w:tcPr>
+          <w:p>
+            <w:pPr>
+              <w:spacing w:after="40"/>
+            </w:pPr>
+            <w:r>
+              <w:rPr>
+                <w:sz w:val="18"/>
+                <w:szCs w:val="18"/>
+              </w:rPr>
+              <w:t>Đã có</w:t>
+            </w:r>
+          </w:p>
+        </w:tc>
+      </w:tr>
+      <w:tr>
+        <w:trPr>
+          <w:cantSplit/>
+        </w:trPr>
+        <w:tc>
+          <w:tcPr>
+            <w:tcW w:w="700" w:type="dxa"/>
+            <w:tcMar>
+              <w:top w:w="60" w:type="dxa"/>
+              <w:left w:w="100" w:type="dxa"/>
+              <w:bottom w:w="60" w:type="dxa"/>
+              <w:right w:w="100" w:type="dxa"/>
+            </w:tcMar>
+          </w:tcPr>
+          <w:p>
+            <w:pPr>
+              <w:spacing w:after="40"/>
+            </w:pPr>
+            <w:r>
+              <w:rPr>
+                <w:b/>
+                <w:bCs/>
+                <w:sz w:val="18"/>
+                <w:szCs w:val="18"/>
+              </w:rPr>
+              <w:t>FR-26</w:t>
+            </w:r>
+          </w:p>
+        </w:tc>
+        <w:tc>
+          <w:tcPr>
+            <w:tcW w:w="3900" w:type="dxa"/>
+            <w:tcMar>
+              <w:top w:w="60" w:type="dxa"/>
+              <w:left w:w="100" w:type="dxa"/>
+              <w:bottom w:w="60" w:type="dxa"/>
+              <w:right w:w="100" w:type="dxa"/>
+            </w:tcMar>
+          </w:tcPr>
+          <w:p>
+            <w:pPr>
+              <w:spacing w:after="40"/>
+            </w:pPr>
+            <w:r>
+              <w:rPr>
+                <w:sz w:val="18"/>
+                <w:szCs w:val="18"/>
+              </w:rPr>
+              <w:t>Vé Gym 1 ngày: 50.000 VND, có hiệu lực trong ngày thanh toán (giờ Việt Nam), mỗi Member một vé còn hiệu lực mỗi ngày, không bán khi Gym đang đóng cửa.</w:t>
+            </w:r>
+          </w:p>
+        </w:tc>
+        <w:tc>
+          <w:tcPr>
+            <w:tcW w:w="1500" w:type="dxa"/>
+            <w:tcMar>
+              <w:top w:w="60" w:type="dxa"/>
+              <w:left w:w="100" w:type="dxa"/>
+              <w:bottom w:w="60" w:type="dxa"/>
+              <w:right w:w="100" w:type="dxa"/>
+            </w:tcMar>
+          </w:tcPr>
+          <w:p>
+            <w:pPr>
+              <w:spacing w:after="40"/>
+            </w:pPr>
+            <w:r>
+              <w:rPr>
+                <w:sz w:val="18"/>
+                <w:szCs w:val="18"/>
+              </w:rPr>
+              <w:t>Member, Receptionist</w:t>
+            </w:r>
+          </w:p>
+        </w:tc>
+        <w:tc>
+          <w:tcPr>
+            <w:tcW w:w="1100" w:type="dxa"/>
+            <w:tcMar>
+              <w:top w:w="60" w:type="dxa"/>
+              <w:left w:w="100" w:type="dxa"/>
+              <w:bottom w:w="60" w:type="dxa"/>
+              <w:right w:w="100" w:type="dxa"/>
+            </w:tcMar>
+          </w:tcPr>
+          <w:p>
+            <w:pPr>
+              <w:spacing w:after="40"/>
+            </w:pPr>
+            <w:r>
+              <w:rPr>
+                <w:sz w:val="18"/>
+                <w:szCs w:val="18"/>
+              </w:rPr>
+              <w:t>Quyết định chủ sản phẩm</w:t>
+            </w:r>
+          </w:p>
+        </w:tc>
+        <w:tc>
+          <w:tcPr>
+            <w:tcW w:w="2600" w:type="dxa"/>
+            <w:tcMar>
+              <w:top w:w="60" w:type="dxa"/>
+              <w:left w:w="100" w:type="dxa"/>
+              <w:bottom w:w="60" w:type="dxa"/>
+              <w:right w:w="100" w:type="dxa"/>
+            </w:tcMar>
+          </w:tcPr>
+          <w:p>
+            <w:pPr>
+              <w:spacing w:after="40"/>
+            </w:pPr>
+            <w:r>
+              <w:rPr>
+                <w:sz w:val="18"/>
+                <w:szCs w:val="18"/>
+              </w:rPr>
+              <w:t>Cùng endpoint checkout; hằng số DayPass.PackageId = 50000</w:t>
+            </w:r>
+          </w:p>
+        </w:tc>
+        <w:tc>
+          <w:tcPr>
+            <w:tcW w:w="1000" w:type="dxa"/>
+            <w:tcMar>
+              <w:top w:w="60" w:type="dxa"/>
+              <w:left w:w="100" w:type="dxa"/>
+              <w:bottom w:w="60" w:type="dxa"/>
+              <w:right w:w="100" w:type="dxa"/>
+            </w:tcMar>
+          </w:tcPr>
+          <w:p>
+            <w:pPr>
+              <w:spacing w:after="40"/>
+            </w:pPr>
+            <w:r>
+              <w:rPr>
+                <w:sz w:val="18"/>
+                <w:szCs w:val="18"/>
+              </w:rPr>
+              <w:t>Đã có</w:t>
+            </w:r>
+          </w:p>
+        </w:tc>
+      </w:tr>
+      <w:tr>
+        <w:trPr>
+          <w:cantSplit/>
+        </w:trPr>
+        <w:tc>
+          <w:tcPr>
+            <w:tcW w:w="700" w:type="dxa"/>
+            <w:tcMar>
+              <w:top w:w="60" w:type="dxa"/>
+              <w:left w:w="100" w:type="dxa"/>
+              <w:bottom w:w="60" w:type="dxa"/>
+              <w:right w:w="100" w:type="dxa"/>
+            </w:tcMar>
+          </w:tcPr>
+          <w:p>
+            <w:pPr>
+              <w:spacing w:after="40"/>
+            </w:pPr>
+            <w:r>
+              <w:rPr>
+                <w:b/>
+                <w:bCs/>
+                <w:sz w:val="18"/>
+                <w:szCs w:val="18"/>
+              </w:rPr>
+              <w:t>FR-27</w:t>
+            </w:r>
+          </w:p>
+        </w:tc>
+        <w:tc>
+          <w:tcPr>
+            <w:tcW w:w="3900" w:type="dxa"/>
+            <w:tcMar>
+              <w:top w:w="60" w:type="dxa"/>
+              <w:left w:w="100" w:type="dxa"/>
+              <w:bottom w:w="60" w:type="dxa"/>
+              <w:right w:w="100" w:type="dxa"/>
+            </w:tcMar>
+          </w:tcPr>
+          <w:p>
+            <w:pPr>
+              <w:spacing w:after="40"/>
+            </w:pPr>
+            <w:r>
+              <w:rPr>
+                <w:sz w:val="18"/>
+                <w:szCs w:val="18"/>
+              </w:rPr>
+              <w:t>Xem gói đã mua, trạng thái và hạn dùng: Member xem của mình; nhân sự xem của một Member; quầy tìm toàn bộ theo trạng thái/từ khóa.</w:t>
+            </w:r>
+          </w:p>
+        </w:tc>
+        <w:tc>
+          <w:tcPr>
+            <w:tcW w:w="1500" w:type="dxa"/>
+            <w:tcMar>
+              <w:top w:w="60" w:type="dxa"/>
+              <w:left w:w="100" w:type="dxa"/>
+              <w:bottom w:w="60" w:type="dxa"/>
+              <w:right w:w="100" w:type="dxa"/>
+            </w:tcMar>
+          </w:tcPr>
+          <w:p>
+            <w:pPr>
+              <w:spacing w:after="40"/>
+            </w:pPr>
+            <w:r>
+              <w:rPr>
+                <w:sz w:val="18"/>
+                <w:szCs w:val="18"/>
+              </w:rPr>
+              <w:t>Member, Receptionist, Center Manager, Coach (có quan hệ)</w:t>
+            </w:r>
+          </w:p>
+        </w:tc>
+        <w:tc>
+          <w:tcPr>
+            <w:tcW w:w="1100" w:type="dxa"/>
+            <w:tcMar>
+              <w:top w:w="60" w:type="dxa"/>
+              <w:left w:w="100" w:type="dxa"/>
+              <w:bottom w:w="60" w:type="dxa"/>
+              <w:right w:w="100" w:type="dxa"/>
+            </w:tcMar>
+          </w:tcPr>
+          <w:p>
+            <w:pPr>
+              <w:spacing w:after="40"/>
+            </w:pPr>
+            <w:r>
+              <w:rPr>
+                <w:sz w:val="18"/>
+                <w:szCs w:val="18"/>
+              </w:rPr>
+              <w:t>BR-9</w:t>
+            </w:r>
+          </w:p>
+        </w:tc>
+        <w:tc>
+          <w:tcPr>
+            <w:tcW w:w="2600" w:type="dxa"/>
+            <w:tcMar>
+              <w:top w:w="60" w:type="dxa"/>
+              <w:left w:w="100" w:type="dxa"/>
+              <w:bottom w:w="60" w:type="dxa"/>
+              <w:right w:w="100" w:type="dxa"/>
+            </w:tcMar>
+          </w:tcPr>
+          <w:p>
+            <w:pPr>
+              <w:spacing w:after="40"/>
+            </w:pPr>
+            <w:r>
+              <w:rPr>
+                <w:sz w:val="18"/>
+                <w:szCs w:val="18"/>
+              </w:rPr>
+              <w:t>GET /api/members/me/packages; /api/members/{id}/packages; /api/member-packages</w:t>
+            </w:r>
+          </w:p>
+        </w:tc>
+        <w:tc>
+          <w:tcPr>
+            <w:tcW w:w="1000" w:type="dxa"/>
+            <w:tcMar>
+              <w:top w:w="60" w:type="dxa"/>
+              <w:left w:w="100" w:type="dxa"/>
+              <w:bottom w:w="60" w:type="dxa"/>
+              <w:right w:w="100" w:type="dxa"/>
+            </w:tcMar>
+          </w:tcPr>
+          <w:p>
+            <w:pPr>
+              <w:spacing w:after="40"/>
+            </w:pPr>
+            <w:r>
+              <w:rPr>
+                <w:sz w:val="18"/>
+                <w:szCs w:val="18"/>
+              </w:rPr>
+              <w:t>Đã có</w:t>
+            </w:r>
+          </w:p>
+        </w:tc>
+      </w:tr>
+      <w:tr>
+        <w:trPr>
+          <w:cantSplit/>
+        </w:trPr>
+        <w:tc>
+          <w:tcPr>
+            <w:tcW w:w="700" w:type="dxa"/>
+            <w:tcMar>
+              <w:top w:w="60" w:type="dxa"/>
+              <w:left w:w="100" w:type="dxa"/>
+              <w:bottom w:w="60" w:type="dxa"/>
+              <w:right w:w="100" w:type="dxa"/>
+            </w:tcMar>
+          </w:tcPr>
+          <w:p>
+            <w:pPr>
+              <w:spacing w:after="40"/>
+            </w:pPr>
+            <w:r>
+              <w:rPr>
+                <w:b/>
+                <w:bCs/>
+                <w:sz w:val="18"/>
+                <w:szCs w:val="18"/>
+              </w:rPr>
+              <w:t>FR-28</w:t>
+            </w:r>
+          </w:p>
+        </w:tc>
+        <w:tc>
+          <w:tcPr>
+            <w:tcW w:w="3900" w:type="dxa"/>
+            <w:tcMar>
+              <w:top w:w="60" w:type="dxa"/>
+              <w:left w:w="100" w:type="dxa"/>
+              <w:bottom w:w="60" w:type="dxa"/>
+              <w:right w:w="100" w:type="dxa"/>
+            </w:tcMar>
+          </w:tcPr>
+          <w:p>
+            <w:pPr>
+              <w:spacing w:after="40"/>
+            </w:pPr>
+            <w:r>
+              <w:rPr>
+                <w:sz w:val="18"/>
+                <w:szCs w:val="18"/>
+              </w:rPr>
+              <w:t>Tự động chuyển gói quá hạn sang Expired và gửi một thông báo nhắc trước hạn cho mỗi gói (không nhắc vé ngày).</w:t>
+            </w:r>
+          </w:p>
+        </w:tc>
+        <w:tc>
+          <w:tcPr>
+            <w:tcW w:w="1500" w:type="dxa"/>
+            <w:tcMar>
+              <w:top w:w="60" w:type="dxa"/>
+              <w:left w:w="100" w:type="dxa"/>
+              <w:bottom w:w="60" w:type="dxa"/>
+              <w:right w:w="100" w:type="dxa"/>
+            </w:tcMar>
+          </w:tcPr>
+          <w:p>
+            <w:pPr>
+              <w:spacing w:after="40"/>
+            </w:pPr>
+            <w:r>
+              <w:rPr>
+                <w:sz w:val="18"/>
+                <w:szCs w:val="18"/>
+              </w:rPr>
+              <w:t>Hệ thống</w:t>
+            </w:r>
+          </w:p>
+        </w:tc>
+        <w:tc>
+          <w:tcPr>
+            <w:tcW w:w="1100" w:type="dxa"/>
+            <w:tcMar>
+              <w:top w:w="60" w:type="dxa"/>
+              <w:left w:w="100" w:type="dxa"/>
+              <w:bottom w:w="60" w:type="dxa"/>
+              <w:right w:w="100" w:type="dxa"/>
+            </w:tcMar>
+          </w:tcPr>
+          <w:p>
+            <w:pPr>
+              <w:spacing w:after="40"/>
+            </w:pPr>
+            <w:r>
+              <w:rPr>
+                <w:sz w:val="18"/>
+                <w:szCs w:val="18"/>
+              </w:rPr>
+              <w:t>BR-11, 33</w:t>
+            </w:r>
+          </w:p>
+        </w:tc>
+        <w:tc>
+          <w:tcPr>
+            <w:tcW w:w="2600" w:type="dxa"/>
+            <w:tcMar>
+              <w:top w:w="60" w:type="dxa"/>
+              <w:left w:w="100" w:type="dxa"/>
+              <w:bottom w:w="60" w:type="dxa"/>
+              <w:right w:w="100" w:type="dxa"/>
+            </w:tcMar>
+          </w:tcPr>
+          <w:p>
+            <w:pPr>
+              <w:spacing w:after="40"/>
+            </w:pPr>
+            <w:r>
+              <w:rPr>
+                <w:sz w:val="18"/>
+                <w:szCs w:val="18"/>
+              </w:rPr>
+              <w:t>MemberPackageExpiryJob (15 phút/lần)</w:t>
+            </w:r>
+          </w:p>
+        </w:tc>
+        <w:tc>
+          <w:tcPr>
+            <w:tcW w:w="1000" w:type="dxa"/>
+            <w:tcMar>
+              <w:top w:w="60" w:type="dxa"/>
+              <w:left w:w="100" w:type="dxa"/>
+              <w:bottom w:w="60" w:type="dxa"/>
+              <w:right w:w="100" w:type="dxa"/>
+            </w:tcMar>
+          </w:tcPr>
+          <w:p>
+            <w:pPr>
+              <w:spacing w:after="40"/>
+            </w:pPr>
+            <w:r>
+              <w:rPr>
+                <w:sz w:val="18"/>
+                <w:szCs w:val="18"/>
+              </w:rPr>
+              <w:t>Đã có</w:t>
+            </w:r>
+          </w:p>
+        </w:tc>
+      </w:tr>
+      <w:tr>
+        <w:trPr>
+          <w:cantSplit/>
+        </w:trPr>
+        <w:tc>
+          <w:tcPr>
+            <w:tcW w:w="700" w:type="dxa"/>
+            <w:tcMar>
+              <w:top w:w="60" w:type="dxa"/>
+              <w:left w:w="100" w:type="dxa"/>
+              <w:bottom w:w="60" w:type="dxa"/>
+              <w:right w:w="100" w:type="dxa"/>
+            </w:tcMar>
+          </w:tcPr>
+          <w:p>
+            <w:pPr>
+              <w:spacing w:after="40"/>
+            </w:pPr>
+            <w:r>
+              <w:rPr>
+                <w:b/>
+                <w:bCs/>
+                <w:sz w:val="18"/>
+                <w:szCs w:val="18"/>
+              </w:rPr>
+              <w:t>FR-29</w:t>
+            </w:r>
+          </w:p>
+        </w:tc>
+        <w:tc>
+          <w:tcPr>
+            <w:tcW w:w="3900" w:type="dxa"/>
+            <w:tcMar>
+              <w:top w:w="60" w:type="dxa"/>
+              <w:left w:w="100" w:type="dxa"/>
+              <w:bottom w:w="60" w:type="dxa"/>
+              <w:right w:w="100" w:type="dxa"/>
+            </w:tcMar>
+          </w:tcPr>
+          <w:p>
+            <w:pPr>
+              <w:spacing w:after="40"/>
+            </w:pPr>
+            <w:r>
+              <w:rPr>
+                <w:sz w:val="18"/>
+                <w:szCs w:val="18"/>
+              </w:rPr>
+              <w:t>Gia hạn Membership đang Active thêm số ngày Gym đóng cửa do sự cố (không áp dụng vé ngày).</w:t>
+            </w:r>
+          </w:p>
+        </w:tc>
+        <w:tc>
+          <w:tcPr>
+            <w:tcW w:w="1500" w:type="dxa"/>
+            <w:tcMar>
+              <w:top w:w="60" w:type="dxa"/>
+              <w:left w:w="100" w:type="dxa"/>
+              <w:bottom w:w="60" w:type="dxa"/>
+              <w:right w:w="100" w:type="dxa"/>
+            </w:tcMar>
+          </w:tcPr>
+          <w:p>
+            <w:pPr>
+              <w:spacing w:after="40"/>
+            </w:pPr>
+            <w:r>
+              <w:rPr>
+                <w:sz w:val="18"/>
+                <w:szCs w:val="18"/>
+              </w:rPr>
+              <w:t>Hệ thống (Flow 2 gọi)</w:t>
+            </w:r>
+          </w:p>
+        </w:tc>
+        <w:tc>
+          <w:tcPr>
+            <w:tcW w:w="1100" w:type="dxa"/>
+            <w:tcMar>
+              <w:top w:w="60" w:type="dxa"/>
+              <w:left w:w="100" w:type="dxa"/>
+              <w:bottom w:w="60" w:type="dxa"/>
+              <w:right w:w="100" w:type="dxa"/>
+            </w:tcMar>
+          </w:tcPr>
+          <w:p>
+            <w:pPr>
+              <w:spacing w:after="40"/>
+            </w:pPr>
+            <w:r>
+              <w:rPr>
+                <w:sz w:val="18"/>
+                <w:szCs w:val="18"/>
+              </w:rPr>
+              <w:t>BR-130, 138</w:t>
+            </w:r>
+          </w:p>
+        </w:tc>
+        <w:tc>
+          <w:tcPr>
+            <w:tcW w:w="2600" w:type="dxa"/>
+            <w:tcMar>
+              <w:top w:w="60" w:type="dxa"/>
+              <w:left w:w="100" w:type="dxa"/>
+              <w:bottom w:w="60" w:type="dxa"/>
+              <w:right w:w="100" w:type="dxa"/>
+            </w:tcMar>
+          </w:tcPr>
+          <w:p>
+            <w:pPr>
+              <w:spacing w:after="40"/>
+            </w:pPr>
+            <w:r>
+              <w:rPr>
+                <w:sz w:val="18"/>
+                <w:szCs w:val="18"/>
+              </w:rPr>
+              <w:t>IMembershipClosureExtension</w:t>
+            </w:r>
+          </w:p>
+        </w:tc>
+        <w:tc>
+          <w:tcPr>
+            <w:tcW w:w="1000" w:type="dxa"/>
+            <w:tcMar>
+              <w:top w:w="60" w:type="dxa"/>
+              <w:left w:w="100" w:type="dxa"/>
+              <w:bottom w:w="60" w:type="dxa"/>
+              <w:right w:w="100" w:type="dxa"/>
+            </w:tcMar>
+          </w:tcPr>
+          <w:p>
+            <w:pPr>
+              <w:spacing w:after="40"/>
+            </w:pPr>
+            <w:r>
+              <w:rPr>
+                <w:sz w:val="18"/>
+                <w:szCs w:val="18"/>
+              </w:rPr>
+              <w:t>Đã có</w:t>
+            </w:r>
+          </w:p>
+        </w:tc>
+      </w:tr>
+      <w:tr>
+        <w:trPr>
+          <w:cantSplit/>
+        </w:trPr>
+        <w:tc>
+          <w:tcPr>
+            <w:tcW w:w="700" w:type="dxa"/>
+            <w:tcMar>
+              <w:top w:w="60" w:type="dxa"/>
+              <w:left w:w="100" w:type="dxa"/>
+              <w:bottom w:w="60" w:type="dxa"/>
+              <w:right w:w="100" w:type="dxa"/>
+            </w:tcMar>
+          </w:tcPr>
+          <w:p>
+            <w:pPr>
+              <w:spacing w:after="40"/>
+            </w:pPr>
+            <w:r>
+              <w:rPr>
+                <w:b/>
+                <w:bCs/>
+                <w:sz w:val="18"/>
+                <w:szCs w:val="18"/>
+              </w:rPr>
+              <w:t>FR-30</w:t>
+            </w:r>
+          </w:p>
+        </w:tc>
+        <w:tc>
+          <w:tcPr>
+            <w:tcW w:w="3900" w:type="dxa"/>
+            <w:tcMar>
+              <w:top w:w="60" w:type="dxa"/>
+              <w:left w:w="100" w:type="dxa"/>
+              <w:bottom w:w="60" w:type="dxa"/>
+              <w:right w:w="100" w:type="dxa"/>
+            </w:tcMar>
+          </w:tcPr>
+          <w:p>
+            <w:pPr>
+              <w:spacing w:after="40"/>
+            </w:pPr>
+            <w:r>
+              <w:rPr>
+                <w:sz w:val="18"/>
+                <w:szCs w:val="18"/>
+              </w:rPr>
+              <w:t>Hồ sơ tập luyện của Member (mục tiêu, trình độ, ngày sinh, giới tính, chiều cao, cân nặng, mức vận động, chế độ ăn…); lưu lịch sử số đo; Manager và Coach có quan hệ Active được đọc.</w:t>
+            </w:r>
+          </w:p>
+        </w:tc>
+        <w:tc>
+          <w:tcPr>
+            <w:tcW w:w="1500" w:type="dxa"/>
+            <w:tcMar>
+              <w:top w:w="60" w:type="dxa"/>
+              <w:left w:w="100" w:type="dxa"/>
+              <w:bottom w:w="60" w:type="dxa"/>
+              <w:right w:w="100" w:type="dxa"/>
+            </w:tcMar>
+          </w:tcPr>
+          <w:p>
+            <w:pPr>
+              <w:spacing w:after="40"/>
+            </w:pPr>
+            <w:r>
+              <w:rPr>
+                <w:sz w:val="18"/>
+                <w:szCs w:val="18"/>
+              </w:rPr>
+              <w:t>Member (ghi); Center Manager, Coach (đọc)</w:t>
+            </w:r>
+          </w:p>
+        </w:tc>
+        <w:tc>
+          <w:tcPr>
+            <w:tcW w:w="1100" w:type="dxa"/>
+            <w:tcMar>
+              <w:top w:w="60" w:type="dxa"/>
+              <w:left w:w="100" w:type="dxa"/>
+              <w:bottom w:w="60" w:type="dxa"/>
+              <w:right w:w="100" w:type="dxa"/>
+            </w:tcMar>
+          </w:tcPr>
+          <w:p>
+            <w:pPr>
+              <w:spacing w:after="40"/>
+            </w:pPr>
+            <w:r>
+              <w:rPr>
+                <w:sz w:val="18"/>
+                <w:szCs w:val="18"/>
+              </w:rPr>
+              <w:t>BR-26</w:t>
+            </w:r>
+          </w:p>
+        </w:tc>
+        <w:tc>
+          <w:tcPr>
+            <w:tcW w:w="2600" w:type="dxa"/>
+            <w:tcMar>
+              <w:top w:w="60" w:type="dxa"/>
+              <w:left w:w="100" w:type="dxa"/>
+              <w:bottom w:w="60" w:type="dxa"/>
+              <w:right w:w="100" w:type="dxa"/>
+            </w:tcMar>
+          </w:tcPr>
+          <w:p>
+            <w:pPr>
+              <w:spacing w:after="40"/>
+            </w:pPr>
+            <w:r>
+              <w:rPr>
+                <w:sz w:val="18"/>
+                <w:szCs w:val="18"/>
+              </w:rPr>
+              <w:t>GET/PUT /api/members/me/training-profile; GET /api/members/{id}/training-profile</w:t>
+            </w:r>
+          </w:p>
+        </w:tc>
+        <w:tc>
+          <w:tcPr>
+            <w:tcW w:w="1000" w:type="dxa"/>
+            <w:tcMar>
+              <w:top w:w="60" w:type="dxa"/>
+              <w:left w:w="100" w:type="dxa"/>
+              <w:bottom w:w="60" w:type="dxa"/>
+              <w:right w:w="100" w:type="dxa"/>
+            </w:tcMar>
+          </w:tcPr>
+          <w:p>
+            <w:pPr>
+              <w:spacing w:after="40"/>
+            </w:pPr>
+            <w:r>
+              <w:rPr>
+                <w:sz w:val="18"/>
+                <w:szCs w:val="18"/>
+              </w:rPr>
+              <w:t>Đã có</w:t>
+            </w:r>
+          </w:p>
+        </w:tc>
+      </w:tr>
+      <w:tr>
+        <w:trPr>
+          <w:cantSplit/>
+        </w:trPr>
+        <w:tc>
+          <w:tcPr>
+            <w:tcW w:w="700" w:type="dxa"/>
+            <w:tcMar>
+              <w:top w:w="60" w:type="dxa"/>
+              <w:left w:w="100" w:type="dxa"/>
+              <w:bottom w:w="60" w:type="dxa"/>
+              <w:right w:w="100" w:type="dxa"/>
+            </w:tcMar>
+          </w:tcPr>
+          <w:p>
+            <w:pPr>
+              <w:spacing w:after="40"/>
+            </w:pPr>
+            <w:r>
+              <w:rPr>
+                <w:b/>
+                <w:bCs/>
+                <w:sz w:val="18"/>
+                <w:szCs w:val="18"/>
+              </w:rPr>
+              <w:t>FR-31</w:t>
+            </w:r>
+          </w:p>
+        </w:tc>
+        <w:tc>
+          <w:tcPr>
+            <w:tcW w:w="3900" w:type="dxa"/>
+            <w:tcMar>
+              <w:top w:w="60" w:type="dxa"/>
+              <w:left w:w="100" w:type="dxa"/>
+              <w:bottom w:w="60" w:type="dxa"/>
+              <w:right w:w="100" w:type="dxa"/>
+            </w:tcMar>
+          </w:tcPr>
+          <w:p>
+            <w:pPr>
+              <w:spacing w:after="40"/>
+            </w:pPr>
+            <w:r>
+              <w:rPr>
+                <w:sz w:val="18"/>
+                <w:szCs w:val="18"/>
+              </w:rPr>
+              <w:t>Báo cáo hội viên: tổng quan theo ngày (tổng Member, có/không Membership, đếm theo trạng thái gói, vé ngày) và theo kỳ (Member mới, đang hiệu lực cuối kỳ, số người mua, vé ngày đã bán).</w:t>
+            </w:r>
+          </w:p>
+        </w:tc>
+        <w:tc>
+          <w:tcPr>
+            <w:tcW w:w="1500" w:type="dxa"/>
+            <w:tcMar>
+              <w:top w:w="60" w:type="dxa"/>
+              <w:left w:w="100" w:type="dxa"/>
+              <w:bottom w:w="60" w:type="dxa"/>
+              <w:right w:w="100" w:type="dxa"/>
+            </w:tcMar>
+          </w:tcPr>
+          <w:p>
+            <w:pPr>
+              <w:spacing w:after="40"/>
+            </w:pPr>
+            <w:r>
+              <w:rPr>
+                <w:sz w:val="18"/>
+                <w:szCs w:val="18"/>
+              </w:rPr>
+              <w:t>Center Manager</w:t>
+            </w:r>
+          </w:p>
+        </w:tc>
+        <w:tc>
+          <w:tcPr>
+            <w:tcW w:w="1100" w:type="dxa"/>
+            <w:tcMar>
+              <w:top w:w="60" w:type="dxa"/>
+              <w:left w:w="100" w:type="dxa"/>
+              <w:bottom w:w="60" w:type="dxa"/>
+              <w:right w:w="100" w:type="dxa"/>
+            </w:tcMar>
+          </w:tcPr>
+          <w:p>
+            <w:pPr>
+              <w:spacing w:after="40"/>
+            </w:pPr>
+            <w:r>
+              <w:rPr>
+                <w:sz w:val="18"/>
+                <w:szCs w:val="18"/>
+              </w:rPr>
+              <w:t>Đề bài Manager</w:t>
+            </w:r>
+          </w:p>
+        </w:tc>
+        <w:tc>
+          <w:tcPr>
+            <w:tcW w:w="2600" w:type="dxa"/>
+            <w:tcMar>
+              <w:top w:w="60" w:type="dxa"/>
+              <w:left w:w="100" w:type="dxa"/>
+              <w:bottom w:w="60" w:type="dxa"/>
+              <w:right w:w="100" w:type="dxa"/>
+            </w:tcMar>
+          </w:tcPr>
+          <w:p>
+            <w:pPr>
+              <w:spacing w:after="40"/>
+            </w:pPr>
+            <w:r>
+              <w:rPr>
+                <w:sz w:val="18"/>
+                <w:szCs w:val="18"/>
+              </w:rPr>
+              <w:t>GET /api/reports/membership-summary; /membership-period</w:t>
+            </w:r>
+          </w:p>
+        </w:tc>
+        <w:tc>
+          <w:tcPr>
+            <w:tcW w:w="1000" w:type="dxa"/>
+            <w:tcMar>
+              <w:top w:w="60" w:type="dxa"/>
+              <w:left w:w="100" w:type="dxa"/>
+              <w:bottom w:w="60" w:type="dxa"/>
+              <w:right w:w="100" w:type="dxa"/>
+            </w:tcMar>
+          </w:tcPr>
+          <w:p>
+            <w:pPr>
+              <w:spacing w:after="40"/>
+            </w:pPr>
+            <w:r>
+              <w:rPr>
+                <w:sz w:val="18"/>
+                <w:szCs w:val="18"/>
+              </w:rPr>
+              <w:t>Đã có</w:t>
+            </w:r>
+          </w:p>
+        </w:tc>
+      </w:tr>
+    </w:tbl>
+    <w:p/>
+    <w:p>
+      <w:pPr>
+        <w:pStyle w:val="u2"/>
+      </w:pPr>
+      <w:r>
+        <w:t>Q.3 Yêu cầu phi chức năng (NFR)</w:t>
+      </w:r>
+    </w:p>
+    <w:tbl>
+      <w:tblPr>
+        <w:tblW w:w="10800" w:type="dxa"/>
+        <w:tblBorders>
+          <w:top w:val="single" w:sz="4" w:space="0" w:color="auto"/>
+          <w:left w:val="single" w:sz="4" w:space="0" w:color="auto"/>
+          <w:bottom w:val="single" w:sz="4" w:space="0" w:color="auto"/>
+          <w:right w:val="single" w:sz="4" w:space="0" w:color="auto"/>
+          <w:insideH w:val="single" w:sz="4" w:space="0" w:color="auto"/>
+          <w:insideV w:val="single" w:sz="4" w:space="0" w:color="auto"/>
+        </w:tblBorders>
+        <w:tblLayout w:type="fixed"/>
+        <w:tblCellMar>
+          <w:left w:w="10" w:type="dxa"/>
+          <w:right w:w="10" w:type="dxa"/>
+        </w:tblCellMar>
+        <w:tblLook w:val="04A0" w:firstRow="1" w:lastRow="0" w:firstColumn="1" w:lastColumn="0" w:noHBand="0" w:noVBand="1"/>
+      </w:tblPr>
+      <w:tblGrid>
+        <w:gridCol w:w="1200"/>
+        <w:gridCol w:w="2000"/>
+        <w:gridCol w:w="5700"/>
+        <w:gridCol w:w="1900"/>
+      </w:tblGrid>
+      <w:tr>
+        <w:trPr>
+          <w:cantSplit/>
+          <w:tblHeader/>
+        </w:trPr>
+        <w:tc>
+          <w:tcPr>
+            <w:tcW w:w="1200" w:type="dxa"/>
+            <w:shd w:val="clear" w:color="auto" w:fill="D9E2F3"/>
+            <w:tcMar>
+              <w:top w:w="60" w:type="dxa"/>
+              <w:left w:w="100" w:type="dxa"/>
+              <w:bottom w:w="60" w:type="dxa"/>
+              <w:right w:w="100" w:type="dxa"/>
+            </w:tcMar>
+          </w:tcPr>
+          <w:p>
+            <w:pPr>
+              <w:spacing w:after="40"/>
+            </w:pPr>
+            <w:r>
+              <w:rPr>
+                <w:b/>
+                <w:bCs/>
+                <w:sz w:val="18"/>
+                <w:szCs w:val="18"/>
+              </w:rPr>
+              <w:t>Mã</w:t>
+            </w:r>
+          </w:p>
+        </w:tc>
+        <w:tc>
+          <w:tcPr>
+            <w:tcW w:w="2000" w:type="dxa"/>
+            <w:shd w:val="clear" w:color="auto" w:fill="D9E2F3"/>
+            <w:tcMar>
+              <w:top w:w="60" w:type="dxa"/>
+              <w:left w:w="100" w:type="dxa"/>
+              <w:bottom w:w="60" w:type="dxa"/>
+              <w:right w:w="100" w:type="dxa"/>
+            </w:tcMar>
+          </w:tcPr>
+          <w:p>
+            <w:pPr>
+              <w:spacing w:after="40"/>
+            </w:pPr>
+            <w:r>
+              <w:rPr>
+                <w:b/>
+                <w:bCs/>
+                <w:sz w:val="18"/>
+                <w:szCs w:val="18"/>
+              </w:rPr>
+              <w:t>Nhóm</w:t>
+            </w:r>
+          </w:p>
+        </w:tc>
+        <w:tc>
+          <w:tcPr>
+            <w:tcW w:w="5700" w:type="dxa"/>
+            <w:shd w:val="clear" w:color="auto" w:fill="D9E2F3"/>
+            <w:tcMar>
+              <w:top w:w="60" w:type="dxa"/>
+              <w:left w:w="100" w:type="dxa"/>
+              <w:bottom w:w="60" w:type="dxa"/>
+              <w:right w:w="100" w:type="dxa"/>
+            </w:tcMar>
+          </w:tcPr>
+          <w:p>
+            <w:pPr>
+              <w:spacing w:after="40"/>
+            </w:pPr>
+            <w:r>
+              <w:rPr>
+                <w:b/>
+                <w:bCs/>
+                <w:sz w:val="18"/>
+                <w:szCs w:val="18"/>
+              </w:rPr>
+              <w:t>Yêu cầu hiện thực</w:t>
+            </w:r>
+          </w:p>
+        </w:tc>
+        <w:tc>
+          <w:tcPr>
+            <w:tcW w:w="1900" w:type="dxa"/>
+            <w:shd w:val="clear" w:color="auto" w:fill="D9E2F3"/>
+            <w:tcMar>
+              <w:top w:w="60" w:type="dxa"/>
+              <w:left w:w="100" w:type="dxa"/>
+              <w:bottom w:w="60" w:type="dxa"/>
+              <w:right w:w="100" w:type="dxa"/>
+            </w:tcMar>
+          </w:tcPr>
+          <w:p>
+            <w:pPr>
+              <w:spacing w:after="40"/>
+            </w:pPr>
+            <w:r>
+              <w:rPr>
+                <w:b/>
+                <w:bCs/>
+                <w:sz w:val="18"/>
+                <w:szCs w:val="18"/>
+              </w:rPr>
+              <w:t>Nơi hiện thực</w:t>
+            </w:r>
+          </w:p>
+        </w:tc>
+      </w:tr>
+      <w:tr>
+        <w:trPr>
+          <w:cantSplit/>
+        </w:trPr>
+        <w:tc>
+          <w:tcPr>
+            <w:tcW w:w="1200" w:type="dxa"/>
+            <w:tcMar>
+              <w:top w:w="60" w:type="dxa"/>
+              <w:left w:w="100" w:type="dxa"/>
+              <w:bottom w:w="60" w:type="dxa"/>
+              <w:right w:w="100" w:type="dxa"/>
+            </w:tcMar>
+          </w:tcPr>
+          <w:p>
+            <w:pPr>
+              <w:spacing w:after="40"/>
+            </w:pPr>
+            <w:r>
+              <w:rPr>
+                <w:b/>
+                <w:bCs/>
+                <w:sz w:val="18"/>
+                <w:szCs w:val="18"/>
+              </w:rPr>
+              <w:t>NFR-F1-01</w:t>
+            </w:r>
+          </w:p>
+        </w:tc>
+        <w:tc>
+          <w:tcPr>
+            <w:tcW w:w="2000" w:type="dxa"/>
+            <w:tcMar>
+              <w:top w:w="60" w:type="dxa"/>
+              <w:left w:w="100" w:type="dxa"/>
+              <w:bottom w:w="60" w:type="dxa"/>
+              <w:right w:w="100" w:type="dxa"/>
+            </w:tcMar>
+          </w:tcPr>
+          <w:p>
+            <w:pPr>
+              <w:spacing w:after="40"/>
+            </w:pPr>
+            <w:r>
+              <w:rPr>
+                <w:sz w:val="18"/>
+                <w:szCs w:val="18"/>
+              </w:rPr>
+              <w:t>Xác thực JWT</w:t>
+            </w:r>
+          </w:p>
+        </w:tc>
+        <w:tc>
+          <w:tcPr>
+            <w:tcW w:w="5700" w:type="dxa"/>
+            <w:tcMar>
+              <w:top w:w="60" w:type="dxa"/>
+              <w:left w:w="100" w:type="dxa"/>
+              <w:bottom w:w="60" w:type="dxa"/>
+              <w:right w:w="100" w:type="dxa"/>
+            </w:tcMar>
+          </w:tcPr>
+          <w:p>
+            <w:pPr>
+              <w:spacing w:after="40"/>
+            </w:pPr>
+            <w:r>
+              <w:rPr>
+                <w:sz w:val="18"/>
+                <w:szCs w:val="18"/>
+              </w:rPr>
+              <w:t>JWT ký HS256, kiểm issuer, audience, hạn dùng; mặc định 60 phút (cấu hình 1–1440); lệch giờ 1 phút; khóa bí mật tối thiểu 32 ký tự và bắt buộc cấu hình khi khởi động.</w:t>
+            </w:r>
+          </w:p>
+        </w:tc>
+        <w:tc>
+          <w:tcPr>
+            <w:tcW w:w="1900" w:type="dxa"/>
+            <w:tcMar>
+              <w:top w:w="60" w:type="dxa"/>
+              <w:left w:w="100" w:type="dxa"/>
+              <w:bottom w:w="60" w:type="dxa"/>
+              <w:right w:w="100" w:type="dxa"/>
+            </w:tcMar>
+          </w:tcPr>
+          <w:p>
+            <w:pPr>
+              <w:spacing w:after="40"/>
+            </w:pPr>
+            <w:r>
+              <w:rPr>
+                <w:sz w:val="18"/>
+                <w:szCs w:val="18"/>
+              </w:rPr>
+              <w:t>JwtOptions, JwtBearerExtensions</w:t>
+            </w:r>
+          </w:p>
+        </w:tc>
+      </w:tr>
+      <w:tr>
+        <w:trPr>
+          <w:cantSplit/>
+        </w:trPr>
+        <w:tc>
+          <w:tcPr>
+            <w:tcW w:w="1200" w:type="dxa"/>
+            <w:tcMar>
+              <w:top w:w="60" w:type="dxa"/>
+              <w:left w:w="100" w:type="dxa"/>
+              <w:bottom w:w="60" w:type="dxa"/>
+              <w:right w:w="100" w:type="dxa"/>
+            </w:tcMar>
+          </w:tcPr>
+          <w:p>
+            <w:pPr>
+              <w:spacing w:after="40"/>
+            </w:pPr>
+            <w:r>
+              <w:rPr>
+                <w:b/>
+                <w:bCs/>
+                <w:sz w:val="18"/>
+                <w:szCs w:val="18"/>
+              </w:rPr>
+              <w:t>NFR-F1-02</w:t>
+            </w:r>
+          </w:p>
+        </w:tc>
+        <w:tc>
+          <w:tcPr>
+            <w:tcW w:w="2000" w:type="dxa"/>
+            <w:tcMar>
+              <w:top w:w="60" w:type="dxa"/>
+              <w:left w:w="100" w:type="dxa"/>
+              <w:bottom w:w="60" w:type="dxa"/>
+              <w:right w:w="100" w:type="dxa"/>
+            </w:tcMar>
+          </w:tcPr>
+          <w:p>
+            <w:pPr>
+              <w:spacing w:after="40"/>
+            </w:pPr>
+            <w:r>
+              <w:rPr>
+                <w:sz w:val="18"/>
+                <w:szCs w:val="18"/>
+              </w:rPr>
+              <w:t>Hiệu lực tức thì khi khóa/đổi quyền</w:t>
+            </w:r>
+          </w:p>
+        </w:tc>
+        <w:tc>
+          <w:tcPr>
+            <w:tcW w:w="5700" w:type="dxa"/>
+            <w:tcMar>
+              <w:top w:w="60" w:type="dxa"/>
+              <w:left w:w="100" w:type="dxa"/>
+              <w:bottom w:w="60" w:type="dxa"/>
+              <w:right w:w="100" w:type="dxa"/>
+            </w:tcMar>
+          </w:tcPr>
+          <w:p>
+            <w:pPr>
+              <w:spacing w:after="40"/>
+            </w:pPr>
+            <w:r>
+              <w:rPr>
+                <w:sz w:val="18"/>
+                <w:szCs w:val="18"/>
+              </w:rPr>
+              <w:t>Mỗi request đã xác thực đọc lại trạng thái, security stamp và vai trò từ CSDL; sai khớp hoặc lỗi CSDL thì từ chối (fail closed). Đổi/đặt lại mật khẩu và đổi vai trò đổi stamp. Chưa có refresh token hay logout-all.</w:t>
+            </w:r>
+          </w:p>
+        </w:tc>
+        <w:tc>
+          <w:tcPr>
+            <w:tcW w:w="1900" w:type="dxa"/>
+            <w:tcMar>
+              <w:top w:w="60" w:type="dxa"/>
+              <w:left w:w="100" w:type="dxa"/>
+              <w:bottom w:w="60" w:type="dxa"/>
+              <w:right w:w="100" w:type="dxa"/>
+            </w:tcMar>
+          </w:tcPr>
+          <w:p>
+            <w:pPr>
+              <w:spacing w:after="40"/>
+            </w:pPr>
+            <w:r>
+              <w:rPr>
+                <w:sz w:val="18"/>
+                <w:szCs w:val="18"/>
+              </w:rPr>
+              <w:t>AccountStatusJwtExtensions</w:t>
+            </w:r>
+          </w:p>
+        </w:tc>
+      </w:tr>
+      <w:tr>
+        <w:trPr>
+          <w:cantSplit/>
+        </w:trPr>
+        <w:tc>
+          <w:tcPr>
+            <w:tcW w:w="1200" w:type="dxa"/>
+            <w:tcMar>
+              <w:top w:w="60" w:type="dxa"/>
+              <w:left w:w="100" w:type="dxa"/>
+              <w:bottom w:w="60" w:type="dxa"/>
+              <w:right w:w="100" w:type="dxa"/>
+            </w:tcMar>
+          </w:tcPr>
+          <w:p>
+            <w:pPr>
+              <w:spacing w:after="40"/>
+            </w:pPr>
+            <w:r>
+              <w:rPr>
+                <w:b/>
+                <w:bCs/>
+                <w:sz w:val="18"/>
+                <w:szCs w:val="18"/>
+              </w:rPr>
+              <w:t>NFR-F1-03</w:t>
+            </w:r>
+          </w:p>
+        </w:tc>
+        <w:tc>
+          <w:tcPr>
+            <w:tcW w:w="2000" w:type="dxa"/>
+            <w:tcMar>
+              <w:top w:w="60" w:type="dxa"/>
+              <w:left w:w="100" w:type="dxa"/>
+              <w:bottom w:w="60" w:type="dxa"/>
+              <w:right w:w="100" w:type="dxa"/>
+            </w:tcMar>
+          </w:tcPr>
+          <w:p>
+            <w:pPr>
+              <w:spacing w:after="40"/>
+            </w:pPr>
+            <w:r>
+              <w:rPr>
+                <w:sz w:val="18"/>
+                <w:szCs w:val="18"/>
+              </w:rPr>
+              <w:t>Lưu mật khẩu</w:t>
+            </w:r>
+          </w:p>
+        </w:tc>
+        <w:tc>
+          <w:tcPr>
+            <w:tcW w:w="5700" w:type="dxa"/>
+            <w:tcMar>
+              <w:top w:w="60" w:type="dxa"/>
+              <w:left w:w="100" w:type="dxa"/>
+              <w:bottom w:w="60" w:type="dxa"/>
+              <w:right w:w="100" w:type="dxa"/>
+            </w:tcMar>
+          </w:tcPr>
+          <w:p>
+            <w:pPr>
+              <w:spacing w:after="40"/>
+            </w:pPr>
+            <w:r>
+              <w:rPr>
+                <w:sz w:val="18"/>
+                <w:szCs w:val="18"/>
+              </w:rPr>
+              <w:t>BCrypt cost 11 kèm enhanced entropy (tiền tố v2$), không giới hạn 72 byte; hash cũ tự băm lại khi đăng nhập đúng; đăng nhập sai email vẫn verify hash giả để giữ thời gian xử lý. Chính sách 8–64 ký tự, đủ 4 nhóm, không chứa phần trước @.</w:t>
+            </w:r>
+          </w:p>
+        </w:tc>
+        <w:tc>
+          <w:tcPr>
+            <w:tcW w:w="1900" w:type="dxa"/>
+            <w:tcMar>
+              <w:top w:w="60" w:type="dxa"/>
+              <w:left w:w="100" w:type="dxa"/>
+              <w:bottom w:w="60" w:type="dxa"/>
+              <w:right w:w="100" w:type="dxa"/>
+            </w:tcMar>
+          </w:tcPr>
+          <w:p>
+            <w:pPr>
+              <w:spacing w:after="40"/>
+            </w:pPr>
+            <w:r>
+              <w:rPr>
+                <w:sz w:val="18"/>
+                <w:szCs w:val="18"/>
+              </w:rPr>
+              <w:t>PasswordHasher, PasswordPolicy</w:t>
+            </w:r>
+          </w:p>
+        </w:tc>
+      </w:tr>
+      <w:tr>
+        <w:trPr>
+          <w:cantSplit/>
+        </w:trPr>
+        <w:tc>
+          <w:tcPr>
+            <w:tcW w:w="1200" w:type="dxa"/>
+            <w:tcMar>
+              <w:top w:w="60" w:type="dxa"/>
+              <w:left w:w="100" w:type="dxa"/>
+              <w:bottom w:w="60" w:type="dxa"/>
+              <w:right w:w="100" w:type="dxa"/>
+            </w:tcMar>
+          </w:tcPr>
+          <w:p>
+            <w:pPr>
+              <w:spacing w:after="40"/>
+            </w:pPr>
+            <w:r>
+              <w:rPr>
+                <w:b/>
+                <w:bCs/>
+                <w:sz w:val="18"/>
+                <w:szCs w:val="18"/>
+              </w:rPr>
+              <w:t>NFR-F1-04</w:t>
+            </w:r>
+          </w:p>
+        </w:tc>
+        <w:tc>
+          <w:tcPr>
+            <w:tcW w:w="2000" w:type="dxa"/>
+            <w:tcMar>
+              <w:top w:w="60" w:type="dxa"/>
+              <w:left w:w="100" w:type="dxa"/>
+              <w:bottom w:w="60" w:type="dxa"/>
+              <w:right w:w="100" w:type="dxa"/>
+            </w:tcMar>
+          </w:tcPr>
+          <w:p>
+            <w:pPr>
+              <w:spacing w:after="40"/>
+            </w:pPr>
+            <w:r>
+              <w:rPr>
+                <w:sz w:val="18"/>
+                <w:szCs w:val="18"/>
+              </w:rPr>
+              <w:t>Bảo vệ OTP và link</w:t>
+            </w:r>
+          </w:p>
+        </w:tc>
+        <w:tc>
+          <w:tcPr>
+            <w:tcW w:w="5700" w:type="dxa"/>
+            <w:tcMar>
+              <w:top w:w="60" w:type="dxa"/>
+              <w:left w:w="100" w:type="dxa"/>
+              <w:bottom w:w="60" w:type="dxa"/>
+              <w:right w:w="100" w:type="dxa"/>
+            </w:tcMar>
+          </w:tcPr>
+          <w:p>
+            <w:pPr>
+              <w:spacing w:after="40"/>
+            </w:pPr>
+            <w:r>
+              <w:rPr>
+                <w:sz w:val="18"/>
+                <w:szCs w:val="18"/>
+              </w:rPr>
+              <w:t>Chỉ lưu SHA-256; so sánh thời gian cố định; hạn 10 phút (link kích hoạt 24 giờ); tối đa 5 lần sai; gửi lại cách nhau 60 giây; chỉ mã mới nhất còn hiệu lực; tiêu mã bằng UPDATE có điều kiện nên hai request song song chỉ một thắng.</w:t>
+            </w:r>
+          </w:p>
+        </w:tc>
+        <w:tc>
+          <w:tcPr>
+            <w:tcW w:w="1900" w:type="dxa"/>
+            <w:tcMar>
+              <w:top w:w="60" w:type="dxa"/>
+              <w:left w:w="100" w:type="dxa"/>
+              <w:bottom w:w="60" w:type="dxa"/>
+              <w:right w:w="100" w:type="dxa"/>
+            </w:tcMar>
+          </w:tcPr>
+          <w:p>
+            <w:pPr>
+              <w:spacing w:after="40"/>
+            </w:pPr>
+            <w:r>
+              <w:rPr>
+                <w:sz w:val="18"/>
+                <w:szCs w:val="18"/>
+              </w:rPr>
+              <w:t>EmailOtpFlow, OtpCodes</w:t>
+            </w:r>
+          </w:p>
+        </w:tc>
+      </w:tr>
+      <w:tr>
+        <w:trPr>
+          <w:cantSplit/>
+        </w:trPr>
+        <w:tc>
+          <w:tcPr>
+            <w:tcW w:w="1200" w:type="dxa"/>
+            <w:tcMar>
+              <w:top w:w="60" w:type="dxa"/>
+              <w:left w:w="100" w:type="dxa"/>
+              <w:bottom w:w="60" w:type="dxa"/>
+              <w:right w:w="100" w:type="dxa"/>
+            </w:tcMar>
+          </w:tcPr>
+          <w:p>
+            <w:pPr>
+              <w:spacing w:after="40"/>
+            </w:pPr>
+            <w:r>
+              <w:rPr>
+                <w:b/>
+                <w:bCs/>
+                <w:sz w:val="18"/>
+                <w:szCs w:val="18"/>
+              </w:rPr>
+              <w:lastRenderedPageBreak/>
+              <w:t>NFR-F1-05</w:t>
+            </w:r>
+          </w:p>
+        </w:tc>
+        <w:tc>
+          <w:tcPr>
+            <w:tcW w:w="2000" w:type="dxa"/>
+            <w:tcMar>
+              <w:top w:w="60" w:type="dxa"/>
+              <w:left w:w="100" w:type="dxa"/>
+              <w:bottom w:w="60" w:type="dxa"/>
+              <w:right w:w="100" w:type="dxa"/>
+            </w:tcMar>
+          </w:tcPr>
+          <w:p>
+            <w:pPr>
+              <w:spacing w:after="40"/>
+            </w:pPr>
+            <w:r>
+              <w:rPr>
+                <w:sz w:val="18"/>
+                <w:szCs w:val="18"/>
+              </w:rPr>
+              <w:t>Giới hạn tần suất (theo IP, fixed window 1 phút)</w:t>
+            </w:r>
+          </w:p>
+        </w:tc>
+        <w:tc>
+          <w:tcPr>
+            <w:tcW w:w="5700" w:type="dxa"/>
+            <w:tcMar>
+              <w:top w:w="60" w:type="dxa"/>
+              <w:left w:w="100" w:type="dxa"/>
+              <w:bottom w:w="60" w:type="dxa"/>
+              <w:right w:w="100" w:type="dxa"/>
+            </w:tcMar>
+          </w:tcPr>
+          <w:p>
+            <w:pPr>
+              <w:spacing w:after="40"/>
+            </w:pPr>
+            <w:r>
+              <w:rPr>
+                <w:sz w:val="18"/>
+                <w:szCs w:val="18"/>
+              </w:rPr>
+              <w:t>Đăng nhập 10; đăng ký 5; gửi OTP đăng ký 3; quên/đặt lại mật khẩu 3; ảnh đại diện 10; checkout 20; vượt ngưỡng trả HTTP 429. Bộ đếm nằm trong bộ nhớ từng instance.</w:t>
+            </w:r>
+          </w:p>
+        </w:tc>
+        <w:tc>
+          <w:tcPr>
+            <w:tcW w:w="1900" w:type="dxa"/>
+            <w:tcMar>
+              <w:top w:w="60" w:type="dxa"/>
+              <w:left w:w="100" w:type="dxa"/>
+              <w:bottom w:w="60" w:type="dxa"/>
+              <w:right w:w="100" w:type="dxa"/>
+            </w:tcMar>
+          </w:tcPr>
+          <w:p>
+            <w:pPr>
+              <w:spacing w:after="40"/>
+            </w:pPr>
+            <w:r>
+              <w:rPr>
+                <w:sz w:val="18"/>
+                <w:szCs w:val="18"/>
+              </w:rPr>
+              <w:t>Program.cs, LoginRateLimitPolicy</w:t>
+            </w:r>
+          </w:p>
+        </w:tc>
+      </w:tr>
+      <w:tr>
+        <w:trPr>
+          <w:cantSplit/>
+        </w:trPr>
+        <w:tc>
+          <w:tcPr>
+            <w:tcW w:w="1200" w:type="dxa"/>
+            <w:tcMar>
+              <w:top w:w="60" w:type="dxa"/>
+              <w:left w:w="100" w:type="dxa"/>
+              <w:bottom w:w="60" w:type="dxa"/>
+              <w:right w:w="100" w:type="dxa"/>
+            </w:tcMar>
+          </w:tcPr>
+          <w:p>
+            <w:pPr>
+              <w:spacing w:after="40"/>
+            </w:pPr>
+            <w:r>
+              <w:rPr>
+                <w:b/>
+                <w:bCs/>
+                <w:sz w:val="18"/>
+                <w:szCs w:val="18"/>
+              </w:rPr>
+              <w:t>NFR-F1-06</w:t>
+            </w:r>
+          </w:p>
+        </w:tc>
+        <w:tc>
+          <w:tcPr>
+            <w:tcW w:w="2000" w:type="dxa"/>
+            <w:tcMar>
+              <w:top w:w="60" w:type="dxa"/>
+              <w:left w:w="100" w:type="dxa"/>
+              <w:bottom w:w="60" w:type="dxa"/>
+              <w:right w:w="100" w:type="dxa"/>
+            </w:tcMar>
+          </w:tcPr>
+          <w:p>
+            <w:pPr>
+              <w:spacing w:after="40"/>
+            </w:pPr>
+            <w:r>
+              <w:rPr>
+                <w:sz w:val="18"/>
+                <w:szCs w:val="18"/>
+              </w:rPr>
+              <w:t>Phân quyền RBAC và quyền sở hữu</w:t>
+            </w:r>
+          </w:p>
+        </w:tc>
+        <w:tc>
+          <w:tcPr>
+            <w:tcW w:w="5700" w:type="dxa"/>
+            <w:tcMar>
+              <w:top w:w="60" w:type="dxa"/>
+              <w:left w:w="100" w:type="dxa"/>
+              <w:bottom w:w="60" w:type="dxa"/>
+              <w:right w:w="100" w:type="dxa"/>
+            </w:tcMar>
+          </w:tcPr>
+          <w:p>
+            <w:pPr>
+              <w:spacing w:after="40"/>
+            </w:pPr>
+            <w:r>
+              <w:rPr>
+                <w:sz w:val="18"/>
+                <w:szCs w:val="18"/>
+              </w:rPr>
+              <w:t>Policy theo vai trò trên từng endpoint, mặc định yêu cầu đăng nhập; userId lấy từ JWT, không nhận từ body; Coach chỉ đọc Member có quan hệ Active; lỗi trả JSON 401/403 thống nhất.</w:t>
+            </w:r>
+          </w:p>
+        </w:tc>
+        <w:tc>
+          <w:tcPr>
+            <w:tcW w:w="1900" w:type="dxa"/>
+            <w:tcMar>
+              <w:top w:w="60" w:type="dxa"/>
+              <w:left w:w="100" w:type="dxa"/>
+              <w:bottom w:w="60" w:type="dxa"/>
+              <w:right w:w="100" w:type="dxa"/>
+            </w:tcMar>
+          </w:tcPr>
+          <w:p>
+            <w:pPr>
+              <w:spacing w:after="40"/>
+            </w:pPr>
+            <w:r>
+              <w:rPr>
+                <w:sz w:val="18"/>
+                <w:szCs w:val="18"/>
+              </w:rPr>
+              <w:t>AuthorizationPolicyExtensions</w:t>
+            </w:r>
+          </w:p>
+        </w:tc>
+      </w:tr>
+      <w:tr>
+        <w:trPr>
+          <w:cantSplit/>
+        </w:trPr>
+        <w:tc>
+          <w:tcPr>
+            <w:tcW w:w="1200" w:type="dxa"/>
+            <w:tcMar>
+              <w:top w:w="60" w:type="dxa"/>
+              <w:left w:w="100" w:type="dxa"/>
+              <w:bottom w:w="60" w:type="dxa"/>
+              <w:right w:w="100" w:type="dxa"/>
+            </w:tcMar>
+          </w:tcPr>
+          <w:p>
+            <w:pPr>
+              <w:spacing w:after="40"/>
+            </w:pPr>
+            <w:r>
+              <w:rPr>
+                <w:b/>
+                <w:bCs/>
+                <w:sz w:val="18"/>
+                <w:szCs w:val="18"/>
+              </w:rPr>
+              <w:t>NFR-F1-07</w:t>
+            </w:r>
+          </w:p>
+        </w:tc>
+        <w:tc>
+          <w:tcPr>
+            <w:tcW w:w="2000" w:type="dxa"/>
+            <w:tcMar>
+              <w:top w:w="60" w:type="dxa"/>
+              <w:left w:w="100" w:type="dxa"/>
+              <w:bottom w:w="60" w:type="dxa"/>
+              <w:right w:w="100" w:type="dxa"/>
+            </w:tcMar>
+          </w:tcPr>
+          <w:p>
+            <w:pPr>
+              <w:spacing w:after="40"/>
+            </w:pPr>
+            <w:r>
+              <w:rPr>
+                <w:sz w:val="18"/>
+                <w:szCs w:val="18"/>
+              </w:rPr>
+              <w:t>Không lộ thông tin tài khoản</w:t>
+            </w:r>
+          </w:p>
+        </w:tc>
+        <w:tc>
+          <w:tcPr>
+            <w:tcW w:w="5700" w:type="dxa"/>
+            <w:tcMar>
+              <w:top w:w="60" w:type="dxa"/>
+              <w:left w:w="100" w:type="dxa"/>
+              <w:bottom w:w="60" w:type="dxa"/>
+              <w:right w:w="100" w:type="dxa"/>
+            </w:tcMar>
+          </w:tcPr>
+          <w:p>
+            <w:pPr>
+              <w:spacing w:after="40"/>
+            </w:pPr>
+            <w:r>
+              <w:rPr>
+                <w:sz w:val="18"/>
+                <w:szCs w:val="18"/>
+              </w:rPr>
+              <w:t>Quên mật khẩu luôn 204 dù email có tồn tại, bị khóa hay đang chờ gửi lại; đăng nhập sai trả cùng lỗi cho email không tồn tại và mật khẩu sai; lỗi chỉ trả mã ổn định, không trả stack trace.</w:t>
+            </w:r>
+          </w:p>
+        </w:tc>
+        <w:tc>
+          <w:tcPr>
+            <w:tcW w:w="1900" w:type="dxa"/>
+            <w:tcMar>
+              <w:top w:w="60" w:type="dxa"/>
+              <w:left w:w="100" w:type="dxa"/>
+              <w:bottom w:w="60" w:type="dxa"/>
+              <w:right w:w="100" w:type="dxa"/>
+            </w:tcMar>
+          </w:tcPr>
+          <w:p>
+            <w:pPr>
+              <w:spacing w:after="40"/>
+            </w:pPr>
+            <w:r>
+              <w:rPr>
+                <w:sz w:val="18"/>
+                <w:szCs w:val="18"/>
+              </w:rPr>
+              <w:t>PasswordResetService, AuthService</w:t>
+            </w:r>
+          </w:p>
+        </w:tc>
+      </w:tr>
+      <w:tr>
+        <w:trPr>
+          <w:cantSplit/>
+        </w:trPr>
+        <w:tc>
+          <w:tcPr>
+            <w:tcW w:w="1200" w:type="dxa"/>
+            <w:tcMar>
+              <w:top w:w="60" w:type="dxa"/>
+              <w:left w:w="100" w:type="dxa"/>
+              <w:bottom w:w="60" w:type="dxa"/>
+              <w:right w:w="100" w:type="dxa"/>
+            </w:tcMar>
+          </w:tcPr>
+          <w:p>
+            <w:pPr>
+              <w:spacing w:after="40"/>
+            </w:pPr>
+            <w:r>
+              <w:rPr>
+                <w:b/>
+                <w:bCs/>
+                <w:sz w:val="18"/>
+                <w:szCs w:val="18"/>
+              </w:rPr>
+              <w:t>NFR-F1-08</w:t>
+            </w:r>
+          </w:p>
+        </w:tc>
+        <w:tc>
+          <w:tcPr>
+            <w:tcW w:w="2000" w:type="dxa"/>
+            <w:tcMar>
+              <w:top w:w="60" w:type="dxa"/>
+              <w:left w:w="100" w:type="dxa"/>
+              <w:bottom w:w="60" w:type="dxa"/>
+              <w:right w:w="100" w:type="dxa"/>
+            </w:tcMar>
+          </w:tcPr>
+          <w:p>
+            <w:pPr>
+              <w:spacing w:after="40"/>
+            </w:pPr>
+            <w:r>
+              <w:rPr>
+                <w:sz w:val="18"/>
+                <w:szCs w:val="18"/>
+              </w:rPr>
+              <w:t>Toàn vẹn dữ liệu và đồng thời</w:t>
+            </w:r>
+          </w:p>
+        </w:tc>
+        <w:tc>
+          <w:tcPr>
+            <w:tcW w:w="5700" w:type="dxa"/>
+            <w:tcMar>
+              <w:top w:w="60" w:type="dxa"/>
+              <w:left w:w="100" w:type="dxa"/>
+              <w:bottom w:w="60" w:type="dxa"/>
+              <w:right w:w="100" w:type="dxa"/>
+            </w:tcMar>
+          </w:tcPr>
+          <w:p>
+            <w:pPr>
+              <w:spacing w:after="40"/>
+            </w:pPr>
+            <w:r>
+              <w:rPr>
+                <w:sz w:val="18"/>
+                <w:szCs w:val="18"/>
+              </w:rPr>
+              <w:t>Email duy nhất không phân biệt hoa thường; SĐT duy nhất một phần (ix_user_profiles_phone); tên vai trò và tên gói duy nhất; vi phạm unique trả 409 thay vì 500; không xóa cứng tài khoản (chỉ đổi Status); tạo tài khoản + ví + audit + hàng đợi email cùng một transaction.</w:t>
+            </w:r>
+          </w:p>
+        </w:tc>
+        <w:tc>
+          <w:tcPr>
+            <w:tcW w:w="1900" w:type="dxa"/>
+            <w:tcMar>
+              <w:top w:w="60" w:type="dxa"/>
+              <w:left w:w="100" w:type="dxa"/>
+              <w:bottom w:w="60" w:type="dxa"/>
+              <w:right w:w="100" w:type="dxa"/>
+            </w:tcMar>
+          </w:tcPr>
+          <w:p>
+            <w:pPr>
+              <w:spacing w:after="40"/>
+            </w:pPr>
+            <w:r>
+              <w:rPr>
+                <w:sz w:val="18"/>
+                <w:szCs w:val="18"/>
+              </w:rPr>
+              <w:t>Mục N; các service Identity/Administration</w:t>
+            </w:r>
+          </w:p>
+        </w:tc>
+      </w:tr>
+      <w:tr>
+        <w:trPr>
+          <w:cantSplit/>
+        </w:trPr>
+        <w:tc>
+          <w:tcPr>
+            <w:tcW w:w="1200" w:type="dxa"/>
+            <w:tcMar>
+              <w:top w:w="60" w:type="dxa"/>
+              <w:left w:w="100" w:type="dxa"/>
+              <w:bottom w:w="60" w:type="dxa"/>
+              <w:right w:w="100" w:type="dxa"/>
+            </w:tcMar>
+          </w:tcPr>
+          <w:p>
+            <w:pPr>
+              <w:spacing w:after="40"/>
+            </w:pPr>
+            <w:r>
+              <w:rPr>
+                <w:b/>
+                <w:bCs/>
+                <w:sz w:val="18"/>
+                <w:szCs w:val="18"/>
+              </w:rPr>
+              <w:t>NFR-F1-09</w:t>
+            </w:r>
+          </w:p>
+        </w:tc>
+        <w:tc>
+          <w:tcPr>
+            <w:tcW w:w="2000" w:type="dxa"/>
+            <w:tcMar>
+              <w:top w:w="60" w:type="dxa"/>
+              <w:left w:w="100" w:type="dxa"/>
+              <w:bottom w:w="60" w:type="dxa"/>
+              <w:right w:w="100" w:type="dxa"/>
+            </w:tcMar>
+          </w:tcPr>
+          <w:p>
+            <w:pPr>
+              <w:spacing w:after="40"/>
+            </w:pPr>
+            <w:r>
+              <w:rPr>
+                <w:sz w:val="18"/>
+                <w:szCs w:val="18"/>
+              </w:rPr>
+              <w:t>Truy vết (Audit)</w:t>
+            </w:r>
+          </w:p>
+        </w:tc>
+        <w:tc>
+          <w:tcPr>
+            <w:tcW w:w="5700" w:type="dxa"/>
+            <w:tcMar>
+              <w:top w:w="60" w:type="dxa"/>
+              <w:left w:w="100" w:type="dxa"/>
+              <w:bottom w:w="60" w:type="dxa"/>
+              <w:right w:w="100" w:type="dxa"/>
+            </w:tcMar>
+          </w:tcPr>
+          <w:p>
+            <w:pPr>
+              <w:spacing w:after="40"/>
+            </w:pPr>
+            <w:r>
+              <w:rPr>
+                <w:sz w:val="18"/>
+                <w:szCs w:val="18"/>
+              </w:rPr>
+              <w:t>Mỗi thao tác quản trị tài khoản và gói ghi người thực hiện, hành động, đối tượng, giá trị cũ/mới và lý do (khóa/mở khóa/đổi vai trò/sửa email bắt buộc lý do), ghi trong cùng transaction với thao tác.</w:t>
+            </w:r>
+          </w:p>
+        </w:tc>
+        <w:tc>
+          <w:tcPr>
+            <w:tcW w:w="1900" w:type="dxa"/>
+            <w:tcMar>
+              <w:top w:w="60" w:type="dxa"/>
+              <w:left w:w="100" w:type="dxa"/>
+              <w:bottom w:w="60" w:type="dxa"/>
+              <w:right w:w="100" w:type="dxa"/>
+            </w:tcMar>
+          </w:tcPr>
+          <w:p>
+            <w:pPr>
+              <w:spacing w:after="40"/>
+            </w:pPr>
+            <w:r>
+              <w:rPr>
+                <w:sz w:val="18"/>
+                <w:szCs w:val="18"/>
+              </w:rPr>
+              <w:t>IAuditWriter, BR-7</w:t>
+            </w:r>
+          </w:p>
+        </w:tc>
+      </w:tr>
+      <w:tr>
+        <w:trPr>
+          <w:cantSplit/>
+        </w:trPr>
+        <w:tc>
+          <w:tcPr>
+            <w:tcW w:w="1200" w:type="dxa"/>
+            <w:tcMar>
+              <w:top w:w="60" w:type="dxa"/>
+              <w:left w:w="100" w:type="dxa"/>
+              <w:bottom w:w="60" w:type="dxa"/>
+              <w:right w:w="100" w:type="dxa"/>
+            </w:tcMar>
+          </w:tcPr>
+          <w:p>
+            <w:pPr>
+              <w:spacing w:after="40"/>
+            </w:pPr>
+            <w:r>
+              <w:rPr>
+                <w:b/>
+                <w:bCs/>
+                <w:sz w:val="18"/>
+                <w:szCs w:val="18"/>
+              </w:rPr>
+              <w:t>NFR-F1-10</w:t>
+            </w:r>
+          </w:p>
+        </w:tc>
+        <w:tc>
+          <w:tcPr>
+            <w:tcW w:w="2000" w:type="dxa"/>
+            <w:tcMar>
+              <w:top w:w="60" w:type="dxa"/>
+              <w:left w:w="100" w:type="dxa"/>
+              <w:bottom w:w="60" w:type="dxa"/>
+              <w:right w:w="100" w:type="dxa"/>
+            </w:tcMar>
+          </w:tcPr>
+          <w:p>
+            <w:pPr>
+              <w:spacing w:after="40"/>
+            </w:pPr>
+            <w:r>
+              <w:rPr>
+                <w:sz w:val="18"/>
+                <w:szCs w:val="18"/>
+              </w:rPr>
+              <w:t>Thông báo email tin cậy</w:t>
+            </w:r>
+          </w:p>
+        </w:tc>
+        <w:tc>
+          <w:tcPr>
+            <w:tcW w:w="5700" w:type="dxa"/>
+            <w:tcMar>
+              <w:top w:w="60" w:type="dxa"/>
+              <w:left w:w="100" w:type="dxa"/>
+              <w:bottom w:w="60" w:type="dxa"/>
+              <w:right w:w="100" w:type="dxa"/>
+            </w:tcMar>
+          </w:tcPr>
+          <w:p>
+            <w:pPr>
+              <w:spacing w:after="40"/>
+            </w:pPr>
+            <w:r>
+              <w:rPr>
+                <w:sz w:val="18"/>
+                <w:szCs w:val="18"/>
+              </w:rPr>
+              <w:t>Email đi qua outbox, gửi sau khi commit bởi NotificationDispatchJob, có retry và chống trùng; không ghi OTP/token ở log; nội dung hệ thống bằng tiếng Anh.</w:t>
+            </w:r>
+          </w:p>
+        </w:tc>
+        <w:tc>
+          <w:tcPr>
+            <w:tcW w:w="1900" w:type="dxa"/>
+            <w:tcMar>
+              <w:top w:w="60" w:type="dxa"/>
+              <w:left w:w="100" w:type="dxa"/>
+              <w:bottom w:w="60" w:type="dxa"/>
+              <w:right w:w="100" w:type="dxa"/>
+            </w:tcMar>
+          </w:tcPr>
+          <w:p>
+            <w:pPr>
+              <w:spacing w:after="40"/>
+            </w:pPr>
+            <w:r>
+              <w:rPr>
+                <w:sz w:val="18"/>
+                <w:szCs w:val="18"/>
+              </w:rPr>
+              <w:t>INotificationWriter, SSOT §5</w:t>
+            </w:r>
+          </w:p>
+        </w:tc>
+      </w:tr>
+      <w:tr>
+        <w:trPr>
+          <w:cantSplit/>
+        </w:trPr>
+        <w:tc>
+          <w:tcPr>
+            <w:tcW w:w="1200" w:type="dxa"/>
+            <w:tcMar>
+              <w:top w:w="60" w:type="dxa"/>
+              <w:left w:w="100" w:type="dxa"/>
+              <w:bottom w:w="60" w:type="dxa"/>
+              <w:right w:w="100" w:type="dxa"/>
+            </w:tcMar>
+          </w:tcPr>
+          <w:p>
+            <w:pPr>
+              <w:spacing w:after="40"/>
+            </w:pPr>
+            <w:r>
+              <w:rPr>
+                <w:b/>
+                <w:bCs/>
+                <w:sz w:val="18"/>
+                <w:szCs w:val="18"/>
+              </w:rPr>
+              <w:t>NFR-F1-11</w:t>
+            </w:r>
+          </w:p>
+        </w:tc>
+        <w:tc>
+          <w:tcPr>
+            <w:tcW w:w="2000" w:type="dxa"/>
+            <w:tcMar>
+              <w:top w:w="60" w:type="dxa"/>
+              <w:left w:w="100" w:type="dxa"/>
+              <w:bottom w:w="60" w:type="dxa"/>
+              <w:right w:w="100" w:type="dxa"/>
+            </w:tcMar>
+          </w:tcPr>
+          <w:p>
+            <w:pPr>
+              <w:spacing w:after="40"/>
+            </w:pPr>
+            <w:r>
+              <w:rPr>
+                <w:sz w:val="18"/>
+                <w:szCs w:val="18"/>
+              </w:rPr>
+              <w:t>Phân trang và sắp xếp</w:t>
+            </w:r>
+          </w:p>
+        </w:tc>
+        <w:tc>
+          <w:tcPr>
+            <w:tcW w:w="5700" w:type="dxa"/>
+            <w:tcMar>
+              <w:top w:w="60" w:type="dxa"/>
+              <w:left w:w="100" w:type="dxa"/>
+              <w:bottom w:w="60" w:type="dxa"/>
+              <w:right w:w="100" w:type="dxa"/>
+            </w:tcMar>
+          </w:tcPr>
+          <w:p>
+            <w:pPr>
+              <w:spacing w:after="40"/>
+            </w:pPr>
+            <w:r>
+              <w:rPr>
+                <w:sz w:val="18"/>
+                <w:szCs w:val="18"/>
+              </w:rPr>
+              <w:t>Danh sách mặc định 20 dòng, tối đa 100; cột sắp xếp nằm trong danh sách cho phép (email, fullName, role, status), sai trả 400.</w:t>
+            </w:r>
+          </w:p>
+        </w:tc>
+        <w:tc>
+          <w:tcPr>
+            <w:tcW w:w="1900" w:type="dxa"/>
+            <w:tcMar>
+              <w:top w:w="60" w:type="dxa"/>
+              <w:left w:w="100" w:type="dxa"/>
+              <w:bottom w:w="60" w:type="dxa"/>
+              <w:right w:w="100" w:type="dxa"/>
+            </w:tcMar>
+          </w:tcPr>
+          <w:p>
+            <w:pPr>
+              <w:spacing w:after="40"/>
+            </w:pPr>
+            <w:r>
+              <w:rPr>
+                <w:sz w:val="18"/>
+                <w:szCs w:val="18"/>
+              </w:rPr>
+              <w:t>UserAdminService.SearchAsync</w:t>
+            </w:r>
+          </w:p>
+        </w:tc>
+      </w:tr>
+      <w:tr>
+        <w:trPr>
+          <w:cantSplit/>
+        </w:trPr>
+        <w:tc>
+          <w:tcPr>
+            <w:tcW w:w="1200" w:type="dxa"/>
+            <w:tcMar>
+              <w:top w:w="60" w:type="dxa"/>
+              <w:left w:w="100" w:type="dxa"/>
+              <w:bottom w:w="60" w:type="dxa"/>
+              <w:right w:w="100" w:type="dxa"/>
+            </w:tcMar>
+          </w:tcPr>
+          <w:p>
+            <w:pPr>
+              <w:spacing w:after="40"/>
+            </w:pPr>
+            <w:r>
+              <w:rPr>
+                <w:b/>
+                <w:bCs/>
+                <w:sz w:val="18"/>
+                <w:szCs w:val="18"/>
+              </w:rPr>
+              <w:t>NFR-F1-12</w:t>
+            </w:r>
+          </w:p>
+        </w:tc>
+        <w:tc>
+          <w:tcPr>
+            <w:tcW w:w="2000" w:type="dxa"/>
+            <w:tcMar>
+              <w:top w:w="60" w:type="dxa"/>
+              <w:left w:w="100" w:type="dxa"/>
+              <w:bottom w:w="60" w:type="dxa"/>
+              <w:right w:w="100" w:type="dxa"/>
+            </w:tcMar>
+          </w:tcPr>
+          <w:p>
+            <w:pPr>
+              <w:spacing w:after="40"/>
+            </w:pPr>
+            <w:r>
+              <w:rPr>
+                <w:sz w:val="18"/>
+                <w:szCs w:val="18"/>
+              </w:rPr>
+              <w:t>Thời gian</w:t>
+            </w:r>
+          </w:p>
+        </w:tc>
+        <w:tc>
+          <w:tcPr>
+            <w:tcW w:w="5700" w:type="dxa"/>
+            <w:tcMar>
+              <w:top w:w="60" w:type="dxa"/>
+              <w:left w:w="100" w:type="dxa"/>
+              <w:bottom w:w="60" w:type="dxa"/>
+              <w:right w:w="100" w:type="dxa"/>
+            </w:tcMar>
+          </w:tcPr>
+          <w:p>
+            <w:pPr>
+              <w:spacing w:after="40"/>
+            </w:pPr>
+            <w:r>
+              <w:rPr>
+                <w:sz w:val="18"/>
+                <w:szCs w:val="18"/>
+              </w:rPr>
+              <w:t>Lưu UTC; ngày hiệu lực Membership tính theo ngày lịch Việt Nam, hai đầu inclusive; vé ngày hết hạn cuối ngày; job chạy mỗi 15 phút.</w:t>
+            </w:r>
+          </w:p>
+        </w:tc>
+        <w:tc>
+          <w:tcPr>
+            <w:tcW w:w="1900" w:type="dxa"/>
+            <w:tcMar>
+              <w:top w:w="60" w:type="dxa"/>
+              <w:left w:w="100" w:type="dxa"/>
+              <w:bottom w:w="60" w:type="dxa"/>
+              <w:right w:w="100" w:type="dxa"/>
+            </w:tcMar>
+          </w:tcPr>
+          <w:p>
+            <w:pPr>
+              <w:spacing w:after="40"/>
+            </w:pPr>
+            <w:r>
+              <w:rPr>
+                <w:sz w:val="18"/>
+                <w:szCs w:val="18"/>
+              </w:rPr>
+              <w:t>MemberPackageRules, VietnamTime</w:t>
+            </w:r>
+          </w:p>
+        </w:tc>
+      </w:tr>
+      <w:tr>
+        <w:trPr>
+          <w:cantSplit/>
+        </w:trPr>
+        <w:tc>
+          <w:tcPr>
+            <w:tcW w:w="1200" w:type="dxa"/>
+            <w:tcMar>
+              <w:top w:w="60" w:type="dxa"/>
+              <w:left w:w="100" w:type="dxa"/>
+              <w:bottom w:w="60" w:type="dxa"/>
+              <w:right w:w="100" w:type="dxa"/>
+            </w:tcMar>
+          </w:tcPr>
+          <w:p>
+            <w:pPr>
+              <w:spacing w:after="40"/>
+            </w:pPr>
+            <w:r>
+              <w:rPr>
+                <w:b/>
+                <w:bCs/>
+                <w:sz w:val="18"/>
+                <w:szCs w:val="18"/>
+              </w:rPr>
+              <w:t>NFR-F1-13</w:t>
+            </w:r>
+          </w:p>
+        </w:tc>
+        <w:tc>
+          <w:tcPr>
+            <w:tcW w:w="2000" w:type="dxa"/>
+            <w:tcMar>
+              <w:top w:w="60" w:type="dxa"/>
+              <w:left w:w="100" w:type="dxa"/>
+              <w:bottom w:w="60" w:type="dxa"/>
+              <w:right w:w="100" w:type="dxa"/>
+            </w:tcMar>
+          </w:tcPr>
+          <w:p>
+            <w:pPr>
+              <w:spacing w:after="40"/>
+            </w:pPr>
+            <w:r>
+              <w:rPr>
+                <w:sz w:val="18"/>
+                <w:szCs w:val="18"/>
+              </w:rPr>
+              <w:t>Tải tệp ảnh đại diện</w:t>
+            </w:r>
+          </w:p>
+        </w:tc>
+        <w:tc>
+          <w:tcPr>
+            <w:tcW w:w="5700" w:type="dxa"/>
+            <w:tcMar>
+              <w:top w:w="60" w:type="dxa"/>
+              <w:left w:w="100" w:type="dxa"/>
+              <w:bottom w:w="60" w:type="dxa"/>
+              <w:right w:w="100" w:type="dxa"/>
+            </w:tcMar>
+          </w:tcPr>
+          <w:p>
+            <w:pPr>
+              <w:spacing w:after="40"/>
+            </w:pPr>
+            <w:r>
+              <w:rPr>
+                <w:sz w:val="18"/>
+                <w:szCs w:val="18"/>
+              </w:rPr>
+              <w:t>Tệp tối đa 5 MB (giới hạn request 6 MB), JPG/PNG/WebP, lưu trên Cloudinary; ảnh Google chỉ nhập một lần khi tạo tài khoản và lỗi nhập không làm hỏng việc tạo tài khoản.</w:t>
+            </w:r>
+          </w:p>
+        </w:tc>
+        <w:tc>
+          <w:tcPr>
+            <w:tcW w:w="1900" w:type="dxa"/>
+            <w:tcMar>
+              <w:top w:w="60" w:type="dxa"/>
+              <w:left w:w="100" w:type="dxa"/>
+              <w:bottom w:w="60" w:type="dxa"/>
+              <w:right w:w="100" w:type="dxa"/>
+            </w:tcMar>
+          </w:tcPr>
+          <w:p>
+            <w:pPr>
+              <w:spacing w:after="40"/>
+            </w:pPr>
+            <w:r>
+              <w:rPr>
+                <w:sz w:val="18"/>
+                <w:szCs w:val="18"/>
+              </w:rPr>
+              <w:t>AvatarsController, GoogleAuthService</w:t>
+            </w:r>
+          </w:p>
+        </w:tc>
+      </w:tr>
+      <w:tr>
+        <w:trPr>
+          <w:cantSplit/>
+        </w:trPr>
+        <w:tc>
+          <w:tcPr>
+            <w:tcW w:w="1200" w:type="dxa"/>
+            <w:tcMar>
+              <w:top w:w="60" w:type="dxa"/>
+              <w:left w:w="100" w:type="dxa"/>
+              <w:bottom w:w="60" w:type="dxa"/>
+              <w:right w:w="100" w:type="dxa"/>
+            </w:tcMar>
+          </w:tcPr>
+          <w:p>
+            <w:pPr>
+              <w:spacing w:after="40"/>
+            </w:pPr>
+            <w:r>
+              <w:rPr>
+                <w:b/>
+                <w:bCs/>
+                <w:sz w:val="18"/>
+                <w:szCs w:val="18"/>
+              </w:rPr>
+              <w:t>NFR-F1-14</w:t>
+            </w:r>
+          </w:p>
+        </w:tc>
+        <w:tc>
+          <w:tcPr>
+            <w:tcW w:w="2000" w:type="dxa"/>
+            <w:tcMar>
+              <w:top w:w="60" w:type="dxa"/>
+              <w:left w:w="100" w:type="dxa"/>
+              <w:bottom w:w="60" w:type="dxa"/>
+              <w:right w:w="100" w:type="dxa"/>
+            </w:tcMar>
+          </w:tcPr>
+          <w:p>
+            <w:pPr>
+              <w:spacing w:after="40"/>
+            </w:pPr>
+            <w:r>
+              <w:rPr>
+                <w:sz w:val="18"/>
+                <w:szCs w:val="18"/>
+              </w:rPr>
+              <w:t>Giao diện</w:t>
+            </w:r>
+          </w:p>
+        </w:tc>
+        <w:tc>
+          <w:tcPr>
+            <w:tcW w:w="5700" w:type="dxa"/>
+            <w:tcMar>
+              <w:top w:w="60" w:type="dxa"/>
+              <w:left w:w="100" w:type="dxa"/>
+              <w:bottom w:w="60" w:type="dxa"/>
+              <w:right w:w="100" w:type="dxa"/>
+            </w:tcMar>
+          </w:tcPr>
+          <w:p>
+            <w:pPr>
+              <w:spacing w:after="40"/>
+            </w:pPr>
+            <w:r>
+              <w:rPr>
+                <w:sz w:val="18"/>
+                <w:szCs w:val="18"/>
+              </w:rPr>
+              <w:t>Trang xác thực hiển thị tiếng Anh; biểu mẫu báo lỗi theo từng ô, yêu cầu mật khẩu hiển thị trực tiếp; trạng thái "chờ kích hoạt" hiển thị cho nhân sự quầy.</w:t>
+            </w:r>
+          </w:p>
+        </w:tc>
+        <w:tc>
+          <w:tcPr>
+            <w:tcW w:w="1900" w:type="dxa"/>
+            <w:tcMar>
+              <w:top w:w="60" w:type="dxa"/>
+              <w:left w:w="100" w:type="dxa"/>
+              <w:bottom w:w="60" w:type="dxa"/>
+              <w:right w:w="100" w:type="dxa"/>
+            </w:tcMar>
+          </w:tcPr>
+          <w:p>
+            <w:pPr>
+              <w:spacing w:after="40"/>
+            </w:pPr>
+            <w:r>
+              <w:rPr>
+                <w:sz w:val="18"/>
+                <w:szCs w:val="18"/>
+              </w:rPr>
+              <w:t>SSOT §5; register-member.tsx</w:t>
+            </w:r>
+          </w:p>
+        </w:tc>
+      </w:tr>
+      <w:tr>
+        <w:trPr>
+          <w:cantSplit/>
+        </w:trPr>
+        <w:tc>
+          <w:tcPr>
+            <w:tcW w:w="1200" w:type="dxa"/>
+            <w:tcMar>
+              <w:top w:w="60" w:type="dxa"/>
+              <w:left w:w="100" w:type="dxa"/>
+              <w:bottom w:w="60" w:type="dxa"/>
+              <w:right w:w="100" w:type="dxa"/>
+            </w:tcMar>
+          </w:tcPr>
+          <w:p>
+            <w:pPr>
+              <w:spacing w:after="40"/>
+            </w:pPr>
+            <w:r>
+              <w:rPr>
+                <w:b/>
+                <w:bCs/>
+                <w:sz w:val="18"/>
+                <w:szCs w:val="18"/>
+              </w:rPr>
+              <w:t>NFR-F1-15</w:t>
+            </w:r>
+          </w:p>
+        </w:tc>
+        <w:tc>
+          <w:tcPr>
+            <w:tcW w:w="2000" w:type="dxa"/>
+            <w:tcMar>
+              <w:top w:w="60" w:type="dxa"/>
+              <w:left w:w="100" w:type="dxa"/>
+              <w:bottom w:w="60" w:type="dxa"/>
+              <w:right w:w="100" w:type="dxa"/>
+            </w:tcMar>
+          </w:tcPr>
+          <w:p>
+            <w:pPr>
+              <w:spacing w:after="40"/>
+            </w:pPr>
+            <w:r>
+              <w:rPr>
+                <w:sz w:val="18"/>
+                <w:szCs w:val="18"/>
+              </w:rPr>
+              <w:t>Chống thao tác lặp</w:t>
+            </w:r>
+          </w:p>
+        </w:tc>
+        <w:tc>
+          <w:tcPr>
+            <w:tcW w:w="5700" w:type="dxa"/>
+            <w:tcMar>
+              <w:top w:w="60" w:type="dxa"/>
+              <w:left w:w="100" w:type="dxa"/>
+              <w:bottom w:w="60" w:type="dxa"/>
+              <w:right w:w="100" w:type="dxa"/>
+            </w:tcMar>
+          </w:tcPr>
+          <w:p>
+            <w:pPr>
+              <w:spacing w:after="40"/>
+            </w:pPr>
+            <w:r>
+              <w:rPr>
+                <w:sz w:val="18"/>
+                <w:szCs w:val="18"/>
+              </w:rPr>
+              <w:t>Mua gói bắt buộc Idempotency-Key (tối đa 120 ký tự); chỉ một gói PendingPayment cho cùng gói trừ khi được duyệt mua chồng.</w:t>
+            </w:r>
+          </w:p>
+        </w:tc>
+        <w:tc>
+          <w:tcPr>
+            <w:tcW w:w="1900" w:type="dxa"/>
+            <w:tcMar>
+              <w:top w:w="60" w:type="dxa"/>
+              <w:left w:w="100" w:type="dxa"/>
+              <w:bottom w:w="60" w:type="dxa"/>
+              <w:right w:w="100" w:type="dxa"/>
+            </w:tcMar>
+          </w:tcPr>
+          <w:p>
+            <w:pPr>
+              <w:spacing w:after="40"/>
+            </w:pPr>
+            <w:r>
+              <w:rPr>
+                <w:sz w:val="18"/>
+                <w:szCs w:val="18"/>
+              </w:rPr>
+              <w:t>CheckoutsController, MembershipFulfillment</w:t>
+            </w:r>
+          </w:p>
+        </w:tc>
+      </w:tr>
+      <w:tr>
+        <w:trPr>
+          <w:cantSplit/>
+        </w:trPr>
+        <w:tc>
+          <w:tcPr>
+            <w:tcW w:w="1200" w:type="dxa"/>
+            <w:tcMar>
+              <w:top w:w="60" w:type="dxa"/>
+              <w:left w:w="100" w:type="dxa"/>
+              <w:bottom w:w="60" w:type="dxa"/>
+              <w:right w:w="100" w:type="dxa"/>
+            </w:tcMar>
+          </w:tcPr>
+          <w:p>
+            <w:pPr>
+              <w:spacing w:after="40"/>
+            </w:pPr>
+            <w:r>
+              <w:rPr>
+                <w:b/>
+                <w:bCs/>
+                <w:sz w:val="18"/>
+                <w:szCs w:val="18"/>
+              </w:rPr>
+              <w:t>NFR-F1-16</w:t>
+            </w:r>
+          </w:p>
+        </w:tc>
+        <w:tc>
+          <w:tcPr>
+            <w:tcW w:w="2000" w:type="dxa"/>
+            <w:tcMar>
+              <w:top w:w="60" w:type="dxa"/>
+              <w:left w:w="100" w:type="dxa"/>
+              <w:bottom w:w="60" w:type="dxa"/>
+              <w:right w:w="100" w:type="dxa"/>
+            </w:tcMar>
+          </w:tcPr>
+          <w:p>
+            <w:pPr>
+              <w:spacing w:after="40"/>
+            </w:pPr>
+            <w:r>
+              <w:rPr>
+                <w:sz w:val="18"/>
+                <w:szCs w:val="18"/>
+              </w:rPr>
+              <w:t>Kiểm thử</w:t>
+            </w:r>
+          </w:p>
+        </w:tc>
+        <w:tc>
+          <w:tcPr>
+            <w:tcW w:w="5700" w:type="dxa"/>
+            <w:tcMar>
+              <w:top w:w="60" w:type="dxa"/>
+              <w:left w:w="100" w:type="dxa"/>
+              <w:bottom w:w="60" w:type="dxa"/>
+              <w:right w:w="100" w:type="dxa"/>
+            </w:tcMar>
+          </w:tcPr>
+          <w:p>
+            <w:pPr>
+              <w:spacing w:after="40"/>
+            </w:pPr>
+            <w:r>
+              <w:rPr>
+                <w:sz w:val="18"/>
+                <w:szCs w:val="18"/>
+              </w:rPr>
+              <w:t>Backend: SportHub.Security.Tests, SportHub.Membership.Tests; frontend Playwright: public-auth, auth-google-account, rbac, receptionist-register-member, admin-account-flows, member-flow1.</w:t>
+            </w:r>
+          </w:p>
+        </w:tc>
+        <w:tc>
+          <w:tcPr>
+            <w:tcW w:w="1900" w:type="dxa"/>
+            <w:tcMar>
+              <w:top w:w="60" w:type="dxa"/>
+              <w:left w:w="100" w:type="dxa"/>
+              <w:bottom w:w="60" w:type="dxa"/>
+              <w:right w:w="100" w:type="dxa"/>
+            </w:tcMar>
+          </w:tcPr>
+          <w:p>
+            <w:pPr>
+              <w:spacing w:after="40"/>
+            </w:pPr>
+            <w:r>
+              <w:rPr>
+                <w:sz w:val="18"/>
+                <w:szCs w:val="18"/>
+              </w:rPr>
+              <w:t>backend/*Tests, frontend/tests</w:t>
+            </w:r>
+          </w:p>
+        </w:tc>
+      </w:tr>
+    </w:tbl>
+    <w:p/>
     <w:sectPr>
       <w:headerReference w:type="default" r:id="rId7"/>
       <w:footerReference w:type="default" r:id="rId8"/>
@@ -21017,28 +27861,58 @@
 </w:document>
 </file>
 
+<file path=word/endnotes.xml><?xml version="1.0" encoding="utf-8"?>
+<w:endnotes xmlns:wpc="http://schemas.microsoft.com/office/word/2010/wordprocessingCanvas" xmlns:cx="http://schemas.microsoft.com/office/drawing/2014/chartex" xmlns:cx1="http://schemas.microsoft.com/office/drawing/2015/9/8/chartex" xmlns:cx2="http://schemas.microsoft.com/office/drawing/2015/10/21/chartex" xmlns:cx3="http://schemas.microsoft.com/office/drawing/2016/5/9/chartex" xmlns:cx4="http://schemas.microsoft.com/office/drawing/2016/5/10/chartex" xmlns:cx5="http://schemas.microsoft.com/office/drawing/2016/5/11/chartex" xmlns:cx6="http://schemas.microsoft.com/office/drawing/2016/5/12/chartex" xmlns:cx7="http://schemas.microsoft.com/office/drawing/2016/5/13/chartex" xmlns:cx8="http://schemas.microsoft.com/office/drawing/2016/5/14/chartex" xmlns:mc="http://schemas.openxmlformats.org/markup-compatibility/2006" xmlns:aink="http://schemas.microsoft.com/office/drawing/2016/ink" xmlns:am3d="http://schemas.microsoft.com/office/drawing/2017/model3d" xmlns:o="urn:schemas-microsoft-com:office:office" xmlns:oel="http://schemas.microsoft.com/office/2019/extlst" xmlns:r="http://schemas.openxmlformats.org/officeDocument/2006/relationships" xmlns:m="http://schemas.openxmlformats.org/officeDocument/2006/math" xmlns:v="urn:schemas-microsoft-com:vml" xmlns:wp14="http://schemas.microsoft.com/office/word/2010/wordprocessingDrawing" xmlns:wp="http://schemas.openxmlformats.org/drawingml/2006/wordprocessingDrawing" xmlns:w10="urn:schemas-microsoft-com:office:word" xmlns:w="http://schemas.openxmlformats.org/wordprocessingml/2006/main" xmlns:w14="http://schemas.microsoft.com/office/word/2010/wordml" xmlns:w15="http://schemas.microsoft.com/office/word/2012/wordml" xmlns:w16cex="http://schemas.microsoft.com/office/word/2018/wordml/cex" xmlns:w16cid="http://schemas.microsoft.com/office/word/2016/wordml/cid" xmlns:w16="http://schemas.microsoft.com/office/word/2018/wordml" xmlns:w16du="http://schemas.microsoft.com/office/word/2023/wordml/word16du" xmlns:w16sdtdh="http://schemas.microsoft.com/office/word/2020/wordml/sdtdatahash" xmlns:w16se="http://schemas.microsoft.com/office/word/2015/wordml/symex" xmlns:wpg="http://schemas.microsoft.com/office/word/2010/wordprocessingGroup" xmlns:wpi="http://schemas.microsoft.com/office/word/2010/wordprocessingInk" xmlns:wne="http://schemas.microsoft.com/office/word/2006/wordml" xmlns:wps="http://schemas.microsoft.com/office/word/2010/wordprocessingShape" mc:Ignorable="w14 w15 w16se w16cid w16 w16cex w16sdtdh wp14">
+  <w:endnote w:type="separator" w:id="-1">
+    <w:p>
+      <w:r>
+        <w:separator/>
+      </w:r>
+    </w:p>
+  </w:endnote>
+  <w:endnote w:type="continuationSeparator" w:id="0">
+    <w:p>
+      <w:r>
+        <w:continuationSeparator/>
+      </w:r>
+    </w:p>
+  </w:endnote>
+</w:endnotes>
+</file>
+
 <file path=word/footer1.xml><?xml version="1.0" encoding="utf-8"?>
-<w:ftr xmlns:m="http://schemas.openxmlformats.org/officeDocument/2006/math" xmlns:mc="http://schemas.openxmlformats.org/markup-compatibility/2006" xmlns:mo="http://schemas.microsoft.com/office/mac/office/2008/main" xmlns:mv="urn:schemas-microsoft-com:mac:vml" xmlns:o="urn:schemas-microsoft-com:office:office" xmlns:r="http://schemas.openxmlformats.org/officeDocument/2006/relationships" xmlns:v="urn:schemas-microsoft-com:vml" xmlns:w10="urn:schemas-microsoft-com:office:word" xmlns:w14="http://schemas.microsoft.com/office/word/2010/wordml" xmlns:w="http://schemas.openxmlformats.org/wordprocessingml/2006/main" xmlns:wne="http://schemas.microsoft.com/office/word/2006/wordml" xmlns:wp14="http://schemas.microsoft.com/office/word/2010/wordprocessingDrawing" xmlns:wp="http://schemas.openxmlformats.org/drawingml/2006/wordprocessingDrawing" xmlns:wpc="http://schemas.microsoft.com/office/word/2010/wordprocessingCanvas" xmlns:wpg="http://schemas.microsoft.com/office/word/2010/wordprocessingGroup" xmlns:wpi="http://schemas.microsoft.com/office/word/2010/wordprocessingInk" xmlns:wps="http://schemas.microsoft.com/office/word/2010/wordprocessingShape" mc:Ignorable="w14 wp14">
-  <w:p>
-    <w:pPr>
-      <w:pStyle w:val="Footer"/>
-    </w:pPr>
-  </w:p>
+<w:ftr xmlns:wpc="http://schemas.microsoft.com/office/word/2010/wordprocessingCanvas" xmlns:cx="http://schemas.microsoft.com/office/drawing/2014/chartex" xmlns:cx1="http://schemas.microsoft.com/office/drawing/2015/9/8/chartex" xmlns:cx2="http://schemas.microsoft.com/office/drawing/2015/10/21/chartex" xmlns:cx3="http://schemas.microsoft.com/office/drawing/2016/5/9/chartex" xmlns:cx4="http://schemas.microsoft.com/office/drawing/2016/5/10/chartex" xmlns:cx5="http://schemas.microsoft.com/office/drawing/2016/5/11/chartex" xmlns:cx6="http://schemas.microsoft.com/office/drawing/2016/5/12/chartex" xmlns:cx7="http://schemas.microsoft.com/office/drawing/2016/5/13/chartex" xmlns:cx8="http://schemas.microsoft.com/office/drawing/2016/5/14/chartex" xmlns:mc="http://schemas.openxmlformats.org/markup-compatibility/2006" xmlns:aink="http://schemas.microsoft.com/office/drawing/2016/ink" xmlns:am3d="http://schemas.microsoft.com/office/drawing/2017/model3d" xmlns:o="urn:schemas-microsoft-com:office:office" xmlns:oel="http://schemas.microsoft.com/office/2019/extlst" xmlns:r="http://schemas.openxmlformats.org/officeDocument/2006/relationships" xmlns:m="http://schemas.openxmlformats.org/officeDocument/2006/math" xmlns:v="urn:schemas-microsoft-com:vml" xmlns:wp14="http://schemas.microsoft.com/office/word/2010/wordprocessingDrawing" xmlns:wp="http://schemas.openxmlformats.org/drawingml/2006/wordprocessingDrawing" xmlns:w10="urn:schemas-microsoft-com:office:word" xmlns:w="http://schemas.openxmlformats.org/wordprocessingml/2006/main" xmlns:w14="http://schemas.microsoft.com/office/word/2010/wordml" xmlns:w15="http://schemas.microsoft.com/office/word/2012/wordml" xmlns:w16cex="http://schemas.microsoft.com/office/word/2018/wordml/cex" xmlns:w16cid="http://schemas.microsoft.com/office/word/2016/wordml/cid" xmlns:w16="http://schemas.microsoft.com/office/word/2018/wordml" xmlns:w16du="http://schemas.microsoft.com/office/word/2023/wordml/word16du" xmlns:w16sdtdh="http://schemas.microsoft.com/office/word/2020/wordml/sdtdatahash" xmlns:w16se="http://schemas.microsoft.com/office/word/2015/wordml/symex" xmlns:wpg="http://schemas.microsoft.com/office/word/2010/wordprocessingGroup" xmlns:wpi="http://schemas.microsoft.com/office/word/2010/wordprocessingInk" xmlns:wne="http://schemas.microsoft.com/office/word/2006/wordml" xmlns:wps="http://schemas.microsoft.com/office/word/2010/wordprocessingShape" mc:Ignorable="w14 w15 w16se w16cid w16 w16cex w16sdtdh wp14">
+  <w:p/>
 </w:ftr>
 </file>
 
+<file path=word/footnotes.xml><?xml version="1.0" encoding="utf-8"?>
+<w:footnotes xmlns:wpc="http://schemas.microsoft.com/office/word/2010/wordprocessingCanvas" xmlns:cx="http://schemas.microsoft.com/office/drawing/2014/chartex" xmlns:cx1="http://schemas.microsoft.com/office/drawing/2015/9/8/chartex" xmlns:cx2="http://schemas.microsoft.com/office/drawing/2015/10/21/chartex" xmlns:cx3="http://schemas.microsoft.com/office/drawing/2016/5/9/chartex" xmlns:cx4="http://schemas.microsoft.com/office/drawing/2016/5/10/chartex" xmlns:cx5="http://schemas.microsoft.com/office/drawing/2016/5/11/chartex" xmlns:cx6="http://schemas.microsoft.com/office/drawing/2016/5/12/chartex" xmlns:cx7="http://schemas.microsoft.com/office/drawing/2016/5/13/chartex" xmlns:cx8="http://schemas.microsoft.com/office/drawing/2016/5/14/chartex" xmlns:mc="http://schemas.openxmlformats.org/markup-compatibility/2006" xmlns:aink="http://schemas.microsoft.com/office/drawing/2016/ink" xmlns:am3d="http://schemas.microsoft.com/office/drawing/2017/model3d" xmlns:o="urn:schemas-microsoft-com:office:office" xmlns:oel="http://schemas.microsoft.com/office/2019/extlst" xmlns:r="http://schemas.openxmlformats.org/officeDocument/2006/relationships" xmlns:m="http://schemas.openxmlformats.org/officeDocument/2006/math" xmlns:v="urn:schemas-microsoft-com:vml" xmlns:wp14="http://schemas.microsoft.com/office/word/2010/wordprocessingDrawing" xmlns:wp="http://schemas.openxmlformats.org/drawingml/2006/wordprocessingDrawing" xmlns:w10="urn:schemas-microsoft-com:office:word" xmlns:w="http://schemas.openxmlformats.org/wordprocessingml/2006/main" xmlns:w14="http://schemas.microsoft.com/office/word/2010/wordml" xmlns:w15="http://schemas.microsoft.com/office/word/2012/wordml" xmlns:w16cex="http://schemas.microsoft.com/office/word/2018/wordml/cex" xmlns:w16cid="http://schemas.microsoft.com/office/word/2016/wordml/cid" xmlns:w16="http://schemas.microsoft.com/office/word/2018/wordml" xmlns:w16du="http://schemas.microsoft.com/office/word/2023/wordml/word16du" xmlns:w16sdtdh="http://schemas.microsoft.com/office/word/2020/wordml/sdtdatahash" xmlns:w16se="http://schemas.microsoft.com/office/word/2015/wordml/symex" xmlns:wpg="http://schemas.microsoft.com/office/word/2010/wordprocessingGroup" xmlns:wpi="http://schemas.microsoft.com/office/word/2010/wordprocessingInk" xmlns:wne="http://schemas.microsoft.com/office/word/2006/wordml" xmlns:wps="http://schemas.microsoft.com/office/word/2010/wordprocessingShape" mc:Ignorable="w14 w15 w16se w16cid w16 w16cex w16sdtdh wp14">
+  <w:footnote w:type="separator" w:id="-1">
+    <w:p>
+      <w:r>
+        <w:separator/>
+      </w:r>
+    </w:p>
+  </w:footnote>
+  <w:footnote w:type="continuationSeparator" w:id="0">
+    <w:p>
+      <w:r>
+        <w:continuationSeparator/>
+      </w:r>
+    </w:p>
+  </w:footnote>
+</w:footnotes>
+</file>
+
 <file path=word/header1.xml><?xml version="1.0" encoding="utf-8"?>
-<w:hdr xmlns:m="http://schemas.openxmlformats.org/officeDocument/2006/math" xmlns:mc="http://schemas.openxmlformats.org/markup-compatibility/2006" xmlns:mo="http://schemas.microsoft.com/office/mac/office/2008/main" xmlns:mv="urn:schemas-microsoft-com:mac:vml" xmlns:o="urn:schemas-microsoft-com:office:office" xmlns:r="http://schemas.openxmlformats.org/officeDocument/2006/relationships" xmlns:v="urn:schemas-microsoft-com:vml" xmlns:w10="urn:schemas-microsoft-com:office:word" xmlns:w14="http://schemas.microsoft.com/office/word/2010/wordml" xmlns:w="http://schemas.openxmlformats.org/wordprocessingml/2006/main" xmlns:wne="http://schemas.microsoft.com/office/word/2006/wordml" xmlns:wp14="http://schemas.microsoft.com/office/word/2010/wordprocessingDrawing" xmlns:wp="http://schemas.openxmlformats.org/drawingml/2006/wordprocessingDrawing" xmlns:wpc="http://schemas.microsoft.com/office/word/2010/wordprocessingCanvas" xmlns:wpg="http://schemas.microsoft.com/office/word/2010/wordprocessingGroup" xmlns:wpi="http://schemas.microsoft.com/office/word/2010/wordprocessingInk" xmlns:wps="http://schemas.microsoft.com/office/word/2010/wordprocessingShape" mc:Ignorable="w14 wp14">
-  <w:p>
-    <w:pPr>
-      <w:pStyle w:val="Header"/>
-    </w:pPr>
-  </w:p>
+<w:hdr xmlns:wpc="http://schemas.microsoft.com/office/word/2010/wordprocessingCanvas" xmlns:cx="http://schemas.microsoft.com/office/drawing/2014/chartex" xmlns:cx1="http://schemas.microsoft.com/office/drawing/2015/9/8/chartex" xmlns:cx2="http://schemas.microsoft.com/office/drawing/2015/10/21/chartex" xmlns:cx3="http://schemas.microsoft.com/office/drawing/2016/5/9/chartex" xmlns:cx4="http://schemas.microsoft.com/office/drawing/2016/5/10/chartex" xmlns:cx5="http://schemas.microsoft.com/office/drawing/2016/5/11/chartex" xmlns:cx6="http://schemas.microsoft.com/office/drawing/2016/5/12/chartex" xmlns:cx7="http://schemas.microsoft.com/office/drawing/2016/5/13/chartex" xmlns:cx8="http://schemas.microsoft.com/office/drawing/2016/5/14/chartex" xmlns:mc="http://schemas.openxmlformats.org/markup-compatibility/2006" xmlns:aink="http://schemas.microsoft.com/office/drawing/2016/ink" xmlns:am3d="http://schemas.microsoft.com/office/drawing/2017/model3d" xmlns:o="urn:schemas-microsoft-com:office:office" xmlns:oel="http://schemas.microsoft.com/office/2019/extlst" xmlns:r="http://schemas.openxmlformats.org/officeDocument/2006/relationships" xmlns:m="http://schemas.openxmlformats.org/officeDocument/2006/math" xmlns:v="urn:schemas-microsoft-com:vml" xmlns:wp14="http://schemas.microsoft.com/office/word/2010/wordprocessingDrawing" xmlns:wp="http://schemas.openxmlformats.org/drawingml/2006/wordprocessingDrawing" xmlns:w10="urn:schemas-microsoft-com:office:word" xmlns:w="http://schemas.openxmlformats.org/wordprocessingml/2006/main" xmlns:w14="http://schemas.microsoft.com/office/word/2010/wordml" xmlns:w15="http://schemas.microsoft.com/office/word/2012/wordml" xmlns:w16cex="http://schemas.microsoft.com/office/word/2018/wordml/cex" xmlns:w16cid="http://schemas.microsoft.com/office/word/2016/wordml/cid" xmlns:w16="http://schemas.microsoft.com/office/word/2018/wordml" xmlns:w16du="http://schemas.microsoft.com/office/word/2023/wordml/word16du" xmlns:w16sdtdh="http://schemas.microsoft.com/office/word/2020/wordml/sdtdatahash" xmlns:w16se="http://schemas.microsoft.com/office/word/2015/wordml/symex" xmlns:wpg="http://schemas.microsoft.com/office/word/2010/wordprocessingGroup" xmlns:wpi="http://schemas.microsoft.com/office/word/2010/wordprocessingInk" xmlns:wne="http://schemas.microsoft.com/office/word/2006/wordml" xmlns:wps="http://schemas.microsoft.com/office/word/2010/wordprocessingShape" mc:Ignorable="w14 w15 w16se w16cid w16 w16cex w16sdtdh wp14">
+  <w:p/>
 </w:hdr>
 </file>
 
 <file path=word/numbering.xml><?xml version="1.0" encoding="utf-8"?>
-<w:numbering xmlns:wpc="http://schemas.microsoft.com/office/word/2010/wordprocessingCanvas" xmlns:cx="http://schemas.microsoft.com/office/drawing/2014/chartex" xmlns:cx1="http://schemas.microsoft.com/office/drawing/2015/9/8/chartex" xmlns:cx2="http://schemas.microsoft.com/office/drawing/2015/10/21/chartex" xmlns:cx3="http://schemas.microsoft.com/office/drawing/2016/5/9/chartex" xmlns:cx4="http://schemas.microsoft.com/office/drawing/2016/5/10/chartex" xmlns:cx5="http://schemas.microsoft.com/office/drawing/2016/5/11/chartex" xmlns:cx6="http://schemas.microsoft.com/office/drawing/2016/5/12/chartex" xmlns:cx7="http://schemas.microsoft.com/office/drawing/2016/5/13/chartex" xmlns:cx8="http://schemas.microsoft.com/office/drawing/2016/5/14/chartex" xmlns:mc="http://schemas.openxmlformats.org/markup-compatibility/2006" xmlns:aink="http://schemas.microsoft.com/office/drawing/2016/ink" xmlns:am3d="http://schemas.microsoft.com/office/drawing/2017/model3d" xmlns:o="urn:schemas-microsoft-com:office:office" xmlns:oel="http://schemas.microsoft.com/office/2019/extlst" xmlns:r="http://schemas.openxmlformats.org/officeDocument/2006/relationships" xmlns:m="http://schemas.openxmlformats.org/officeDocument/2006/math" xmlns:v="urn:schemas-microsoft-com:vml" xmlns:wp14="http://schemas.microsoft.com/office/word/2010/wordprocessingDrawing" xmlns:wp="http://schemas.openxmlformats.org/drawingml/2006/wordprocessingDrawing" xmlns:w10="urn:schemas-microsoft-com:office:word" xmlns:w="http://schemas.openxmlformats.org/wordprocessingml/2006/main" xmlns:w14="http://schemas.microsoft.com/office/word/2010/wordml" xmlns:w15="http://schemas.microsoft.com/office/word/2012/wordml" xmlns:w16cex="http://schemas.microsoft.com/office/word/2018/wordml/cex" xmlns:w16cid="http://schemas.microsoft.com/office/word/2016/wordml/cid" xmlns:w16="http://schemas.microsoft.com/office/word/2018/wordml" xmlns:w16du="http://schemas.microsoft.com/office/word/2023/wordml/word16du" xmlns:w16sdtdh="http://schemas.microsoft.com/office/word/2020/wordml/sdtdatahash" xmlns:w16sdtfl="http://schemas.microsoft.com/office/word/2024/wordml/sdtformatlock" xmlns:w16se="http://schemas.microsoft.com/office/word/2015/wordml/symex" xmlns:wpg="http://schemas.microsoft.com/office/word/2010/wordprocessingGroup" xmlns:wpi="http://schemas.microsoft.com/office/word/2010/wordprocessingInk" xmlns:wne="http://schemas.microsoft.com/office/word/2006/wordml" xmlns:wps="http://schemas.microsoft.com/office/word/2010/wordprocessingShape" mc:Ignorable="w14 w15 w16se w16cid w16 w16cex w16sdtdh w16sdtfl w16du wp14">
+<w:numbering xmlns:wpc="http://schemas.microsoft.com/office/word/2010/wordprocessingCanvas" xmlns:cx="http://schemas.microsoft.com/office/drawing/2014/chartex" xmlns:cx1="http://schemas.microsoft.com/office/drawing/2015/9/8/chartex" xmlns:cx2="http://schemas.microsoft.com/office/drawing/2015/10/21/chartex" xmlns:cx3="http://schemas.microsoft.com/office/drawing/2016/5/9/chartex" xmlns:cx4="http://schemas.microsoft.com/office/drawing/2016/5/10/chartex" xmlns:cx5="http://schemas.microsoft.com/office/drawing/2016/5/11/chartex" xmlns:cx6="http://schemas.microsoft.com/office/drawing/2016/5/12/chartex" xmlns:cx7="http://schemas.microsoft.com/office/drawing/2016/5/13/chartex" xmlns:cx8="http://schemas.microsoft.com/office/drawing/2016/5/14/chartex" xmlns:mc="http://schemas.openxmlformats.org/markup-compatibility/2006" xmlns:aink="http://schemas.microsoft.com/office/drawing/2016/ink" xmlns:am3d="http://schemas.microsoft.com/office/drawing/2017/model3d" xmlns:o="urn:schemas-microsoft-com:office:office" xmlns:oel="http://schemas.microsoft.com/office/2019/extlst" xmlns:r="http://schemas.openxmlformats.org/officeDocument/2006/relationships" xmlns:m="http://schemas.openxmlformats.org/officeDocument/2006/math" xmlns:v="urn:schemas-microsoft-com:vml" xmlns:wp14="http://schemas.microsoft.com/office/word/2010/wordprocessingDrawing" xmlns:wp="http://schemas.openxmlformats.org/drawingml/2006/wordprocessingDrawing" xmlns:w10="urn:schemas-microsoft-com:office:word" xmlns:w="http://schemas.openxmlformats.org/wordprocessingml/2006/main" xmlns:w14="http://schemas.microsoft.com/office/word/2010/wordml" xmlns:w15="http://schemas.microsoft.com/office/word/2012/wordml" xmlns:w16cex="http://schemas.microsoft.com/office/word/2018/wordml/cex" xmlns:w16cid="http://schemas.microsoft.com/office/word/2016/wordml/cid" xmlns:w16="http://schemas.microsoft.com/office/word/2018/wordml" xmlns:w16du="http://schemas.microsoft.com/office/word/2023/wordml/word16du" xmlns:w16sdtdh="http://schemas.microsoft.com/office/word/2020/wordml/sdtdatahash" xmlns:w16se="http://schemas.microsoft.com/office/word/2015/wordml/symex" xmlns:wpg="http://schemas.microsoft.com/office/word/2010/wordprocessingGroup" xmlns:wpi="http://schemas.microsoft.com/office/word/2010/wordprocessingInk" xmlns:wne="http://schemas.microsoft.com/office/word/2006/wordml" xmlns:wps="http://schemas.microsoft.com/office/word/2010/wordprocessingShape" mc:Ignorable="w14 w15 w16se w16cid w16 w16cex w16sdtdh wp14">
   <w:abstractNum w:abstractNumId="0" w15:restartNumberingAfterBreak="0">
     <w:nsid w:val="08AA21F2"/>
     <w:multiLevelType w:val="hybridMultilevel"/>
@@ -21135,7 +28009,7 @@
 </file>
 
 <file path=word/styles.xml><?xml version="1.0" encoding="utf-8"?>
-<w:styles xmlns:mc="http://schemas.openxmlformats.org/markup-compatibility/2006" xmlns:r="http://schemas.openxmlformats.org/officeDocument/2006/relationships" xmlns:w="http://schemas.openxmlformats.org/wordprocessingml/2006/main" xmlns:w14="http://schemas.microsoft.com/office/word/2010/wordml" xmlns:w15="http://schemas.microsoft.com/office/word/2012/wordml" xmlns:w16cex="http://schemas.microsoft.com/office/word/2018/wordml/cex" xmlns:w16cid="http://schemas.microsoft.com/office/word/2016/wordml/cid" xmlns:w16="http://schemas.microsoft.com/office/word/2018/wordml" xmlns:w16du="http://schemas.microsoft.com/office/word/2023/wordml/word16du" xmlns:w16sdtdh="http://schemas.microsoft.com/office/word/2020/wordml/sdtdatahash" xmlns:w16sdtfl="http://schemas.microsoft.com/office/word/2024/wordml/sdtformatlock" xmlns:w16se="http://schemas.microsoft.com/office/word/2015/wordml/symex" mc:Ignorable="w14 w15 w16se w16cid w16 w16cex w16sdtdh w16sdtfl w16du">
+<w:styles xmlns:mc="http://schemas.openxmlformats.org/markup-compatibility/2006" xmlns:r="http://schemas.openxmlformats.org/officeDocument/2006/relationships" xmlns:w="http://schemas.openxmlformats.org/wordprocessingml/2006/main" xmlns:w14="http://schemas.microsoft.com/office/word/2010/wordml" xmlns:w15="http://schemas.microsoft.com/office/word/2012/wordml" xmlns:w16cex="http://schemas.microsoft.com/office/word/2018/wordml/cex" xmlns:w16cid="http://schemas.microsoft.com/office/word/2016/wordml/cid" xmlns:w16="http://schemas.microsoft.com/office/word/2018/wordml" xmlns:w16sdtdh="http://schemas.microsoft.com/office/word/2020/wordml/sdtdatahash" xmlns:w16se="http://schemas.microsoft.com/office/word/2015/wordml/symex" mc:Ignorable="w14 w15 w16se w16cid w16 w16cex w16sdtdh">
   <w:docDefaults>
     <w:rPrDefault>
       <w:rPr>
@@ -21523,11 +28397,11 @@
     <w:lsdException w:name="Unresolved Mention" w:semiHidden="1" w:unhideWhenUsed="1"/>
     <w:lsdException w:name="Smart Link" w:semiHidden="1" w:unhideWhenUsed="1"/>
   </w:latentStyles>
-  <w:style w:type="paragraph" w:default="1" w:styleId="Normal">
+  <w:style w:type="paragraph" w:default="1" w:styleId="Binhthng">
     <w:name w:val="Normal"/>
     <w:qFormat/>
   </w:style>
-  <w:style w:type="paragraph" w:styleId="Heading1">
+  <w:style w:type="paragraph" w:styleId="u1">
     <w:name w:val="heading 1"/>
     <w:uiPriority w:val="9"/>
     <w:qFormat/>
@@ -21540,7 +28414,7 @@
       <w:szCs w:val="32"/>
     </w:rPr>
   </w:style>
-  <w:style w:type="paragraph" w:styleId="Heading2">
+  <w:style w:type="paragraph" w:styleId="u2">
     <w:name w:val="heading 2"/>
     <w:uiPriority w:val="9"/>
     <w:semiHidden/>
@@ -21555,7 +28429,7 @@
       <w:szCs w:val="26"/>
     </w:rPr>
   </w:style>
-  <w:style w:type="paragraph" w:styleId="Heading3">
+  <w:style w:type="paragraph" w:styleId="u3">
     <w:name w:val="heading 3"/>
     <w:uiPriority w:val="9"/>
     <w:semiHidden/>
@@ -21570,7 +28444,7 @@
       <w:szCs w:val="24"/>
     </w:rPr>
   </w:style>
-  <w:style w:type="paragraph" w:styleId="Heading4">
+  <w:style w:type="paragraph" w:styleId="u4">
     <w:name w:val="heading 4"/>
     <w:uiPriority w:val="9"/>
     <w:semiHidden/>
@@ -21585,7 +28459,7 @@
       <w:color w:val="2E74B5"/>
     </w:rPr>
   </w:style>
-  <w:style w:type="paragraph" w:styleId="Heading5">
+  <w:style w:type="paragraph" w:styleId="u5">
     <w:name w:val="heading 5"/>
     <w:uiPriority w:val="9"/>
     <w:semiHidden/>
@@ -21598,7 +28472,7 @@
       <w:color w:val="2E74B5"/>
     </w:rPr>
   </w:style>
-  <w:style w:type="paragraph" w:styleId="Heading6">
+  <w:style w:type="paragraph" w:styleId="u6">
     <w:name w:val="heading 6"/>
     <w:uiPriority w:val="9"/>
     <w:semiHidden/>
@@ -21611,13 +28485,13 @@
       <w:color w:val="1F4D78"/>
     </w:rPr>
   </w:style>
-  <w:style w:type="character" w:default="1" w:styleId="DefaultParagraphFont">
+  <w:style w:type="character" w:default="1" w:styleId="Phngmcinhcuaoanvn">
     <w:name w:val="Default Paragraph Font"/>
     <w:uiPriority w:val="1"/>
     <w:semiHidden/>
     <w:unhideWhenUsed/>
   </w:style>
-  <w:style w:type="table" w:default="1" w:styleId="TableNormal">
+  <w:style w:type="table" w:default="1" w:styleId="BangThngthng">
     <w:name w:val="Normal Table"/>
     <w:uiPriority w:val="99"/>
     <w:semiHidden/>
@@ -21632,13 +28506,13 @@
       </w:tblCellMar>
     </w:tblPr>
   </w:style>
-  <w:style w:type="numbering" w:default="1" w:styleId="NoList">
+  <w:style w:type="numbering" w:default="1" w:styleId="Khngco">
     <w:name w:val="No List"/>
     <w:uiPriority w:val="99"/>
     <w:semiHidden/>
     <w:unhideWhenUsed/>
   </w:style>
-  <w:style w:type="paragraph" w:styleId="Title">
+  <w:style w:type="paragraph" w:styleId="Tiu">
     <w:name w:val="Title"/>
     <w:uiPriority w:val="10"/>
     <w:qFormat/>
@@ -21656,11 +28530,11 @@
       <w:bCs/>
     </w:rPr>
   </w:style>
-  <w:style w:type="paragraph" w:styleId="ListParagraph">
+  <w:style w:type="paragraph" w:styleId="oancuaDanhsach">
     <w:name w:val="List Paragraph"/>
     <w:qFormat/>
   </w:style>
-  <w:style w:type="character" w:styleId="Hyperlink">
+  <w:style w:type="character" w:styleId="Siuktni">
     <w:name w:val="Hyperlink"/>
     <w:uiPriority w:val="99"/>
     <w:unhideWhenUsed/>
@@ -21669,7 +28543,7 @@
       <w:u w:val="single"/>
     </w:rPr>
   </w:style>
-  <w:style w:type="character" w:styleId="FootnoteReference">
+  <w:style w:type="character" w:styleId="ThamchiuCcchu">
     <w:name w:val="footnote reference"/>
     <w:uiPriority w:val="99"/>
     <w:semiHidden/>
@@ -21678,16 +28552,16 @@
       <w:vertAlign w:val="superscript"/>
     </w:rPr>
   </w:style>
-  <w:style w:type="paragraph" w:styleId="FootnoteText">
+  <w:style w:type="paragraph" w:styleId="VnbanCcchu">
     <w:name w:val="footnote text"/>
-    <w:link w:val="FootnoteTextChar"/>
+    <w:link w:val="VnbanCcchuChar"/>
     <w:uiPriority w:val="99"/>
     <w:semiHidden/>
     <w:unhideWhenUsed/>
   </w:style>
-  <w:style w:type="character" w:customStyle="1" w:styleId="FootnoteTextChar">
-    <w:name w:val="Footnote Text Char"/>
-    <w:link w:val="FootnoteText"/>
+  <w:style w:type="character" w:customStyle="1" w:styleId="VnbanCcchuChar">
+    <w:name w:val="Văn bản Cước chú Char"/>
+    <w:link w:val="VnbanCcchu"/>
     <w:uiPriority w:val="99"/>
     <w:semiHidden/>
     <w:unhideWhenUsed/>
@@ -21696,7 +28570,7 @@
       <w:szCs w:val="20"/>
     </w:rPr>
   </w:style>
-  <w:style w:type="character" w:styleId="EndnoteReference">
+  <w:style w:type="character" w:styleId="ThamchiuChuthichcui">
     <w:name w:val="endnote reference"/>
     <w:uiPriority w:val="99"/>
     <w:semiHidden/>
@@ -21705,16 +28579,16 @@
       <w:vertAlign w:val="superscript"/>
     </w:rPr>
   </w:style>
-  <w:style w:type="paragraph" w:styleId="EndnoteText">
+  <w:style w:type="paragraph" w:styleId="VnbanChuthichcui">
     <w:name w:val="endnote text"/>
-    <w:link w:val="EndnoteTextChar"/>
+    <w:link w:val="VnbanChuthichcuiChar"/>
     <w:uiPriority w:val="99"/>
     <w:semiHidden/>
     <w:unhideWhenUsed/>
   </w:style>
-  <w:style w:type="character" w:customStyle="1" w:styleId="EndnoteTextChar">
-    <w:name w:val="Endnote Text Char"/>
-    <w:link w:val="EndnoteText"/>
+  <w:style w:type="character" w:customStyle="1" w:styleId="VnbanChuthichcuiChar">
+    <w:name w:val="Văn bản Chú thích cuối Char"/>
+    <w:link w:val="VnbanChuthichcui"/>
     <w:uiPriority w:val="99"/>
     <w:semiHidden/>
     <w:unhideWhenUsed/>

--- a/docs/SportManagement_BusinessRules_v2.0_updated.docx
+++ b/docs/SportManagement_BusinessRules_v2.0_updated.docx
@@ -53,7 +53,7 @@
         <w:spacing w:before="240" w:after="240"/>
       </w:pPr>
       <w:r>
-        <w:t>SportHub là hệ thống quản lý trung tâm thể thao với ba môn Gym (bao gồm dịch vụ huấn luyện cá nhân PT), cầu lông và bóng rổ; có thể mở rộng thêm môn trong tương lai. PT là dịch vụ thuộc Gym, không phải môn thứ tư. Các quy tắc được nhóm theo lĩnh vực, mỗi quy tắc có một mã BR duy nhất. Đây là yêu cầu nghiệp vụ; trạng thái triển khai và nghiệm thu xem mục 13 của Center-Management-System-Design-v3.md.</w:t>
+        <w:t>SportHub quản lý ba môn Gym, cầu lông và bóng rổ, có thể mở rộng thêm môn. Phạm vi hiện hành không quản lý dịch vụ PT 1:1. Các đoạn về gói, quota, booking và hoàn PT trong bản quy tắc cũ chỉ lưu để đối chiếu lịch sử, không áp dụng cho sản phẩm hiện hành. Coach lớp cầu lông/bóng rổ được phân công tạo workout plan, ghi workout result/nhận xét, giao homework, điểm danh đúng buổi và có thể dùng AI gợi ý (Flow 5). Quyết định phạm vi này thay thế các mô tả PT trái với BR-23, BR-24, BR-26, BR-98, BR-99 và BR-100 cũ.</w:t>
       </w:r>
     </w:p>
     <w:p>
@@ -5571,7 +5571,7 @@
                 <w:sz w:val="18"/>
                 <w:szCs w:val="18"/>
               </w:rPr>
-              <w:t>Class có vòng đời DRAFT → PUBLISHED → IN_PROGRESS → COMPLETED; CANCELLED có thể đến từ DRAFT, PUBLISHED hoặc IN_PROGRESS. DRAFT không hiển thị cho Guest/Member và không nhận ghi danh; PUBLISHED hiển thị công khai và nhận ghi danh (BR-16) cho đến khi buổi đầu tiên bắt đầu; IN_PROGRESS không nhận ghi danh mới; COMPLETED khi buổi cuối kết thúc. Ngoài vòng đời, lớp có ThresholdStatus (BR-119).</w:t>
+              <w:t>Class có vòng đời DRAFT → PUBLISHED → IN_PROGRESS → COMPLETED; CANCELLED có thể đến từ DRAFT, PUBLISHED hoặc IN_PROGRESS. DRAFT không hiển thị cho Guest/Member và không nhận ghi danh; PUBLISHED hiển thị công khai và nhận ghi danh (BR-16) cho đến khi buổi đầu tiên bắt đầu; IN_PROGRESS không nhận ghi danh mới; COMPLETED khi buổi cuối kết thúc. Ngoài vòng đời, lớp có ThresholdStatus (BR-119). Nội dung giảng dạy của lớp (giáo án, kết quả, nhận xét) và danh sách buổi học của Member chỉ mở cho Member có ghi danh CONFIRMED chưa kết thúc, trong lớp PUBLISHED, IN_PROGRESS hoặc COMPLETED; Member vẫn xem lại lịch sử lớp của mình sau khi lớp COMPLETED. Lớp CANCELLED hoặc DRAFT, và ghi danh đã hoàn tiền hoặc chuyển lớp, bị từ chối (403 class_not_enrolled). Quyền Coach xem hồ sơ sức khỏe của học viên kết thúc cùng lớp.</w:t>
             </w:r>
           </w:p>
         </w:tc>
@@ -6886,7 +6886,7 @@
                 <w:sz w:val="18"/>
                 <w:szCs w:val="18"/>
               </w:rPr>
-              <w:t>Email cảnh báo nêu rõ tên lớp, ngưỡng, số học viên hiện tại, hạn phản hồi (48 giờ, cấu hình được) và hai lựa chọn: (a) chuyển sang lớp khác cùng môn đang PUBLISHED, còn chỗ và chưa bắt đầu — nếu giá lớp mới thấp hơn thì phần chênh được hoàn bằng điểm, nếu cao hơn thì Member thanh toán phần chênh qua checkout (VNPay hoặc điểm) và chỗ ở lớp mới được giữ theo BR-115; (b) hoàn 100% giá trị đã trả bằng điểm theo BR-122. Học viên phản hồi qua liên kết bảo mật trong email hoặc trên tài khoản; lựa chọn đã gửi là cuối cùng. Quá hạn mà chưa phản hồi, hệ thống tự hoàn 100% bằng điểm.</w:t>
+              <w:t>Email cảnh báo nêu rõ tên lớp, ngưỡng, số học viên hiện tại, hạn phản hồi (48 giờ, cấu hình được) và ba lựa chọn: (a) chuyển sang lớp khác cùng môn đang PUBLISHED, còn chỗ và chưa bắt đầu — nếu giá lớp mới thấp hơn thì phần chênh được hoàn bằng điểm, nếu cao hơn thì Member thanh toán phần chênh qua checkout (VNPay hoặc điểm) và chỗ ở lớp mới được giữ theo BR-115; (b) hoàn 100% giá trị đã trả bằng điểm theo BR-122; (c) "Chờ đợt sau": hoàn 100% giá trị đã trả bằng điểm theo BR-122, kết thúc ghi danh và tạo đăng ký quan tâm môn đó trong cùng một transaction; lựa chọn này không giữ tiền, không giữ chỗ, không tự ghi danh và không phải Waitlist, và gửi lại cùng phản hồi không hoàn điểm hay tạo đăng ký quan tâm lần hai. Học viên phản hồi qua liên kết bảo mật trong email hoặc trên tài khoản; lựa chọn đã gửi là cuối cùng. Quá hạn mà chưa phản hồi, hệ thống tự hoàn 100% bằng điểm.</w:t>
             </w:r>
           </w:p>
         </w:tc>
@@ -7521,7 +7521,7 @@
                 <w:sz w:val="18"/>
                 <w:szCs w:val="18"/>
               </w:rPr>
-              <w:t>Receptionist chịu trách nhiệm ghi Present hoặc Absent cho từng học viên có ghi danh CONFIRMED trong buổi lớp nhóm (Cầu lông, Bóng rổ); được sửa bản ghi trong 24 giờ sau khi buổi kết thúc và mọi sửa đổi phải có Audit Log. Với lớp nhóm chỉ ghi điểm danh, không ghi kết quả tập luyện (BR-24). Coach không có quyền điểm danh lớp nhóm; Center Manager không mặc nhiên có quyền điểm danh.</w:t>
+              <w:t>Receptionist hoặc Coach được phân công đúng buổi có thể ghi Present hoặc Absent cho từng học viên có ghi danh CONFIRMED trong buổi lớp nhóm (Cầu lông, Bóng rổ). Được sửa bản ghi trong 24 giờ sau khi buổi kết thúc; mọi sửa đổi phải có Audit Log. Backend lấy danh tính và role từ JWT, sau đó kiểm tra CoachId của buổi theo sessionId; sessionId không thay thế JWT. Center Manager không mặc nhiên có quyền điểm danh.</w:t>
             </w:r>
           </w:p>
         </w:tc>
@@ -7719,7 +7719,7 @@
           <w:b/>
           <w:bCs/>
         </w:rPr>
-        <w:t>G. Personal Training, Huấn luyện viên &amp; Bài tập</w:t>
+        <w:t>G. Huấn luyện viên, nội dung tập luyện và bài tập lớp nhóm</w:t>
       </w:r>
     </w:p>
     <w:p>
@@ -7727,7 +7727,7 @@
         <w:spacing w:before="240" w:after="240"/>
       </w:pPr>
       <w:r>
-        <w:t>Personal Training (1:1) là hình thức duy nhất ghi kết quả tập luyện; lớp nhóm chỉ điểm danh. Các quy tắc BR-70 đến BR-77 về quota, lịch, đổi Coach và hủy/dời buổi PT được giữ nguyên.</w:t>
+        <w:t>Coach được phân công lớp cầu lông/bóng rổ có thể lập workout plan cho lớp hoặc học viên, ghi workout result/nhận xét theo buổi, giao homework và điểm danh đúng buổi. AI gợi ý cho Coach thuộc Flow 5; Coach xem lại trước khi lưu. BR-70 đến BR-77 về PT 1:1 là quy tắc lịch sử ngoài phạm vi hiện hành.</w:t>
       </w:r>
     </w:p>
     <w:tbl>
@@ -7939,7 +7939,7 @@
                 <w:sz w:val="18"/>
                 <w:szCs w:val="18"/>
               </w:rPr>
-              <w:t>Workout Plan chỉ do Coach có CoachSpecialty Personal Training tạo cho Member có quan hệ huấn luyện Active. Center Manager quản lý việc tạo hoặc kết thúc quan hệ cá nhân; Coach không được tự tạo quan hệ để tự cấp quyền đọc hồ sơ hoặc ghi plan. Ghi danh lớp nhóm không tự tạo CoachMemberRelationship.</w:t>
+              <w:t>Workout Plan do Coach đang được phân công lớp tạo cho cả lớp, cho học viên có ghi danh CONFIRMED hoặc cho đúng buổi được giao. Coach dạy thay chỉ có phạm vi buổi được giao và không tự có quyền với toàn bộ lớp hay hồ sơ học viên. Backend xác thực Coach bằng JWT rồi đối chiếu phân công lớp/buổi với classId hoặc sessionId; Coach không tự tạo quan hệ để cấp quyền cho mình.</w:t>
             </w:r>
           </w:p>
         </w:tc>
@@ -8051,7 +8051,7 @@
                 <w:sz w:val="18"/>
                 <w:szCs w:val="18"/>
               </w:rPr>
-              <w:t>Workout Result và nhận xét tiến độ chỉ được ghi cho buổi PT 1:1 và chỉ bởi Coach thực sự phụ trách buổi đó (Coach có Specialty Personal Training). Buổi lớp nhóm chỉ có điểm danh (BR-98): Coach lớp nhóm không được ghi Workout Result hoặc nhận xét tiến độ.</w:t>
+              <w:t>Workout Result và nhận xét tiến độ của lớp cầu lông/bóng rổ chỉ do Coach thực sự phụ trách buổi đó ghi cho học viên có ghi danh CONFIRMED. Kết quả gắn với classId, sessionId và MemberId; JWT xác định Coach đang thao tác. Coach không được ghi kết quả cho buổi hoặc học viên ngoài phạm vi được phân công.</w:t>
             </w:r>
           </w:p>
         </w:tc>
@@ -8114,7 +8114,7 @@
                 <w:sz w:val="18"/>
                 <w:szCs w:val="18"/>
               </w:rPr>
-              <w:t>Quyết định người dùng; lớp 1:1 ghi kết quả, lớp nhóm chỉ điểm danh</w:t>
+              <w:t>Quyết định phạm vi hiện hành: Coach lớp nhóm ghi kết quả theo buổi; PT 1:1 ngoài phạm vi</w:t>
             </w:r>
           </w:p>
         </w:tc>
@@ -8275,7 +8275,7 @@
                 <w:sz w:val="18"/>
                 <w:szCs w:val="18"/>
               </w:rPr>
-              <w:t>Workout Result chỉ có thể được ghi nhận cho một booking đang hợp lệ tại thời điểm ghi nhận.</w:t>
+              <w:t>Workout Result chỉ được ghi cho buổi lớp đang hợp lệ và học viên có ghi danh CONFIRMED tại thời điểm ghi nhận; Coach phải được phân công đúng buổi đó.</w:t>
             </w:r>
           </w:p>
         </w:tc>
@@ -9284,7 +9284,7 @@
                 <w:sz w:val="18"/>
                 <w:szCs w:val="18"/>
               </w:rPr>
-              <w:t>Mỗi tài khoản Coach có ít nhất một CoachSpecialty (liên kết tới một Sport đang tồn tại) do System Administrator gán khi tạo tài khoản Coach và do Center Manager chỉnh sửa sau đó; một Coach có thể có nhiều Specialty. CoachProfile chỉ lưu Specialty và mô tả chuyên môn; họ tên, số điện thoại và thông tin xác thực thuộc UserProfile/UserCredential. Hệ thống chỉ liệt kê Coach có Specialty khớp khi Manager phân công lớp (BR-14) và khi Member chọn Coach PT (BR-74, Specialty phải gồm Personal Training). Đổi Specialty không tự gỡ Coach khỏi lớp/PT đã phân công nhưng Manager được cảnh báo khi Coach không còn khớp. Phân loại PersonalTrainer/ClassInstructor cũ được thay bằng CoachSpecialty. Chỉ System Administrator tạo tài khoản Coach (BR-2); Center Manager không tạo Coach mà chỉ sửa hồ sơ, chuyên môn và cấp quyền dịch vụ PT cho Coach có Specialty Personal Training. Khi Coach được đổi sang vai trò khác, CoachSpecialty và quyền dịch vụ PT bị xóa (BR-142).</w:t>
+              <w:t>Mỗi tài khoản Coach có ít nhất một CoachSpecialty gắn với môn đang hoạt động; System Administrator gán khi tạo Coach và Center Manager chỉnh sửa sau đó. Một Coach có thể có nhiều chuyên môn. Hệ thống chỉ liệt kê Coach đang Active và có chuyên môn khớp khi Manager phân công lớp hoặc buổi dạy thay. Đổi chuyên môn không tự gỡ phân công đang có; Manager được cảnh báo khi không còn khớp. Không còn phân loại PersonalTrainer/ClassInstructor hoặc quyền dịch vụ PT trong phạm vi hiện hành.</w:t>
             </w:r>
           </w:p>
         </w:tc>
@@ -9397,7 +9397,7 @@
                 <w:sz w:val="18"/>
                 <w:szCs w:val="18"/>
               </w:rPr>
-              <w:t>Coach có Specialty Personal Training được xem lịch PT và học viên được phân công; xem mục tiêu/trình độ trong phạm vi quan hệ Active; tạo hoặc cập nhật Workout Plan; ghi kết quả, tiến độ và nhận xét; ghi trạng thái buổi PT. Coach không được tự gán Member, quản trị tài khoản, đổi role hoặc quản lý lớp/phòng thay cho Manager.</w:t>
+              <w:t>Coach đang phụ trách lớp cầu lông/bóng rổ được xem học viên có ghi danh còn hiệu lực trong lớp mình; tạo hoặc cập nhật workout plan, ghi kết quả, tiến độ và nhận xét, giao homework, gửi thông báo và điểm danh đúng buổi. Coach dạy thay chỉ đọc và thao tác trong buổi được giao, không tự có quyền xem hồ sơ sức khỏe hoặc lịch sử học viên toàn lớp. Coach không tự gán Member hay quản lý lớp/phòng thay Manager.</w:t>
             </w:r>
           </w:p>
         </w:tc>
@@ -13560,7 +13560,7 @@
                 <w:sz w:val="18"/>
                 <w:szCs w:val="18"/>
               </w:rPr>
-              <w:t>Đề xuất tập luyện từ AI chỉ dành cho Coach có Specialty Personal Training và phải được tính toán dựa trên ít nhất ba dữ liệu đầu vào bắt buộc: (1) mục tiêu cá nhân của Member, (2) trình độ hiện tại và (3) lịch sử tập luyện gồm ít nhất 30 ngày gần nhất. Coach phải có quan hệ huấn luyện Active với Member.</w:t>
+              <w:t>Đề xuất tập luyện từ AI (Flow 5) dành cho Coach đang được phân công lớp/học viên hợp lệ, dựa trên hồ sơ tập luyện, mục tiêu, trình độ và lịch sử phù hợp. AI chỉ gợi ý; Coach kiểm tra, chỉnh sửa và quyết định có lưu thành workout plan hay không. Backend kiểm tra role Coach và phân công hiện hành; không yêu cầu Specialty Personal Training hoặc gói PT.</w:t>
             </w:r>
           </w:p>
         </w:tc>
@@ -14008,7 +14008,7 @@
                 <w:sz w:val="18"/>
                 <w:szCs w:val="18"/>
               </w:rPr>
-              <w:t>Coach không có Specialty Personal Training không được gọi AI workout suggestion hoặc lưu kết quả AI thành Workout Plan. Việc ẩn menu không thay thế kiểm tra backend; endpoint AI phải kiểm tra role Coach, Specialty Personal Training và quan hệ huấn luyện Active.</w:t>
+              <w:t>AI workout suggestion chỉ được gọi trong phạm vi lớp/học viên mà Coach đang được phân công. Ẩn menu không thay thế kiểm tra backend: API lấy danh tính từ JWT, kiểm tra role, phân công và quyền đọc dữ liệu học viên; kết quả AI không tự ghi thành Workout Plan.</w:t>
             </w:r>
           </w:p>
         </w:tc>
@@ -14120,7 +14120,7 @@
                 <w:sz w:val="18"/>
                 <w:szCs w:val="18"/>
               </w:rPr>
-              <w:t>Chatbot cơ bản dùng function calling với danh sách hàm cố định (whitelist), chỉ cung cấp hàm theo vai trò của người gọi: Member — get_my_today_schedule (lịch lớp và buổi PT hôm nay của chính Member); Center Manager — get_room_and_coach_availability (đọc), suggest_class_schedule (đề xuất khung giờ không xung đột theo BR-112, chưa ghi dữ liệu) và create_draft_class (chỉ tạo lớp DRAFT sau khi Manager xác nhận trên giao diện). Danh tính người gọi luôn lấy từ JWT ở backend; model không được truyền UserId hoặc MemberId. Backend kiểm tra role cho từng hàm.</w:t>
+              <w:t>Chatbot chỉ dùng danh sách hàm được phép theo vai trò: Member tra lịch lớp hôm nay của chính mình; Center Manager tra lịch trống và nhận gợi ý xếp lịch hoặc tạo lớp DRAFT sau xác nhận. Danh tính người gọi luôn lấy từ JWT ở backend; model không được tự truyền UserId hay MemberId. Backend kiểm tra role cho từng hàm. Không có lịch PT 1:1 trong phạm vi hiện hành.</w:t>
             </w:r>
           </w:p>
         </w:tc>
@@ -15389,7 +15389,7 @@
                 <w:sz w:val="18"/>
                 <w:szCs w:val="18"/>
               </w:rPr>
-              <w:t>Thông báo cho Member khi lịch buổi thay đổi, lớp bị hủy, lớp thuộc diện dưới ngưỡng (BR-119, BR-120), điểm được hoàn hoặc Membership sắp hết hạn. Ngưỡng nhắc hạn mặc định 7 ngày, Center Manager được cấu hình số ngày nguyên không âm. Thông báo hủy/dời phải nêu rõ buổi cũ và buổi mới, ghi danh còn hiệu lực hay không và số điểm được hoàn (nếu có). Tác vụ chạy lặp không gửi trùng cùng sự kiện.</w:t>
+              <w:t>Thông báo cho Member khi lịch buổi thay đổi, lớp bị hủy, lớp thuộc diện dưới ngưỡng (BR-119, BR-120), điểm được hoàn hoặc Membership sắp hết hạn. Ngưỡng nhắc hạn mặc định 7 ngày, Center Manager được cấu hình số ngày nguyên không âm. Thông báo hủy/dời phải nêu rõ buổi cũ và buổi mới, ghi danh còn hiệu lực hay không và số điểm được hoàn (nếu có). Tác vụ chạy lặp không gửi trùng cùng sự kiện. Ngoài ra: (1) mỗi buổi lớp có đúng một thông báo nhắc trong ứng dụng gửi trong 24 giờ trước giờ bắt đầu, chỉ cho ghi danh còn hiệu lực và không gửi trùng cho cùng Member và buổi; việc dời lịch sau đó dùng thông báo đổi lịch ở trên; (2) Member đang có đăng ký quan tâm "Chờ đợt sau" nhận thông báo khi một lớp khác cùng môn được PUBLISHED sau lúc đăng ký, trừ Member đã ghi danh lớp đó; thông báo này không giữ chỗ và không tạo ghi danh, Member có thể tắt thông báo mà không bị đảo ngược khoản hoàn, và Center Manager xem được các đăng ký quan tâm theo môn.</w:t>
             </w:r>
           </w:p>
         </w:tc>
@@ -18603,7 +18603,7 @@
                 <w:sz w:val="18"/>
                 <w:szCs w:val="18"/>
               </w:rPr>
-              <w:t>15 phút, cấu hình được (BR-115)</w:t>
+              <w:t>Mặc định 15 phút, cấu hình được (BR-115); hiện hệ thống cho Manager đặt trong khoảng 1 đến 1440 phút, cần nhóm chốt giữ khoảng này hay siết lại</w:t>
             </w:r>
           </w:p>
         </w:tc>
@@ -23845,7 +23845,7 @@
                 <w:sz w:val="18"/>
                 <w:szCs w:val="18"/>
               </w:rPr>
-              <w:t>Tạo tài khoản nhân sự (System Administrator, Center Manager, Receptionist, Coach). Coach phải chọn đúng một môn. Tài khoản chưa có mật khẩu, nhận email kích hoạt.</w:t>
+              <w:t>Tạo tài khoản nhân sự (System Administrator, Center Manager, Receptionist, Coach). Coach phải chọn ít nhất một môn, có thể chọn nhiều môn (BR-96). Tài khoản chưa có mật khẩu, nhận email kích hoạt.</w:t>
             </w:r>
           </w:p>
         </w:tc>
@@ -24715,7 +24715,7 @@
                 <w:sz w:val="18"/>
                 <w:szCs w:val="18"/>
               </w:rPr>
-              <w:t>Ghi nhận yêu cầu hỗ trợ của Member tại quầy và xem 50 yêu cầu gần nhất của một Member.</w:t>
+              <w:t>Ghi nhận yêu cầu hỗ trợ của Member tại quầy, xem 50 yêu cầu gần nhất của một Member, phân công, cập nhật tiến độ và đóng yêu cầu (có Audit Log). Mọi nhân sự quầy đều được cập nhật hoặc đóng yêu cầu của người khác; đây là chủ đích, không có ràng buộc chỉ người được phân công.</w:t>
             </w:r>
           </w:p>
         </w:tc>
@@ -24807,7 +24807,7 @@
                 <w:sz w:val="18"/>
                 <w:szCs w:val="18"/>
               </w:rPr>
-              <w:t>Một phần</w:t>
+              <w:t>Đã có</w:t>
             </w:r>
           </w:p>
         </w:tc>

--- a/docs/SportManagement_BusinessRules_v2.0_updated.docx
+++ b/docs/SportManagement_BusinessRules_v2.0_updated.docx
@@ -53,7 +53,7 @@
         <w:spacing w:before="240" w:after="240"/>
       </w:pPr>
       <w:r>
-        <w:t>SportHub quản lý ba môn Gym, cầu lông và bóng rổ, có thể mở rộng thêm môn. Phạm vi hiện hành không quản lý dịch vụ PT 1:1. Các đoạn về gói, quota, booking và hoàn PT trong bản quy tắc cũ chỉ lưu để đối chiếu lịch sử, không áp dụng cho sản phẩm hiện hành. Coach lớp cầu lông/bóng rổ được phân công tạo workout plan, ghi workout result/nhận xét, giao homework, điểm danh đúng buổi và có thể dùng AI gợi ý (Flow 5). Quyết định phạm vi này thay thế các mô tả PT trái với BR-23, BR-24, BR-26, BR-98, BR-99 và BR-100 cũ.</w:t>
+        <w:t>SportHub là hệ thống quản lý trung tâm thể thao với ba môn Gym (bao gồm dịch vụ huấn luyện cá nhân PT), cầu lông và bóng rổ; có thể mở rộng thêm môn trong tương lai. PT là dịch vụ thuộc Gym, không phải môn thứ tư. Các quy tắc được nhóm theo lĩnh vực, mỗi quy tắc có một mã BR duy nhất. Đây là yêu cầu nghiệp vụ; trạng thái triển khai và nghiệm thu xem mục 13 của Center-Management-System-Design-v3.md.</w:t>
       </w:r>
     </w:p>
     <w:p>
@@ -7521,7 +7521,7 @@
                 <w:sz w:val="18"/>
                 <w:szCs w:val="18"/>
               </w:rPr>
-              <w:t>Receptionist hoặc Coach được phân công đúng buổi có thể ghi Present hoặc Absent cho từng học viên có ghi danh CONFIRMED trong buổi lớp nhóm (Cầu lông, Bóng rổ). Được sửa bản ghi trong 24 giờ sau khi buổi kết thúc; mọi sửa đổi phải có Audit Log. Backend lấy danh tính và role từ JWT, sau đó kiểm tra CoachId của buổi theo sessionId; sessionId không thay thế JWT. Center Manager không mặc nhiên có quyền điểm danh.</w:t>
+              <w:t>Receptionist chịu trách nhiệm ghi Present hoặc Absent cho từng học viên có ghi danh CONFIRMED trong buổi lớp nhóm (Cầu lông, Bóng rổ); được sửa bản ghi trong 24 giờ sau khi buổi kết thúc và mọi sửa đổi phải có Audit Log. Với lớp nhóm chỉ ghi điểm danh, không ghi kết quả tập luyện (BR-24). Coach không có quyền điểm danh lớp nhóm; Center Manager không mặc nhiên có quyền điểm danh.</w:t>
             </w:r>
           </w:p>
         </w:tc>
@@ -7719,7 +7719,7 @@
           <w:b/>
           <w:bCs/>
         </w:rPr>
-        <w:t>G. Huấn luyện viên, nội dung tập luyện và bài tập lớp nhóm</w:t>
+        <w:t>G. Personal Training, Huấn luyện viên &amp; Bài tập</w:t>
       </w:r>
     </w:p>
     <w:p>
@@ -7727,7 +7727,7 @@
         <w:spacing w:before="240" w:after="240"/>
       </w:pPr>
       <w:r>
-        <w:t>Coach được phân công lớp cầu lông/bóng rổ có thể lập workout plan cho lớp hoặc học viên, ghi workout result/nhận xét theo buổi, giao homework và điểm danh đúng buổi. AI gợi ý cho Coach thuộc Flow 5; Coach xem lại trước khi lưu. BR-70 đến BR-77 về PT 1:1 là quy tắc lịch sử ngoài phạm vi hiện hành.</w:t>
+        <w:t>Personal Training (1:1) là hình thức duy nhất ghi kết quả tập luyện; lớp nhóm chỉ điểm danh. Các quy tắc BR-70 đến BR-77 về quota, lịch, đổi Coach và hủy/dời buổi PT được giữ nguyên.</w:t>
       </w:r>
     </w:p>
     <w:tbl>
@@ -7939,7 +7939,7 @@
                 <w:sz w:val="18"/>
                 <w:szCs w:val="18"/>
               </w:rPr>
-              <w:t>Workout Plan do Coach đang được phân công lớp tạo cho cả lớp, cho học viên có ghi danh CONFIRMED hoặc cho đúng buổi được giao. Coach dạy thay chỉ có phạm vi buổi được giao và không tự có quyền với toàn bộ lớp hay hồ sơ học viên. Backend xác thực Coach bằng JWT rồi đối chiếu phân công lớp/buổi với classId hoặc sessionId; Coach không tự tạo quan hệ để cấp quyền cho mình.</w:t>
+              <w:t>Workout Plan chỉ do Coach có CoachSpecialty Personal Training tạo cho Member có quan hệ huấn luyện Active. Center Manager quản lý việc tạo hoặc kết thúc quan hệ cá nhân; Coach không được tự tạo quan hệ để tự cấp quyền đọc hồ sơ hoặc ghi plan. Ghi danh lớp nhóm không tự tạo CoachMemberRelationship.</w:t>
             </w:r>
           </w:p>
         </w:tc>
@@ -8051,7 +8051,7 @@
                 <w:sz w:val="18"/>
                 <w:szCs w:val="18"/>
               </w:rPr>
-              <w:t>Workout Result và nhận xét tiến độ của lớp cầu lông/bóng rổ chỉ do Coach thực sự phụ trách buổi đó ghi cho học viên có ghi danh CONFIRMED. Kết quả gắn với classId, sessionId và MemberId; JWT xác định Coach đang thao tác. Coach không được ghi kết quả cho buổi hoặc học viên ngoài phạm vi được phân công.</w:t>
+              <w:t>Workout Result và nhận xét tiến độ chỉ được ghi cho buổi PT 1:1 và chỉ bởi Coach thực sự phụ trách buổi đó (Coach có Specialty Personal Training). Buổi lớp nhóm chỉ có điểm danh (BR-98): Coach lớp nhóm không được ghi Workout Result hoặc nhận xét tiến độ.</w:t>
             </w:r>
           </w:p>
         </w:tc>
@@ -8114,7 +8114,7 @@
                 <w:sz w:val="18"/>
                 <w:szCs w:val="18"/>
               </w:rPr>
-              <w:t>Quyết định phạm vi hiện hành: Coach lớp nhóm ghi kết quả theo buổi; PT 1:1 ngoài phạm vi</w:t>
+              <w:t>Quyết định người dùng; lớp 1:1 ghi kết quả, lớp nhóm chỉ điểm danh</w:t>
             </w:r>
           </w:p>
         </w:tc>
@@ -8275,7 +8275,7 @@
                 <w:sz w:val="18"/>
                 <w:szCs w:val="18"/>
               </w:rPr>
-              <w:t>Workout Result chỉ được ghi cho buổi lớp đang hợp lệ và học viên có ghi danh CONFIRMED tại thời điểm ghi nhận; Coach phải được phân công đúng buổi đó.</w:t>
+              <w:t>Workout Result chỉ có thể được ghi nhận cho một booking đang hợp lệ tại thời điểm ghi nhận.</w:t>
             </w:r>
           </w:p>
         </w:tc>
@@ -9284,7 +9284,7 @@
                 <w:sz w:val="18"/>
                 <w:szCs w:val="18"/>
               </w:rPr>
-              <w:t>Mỗi tài khoản Coach có ít nhất một CoachSpecialty gắn với môn đang hoạt động; System Administrator gán khi tạo Coach và Center Manager chỉnh sửa sau đó. Một Coach có thể có nhiều chuyên môn. Hệ thống chỉ liệt kê Coach đang Active và có chuyên môn khớp khi Manager phân công lớp hoặc buổi dạy thay. Đổi chuyên môn không tự gỡ phân công đang có; Manager được cảnh báo khi không còn khớp. Không còn phân loại PersonalTrainer/ClassInstructor hoặc quyền dịch vụ PT trong phạm vi hiện hành.</w:t>
+              <w:t>Mỗi tài khoản Coach có ít nhất một CoachSpecialty (liên kết tới một Sport đang tồn tại) do System Administrator gán khi tạo tài khoản Coach và do Center Manager chỉnh sửa sau đó; một Coach có thể có nhiều Specialty. CoachProfile chỉ lưu Specialty và mô tả chuyên môn; họ tên, số điện thoại và thông tin xác thực thuộc UserProfile/UserCredential. Hệ thống chỉ liệt kê Coach có Specialty khớp khi Manager phân công lớp (BR-14) và khi Member chọn Coach PT (BR-74, Specialty phải gồm Personal Training). Đổi Specialty không tự gỡ Coach khỏi lớp/PT đã phân công nhưng Manager được cảnh báo khi Coach không còn khớp. Phân loại PersonalTrainer/ClassInstructor cũ được thay bằng CoachSpecialty. Chỉ System Administrator tạo tài khoản Coach (BR-2); Center Manager không tạo Coach mà chỉ sửa hồ sơ, chuyên môn và cấp quyền dịch vụ PT cho Coach có Specialty Personal Training. Khi Coach được đổi sang vai trò khác, CoachSpecialty và quyền dịch vụ PT bị xóa (BR-142).</w:t>
             </w:r>
           </w:p>
         </w:tc>
@@ -9397,7 +9397,7 @@
                 <w:sz w:val="18"/>
                 <w:szCs w:val="18"/>
               </w:rPr>
-              <w:t>Coach đang phụ trách lớp cầu lông/bóng rổ được xem học viên có ghi danh còn hiệu lực trong lớp mình; tạo hoặc cập nhật workout plan, ghi kết quả, tiến độ và nhận xét, giao homework, gửi thông báo và điểm danh đúng buổi. Coach dạy thay chỉ đọc và thao tác trong buổi được giao, không tự có quyền xem hồ sơ sức khỏe hoặc lịch sử học viên toàn lớp. Coach không tự gán Member hay quản lý lớp/phòng thay Manager.</w:t>
+              <w:t>Coach có Specialty Personal Training được xem lịch PT và học viên được phân công; xem mục tiêu/trình độ trong phạm vi quan hệ Active; tạo hoặc cập nhật Workout Plan; ghi kết quả, tiến độ và nhận xét; ghi trạng thái buổi PT. Coach không được tự gán Member, quản trị tài khoản, đổi role hoặc quản lý lớp/phòng thay cho Manager.</w:t>
             </w:r>
           </w:p>
         </w:tc>
@@ -13560,7 +13560,7 @@
                 <w:sz w:val="18"/>
                 <w:szCs w:val="18"/>
               </w:rPr>
-              <w:t>Đề xuất tập luyện từ AI (Flow 5) dành cho Coach đang được phân công lớp/học viên hợp lệ, dựa trên hồ sơ tập luyện, mục tiêu, trình độ và lịch sử phù hợp. AI chỉ gợi ý; Coach kiểm tra, chỉnh sửa và quyết định có lưu thành workout plan hay không. Backend kiểm tra role Coach và phân công hiện hành; không yêu cầu Specialty Personal Training hoặc gói PT.</w:t>
+              <w:t>Đề xuất tập luyện từ AI chỉ dành cho Coach có Specialty Personal Training và phải được tính toán dựa trên ít nhất ba dữ liệu đầu vào bắt buộc: (1) mục tiêu cá nhân của Member, (2) trình độ hiện tại và (3) lịch sử tập luyện gồm ít nhất 30 ngày gần nhất. Coach phải có quan hệ huấn luyện Active với Member.</w:t>
             </w:r>
           </w:p>
         </w:tc>
@@ -14008,7 +14008,7 @@
                 <w:sz w:val="18"/>
                 <w:szCs w:val="18"/>
               </w:rPr>
-              <w:t>AI workout suggestion chỉ được gọi trong phạm vi lớp/học viên mà Coach đang được phân công. Ẩn menu không thay thế kiểm tra backend: API lấy danh tính từ JWT, kiểm tra role, phân công và quyền đọc dữ liệu học viên; kết quả AI không tự ghi thành Workout Plan.</w:t>
+              <w:t>Coach không có Specialty Personal Training không được gọi AI workout suggestion hoặc lưu kết quả AI thành Workout Plan. Việc ẩn menu không thay thế kiểm tra backend; endpoint AI phải kiểm tra role Coach, Specialty Personal Training và quan hệ huấn luyện Active.</w:t>
             </w:r>
           </w:p>
         </w:tc>
@@ -14120,7 +14120,7 @@
                 <w:sz w:val="18"/>
                 <w:szCs w:val="18"/>
               </w:rPr>
-              <w:t>Chatbot chỉ dùng danh sách hàm được phép theo vai trò: Member tra lịch lớp hôm nay của chính mình; Center Manager tra lịch trống và nhận gợi ý xếp lịch hoặc tạo lớp DRAFT sau xác nhận. Danh tính người gọi luôn lấy từ JWT ở backend; model không được tự truyền UserId hay MemberId. Backend kiểm tra role cho từng hàm. Không có lịch PT 1:1 trong phạm vi hiện hành.</w:t>
+              <w:t>Chatbot cơ bản dùng function calling với danh sách hàm cố định (whitelist), chỉ cung cấp hàm theo vai trò của người gọi: Member — get_my_today_schedule (lịch lớp và buổi PT hôm nay của chính Member); Center Manager — get_room_and_coach_availability (đọc), suggest_class_schedule (đề xuất khung giờ không xung đột theo BR-112, chưa ghi dữ liệu) và create_draft_class (chỉ tạo lớp DRAFT sau khi Manager xác nhận trên giao diện). Danh tính người gọi luôn lấy từ JWT ở backend; model không được truyền UserId hoặc MemberId. Backend kiểm tra role cho từng hàm.</w:t>
             </w:r>
           </w:p>
         </w:tc>

--- a/docs/SportManagement_BusinessRules_v2.0_updated.docx
+++ b/docs/SportManagement_BusinessRules_v2.0_updated.docx
@@ -4219,6 +4219,154 @@
           </w:p>
         </w:tc>
       </w:tr>
+      <w:tr>
+        <w:trPr>
+          <w:cantSplit/>
+          <w:ins w:id="9020" w:author="Claude" w:date="2026-10-24T22:45:00Z"/>
+        </w:trPr>
+        <w:tc>
+          <w:tcPr>
+            <w:tcW w:w="900" w:type="dxa"/>
+            <w:tcMar>
+              <w:top w:w="60" w:type="dxa"/>
+              <w:left w:w="100" w:type="dxa"/>
+              <w:bottom w:w="60" w:type="dxa"/>
+              <w:right w:w="100" w:type="dxa"/>
+            </w:tcMar>
+            <w:vAlign w:val="center"/>
+          </w:tcPr>
+          <w:p>
+            <w:pPr>
+              <w:rPr>
+                <w:ins w:id="9021" w:author="Claude" w:date="2026-10-24T22:45:00Z"/>
+              </w:rPr>
+            </w:pPr>
+            <w:ins w:id="9022" w:author="Claude" w:date="2026-10-24T22:45:00Z">
+              <w:r>
+                <w:rPr>
+                  <w:b/>
+                  <w:bCs/>
+                  <w:sz w:val="18"/>
+                  <w:szCs w:val="18"/>
+                </w:rPr>
+                <w:t xml:space="preserve">BR-145</w:t>
+              </w:r>
+            </w:ins>
+          </w:p>
+        </w:tc>
+        <w:tc>
+          <w:tcPr>
+            <w:tcW w:w="5200" w:type="dxa"/>
+            <w:tcMar>
+              <w:top w:w="60" w:type="dxa"/>
+              <w:left w:w="100" w:type="dxa"/>
+              <w:bottom w:w="60" w:type="dxa"/>
+              <w:right w:w="100" w:type="dxa"/>
+            </w:tcMar>
+            <w:vAlign w:val="center"/>
+          </w:tcPr>
+          <w:p>
+            <w:pPr>
+              <w:rPr>
+                <w:ins w:id="9023" w:author="Claude" w:date="2026-10-24T22:45:00Z"/>
+              </w:rPr>
+            </w:pPr>
+            <w:ins w:id="9024" w:author="Claude" w:date="2026-10-24T22:45:00Z">
+              <w:r>
+                <w:rPr>
+                  <w:sz w:val="18"/>
+                  <w:szCs w:val="18"/>
+                </w:rPr>
+                <w:t xml:space="preserve">Vé Gym 1 ngày (day pass) chỉ bán từ 06:00 đến trước 22:00 giờ Việt Nam (Asia/Ho_Chi_Minh); ngoài khung giờ này Member không được mua (backend từ chối tạo checkout, 409 day_pass_outside_hours). Vé có hiệu lực từ lúc thanh toán thành công đến 22:00 cùng ngày mua và hết hạn đúng 22:00, không cộng thêm 24 giờ. Trong 60 phút cuối trước giờ đóng cửa trung tâm (22:00), tức từ 21:00 mỗi ngày, hệ thống báo Member ngay lúc đặt (màn thanh toán, thẻ gói và màn bán của Receptionist): "The gym closes at 22:00. This pass is valid only until then."; không cần ô xác nhận và giá không đổi; thông báo và email sau thanh toán ghi đúng giờ hết hạn 22:00. Giờ mở 06:00 và giờ đóng cửa 22:00 là hằng số nghiệp vụ của day pass, thời điểm báo tính từ giờ đóng cửa trừ 60 phút chứ không đặt cứng 21:00; backend trả cờ closingSoon và closesAtUtc trong checkout để giao diện không tự tính theo đồng hồ trình duyệt. Thanh toán thành công sau 22:00 (ví dụ checkout lúc 21:58, tiền về lúc 22:03) thì vé không còn giá trị và hệ thống không tự cấp vé; Invoice xử lý theo nhánh "đã thu tiền, chưa cấp quyền lợi" của BR-88, và việc kiểm tra giờ phải nằm ở bước cấp quyền lợi, không chỉ ở bước tạo checkout. Giữ nguyên: giá 50.000đ, mỗi ngày một vé còn hiệu lực cho mỗi Member, không bán khi Gym đóng vì sự cố, không nhắc hết hạn, không hoàn tự động. Cập nhật 24/10/2026 (Payment-Support-Workflow.md, mục 1; thay quy định hiệu lực trong ngày thanh toán ở FR-26).</w:t>
+              </w:r>
+            </w:ins>
+          </w:p>
+        </w:tc>
+        <w:tc>
+          <w:tcPr>
+            <w:tcW w:w="1400" w:type="dxa"/>
+            <w:tcMar>
+              <w:top w:w="60" w:type="dxa"/>
+              <w:left w:w="100" w:type="dxa"/>
+              <w:bottom w:w="60" w:type="dxa"/>
+              <w:right w:w="100" w:type="dxa"/>
+            </w:tcMar>
+            <w:vAlign w:val="center"/>
+          </w:tcPr>
+          <w:p>
+            <w:pPr>
+              <w:rPr>
+                <w:ins w:id="9025" w:author="Claude" w:date="2026-10-24T22:45:00Z"/>
+              </w:rPr>
+            </w:pPr>
+            <w:ins w:id="9026" w:author="Claude" w:date="2026-10-24T22:45:00Z">
+              <w:r>
+                <w:rPr>
+                  <w:sz w:val="18"/>
+                  <w:szCs w:val="18"/>
+                </w:rPr>
+                <w:t xml:space="preserve">Ràng buộc</w:t>
+              </w:r>
+            </w:ins>
+          </w:p>
+        </w:tc>
+        <w:tc>
+          <w:tcPr>
+            <w:tcW w:w="1300" w:type="dxa"/>
+            <w:tcMar>
+              <w:top w:w="60" w:type="dxa"/>
+              <w:left w:w="100" w:type="dxa"/>
+              <w:bottom w:w="60" w:type="dxa"/>
+              <w:right w:w="100" w:type="dxa"/>
+            </w:tcMar>
+            <w:vAlign w:val="center"/>
+          </w:tcPr>
+          <w:p>
+            <w:pPr>
+              <w:rPr>
+                <w:ins w:id="9027" w:author="Claude" w:date="2026-10-24T22:45:00Z"/>
+              </w:rPr>
+            </w:pPr>
+            <w:ins w:id="9028" w:author="Claude" w:date="2026-10-24T22:45:00Z">
+              <w:r>
+                <w:rPr>
+                  <w:sz w:val="18"/>
+                  <w:szCs w:val="18"/>
+                </w:rPr>
+                <w:t xml:space="preserve">Động</w:t>
+              </w:r>
+            </w:ins>
+          </w:p>
+        </w:tc>
+        <w:tc>
+          <w:tcPr>
+            <w:tcW w:w="2400" w:type="dxa"/>
+            <w:tcMar>
+              <w:top w:w="60" w:type="dxa"/>
+              <w:left w:w="100" w:type="dxa"/>
+              <w:bottom w:w="60" w:type="dxa"/>
+              <w:right w:w="100" w:type="dxa"/>
+            </w:tcMar>
+            <w:vAlign w:val="center"/>
+          </w:tcPr>
+          <w:p>
+            <w:pPr>
+              <w:rPr>
+                <w:ins w:id="9029" w:author="Claude" w:date="2026-10-24T22:45:00Z"/>
+              </w:rPr>
+            </w:pPr>
+            <w:ins w:id="9030" w:author="Claude" w:date="2026-10-24T22:45:00Z">
+              <w:r>
+                <w:rPr>
+                  <w:sz w:val="18"/>
+                  <w:szCs w:val="18"/>
+                </w:rPr>
+                <w:t xml:space="preserve">Quyết định nhóm 24/10/2026 — Payment-Support-Workflow.md, mục 1; FR-23 đã trỏ tới BR-145</w:t>
+              </w:r>
+            </w:ins>
+          </w:p>
+        </w:tc>
+      </w:tr>
     </w:tbl>
     <w:p>
       <w:pPr>
@@ -6550,8 +6698,58 @@
                 <w:sz w:val="18"/>
                 <w:szCs w:val="18"/>
               </w:rPr>
-              <w:t>Nếu thanh toán được xác minh thành công sau khi SeatHold đã hết hạn (theo BR-88): nếu lớp vẫn PUBLISHED và còn chỗ, hệ thống tạo ghi danh CONFIRMED và ghi Audit Log; nếu lớp đã đủ chỗ hoặc không còn PUBLISHED, hệ thống không tạo ghi danh mà cộng 100% số tiền đã thu vào ví điểm (BR-134) và gửi email thông báo. Quy tắc bồi hoàn bằng điểm này cũng áp dụng cho thanh toán trùng hoặc thừa cho cùng một Invoice.</w:t>
-            </w:r>
+              <w:t xml:space="preserve">Nếu thanh toán được xác minh thành công sau khi SeatHold đã hết hạn (theo BR-88): nếu lớp vẫn PUBLISHED và còn chỗ, hệ thống tạo ghi danh CONFIRMED và ghi Audit Log</w:t>
+            </w:r>
+            <w:ins w:id="9004" w:author="Claude" w:date="2026-10-24T22:45:00Z">
+              <w:r>
+                <w:rPr>
+                  <w:sz w:val="18"/>
+                  <w:szCs w:val="18"/>
+                </w:rPr>
+                <w:t xml:space="preserve">, đánh dấu Invoice PAID_AFTER_RECONCILIATION (không cần nhân viên xác nhận)</w:t>
+              </w:r>
+            </w:ins>
+            <w:r>
+              <w:rPr>
+                <w:sz w:val="18"/>
+                <w:szCs w:val="18"/>
+              </w:rPr>
+              <w:t xml:space="preserve">; nếu lớp đã đủ chỗ hoặc không còn PUBLISHED, </w:t>
+            </w:r>
+            <w:del w:id="9005" w:author="Claude" w:date="2026-10-24T22:45:00Z">
+              <w:r>
+                <w:rPr>
+                  <w:sz w:val="18"/>
+                  <w:szCs w:val="18"/>
+                </w:rPr>
+                <w:delText xml:space="preserve">hệ thống không tạo ghi danh mà cộng 100% số tiền đã thu vào ví điểm (BR-134) và gửi email thông báo.</w:delText>
+              </w:r>
+            </w:del>
+            <w:ins w:id="9006" w:author="Claude" w:date="2026-10-24T22:45:00Z">
+              <w:r>
+                <w:rPr>
+                  <w:sz w:val="18"/>
+                  <w:szCs w:val="18"/>
+                </w:rPr>
+                <w:t xml:space="preserve">hệ thống không tạo ghi danh mà ghi nhận "đã thu tiền, chưa cấp quyền lợi", thông báo cho Member và Receptionist; Member chọn nhận điểm ngay (100% phần tiền đã thu quy ra điểm theo BR-134) hoặc gửi Support Request, chỉ được chọn một lần (BR-88).</w:t>
+              </w:r>
+            </w:ins>
+            <w:r>
+              <w:rPr>
+                <w:sz w:val="18"/>
+                <w:szCs w:val="18"/>
+              </w:rPr>
+              <w:t xml:space="preserve"> Quy tắc bồi hoàn bằng điểm này cũng áp dụng cho thanh toán trùng hoặc thừa cho cùng một Invoice.</w:t>
+            </w:r>
+            <w:ins w:id="9007" w:author="Claude" w:date="2026-10-24T22:45:00Z">
+              <w:r>
+                <w:rPr>
+                  <w:sz w:val="18"/>
+                  <w:szCs w:val="18"/>
+                </w:rPr>
+                <w:t xml:space="preserve"> Cập nhật 24/10/2026 (Payment-Support-Workflow.md, mục 2).</w:t>
+              </w:r>
+            </w:ins>
           </w:p>
         </w:tc>
         <w:tc>
@@ -6886,8 +7084,42 @@
                 <w:sz w:val="18"/>
                 <w:szCs w:val="18"/>
               </w:rPr>
-              <w:t>Email cảnh báo nêu rõ tên lớp, ngưỡng, số học viên hiện tại, hạn phản hồi (48 giờ, cấu hình được) và ba lựa chọn: (a) chuyển sang lớp khác cùng môn đang PUBLISHED, còn chỗ và chưa bắt đầu — nếu giá lớp mới thấp hơn thì phần chênh được hoàn bằng điểm, nếu cao hơn thì Member thanh toán phần chênh qua checkout (VNPay hoặc điểm) và chỗ ở lớp mới được giữ theo BR-115; (b) hoàn 100% giá trị đã trả bằng điểm theo BR-122; (c) "Chờ đợt sau": hoàn 100% giá trị đã trả bằng điểm theo BR-122, kết thúc ghi danh và tạo đăng ký quan tâm môn đó trong cùng một transaction; lựa chọn này không giữ tiền, không giữ chỗ, không tự ghi danh và không phải Waitlist, và gửi lại cùng phản hồi không hoàn điểm hay tạo đăng ký quan tâm lần hai. Học viên phản hồi qua liên kết bảo mật trong email hoặc trên tài khoản; lựa chọn đã gửi là cuối cùng. Quá hạn mà chưa phản hồi, hệ thống tự hoàn 100% bằng điểm.</w:t>
-            </w:r>
+              <w:t xml:space="preserve">Email cảnh báo nêu rõ tên lớp, ngưỡng, số học viên hiện tại, hạn phản hồi (48 giờ, cấu hình được) và ba lựa chọn: (a) chuyển sang lớp khác cùng môn đang PUBLISHED, còn chỗ và chưa bắt đầu — nếu giá lớp mới thấp hơn thì phần chênh được hoàn bằng điểm, nếu cao hơn thì Member thanh toán phần chênh qua checkout (VNPay hoặc điểm) và chỗ ở lớp mới được giữ theo BR-115; </w:t>
+            </w:r>
+            <w:del w:id="9240" w:author="Claude" w:date="2026-10-24T22:45:00Z">
+              <w:r>
+                <w:rPr>
+                  <w:sz w:val="18"/>
+                  <w:szCs w:val="18"/>
+                </w:rPr>
+                <w:delText xml:space="preserve">(b) hoàn 100% giá trị đã trả bằng điểm theo BR-122;</w:delText>
+              </w:r>
+            </w:del>
+            <w:ins w:id="9241" w:author="Claude" w:date="2026-10-24T22:45:00Z">
+              <w:r>
+                <w:rPr>
+                  <w:sz w:val="18"/>
+                  <w:szCs w:val="18"/>
+                </w:rPr>
+                <w:t xml:space="preserve">(b) hoàn 100% giá trị đã trả theo BR-122, nhận điểm ngay hoặc hoàn tiền qua Support Request (BR-154);</w:t>
+              </w:r>
+            </w:ins>
+            <w:r>
+              <w:rPr>
+                <w:sz w:val="18"/>
+                <w:szCs w:val="18"/>
+              </w:rPr>
+              <w:t xml:space="preserve"> (c) "Chờ đợt sau": hoàn 100% giá trị đã trả bằng điểm theo BR-122, kết thúc ghi danh và tạo đăng ký quan tâm môn đó trong cùng một transaction; lựa chọn này không giữ tiền, không giữ chỗ, không tự ghi danh và không phải Waitlist, và gửi lại cùng phản hồi không hoàn điểm hay tạo đăng ký quan tâm lần hai. Học viên phản hồi qua liên kết bảo mật trong email hoặc trên tài khoản; lựa chọn đã gửi là cuối cùng. Quá hạn mà chưa phản hồi, hệ thống tự hoàn 100% bằng điểm.</w:t>
+            </w:r>
+            <w:ins w:id="9242" w:author="Claude" w:date="2026-10-24T22:45:00Z">
+              <w:r>
+                <w:rPr>
+                  <w:sz w:val="18"/>
+                  <w:szCs w:val="18"/>
+                </w:rPr>
+                <w:t xml:space="preserve"> Cập nhật 25/10/2026 (quyết định bổ sung của nhóm: hủy Gym, ghi danh hoặc thuê sân đều không hoàn; sự cố phía trung tâm do Member chọn điểm hoặc Support Request).</w:t>
+              </w:r>
+            </w:ins>
           </w:p>
         </w:tc>
         <w:tc>
@@ -6999,8 +7231,42 @@
                 <w:sz w:val="18"/>
                 <w:szCs w:val="18"/>
               </w:rPr>
-              <w:t>Sau hạn phản hồi, hệ thống đánh giá lại: nếu số ghi danh CONFIRMED còn lại ≥ BreakEvenThreshold thì lớp tiếp tục; nếu &lt; ngưỡng thì lớp chuyển CANCELLED, các ghi danh còn lại (nếu có) được hoàn 100% bằng điểm và có email thông báo. Trước khi lớp bị hủy, Center Manager có thể chọn "vẫn mở lớp" (ThresholdStatus = WaivedByManager), bắt buộc ghi lý do và Audit Log; khi đó lớp không bị hủy.</w:t>
-            </w:r>
+              <w:t xml:space="preserve">Sau hạn phản hồi, hệ thống đánh giá lại: nếu số ghi danh CONFIRMED còn lại ≥ BreakEvenThreshold thì lớp tiếp tục; nếu &lt; ngưỡng thì lớp chuyển CANCELLED, các ghi danh còn lại (nếu có) </w:t>
+            </w:r>
+            <w:del w:id="9243" w:author="Claude" w:date="2026-10-24T22:45:00Z">
+              <w:r>
+                <w:rPr>
+                  <w:sz w:val="18"/>
+                  <w:szCs w:val="18"/>
+                </w:rPr>
+                <w:delText xml:space="preserve">được hoàn 100% bằng điểm và có email thông báo.</w:delText>
+              </w:r>
+            </w:del>
+            <w:ins w:id="9244" w:author="Claude" w:date="2026-10-24T22:45:00Z">
+              <w:r>
+                <w:rPr>
+                  <w:sz w:val="18"/>
+                  <w:szCs w:val="18"/>
+                </w:rPr>
+                <w:t xml:space="preserve">được hoàn 100% giá trị đã trả (Member chọn nhận điểm ngay hoặc hoàn tiền qua Support Request, BR-154) và có email thông báo.</w:t>
+              </w:r>
+            </w:ins>
+            <w:r>
+              <w:rPr>
+                <w:sz w:val="18"/>
+                <w:szCs w:val="18"/>
+              </w:rPr>
+              <w:t xml:space="preserve"> Trước khi lớp bị hủy, Center Manager có thể chọn "vẫn mở lớp" (ThresholdStatus = WaivedByManager), bắt buộc ghi lý do và Audit Log; khi đó lớp không bị hủy.</w:t>
+            </w:r>
+            <w:ins w:id="9245" w:author="Claude" w:date="2026-10-24T22:45:00Z">
+              <w:r>
+                <w:rPr>
+                  <w:sz w:val="18"/>
+                  <w:szCs w:val="18"/>
+                </w:rPr>
+                <w:t xml:space="preserve"> Cập nhật 25/10/2026 (quyết định bổ sung của nhóm: hủy Gym, ghi danh hoặc thuê sân đều không hoàn; sự cố phía trung tâm do Member chọn điểm hoặc Support Request).</w:t>
+              </w:r>
+            </w:ins>
           </w:p>
         </w:tc>
         <w:tc>
@@ -9929,6 +10195,15 @@
               </w:rPr>
               <w:t>Khung giờ sân được hiển thị là còn trống chỉ khi Room tương thích với Sport, nằm trong giờ hoạt động (BR-109), không bị khóa và không có buổi lớp, buổi PT hoặc lượt thuê nào khác (BR-108); các khung giờ lớp cố định theo BR-141 vì vậy không cho thuê. Đơn vị đặt là khối 60 phút.</w:t>
             </w:r>
+            <w:ins w:id="9218" w:author="Claude" w:date="2026-10-24T22:45:00Z">
+              <w:r>
+                <w:rPr>
+                  <w:sz w:val="18"/>
+                  <w:szCs w:val="18"/>
+                </w:rPr>
+                <w:t xml:space="preserve"> Với Member, chỉ hiển thị các khung giờ sân trong 3 ngày lịch tính từ ngày hiện tại (hôm nay và 2 ngày kế tiếp); ngày xa hơn không hiển thị và không đặt được. Quy tắc này chỉ áp dụng cho Member, không đổi Lịch sân của Center Manager và Receptionist (BR-131). Cập nhật 25/10/2026 (quyết định bổ sung của nhóm, chưa ghi trong Payment-Support-Workflow.md).</w:t>
+              </w:r>
+            </w:ins>
           </w:p>
         </w:tc>
         <w:tc>
@@ -10151,8 +10426,42 @@
                 <w:sz w:val="18"/>
                 <w:szCs w:val="18"/>
               </w:rPr>
-              <w:t>Lượt thuê (CourtRental) gồm Member, Room, ngày và giờ bắt đầu/kết thúc theo bội số 60 phút, tối đa 4 giờ mỗi lượt và đặt trước tối đa 30 ngày (cấu hình được). Member không phải khai báo số người hay mục đích sử dụng và hệ thống không đặt giới hạn số người. Khi checkout, khung giờ được giữ như SeatHold (BR-115); lượt thuê chỉ CONFIRMED sau khi thanh toán thành công bằng VNPay và/hoặc điểm (BR-136).</w:t>
-            </w:r>
+              <w:t xml:space="preserve">Lượt thuê (CourtRental) gồm Member, Room, ngày và giờ bắt đầu/kết thúc theo bội số 60 phút, tối đa 4 giờ mỗi lượt và </w:t>
+            </w:r>
+            <w:del w:id="9219" w:author="Claude" w:date="2026-10-24T22:45:00Z">
+              <w:r>
+                <w:rPr>
+                  <w:sz w:val="18"/>
+                  <w:szCs w:val="18"/>
+                </w:rPr>
+                <w:delText xml:space="preserve">đặt trước tối đa 30 ngày (cấu hình được)</w:delText>
+              </w:r>
+            </w:del>
+            <w:ins w:id="9220" w:author="Claude" w:date="2026-10-24T22:45:00Z">
+              <w:r>
+                <w:rPr>
+                  <w:sz w:val="18"/>
+                  <w:szCs w:val="18"/>
+                </w:rPr>
+                <w:t xml:space="preserve">chỉ đặt được trong 3 ngày lịch tính từ ngày hiện tại (BR-126)</w:t>
+              </w:r>
+            </w:ins>
+            <w:r>
+              <w:rPr>
+                <w:sz w:val="18"/>
+                <w:szCs w:val="18"/>
+              </w:rPr>
+              <w:t xml:space="preserve">. Member không phải khai báo số người hay mục đích sử dụng và hệ thống không đặt giới hạn số người. Khi checkout, khung giờ được giữ như SeatHold (BR-115); lượt thuê chỉ CONFIRMED sau khi thanh toán thành công bằng VNPay và/hoặc điểm (BR-136).</w:t>
+            </w:r>
+            <w:ins w:id="9221" w:author="Claude" w:date="2026-10-24T22:45:00Z">
+              <w:r>
+                <w:rPr>
+                  <w:sz w:val="18"/>
+                  <w:szCs w:val="18"/>
+                </w:rPr>
+                <w:t xml:space="preserve"> Cập nhật 25/10/2026 (thay giới hạn đặt trước 30 ngày).</w:t>
+              </w:r>
+            </w:ins>
           </w:p>
         </w:tc>
         <w:tc>
@@ -10258,13 +10567,29 @@
             <w:vAlign w:val="center"/>
           </w:tcPr>
           <w:p>
-            <w:r>
-              <w:rPr>
-                <w:sz w:val="18"/>
-                <w:szCs w:val="18"/>
-              </w:rPr>
-              <w:t>Member hủy lượt thuê từ 24 giờ trở lên trước giờ bắt đầu được hoàn 100% giá trị thực trả bằng điểm; hủy muộn hơn hoặc không đến thì không được hoàn. Lượt thuê bị trung tâm hủy (BR-130) luôn được hoàn 100% bằng điểm.</w:t>
-            </w:r>
+            <w:del w:id="9230" w:author="Claude" w:date="2026-10-24T22:45:00Z">
+              <w:r>
+                <w:rPr>
+                  <w:sz w:val="18"/>
+                  <w:szCs w:val="18"/>
+                </w:rPr>
+                <w:delText xml:space="preserve">Member hủy lượt thuê từ 24 giờ trở lên trước giờ bắt đầu được hoàn 100% giá trị thực trả bằng điểm; hủy muộn hơn hoặc không đến thì không được hoàn. Lượt thuê bị trung tâm hủy (BR-130) luôn được hoàn 100% bằng điểm.</w:delText>
+              </w:r>
+            </w:del>
+            <w:ins w:id="9231" w:author="Claude" w:date="2026-10-24T22:45:00Z">
+              <w:r>
+                <w:rPr>
+                  <w:sz w:val="18"/>
+                  <w:szCs w:val="18"/>
+                </w:rPr>
+                <w:t xml:space="preserve">Member tự hủy lượt thuê sân thì không được hoàn ở mọi thời điểm (kể cả hủy sớm hoặc không đến); khi Member bấm hủy, giao diện hiện pop-up thông báo hủy và không được hoàn tiền, như hủy ghi danh khóa học (BR-122). Lượt thuê bị trung tâm hủy (BR-130) được hoàn 100% giá trị thực trả, Member chọn nhận điểm ngay hoặc hoàn tiền qua Support Request (BR-154).</w:t>
+              </w:r>
+            </w:ins>
+            <w:ins w:id="9232" w:author="Claude" w:date="2026-10-24T22:45:00Z">
+              <w:r>
+                <w:t xml:space="preserve"> Cập nhật 25/10/2026 (quyết định bổ sung của nhóm: hủy Gym, ghi danh hoặc thuê sân đều không hoàn; sự cố phía trung tâm do Member chọn điểm hoặc Support Request).</w:t>
+              </w:r>
+            </w:ins>
           </w:p>
         </w:tc>
         <w:tc>
@@ -10376,8 +10701,42 @@
                 <w:sz w:val="18"/>
                 <w:szCs w:val="18"/>
               </w:rPr>
-              <w:t>Khi có sự cố (mất điện, hỏng sân, bảo trì khẩn, hỏng hoặc sửa chữa phòng Gym), Center Manager tạo Incident Notice chọn phạm vi (Room và khung giờ, khu vực Gym, hoặc toàn trung tâm) và lý do. Hệ thống khóa khung giờ bị ảnh hưởng (BR-109), gửi email ngay qua outbox cho Coach được phân công, Member có lượt thuê, học viên của lớp bị ảnh hưởng và Member có Membership Gym đang Active vào ngày xảy ra sự cố (BR-138). Lượt thuê bị ảnh hưởng tự động hủy và hoàn 100% bằng điểm, Member được ưu tiên đặt lại khung giờ khác; buổi lớp bị ảnh hưởng được bù vào lịch tiếp theo theo BR-54. Với Gym, mỗi Membership Active được gia hạn EndDate thêm đúng số ngày Gym phải đóng cửa để sửa chữa (Center Manager xác nhận số ngày khi đóng sự cố, ghi Audit Log); sự cố tạm thời không phải căn cứ hoàn điểm. Hoàn do lỗi trung tâm đối với Membership hoặc PT chỉ theo BR-91, tính theo phần chưa sử dụng và không hoàn 100%.</w:t>
-            </w:r>
+              <w:t xml:space="preserve">Khi có sự cố (mất điện, hỏng sân, bảo trì khẩn, hỏng hoặc sửa chữa phòng Gym), Center Manager tạo Incident Notice chọn phạm vi (Room và khung giờ, khu vực Gym, hoặc toàn trung tâm) và lý do. Hệ thống khóa khung giờ bị ảnh hưởng (BR-109), gửi email ngay qua outbox cho Coach được phân công, Member có lượt thuê, học viên của lớp bị ảnh hưởng và Member có Membership Gym đang Active vào ngày xảy ra sự cố (BR-138). </w:t>
+            </w:r>
+            <w:del w:id="9233" w:author="Claude" w:date="2026-10-24T22:45:00Z">
+              <w:r>
+                <w:rPr>
+                  <w:sz w:val="18"/>
+                  <w:szCs w:val="18"/>
+                </w:rPr>
+                <w:delText xml:space="preserve">Lượt thuê bị ảnh hưởng tự động hủy và hoàn 100% bằng điểm, Member được ưu tiên đặt lại khung giờ khác;</w:delText>
+              </w:r>
+            </w:del>
+            <w:ins w:id="9234" w:author="Claude" w:date="2026-10-24T22:45:00Z">
+              <w:r>
+                <w:rPr>
+                  <w:sz w:val="18"/>
+                  <w:szCs w:val="18"/>
+                </w:rPr>
+                <w:t xml:space="preserve">Lượt thuê bị ảnh hưởng tự động hủy và được hoàn 100% giá trị thực trả (Member chọn nhận điểm ngay hoặc hoàn tiền qua Support Request, BR-154), Member được ưu tiên đặt lại khung giờ khác;</w:t>
+              </w:r>
+            </w:ins>
+            <w:r>
+              <w:rPr>
+                <w:sz w:val="18"/>
+                <w:szCs w:val="18"/>
+              </w:rPr>
+              <w:t xml:space="preserve"> buổi lớp bị ảnh hưởng được bù vào lịch tiếp theo theo BR-54. Với Gym, mỗi Membership Active được gia hạn EndDate thêm đúng số ngày Gym phải đóng cửa để sửa chữa (Center Manager xác nhận số ngày khi đóng sự cố, ghi Audit Log); sự cố tạm thời không phải căn cứ hoàn điểm. Hoàn do lỗi trung tâm đối với Membership hoặc PT chỉ theo BR-91, tính theo phần chưa sử dụng và không hoàn 100%.</w:t>
+            </w:r>
+            <w:ins w:id="9235" w:author="Claude" w:date="2026-10-24T22:45:00Z">
+              <w:r>
+                <w:rPr>
+                  <w:sz w:val="18"/>
+                  <w:szCs w:val="18"/>
+                </w:rPr>
+                <w:t xml:space="preserve"> Cập nhật 25/10/2026 (quyết định bổ sung của nhóm: hủy Gym, ghi danh hoặc thuê sân đều không hoàn; sự cố phía trung tâm do Member chọn điểm hoặc Support Request).</w:t>
+              </w:r>
+            </w:ins>
           </w:p>
         </w:tc>
         <w:tc>
@@ -11915,8 +12274,42 @@
                 <w:sz w:val="18"/>
                 <w:szCs w:val="18"/>
               </w:rPr>
-              <w:t>Invoice hoặc PaymentAttempt đã Expired vẫn được chuyển trực tiếp sang PaidAfterReconciliation khi IPN đến muộn hoặc QueryDR xác nhận giao dịch đã thành công, với TxnRef, TmnCode và Amount khớp và chưa có Payment thành công khác. Với ghi danh lớp hoặc lượt thuê sân mà chỗ đã hết hoặc đã bị người khác giữ, áp dụng bồi hoàn bằng điểm theo BR-117. Không phục hồi chỉ dựa trên khai báo của Member hoặc Receptionist; thao tác phải idempotent và ghi Audit Log.</w:t>
-            </w:r>
+              <w:t xml:space="preserve">Invoice hoặc PaymentAttempt đã Expired vẫn được chuyển trực tiếp sang PaidAfterReconciliation khi IPN đến muộn hoặc QueryDR xác nhận giao dịch đã thành công, với TxnRef, TmnCode và Amount khớp và chưa có Payment thành công khác. </w:t>
+            </w:r>
+            <w:del w:id="9001" w:author="Claude" w:date="2026-10-24T22:45:00Z">
+              <w:r>
+                <w:rPr>
+                  <w:sz w:val="18"/>
+                  <w:szCs w:val="18"/>
+                </w:rPr>
+                <w:delText xml:space="preserve">Với ghi danh lớp hoặc lượt thuê sân mà chỗ đã hết hoặc đã bị người khác giữ, áp dụng bồi hoàn bằng điểm theo BR-117.</w:delText>
+              </w:r>
+            </w:del>
+            <w:ins w:id="9002" w:author="Claude" w:date="2026-10-24T22:45:00Z">
+              <w:r>
+                <w:rPr>
+                  <w:sz w:val="18"/>
+                  <w:szCs w:val="18"/>
+                </w:rPr>
+                <w:t xml:space="preserve">Khi tiền về muộn có hai nhánh. (1) Chỗ hoặc khung giờ còn hợp lệ: hệ thống tự cấp quyền lợi (tạo ghi danh, lượt thuê sân hoặc gói) và đánh dấu Invoice PAID_AFTER_RECONCILIATION với fulfillmentOutcome = FULFILLED; không có bước nhân viên xác nhận, Receptionist chỉ xem. (2) Không cấp được (chỗ đã bị người khác lấy, lớp đóng hoặc hủy, khung giờ bị đặt, vé Gym ngày quá 22:00 theo BR-145): hệ thống ghi nhận "đã thu tiền, chưa cấp quyền lợi" (fulfillmentOutcome = RECONCILIATION_REQUIRED), hiện ở mục "Paid, not activated" của Receptionist, thông báo cho Member trên Overview và cho Receptionist; Member chọn một trong hai: nhận điểm ngay (số điểm bằng phần tiền đã thu chia 1.000; giá catalog luôn là bội của 1.000 theo BR-113 nên không có tiền lẻ; Invoice chuyển COMPENSATED) hoặc gửi Support Request danh mục PAYMENT gắn Invoice này (BR-150). Mỗi khoản chỉ được chọn một lần: chọn rồi thì lựa chọn kia bị từ chối (409 reconciliation_already_resolved).</w:t>
+              </w:r>
+            </w:ins>
+            <w:r>
+              <w:rPr>
+                <w:sz w:val="18"/>
+                <w:szCs w:val="18"/>
+              </w:rPr>
+              <w:t xml:space="preserve"> Không phục hồi chỉ dựa trên khai báo của Member hoặc Receptionist; thao tác phải idempotent và ghi Audit Log.</w:t>
+            </w:r>
+            <w:ins w:id="9003" w:author="Claude" w:date="2026-10-24T22:45:00Z">
+              <w:r>
+                <w:rPr>
+                  <w:sz w:val="18"/>
+                  <w:szCs w:val="18"/>
+                </w:rPr>
+                <w:t xml:space="preserve"> Cập nhật 24/10/2026 (Payment-Support-Workflow.md, mục 2).</w:t>
+              </w:r>
+            </w:ins>
           </w:p>
         </w:tc>
         <w:tc>
@@ -12140,8 +12533,42 @@
                 <w:sz w:val="18"/>
                 <w:szCs w:val="18"/>
               </w:rPr>
-              <w:t>Mỗi Member có đúng một ví điểm (PointWallet); 1 điểm có giá trị 1.000 VND. Số dư không âm và được lưu bằng PointLedger (còn gọi Point Transaction) chỉ ghi thêm (Earn, Hold, Release, Spend, Adjustment); mỗi dòng có ReferenceId duy nhất, người thực hiện, lý do và số dư sau, không được sửa hoặc xóa. Điểm không đổi ra tiền mặt, không rút, không chuyển nhượng và không hết hạn trong phiên bản này. Điểm chỉ được cộng khi: hoàn trả theo BR-91, BR-92, BR-122, BR-129, BR-130; bồi hoàn thanh toán trùng/thừa hoặc chỗ đã hết (BR-117); hoặc Center Manager điều chỉnh có lý do và Audit Log.</w:t>
-            </w:r>
+              <w:t xml:space="preserve">Mỗi Member có đúng một ví điểm (PointWallet); 1 điểm có giá trị 1.000 VND. Số dư không âm và được lưu bằng PointLedger (còn gọi Point Transaction) chỉ ghi thêm (Earn, Hold, Release, Spend, Adjustment); mỗi dòng có ReferenceId duy nhất, người thực hiện, lý do và số dư sau, không được sửa hoặc xóa. Điểm không đổi ra tiền mặt, không rút, không chuyển nhượng và không hết hạn trong phiên bản này. Điểm chỉ được cộng khi: hoàn trả theo BR-91, BR-92, BR-122, BR-129, BR-130; </w:t>
+            </w:r>
+            <w:del w:id="9008" w:author="Claude" w:date="2026-10-24T22:45:00Z">
+              <w:r>
+                <w:rPr>
+                  <w:sz w:val="18"/>
+                  <w:szCs w:val="18"/>
+                </w:rPr>
+                <w:delText xml:space="preserve">bồi hoàn thanh toán trùng/thừa hoặc chỗ đã hết (BR-117);</w:delText>
+              </w:r>
+            </w:del>
+            <w:ins w:id="9009" w:author="Claude" w:date="2026-10-24T22:45:00Z">
+              <w:r>
+                <w:rPr>
+                  <w:sz w:val="18"/>
+                  <w:szCs w:val="18"/>
+                </w:rPr>
+                <w:t xml:space="preserve">bồi hoàn thanh toán trùng/thừa (BR-117); Member chọn nhận điểm ngay cho khoản đã thu mà chưa cấp được quyền lợi (BR-88, BR-117);</w:t>
+              </w:r>
+            </w:ins>
+            <w:r>
+              <w:rPr>
+                <w:sz w:val="18"/>
+                <w:szCs w:val="18"/>
+              </w:rPr>
+              <w:t xml:space="preserve"> hoặc Center Manager điều chỉnh có lý do và Audit Log.</w:t>
+            </w:r>
+            <w:ins w:id="9010" w:author="Claude" w:date="2026-10-24T22:45:00Z">
+              <w:r>
+                <w:rPr>
+                  <w:sz w:val="18"/>
+                  <w:szCs w:val="18"/>
+                </w:rPr>
+                <w:t xml:space="preserve"> Cập nhật 24/10/2026 (Payment-Support-Workflow.md, mục 2 và mục 3; giữ nguyên 1 điểm = 1.000 VND, không hết hạn).</w:t>
+              </w:r>
+            </w:ins>
           </w:p>
         </w:tc>
         <w:tc>
@@ -12247,13 +12674,40 @@
             <w:vAlign w:val="center"/>
           </w:tcPr>
           <w:p>
-            <w:r>
-              <w:rPr>
-                <w:sz w:val="18"/>
-                <w:szCs w:val="18"/>
-              </w:rPr>
-              <w:t>Hệ thống không thực hiện hoàn tiền mặt hoặc chuyển khoản trả lại cho bất kỳ giao dịch nào và không gọi VNPay Refund API. Mọi khoản hoàn trả hoặc bồi hoàn của trung tâm cho Member đều thực hiện bằng điểm theo BR-134. Đối soát thanh toán thu tiền (BR-84, BR-85, BR-88) không thay đổi.</w:t>
-            </w:r>
+            <w:del w:id="9011" w:author="Claude" w:date="2026-10-24T22:45:00Z">
+              <w:r>
+                <w:rPr>
+                  <w:sz w:val="18"/>
+                  <w:szCs w:val="18"/>
+                </w:rPr>
+                <w:delText xml:space="preserve">Hệ thống không thực hiện hoàn tiền mặt hoặc chuyển khoản trả lại cho bất kỳ giao dịch nào và không gọi VNPay Refund API. Mọi khoản hoàn trả hoặc bồi hoàn của trung tâm cho Member đều thực hiện bằng điểm theo BR-134.</w:delText>
+              </w:r>
+            </w:del>
+            <w:ins w:id="9012" w:author="Claude" w:date="2026-10-24T22:45:00Z">
+              <w:r>
+                <w:rPr>
+                  <w:sz w:val="18"/>
+                  <w:szCs w:val="18"/>
+                </w:rPr>
+                <w:t xml:space="preserve">Hệ thống không gọi API của ngân hàng và không gọi VNPay Refund API; chuyển khoản là thao tác ngoài hệ thống của Center Manager, hệ thống chỉ ghi nhận chứng từ. Hoàn tự động chỉ bằng điểm theo BR-134; hoàn chuyển khoản chỉ qua Support Request do Center Manager chuyển khoản ngoài hệ thống và ghi nhận (BR-150, BR-151). Đã mua thì không hoàn khi Member tự hủy gói Gym, ghi danh khóa học hoặc thuê sân, ở mọi thời điểm; khi Member bấm hủy, giao diện hiện pop-up thông báo hủy và không được hoàn tiền (BR-91, BR-92, BR-122, BR-129). Hoàn chỉ phát sinh khi (a) Member gửi Support Request và Center Manager hỗ trợ, hoặc (b) sự cố hay quyết định phía trung tâm (lớp bị hủy, lớp dưới ngưỡng, hủy sân do trung tâm), khi đó Member được chọn nhận điểm ngay (hoàn điểm theo luồng hiện có, số điểm do server tính) hoặc hoàn tiền qua Support Request (BR-154). Center Manager hoàn điểm cho lớp học khi lớp do phía trung tâm hủy (lớp bị hủy, lớp dưới ngưỡng); Member tự hủy ghi danh thì không hoàn theo luồng này.</w:t>
+              </w:r>
+            </w:ins>
+            <w:r>
+              <w:rPr>
+                <w:sz w:val="18"/>
+                <w:szCs w:val="18"/>
+              </w:rPr>
+              <w:t xml:space="preserve"> Đối soát thanh toán thu tiền (BR-84, BR-85, BR-88) không thay đổi.</w:t>
+            </w:r>
+            <w:ins w:id="9013" w:author="Claude" w:date="2026-10-24T22:45:00Z">
+              <w:r>
+                <w:rPr>
+                  <w:sz w:val="18"/>
+                  <w:szCs w:val="18"/>
+                </w:rPr>
+                <w:t xml:space="preserve"> Cập nhật 24/10/2026 (Payment-Support-Workflow.md, mục 3).</w:t>
+              </w:r>
+            </w:ins>
           </w:p>
         </w:tc>
         <w:tc>
@@ -12589,8 +13043,69 @@
                 <w:sz w:val="18"/>
                 <w:szCs w:val="18"/>
               </w:rPr>
-              <w:t>Member được tạo RefundRequest cho InvoiceItem của chính mình; Receptionist được tạo hộ nhưng bắt buộc nhập lý do và target Member rõ ràng. Chỉ Center Manager được Approve hoặc Reject; Manager không được nhập số điểm vượt số hệ thống tính theo BR-91, BR-92 và BR-122. Hoàn trả luôn bằng điểm (BR-135) và Receptionist không được tự cộng điểm. Trạng thái: Requested → Approved → Completed, hoặc Requested → Rejected. Các trường hợp do trung tâm gây ra (BR-120, BR-121, BR-129, BR-130) được hệ thống tự hoàn điểm mà không cần RefundRequest, có Audit Log.</w:t>
-            </w:r>
+              <w:t xml:space="preserve">Member được tạo RefundRequest cho InvoiceItem của chính mình; Receptionist được tạo hộ nhưng bắt buộc nhập lý do và target Member rõ ràng. Chỉ Center Manager được Approve hoặc Reject; Manager không được nhập số điểm vượt số hệ thống tính theo BR-91, BR-92 và BR-122. </w:t>
+            </w:r>
+            <w:del w:id="9014" w:author="Claude" w:date="2026-10-24T22:45:00Z">
+              <w:r>
+                <w:rPr>
+                  <w:sz w:val="18"/>
+                  <w:szCs w:val="18"/>
+                </w:rPr>
+                <w:delText xml:space="preserve">Hoàn trả luôn bằng điểm (BR-135) và Receptionist không được tự cộng điểm.</w:delText>
+              </w:r>
+            </w:del>
+            <w:ins w:id="9015" w:author="Claude" w:date="2026-10-24T22:45:00Z">
+              <w:r>
+                <w:rPr>
+                  <w:sz w:val="18"/>
+                  <w:szCs w:val="18"/>
+                </w:rPr>
+                <w:t xml:space="preserve">Hoàn qua RefundRequest luôn bằng điểm (BR-135); hoàn chuyển khoản không đi qua RefundRequest mà chỉ qua Support Request (BR-150, BR-151). Receptionist không được tự cộng điểm.</w:t>
+              </w:r>
+            </w:ins>
+            <w:r>
+              <w:rPr>
+                <w:sz w:val="18"/>
+                <w:szCs w:val="18"/>
+              </w:rPr>
+              <w:t xml:space="preserve"> Trạng thái: Requested → Approved → Completed, hoặc Requested → Rejected. Các trường hợp do trung tâm gây ra (BR-120, BR-121, BR-129, BR-130) </w:t>
+            </w:r>
+            <w:del w:id="9246" w:author="Claude" w:date="2026-10-24T22:45:00Z">
+              <w:r>
+                <w:rPr>
+                  <w:sz w:val="18"/>
+                  <w:szCs w:val="18"/>
+                </w:rPr>
+                <w:delText xml:space="preserve">được hệ thống tự hoàn điểm mà không cần RefundRequest, có Audit Log.</w:delText>
+              </w:r>
+            </w:del>
+            <w:ins w:id="9247" w:author="Claude" w:date="2026-10-24T22:45:00Z">
+              <w:r>
+                <w:rPr>
+                  <w:sz w:val="18"/>
+                  <w:szCs w:val="18"/>
+                </w:rPr>
+                <w:t xml:space="preserve">được hoàn mà không cần RefundRequest: Member chọn nhận điểm ngay (hệ thống cộng điểm, có Audit Log) hoặc hoàn tiền qua Support Request (BR-154).</w:t>
+              </w:r>
+            </w:ins>
+            <w:ins w:id="9016" w:author="Claude" w:date="2026-10-24T22:45:00Z">
+              <w:r>
+                <w:rPr>
+                  <w:sz w:val="18"/>
+                  <w:szCs w:val="18"/>
+                </w:rPr>
+                <w:t xml:space="preserve"> Cập nhật 24/10/2026 (Payment-Support-Workflow.md, mục 3).</w:t>
+              </w:r>
+            </w:ins>
+            <w:ins w:id="9248" w:author="Claude" w:date="2026-10-24T22:45:00Z">
+              <w:r>
+                <w:rPr>
+                  <w:sz w:val="18"/>
+                  <w:szCs w:val="18"/>
+                </w:rPr>
+                <w:t xml:space="preserve"> Cập nhật 25/10/2026 (quyết định bổ sung của nhóm: hủy Gym, ghi danh hoặc thuê sân đều không hoàn; sự cố phía trung tâm do Member chọn điểm hoặc Support Request).</w:t>
+              </w:r>
+            </w:ins>
           </w:p>
         </w:tc>
         <w:tc>
@@ -12696,13 +13211,40 @@
             <w:vAlign w:val="center"/>
           </w:tcPr>
           <w:p>
-            <w:r>
-              <w:rPr>
-                <w:sz w:val="18"/>
-                <w:szCs w:val="18"/>
-              </w:rPr>
-              <w:t>Một InvoiceItem Membership đủ điều kiện hoàn chuẩn khi tại RefundRequestedDate theo calendar date Việt Nam có RemainingDays × 3 &gt;= TotalDays × 2, trong đó TotalDays = EndDate − StartDate + 1 và RemainingDays = EndDate − RefundRequestedDate + 1. Quy tắc này áp dụng cả khi chưa tới StartDate (gói gia hạn sớm bắt đầu sau EndDate hiện tại); mức hoàn chuẩn tối đa là 50% giá trị thực trả của riêng InvoiceItem đó, quy đổi thành điểm, vì Membership mới mua bắt đầu từ ngày thanh toán nên không có hoàn 100%. Khi còn dưới 2/3 thời hạn hoặc Membership đã Expired thì không hoàn. Sự cố tạm thời của trung tâm (hỏng hoặc sửa chữa phòng Gym) không phải căn cứ hoàn mà được bù bằng gia hạn theo BR-130. Ngoại lệ hoàn do lỗi trung tâm (Center Fault) chỉ dành cho vấn đề khác khiến trung tâm không thể cung cấp dịch vụ, do Center Manager phê duyệt và ghi lý do, căn cứ; mức hoàn tính theo phần chưa sử dụng, không hoàn 100%: Membership theo RemainingDays / TotalDays, PT theo số buổi chưa dùng / TotalQuota, quy đổi thành điểm.</w:t>
-            </w:r>
+            <w:del w:id="9224" w:author="Claude" w:date="2026-10-24T22:45:00Z">
+              <w:r>
+                <w:rPr>
+                  <w:sz w:val="18"/>
+                  <w:szCs w:val="18"/>
+                </w:rPr>
+                <w:delText xml:space="preserve">Một InvoiceItem Membership đủ điều kiện hoàn chuẩn khi tại RefundRequestedDate theo calendar date Việt Nam có RemainingDays × 3 &gt;= TotalDays × 2, trong đó TotalDays = EndDate − StartDate + 1 và RemainingDays = EndDate − RefundRequestedDate + 1. Quy tắc này áp dụng cả khi chưa tới StartDate (gói gia hạn sớm bắt đầu sau EndDate hiện tại); mức hoàn chuẩn tối đa là 50% giá trị thực trả của riêng InvoiceItem đó, quy đổi thành điểm, vì Membership mới mua bắt đầu từ ngày thanh toán nên không có hoàn 100%. Khi còn dưới 2/3 thời hạn hoặc Membership đã Expired thì không hoàn.</w:delText>
+              </w:r>
+            </w:del>
+            <w:ins w:id="9225" w:author="Claude" w:date="2026-10-24T22:45:00Z">
+              <w:r>
+                <w:rPr>
+                  <w:sz w:val="18"/>
+                  <w:szCs w:val="18"/>
+                </w:rPr>
+                <w:t xml:space="preserve">Member tự hủy Membership Gym thì không được hoàn điểm hay tiền, ở mọi thời điểm (kể cả khi còn trên 2/3 thời hạn hoặc chưa tới StartDate); khi Member bấm hủy, giao diện hiện pop-up thông báo hủy và không được hoàn tiền, như hủy ghi danh khóa học (BR-122). Mức hoàn chuẩn tối đa 50% trước đây không còn áp dụng.</w:t>
+              </w:r>
+            </w:ins>
+            <w:r>
+              <w:rPr>
+                <w:sz w:val="18"/>
+                <w:szCs w:val="18"/>
+              </w:rPr>
+              <w:t xml:space="preserve"> Sự cố tạm thời của trung tâm (hỏng hoặc sửa chữa phòng Gym) không phải căn cứ hoàn mà được bù bằng gia hạn theo BR-130. Ngoại lệ hoàn do lỗi trung tâm (Center Fault) chỉ dành cho vấn đề khác khiến trung tâm không thể cung cấp dịch vụ, do Center Manager phê duyệt và ghi lý do, căn cứ; mức hoàn tính theo phần chưa sử dụng, không hoàn 100%: Membership theo RemainingDays / TotalDays, PT theo số buổi chưa dùng / TotalQuota, quy đổi thành điểm.</w:t>
+            </w:r>
+            <w:ins w:id="9226" w:author="Claude" w:date="2026-10-24T22:45:00Z">
+              <w:r>
+                <w:rPr>
+                  <w:sz w:val="18"/>
+                  <w:szCs w:val="18"/>
+                </w:rPr>
+                <w:t xml:space="preserve"> Cập nhật 25/10/2026 (quyết định bổ sung của nhóm: hủy Gym, ghi danh hoặc thuê sân đều không hoàn; sự cố phía trung tâm do Member chọn điểm hoặc Support Request).</w:t>
+              </w:r>
+            </w:ins>
           </w:p>
         </w:tc>
         <w:tc>
@@ -12813,8 +13355,42 @@
                 <w:sz w:val="18"/>
                 <w:szCs w:val="18"/>
               </w:rPr>
-              <w:t>Refund được tính tách theo InvoiceItem và không vượt số tiền thực trả của InvoiceItem đó. InvoiceItem PT chưa Active hoặc đã Active nhưng chưa consume session nào chỉ được hoàn 50% giá trị thực trả bằng điểm; khi đã consume ít nhất một session, gồm late cancellation hoặc No-show làm trừ quota, không có hoàn chuẩn. Nếu trung tâm không thể cung cấp dịch vụ, Center Manager có thể duyệt ngoại lệ cho phần chưa sử dụng và phải ghi rõ căn cứ. Phần chưa từng thanh toán không được tính như đã trả.</w:t>
-            </w:r>
+              <w:t xml:space="preserve">Refund được tính tách theo InvoiceItem và không vượt số tiền thực trả của InvoiceItem đó. </w:t>
+            </w:r>
+            <w:del w:id="9227" w:author="Claude" w:date="2026-10-24T22:45:00Z">
+              <w:r>
+                <w:rPr>
+                  <w:sz w:val="18"/>
+                  <w:szCs w:val="18"/>
+                </w:rPr>
+                <w:delText xml:space="preserve">InvoiceItem PT chưa Active hoặc đã Active nhưng chưa consume session nào chỉ được hoàn 50% giá trị thực trả bằng điểm; khi đã consume ít nhất một session, gồm late cancellation hoặc No-show làm trừ quota, không có hoàn chuẩn.</w:delText>
+              </w:r>
+            </w:del>
+            <w:ins w:id="9228" w:author="Claude" w:date="2026-10-24T22:45:00Z">
+              <w:r>
+                <w:rPr>
+                  <w:sz w:val="18"/>
+                  <w:szCs w:val="18"/>
+                </w:rPr>
+                <w:t xml:space="preserve">Member tự hủy gói PT thì không được hoàn ở mọi thời điểm, kể cả khi chưa Active hoặc chưa consume session nào (pop-up thông báo như BR-122).</w:t>
+              </w:r>
+            </w:ins>
+            <w:r>
+              <w:rPr>
+                <w:sz w:val="18"/>
+                <w:szCs w:val="18"/>
+              </w:rPr>
+              <w:t xml:space="preserve"> Nếu trung tâm không thể cung cấp dịch vụ, Center Manager có thể duyệt ngoại lệ cho phần chưa sử dụng và phải ghi rõ căn cứ. Phần chưa từng thanh toán không được tính như đã trả.</w:t>
+            </w:r>
+            <w:ins w:id="9229" w:author="Claude" w:date="2026-10-24T22:45:00Z">
+              <w:r>
+                <w:rPr>
+                  <w:sz w:val="18"/>
+                  <w:szCs w:val="18"/>
+                </w:rPr>
+                <w:t xml:space="preserve"> Cập nhật 25/10/2026 (quyết định bổ sung của nhóm: hủy Gym, ghi danh hoặc thuê sân đều không hoàn; sự cố phía trung tâm do Member chọn điểm hoặc Support Request).</w:t>
+              </w:r>
+            </w:ins>
           </w:p>
         </w:tc>
         <w:tc>
@@ -12925,8 +13501,85 @@
                 <w:sz w:val="18"/>
                 <w:szCs w:val="18"/>
               </w:rPr>
-              <w:t>InvoiceItem ClassPackage: Member được tự hủy ghi danh trước khi buổi đầu tiên bắt đầu; còn từ 5 ngày trở lên trước buổi đầu hoàn 100% giá trị thực trả bằng điểm, còn dưới 5 ngày hoàn 50%. Từ buổi đầu tiên trở đi không có hoàn chuẩn; Member gửi đơn và Center Manager quyết định tỷ lệ hoàn, ghi lý do và căn cứ (ví dụ chất lượng giảng dạy). Receptionist và Manager có thể hủy thay Member. Nếu lớp bị trung tâm hủy (BR-121 hoặc Manager hủy lớp), mọi ghi danh được hoàn 100% bằng điểm nếu lớp chưa bắt đầu; nếu lớp bị hủy giữa chừng thì hoàn theo tỷ lệ số buổi chưa diễn ra, làm tròn xuống theo điểm.</w:t>
-            </w:r>
+              <w:t xml:space="preserve">InvoiceItem ClassPackage: </w:t>
+            </w:r>
+            <w:del w:id="9215" w:author="Claude" w:date="2026-10-24T22:45:00Z">
+              <w:r>
+                <w:rPr>
+                  <w:sz w:val="18"/>
+                  <w:szCs w:val="18"/>
+                </w:rPr>
+                <w:delText xml:space="preserve">Member được tự hủy ghi danh trước khi buổi đầu tiên bắt đầu; còn từ 5 ngày trở lên trước buổi đầu hoàn 100% giá trị thực trả bằng điểm, còn dưới 5 ngày hoàn 50%. Từ buổi đầu tiên trở đi không có hoàn chuẩn; Member gửi đơn và Center Manager quyết định tỷ lệ hoàn, ghi lý do và căn cứ (ví dụ chất lượng giảng dạy). Receptionist và Manager có thể hủy thay Member.</w:delText>
+              </w:r>
+            </w:del>
+            <w:ins w:id="9216" w:author="Claude" w:date="2026-10-24T22:45:00Z">
+              <w:r>
+                <w:rPr>
+                  <w:sz w:val="18"/>
+                  <w:szCs w:val="18"/>
+                </w:rPr>
+                <w:t xml:space="preserve">Member đã ghi danh khóa học thì không được hoàn điểm hay tiền khi tự hủy ghi danh, ở mọi thời điểm (trước hay sau buổi đầu tiên). Khi Member bấm hủy, giao diện hiển thị pop-up thông báo Member đang hủy và sẽ không được hoàn tiền; chỉ khi Member xác nhận thì ghi danh mới bị hủy. Mọi yêu cầu hoàn khác chỉ đi qua Support Request (BR-135). Receptionist và Manager có thể hủy thay Member theo yêu cầu của Member, khi đó cũng không hoàn và Member được thông báo như trên.</w:t>
+              </w:r>
+            </w:ins>
+            <w:r>
+              <w:rPr>
+                <w:sz w:val="18"/>
+                <w:szCs w:val="18"/>
+              </w:rPr>
+              <w:t xml:space="preserve"> Nếu lớp bị trung tâm hủy (BR-121 hoặc Manager hủy lớp), mọi ghi danh </w:t>
+            </w:r>
+            <w:del w:id="9236" w:author="Claude" w:date="2026-10-24T22:45:00Z">
+              <w:r>
+                <w:rPr>
+                  <w:sz w:val="18"/>
+                  <w:szCs w:val="18"/>
+                </w:rPr>
+                <w:delText xml:space="preserve">được hoàn 100% bằng điểm nếu lớp chưa bắt đầu;</w:delText>
+              </w:r>
+            </w:del>
+            <w:ins w:id="9237" w:author="Claude" w:date="2026-10-24T22:45:00Z">
+              <w:r>
+                <w:rPr>
+                  <w:sz w:val="18"/>
+                  <w:szCs w:val="18"/>
+                </w:rPr>
+                <w:t xml:space="preserve">được hoàn 100% giá trị thực trả nếu lớp chưa bắt đầu;</w:t>
+              </w:r>
+            </w:ins>
+            <w:r>
+              <w:rPr>
+                <w:sz w:val="18"/>
+                <w:szCs w:val="18"/>
+              </w:rPr>
+              <w:t xml:space="preserve"> nếu lớp bị hủy giữa chừng thì hoàn theo tỷ lệ số buổi chưa diễn ra, làm tròn xuống theo điểm.</w:t>
+            </w:r>
+            <w:ins w:id="9238" w:author="Claude" w:date="2026-10-24T22:45:00Z">
+              <w:r>
+                <w:rPr>
+                  <w:sz w:val="18"/>
+                  <w:szCs w:val="18"/>
+                </w:rPr>
+                <w:t xml:space="preserve"> Member được chọn nhận điểm ngay hoặc hoàn tiền qua Support Request (BR-154).</w:t>
+              </w:r>
+            </w:ins>
+            <w:ins w:id="9217" w:author="Claude" w:date="2026-10-24T22:45:00Z">
+              <w:r>
+                <w:rPr>
+                  <w:sz w:val="18"/>
+                  <w:szCs w:val="18"/>
+                </w:rPr>
+                <w:t xml:space="preserve"> Cập nhật 25/10/2026 (quyết định bổ sung của nhóm: Member tự hủy không hoàn, thay mức hoàn 100% và 50% cũ; Payment-Support-Workflow.md, mục 3 và 10).</w:t>
+              </w:r>
+            </w:ins>
+            <w:ins w:id="9239" w:author="Claude" w:date="2026-10-24T22:45:00Z">
+              <w:r>
+                <w:rPr>
+                  <w:sz w:val="18"/>
+                  <w:szCs w:val="18"/>
+                </w:rPr>
+                <w:t xml:space="preserve"> Cập nhật 25/10/2026 (quyết định bổ sung của nhóm: hủy Gym, ghi danh hoặc thuê sân đều không hoàn; sự cố phía trung tâm do Member chọn điểm hoặc Support Request).</w:t>
+              </w:r>
+            </w:ins>
           </w:p>
         </w:tc>
         <w:tc>
@@ -13262,8 +13915,42 @@
                 <w:sz w:val="18"/>
                 <w:szCs w:val="18"/>
               </w:rPr>
-              <w:t>Báo cáo doanh thu dùng cash basis theo vnp_PayDate của Payment thành công. CashCollected là tổng VND thu qua VNPay; PointsRedeemed là giá trị VND quy đổi của điểm đã dùng thanh toán, báo riêng và không tính là tiền thu mới; PointsIssued là điểm phát hành do hoàn trả/bồi hoàn; OutstandingPoints là tổng điểm còn lại của mọi ví. Vì không hoàn tiền mặt nên không có khoản Refunded bằng tiền. Báo cáo phân tách theo môn thể thao và theo nguồn (Membership, PT, ClassPackage, CourtRental). Invoice PendingPayment, Expired, Cancelled và giao dịch thất bại không làm thay đổi doanh thu.</w:t>
-            </w:r>
+              <w:t xml:space="preserve">Báo cáo doanh thu dùng cash basis theo vnp_PayDate của Payment thành công. CashCollected là tổng VND thu qua VNPay; PointsRedeemed là giá trị VND quy đổi của điểm đã dùng thanh toán, báo riêng và không tính là tiền thu mới; PointsIssued là điểm phát hành do hoàn trả/bồi hoàn; OutstandingPoints là tổng điểm còn lại của mọi ví. </w:t>
+            </w:r>
+            <w:del w:id="9017" w:author="Claude" w:date="2026-10-24T22:45:00Z">
+              <w:r>
+                <w:rPr>
+                  <w:sz w:val="18"/>
+                  <w:szCs w:val="18"/>
+                </w:rPr>
+                <w:delText xml:space="preserve">Vì không hoàn tiền mặt nên không có khoản Refunded bằng tiền.</w:delText>
+              </w:r>
+            </w:del>
+            <w:ins w:id="9018" w:author="Claude" w:date="2026-10-24T22:45:00Z">
+              <w:r>
+                <w:rPr>
+                  <w:sz w:val="18"/>
+                  <w:szCs w:val="18"/>
+                </w:rPr>
+                <w:t xml:space="preserve">Hoàn tự động chỉ bằng điểm nên không có khoản Refunded bằng tiền theo cách đảo số; khoản Center Manager đã chuyển khoản qua Support Request (BR-151) được báo riêng ở dòng "đã hoàn chuyển khoản" (bankRefundPaid, kèm bankRefundCount), không trừ trực tiếp vào CashCollected, không cộng với hoàn điểm và không trừ hai lần cho cùng một Invoice.</w:t>
+              </w:r>
+            </w:ins>
+            <w:r>
+              <w:rPr>
+                <w:sz w:val="18"/>
+                <w:szCs w:val="18"/>
+              </w:rPr>
+              <w:t xml:space="preserve"> Báo cáo phân tách theo môn thể thao và theo nguồn (Membership, PT, ClassPackage, CourtRental). Invoice PendingPayment, Expired, Cancelled và giao dịch thất bại không làm thay đổi doanh thu.</w:t>
+            </w:r>
+            <w:ins w:id="9019" w:author="Claude" w:date="2026-10-24T22:45:00Z">
+              <w:r>
+                <w:rPr>
+                  <w:sz w:val="18"/>
+                  <w:szCs w:val="18"/>
+                </w:rPr>
+                <w:t xml:space="preserve"> Cập nhật 24/10/2026 (Payment-Support-Workflow.md, mục 5.3).</w:t>
+              </w:r>
+            </w:ins>
           </w:p>
         </w:tc>
         <w:tc>
@@ -13327,6 +14014,1338 @@
               </w:rPr>
               <w:t>Quyết định người dùng 25–; thay Refunded bằng cơ chế điểm</w:t>
             </w:r>
+          </w:p>
+        </w:tc>
+      </w:tr>
+      <w:tr>
+        <w:trPr>
+          <w:cantSplit/>
+          <w:ins w:id="9031" w:author="Claude" w:date="2026-10-24T22:45:00Z"/>
+        </w:trPr>
+        <w:tc>
+          <w:tcPr>
+            <w:tcW w:w="900" w:type="dxa"/>
+            <w:tcMar>
+              <w:top w:w="60" w:type="dxa"/>
+              <w:left w:w="100" w:type="dxa"/>
+              <w:bottom w:w="60" w:type="dxa"/>
+              <w:right w:w="100" w:type="dxa"/>
+            </w:tcMar>
+            <w:vAlign w:val="center"/>
+          </w:tcPr>
+          <w:p>
+            <w:pPr>
+              <w:rPr>
+                <w:ins w:id="9032" w:author="Claude" w:date="2026-10-24T22:45:00Z"/>
+              </w:rPr>
+            </w:pPr>
+            <w:ins w:id="9033" w:author="Claude" w:date="2026-10-24T22:45:00Z">
+              <w:r>
+                <w:rPr>
+                  <w:b/>
+                  <w:bCs/>
+                  <w:sz w:val="18"/>
+                  <w:szCs w:val="18"/>
+                </w:rPr>
+                <w:t xml:space="preserve">BR-146</w:t>
+              </w:r>
+            </w:ins>
+          </w:p>
+        </w:tc>
+        <w:tc>
+          <w:tcPr>
+            <w:tcW w:w="5200" w:type="dxa"/>
+            <w:tcMar>
+              <w:top w:w="60" w:type="dxa"/>
+              <w:left w:w="100" w:type="dxa"/>
+              <w:bottom w:w="60" w:type="dxa"/>
+              <w:right w:w="100" w:type="dxa"/>
+            </w:tcMar>
+            <w:vAlign w:val="center"/>
+          </w:tcPr>
+          <w:p>
+            <w:pPr>
+              <w:rPr>
+                <w:ins w:id="9034" w:author="Claude" w:date="2026-10-24T22:45:00Z"/>
+              </w:rPr>
+            </w:pPr>
+            <w:ins w:id="9035" w:author="Claude" w:date="2026-10-24T22:45:00Z">
+              <w:r>
+                <w:rPr>
+                  <w:sz w:val="18"/>
+                  <w:szCs w:val="18"/>
+                </w:rPr>
+                <w:t xml:space="preserve">Thời hạn thanh toán gửi sang VNPay (vnp_ExpireDate) bằng đúng thời hạn của hóa đơn/checkout; VNPay từ chối thanh toán sau thời điểm này nên chỉ giao dịch bấm trong những giây cuối còn khả năng đến muộn. Khi hóa đơn vừa hết hạn, job đối soát phải hỏi lại VNPay (QueryDR) trước khi nhả chỗ hoặc khung giờ để biết tiền đã bị trừ hay chưa; không nhả chỗ khi còn gateway event chưa xử lý. Cập nhật 24/10/2026 (Payment-Support-Workflow.md, mục 2).</w:t>
+              </w:r>
+            </w:ins>
+          </w:p>
+        </w:tc>
+        <w:tc>
+          <w:tcPr>
+            <w:tcW w:w="1400" w:type="dxa"/>
+            <w:tcMar>
+              <w:top w:w="60" w:type="dxa"/>
+              <w:left w:w="100" w:type="dxa"/>
+              <w:bottom w:w="60" w:type="dxa"/>
+              <w:right w:w="100" w:type="dxa"/>
+            </w:tcMar>
+            <w:vAlign w:val="center"/>
+          </w:tcPr>
+          <w:p>
+            <w:pPr>
+              <w:rPr>
+                <w:ins w:id="9036" w:author="Claude" w:date="2026-10-24T22:45:00Z"/>
+              </w:rPr>
+            </w:pPr>
+            <w:ins w:id="9037" w:author="Claude" w:date="2026-10-24T22:45:00Z">
+              <w:r>
+                <w:rPr>
+                  <w:sz w:val="18"/>
+                  <w:szCs w:val="18"/>
+                </w:rPr>
+                <w:t xml:space="preserve">Ràng buộc</w:t>
+              </w:r>
+            </w:ins>
+          </w:p>
+        </w:tc>
+        <w:tc>
+          <w:tcPr>
+            <w:tcW w:w="1300" w:type="dxa"/>
+            <w:tcMar>
+              <w:top w:w="60" w:type="dxa"/>
+              <w:left w:w="100" w:type="dxa"/>
+              <w:bottom w:w="60" w:type="dxa"/>
+              <w:right w:w="100" w:type="dxa"/>
+            </w:tcMar>
+            <w:vAlign w:val="center"/>
+          </w:tcPr>
+          <w:p>
+            <w:pPr>
+              <w:rPr>
+                <w:ins w:id="9038" w:author="Claude" w:date="2026-10-24T22:45:00Z"/>
+              </w:rPr>
+            </w:pPr>
+            <w:ins w:id="9039" w:author="Claude" w:date="2026-10-24T22:45:00Z">
+              <w:r>
+                <w:rPr>
+                  <w:sz w:val="18"/>
+                  <w:szCs w:val="18"/>
+                </w:rPr>
+                <w:t xml:space="preserve">Động</w:t>
+              </w:r>
+            </w:ins>
+          </w:p>
+        </w:tc>
+        <w:tc>
+          <w:tcPr>
+            <w:tcW w:w="2400" w:type="dxa"/>
+            <w:tcMar>
+              <w:top w:w="60" w:type="dxa"/>
+              <w:left w:w="100" w:type="dxa"/>
+              <w:bottom w:w="60" w:type="dxa"/>
+              <w:right w:w="100" w:type="dxa"/>
+            </w:tcMar>
+            <w:vAlign w:val="center"/>
+          </w:tcPr>
+          <w:p>
+            <w:pPr>
+              <w:rPr>
+                <w:ins w:id="9040" w:author="Claude" w:date="2026-10-24T22:45:00Z"/>
+              </w:rPr>
+            </w:pPr>
+            <w:ins w:id="9041" w:author="Claude" w:date="2026-10-24T22:45:00Z">
+              <w:r>
+                <w:rPr>
+                  <w:sz w:val="18"/>
+                  <w:szCs w:val="18"/>
+                </w:rPr>
+                <w:t xml:space="preserve">Quyết định nhóm 24/10/2026 — Payment-Support-Workflow.md, mục 2; bổ sung cho BR-83, BR-88</w:t>
+              </w:r>
+            </w:ins>
+          </w:p>
+        </w:tc>
+      </w:tr>
+      <w:tr>
+        <w:trPr>
+          <w:cantSplit/>
+          <w:ins w:id="9042" w:author="Claude" w:date="2026-10-24T22:45:00Z"/>
+        </w:trPr>
+        <w:tc>
+          <w:tcPr>
+            <w:tcW w:w="900" w:type="dxa"/>
+            <w:tcMar>
+              <w:top w:w="60" w:type="dxa"/>
+              <w:left w:w="100" w:type="dxa"/>
+              <w:bottom w:w="60" w:type="dxa"/>
+              <w:right w:w="100" w:type="dxa"/>
+            </w:tcMar>
+            <w:vAlign w:val="center"/>
+          </w:tcPr>
+          <w:p>
+            <w:pPr>
+              <w:rPr>
+                <w:ins w:id="9043" w:author="Claude" w:date="2026-10-24T22:45:00Z"/>
+              </w:rPr>
+            </w:pPr>
+            <w:ins w:id="9044" w:author="Claude" w:date="2026-10-24T22:45:00Z">
+              <w:r>
+                <w:rPr>
+                  <w:b/>
+                  <w:bCs/>
+                  <w:sz w:val="18"/>
+                  <w:szCs w:val="18"/>
+                </w:rPr>
+                <w:t xml:space="preserve">BR-147</w:t>
+              </w:r>
+            </w:ins>
+          </w:p>
+        </w:tc>
+        <w:tc>
+          <w:tcPr>
+            <w:tcW w:w="5200" w:type="dxa"/>
+            <w:tcMar>
+              <w:top w:w="60" w:type="dxa"/>
+              <w:left w:w="100" w:type="dxa"/>
+              <w:bottom w:w="60" w:type="dxa"/>
+              <w:right w:w="100" w:type="dxa"/>
+            </w:tcMar>
+            <w:vAlign w:val="center"/>
+          </w:tcPr>
+          <w:p>
+            <w:pPr>
+              <w:rPr>
+                <w:ins w:id="9045" w:author="Claude" w:date="2026-10-24T22:45:00Z"/>
+              </w:rPr>
+            </w:pPr>
+            <w:ins w:id="9046" w:author="Claude" w:date="2026-10-24T22:45:00Z">
+              <w:r>
+                <w:rPr>
+                  <w:sz w:val="18"/>
+                  <w:szCs w:val="18"/>
+                </w:rPr>
+                <w:t xml:space="preserve">Member tự gửi Support Request từ trang Trợ giúp (kênh ONLINE); Receptionist vẫn ghi nhận hộ tại quầy. Mỗi request có hạn phản hồi (SLA) 48 giờ: slaDueAtUtc = thời điểm tạo + 48 giờ; quá hạn mà chưa xong thì bị đánh dấu Overdue. Trạng thái giữ OPEN, ASSIGNED, IN_PROGRESS, CLOSED (kết quả DONE hoặc REJECTED khi đóng). Danh mục request giữ nguyên bộ hiện có (GENERAL, MEMBERSHIP, PAYMENT, FACILITY, COURT, COACH, ACCOUNT, OTHER); các danh mục khác PAYMENT không yêu cầu số tài khoản hay hóa đơn. Cập nhật 24/10/2026 (Payment-Support-Workflow.md, mục 4).</w:t>
+              </w:r>
+            </w:ins>
+          </w:p>
+        </w:tc>
+        <w:tc>
+          <w:tcPr>
+            <w:tcW w:w="1400" w:type="dxa"/>
+            <w:tcMar>
+              <w:top w:w="60" w:type="dxa"/>
+              <w:left w:w="100" w:type="dxa"/>
+              <w:bottom w:w="60" w:type="dxa"/>
+              <w:right w:w="100" w:type="dxa"/>
+            </w:tcMar>
+            <w:vAlign w:val="center"/>
+          </w:tcPr>
+          <w:p>
+            <w:pPr>
+              <w:rPr>
+                <w:ins w:id="9047" w:author="Claude" w:date="2026-10-24T22:45:00Z"/>
+              </w:rPr>
+            </w:pPr>
+            <w:ins w:id="9048" w:author="Claude" w:date="2026-10-24T22:45:00Z">
+              <w:r>
+                <w:rPr>
+                  <w:sz w:val="18"/>
+                  <w:szCs w:val="18"/>
+                </w:rPr>
+                <w:t xml:space="preserve">Ràng buộc</w:t>
+              </w:r>
+            </w:ins>
+          </w:p>
+        </w:tc>
+        <w:tc>
+          <w:tcPr>
+            <w:tcW w:w="1300" w:type="dxa"/>
+            <w:tcMar>
+              <w:top w:w="60" w:type="dxa"/>
+              <w:left w:w="100" w:type="dxa"/>
+              <w:bottom w:w="60" w:type="dxa"/>
+              <w:right w:w="100" w:type="dxa"/>
+            </w:tcMar>
+            <w:vAlign w:val="center"/>
+          </w:tcPr>
+          <w:p>
+            <w:pPr>
+              <w:rPr>
+                <w:ins w:id="9049" w:author="Claude" w:date="2026-10-24T22:45:00Z"/>
+              </w:rPr>
+            </w:pPr>
+            <w:ins w:id="9050" w:author="Claude" w:date="2026-10-24T22:45:00Z">
+              <w:r>
+                <w:rPr>
+                  <w:sz w:val="18"/>
+                  <w:szCs w:val="18"/>
+                </w:rPr>
+                <w:t xml:space="preserve">Động</w:t>
+              </w:r>
+            </w:ins>
+          </w:p>
+        </w:tc>
+        <w:tc>
+          <w:tcPr>
+            <w:tcW w:w="2400" w:type="dxa"/>
+            <w:tcMar>
+              <w:top w:w="60" w:type="dxa"/>
+              <w:left w:w="100" w:type="dxa"/>
+              <w:bottom w:w="60" w:type="dxa"/>
+              <w:right w:w="100" w:type="dxa"/>
+            </w:tcMar>
+            <w:vAlign w:val="center"/>
+          </w:tcPr>
+          <w:p>
+            <w:pPr>
+              <w:rPr>
+                <w:ins w:id="9051" w:author="Claude" w:date="2026-10-24T22:45:00Z"/>
+              </w:rPr>
+            </w:pPr>
+            <w:ins w:id="9052" w:author="Claude" w:date="2026-10-24T22:45:00Z">
+              <w:r>
+                <w:rPr>
+                  <w:sz w:val="18"/>
+                  <w:szCs w:val="18"/>
+                </w:rPr>
+                <w:t xml:space="preserve">Quyết định nhóm 24/10/2026 — Payment-Support-Workflow.md, mục 4; thay quy định cũ loại Support Request khỏi phạm vi</w:t>
+              </w:r>
+            </w:ins>
+          </w:p>
+        </w:tc>
+      </w:tr>
+      <w:tr>
+        <w:trPr>
+          <w:cantSplit/>
+          <w:ins w:id="9053" w:author="Claude" w:date="2026-10-24T22:45:00Z"/>
+        </w:trPr>
+        <w:tc>
+          <w:tcPr>
+            <w:tcW w:w="900" w:type="dxa"/>
+            <w:tcMar>
+              <w:top w:w="60" w:type="dxa"/>
+              <w:left w:w="100" w:type="dxa"/>
+              <w:bottom w:w="60" w:type="dxa"/>
+              <w:right w:w="100" w:type="dxa"/>
+            </w:tcMar>
+            <w:vAlign w:val="center"/>
+          </w:tcPr>
+          <w:p>
+            <w:pPr>
+              <w:rPr>
+                <w:ins w:id="9054" w:author="Claude" w:date="2026-10-24T22:45:00Z"/>
+              </w:rPr>
+            </w:pPr>
+            <w:ins w:id="9055" w:author="Claude" w:date="2026-10-24T22:45:00Z">
+              <w:r>
+                <w:rPr>
+                  <w:b/>
+                  <w:bCs/>
+                  <w:sz w:val="18"/>
+                  <w:szCs w:val="18"/>
+                </w:rPr>
+                <w:t xml:space="preserve">BR-148</w:t>
+              </w:r>
+            </w:ins>
+          </w:p>
+        </w:tc>
+        <w:tc>
+          <w:tcPr>
+            <w:tcW w:w="5200" w:type="dxa"/>
+            <w:tcMar>
+              <w:top w:w="60" w:type="dxa"/>
+              <w:left w:w="100" w:type="dxa"/>
+              <w:bottom w:w="60" w:type="dxa"/>
+              <w:right w:w="100" w:type="dxa"/>
+            </w:tcMar>
+            <w:vAlign w:val="center"/>
+          </w:tcPr>
+          <w:p>
+            <w:pPr>
+              <w:rPr>
+                <w:ins w:id="9056" w:author="Claude" w:date="2026-10-24T22:45:00Z"/>
+              </w:rPr>
+            </w:pPr>
+            <w:ins w:id="9057" w:author="Claude" w:date="2026-10-24T22:45:00Z">
+              <w:r>
+                <w:rPr>
+                  <w:sz w:val="18"/>
+                  <w:szCs w:val="18"/>
+                </w:rPr>
+                <w:t xml:space="preserve">Member chỉ được gửi lại ("Remind us") khi request đã quá 48 giờ chưa xong, và hai lần gửi lại cách nhau tối thiểu 48 giờ (canRemindAtUtc). Trước thời điểm đó nút bị khóa kèm thông báo "You can remind us in about N minutes" và backend từ chối (409 support_remind_too_early). Mỗi lần gửi lại được ghi vào lịch sử request và thông báo cho người được gán, hoặc cho nhóm Center Manager và Receptionist nếu chưa gán. Cập nhật 24/10/2026 (Payment-Support-Workflow.md, mục 4 và mục 8).</w:t>
+              </w:r>
+            </w:ins>
+          </w:p>
+        </w:tc>
+        <w:tc>
+          <w:tcPr>
+            <w:tcW w:w="1400" w:type="dxa"/>
+            <w:tcMar>
+              <w:top w:w="60" w:type="dxa"/>
+              <w:left w:w="100" w:type="dxa"/>
+              <w:bottom w:w="60" w:type="dxa"/>
+              <w:right w:w="100" w:type="dxa"/>
+            </w:tcMar>
+            <w:vAlign w:val="center"/>
+          </w:tcPr>
+          <w:p>
+            <w:pPr>
+              <w:rPr>
+                <w:ins w:id="9058" w:author="Claude" w:date="2026-10-24T22:45:00Z"/>
+              </w:rPr>
+            </w:pPr>
+            <w:ins w:id="9059" w:author="Claude" w:date="2026-10-24T22:45:00Z">
+              <w:r>
+                <w:rPr>
+                  <w:sz w:val="18"/>
+                  <w:szCs w:val="18"/>
+                </w:rPr>
+                <w:t xml:space="preserve">Ràng buộc</w:t>
+              </w:r>
+            </w:ins>
+          </w:p>
+        </w:tc>
+        <w:tc>
+          <w:tcPr>
+            <w:tcW w:w="1300" w:type="dxa"/>
+            <w:tcMar>
+              <w:top w:w="60" w:type="dxa"/>
+              <w:left w:w="100" w:type="dxa"/>
+              <w:bottom w:w="60" w:type="dxa"/>
+              <w:right w:w="100" w:type="dxa"/>
+            </w:tcMar>
+            <w:vAlign w:val="center"/>
+          </w:tcPr>
+          <w:p>
+            <w:pPr>
+              <w:rPr>
+                <w:ins w:id="9060" w:author="Claude" w:date="2026-10-24T22:45:00Z"/>
+              </w:rPr>
+            </w:pPr>
+            <w:ins w:id="9061" w:author="Claude" w:date="2026-10-24T22:45:00Z">
+              <w:r>
+                <w:rPr>
+                  <w:sz w:val="18"/>
+                  <w:szCs w:val="18"/>
+                </w:rPr>
+                <w:t xml:space="preserve">Động</w:t>
+              </w:r>
+            </w:ins>
+          </w:p>
+        </w:tc>
+        <w:tc>
+          <w:tcPr>
+            <w:tcW w:w="2400" w:type="dxa"/>
+            <w:tcMar>
+              <w:top w:w="60" w:type="dxa"/>
+              <w:left w:w="100" w:type="dxa"/>
+              <w:bottom w:w="60" w:type="dxa"/>
+              <w:right w:w="100" w:type="dxa"/>
+            </w:tcMar>
+            <w:vAlign w:val="center"/>
+          </w:tcPr>
+          <w:p>
+            <w:pPr>
+              <w:rPr>
+                <w:ins w:id="9062" w:author="Claude" w:date="2026-10-24T22:45:00Z"/>
+              </w:rPr>
+            </w:pPr>
+            <w:ins w:id="9063" w:author="Claude" w:date="2026-10-24T22:45:00Z">
+              <w:r>
+                <w:rPr>
+                  <w:sz w:val="18"/>
+                  <w:szCs w:val="18"/>
+                </w:rPr>
+                <w:t xml:space="preserve">Quyết định nhóm 24/10/2026 — Payment-Support-Workflow.md, mục 4</w:t>
+              </w:r>
+            </w:ins>
+          </w:p>
+        </w:tc>
+      </w:tr>
+      <w:tr>
+        <w:trPr>
+          <w:cantSplit/>
+          <w:ins w:id="9064" w:author="Claude" w:date="2026-10-24T22:45:00Z"/>
+        </w:trPr>
+        <w:tc>
+          <w:tcPr>
+            <w:tcW w:w="900" w:type="dxa"/>
+            <w:tcMar>
+              <w:top w:w="60" w:type="dxa"/>
+              <w:left w:w="100" w:type="dxa"/>
+              <w:bottom w:w="60" w:type="dxa"/>
+              <w:right w:w="100" w:type="dxa"/>
+            </w:tcMar>
+            <w:vAlign w:val="center"/>
+          </w:tcPr>
+          <w:p>
+            <w:pPr>
+              <w:rPr>
+                <w:ins w:id="9065" w:author="Claude" w:date="2026-10-24T22:45:00Z"/>
+              </w:rPr>
+            </w:pPr>
+            <w:ins w:id="9066" w:author="Claude" w:date="2026-10-24T22:45:00Z">
+              <w:r>
+                <w:rPr>
+                  <w:b/>
+                  <w:bCs/>
+                  <w:sz w:val="18"/>
+                  <w:szCs w:val="18"/>
+                </w:rPr>
+                <w:t xml:space="preserve">BR-149</w:t>
+              </w:r>
+            </w:ins>
+          </w:p>
+        </w:tc>
+        <w:tc>
+          <w:tcPr>
+            <w:tcW w:w="5200" w:type="dxa"/>
+            <w:tcMar>
+              <w:top w:w="60" w:type="dxa"/>
+              <w:left w:w="100" w:type="dxa"/>
+              <w:bottom w:w="60" w:type="dxa"/>
+              <w:right w:w="100" w:type="dxa"/>
+            </w:tcMar>
+            <w:vAlign w:val="center"/>
+          </w:tcPr>
+          <w:p>
+            <w:pPr>
+              <w:rPr>
+                <w:ins w:id="9067" w:author="Claude" w:date="2026-10-24T22:45:00Z"/>
+              </w:rPr>
+            </w:pPr>
+            <w:ins w:id="9068" w:author="Claude" w:date="2026-10-24T22:45:00Z">
+              <w:r>
+                <w:rPr>
+                  <w:sz w:val="18"/>
+                  <w:szCs w:val="18"/>
+                </w:rPr>
+                <w:t xml:space="preserve">Request quá 48 giờ chưa xử lý thì job nền nhắc nhân viên: nếu đã gán thì nhắc người được gán; nếu chưa gán thì nhắc tất cả Center Manager và Receptionist. Mỗi người nhận tối đa một thông báo nhắc cho một request trong mỗi 48 giờ; ngừng nhắc khi request đã đóng (DONE hoặc REJECTED). Cập nhật 24/10/2026 (Payment-Support-Workflow.md, mục 4 và mục 8).</w:t>
+              </w:r>
+            </w:ins>
+          </w:p>
+        </w:tc>
+        <w:tc>
+          <w:tcPr>
+            <w:tcW w:w="1400" w:type="dxa"/>
+            <w:tcMar>
+              <w:top w:w="60" w:type="dxa"/>
+              <w:left w:w="100" w:type="dxa"/>
+              <w:bottom w:w="60" w:type="dxa"/>
+              <w:right w:w="100" w:type="dxa"/>
+            </w:tcMar>
+            <w:vAlign w:val="center"/>
+          </w:tcPr>
+          <w:p>
+            <w:pPr>
+              <w:rPr>
+                <w:ins w:id="9069" w:author="Claude" w:date="2026-10-24T22:45:00Z"/>
+              </w:rPr>
+            </w:pPr>
+            <w:ins w:id="9070" w:author="Claude" w:date="2026-10-24T22:45:00Z">
+              <w:r>
+                <w:rPr>
+                  <w:sz w:val="18"/>
+                  <w:szCs w:val="18"/>
+                </w:rPr>
+                <w:t xml:space="preserve">Kích hoạt Hành động</w:t>
+              </w:r>
+            </w:ins>
+          </w:p>
+        </w:tc>
+        <w:tc>
+          <w:tcPr>
+            <w:tcW w:w="1300" w:type="dxa"/>
+            <w:tcMar>
+              <w:top w:w="60" w:type="dxa"/>
+              <w:left w:w="100" w:type="dxa"/>
+              <w:bottom w:w="60" w:type="dxa"/>
+              <w:right w:w="100" w:type="dxa"/>
+            </w:tcMar>
+            <w:vAlign w:val="center"/>
+          </w:tcPr>
+          <w:p>
+            <w:pPr>
+              <w:rPr>
+                <w:ins w:id="9071" w:author="Claude" w:date="2026-10-24T22:45:00Z"/>
+              </w:rPr>
+            </w:pPr>
+            <w:ins w:id="9072" w:author="Claude" w:date="2026-10-24T22:45:00Z">
+              <w:r>
+                <w:rPr>
+                  <w:sz w:val="18"/>
+                  <w:szCs w:val="18"/>
+                </w:rPr>
+                <w:t xml:space="preserve">Động</w:t>
+              </w:r>
+            </w:ins>
+          </w:p>
+        </w:tc>
+        <w:tc>
+          <w:tcPr>
+            <w:tcW w:w="2400" w:type="dxa"/>
+            <w:tcMar>
+              <w:top w:w="60" w:type="dxa"/>
+              <w:left w:w="100" w:type="dxa"/>
+              <w:bottom w:w="60" w:type="dxa"/>
+              <w:right w:w="100" w:type="dxa"/>
+            </w:tcMar>
+            <w:vAlign w:val="center"/>
+          </w:tcPr>
+          <w:p>
+            <w:pPr>
+              <w:rPr>
+                <w:ins w:id="9073" w:author="Claude" w:date="2026-10-24T22:45:00Z"/>
+              </w:rPr>
+            </w:pPr>
+            <w:ins w:id="9074" w:author="Claude" w:date="2026-10-24T22:45:00Z">
+              <w:r>
+                <w:rPr>
+                  <w:sz w:val="18"/>
+                  <w:szCs w:val="18"/>
+                </w:rPr>
+                <w:t xml:space="preserve">Quyết định nhóm 24/10/2026 — Payment-Support-Workflow.md, mục 4</w:t>
+              </w:r>
+            </w:ins>
+          </w:p>
+        </w:tc>
+      </w:tr>
+      <w:tr>
+        <w:trPr>
+          <w:cantSplit/>
+          <w:ins w:id="9075" w:author="Claude" w:date="2026-10-24T22:45:00Z"/>
+        </w:trPr>
+        <w:tc>
+          <w:tcPr>
+            <w:tcW w:w="900" w:type="dxa"/>
+            <w:tcMar>
+              <w:top w:w="60" w:type="dxa"/>
+              <w:left w:w="100" w:type="dxa"/>
+              <w:bottom w:w="60" w:type="dxa"/>
+              <w:right w:w="100" w:type="dxa"/>
+            </w:tcMar>
+            <w:vAlign w:val="center"/>
+          </w:tcPr>
+          <w:p>
+            <w:pPr>
+              <w:rPr>
+                <w:ins w:id="9076" w:author="Claude" w:date="2026-10-24T22:45:00Z"/>
+              </w:rPr>
+            </w:pPr>
+            <w:ins w:id="9077" w:author="Claude" w:date="2026-10-24T22:45:00Z">
+              <w:r>
+                <w:rPr>
+                  <w:b/>
+                  <w:bCs/>
+                  <w:sz w:val="18"/>
+                  <w:szCs w:val="18"/>
+                </w:rPr>
+                <w:t xml:space="preserve">BR-150</w:t>
+              </w:r>
+            </w:ins>
+          </w:p>
+        </w:tc>
+        <w:tc>
+          <w:tcPr>
+            <w:tcW w:w="5200" w:type="dxa"/>
+            <w:tcMar>
+              <w:top w:w="60" w:type="dxa"/>
+              <w:left w:w="100" w:type="dxa"/>
+              <w:bottom w:w="60" w:type="dxa"/>
+              <w:right w:w="100" w:type="dxa"/>
+            </w:tcMar>
+            <w:vAlign w:val="center"/>
+          </w:tcPr>
+          <w:p>
+            <w:pPr>
+              <w:rPr>
+                <w:ins w:id="9078" w:author="Claude" w:date="2026-10-24T22:45:00Z"/>
+              </w:rPr>
+            </w:pPr>
+            <w:ins w:id="9079" w:author="Claude" w:date="2026-10-24T22:45:00Z">
+              <w:r>
+                <w:rPr>
+                  <w:sz w:val="18"/>
+                  <w:szCs w:val="18"/>
+                </w:rPr>
+                <w:t xml:space="preserve">Chỉ khi Member chọn danh mục PAYMENT thì form hiện và bắt buộc đủ các mục sau, thiếu mục nào cũng không gửi được: chọn một hóa đơn đã thanh toán bằng VNPay của chính mình; nhập tên ngân hàng, số tài khoản và tên chủ tài khoản; đính kèm từ 1 đến 3 ảnh minh chứng (JPG, PNG hoặc WebP, tối đa 5 MB mỗi ảnh). Thiếu hóa đơn, thông tin tài khoản hoặc ảnh (hoặc quá 3 ảnh) bị từ chối 400 (payment_request_invoice_required, payment_request_bank_required, payment_request_proof_required). Mỗi hóa đơn chỉ có một request PAYMENT đang mở (409 payment_request_already_open). Request vào hàng đợi OPEN với hạn phản hồi 48 giờ theo BR-147. Receptionist chỉ tiếp nhận, chuyển hoặc ghi chú, không ghi nhận chuyển khoản. Cập nhật 24/10/2026 (Payment-Support-Workflow.md, mục 5.1 và 5.2).</w:t>
+              </w:r>
+            </w:ins>
+          </w:p>
+        </w:tc>
+        <w:tc>
+          <w:tcPr>
+            <w:tcW w:w="1400" w:type="dxa"/>
+            <w:tcMar>
+              <w:top w:w="60" w:type="dxa"/>
+              <w:left w:w="100" w:type="dxa"/>
+              <w:bottom w:w="60" w:type="dxa"/>
+              <w:right w:w="100" w:type="dxa"/>
+            </w:tcMar>
+            <w:vAlign w:val="center"/>
+          </w:tcPr>
+          <w:p>
+            <w:pPr>
+              <w:rPr>
+                <w:ins w:id="9080" w:author="Claude" w:date="2026-10-24T22:45:00Z"/>
+              </w:rPr>
+            </w:pPr>
+            <w:ins w:id="9081" w:author="Claude" w:date="2026-10-24T22:45:00Z">
+              <w:r>
+                <w:rPr>
+                  <w:sz w:val="18"/>
+                  <w:szCs w:val="18"/>
+                </w:rPr>
+                <w:t xml:space="preserve">Ràng buộc</w:t>
+              </w:r>
+            </w:ins>
+          </w:p>
+        </w:tc>
+        <w:tc>
+          <w:tcPr>
+            <w:tcW w:w="1300" w:type="dxa"/>
+            <w:tcMar>
+              <w:top w:w="60" w:type="dxa"/>
+              <w:left w:w="100" w:type="dxa"/>
+              <w:bottom w:w="60" w:type="dxa"/>
+              <w:right w:w="100" w:type="dxa"/>
+            </w:tcMar>
+            <w:vAlign w:val="center"/>
+          </w:tcPr>
+          <w:p>
+            <w:pPr>
+              <w:rPr>
+                <w:ins w:id="9082" w:author="Claude" w:date="2026-10-24T22:45:00Z"/>
+              </w:rPr>
+            </w:pPr>
+            <w:ins w:id="9083" w:author="Claude" w:date="2026-10-24T22:45:00Z">
+              <w:r>
+                <w:rPr>
+                  <w:sz w:val="18"/>
+                  <w:szCs w:val="18"/>
+                </w:rPr>
+                <w:t xml:space="preserve">Động</w:t>
+              </w:r>
+            </w:ins>
+          </w:p>
+        </w:tc>
+        <w:tc>
+          <w:tcPr>
+            <w:tcW w:w="2400" w:type="dxa"/>
+            <w:tcMar>
+              <w:top w:w="60" w:type="dxa"/>
+              <w:left w:w="100" w:type="dxa"/>
+              <w:bottom w:w="60" w:type="dxa"/>
+              <w:right w:w="100" w:type="dxa"/>
+            </w:tcMar>
+            <w:vAlign w:val="center"/>
+          </w:tcPr>
+          <w:p>
+            <w:pPr>
+              <w:rPr>
+                <w:ins w:id="9084" w:author="Claude" w:date="2026-10-24T22:45:00Z"/>
+              </w:rPr>
+            </w:pPr>
+            <w:ins w:id="9085" w:author="Claude" w:date="2026-10-24T22:45:00Z">
+              <w:r>
+                <w:rPr>
+                  <w:sz w:val="18"/>
+                  <w:szCs w:val="18"/>
+                </w:rPr>
+                <w:t xml:space="preserve">Quyết định nhóm 24/10/2026 — Payment-Support-Workflow.md, mục 5.1</w:t>
+              </w:r>
+            </w:ins>
+          </w:p>
+        </w:tc>
+      </w:tr>
+      <w:tr>
+        <w:trPr>
+          <w:cantSplit/>
+          <w:ins w:id="9086" w:author="Claude" w:date="2026-10-24T22:45:00Z"/>
+        </w:trPr>
+        <w:tc>
+          <w:tcPr>
+            <w:tcW w:w="900" w:type="dxa"/>
+            <w:tcMar>
+              <w:top w:w="60" w:type="dxa"/>
+              <w:left w:w="100" w:type="dxa"/>
+              <w:bottom w:w="60" w:type="dxa"/>
+              <w:right w:w="100" w:type="dxa"/>
+            </w:tcMar>
+            <w:vAlign w:val="center"/>
+          </w:tcPr>
+          <w:p>
+            <w:pPr>
+              <w:rPr>
+                <w:ins w:id="9087" w:author="Claude" w:date="2026-10-24T22:45:00Z"/>
+              </w:rPr>
+            </w:pPr>
+            <w:ins w:id="9088" w:author="Claude" w:date="2026-10-24T22:45:00Z">
+              <w:r>
+                <w:rPr>
+                  <w:b/>
+                  <w:bCs/>
+                  <w:sz w:val="18"/>
+                  <w:szCs w:val="18"/>
+                </w:rPr>
+                <w:t xml:space="preserve">BR-151</w:t>
+              </w:r>
+            </w:ins>
+          </w:p>
+        </w:tc>
+        <w:tc>
+          <w:tcPr>
+            <w:tcW w:w="5200" w:type="dxa"/>
+            <w:tcMar>
+              <w:top w:w="60" w:type="dxa"/>
+              <w:left w:w="100" w:type="dxa"/>
+              <w:bottom w:w="60" w:type="dxa"/>
+              <w:right w:w="100" w:type="dxa"/>
+            </w:tcMar>
+            <w:vAlign w:val="center"/>
+          </w:tcPr>
+          <w:p>
+            <w:pPr>
+              <w:rPr>
+                <w:ins w:id="9089" w:author="Claude" w:date="2026-10-24T22:45:00Z"/>
+              </w:rPr>
+            </w:pPr>
+            <w:ins w:id="9090" w:author="Claude" w:date="2026-10-24T22:45:00Z">
+              <w:r>
+                <w:rPr>
+                  <w:sz w:val="18"/>
+                  <w:szCs w:val="18"/>
+                </w:rPr>
+                <w:t xml:space="preserve">Chỉ Center Manager được ghi nhận chuyển khoản cho request PAYMENT (Receptionist bị từ chối, 403). Center Manager chuyển khoản ngoài hệ thống, rồi chọn "Record payout" và nhập số tiền đã chuyển, đính kèm từ 1 đến 3 ảnh chứng từ chuyển khoản (thiếu ảnh bị từ chối, 400 payout_proof_required) và ghi chú tùy chọn. Số tiền phải lớn hơn 0 và không vượt phần tiền VNPay đã thu của hóa đơn trừ tổng số đã ghi chuyển khoản cho hóa đơn đó (409 payout_amount_exceeds_paid). Mỗi request chỉ ghi nhận một lần (409 payout_already_recorded); sau khi ghi, request chuyển CLOSED với kết quả DONE. Center Manager cũng có thể Reject request kèm lý do. Sau khi ghi, hệ thống ghi Audit Log SUPPORT_PAYOUT_RECORDED, gửi thông báo trong ứng dụng và email cho Member (email chỉ chứa liên kết vào chi tiết request, cần đăng nhập, không đính kèm ảnh), và đưa số tiền vào báo cáo doanh thu và dashboard của Center Manager dưới dòng riêng "đã hoàn chuyển khoản" (BR-95). Cập nhật 24/10/2026 (Payment-Support-Workflow.md, mục 5.2 và 5.3).</w:t>
+              </w:r>
+            </w:ins>
+          </w:p>
+        </w:tc>
+        <w:tc>
+          <w:tcPr>
+            <w:tcW w:w="1400" w:type="dxa"/>
+            <w:tcMar>
+              <w:top w:w="60" w:type="dxa"/>
+              <w:left w:w="100" w:type="dxa"/>
+              <w:bottom w:w="60" w:type="dxa"/>
+              <w:right w:w="100" w:type="dxa"/>
+            </w:tcMar>
+            <w:vAlign w:val="center"/>
+          </w:tcPr>
+          <w:p>
+            <w:pPr>
+              <w:rPr>
+                <w:ins w:id="9091" w:author="Claude" w:date="2026-10-24T22:45:00Z"/>
+              </w:rPr>
+            </w:pPr>
+            <w:ins w:id="9092" w:author="Claude" w:date="2026-10-24T22:45:00Z">
+              <w:r>
+                <w:rPr>
+                  <w:sz w:val="18"/>
+                  <w:szCs w:val="18"/>
+                </w:rPr>
+                <w:t xml:space="preserve">Kích hoạt Hành động</w:t>
+              </w:r>
+            </w:ins>
+          </w:p>
+        </w:tc>
+        <w:tc>
+          <w:tcPr>
+            <w:tcW w:w="1300" w:type="dxa"/>
+            <w:tcMar>
+              <w:top w:w="60" w:type="dxa"/>
+              <w:left w:w="100" w:type="dxa"/>
+              <w:bottom w:w="60" w:type="dxa"/>
+              <w:right w:w="100" w:type="dxa"/>
+            </w:tcMar>
+            <w:vAlign w:val="center"/>
+          </w:tcPr>
+          <w:p>
+            <w:pPr>
+              <w:rPr>
+                <w:ins w:id="9093" w:author="Claude" w:date="2026-10-24T22:45:00Z"/>
+              </w:rPr>
+            </w:pPr>
+            <w:ins w:id="9094" w:author="Claude" w:date="2026-10-24T22:45:00Z">
+              <w:r>
+                <w:rPr>
+                  <w:sz w:val="18"/>
+                  <w:szCs w:val="18"/>
+                </w:rPr>
+                <w:t xml:space="preserve">Động</w:t>
+              </w:r>
+            </w:ins>
+          </w:p>
+        </w:tc>
+        <w:tc>
+          <w:tcPr>
+            <w:tcW w:w="2400" w:type="dxa"/>
+            <w:tcMar>
+              <w:top w:w="60" w:type="dxa"/>
+              <w:left w:w="100" w:type="dxa"/>
+              <w:bottom w:w="60" w:type="dxa"/>
+              <w:right w:w="100" w:type="dxa"/>
+            </w:tcMar>
+            <w:vAlign w:val="center"/>
+          </w:tcPr>
+          <w:p>
+            <w:pPr>
+              <w:rPr>
+                <w:ins w:id="9095" w:author="Claude" w:date="2026-10-24T22:45:00Z"/>
+              </w:rPr>
+            </w:pPr>
+            <w:ins w:id="9096" w:author="Claude" w:date="2026-10-24T22:45:00Z">
+              <w:r>
+                <w:rPr>
+                  <w:sz w:val="18"/>
+                  <w:szCs w:val="18"/>
+                </w:rPr>
+                <w:t xml:space="preserve">Quyết định nhóm 24/10/2026 — Payment-Support-Workflow.md, mục 5.2 và 5.3</w:t>
+              </w:r>
+            </w:ins>
+          </w:p>
+        </w:tc>
+      </w:tr>
+      <w:tr>
+        <w:trPr>
+          <w:cantSplit/>
+          <w:ins w:id="9097" w:author="Claude" w:date="2026-10-24T22:45:00Z"/>
+        </w:trPr>
+        <w:tc>
+          <w:tcPr>
+            <w:tcW w:w="900" w:type="dxa"/>
+            <w:tcMar>
+              <w:top w:w="60" w:type="dxa"/>
+              <w:left w:w="100" w:type="dxa"/>
+              <w:bottom w:w="60" w:type="dxa"/>
+              <w:right w:w="100" w:type="dxa"/>
+            </w:tcMar>
+            <w:vAlign w:val="center"/>
+          </w:tcPr>
+          <w:p>
+            <w:pPr>
+              <w:rPr>
+                <w:ins w:id="9098" w:author="Claude" w:date="2026-10-24T22:45:00Z"/>
+              </w:rPr>
+            </w:pPr>
+            <w:ins w:id="9099" w:author="Claude" w:date="2026-10-24T22:45:00Z">
+              <w:r>
+                <w:rPr>
+                  <w:b/>
+                  <w:bCs/>
+                  <w:sz w:val="18"/>
+                  <w:szCs w:val="18"/>
+                </w:rPr>
+                <w:t xml:space="preserve">BR-152</w:t>
+              </w:r>
+            </w:ins>
+          </w:p>
+        </w:tc>
+        <w:tc>
+          <w:tcPr>
+            <w:tcW w:w="5200" w:type="dxa"/>
+            <w:tcMar>
+              <w:top w:w="60" w:type="dxa"/>
+              <w:left w:w="100" w:type="dxa"/>
+              <w:bottom w:w="60" w:type="dxa"/>
+              <w:right w:w="100" w:type="dxa"/>
+            </w:tcMar>
+            <w:vAlign w:val="center"/>
+          </w:tcPr>
+          <w:p>
+            <w:pPr>
+              <w:rPr>
+                <w:ins w:id="9100" w:author="Claude" w:date="2026-10-24T22:45:00Z"/>
+              </w:rPr>
+            </w:pPr>
+            <w:ins w:id="9101" w:author="Claude" w:date="2026-10-24T22:45:00Z">
+              <w:r>
+                <w:rPr>
+                  <w:sz w:val="18"/>
+                  <w:szCs w:val="18"/>
+                </w:rPr>
+                <w:t xml:space="preserve">Member xem trong chi tiết request số tiền, thời điểm chuyển và ảnh chứng từ do Center Manager đính kèm (chỉ chủ request và Center Manager xem được ảnh chứng từ); bấm "I received it" để xác nhận đã nhận hoặc "Not received" để mở lại request cho Center Manager (request về OPEN, ghi lịch sử, thông báo Center Manager). Nếu Member không bấm gì sau 3 ngày kể từ khi nhận thông báo thì hệ thống tự coi là đã nhận (MEMBER_CONFIRMED_RECEIVED, by = SYSTEM). Bước xác nhận của Member được giữ (đã chốt 24/10/2026). Cập nhật 24/10/2026 (Payment-Support-Workflow.md, mục 5.4 và mục 10).</w:t>
+              </w:r>
+            </w:ins>
+          </w:p>
+        </w:tc>
+        <w:tc>
+          <w:tcPr>
+            <w:tcW w:w="1400" w:type="dxa"/>
+            <w:tcMar>
+              <w:top w:w="60" w:type="dxa"/>
+              <w:left w:w="100" w:type="dxa"/>
+              <w:bottom w:w="60" w:type="dxa"/>
+              <w:right w:w="100" w:type="dxa"/>
+            </w:tcMar>
+            <w:vAlign w:val="center"/>
+          </w:tcPr>
+          <w:p>
+            <w:pPr>
+              <w:rPr>
+                <w:ins w:id="9102" w:author="Claude" w:date="2026-10-24T22:45:00Z"/>
+              </w:rPr>
+            </w:pPr>
+            <w:ins w:id="9103" w:author="Claude" w:date="2026-10-24T22:45:00Z">
+              <w:r>
+                <w:rPr>
+                  <w:sz w:val="18"/>
+                  <w:szCs w:val="18"/>
+                </w:rPr>
+                <w:t xml:space="preserve">Kích hoạt Hành động</w:t>
+              </w:r>
+            </w:ins>
+          </w:p>
+        </w:tc>
+        <w:tc>
+          <w:tcPr>
+            <w:tcW w:w="1300" w:type="dxa"/>
+            <w:tcMar>
+              <w:top w:w="60" w:type="dxa"/>
+              <w:left w:w="100" w:type="dxa"/>
+              <w:bottom w:w="60" w:type="dxa"/>
+              <w:right w:w="100" w:type="dxa"/>
+            </w:tcMar>
+            <w:vAlign w:val="center"/>
+          </w:tcPr>
+          <w:p>
+            <w:pPr>
+              <w:rPr>
+                <w:ins w:id="9104" w:author="Claude" w:date="2026-10-24T22:45:00Z"/>
+              </w:rPr>
+            </w:pPr>
+            <w:ins w:id="9105" w:author="Claude" w:date="2026-10-24T22:45:00Z">
+              <w:r>
+                <w:rPr>
+                  <w:sz w:val="18"/>
+                  <w:szCs w:val="18"/>
+                </w:rPr>
+                <w:t xml:space="preserve">Động</w:t>
+              </w:r>
+            </w:ins>
+          </w:p>
+        </w:tc>
+        <w:tc>
+          <w:tcPr>
+            <w:tcW w:w="2400" w:type="dxa"/>
+            <w:tcMar>
+              <w:top w:w="60" w:type="dxa"/>
+              <w:left w:w="100" w:type="dxa"/>
+              <w:bottom w:w="60" w:type="dxa"/>
+              <w:right w:w="100" w:type="dxa"/>
+            </w:tcMar>
+            <w:vAlign w:val="center"/>
+          </w:tcPr>
+          <w:p>
+            <w:pPr>
+              <w:rPr>
+                <w:ins w:id="9106" w:author="Claude" w:date="2026-10-24T22:45:00Z"/>
+              </w:rPr>
+            </w:pPr>
+            <w:ins w:id="9107" w:author="Claude" w:date="2026-10-24T22:45:00Z">
+              <w:r>
+                <w:rPr>
+                  <w:sz w:val="18"/>
+                  <w:szCs w:val="18"/>
+                </w:rPr>
+                <w:t xml:space="preserve">Quyết định nhóm 24/10/2026 — Payment-Support-Workflow.md, mục 5.4; câu hỏi mở số 2</w:t>
+              </w:r>
+            </w:ins>
+          </w:p>
+        </w:tc>
+      </w:tr>
+      <w:tr>
+        <w:trPr>
+          <w:cantSplit/>
+          <w:ins w:id="9108" w:author="Claude" w:date="2026-10-24T22:45:00Z"/>
+        </w:trPr>
+        <w:tc>
+          <w:tcPr>
+            <w:tcW w:w="900" w:type="dxa"/>
+            <w:tcMar>
+              <w:top w:w="60" w:type="dxa"/>
+              <w:left w:w="100" w:type="dxa"/>
+              <w:bottom w:w="60" w:type="dxa"/>
+              <w:right w:w="100" w:type="dxa"/>
+            </w:tcMar>
+            <w:vAlign w:val="center"/>
+          </w:tcPr>
+          <w:p>
+            <w:pPr>
+              <w:rPr>
+                <w:ins w:id="9109" w:author="Claude" w:date="2026-10-24T22:45:00Z"/>
+              </w:rPr>
+            </w:pPr>
+            <w:ins w:id="9110" w:author="Claude" w:date="2026-10-24T22:45:00Z">
+              <w:r>
+                <w:rPr>
+                  <w:b/>
+                  <w:bCs/>
+                  <w:sz w:val="18"/>
+                  <w:szCs w:val="18"/>
+                </w:rPr>
+                <w:t xml:space="preserve">BR-153</w:t>
+              </w:r>
+            </w:ins>
+          </w:p>
+        </w:tc>
+        <w:tc>
+          <w:tcPr>
+            <w:tcW w:w="5200" w:type="dxa"/>
+            <w:tcMar>
+              <w:top w:w="60" w:type="dxa"/>
+              <w:left w:w="100" w:type="dxa"/>
+              <w:bottom w:w="60" w:type="dxa"/>
+              <w:right w:w="100" w:type="dxa"/>
+            </w:tcMar>
+            <w:vAlign w:val="center"/>
+          </w:tcPr>
+          <w:p>
+            <w:pPr>
+              <w:rPr>
+                <w:ins w:id="9111" w:author="Claude" w:date="2026-10-24T22:45:00Z"/>
+              </w:rPr>
+            </w:pPr>
+            <w:ins w:id="9112" w:author="Claude" w:date="2026-10-24T22:45:00Z">
+              <w:r>
+                <w:rPr>
+                  <w:sz w:val="18"/>
+                  <w:szCs w:val="18"/>
+                </w:rPr>
+                <w:t xml:space="preserve">Số tài khoản ngân hàng của request PAYMENT được mã hóa khi lưu, chỉ giải mã khi Center Manager mở request, hiển thị che bớt cho các bên khác, và không được ghi vào log ứng dụng (audit chỉ ghi 4 số cuối). Số tài khoản, tên chủ tài khoản và tên ngân hàng bị xóa sau 90 ngày kể từ khi request đóng; giữ số tiền, thời điểm, người ghi và toàn bộ ảnh (ảnh Member gửi và ảnh chứng từ của Manager). Ảnh Member gửi chỉ chủ request, Receptionist và Center Manager xem được; ảnh chứng từ chỉ chủ request và Center Manager xem được. Cập nhật 24/10/2026 (Payment-Support-Workflow.md, mục 5.5).</w:t>
+              </w:r>
+            </w:ins>
+          </w:p>
+        </w:tc>
+        <w:tc>
+          <w:tcPr>
+            <w:tcW w:w="1400" w:type="dxa"/>
+            <w:tcMar>
+              <w:top w:w="60" w:type="dxa"/>
+              <w:left w:w="100" w:type="dxa"/>
+              <w:bottom w:w="60" w:type="dxa"/>
+              <w:right w:w="100" w:type="dxa"/>
+            </w:tcMar>
+            <w:vAlign w:val="center"/>
+          </w:tcPr>
+          <w:p>
+            <w:pPr>
+              <w:rPr>
+                <w:ins w:id="9113" w:author="Claude" w:date="2026-10-24T22:45:00Z"/>
+              </w:rPr>
+            </w:pPr>
+            <w:ins w:id="9114" w:author="Claude" w:date="2026-10-24T22:45:00Z">
+              <w:r>
+                <w:rPr>
+                  <w:sz w:val="18"/>
+                  <w:szCs w:val="18"/>
+                </w:rPr>
+                <w:t xml:space="preserve">Ràng buộc</w:t>
+              </w:r>
+            </w:ins>
+          </w:p>
+        </w:tc>
+        <w:tc>
+          <w:tcPr>
+            <w:tcW w:w="1300" w:type="dxa"/>
+            <w:tcMar>
+              <w:top w:w="60" w:type="dxa"/>
+              <w:left w:w="100" w:type="dxa"/>
+              <w:bottom w:w="60" w:type="dxa"/>
+              <w:right w:w="100" w:type="dxa"/>
+            </w:tcMar>
+            <w:vAlign w:val="center"/>
+          </w:tcPr>
+          <w:p>
+            <w:pPr>
+              <w:rPr>
+                <w:ins w:id="9115" w:author="Claude" w:date="2026-10-24T22:45:00Z"/>
+              </w:rPr>
+            </w:pPr>
+            <w:ins w:id="9116" w:author="Claude" w:date="2026-10-24T22:45:00Z">
+              <w:r>
+                <w:rPr>
+                  <w:sz w:val="18"/>
+                  <w:szCs w:val="18"/>
+                </w:rPr>
+                <w:t xml:space="preserve">Động</w:t>
+              </w:r>
+            </w:ins>
+          </w:p>
+        </w:tc>
+        <w:tc>
+          <w:tcPr>
+            <w:tcW w:w="2400" w:type="dxa"/>
+            <w:tcMar>
+              <w:top w:w="60" w:type="dxa"/>
+              <w:left w:w="100" w:type="dxa"/>
+              <w:bottom w:w="60" w:type="dxa"/>
+              <w:right w:w="100" w:type="dxa"/>
+            </w:tcMar>
+            <w:vAlign w:val="center"/>
+          </w:tcPr>
+          <w:p>
+            <w:pPr>
+              <w:rPr>
+                <w:ins w:id="9117" w:author="Claude" w:date="2026-10-24T22:45:00Z"/>
+              </w:rPr>
+            </w:pPr>
+            <w:ins w:id="9118" w:author="Claude" w:date="2026-10-24T22:45:00Z">
+              <w:r>
+                <w:rPr>
+                  <w:sz w:val="18"/>
+                  <w:szCs w:val="18"/>
+                </w:rPr>
+                <w:t xml:space="preserve">Quyết định nhóm 24/10/2026 — Payment-Support-Workflow.md, mục 5.5; câu hỏi mở số 3</w:t>
+              </w:r>
+            </w:ins>
+          </w:p>
+        </w:tc>
+      </w:tr>
+      <w:tr>
+        <w:trPr>
+          <w:cantSplit/>
+          <w:ins w:id="9249" w:author="Claude" w:date="2026-10-24T22:45:00Z"/>
+        </w:trPr>
+        <w:tc>
+          <w:tcPr>
+            <w:tcW w:w="900" w:type="dxa"/>
+            <w:tcMar>
+              <w:top w:w="60" w:type="dxa"/>
+              <w:left w:w="100" w:type="dxa"/>
+              <w:bottom w:w="60" w:type="dxa"/>
+              <w:right w:w="100" w:type="dxa"/>
+            </w:tcMar>
+            <w:vAlign w:val="center"/>
+          </w:tcPr>
+          <w:p>
+            <w:pPr>
+              <w:rPr>
+                <w:ins w:id="9250" w:author="Claude" w:date="2026-10-24T22:45:00Z"/>
+              </w:rPr>
+            </w:pPr>
+            <w:ins w:id="9251" w:author="Claude" w:date="2026-10-24T22:45:00Z">
+              <w:r>
+                <w:rPr>
+                  <w:b/>
+                  <w:bCs/>
+                  <w:sz w:val="18"/>
+                  <w:szCs w:val="18"/>
+                </w:rPr>
+                <w:t xml:space="preserve">BR-154</w:t>
+              </w:r>
+            </w:ins>
+          </w:p>
+        </w:tc>
+        <w:tc>
+          <w:tcPr>
+            <w:tcW w:w="5200" w:type="dxa"/>
+            <w:tcMar>
+              <w:top w:w="60" w:type="dxa"/>
+              <w:left w:w="100" w:type="dxa"/>
+              <w:bottom w:w="60" w:type="dxa"/>
+              <w:right w:w="100" w:type="dxa"/>
+            </w:tcMar>
+            <w:vAlign w:val="center"/>
+          </w:tcPr>
+          <w:p>
+            <w:pPr>
+              <w:rPr>
+                <w:ins w:id="9252" w:author="Claude" w:date="2026-10-24T22:45:00Z"/>
+              </w:rPr>
+            </w:pPr>
+            <w:ins w:id="9253" w:author="Claude" w:date="2026-10-24T22:45:00Z">
+              <w:r>
+                <w:rPr>
+                  <w:sz w:val="18"/>
+                  <w:szCs w:val="18"/>
+                </w:rPr>
+                <w:t xml:space="preserve">Khi sự cố hoặc quyết định phía trung tâm khiến khoản đã mua không được cung cấp (lớp bị hủy, lớp dưới ngưỡng, lượt thuê sân bị trung tâm hủy), Member được quyền chọn một trong hai: (1) nhận điểm ngay: hệ thống cộng điểm theo giá trị hoàn do server tính, 1 điểm = 1.000 VND (BR-134); (2) hoàn tiền: Member gửi Support Request danh mục PAYMENT gắn hóa đơn (BR-150) và Center Manager chuyển khoản ngoài hệ thống, ghi nhận theo BR-151; số tiền không vượt phần VNPay đã thu. Mỗi khoản chỉ được chọn một lần, chọn rồi thì lựa chọn kia bị từ chối. Sự cố tạm thời của Gym vẫn được bù bằng gia hạn Membership (BR-130), không thuộc quy tắc này. Hạn chọn và mặc định khi Member không chọn (ngoài mặc định 48 giờ của BR-120): chờ xác nhận. Cập nhật 25/10/2026 (quyết định bổ sung của nhóm).</w:t>
+              </w:r>
+            </w:ins>
+          </w:p>
+        </w:tc>
+        <w:tc>
+          <w:tcPr>
+            <w:tcW w:w="1400" w:type="dxa"/>
+            <w:tcMar>
+              <w:top w:w="60" w:type="dxa"/>
+              <w:left w:w="100" w:type="dxa"/>
+              <w:bottom w:w="60" w:type="dxa"/>
+              <w:right w:w="100" w:type="dxa"/>
+            </w:tcMar>
+            <w:vAlign w:val="center"/>
+          </w:tcPr>
+          <w:p>
+            <w:pPr>
+              <w:rPr>
+                <w:ins w:id="9254" w:author="Claude" w:date="2026-10-24T22:45:00Z"/>
+              </w:rPr>
+            </w:pPr>
+            <w:ins w:id="9255" w:author="Claude" w:date="2026-10-24T22:45:00Z">
+              <w:r>
+                <w:rPr>
+                  <w:sz w:val="18"/>
+                  <w:szCs w:val="18"/>
+                </w:rPr>
+                <w:t xml:space="preserve">Ràng buộc</w:t>
+              </w:r>
+            </w:ins>
+          </w:p>
+        </w:tc>
+        <w:tc>
+          <w:tcPr>
+            <w:tcW w:w="1300" w:type="dxa"/>
+            <w:tcMar>
+              <w:top w:w="60" w:type="dxa"/>
+              <w:left w:w="100" w:type="dxa"/>
+              <w:bottom w:w="60" w:type="dxa"/>
+              <w:right w:w="100" w:type="dxa"/>
+            </w:tcMar>
+            <w:vAlign w:val="center"/>
+          </w:tcPr>
+          <w:p>
+            <w:pPr>
+              <w:rPr>
+                <w:ins w:id="9256" w:author="Claude" w:date="2026-10-24T22:45:00Z"/>
+              </w:rPr>
+            </w:pPr>
+            <w:ins w:id="9257" w:author="Claude" w:date="2026-10-24T22:45:00Z">
+              <w:r>
+                <w:rPr>
+                  <w:sz w:val="18"/>
+                  <w:szCs w:val="18"/>
+                </w:rPr>
+                <w:t xml:space="preserve">Động</w:t>
+              </w:r>
+            </w:ins>
+          </w:p>
+        </w:tc>
+        <w:tc>
+          <w:tcPr>
+            <w:tcW w:w="2400" w:type="dxa"/>
+            <w:tcMar>
+              <w:top w:w="60" w:type="dxa"/>
+              <w:left w:w="100" w:type="dxa"/>
+              <w:bottom w:w="60" w:type="dxa"/>
+              <w:right w:w="100" w:type="dxa"/>
+            </w:tcMar>
+            <w:vAlign w:val="center"/>
+          </w:tcPr>
+          <w:p>
+            <w:pPr>
+              <w:rPr>
+                <w:ins w:id="9258" w:author="Claude" w:date="2026-10-24T22:45:00Z"/>
+              </w:rPr>
+            </w:pPr>
+            <w:ins w:id="9259" w:author="Claude" w:date="2026-10-24T22:45:00Z">
+              <w:r>
+                <w:rPr>
+                  <w:sz w:val="18"/>
+                  <w:szCs w:val="18"/>
+                </w:rPr>
+                <w:t xml:space="preserve">Quyết định nhóm 25/10/2026; mở rộng cách xử lý của BR-88</w:t>
+              </w:r>
+            </w:ins>
           </w:p>
         </w:tc>
       </w:tr>
@@ -18380,6 +20399,234 @@
           </w:p>
         </w:tc>
       </w:tr>
+      <w:tr>
+        <w:trPr>
+          <w:cantSplit/>
+          <w:ins w:id="9119" w:author="Claude" w:date="2026-10-24T22:45:00Z"/>
+        </w:trPr>
+        <w:tc>
+          <w:tcPr>
+            <w:tcW w:w="2600" w:type="dxa"/>
+            <w:tcMar>
+              <w:top w:w="60" w:type="dxa"/>
+              <w:left w:w="100" w:type="dxa"/>
+              <w:bottom w:w="60" w:type="dxa"/>
+              <w:right w:w="100" w:type="dxa"/>
+            </w:tcMar>
+            <w:vAlign w:val="center"/>
+          </w:tcPr>
+          <w:p>
+            <w:pPr>
+              <w:rPr>
+                <w:ins w:id="9120" w:author="Claude" w:date="2026-10-24T22:45:00Z"/>
+              </w:rPr>
+            </w:pPr>
+            <w:ins w:id="9121" w:author="Claude" w:date="2026-10-24T22:45:00Z">
+              <w:r>
+                <w:t xml:space="preserve">member_support_payouts.request_id</w:t>
+              </w:r>
+            </w:ins>
+          </w:p>
+        </w:tc>
+        <w:tc>
+          <w:tcPr>
+            <w:tcW w:w="2600" w:type="dxa"/>
+            <w:tcMar>
+              <w:top w:w="60" w:type="dxa"/>
+              <w:left w:w="100" w:type="dxa"/>
+              <w:bottom w:w="60" w:type="dxa"/>
+              <w:right w:w="100" w:type="dxa"/>
+            </w:tcMar>
+            <w:vAlign w:val="center"/>
+          </w:tcPr>
+          <w:p>
+            <w:pPr>
+              <w:rPr>
+                <w:ins w:id="9122" w:author="Claude" w:date="2026-10-24T22:45:00Z"/>
+              </w:rPr>
+            </w:pPr>
+            <w:ins w:id="9123" w:author="Claude" w:date="2026-10-24T22:45:00Z">
+              <w:r>
+                <w:rPr>
+                  <w:sz w:val="18"/>
+                  <w:szCs w:val="18"/>
+                </w:rPr>
+                <w:t xml:space="preserve">Mỗi request PAYMENT chỉ có một lần ghi nhận chuyển khoản</w:t>
+              </w:r>
+            </w:ins>
+          </w:p>
+        </w:tc>
+        <w:tc>
+          <w:tcPr>
+            <w:tcW w:w="2600" w:type="dxa"/>
+            <w:tcMar>
+              <w:top w:w="60" w:type="dxa"/>
+              <w:left w:w="100" w:type="dxa"/>
+              <w:bottom w:w="60" w:type="dxa"/>
+              <w:right w:w="100" w:type="dxa"/>
+            </w:tcMar>
+            <w:vAlign w:val="center"/>
+          </w:tcPr>
+          <w:p>
+            <w:pPr>
+              <w:rPr>
+                <w:ins w:id="9124" w:author="Claude" w:date="2026-10-24T22:45:00Z"/>
+              </w:rPr>
+            </w:pPr>
+            <w:ins w:id="9125" w:author="Claude" w:date="2026-10-24T22:45:00Z">
+              <w:r>
+                <w:rPr>
+                  <w:sz w:val="18"/>
+                  <w:szCs w:val="18"/>
+                </w:rPr>
+                <w:t xml:space="preserve">UNIQUE constraint trên request_id (đề xuất, chưa triển khai)</w:t>
+              </w:r>
+            </w:ins>
+          </w:p>
+        </w:tc>
+        <w:tc>
+          <w:tcPr>
+            <w:tcW w:w="2400" w:type="dxa"/>
+            <w:tcMar>
+              <w:top w:w="60" w:type="dxa"/>
+              <w:left w:w="100" w:type="dxa"/>
+              <w:bottom w:w="60" w:type="dxa"/>
+              <w:right w:w="100" w:type="dxa"/>
+            </w:tcMar>
+            <w:vAlign w:val="center"/>
+          </w:tcPr>
+          <w:p>
+            <w:pPr>
+              <w:rPr>
+                <w:ins w:id="9126" w:author="Claude" w:date="2026-10-24T22:45:00Z"/>
+              </w:rPr>
+            </w:pPr>
+            <w:ins w:id="9127" w:author="Claude" w:date="2026-10-24T22:45:00Z">
+              <w:r>
+                <w:rPr>
+                  <w:sz w:val="18"/>
+                  <w:szCs w:val="18"/>
+                </w:rPr>
+                <w:t xml:space="preserve">BR-151</w:t>
+              </w:r>
+            </w:ins>
+          </w:p>
+        </w:tc>
+      </w:tr>
+      <w:tr>
+        <w:trPr>
+          <w:cantSplit/>
+          <w:ins w:id="9128" w:author="Claude" w:date="2026-10-24T22:45:00Z"/>
+        </w:trPr>
+        <w:tc>
+          <w:tcPr>
+            <w:tcW w:w="2600" w:type="dxa"/>
+            <w:tcMar>
+              <w:top w:w="60" w:type="dxa"/>
+              <w:left w:w="100" w:type="dxa"/>
+              <w:bottom w:w="60" w:type="dxa"/>
+              <w:right w:w="100" w:type="dxa"/>
+            </w:tcMar>
+            <w:vAlign w:val="center"/>
+          </w:tcPr>
+          <w:p>
+            <w:pPr>
+              <w:rPr>
+                <w:ins w:id="9129" w:author="Claude" w:date="2026-10-24T22:45:00Z"/>
+              </w:rPr>
+            </w:pPr>
+            <w:ins w:id="9130" w:author="Claude" w:date="2026-10-24T22:45:00Z">
+              <w:r>
+                <w:t xml:space="preserve">member_support_requests (invoice_id) khi category = PAYMENT và đang mở</w:t>
+              </w:r>
+            </w:ins>
+          </w:p>
+        </w:tc>
+        <w:tc>
+          <w:tcPr>
+            <w:tcW w:w="2600" w:type="dxa"/>
+            <w:tcMar>
+              <w:top w:w="60" w:type="dxa"/>
+              <w:left w:w="100" w:type="dxa"/>
+              <w:bottom w:w="60" w:type="dxa"/>
+              <w:right w:w="100" w:type="dxa"/>
+            </w:tcMar>
+            <w:vAlign w:val="center"/>
+          </w:tcPr>
+          <w:p>
+            <w:pPr>
+              <w:rPr>
+                <w:ins w:id="9131" w:author="Claude" w:date="2026-10-24T22:45:00Z"/>
+              </w:rPr>
+            </w:pPr>
+            <w:ins w:id="9132" w:author="Claude" w:date="2026-10-24T22:45:00Z">
+              <w:r>
+                <w:rPr>
+                  <w:sz w:val="18"/>
+                  <w:szCs w:val="18"/>
+                </w:rPr>
+                <w:t xml:space="preserve">Mỗi hóa đơn chỉ có một request PAYMENT đang mở</w:t>
+              </w:r>
+            </w:ins>
+          </w:p>
+        </w:tc>
+        <w:tc>
+          <w:tcPr>
+            <w:tcW w:w="2600" w:type="dxa"/>
+            <w:tcMar>
+              <w:top w:w="60" w:type="dxa"/>
+              <w:left w:w="100" w:type="dxa"/>
+              <w:bottom w:w="60" w:type="dxa"/>
+              <w:right w:w="100" w:type="dxa"/>
+            </w:tcMar>
+            <w:vAlign w:val="center"/>
+          </w:tcPr>
+          <w:p>
+            <w:pPr>
+              <w:rPr>
+                <w:ins w:id="9133" w:author="Claude" w:date="2026-10-24T22:45:00Z"/>
+              </w:rPr>
+            </w:pPr>
+            <w:ins w:id="9134" w:author="Claude" w:date="2026-10-24T22:45:00Z">
+              <w:r>
+                <w:rPr>
+                  <w:sz w:val="18"/>
+                  <w:szCs w:val="18"/>
+                </w:rPr>
+                <w:t xml:space="preserve">Partial UNIQUE INDEX lọc theo trạng thái mở (đề xuất, chưa triển khai)</w:t>
+              </w:r>
+            </w:ins>
+          </w:p>
+        </w:tc>
+        <w:tc>
+          <w:tcPr>
+            <w:tcW w:w="2400" w:type="dxa"/>
+            <w:tcMar>
+              <w:top w:w="60" w:type="dxa"/>
+              <w:left w:w="100" w:type="dxa"/>
+              <w:bottom w:w="60" w:type="dxa"/>
+              <w:right w:w="100" w:type="dxa"/>
+            </w:tcMar>
+            <w:vAlign w:val="center"/>
+          </w:tcPr>
+          <w:p>
+            <w:pPr>
+              <w:rPr>
+                <w:ins w:id="9135" w:author="Claude" w:date="2026-10-24T22:45:00Z"/>
+              </w:rPr>
+            </w:pPr>
+            <w:ins w:id="9136" w:author="Claude" w:date="2026-10-24T22:45:00Z">
+              <w:r>
+                <w:rPr>
+                  <w:sz w:val="18"/>
+                  <w:szCs w:val="18"/>
+                </w:rPr>
+                <w:t xml:space="preserve">BR-150</w:t>
+              </w:r>
+            </w:ins>
+          </w:p>
+        </w:tc>
+      </w:tr>
     </w:tbl>
     <w:p>
       <w:pPr>
@@ -19113,8 +21360,26 @@
                 <w:sz w:val="18"/>
                 <w:szCs w:val="18"/>
               </w:rPr>
-              <w:t>60 phút; 4 giờ; 30 ngày (BR-126, BR-128)</w:t>
-            </w:r>
+              <w:t xml:space="preserve">60 phút; 4 giờ; </w:t>
+            </w:r>
+            <w:del w:id="9222" w:author="Claude" w:date="2026-10-24T22:45:00Z">
+              <w:r>
+                <w:rPr>
+                  <w:sz w:val="18"/>
+                  <w:szCs w:val="18"/>
+                </w:rPr>
+                <w:delText xml:space="preserve">30 ngày (BR-126, BR-128)</w:delText>
+              </w:r>
+            </w:del>
+            <w:ins w:id="9223" w:author="Claude" w:date="2026-10-24T22:45:00Z">
+              <w:r>
+                <w:rPr>
+                  <w:sz w:val="18"/>
+                  <w:szCs w:val="18"/>
+                </w:rPr>
+                <w:t xml:space="preserve">3 ngày lịch tính từ ngày hiện tại, chỉ hiển thị cho Member (BR-126, BR-128) — cập nhật 25/10/2026</w:t>
+              </w:r>
+            </w:ins>
           </w:p>
         </w:tc>
         <w:tc>
@@ -19732,6 +21997,804 @@
               </w:rPr>
               <w:t>Đã chốt</w:t>
             </w:r>
+          </w:p>
+        </w:tc>
+      </w:tr>
+      <w:tr>
+        <w:trPr>
+          <w:cantSplit/>
+          <w:ins w:id="9137" w:author="Claude" w:date="2026-10-24T22:45:00Z"/>
+        </w:trPr>
+        <w:tc>
+          <w:tcPr>
+            <w:tcW w:w="500" w:type="dxa"/>
+            <w:tcMar>
+              <w:top w:w="60" w:type="dxa"/>
+              <w:left w:w="100" w:type="dxa"/>
+              <w:bottom w:w="60" w:type="dxa"/>
+              <w:right w:w="100" w:type="dxa"/>
+            </w:tcMar>
+            <w:vAlign w:val="center"/>
+          </w:tcPr>
+          <w:p>
+            <w:pPr>
+              <w:rPr>
+                <w:ins w:id="9138" w:author="Claude" w:date="2026-10-24T22:45:00Z"/>
+              </w:rPr>
+            </w:pPr>
+            <w:ins w:id="9139" w:author="Claude" w:date="2026-10-24T22:45:00Z">
+              <w:r>
+                <w:t xml:space="preserve">15</w:t>
+              </w:r>
+            </w:ins>
+          </w:p>
+        </w:tc>
+        <w:tc>
+          <w:tcPr>
+            <w:tcW w:w="3600" w:type="dxa"/>
+            <w:tcMar>
+              <w:top w:w="60" w:type="dxa"/>
+              <w:left w:w="100" w:type="dxa"/>
+              <w:bottom w:w="60" w:type="dxa"/>
+              <w:right w:w="100" w:type="dxa"/>
+            </w:tcMar>
+            <w:vAlign w:val="center"/>
+          </w:tcPr>
+          <w:p>
+            <w:pPr>
+              <w:rPr>
+                <w:ins w:id="9140" w:author="Claude" w:date="2026-10-24T22:45:00Z"/>
+              </w:rPr>
+            </w:pPr>
+            <w:ins w:id="9141" w:author="Claude" w:date="2026-10-24T22:45:00Z">
+              <w:r>
+                <w:rPr>
+                  <w:sz w:val="18"/>
+                  <w:szCs w:val="18"/>
+                </w:rPr>
+                <w:t xml:space="preserve">Mốc ghi chú Gym đóng cửa của vé ngày</w:t>
+              </w:r>
+            </w:ins>
+          </w:p>
+        </w:tc>
+        <w:tc>
+          <w:tcPr>
+            <w:tcW w:w="3800" w:type="dxa"/>
+            <w:tcMar>
+              <w:top w:w="60" w:type="dxa"/>
+              <w:left w:w="100" w:type="dxa"/>
+              <w:bottom w:w="60" w:type="dxa"/>
+              <w:right w:w="100" w:type="dxa"/>
+            </w:tcMar>
+            <w:vAlign w:val="center"/>
+          </w:tcPr>
+          <w:p>
+            <w:pPr>
+              <w:rPr>
+                <w:ins w:id="9142" w:author="Claude" w:date="2026-10-24T22:45:00Z"/>
+              </w:rPr>
+            </w:pPr>
+            <w:ins w:id="9143" w:author="Claude" w:date="2026-10-24T22:45:00Z">
+              <w:r>
+                <w:rPr>
+                  <w:sz w:val="18"/>
+                  <w:szCs w:val="18"/>
+                </w:rPr>
+                <w:t xml:space="preserve">Báo trong 60 phút cuối trước giờ đóng cửa 22:00 (từ 21:00), tính từ giờ đóng cửa, không đặt cứng 21:00; checkout trả closingSoon và closesAtUtc (BR-145) — đã chốt 24/10/2026</w:t>
+              </w:r>
+            </w:ins>
+          </w:p>
+        </w:tc>
+        <w:tc>
+          <w:tcPr>
+            <w:tcW w:w="1500" w:type="dxa"/>
+            <w:tcMar>
+              <w:top w:w="60" w:type="dxa"/>
+              <w:left w:w="100" w:type="dxa"/>
+              <w:bottom w:w="60" w:type="dxa"/>
+              <w:right w:w="100" w:type="dxa"/>
+            </w:tcMar>
+            <w:vAlign w:val="center"/>
+          </w:tcPr>
+          <w:p>
+            <w:pPr>
+              <w:rPr>
+                <w:ins w:id="9144" w:author="Claude" w:date="2026-10-24T22:45:00Z"/>
+              </w:rPr>
+            </w:pPr>
+            <w:ins w:id="9145" w:author="Claude" w:date="2026-10-24T22:45:00Z">
+              <w:r>
+                <w:rPr>
+                  <w:sz w:val="18"/>
+                  <w:szCs w:val="18"/>
+                </w:rPr>
+                <w:t xml:space="preserve">Đã chốt</w:t>
+              </w:r>
+            </w:ins>
+          </w:p>
+        </w:tc>
+      </w:tr>
+      <w:tr>
+        <w:trPr>
+          <w:cantSplit/>
+          <w:ins w:id="9146" w:author="Claude" w:date="2026-10-24T22:45:00Z"/>
+        </w:trPr>
+        <w:tc>
+          <w:tcPr>
+            <w:tcW w:w="500" w:type="dxa"/>
+            <w:tcMar>
+              <w:top w:w="60" w:type="dxa"/>
+              <w:left w:w="100" w:type="dxa"/>
+              <w:bottom w:w="60" w:type="dxa"/>
+              <w:right w:w="100" w:type="dxa"/>
+            </w:tcMar>
+            <w:vAlign w:val="center"/>
+          </w:tcPr>
+          <w:p>
+            <w:pPr>
+              <w:rPr>
+                <w:ins w:id="9147" w:author="Claude" w:date="2026-10-24T22:45:00Z"/>
+              </w:rPr>
+            </w:pPr>
+            <w:ins w:id="9148" w:author="Claude" w:date="2026-10-24T22:45:00Z">
+              <w:r>
+                <w:t xml:space="preserve">16</w:t>
+              </w:r>
+            </w:ins>
+          </w:p>
+        </w:tc>
+        <w:tc>
+          <w:tcPr>
+            <w:tcW w:w="3600" w:type="dxa"/>
+            <w:tcMar>
+              <w:top w:w="60" w:type="dxa"/>
+              <w:left w:w="100" w:type="dxa"/>
+              <w:bottom w:w="60" w:type="dxa"/>
+              <w:right w:w="100" w:type="dxa"/>
+            </w:tcMar>
+            <w:vAlign w:val="center"/>
+          </w:tcPr>
+          <w:p>
+            <w:pPr>
+              <w:rPr>
+                <w:ins w:id="9149" w:author="Claude" w:date="2026-10-24T22:45:00Z"/>
+              </w:rPr>
+            </w:pPr>
+            <w:ins w:id="9150" w:author="Claude" w:date="2026-10-24T22:45:00Z">
+              <w:r>
+                <w:rPr>
+                  <w:sz w:val="18"/>
+                  <w:szCs w:val="18"/>
+                </w:rPr>
+                <w:t xml:space="preserve">Bước Member xác nhận đã nhận tiền chuyển khoản</w:t>
+              </w:r>
+            </w:ins>
+          </w:p>
+        </w:tc>
+        <w:tc>
+          <w:tcPr>
+            <w:tcW w:w="3800" w:type="dxa"/>
+            <w:tcMar>
+              <w:top w:w="60" w:type="dxa"/>
+              <w:left w:w="100" w:type="dxa"/>
+              <w:bottom w:w="60" w:type="dxa"/>
+              <w:right w:w="100" w:type="dxa"/>
+            </w:tcMar>
+            <w:vAlign w:val="center"/>
+          </w:tcPr>
+          <w:p>
+            <w:pPr>
+              <w:rPr>
+                <w:ins w:id="9151" w:author="Claude" w:date="2026-10-24T22:45:00Z"/>
+              </w:rPr>
+            </w:pPr>
+            <w:ins w:id="9152" w:author="Claude" w:date="2026-10-24T22:45:00Z">
+              <w:r>
+                <w:rPr>
+                  <w:sz w:val="18"/>
+                  <w:szCs w:val="18"/>
+                </w:rPr>
+                <w:t xml:space="preserve">Giữ bước "I received it / Not received"; không bấm gì sau 3 ngày thì tự xác nhận (BR-152) — đã chốt 24/10/2026</w:t>
+              </w:r>
+            </w:ins>
+          </w:p>
+        </w:tc>
+        <w:tc>
+          <w:tcPr>
+            <w:tcW w:w="1500" w:type="dxa"/>
+            <w:tcMar>
+              <w:top w:w="60" w:type="dxa"/>
+              <w:left w:w="100" w:type="dxa"/>
+              <w:bottom w:w="60" w:type="dxa"/>
+              <w:right w:w="100" w:type="dxa"/>
+            </w:tcMar>
+            <w:vAlign w:val="center"/>
+          </w:tcPr>
+          <w:p>
+            <w:pPr>
+              <w:rPr>
+                <w:ins w:id="9153" w:author="Claude" w:date="2026-10-24T22:45:00Z"/>
+              </w:rPr>
+            </w:pPr>
+            <w:ins w:id="9154" w:author="Claude" w:date="2026-10-24T22:45:00Z">
+              <w:r>
+                <w:rPr>
+                  <w:sz w:val="18"/>
+                  <w:szCs w:val="18"/>
+                </w:rPr>
+                <w:t xml:space="preserve">Đã chốt</w:t>
+              </w:r>
+            </w:ins>
+          </w:p>
+        </w:tc>
+      </w:tr>
+      <w:tr>
+        <w:trPr>
+          <w:cantSplit/>
+          <w:ins w:id="9155" w:author="Claude" w:date="2026-10-24T22:45:00Z"/>
+        </w:trPr>
+        <w:tc>
+          <w:tcPr>
+            <w:tcW w:w="500" w:type="dxa"/>
+            <w:tcMar>
+              <w:top w:w="60" w:type="dxa"/>
+              <w:left w:w="100" w:type="dxa"/>
+              <w:bottom w:w="60" w:type="dxa"/>
+              <w:right w:w="100" w:type="dxa"/>
+            </w:tcMar>
+            <w:vAlign w:val="center"/>
+          </w:tcPr>
+          <w:p>
+            <w:pPr>
+              <w:rPr>
+                <w:ins w:id="9156" w:author="Claude" w:date="2026-10-24T22:45:00Z"/>
+              </w:rPr>
+            </w:pPr>
+            <w:ins w:id="9157" w:author="Claude" w:date="2026-10-24T22:45:00Z">
+              <w:r>
+                <w:t xml:space="preserve">17</w:t>
+              </w:r>
+            </w:ins>
+          </w:p>
+        </w:tc>
+        <w:tc>
+          <w:tcPr>
+            <w:tcW w:w="3600" w:type="dxa"/>
+            <w:tcMar>
+              <w:top w:w="60" w:type="dxa"/>
+              <w:left w:w="100" w:type="dxa"/>
+              <w:bottom w:w="60" w:type="dxa"/>
+              <w:right w:w="100" w:type="dxa"/>
+            </w:tcMar>
+            <w:vAlign w:val="center"/>
+          </w:tcPr>
+          <w:p>
+            <w:pPr>
+              <w:rPr>
+                <w:ins w:id="9158" w:author="Claude" w:date="2026-10-24T22:45:00Z"/>
+              </w:rPr>
+            </w:pPr>
+            <w:ins w:id="9159" w:author="Claude" w:date="2026-10-24T22:45:00Z">
+              <w:r>
+                <w:rPr>
+                  <w:sz w:val="18"/>
+                  <w:szCs w:val="18"/>
+                </w:rPr>
+                <w:t xml:space="preserve">Thời hạn lưu dữ liệu ngân hàng của request PAYMENT</w:t>
+              </w:r>
+            </w:ins>
+          </w:p>
+        </w:tc>
+        <w:tc>
+          <w:tcPr>
+            <w:tcW w:w="3800" w:type="dxa"/>
+            <w:tcMar>
+              <w:top w:w="60" w:type="dxa"/>
+              <w:left w:w="100" w:type="dxa"/>
+              <w:bottom w:w="60" w:type="dxa"/>
+              <w:right w:w="100" w:type="dxa"/>
+            </w:tcMar>
+            <w:vAlign w:val="center"/>
+          </w:tcPr>
+          <w:p>
+            <w:pPr>
+              <w:rPr>
+                <w:ins w:id="9160" w:author="Claude" w:date="2026-10-24T22:45:00Z"/>
+              </w:rPr>
+            </w:pPr>
+            <w:ins w:id="9161" w:author="Claude" w:date="2026-10-24T22:45:00Z">
+              <w:r>
+                <w:rPr>
+                  <w:sz w:val="18"/>
+                  <w:szCs w:val="18"/>
+                </w:rPr>
+                <w:t xml:space="preserve">Xóa số tài khoản, tên chủ tài khoản, tên ngân hàng sau 90 ngày kể từ khi request đóng; giữ toàn bộ ảnh (BR-153) — đã chốt 24/10/2026</w:t>
+              </w:r>
+            </w:ins>
+          </w:p>
+        </w:tc>
+        <w:tc>
+          <w:tcPr>
+            <w:tcW w:w="1500" w:type="dxa"/>
+            <w:tcMar>
+              <w:top w:w="60" w:type="dxa"/>
+              <w:left w:w="100" w:type="dxa"/>
+              <w:bottom w:w="60" w:type="dxa"/>
+              <w:right w:w="100" w:type="dxa"/>
+            </w:tcMar>
+            <w:vAlign w:val="center"/>
+          </w:tcPr>
+          <w:p>
+            <w:pPr>
+              <w:rPr>
+                <w:ins w:id="9162" w:author="Claude" w:date="2026-10-24T22:45:00Z"/>
+              </w:rPr>
+            </w:pPr>
+            <w:ins w:id="9163" w:author="Claude" w:date="2026-10-24T22:45:00Z">
+              <w:r>
+                <w:rPr>
+                  <w:sz w:val="18"/>
+                  <w:szCs w:val="18"/>
+                </w:rPr>
+                <w:t xml:space="preserve">Đã chốt</w:t>
+              </w:r>
+            </w:ins>
+          </w:p>
+        </w:tc>
+      </w:tr>
+      <w:tr>
+        <w:trPr>
+          <w:cantSplit/>
+          <w:ins w:id="9164" w:author="Claude" w:date="2026-10-24T22:45:00Z"/>
+        </w:trPr>
+        <w:tc>
+          <w:tcPr>
+            <w:tcW w:w="500" w:type="dxa"/>
+            <w:tcMar>
+              <w:top w:w="60" w:type="dxa"/>
+              <w:left w:w="100" w:type="dxa"/>
+              <w:bottom w:w="60" w:type="dxa"/>
+              <w:right w:w="100" w:type="dxa"/>
+            </w:tcMar>
+            <w:vAlign w:val="center"/>
+          </w:tcPr>
+          <w:p>
+            <w:pPr>
+              <w:rPr>
+                <w:ins w:id="9165" w:author="Claude" w:date="2026-10-24T22:45:00Z"/>
+              </w:rPr>
+            </w:pPr>
+            <w:ins w:id="9166" w:author="Claude" w:date="2026-10-24T22:45:00Z">
+              <w:r>
+                <w:t xml:space="preserve">18</w:t>
+              </w:r>
+            </w:ins>
+          </w:p>
+        </w:tc>
+        <w:tc>
+          <w:tcPr>
+            <w:tcW w:w="3600" w:type="dxa"/>
+            <w:tcMar>
+              <w:top w:w="60" w:type="dxa"/>
+              <w:left w:w="100" w:type="dxa"/>
+              <w:bottom w:w="60" w:type="dxa"/>
+              <w:right w:w="100" w:type="dxa"/>
+            </w:tcMar>
+            <w:vAlign w:val="center"/>
+          </w:tcPr>
+          <w:p>
+            <w:pPr>
+              <w:rPr>
+                <w:ins w:id="9167" w:author="Claude" w:date="2026-10-24T22:45:00Z"/>
+              </w:rPr>
+            </w:pPr>
+            <w:ins w:id="9168" w:author="Claude" w:date="2026-10-24T22:45:00Z">
+              <w:r>
+                <w:rPr>
+                  <w:sz w:val="18"/>
+                  <w:szCs w:val="18"/>
+                </w:rPr>
+                <w:t xml:space="preserve">Giá catalog và quy đổi điểm</w:t>
+              </w:r>
+            </w:ins>
+          </w:p>
+        </w:tc>
+        <w:tc>
+          <w:tcPr>
+            <w:tcW w:w="3800" w:type="dxa"/>
+            <w:tcMar>
+              <w:top w:w="60" w:type="dxa"/>
+              <w:left w:w="100" w:type="dxa"/>
+              <w:bottom w:w="60" w:type="dxa"/>
+              <w:right w:w="100" w:type="dxa"/>
+            </w:tcMar>
+            <w:vAlign w:val="center"/>
+          </w:tcPr>
+          <w:p>
+            <w:pPr>
+              <w:rPr>
+                <w:ins w:id="9169" w:author="Claude" w:date="2026-10-24T22:45:00Z"/>
+              </w:rPr>
+            </w:pPr>
+            <w:ins w:id="9170" w:author="Claude" w:date="2026-10-24T22:45:00Z">
+              <w:r>
+                <w:rPr>
+                  <w:sz w:val="18"/>
+                  <w:szCs w:val="18"/>
+                </w:rPr>
+                <w:t xml:space="preserve">Giá luôn là bội số của 1.000đ (BR-113) nên không có tiền lẻ khi quy ra điểm (BR-88) — đã chốt 24/10/2026</w:t>
+              </w:r>
+            </w:ins>
+          </w:p>
+        </w:tc>
+        <w:tc>
+          <w:tcPr>
+            <w:tcW w:w="1500" w:type="dxa"/>
+            <w:tcMar>
+              <w:top w:w="60" w:type="dxa"/>
+              <w:left w:w="100" w:type="dxa"/>
+              <w:bottom w:w="60" w:type="dxa"/>
+              <w:right w:w="100" w:type="dxa"/>
+            </w:tcMar>
+            <w:vAlign w:val="center"/>
+          </w:tcPr>
+          <w:p>
+            <w:pPr>
+              <w:rPr>
+                <w:ins w:id="9171" w:author="Claude" w:date="2026-10-24T22:45:00Z"/>
+              </w:rPr>
+            </w:pPr>
+            <w:ins w:id="9172" w:author="Claude" w:date="2026-10-24T22:45:00Z">
+              <w:r>
+                <w:rPr>
+                  <w:sz w:val="18"/>
+                  <w:szCs w:val="18"/>
+                </w:rPr>
+                <w:t xml:space="preserve">Đã chốt</w:t>
+              </w:r>
+            </w:ins>
+          </w:p>
+        </w:tc>
+      </w:tr>
+      <w:tr>
+        <w:trPr>
+          <w:cantSplit/>
+          <w:ins w:id="9173" w:author="Claude" w:date="2026-10-24T22:45:00Z"/>
+        </w:trPr>
+        <w:tc>
+          <w:tcPr>
+            <w:tcW w:w="500" w:type="dxa"/>
+            <w:tcMar>
+              <w:top w:w="60" w:type="dxa"/>
+              <w:left w:w="100" w:type="dxa"/>
+              <w:bottom w:w="60" w:type="dxa"/>
+              <w:right w:w="100" w:type="dxa"/>
+            </w:tcMar>
+            <w:vAlign w:val="center"/>
+          </w:tcPr>
+          <w:p>
+            <w:pPr>
+              <w:rPr>
+                <w:ins w:id="9174" w:author="Claude" w:date="2026-10-24T22:45:00Z"/>
+              </w:rPr>
+            </w:pPr>
+            <w:ins w:id="9175" w:author="Claude" w:date="2026-10-24T22:45:00Z">
+              <w:r>
+                <w:t xml:space="preserve">19</w:t>
+              </w:r>
+            </w:ins>
+          </w:p>
+        </w:tc>
+        <w:tc>
+          <w:tcPr>
+            <w:tcW w:w="3600" w:type="dxa"/>
+            <w:tcMar>
+              <w:top w:w="60" w:type="dxa"/>
+              <w:left w:w="100" w:type="dxa"/>
+              <w:bottom w:w="60" w:type="dxa"/>
+              <w:right w:w="100" w:type="dxa"/>
+            </w:tcMar>
+            <w:vAlign w:val="center"/>
+          </w:tcPr>
+          <w:p>
+            <w:pPr>
+              <w:rPr>
+                <w:ins w:id="9176" w:author="Claude" w:date="2026-10-24T22:45:00Z"/>
+              </w:rPr>
+            </w:pPr>
+            <w:ins w:id="9177" w:author="Claude" w:date="2026-10-24T22:45:00Z">
+              <w:r>
+                <w:rPr>
+                  <w:sz w:val="18"/>
+                  <w:szCs w:val="18"/>
+                </w:rPr>
+                <w:t xml:space="preserve">Manager hoàn điểm cho lớp học</w:t>
+              </w:r>
+            </w:ins>
+          </w:p>
+        </w:tc>
+        <w:tc>
+          <w:tcPr>
+            <w:tcW w:w="3800" w:type="dxa"/>
+            <w:tcMar>
+              <w:top w:w="60" w:type="dxa"/>
+              <w:left w:w="100" w:type="dxa"/>
+              <w:bottom w:w="60" w:type="dxa"/>
+              <w:right w:w="100" w:type="dxa"/>
+            </w:tcMar>
+            <w:vAlign w:val="center"/>
+          </w:tcPr>
+          <w:p>
+            <w:pPr>
+              <w:rPr>
+                <w:ins w:id="9178" w:author="Claude" w:date="2026-10-24T22:45:00Z"/>
+              </w:rPr>
+            </w:pPr>
+            <w:ins w:id="9179" w:author="Claude" w:date="2026-10-24T22:45:00Z">
+              <w:r>
+                <w:rPr>
+                  <w:sz w:val="18"/>
+                  <w:szCs w:val="18"/>
+                </w:rPr>
+                <w:t xml:space="preserve">Khi lớp do phía trung tâm hủy (lớp bị hủy, lớp dưới ngưỡng); Member tự hủy ghi danh thì không hoàn và có pop-up thông báo (BR-122, BR-135) — đã chốt 24/10/2026, bổ sung 25/10/2026</w:t>
+              </w:r>
+            </w:ins>
+          </w:p>
+        </w:tc>
+        <w:tc>
+          <w:tcPr>
+            <w:tcW w:w="1500" w:type="dxa"/>
+            <w:tcMar>
+              <w:top w:w="60" w:type="dxa"/>
+              <w:left w:w="100" w:type="dxa"/>
+              <w:bottom w:w="60" w:type="dxa"/>
+              <w:right w:w="100" w:type="dxa"/>
+            </w:tcMar>
+            <w:vAlign w:val="center"/>
+          </w:tcPr>
+          <w:p>
+            <w:pPr>
+              <w:rPr>
+                <w:ins w:id="9180" w:author="Claude" w:date="2026-10-24T22:45:00Z"/>
+              </w:rPr>
+            </w:pPr>
+            <w:ins w:id="9181" w:author="Claude" w:date="2026-10-24T22:45:00Z">
+              <w:r>
+                <w:rPr>
+                  <w:sz w:val="18"/>
+                  <w:szCs w:val="18"/>
+                </w:rPr>
+                <w:t xml:space="preserve">Đã chốt</w:t>
+              </w:r>
+            </w:ins>
+          </w:p>
+        </w:tc>
+      </w:tr>
+      <w:tr>
+        <w:trPr>
+          <w:cantSplit/>
+          <w:ins w:id="9182" w:author="Claude" w:date="2026-10-24T22:45:00Z"/>
+        </w:trPr>
+        <w:tc>
+          <w:tcPr>
+            <w:tcW w:w="500" w:type="dxa"/>
+            <w:tcMar>
+              <w:top w:w="60" w:type="dxa"/>
+              <w:left w:w="100" w:type="dxa"/>
+              <w:bottom w:w="60" w:type="dxa"/>
+              <w:right w:w="100" w:type="dxa"/>
+            </w:tcMar>
+            <w:vAlign w:val="center"/>
+          </w:tcPr>
+          <w:p>
+            <w:pPr>
+              <w:rPr>
+                <w:ins w:id="9183" w:author="Claude" w:date="2026-10-24T22:45:00Z"/>
+              </w:rPr>
+            </w:pPr>
+            <w:ins w:id="9184" w:author="Claude" w:date="2026-10-24T22:45:00Z">
+              <w:r>
+                <w:t xml:space="preserve">20</w:t>
+              </w:r>
+            </w:ins>
+          </w:p>
+        </w:tc>
+        <w:tc>
+          <w:tcPr>
+            <w:tcW w:w="3600" w:type="dxa"/>
+            <w:tcMar>
+              <w:top w:w="60" w:type="dxa"/>
+              <w:left w:w="100" w:type="dxa"/>
+              <w:bottom w:w="60" w:type="dxa"/>
+              <w:right w:w="100" w:type="dxa"/>
+            </w:tcMar>
+            <w:vAlign w:val="center"/>
+          </w:tcPr>
+          <w:p>
+            <w:pPr>
+              <w:rPr>
+                <w:ins w:id="9185" w:author="Claude" w:date="2026-10-24T22:45:00Z"/>
+              </w:rPr>
+            </w:pPr>
+            <w:ins w:id="9186" w:author="Claude" w:date="2026-10-24T22:45:00Z">
+              <w:r>
+                <w:rPr>
+                  <w:sz w:val="18"/>
+                  <w:szCs w:val="18"/>
+                </w:rPr>
+                <w:t xml:space="preserve">Danh mục Support Request và request PAYMENT</w:t>
+              </w:r>
+            </w:ins>
+          </w:p>
+        </w:tc>
+        <w:tc>
+          <w:tcPr>
+            <w:tcW w:w="3800" w:type="dxa"/>
+            <w:tcMar>
+              <w:top w:w="60" w:type="dxa"/>
+              <w:left w:w="100" w:type="dxa"/>
+              <w:bottom w:w="60" w:type="dxa"/>
+              <w:right w:w="100" w:type="dxa"/>
+            </w:tcMar>
+            <w:vAlign w:val="center"/>
+          </w:tcPr>
+          <w:p>
+            <w:pPr>
+              <w:rPr>
+                <w:ins w:id="9187" w:author="Claude" w:date="2026-10-24T22:45:00Z"/>
+              </w:rPr>
+            </w:pPr>
+            <w:ins w:id="9188" w:author="Claude" w:date="2026-10-24T22:45:00Z">
+              <w:r>
+                <w:rPr>
+                  <w:sz w:val="18"/>
+                  <w:szCs w:val="18"/>
+                </w:rPr>
+                <w:t xml:space="preserve">Giữ nguyên danh mục hiện có; PAYMENT bắt buộc hóa đơn, thông tin tài khoản và 1 đến 3 ảnh (BR-147, BR-150) — đã chốt 24/10/2026</w:t>
+              </w:r>
+            </w:ins>
+          </w:p>
+        </w:tc>
+        <w:tc>
+          <w:tcPr>
+            <w:tcW w:w="1500" w:type="dxa"/>
+            <w:tcMar>
+              <w:top w:w="60" w:type="dxa"/>
+              <w:left w:w="100" w:type="dxa"/>
+              <w:bottom w:w="60" w:type="dxa"/>
+              <w:right w:w="100" w:type="dxa"/>
+            </w:tcMar>
+            <w:vAlign w:val="center"/>
+          </w:tcPr>
+          <w:p>
+            <w:pPr>
+              <w:rPr>
+                <w:ins w:id="9189" w:author="Claude" w:date="2026-10-24T22:45:00Z"/>
+              </w:rPr>
+            </w:pPr>
+            <w:ins w:id="9190" w:author="Claude" w:date="2026-10-24T22:45:00Z">
+              <w:r>
+                <w:rPr>
+                  <w:sz w:val="18"/>
+                  <w:szCs w:val="18"/>
+                </w:rPr>
+                <w:t xml:space="preserve">Đã chốt</w:t>
+              </w:r>
+            </w:ins>
+          </w:p>
+        </w:tc>
+      </w:tr>
+      <w:tr>
+        <w:trPr>
+          <w:cantSplit/>
+          <w:ins w:id="9260" w:author="Claude" w:date="2026-10-24T22:45:00Z"/>
+        </w:trPr>
+        <w:tc>
+          <w:tcPr>
+            <w:tcW w:w="500" w:type="dxa"/>
+            <w:tcMar>
+              <w:top w:w="60" w:type="dxa"/>
+              <w:left w:w="100" w:type="dxa"/>
+              <w:bottom w:w="60" w:type="dxa"/>
+              <w:right w:w="100" w:type="dxa"/>
+            </w:tcMar>
+            <w:vAlign w:val="center"/>
+          </w:tcPr>
+          <w:p>
+            <w:pPr>
+              <w:rPr>
+                <w:ins w:id="9261" w:author="Claude" w:date="2026-10-24T22:45:00Z"/>
+              </w:rPr>
+            </w:pPr>
+            <w:ins w:id="9262" w:author="Claude" w:date="2026-10-24T22:45:00Z">
+              <w:r>
+                <w:t xml:space="preserve">21</w:t>
+              </w:r>
+            </w:ins>
+          </w:p>
+        </w:tc>
+        <w:tc>
+          <w:tcPr>
+            <w:tcW w:w="3600" w:type="dxa"/>
+            <w:tcMar>
+              <w:top w:w="60" w:type="dxa"/>
+              <w:left w:w="100" w:type="dxa"/>
+              <w:bottom w:w="60" w:type="dxa"/>
+              <w:right w:w="100" w:type="dxa"/>
+            </w:tcMar>
+            <w:vAlign w:val="center"/>
+          </w:tcPr>
+          <w:p>
+            <w:pPr>
+              <w:rPr>
+                <w:ins w:id="9263" w:author="Claude" w:date="2026-10-24T22:45:00Z"/>
+              </w:rPr>
+            </w:pPr>
+            <w:ins w:id="9264" w:author="Claude" w:date="2026-10-24T22:45:00Z">
+              <w:r>
+                <w:rPr>
+                  <w:sz w:val="18"/>
+                  <w:szCs w:val="18"/>
+                </w:rPr>
+                <w:t xml:space="preserve">Hạn chọn và mặc định khi Member không chọn giữa nhận điểm hoặc hoàn tiền sau sự cố phía trung tâm</w:t>
+              </w:r>
+            </w:ins>
+          </w:p>
+        </w:tc>
+        <w:tc>
+          <w:tcPr>
+            <w:tcW w:w="3800" w:type="dxa"/>
+            <w:tcMar>
+              <w:top w:w="60" w:type="dxa"/>
+              <w:left w:w="100" w:type="dxa"/>
+              <w:bottom w:w="60" w:type="dxa"/>
+              <w:right w:w="100" w:type="dxa"/>
+            </w:tcMar>
+            <w:vAlign w:val="center"/>
+          </w:tcPr>
+          <w:p>
+            <w:pPr>
+              <w:rPr>
+                <w:ins w:id="9265" w:author="Claude" w:date="2026-10-24T22:45:00Z"/>
+              </w:rPr>
+            </w:pPr>
+            <w:ins w:id="9266" w:author="Claude" w:date="2026-10-24T22:45:00Z">
+              <w:r>
+                <w:rPr>
+                  <w:sz w:val="18"/>
+                  <w:szCs w:val="18"/>
+                </w:rPr>
+                <w:t xml:space="preserve">Chờ xác nhận (BR-154); riêng lớp dưới ngưỡng đã có mặc định tự hoàn bằng điểm sau 48 giờ (BR-120)</w:t>
+              </w:r>
+            </w:ins>
+          </w:p>
+        </w:tc>
+        <w:tc>
+          <w:tcPr>
+            <w:tcW w:w="1500" w:type="dxa"/>
+            <w:tcMar>
+              <w:top w:w="60" w:type="dxa"/>
+              <w:left w:w="100" w:type="dxa"/>
+              <w:bottom w:w="60" w:type="dxa"/>
+              <w:right w:w="100" w:type="dxa"/>
+            </w:tcMar>
+            <w:vAlign w:val="center"/>
+          </w:tcPr>
+          <w:p>
+            <w:pPr>
+              <w:rPr>
+                <w:ins w:id="9267" w:author="Claude" w:date="2026-10-24T22:45:00Z"/>
+              </w:rPr>
+            </w:pPr>
+            <w:ins w:id="9268" w:author="Claude" w:date="2026-10-24T22:45:00Z">
+              <w:r>
+                <w:rPr>
+                  <w:sz w:val="18"/>
+                  <w:szCs w:val="18"/>
+                </w:rPr>
+                <w:t xml:space="preserve">Nhóm</w:t>
+              </w:r>
+            </w:ins>
           </w:p>
         </w:tc>
       </w:tr>
@@ -21155,6 +24218,15 @@
               </w:rPr>
               <w:t>Tự đăng ký/đăng nhập, quản lý hồ sơ, mật khẩu, ảnh đại diện, hồ sơ tập luyện; xem và mua/gia hạn gói của chính mình.</w:t>
             </w:r>
+            <w:ins w:id="9191" w:author="Claude" w:date="2026-10-24T22:45:00Z">
+              <w:r>
+                <w:rPr>
+                  <w:sz w:val="18"/>
+                  <w:szCs w:val="18"/>
+                </w:rPr>
+                <w:t xml:space="preserve"> Gửi Support Request từ trang Trợ giúp, gồm yêu cầu hoàn chuyển khoản cho hóa đơn đã thanh toán (BR-147, BR-150).</w:t>
+              </w:r>
+            </w:ins>
           </w:p>
         </w:tc>
       </w:tr>
@@ -21206,8 +24278,26 @@
                 <w:sz w:val="18"/>
                 <w:szCs w:val="18"/>
               </w:rPr>
-              <w:t>Tra cứu Member, đăng ký Member tại quầy, gửi lại link/sửa email chờ kích hoạt, mua/gia hạn gói hộ, xem gói và hạn, ghi nhận yêu cầu hỗ trợ.</w:t>
-            </w:r>
+              <w:t xml:space="preserve">Tra cứu Member, đăng ký Member tại quầy, gửi lại link/sửa email chờ kích hoạt, mua/gia hạn gói hộ, xem gói và hạn, </w:t>
+            </w:r>
+            <w:del w:id="9192" w:author="Claude" w:date="2026-10-24T22:45:00Z">
+              <w:r>
+                <w:rPr>
+                  <w:sz w:val="18"/>
+                  <w:szCs w:val="18"/>
+                </w:rPr>
+                <w:delText xml:space="preserve">ghi nhận yêu cầu hỗ trợ.</w:delText>
+              </w:r>
+            </w:del>
+            <w:ins w:id="9193" w:author="Claude" w:date="2026-10-24T22:45:00Z">
+              <w:r>
+                <w:rPr>
+                  <w:sz w:val="18"/>
+                  <w:szCs w:val="18"/>
+                </w:rPr>
+                <w:t xml:space="preserve">ghi nhận yêu cầu hỗ trợ (request PAYMENT chỉ tiếp nhận, chuyển hoặc ghi chú, BR-150).</w:t>
+              </w:r>
+            </w:ins>
           </w:p>
         </w:tc>
       </w:tr>
@@ -21261,6 +24351,15 @@
               </w:rPr>
               <w:t>Cùng quyền quầy (FrontDesk), quản lý danh mục gói, xem báo cáo hội viên, sửa hồ sơ/chuyên môn Coach, xử lý báo cáo ảnh đại diện, xem Audit Log đầy đủ.</w:t>
             </w:r>
+            <w:ins w:id="9194" w:author="Claude" w:date="2026-10-24T22:45:00Z">
+              <w:r>
+                <w:rPr>
+                  <w:sz w:val="18"/>
+                  <w:szCs w:val="18"/>
+                </w:rPr>
+                <w:t xml:space="preserve"> Ghi nhận chuyển khoản cho request PAYMENT (BR-151).</w:t>
+              </w:r>
+            </w:ins>
           </w:p>
         </w:tc>
       </w:tr>
@@ -24710,13 +27809,49 @@
             <w:pPr>
               <w:spacing w:after="40"/>
             </w:pPr>
-            <w:r>
-              <w:rPr>
-                <w:sz w:val="18"/>
-                <w:szCs w:val="18"/>
-              </w:rPr>
-              <w:t>Ghi nhận yêu cầu hỗ trợ của Member tại quầy, xem 50 yêu cầu gần nhất của một Member, phân công, cập nhật tiến độ và đóng yêu cầu (có Audit Log). Mọi nhân sự quầy đều được cập nhật hoặc đóng yêu cầu của người khác; đây là chủ đích, không có ràng buộc chỉ người được phân công.</w:t>
-            </w:r>
+            <w:del w:id="9195" w:author="Claude" w:date="2026-10-24T22:45:00Z">
+              <w:r>
+                <w:rPr>
+                  <w:sz w:val="18"/>
+                  <w:szCs w:val="18"/>
+                </w:rPr>
+                <w:delText xml:space="preserve">Ghi nhận yêu cầu hỗ trợ của Member tại quầy,</w:delText>
+              </w:r>
+            </w:del>
+            <w:ins w:id="9196" w:author="Claude" w:date="2026-10-24T22:45:00Z">
+              <w:r>
+                <w:rPr>
+                  <w:sz w:val="18"/>
+                  <w:szCs w:val="18"/>
+                </w:rPr>
+                <w:t xml:space="preserve">Member tự gửi Support Request từ trang Trợ giúp (BR-147); Receptionist ghi nhận yêu cầu hỗ trợ của Member tại quầy;</w:t>
+              </w:r>
+            </w:ins>
+            <w:r>
+              <w:rPr>
+                <w:sz w:val="18"/>
+                <w:szCs w:val="18"/>
+              </w:rPr>
+              <w:t xml:space="preserve"> xem 50 yêu cầu gần nhất của một Member, phân công, cập nhật tiến độ và đóng yêu cầu (có Audit Log). Mọi nhân sự quầy đều được cập nhật hoặc đóng yêu cầu của người khác; đây là chủ đích, không có ràng buộc chỉ người được phân công.</w:t>
+            </w:r>
+            <w:ins w:id="9197" w:author="Claude" w:date="2026-10-24T22:45:00Z">
+              <w:r>
+                <w:rPr>
+                  <w:sz w:val="18"/>
+                  <w:szCs w:val="18"/>
+                </w:rPr>
+                <w:t xml:space="preserve"> Request PAYMENT: Member chọn hóa đơn đã thanh toán và nhập thông tin nhận tiền (BR-150); chỉ Center Manager ghi nhận chuyển khoản (BR-151); Member xác nhận đã nhận (BR-152).</w:t>
+              </w:r>
+            </w:ins>
+            <w:ins w:id="9198" w:author="Claude" w:date="2026-10-24T22:45:00Z">
+              <w:r>
+                <w:rPr>
+                  <w:sz w:val="18"/>
+                  <w:szCs w:val="18"/>
+                </w:rPr>
+                <w:t xml:space="preserve"> Cập nhật 24/10/2026 (Payment-Support-Workflow.md, mục 4 và 5).</w:t>
+              </w:r>
+            </w:ins>
           </w:p>
         </w:tc>
         <w:tc>
@@ -24733,13 +27868,24 @@
             <w:pPr>
               <w:spacing w:after="40"/>
             </w:pPr>
-            <w:r>
-              <w:rPr>
-                <w:sz w:val="18"/>
-                <w:szCs w:val="18"/>
-              </w:rPr>
-              <w:t>Receptionist, Center Manager</w:t>
-            </w:r>
+            <w:del w:id="9199" w:author="Claude" w:date="2026-10-24T22:45:00Z">
+              <w:r>
+                <w:rPr>
+                  <w:sz w:val="18"/>
+                  <w:szCs w:val="18"/>
+                </w:rPr>
+                <w:delText xml:space="preserve">Receptionist, Center Manager</w:delText>
+              </w:r>
+            </w:del>
+            <w:ins w:id="9200" w:author="Claude" w:date="2026-10-24T22:45:00Z">
+              <w:r>
+                <w:rPr>
+                  <w:sz w:val="18"/>
+                  <w:szCs w:val="18"/>
+                </w:rPr>
+                <w:t xml:space="preserve">Member, Receptionist, Center Manager</w:t>
+              </w:r>
+            </w:ins>
           </w:p>
         </w:tc>
         <w:tc>
@@ -24763,6 +27909,15 @@
               </w:rPr>
               <w:t>Đặc tả Lễ tân</w:t>
             </w:r>
+            <w:ins w:id="9201" w:author="Claude" w:date="2026-10-24T22:45:00Z">
+              <w:r>
+                <w:rPr>
+                  <w:sz w:val="18"/>
+                  <w:szCs w:val="18"/>
+                </w:rPr>
+                <w:t xml:space="preserve">, BR-147–154</w:t>
+              </w:r>
+            </w:ins>
           </w:p>
         </w:tc>
         <w:tc>
@@ -24786,6 +27941,15 @@
               </w:rPr>
               <w:t>GET/POST /api/member-support-requests</w:t>
             </w:r>
+            <w:ins w:id="9202" w:author="Claude" w:date="2026-10-24T22:45:00Z">
+              <w:r>
+                <w:rPr>
+                  <w:sz w:val="18"/>
+                  <w:szCs w:val="18"/>
+                </w:rPr>
+                <w:t xml:space="preserve">; phần Member và PAYMENT: /api/support/requests (đề xuất, chưa triển khai)</w:t>
+              </w:r>
+            </w:ins>
           </w:p>
         </w:tc>
         <w:tc>
@@ -24802,13 +27966,24 @@
             <w:pPr>
               <w:spacing w:after="40"/>
             </w:pPr>
-            <w:r>
-              <w:rPr>
-                <w:sz w:val="18"/>
-                <w:szCs w:val="18"/>
-              </w:rPr>
-              <w:t>Đã có</w:t>
-            </w:r>
+            <w:del w:id="9203" w:author="Claude" w:date="2026-10-24T22:45:00Z">
+              <w:r>
+                <w:rPr>
+                  <w:sz w:val="18"/>
+                  <w:szCs w:val="18"/>
+                </w:rPr>
+                <w:delText xml:space="preserve">Đã có</w:delText>
+              </w:r>
+            </w:del>
+            <w:ins w:id="9204" w:author="Claude" w:date="2026-10-24T22:45:00Z">
+              <w:r>
+                <w:rPr>
+                  <w:sz w:val="18"/>
+                  <w:szCs w:val="18"/>
+                </w:rPr>
+                <w:t xml:space="preserve">Một phần</w:t>
+              </w:r>
+            </w:ins>
           </w:p>
         </w:tc>
       </w:tr>
@@ -25296,8 +28471,35 @@
                 <w:sz w:val="18"/>
                 <w:szCs w:val="18"/>
               </w:rPr>
-              <w:t>Vé Gym 1 ngày: 50.000 VND, có hiệu lực trong ngày thanh toán (giờ Việt Nam), mỗi Member một vé còn hiệu lực mỗi ngày, không bán khi Gym đang đóng cửa.</w:t>
-            </w:r>
+              <w:t xml:space="preserve">Vé Gym 1 ngày: 50.000 VND, </w:t>
+            </w:r>
+            <w:del w:id="9205" w:author="Claude" w:date="2026-10-24T22:45:00Z">
+              <w:r>
+                <w:rPr>
+                  <w:sz w:val="18"/>
+                  <w:szCs w:val="18"/>
+                </w:rPr>
+                <w:delText xml:space="preserve">có hiệu lực trong ngày thanh toán (giờ Việt Nam), mỗi Member một vé còn hiệu lực mỗi ngày, không bán khi Gym đang đóng cửa.</w:delText>
+              </w:r>
+            </w:del>
+            <w:ins w:id="9206" w:author="Claude" w:date="2026-10-24T22:45:00Z">
+              <w:r>
+                <w:rPr>
+                  <w:sz w:val="18"/>
+                  <w:szCs w:val="18"/>
+                </w:rPr>
+                <w:t xml:space="preserve">chỉ bán từ 06:00 đến trước 22:00 giờ Việt Nam, hết hạn 22:00 cùng ngày mua; trong 60 phút cuối trước giờ đóng cửa 22:00 báo Member ngay lúc đặt ghi chú Gym đóng cửa; mỗi Member một vé còn hiệu lực mỗi ngày, không bán khi Gym đóng cửa vì sự cố; thanh toán thành công sau 22:00 không tự cấp vé (BR-88).</w:t>
+              </w:r>
+            </w:ins>
+            <w:ins w:id="9207" w:author="Claude" w:date="2026-10-24T22:45:00Z">
+              <w:r>
+                <w:rPr>
+                  <w:sz w:val="18"/>
+                  <w:szCs w:val="18"/>
+                </w:rPr>
+                <w:t xml:space="preserve"> Cập nhật 24/10/2026 (Payment-Support-Workflow.md, mục 1).</w:t>
+              </w:r>
+            </w:ins>
           </w:p>
         </w:tc>
         <w:tc>
@@ -25344,6 +28546,15 @@
               </w:rPr>
               <w:t>Quyết định chủ sản phẩm</w:t>
             </w:r>
+            <w:ins w:id="9208" w:author="Claude" w:date="2026-10-24T22:45:00Z">
+              <w:r>
+                <w:rPr>
+                  <w:sz w:val="18"/>
+                  <w:szCs w:val="18"/>
+                </w:rPr>
+                <w:t xml:space="preserve">, BR-145</w:t>
+              </w:r>
+            </w:ins>
           </w:p>
         </w:tc>
         <w:tc>
@@ -25367,6 +28578,15 @@
               </w:rPr>
               <w:t>Cùng endpoint checkout; hằng số DayPass.PackageId = 50000</w:t>
             </w:r>
+            <w:ins w:id="9209" w:author="Claude" w:date="2026-10-24T22:45:00Z">
+              <w:r>
+                <w:rPr>
+                  <w:sz w:val="18"/>
+                  <w:szCs w:val="18"/>
+                </w:rPr>
+                <w:t xml:space="preserve">; cần bổ sung giờ bán 06:00–22:00 (409 day_pass_outside_hours) và cờ closingSoon, closesAtUtc trong checkout, chưa triển khai</w:t>
+              </w:r>
+            </w:ins>
           </w:p>
         </w:tc>
         <w:tc>
@@ -25383,13 +28603,24 @@
             <w:pPr>
               <w:spacing w:after="40"/>
             </w:pPr>
-            <w:r>
-              <w:rPr>
-                <w:sz w:val="18"/>
-                <w:szCs w:val="18"/>
-              </w:rPr>
-              <w:t>Đã có</w:t>
-            </w:r>
+            <w:del w:id="9210" w:author="Claude" w:date="2026-10-24T22:45:00Z">
+              <w:r>
+                <w:rPr>
+                  <w:sz w:val="18"/>
+                  <w:szCs w:val="18"/>
+                </w:rPr>
+                <w:delText xml:space="preserve">Đã có</w:delText>
+              </w:r>
+            </w:del>
+            <w:ins w:id="9211" w:author="Claude" w:date="2026-10-24T22:45:00Z">
+              <w:r>
+                <w:rPr>
+                  <w:sz w:val="18"/>
+                  <w:szCs w:val="18"/>
+                </w:rPr>
+                <w:t xml:space="preserve">Một phần</w:t>
+              </w:r>
+            </w:ins>
           </w:p>
         </w:tc>
       </w:tr>
@@ -27423,8 +30654,42 @@
                 <w:sz w:val="18"/>
                 <w:szCs w:val="18"/>
               </w:rPr>
-              <w:t>Lưu UTC; ngày hiệu lực Membership tính theo ngày lịch Việt Nam, hai đầu inclusive; vé ngày hết hạn cuối ngày; job chạy mỗi 15 phút.</w:t>
-            </w:r>
+              <w:t xml:space="preserve">Lưu UTC; ngày hiệu lực Membership tính theo ngày lịch Việt Nam, hai đầu inclusive; </w:t>
+            </w:r>
+            <w:del w:id="9212" w:author="Claude" w:date="2026-10-24T22:45:00Z">
+              <w:r>
+                <w:rPr>
+                  <w:sz w:val="18"/>
+                  <w:szCs w:val="18"/>
+                </w:rPr>
+                <w:delText xml:space="preserve">vé ngày hết hạn cuối ngày;</w:delText>
+              </w:r>
+            </w:del>
+            <w:ins w:id="9213" w:author="Claude" w:date="2026-10-24T22:45:00Z">
+              <w:r>
+                <w:rPr>
+                  <w:sz w:val="18"/>
+                  <w:szCs w:val="18"/>
+                </w:rPr>
+                <w:t xml:space="preserve">vé ngày hết hạn 22:00 giờ Việt Nam cùng ngày mua (BR-145);</w:t>
+              </w:r>
+            </w:ins>
+            <w:r>
+              <w:rPr>
+                <w:sz w:val="18"/>
+                <w:szCs w:val="18"/>
+              </w:rPr>
+              <w:t xml:space="preserve"> job chạy mỗi 15 phút.</w:t>
+            </w:r>
+            <w:ins w:id="9214" w:author="Claude" w:date="2026-10-24T22:45:00Z">
+              <w:r>
+                <w:rPr>
+                  <w:sz w:val="18"/>
+                  <w:szCs w:val="18"/>
+                </w:rPr>
+                <w:t xml:space="preserve"> Cập nhật 24/10/2026 (Payment-Support-Workflow.md, mục 1).</w:t>
+              </w:r>
+            </w:ins>
           </w:p>
         </w:tc>
         <w:tc>

--- a/docs/SportManagement_BusinessRules_v2.0_updated.docx
+++ b/docs/SportManagement_BusinessRules_v2.0_updated.docx
@@ -10726,7 +10726,32 @@
                 <w:sz w:val="18"/>
                 <w:szCs w:val="18"/>
               </w:rPr>
-              <w:t xml:space="preserve"> buổi lớp bị ảnh hưởng được bù vào lịch tiếp theo theo BR-54. Với Gym, mỗi Membership Active được gia hạn EndDate thêm đúng số ngày Gym phải đóng cửa để sửa chữa (Center Manager xác nhận số ngày khi đóng sự cố, ghi Audit Log); sự cố tạm thời không phải căn cứ hoàn điểm. Hoàn do lỗi trung tâm đối với Membership hoặc PT chỉ theo BR-91, tính theo phần chưa sử dụng và không hoàn 100%.</w:t>
+              <w:t xml:space="preserve"> buổi lớp bị ảnh hưởng được bù vào lịch tiếp theo theo BR-54. </w:t>
+            </w:r>
+            <w:del w:id="9296" w:author="Claude" w:date="2026-10-24T22:45:00Z">
+              <w:r>
+                <w:rPr>
+                  <w:sz w:val="18"/>
+                  <w:szCs w:val="18"/>
+                </w:rPr>
+                <w:delText xml:space="preserve">Với Gym, mỗi Membership Active được gia hạn EndDate thêm đúng số ngày Gym phải đóng cửa để sửa chữa (Center Manager xác nhận số ngày khi đóng sự cố, ghi Audit Log); sự cố tạm thời không phải căn cứ hoàn điểm.</w:delText>
+              </w:r>
+            </w:del>
+            <w:ins w:id="9297" w:author="Claude" w:date="2026-10-24T22:45:00Z">
+              <w:r>
+                <w:rPr>
+                  <w:sz w:val="18"/>
+                  <w:szCs w:val="18"/>
+                </w:rPr>
+                <w:t xml:space="preserve">Với sự cố Gym tạm thời, trung tâm không gia hạn Membership mà tặng điểm cho Member bị ảnh hưởng: Center Manager quyết định số điểm, chọn người hoặc nhóm nhận bằng bộ lọc và gửi tặng (BR-155); sự cố tạm thời không phải căn cứ hoàn tiền.</w:t>
+              </w:r>
+            </w:ins>
+            <w:r>
+              <w:rPr>
+                <w:sz w:val="18"/>
+                <w:szCs w:val="18"/>
+              </w:rPr>
+              <w:t xml:space="preserve"> Hoàn do lỗi trung tâm đối với Membership hoặc PT chỉ theo BR-91, tính theo phần chưa sử dụng và không hoàn 100%.</w:t>
             </w:r>
             <w:ins w:id="9235" w:author="Claude" w:date="2026-10-24T22:45:00Z">
               <w:r>
@@ -10735,6 +10760,15 @@
                   <w:szCs w:val="18"/>
                 </w:rPr>
                 <w:t xml:space="preserve"> Cập nhật 25/10/2026 (quyết định bổ sung của nhóm: hủy Gym, ghi danh hoặc thuê sân đều không hoàn; sự cố phía trung tâm do Member chọn điểm hoặc Support Request).</w:t>
+              </w:r>
+            </w:ins>
+            <w:ins w:id="9298" w:author="Claude" w:date="2026-10-24T22:45:00Z">
+              <w:r>
+                <w:rPr>
+                  <w:sz w:val="18"/>
+                  <w:szCs w:val="18"/>
+                </w:rPr>
+                <w:t xml:space="preserve"> Cập nhật 25/10/2026 (quyết định bổ sung của nhóm: sự cố Gym tạm thời tặng điểm do Center Manager quyết định, thay cho gia hạn Membership).</w:t>
               </w:r>
             </w:ins>
           </w:p>
@@ -13106,6 +13140,15 @@
                 <w:t xml:space="preserve"> Cập nhật 25/10/2026 (quyết định bổ sung của nhóm: hủy Gym, ghi danh hoặc thuê sân đều không hoàn; sự cố phía trung tâm do Member chọn điểm hoặc Support Request).</w:t>
               </w:r>
             </w:ins>
+            <w:ins w:id="9304" w:author="Claude" w:date="2026-10-24T22:45:00Z">
+              <w:r>
+                <w:rPr>
+                  <w:sz w:val="18"/>
+                  <w:szCs w:val="18"/>
+                </w:rPr>
+                <w:t xml:space="preserve"> Vì Member tự hủy không được hoàn (BR-91, BR-92, BR-122, BR-129), RefundRequest chỉ còn dùng cho ngoại lệ lỗi trung tâm (Center Fault) do Center Manager phê duyệt theo BR-91 và BR-92.</w:t>
+              </w:r>
+            </w:ins>
           </w:p>
         </w:tc>
         <w:tc>
@@ -13234,7 +13277,32 @@
                 <w:sz w:val="18"/>
                 <w:szCs w:val="18"/>
               </w:rPr>
-              <w:t xml:space="preserve"> Sự cố tạm thời của trung tâm (hỏng hoặc sửa chữa phòng Gym) không phải căn cứ hoàn mà được bù bằng gia hạn theo BR-130. Ngoại lệ hoàn do lỗi trung tâm (Center Fault) chỉ dành cho vấn đề khác khiến trung tâm không thể cung cấp dịch vụ, do Center Manager phê duyệt và ghi lý do, căn cứ; mức hoàn tính theo phần chưa sử dụng, không hoàn 100%: Membership theo RemainingDays / TotalDays, PT theo số buổi chưa dùng / TotalQuota, quy đổi thành điểm.</w:t>
+              <w:t xml:space="preserve"> Sự cố tạm thời của trung tâm (hỏng hoặc sửa chữa phòng Gym) không phải căn cứ hoàn mà </w:t>
+            </w:r>
+            <w:del w:id="9302" w:author="Claude" w:date="2026-10-24T22:45:00Z">
+              <w:r>
+                <w:rPr>
+                  <w:sz w:val="18"/>
+                  <w:szCs w:val="18"/>
+                </w:rPr>
+                <w:delText xml:space="preserve">được bù bằng gia hạn theo BR-130.</w:delText>
+              </w:r>
+            </w:del>
+            <w:ins w:id="9303" w:author="Claude" w:date="2026-10-24T22:45:00Z">
+              <w:r>
+                <w:rPr>
+                  <w:sz w:val="18"/>
+                  <w:szCs w:val="18"/>
+                </w:rPr>
+                <w:t xml:space="preserve">được bù bằng điểm do Center Manager tặng theo BR-130 và BR-155.</w:t>
+              </w:r>
+            </w:ins>
+            <w:r>
+              <w:rPr>
+                <w:sz w:val="18"/>
+                <w:szCs w:val="18"/>
+              </w:rPr>
+              <w:t xml:space="preserve"> Ngoại lệ hoàn do lỗi trung tâm (Center Fault) chỉ dành cho vấn đề khác khiến trung tâm không thể cung cấp dịch vụ, do Center Manager phê duyệt và ghi lý do, căn cứ; mức hoàn tính theo phần chưa sử dụng, không hoàn 100%: Membership theo RemainingDays / TotalDays, PT theo số buổi chưa dùng / TotalQuota, quy đổi thành điểm.</w:t>
             </w:r>
             <w:ins w:id="9226" w:author="Claude" w:date="2026-10-24T22:45:00Z">
               <w:r>
@@ -14223,7 +14291,7 @@
                   <w:sz w:val="18"/>
                   <w:szCs w:val="18"/>
                 </w:rPr>
-                <w:t xml:space="preserve">Member tự gửi Support Request từ trang Trợ giúp (kênh ONLINE); Receptionist vẫn ghi nhận hộ tại quầy. Mỗi request có hạn phản hồi (SLA) 48 giờ: slaDueAtUtc = thời điểm tạo + 48 giờ; quá hạn mà chưa xong thì bị đánh dấu Overdue. Trạng thái giữ OPEN, ASSIGNED, IN_PROGRESS, CLOSED (kết quả DONE hoặc REJECTED khi đóng). Danh mục request giữ nguyên bộ hiện có (GENERAL, MEMBERSHIP, PAYMENT, FACILITY, COURT, COACH, ACCOUNT, OTHER); các danh mục khác PAYMENT không yêu cầu số tài khoản hay hóa đơn. Cập nhật 24/10/2026 (Payment-Support-Workflow.md, mục 4).</w:t>
+                <w:t xml:space="preserve">Member tự gửi Support Request từ trang Trợ giúp (kênh ONLINE); Receptionist vẫn ghi nhận hộ tại quầy (trừ danh mục PAYMENT, BR-150). Mỗi request có hạn phản hồi (SLA) 48 giờ: slaDueAtUtc = thời điểm tạo + 48 giờ; quá hạn mà chưa xong thì bị đánh dấu Overdue. Trạng thái giữ OPEN, ASSIGNED, IN_PROGRESS, CLOSED (kết quả DONE hoặc REJECTED khi đóng). Danh mục request giữ nguyên bộ hiện có (GENERAL, MEMBERSHIP, PAYMENT, FACILITY, COURT, COACH, ACCOUNT, OTHER); các danh mục khác PAYMENT không yêu cầu hóa đơn. Cập nhật 24/10/2026 (Payment-Support-Workflow.md, mục 4).</w:t>
               </w:r>
             </w:ins>
           </w:p>
@@ -14371,7 +14439,7 @@
                   <w:sz w:val="18"/>
                   <w:szCs w:val="18"/>
                 </w:rPr>
-                <w:t xml:space="preserve">Member chỉ được gửi lại ("Remind us") khi request đã quá 48 giờ chưa xong, và hai lần gửi lại cách nhau tối thiểu 48 giờ (canRemindAtUtc). Trước thời điểm đó nút bị khóa kèm thông báo "You can remind us in about N minutes" và backend từ chối (409 support_remind_too_early). Mỗi lần gửi lại được ghi vào lịch sử request và thông báo cho người được gán, hoặc cho nhóm Center Manager và Receptionist nếu chưa gán. Cập nhật 24/10/2026 (Payment-Support-Workflow.md, mục 4 và mục 8).</w:t>
+                <w:t xml:space="preserve">Member chỉ được gửi lại ("Remind us") khi request đã quá 48 giờ chưa xong, và hai lần gửi lại cách nhau tối thiểu 48 giờ (canRemindAtUtc). Trước thời điểm đó nút bị khóa kèm thông báo "You can remind us in about N minutes" và backend từ chối (409 support_remind_too_early). Mỗi lần gửi lại được ghi vào lịch sử request và thông báo cho người được gán, hoặc cho nhóm Center Manager và Receptionist nếu chưa gán (request PAYMENT chỉ báo Center Manager). Receptionist có thể hỗ trợ Member gửi lại request, kể cả request PAYMENT, với cùng điều kiện 48 giờ. Cập nhật 24/10/2026 (Payment-Support-Workflow.md, mục 4 và mục 8).</w:t>
               </w:r>
             </w:ins>
           </w:p>
@@ -14519,7 +14587,7 @@
                   <w:sz w:val="18"/>
                   <w:szCs w:val="18"/>
                 </w:rPr>
-                <w:t xml:space="preserve">Request quá 48 giờ chưa xử lý thì job nền nhắc nhân viên: nếu đã gán thì nhắc người được gán; nếu chưa gán thì nhắc tất cả Center Manager và Receptionist. Mỗi người nhận tối đa một thông báo nhắc cho một request trong mỗi 48 giờ; ngừng nhắc khi request đã đóng (DONE hoặc REJECTED). Cập nhật 24/10/2026 (Payment-Support-Workflow.md, mục 4 và mục 8).</w:t>
+                <w:t xml:space="preserve">Request quá 48 giờ chưa xử lý thì job nền nhắc nhân viên: nếu đã gán thì nhắc người được gán; nếu chưa gán thì nhắc tất cả Center Manager và Receptionist (request PAYMENT chỉ nhắc Center Manager vì Receptionist không xử lý). Mỗi người nhận tối đa một thông báo nhắc cho một request trong mỗi 48 giờ; ngừng nhắc khi request đã đóng (DONE hoặc REJECTED). Cập nhật 24/10/2026 (Payment-Support-Workflow.md, mục 4 và mục 8).</w:t>
               </w:r>
             </w:ins>
           </w:p>
@@ -14667,7 +14735,7 @@
                   <w:sz w:val="18"/>
                   <w:szCs w:val="18"/>
                 </w:rPr>
-                <w:t xml:space="preserve">Chỉ khi Member chọn danh mục PAYMENT thì form hiện và bắt buộc đủ các mục sau, thiếu mục nào cũng không gửi được: chọn một hóa đơn đã thanh toán bằng VNPay của chính mình; nhập tên ngân hàng, số tài khoản và tên chủ tài khoản; đính kèm từ 1 đến 3 ảnh minh chứng (JPG, PNG hoặc WebP, tối đa 5 MB mỗi ảnh). Thiếu hóa đơn, thông tin tài khoản hoặc ảnh (hoặc quá 3 ảnh) bị từ chối 400 (payment_request_invoice_required, payment_request_bank_required, payment_request_proof_required). Mỗi hóa đơn chỉ có một request PAYMENT đang mở (409 payment_request_already_open). Request vào hàng đợi OPEN với hạn phản hồi 48 giờ theo BR-147. Receptionist chỉ tiếp nhận, chuyển hoặc ghi chú, không ghi nhận chuyển khoản. Cập nhật 24/10/2026 (Payment-Support-Workflow.md, mục 5.1 và 5.2).</w:t>
+                <w:t xml:space="preserve">Chỉ khi Member chọn danh mục PAYMENT thì form hiện và bắt buộc đủ các mục sau, thiếu mục nào cũng không gửi được: chọn một hóa đơn đã thanh toán bằng VNPay của chính mình; đính kèm từ 1 đến 3 ảnh minh chứng (JPG, PNG hoặc WebP, tối đa 5 MB mỗi ảnh). Form không yêu cầu nhập số tài khoản, tên ngân hàng hay tên chủ tài khoản. Thiếu hóa đơn hoặc ảnh (hoặc quá 3 ảnh) bị từ chối 400 (payment_request_invoice_required, payment_request_proof_required). Mỗi hóa đơn chỉ có một request PAYMENT đang mở (409 payment_request_already_open). Request vào hàng đợi OPEN với hạn phản hồi 48 giờ theo BR-147. Request PAYMENT không do Receptionist giải quyết: Receptionist chỉ xem được request và hỗ trợ Member gửi lại ("Remind us", BR-148); không tiếp nhận, chuyển, ghi chú hay ghi nhận chuyển khoản. Cập nhật 24/10/2026 (Payment-Support-Workflow.md, mục 5.1 và 5.2).</w:t>
               </w:r>
             </w:ins>
           </w:p>
@@ -14815,7 +14883,7 @@
                   <w:sz w:val="18"/>
                   <w:szCs w:val="18"/>
                 </w:rPr>
-                <w:t xml:space="preserve">Chỉ Center Manager được ghi nhận chuyển khoản cho request PAYMENT (Receptionist bị từ chối, 403). Center Manager chuyển khoản ngoài hệ thống, rồi chọn "Record payout" và nhập số tiền đã chuyển, đính kèm từ 1 đến 3 ảnh chứng từ chuyển khoản (thiếu ảnh bị từ chối, 400 payout_proof_required) và ghi chú tùy chọn. Số tiền phải lớn hơn 0 và không vượt phần tiền VNPay đã thu của hóa đơn trừ tổng số đã ghi chuyển khoản cho hóa đơn đó (409 payout_amount_exceeds_paid). Mỗi request chỉ ghi nhận một lần (409 payout_already_recorded); sau khi ghi, request chuyển CLOSED với kết quả DONE. Center Manager cũng có thể Reject request kèm lý do. Sau khi ghi, hệ thống ghi Audit Log SUPPORT_PAYOUT_RECORDED, gửi thông báo trong ứng dụng và email cho Member (email chỉ chứa liên kết vào chi tiết request, cần đăng nhập, không đính kèm ảnh), và đưa số tiền vào báo cáo doanh thu và dashboard của Center Manager dưới dòng riêng "đã hoàn chuyển khoản" (BR-95). Cập nhật 24/10/2026 (Payment-Support-Workflow.md, mục 5.2 và 5.3).</w:t>
+                <w:t xml:space="preserve">Chỉ Center Manager được ghi nhận chuyển khoản cho request PAYMENT (Receptionist bị từ chối, 403). Khi cần thông tin nhận tiền, Center Manager gọi điện trực tiếp cho Member để trao đổi (hệ thống không thu thập số tài khoản) và ghi chú lại nội dung trao đổi trong request. Center Manager chuyển khoản ngoài hệ thống, rồi chọn "Record payout" và nhập số tiền đã chuyển, đính kèm từ 1 đến 3 ảnh chứng từ chuyển khoản (thiếu ảnh bị từ chối, 400 payout_proof_required) và ghi chú lại việc đã xử lý. Số tiền phải lớn hơn 0 và không vượt phần tiền VNPay đã thu của hóa đơn trừ tổng số đã ghi chuyển khoản cho hóa đơn đó (409 payout_amount_exceeds_paid). Mỗi request chỉ ghi nhận một lần (409 payout_already_recorded); sau khi ghi, request chuyển CLOSED với kết quả DONE. Center Manager cũng có thể Reject request kèm lý do. Sau khi ghi, hệ thống ghi Audit Log SUPPORT_PAYOUT_RECORDED, gửi thông báo trong ứng dụng và email cho Member (email chỉ chứa liên kết vào chi tiết request, cần đăng nhập, không đính kèm ảnh), và đưa số tiền vào báo cáo doanh thu và dashboard của Center Manager dưới dòng riêng "đã hoàn chuyển khoản" (BR-95). Cập nhật 24/10/2026 (Payment-Support-Workflow.md, mục 5.2 và 5.3).</w:t>
               </w:r>
             </w:ins>
           </w:p>
@@ -15111,7 +15179,7 @@
                   <w:sz w:val="18"/>
                   <w:szCs w:val="18"/>
                 </w:rPr>
-                <w:t xml:space="preserve">Số tài khoản ngân hàng của request PAYMENT được mã hóa khi lưu, chỉ giải mã khi Center Manager mở request, hiển thị che bớt cho các bên khác, và không được ghi vào log ứng dụng (audit chỉ ghi 4 số cuối). Số tài khoản, tên chủ tài khoản và tên ngân hàng bị xóa sau 90 ngày kể từ khi request đóng; giữ số tiền, thời điểm, người ghi và toàn bộ ảnh (ảnh Member gửi và ảnh chứng từ của Manager). Ảnh Member gửi chỉ chủ request, Receptionist và Center Manager xem được; ảnh chứng từ chỉ chủ request và Center Manager xem được. Cập nhật 24/10/2026 (Payment-Support-Workflow.md, mục 5.5).</w:t>
+                <w:t xml:space="preserve">Request PAYMENT không thu thập và không lưu số tài khoản, tên ngân hàng hay tên chủ tài khoản; thông tin nhận tiền do Center Manager trao đổi trực tiếp với Member qua điện thoại và không được lưu dạng có cấu trúc hay ghi vào log ứng dụng. Giữ toàn bộ ảnh (ảnh Member gửi và ảnh chứng từ của Manager), số tiền, thời điểm và người ghi. Ảnh Member gửi chỉ chủ request, Receptionist và Center Manager xem được; ảnh chứng từ chỉ chủ request và Center Manager xem được. Cập nhật 24/10/2026 (Payment-Support-Workflow.md, mục 5.5).</w:t>
               </w:r>
             </w:ins>
           </w:p>
@@ -15195,7 +15263,7 @@
                   <w:sz w:val="18"/>
                   <w:szCs w:val="18"/>
                 </w:rPr>
-                <w:t xml:space="preserve">Quyết định nhóm 24/10/2026 — Payment-Support-Workflow.md, mục 5.5; câu hỏi mở số 3</w:t>
+                <w:t xml:space="preserve">Quyết định nhóm 25/10/2026 — bỏ nhập số tài khoản; thay quy định mã hóa và xóa sau 90 ngày ở Payment-Support-Workflow.md, mục 5.5</w:t>
               </w:r>
             </w:ins>
           </w:p>
@@ -15259,7 +15327,7 @@
                   <w:sz w:val="18"/>
                   <w:szCs w:val="18"/>
                 </w:rPr>
-                <w:t xml:space="preserve">Khi sự cố hoặc quyết định phía trung tâm khiến khoản đã mua không được cung cấp (lớp bị hủy, lớp dưới ngưỡng, lượt thuê sân bị trung tâm hủy), Member được quyền chọn một trong hai: (1) nhận điểm ngay: hệ thống cộng điểm theo giá trị hoàn do server tính, 1 điểm = 1.000 VND (BR-134); (2) hoàn tiền: Member gửi Support Request danh mục PAYMENT gắn hóa đơn (BR-150) và Center Manager chuyển khoản ngoài hệ thống, ghi nhận theo BR-151; số tiền không vượt phần VNPay đã thu. Mỗi khoản chỉ được chọn một lần, chọn rồi thì lựa chọn kia bị từ chối. Sự cố tạm thời của Gym vẫn được bù bằng gia hạn Membership (BR-130), không thuộc quy tắc này. Hạn chọn và mặc định khi Member không chọn (ngoài mặc định 48 giờ của BR-120): chờ xác nhận. Cập nhật 25/10/2026 (quyết định bổ sung của nhóm).</w:t>
+                <w:t xml:space="preserve">Khi sự cố hoặc quyết định phía trung tâm khiến khoản đã mua không được cung cấp (lớp bị hủy, lớp dưới ngưỡng, lượt thuê sân bị trung tâm hủy), Member được quyền chọn một trong hai: (1) nhận điểm ngay: hệ thống cộng điểm theo giá trị hoàn do server tính, 1 điểm = 1.000 VND (BR-134); (2) hoàn tiền: Member gửi Support Request danh mục PAYMENT gắn hóa đơn (BR-150) và Center Manager chuyển khoản ngoài hệ thống, ghi nhận theo BR-151; số tiền không vượt phần VNPay đã thu. Mỗi khoản chỉ được chọn một lần, chọn rồi thì lựa chọn kia bị từ chối. Sự cố Gym tạm thời không thuộc quy tắc này: trung tâm tặng điểm theo BR-130 và BR-155. Sau khi trung tâm đã thông báo cho Member qua email và trong ứng dụng mà Member không chọn trong 2 ngày thì hệ thống tự hoàn bằng điểm, như lớp dưới ngưỡng (BR-120). Cập nhật 25/10/2026 (quyết định bổ sung của nhóm).</w:t>
               </w:r>
             </w:ins>
           </w:p>
@@ -15344,6 +15412,154 @@
                   <w:szCs w:val="18"/>
                 </w:rPr>
                 <w:t xml:space="preserve">Quyết định nhóm 25/10/2026; mở rộng cách xử lý của BR-88</w:t>
+              </w:r>
+            </w:ins>
+          </w:p>
+        </w:tc>
+      </w:tr>
+      <w:tr>
+        <w:trPr>
+          <w:cantSplit/>
+          <w:ins w:id="9314" w:author="Claude" w:date="2026-10-24T22:45:00Z"/>
+        </w:trPr>
+        <w:tc>
+          <w:tcPr>
+            <w:tcW w:w="900" w:type="dxa"/>
+            <w:tcMar>
+              <w:top w:w="60" w:type="dxa"/>
+              <w:left w:w="100" w:type="dxa"/>
+              <w:bottom w:w="60" w:type="dxa"/>
+              <w:right w:w="100" w:type="dxa"/>
+            </w:tcMar>
+            <w:vAlign w:val="center"/>
+          </w:tcPr>
+          <w:p>
+            <w:pPr>
+              <w:rPr>
+                <w:ins w:id="9315" w:author="Claude" w:date="2026-10-24T22:45:00Z"/>
+              </w:rPr>
+            </w:pPr>
+            <w:ins w:id="9316" w:author="Claude" w:date="2026-10-24T22:45:00Z">
+              <w:r>
+                <w:rPr>
+                  <w:b/>
+                  <w:bCs/>
+                  <w:sz w:val="18"/>
+                  <w:szCs w:val="18"/>
+                </w:rPr>
+                <w:t xml:space="preserve">BR-155</w:t>
+              </w:r>
+            </w:ins>
+          </w:p>
+        </w:tc>
+        <w:tc>
+          <w:tcPr>
+            <w:tcW w:w="5200" w:type="dxa"/>
+            <w:tcMar>
+              <w:top w:w="60" w:type="dxa"/>
+              <w:left w:w="100" w:type="dxa"/>
+              <w:bottom w:w="60" w:type="dxa"/>
+              <w:right w:w="100" w:type="dxa"/>
+            </w:tcMar>
+            <w:vAlign w:val="center"/>
+          </w:tcPr>
+          <w:p>
+            <w:pPr>
+              <w:rPr>
+                <w:ins w:id="9317" w:author="Claude" w:date="2026-10-24T22:45:00Z"/>
+              </w:rPr>
+            </w:pPr>
+            <w:ins w:id="9318" w:author="Claude" w:date="2026-10-24T22:45:00Z">
+              <w:r>
+                <w:rPr>
+                  <w:sz w:val="18"/>
+                  <w:szCs w:val="18"/>
+                </w:rPr>
+                <w:t xml:space="preserve">Khi Gym đóng cửa tạm thời vì sự cố (BR-130), trung tâm không gia hạn Membership mà tặng điểm cho Member bị ảnh hưởng. Center Manager nhập số điểm tặng cho từng lần tặng (số nguyên dương, không có mức cố định), chọn người hoặc nhóm nhận bằng bộ lọc (từng Member, hoặc nhóm như Member có Membership Gym đang Active vào ngày sự cố) và gửi tặng; chỉ Center Manager được tặng, Receptionist không (BR-139). Hệ thống cộng điểm vào ví của từng người nhận, ghi PointLedger loại Adjustment kèm lý do, người thực hiện và Audit Log (gồm danh sách người nhận và số điểm), rồi thông báo cho người nhận qua email và trong ứng dụng (BR-138). Điểm tặng tuân theo BR-134 (1 điểm = 1.000 VND, không hết hạn). Cập nhật 25/10/2026 (quyết định bổ sung của nhóm; thay gia hạn Membership ở BR-130 cũ).</w:t>
+              </w:r>
+            </w:ins>
+          </w:p>
+        </w:tc>
+        <w:tc>
+          <w:tcPr>
+            <w:tcW w:w="1400" w:type="dxa"/>
+            <w:tcMar>
+              <w:top w:w="60" w:type="dxa"/>
+              <w:left w:w="100" w:type="dxa"/>
+              <w:bottom w:w="60" w:type="dxa"/>
+              <w:right w:w="100" w:type="dxa"/>
+            </w:tcMar>
+            <w:vAlign w:val="center"/>
+          </w:tcPr>
+          <w:p>
+            <w:pPr>
+              <w:rPr>
+                <w:ins w:id="9319" w:author="Claude" w:date="2026-10-24T22:45:00Z"/>
+              </w:rPr>
+            </w:pPr>
+            <w:ins w:id="9320" w:author="Claude" w:date="2026-10-24T22:45:00Z">
+              <w:r>
+                <w:rPr>
+                  <w:sz w:val="18"/>
+                  <w:szCs w:val="18"/>
+                </w:rPr>
+                <w:t xml:space="preserve">Kích hoạt Hành động</w:t>
+              </w:r>
+            </w:ins>
+          </w:p>
+        </w:tc>
+        <w:tc>
+          <w:tcPr>
+            <w:tcW w:w="1300" w:type="dxa"/>
+            <w:tcMar>
+              <w:top w:w="60" w:type="dxa"/>
+              <w:left w:w="100" w:type="dxa"/>
+              <w:bottom w:w="60" w:type="dxa"/>
+              <w:right w:w="100" w:type="dxa"/>
+            </w:tcMar>
+            <w:vAlign w:val="center"/>
+          </w:tcPr>
+          <w:p>
+            <w:pPr>
+              <w:rPr>
+                <w:ins w:id="9321" w:author="Claude" w:date="2026-10-24T22:45:00Z"/>
+              </w:rPr>
+            </w:pPr>
+            <w:ins w:id="9322" w:author="Claude" w:date="2026-10-24T22:45:00Z">
+              <w:r>
+                <w:rPr>
+                  <w:sz w:val="18"/>
+                  <w:szCs w:val="18"/>
+                </w:rPr>
+                <w:t xml:space="preserve">Động</w:t>
+              </w:r>
+            </w:ins>
+          </w:p>
+        </w:tc>
+        <w:tc>
+          <w:tcPr>
+            <w:tcW w:w="2400" w:type="dxa"/>
+            <w:tcMar>
+              <w:top w:w="60" w:type="dxa"/>
+              <w:left w:w="100" w:type="dxa"/>
+              <w:bottom w:w="60" w:type="dxa"/>
+              <w:right w:w="100" w:type="dxa"/>
+            </w:tcMar>
+            <w:vAlign w:val="center"/>
+          </w:tcPr>
+          <w:p>
+            <w:pPr>
+              <w:rPr>
+                <w:ins w:id="9323" w:author="Claude" w:date="2026-10-24T22:45:00Z"/>
+              </w:rPr>
+            </w:pPr>
+            <w:ins w:id="9324" w:author="Claude" w:date="2026-10-24T22:45:00Z">
+              <w:r>
+                <w:rPr>
+                  <w:sz w:val="18"/>
+                  <w:szCs w:val="18"/>
+                </w:rPr>
+                <w:t xml:space="preserve">Quyết định nhóm 25/10/2026 — sự cố Gym tạm thời</w:t>
               </w:r>
             </w:ins>
           </w:p>
@@ -17632,8 +17848,35 @@
                 <w:sz w:val="18"/>
                 <w:szCs w:val="18"/>
               </w:rPr>
-              <w:t>Center Manager có thể gửi thông báo thủ công qua email (sự cố, thay đổi vận hành) tới nhóm Coach, Member có lượt thuê trong khung giờ được chọn, Member của lớp được chọn hoặc Member có Membership Gym đang Active. Nội dung và danh sách người nhận được ghi Audit Log; email gửi qua outbox (BR-34) và lỗi gửi không chặn hành động gốc. Với sự cố Gym, Member có Membership Active được email thông báo việc gia hạn EndDate (BR-130).</w:t>
-            </w:r>
+              <w:t xml:space="preserve">Center Manager có thể gửi thông báo thủ công qua email (sự cố, thay đổi vận hành) tới nhóm Coach, Member có lượt thuê trong khung giờ được chọn, Member của lớp được chọn hoặc Member có Membership Gym đang Active. Nội dung và danh sách người nhận được ghi Audit Log; email gửi qua outbox (BR-34) và lỗi gửi không chặn hành động gốc. </w:t>
+            </w:r>
+            <w:del w:id="9299" w:author="Claude" w:date="2026-10-24T22:45:00Z">
+              <w:r>
+                <w:rPr>
+                  <w:sz w:val="18"/>
+                  <w:szCs w:val="18"/>
+                </w:rPr>
+                <w:delText xml:space="preserve">Với sự cố Gym, Member có Membership Active được email thông báo việc gia hạn EndDate (BR-130).</w:delText>
+              </w:r>
+            </w:del>
+            <w:ins w:id="9300" w:author="Claude" w:date="2026-10-24T22:45:00Z">
+              <w:r>
+                <w:rPr>
+                  <w:sz w:val="18"/>
+                  <w:szCs w:val="18"/>
+                </w:rPr>
+                <w:t xml:space="preserve">Với sự cố Gym, Member nhận điểm tặng được thông báo qua email và trong ứng dụng về số điểm được tặng (BR-130, BR-155).</w:t>
+              </w:r>
+            </w:ins>
+            <w:ins w:id="9301" w:author="Claude" w:date="2026-10-24T22:45:00Z">
+              <w:r>
+                <w:rPr>
+                  <w:sz w:val="18"/>
+                  <w:szCs w:val="18"/>
+                </w:rPr>
+                <w:t xml:space="preserve"> Cập nhật 25/10/2026 (quyết định bổ sung của nhóm: sự cố Gym tạm thời tặng điểm do Center Manager quyết định, thay cho gia hạn Membership).</w:t>
+              </w:r>
+            </w:ins>
           </w:p>
         </w:tc>
         <w:tc>
@@ -22280,7 +22523,7 @@
                   <w:sz w:val="18"/>
                   <w:szCs w:val="18"/>
                 </w:rPr>
-                <w:t xml:space="preserve">Thời hạn lưu dữ liệu ngân hàng của request PAYMENT</w:t>
+                <w:t xml:space="preserve">Dữ liệu ngân hàng của request PAYMENT</w:t>
               </w:r>
             </w:ins>
           </w:p>
@@ -22308,7 +22551,7 @@
                   <w:sz w:val="18"/>
                   <w:szCs w:val="18"/>
                 </w:rPr>
-                <w:t xml:space="preserve">Xóa số tài khoản, tên chủ tài khoản, tên ngân hàng sau 90 ngày kể từ khi request đóng; giữ toàn bộ ảnh (BR-153) — đã chốt 24/10/2026</w:t>
+                <w:t xml:space="preserve">Không thu thập, không lưu số tài khoản, tên ngân hàng, tên chủ tài khoản nên không có thời hạn xóa; giữ toàn bộ ảnh (BR-153) — thay quyết định 24/10/2026 (xóa sau 90 ngày) bằng quyết định 25/10/2026</w:t>
               </w:r>
             </w:ins>
           </w:p>
@@ -22650,7 +22893,7 @@
                   <w:sz w:val="18"/>
                   <w:szCs w:val="18"/>
                 </w:rPr>
-                <w:t xml:space="preserve">Giữ nguyên danh mục hiện có; PAYMENT bắt buộc hóa đơn, thông tin tài khoản và 1 đến 3 ảnh (BR-147, BR-150) — đã chốt 24/10/2026</w:t>
+                <w:t xml:space="preserve">Giữ nguyên danh mục hiện có; PAYMENT bắt buộc hóa đơn và 1 đến 3 ảnh, không nhập số tài khoản (BR-147, BR-150) — đã chốt 24/10/2026, sửa 25/10/2026</w:t>
               </w:r>
             </w:ins>
           </w:p>
@@ -22736,7 +22979,7 @@
                   <w:sz w:val="18"/>
                   <w:szCs w:val="18"/>
                 </w:rPr>
-                <w:t xml:space="preserve">Hạn chọn và mặc định khi Member không chọn giữa nhận điểm hoặc hoàn tiền sau sự cố phía trung tâm</w:t>
+                <w:t xml:space="preserve">Mặc định khi Member không chọn giữa nhận điểm hoặc hoàn tiền sau sự cố phía trung tâm</w:t>
               </w:r>
             </w:ins>
           </w:p>
@@ -22764,7 +23007,7 @@
                   <w:sz w:val="18"/>
                   <w:szCs w:val="18"/>
                 </w:rPr>
-                <w:t xml:space="preserve">Chờ xác nhận (BR-154); riêng lớp dưới ngưỡng đã có mặc định tự hoàn bằng điểm sau 48 giờ (BR-120)</w:t>
+                <w:t xml:space="preserve">Đã thông báo qua email và trong ứng dụng mà Member không chọn thì tự hoàn bằng điểm sau 2 ngày, như lớp dưới ngưỡng (BR-154, BR-120) — đã chốt 25/10/2026</w:t>
               </w:r>
             </w:ins>
           </w:p>
@@ -22792,7 +23035,349 @@
                   <w:sz w:val="18"/>
                   <w:szCs w:val="18"/>
                 </w:rPr>
-                <w:t xml:space="preserve">Nhóm</w:t>
+                <w:t xml:space="preserve">Đã chốt</w:t>
+              </w:r>
+            </w:ins>
+          </w:p>
+        </w:tc>
+      </w:tr>
+      <w:tr>
+        <w:trPr>
+          <w:cantSplit/>
+          <w:ins w:id="9269" w:author="Claude" w:date="2026-10-24T22:45:00Z"/>
+        </w:trPr>
+        <w:tc>
+          <w:tcPr>
+            <w:tcW w:w="500" w:type="dxa"/>
+            <w:tcMar>
+              <w:top w:w="60" w:type="dxa"/>
+              <w:left w:w="100" w:type="dxa"/>
+              <w:bottom w:w="60" w:type="dxa"/>
+              <w:right w:w="100" w:type="dxa"/>
+            </w:tcMar>
+            <w:vAlign w:val="center"/>
+          </w:tcPr>
+          <w:p>
+            <w:pPr>
+              <w:rPr>
+                <w:ins w:id="9270" w:author="Claude" w:date="2026-10-24T22:45:00Z"/>
+              </w:rPr>
+            </w:pPr>
+            <w:ins w:id="9271" w:author="Claude" w:date="2026-10-24T22:45:00Z">
+              <w:r>
+                <w:t xml:space="preserve">22</w:t>
+              </w:r>
+            </w:ins>
+          </w:p>
+        </w:tc>
+        <w:tc>
+          <w:tcPr>
+            <w:tcW w:w="3600" w:type="dxa"/>
+            <w:tcMar>
+              <w:top w:w="60" w:type="dxa"/>
+              <w:left w:w="100" w:type="dxa"/>
+              <w:bottom w:w="60" w:type="dxa"/>
+              <w:right w:w="100" w:type="dxa"/>
+            </w:tcMar>
+            <w:vAlign w:val="center"/>
+          </w:tcPr>
+          <w:p>
+            <w:pPr>
+              <w:rPr>
+                <w:ins w:id="9272" w:author="Claude" w:date="2026-10-24T22:45:00Z"/>
+              </w:rPr>
+            </w:pPr>
+            <w:ins w:id="9273" w:author="Claude" w:date="2026-10-24T22:45:00Z">
+              <w:r>
+                <w:rPr>
+                  <w:sz w:val="18"/>
+                  <w:szCs w:val="18"/>
+                </w:rPr>
+                <w:t xml:space="preserve">Bồi thường sự cố Gym tạm thời</w:t>
+              </w:r>
+            </w:ins>
+          </w:p>
+        </w:tc>
+        <w:tc>
+          <w:tcPr>
+            <w:tcW w:w="3800" w:type="dxa"/>
+            <w:tcMar>
+              <w:top w:w="60" w:type="dxa"/>
+              <w:left w:w="100" w:type="dxa"/>
+              <w:bottom w:w="60" w:type="dxa"/>
+              <w:right w:w="100" w:type="dxa"/>
+            </w:tcMar>
+            <w:vAlign w:val="center"/>
+          </w:tcPr>
+          <w:p>
+            <w:pPr>
+              <w:rPr>
+                <w:ins w:id="9274" w:author="Claude" w:date="2026-10-24T22:45:00Z"/>
+              </w:rPr>
+            </w:pPr>
+            <w:ins w:id="9275" w:author="Claude" w:date="2026-10-24T22:45:00Z">
+              <w:r>
+                <w:rPr>
+                  <w:sz w:val="18"/>
+                  <w:szCs w:val="18"/>
+                </w:rPr>
+                <w:t xml:space="preserve">Tặng điểm thay cho gia hạn Membership; Center Manager nhập số điểm và chọn người hoặc nhóm nhận bằng bộ lọc (BR-130, BR-155) — đã chốt 25/10/2026</w:t>
+              </w:r>
+            </w:ins>
+          </w:p>
+        </w:tc>
+        <w:tc>
+          <w:tcPr>
+            <w:tcW w:w="1500" w:type="dxa"/>
+            <w:tcMar>
+              <w:top w:w="60" w:type="dxa"/>
+              <w:left w:w="100" w:type="dxa"/>
+              <w:bottom w:w="60" w:type="dxa"/>
+              <w:right w:w="100" w:type="dxa"/>
+            </w:tcMar>
+            <w:vAlign w:val="center"/>
+          </w:tcPr>
+          <w:p>
+            <w:pPr>
+              <w:rPr>
+                <w:ins w:id="9276" w:author="Claude" w:date="2026-10-24T22:45:00Z"/>
+              </w:rPr>
+            </w:pPr>
+            <w:ins w:id="9277" w:author="Claude" w:date="2026-10-24T22:45:00Z">
+              <w:r>
+                <w:rPr>
+                  <w:sz w:val="18"/>
+                  <w:szCs w:val="18"/>
+                </w:rPr>
+                <w:t xml:space="preserve">Đã chốt</w:t>
+              </w:r>
+            </w:ins>
+          </w:p>
+        </w:tc>
+      </w:tr>
+      <w:tr>
+        <w:trPr>
+          <w:cantSplit/>
+          <w:ins w:id="9278" w:author="Claude" w:date="2026-10-24T22:45:00Z"/>
+        </w:trPr>
+        <w:tc>
+          <w:tcPr>
+            <w:tcW w:w="500" w:type="dxa"/>
+            <w:tcMar>
+              <w:top w:w="60" w:type="dxa"/>
+              <w:left w:w="100" w:type="dxa"/>
+              <w:bottom w:w="60" w:type="dxa"/>
+              <w:right w:w="100" w:type="dxa"/>
+            </w:tcMar>
+            <w:vAlign w:val="center"/>
+          </w:tcPr>
+          <w:p>
+            <w:pPr>
+              <w:rPr>
+                <w:ins w:id="9279" w:author="Claude" w:date="2026-10-24T22:45:00Z"/>
+              </w:rPr>
+            </w:pPr>
+            <w:ins w:id="9280" w:author="Claude" w:date="2026-10-24T22:45:00Z">
+              <w:r>
+                <w:t xml:space="preserve">23</w:t>
+              </w:r>
+            </w:ins>
+          </w:p>
+        </w:tc>
+        <w:tc>
+          <w:tcPr>
+            <w:tcW w:w="3600" w:type="dxa"/>
+            <w:tcMar>
+              <w:top w:w="60" w:type="dxa"/>
+              <w:left w:w="100" w:type="dxa"/>
+              <w:bottom w:w="60" w:type="dxa"/>
+              <w:right w:w="100" w:type="dxa"/>
+            </w:tcMar>
+            <w:vAlign w:val="center"/>
+          </w:tcPr>
+          <w:p>
+            <w:pPr>
+              <w:rPr>
+                <w:ins w:id="9281" w:author="Claude" w:date="2026-10-24T22:45:00Z"/>
+              </w:rPr>
+            </w:pPr>
+            <w:ins w:id="9282" w:author="Claude" w:date="2026-10-24T22:45:00Z">
+              <w:r>
+                <w:rPr>
+                  <w:sz w:val="18"/>
+                  <w:szCs w:val="18"/>
+                </w:rPr>
+                <w:t xml:space="preserve">Thông tin nhận tiền chuyển khoản</w:t>
+              </w:r>
+            </w:ins>
+          </w:p>
+        </w:tc>
+        <w:tc>
+          <w:tcPr>
+            <w:tcW w:w="3800" w:type="dxa"/>
+            <w:tcMar>
+              <w:top w:w="60" w:type="dxa"/>
+              <w:left w:w="100" w:type="dxa"/>
+              <w:bottom w:w="60" w:type="dxa"/>
+              <w:right w:w="100" w:type="dxa"/>
+            </w:tcMar>
+            <w:vAlign w:val="center"/>
+          </w:tcPr>
+          <w:p>
+            <w:pPr>
+              <w:rPr>
+                <w:ins w:id="9283" w:author="Claude" w:date="2026-10-24T22:45:00Z"/>
+              </w:rPr>
+            </w:pPr>
+            <w:ins w:id="9284" w:author="Claude" w:date="2026-10-24T22:45:00Z">
+              <w:r>
+                <w:rPr>
+                  <w:sz w:val="18"/>
+                  <w:szCs w:val="18"/>
+                </w:rPr>
+                <w:t xml:space="preserve">Không nhập trong form; Center Manager gọi điện trực tiếp cho Member để trao đổi và ghi chú lại (BR-150, BR-151, BR-153) — đã chốt 25/10/2026</w:t>
+              </w:r>
+            </w:ins>
+          </w:p>
+        </w:tc>
+        <w:tc>
+          <w:tcPr>
+            <w:tcW w:w="1500" w:type="dxa"/>
+            <w:tcMar>
+              <w:top w:w="60" w:type="dxa"/>
+              <w:left w:w="100" w:type="dxa"/>
+              <w:bottom w:w="60" w:type="dxa"/>
+              <w:right w:w="100" w:type="dxa"/>
+            </w:tcMar>
+            <w:vAlign w:val="center"/>
+          </w:tcPr>
+          <w:p>
+            <w:pPr>
+              <w:rPr>
+                <w:ins w:id="9285" w:author="Claude" w:date="2026-10-24T22:45:00Z"/>
+              </w:rPr>
+            </w:pPr>
+            <w:ins w:id="9286" w:author="Claude" w:date="2026-10-24T22:45:00Z">
+              <w:r>
+                <w:rPr>
+                  <w:sz w:val="18"/>
+                  <w:szCs w:val="18"/>
+                </w:rPr>
+                <w:t xml:space="preserve">Đã chốt</w:t>
+              </w:r>
+            </w:ins>
+          </w:p>
+        </w:tc>
+      </w:tr>
+      <w:tr>
+        <w:trPr>
+          <w:cantSplit/>
+          <w:ins w:id="9287" w:author="Claude" w:date="2026-10-24T22:45:00Z"/>
+        </w:trPr>
+        <w:tc>
+          <w:tcPr>
+            <w:tcW w:w="500" w:type="dxa"/>
+            <w:tcMar>
+              <w:top w:w="60" w:type="dxa"/>
+              <w:left w:w="100" w:type="dxa"/>
+              <w:bottom w:w="60" w:type="dxa"/>
+              <w:right w:w="100" w:type="dxa"/>
+            </w:tcMar>
+            <w:vAlign w:val="center"/>
+          </w:tcPr>
+          <w:p>
+            <w:pPr>
+              <w:rPr>
+                <w:ins w:id="9288" w:author="Claude" w:date="2026-10-24T22:45:00Z"/>
+              </w:rPr>
+            </w:pPr>
+            <w:ins w:id="9289" w:author="Claude" w:date="2026-10-24T22:45:00Z">
+              <w:r>
+                <w:t xml:space="preserve">24</w:t>
+              </w:r>
+            </w:ins>
+          </w:p>
+        </w:tc>
+        <w:tc>
+          <w:tcPr>
+            <w:tcW w:w="3600" w:type="dxa"/>
+            <w:tcMar>
+              <w:top w:w="60" w:type="dxa"/>
+              <w:left w:w="100" w:type="dxa"/>
+              <w:bottom w:w="60" w:type="dxa"/>
+              <w:right w:w="100" w:type="dxa"/>
+            </w:tcMar>
+            <w:vAlign w:val="center"/>
+          </w:tcPr>
+          <w:p>
+            <w:pPr>
+              <w:rPr>
+                <w:ins w:id="9290" w:author="Claude" w:date="2026-10-24T22:45:00Z"/>
+              </w:rPr>
+            </w:pPr>
+            <w:ins w:id="9291" w:author="Claude" w:date="2026-10-24T22:45:00Z">
+              <w:r>
+                <w:rPr>
+                  <w:sz w:val="18"/>
+                  <w:szCs w:val="18"/>
+                </w:rPr>
+                <w:t xml:space="preserve">Vai trò của Receptionist với request PAYMENT</w:t>
+              </w:r>
+            </w:ins>
+          </w:p>
+        </w:tc>
+        <w:tc>
+          <w:tcPr>
+            <w:tcW w:w="3800" w:type="dxa"/>
+            <w:tcMar>
+              <w:top w:w="60" w:type="dxa"/>
+              <w:left w:w="100" w:type="dxa"/>
+              <w:bottom w:w="60" w:type="dxa"/>
+              <w:right w:w="100" w:type="dxa"/>
+            </w:tcMar>
+            <w:vAlign w:val="center"/>
+          </w:tcPr>
+          <w:p>
+            <w:pPr>
+              <w:rPr>
+                <w:ins w:id="9292" w:author="Claude" w:date="2026-10-24T22:45:00Z"/>
+              </w:rPr>
+            </w:pPr>
+            <w:ins w:id="9293" w:author="Claude" w:date="2026-10-24T22:45:00Z">
+              <w:r>
+                <w:rPr>
+                  <w:sz w:val="18"/>
+                  <w:szCs w:val="18"/>
+                </w:rPr>
+                <w:t xml:space="preserve">Chỉ xem và hỗ trợ Member gửi lại (Remind us); không tiếp nhận, chuyển, ghi chú hay ghi nhận chuyển khoản (BR-148, BR-150) — đã chốt 25/10/2026</w:t>
+              </w:r>
+            </w:ins>
+          </w:p>
+        </w:tc>
+        <w:tc>
+          <w:tcPr>
+            <w:tcW w:w="1500" w:type="dxa"/>
+            <w:tcMar>
+              <w:top w:w="60" w:type="dxa"/>
+              <w:left w:w="100" w:type="dxa"/>
+              <w:bottom w:w="60" w:type="dxa"/>
+              <w:right w:w="100" w:type="dxa"/>
+            </w:tcMar>
+            <w:vAlign w:val="center"/>
+          </w:tcPr>
+          <w:p>
+            <w:pPr>
+              <w:rPr>
+                <w:ins w:id="9294" w:author="Claude" w:date="2026-10-24T22:45:00Z"/>
+              </w:rPr>
+            </w:pPr>
+            <w:ins w:id="9295" w:author="Claude" w:date="2026-10-24T22:45:00Z">
+              <w:r>
+                <w:rPr>
+                  <w:sz w:val="18"/>
+                  <w:szCs w:val="18"/>
+                </w:rPr>
+                <w:t xml:space="preserve">Đã chốt</w:t>
               </w:r>
             </w:ins>
           </w:p>
@@ -24295,7 +24880,7 @@
                   <w:sz w:val="18"/>
                   <w:szCs w:val="18"/>
                 </w:rPr>
-                <w:t xml:space="preserve">ghi nhận yêu cầu hỗ trợ (request PAYMENT chỉ tiếp nhận, chuyển hoặc ghi chú, BR-150).</w:t>
+                <w:t xml:space="preserve">ghi nhận yêu cầu hỗ trợ (request PAYMENT chỉ xem và hỗ trợ Member gửi lại, BR-150).</w:t>
               </w:r>
             </w:ins>
           </w:p>
@@ -24357,7 +24942,7 @@
                   <w:sz w:val="18"/>
                   <w:szCs w:val="18"/>
                 </w:rPr>
-                <w:t xml:space="preserve"> Ghi nhận chuyển khoản cho request PAYMENT (BR-151).</w:t>
+                <w:t xml:space="preserve"> Xử lý request PAYMENT: liên hệ Member qua điện thoại, ghi chú và ghi nhận chuyển khoản (BR-151).</w:t>
               </w:r>
             </w:ins>
           </w:p>
@@ -27840,7 +28425,7 @@
                   <w:sz w:val="18"/>
                   <w:szCs w:val="18"/>
                 </w:rPr>
-                <w:t xml:space="preserve"> Request PAYMENT: Member chọn hóa đơn đã thanh toán và nhập thông tin nhận tiền (BR-150); chỉ Center Manager ghi nhận chuyển khoản (BR-151); Member xác nhận đã nhận (BR-152).</w:t>
+                <w:t xml:space="preserve"> Request PAYMENT: Member chọn hóa đơn đã thanh toán và đính kèm ảnh minh chứng, không nhập số tài khoản (BR-150); Receptionist chỉ xem và hỗ trợ Member gửi lại, không xử lý; Center Manager liên hệ Member qua điện thoại, ghi chú và ghi nhận chuyển khoản (BR-151); Member xác nhận đã nhận (BR-152).</w:t>
               </w:r>
             </w:ins>
             <w:ins w:id="9198" w:author="Claude" w:date="2026-10-24T22:45:00Z">
@@ -28957,13 +29542,29 @@
             <w:pPr>
               <w:spacing w:after="40"/>
             </w:pPr>
-            <w:r>
-              <w:rPr>
-                <w:sz w:val="18"/>
-                <w:szCs w:val="18"/>
-              </w:rPr>
-              <w:t>Gia hạn Membership đang Active thêm số ngày Gym đóng cửa do sự cố (không áp dụng vé ngày).</w:t>
-            </w:r>
+            <w:del w:id="9305" w:author="Claude" w:date="2026-10-24T22:45:00Z">
+              <w:r>
+                <w:rPr>
+                  <w:sz w:val="18"/>
+                  <w:szCs w:val="18"/>
+                </w:rPr>
+                <w:delText xml:space="preserve">Gia hạn Membership đang Active thêm số ngày Gym đóng cửa do sự cố (không áp dụng vé ngày).</w:delText>
+              </w:r>
+            </w:del>
+            <w:ins w:id="9306" w:author="Claude" w:date="2026-10-24T22:45:00Z">
+              <w:r>
+                <w:rPr>
+                  <w:sz w:val="18"/>
+                  <w:szCs w:val="18"/>
+                </w:rPr>
+                <w:t xml:space="preserve">Center Manager tặng điểm cho Member khi Gym đóng cửa do sự cố, thay cho gia hạn Membership: tự nhập số điểm, chọn người hoặc nhóm nhận bằng bộ lọc (BR-130, BR-155).</w:t>
+              </w:r>
+            </w:ins>
+            <w:ins w:id="9307" w:author="Claude" w:date="2026-10-24T22:45:00Z">
+              <w:r>
+                <w:t xml:space="preserve"> Cập nhật 25/10/2026 (quyết định bổ sung của nhóm: sự cố Gym tạm thời tặng điểm do Center Manager quyết định, thay cho gia hạn Membership).</w:t>
+              </w:r>
+            </w:ins>
           </w:p>
         </w:tc>
         <w:tc>
@@ -28980,13 +29581,24 @@
             <w:pPr>
               <w:spacing w:after="40"/>
             </w:pPr>
-            <w:r>
-              <w:rPr>
-                <w:sz w:val="18"/>
-                <w:szCs w:val="18"/>
-              </w:rPr>
-              <w:t>Hệ thống (Flow 2 gọi)</w:t>
-            </w:r>
+            <w:del w:id="9308" w:author="Claude" w:date="2026-10-24T22:45:00Z">
+              <w:r>
+                <w:rPr>
+                  <w:sz w:val="18"/>
+                  <w:szCs w:val="18"/>
+                </w:rPr>
+                <w:delText xml:space="preserve">Hệ thống (Flow 2 gọi)</w:delText>
+              </w:r>
+            </w:del>
+            <w:ins w:id="9309" w:author="Claude" w:date="2026-10-24T22:45:00Z">
+              <w:r>
+                <w:rPr>
+                  <w:sz w:val="18"/>
+                  <w:szCs w:val="18"/>
+                </w:rPr>
+                <w:t xml:space="preserve">Center Manager</w:t>
+              </w:r>
+            </w:ins>
           </w:p>
         </w:tc>
         <w:tc>
@@ -29010,6 +29622,15 @@
               </w:rPr>
               <w:t>BR-130, 138</w:t>
             </w:r>
+            <w:ins w:id="9310" w:author="Claude" w:date="2026-10-24T22:45:00Z">
+              <w:r>
+                <w:rPr>
+                  <w:sz w:val="18"/>
+                  <w:szCs w:val="18"/>
+                </w:rPr>
+                <w:t xml:space="preserve">, 155</w:t>
+              </w:r>
+            </w:ins>
           </w:p>
         </w:tc>
         <w:tc>
@@ -29033,6 +29654,15 @@
               </w:rPr>
               <w:t>IMembershipClosureExtension</w:t>
             </w:r>
+            <w:ins w:id="9311" w:author="Claude" w:date="2026-10-24T22:45:00Z">
+              <w:r>
+                <w:rPr>
+                  <w:sz w:val="18"/>
+                  <w:szCs w:val="18"/>
+                </w:rPr>
+                <w:t xml:space="preserve">; thay IMembershipClosureExtension (gia hạn) bằng tặng điểm, chưa triển khai</w:t>
+              </w:r>
+            </w:ins>
           </w:p>
         </w:tc>
         <w:tc>
@@ -29049,13 +29679,24 @@
             <w:pPr>
               <w:spacing w:after="40"/>
             </w:pPr>
-            <w:r>
-              <w:rPr>
-                <w:sz w:val="18"/>
-                <w:szCs w:val="18"/>
-              </w:rPr>
-              <w:t>Đã có</w:t>
-            </w:r>
+            <w:del w:id="9312" w:author="Claude" w:date="2026-10-24T22:45:00Z">
+              <w:r>
+                <w:rPr>
+                  <w:sz w:val="18"/>
+                  <w:szCs w:val="18"/>
+                </w:rPr>
+                <w:delText xml:space="preserve">Đã có</w:delText>
+              </w:r>
+            </w:del>
+            <w:ins w:id="9313" w:author="Claude" w:date="2026-10-24T22:45:00Z">
+              <w:r>
+                <w:rPr>
+                  <w:sz w:val="18"/>
+                  <w:szCs w:val="18"/>
+                </w:rPr>
+                <w:t xml:space="preserve">Chưa có</w:t>
+              </w:r>
+            </w:ins>
           </w:p>
         </w:tc>
       </w:tr>

--- a/docs/SportManagement_BusinessRules_v2.0_updated.docx
+++ b/docs/SportManagement_BusinessRules_v2.0_updated.docx
@@ -4222,7 +4222,7 @@
       <w:tr>
         <w:trPr>
           <w:cantSplit/>
-          <w:ins w:id="9020" w:author="Claude" w:date="2026-10-24T22:45:00Z"/>
+          <w:ins w:id="9022" w:author="Claude" w:date="2026-10-24T22:45:00Z"/>
         </w:trPr>
         <w:tc>
           <w:tcPr>
@@ -4238,10 +4238,10 @@
           <w:p>
             <w:pPr>
               <w:rPr>
-                <w:ins w:id="9021" w:author="Claude" w:date="2026-10-24T22:45:00Z"/>
-              </w:rPr>
-            </w:pPr>
-            <w:ins w:id="9022" w:author="Claude" w:date="2026-10-24T22:45:00Z">
+                <w:ins w:id="9023" w:author="Claude" w:date="2026-10-24T22:45:00Z"/>
+              </w:rPr>
+            </w:pPr>
+            <w:ins w:id="9024" w:author="Claude" w:date="2026-10-24T22:45:00Z">
               <w:r>
                 <w:rPr>
                   <w:b/>
@@ -4268,10 +4268,10 @@
           <w:p>
             <w:pPr>
               <w:rPr>
-                <w:ins w:id="9023" w:author="Claude" w:date="2026-10-24T22:45:00Z"/>
-              </w:rPr>
-            </w:pPr>
-            <w:ins w:id="9024" w:author="Claude" w:date="2026-10-24T22:45:00Z">
+                <w:ins w:id="9025" w:author="Claude" w:date="2026-10-24T22:45:00Z"/>
+              </w:rPr>
+            </w:pPr>
+            <w:ins w:id="9026" w:author="Claude" w:date="2026-10-24T22:45:00Z">
               <w:r>
                 <w:rPr>
                   <w:sz w:val="18"/>
@@ -4296,10 +4296,10 @@
           <w:p>
             <w:pPr>
               <w:rPr>
-                <w:ins w:id="9025" w:author="Claude" w:date="2026-10-24T22:45:00Z"/>
-              </w:rPr>
-            </w:pPr>
-            <w:ins w:id="9026" w:author="Claude" w:date="2026-10-24T22:45:00Z">
+                <w:ins w:id="9027" w:author="Claude" w:date="2026-10-24T22:45:00Z"/>
+              </w:rPr>
+            </w:pPr>
+            <w:ins w:id="9028" w:author="Claude" w:date="2026-10-24T22:45:00Z">
               <w:r>
                 <w:rPr>
                   <w:sz w:val="18"/>
@@ -4324,10 +4324,10 @@
           <w:p>
             <w:pPr>
               <w:rPr>
-                <w:ins w:id="9027" w:author="Claude" w:date="2026-10-24T22:45:00Z"/>
-              </w:rPr>
-            </w:pPr>
-            <w:ins w:id="9028" w:author="Claude" w:date="2026-10-24T22:45:00Z">
+                <w:ins w:id="9029" w:author="Claude" w:date="2026-10-24T22:45:00Z"/>
+              </w:rPr>
+            </w:pPr>
+            <w:ins w:id="9030" w:author="Claude" w:date="2026-10-24T22:45:00Z">
               <w:r>
                 <w:rPr>
                   <w:sz w:val="18"/>
@@ -4352,10 +4352,10 @@
           <w:p>
             <w:pPr>
               <w:rPr>
-                <w:ins w:id="9029" w:author="Claude" w:date="2026-10-24T22:45:00Z"/>
-              </w:rPr>
-            </w:pPr>
-            <w:ins w:id="9030" w:author="Claude" w:date="2026-10-24T22:45:00Z">
+                <w:ins w:id="9031" w:author="Claude" w:date="2026-10-24T22:45:00Z"/>
+              </w:rPr>
+            </w:pPr>
+            <w:ins w:id="9032" w:author="Claude" w:date="2026-10-24T22:45:00Z">
               <w:r>
                 <w:rPr>
                   <w:sz w:val="18"/>
@@ -7086,7 +7086,7 @@
               </w:rPr>
               <w:t xml:space="preserve">Email cảnh báo nêu rõ tên lớp, ngưỡng, số học viên hiện tại, hạn phản hồi (48 giờ, cấu hình được) và ba lựa chọn: (a) chuyển sang lớp khác cùng môn đang PUBLISHED, còn chỗ và chưa bắt đầu — nếu giá lớp mới thấp hơn thì phần chênh được hoàn bằng điểm, nếu cao hơn thì Member thanh toán phần chênh qua checkout (VNPay hoặc điểm) và chỗ ở lớp mới được giữ theo BR-115; </w:t>
             </w:r>
-            <w:del w:id="9240" w:author="Claude" w:date="2026-10-24T22:45:00Z">
+            <w:del w:id="9244" w:author="Claude" w:date="2026-10-24T22:45:00Z">
               <w:r>
                 <w:rPr>
                   <w:sz w:val="18"/>
@@ -7095,7 +7095,7 @@
                 <w:delText xml:space="preserve">(b) hoàn 100% giá trị đã trả bằng điểm theo BR-122;</w:delText>
               </w:r>
             </w:del>
-            <w:ins w:id="9241" w:author="Claude" w:date="2026-10-24T22:45:00Z">
+            <w:ins w:id="9245" w:author="Claude" w:date="2026-10-24T22:45:00Z">
               <w:r>
                 <w:rPr>
                   <w:sz w:val="18"/>
@@ -7111,7 +7111,7 @@
               </w:rPr>
               <w:t xml:space="preserve"> (c) "Chờ đợt sau": hoàn 100% giá trị đã trả bằng điểm theo BR-122, kết thúc ghi danh và tạo đăng ký quan tâm môn đó trong cùng một transaction; lựa chọn này không giữ tiền, không giữ chỗ, không tự ghi danh và không phải Waitlist, và gửi lại cùng phản hồi không hoàn điểm hay tạo đăng ký quan tâm lần hai. Học viên phản hồi qua liên kết bảo mật trong email hoặc trên tài khoản; lựa chọn đã gửi là cuối cùng. Quá hạn mà chưa phản hồi, hệ thống tự hoàn 100% bằng điểm.</w:t>
             </w:r>
-            <w:ins w:id="9242" w:author="Claude" w:date="2026-10-24T22:45:00Z">
+            <w:ins w:id="9246" w:author="Claude" w:date="2026-10-24T22:45:00Z">
               <w:r>
                 <w:rPr>
                   <w:sz w:val="18"/>
@@ -7233,7 +7233,7 @@
               </w:rPr>
               <w:t xml:space="preserve">Sau hạn phản hồi, hệ thống đánh giá lại: nếu số ghi danh CONFIRMED còn lại ≥ BreakEvenThreshold thì lớp tiếp tục; nếu &lt; ngưỡng thì lớp chuyển CANCELLED, các ghi danh còn lại (nếu có) </w:t>
             </w:r>
-            <w:del w:id="9243" w:author="Claude" w:date="2026-10-24T22:45:00Z">
+            <w:del w:id="9247" w:author="Claude" w:date="2026-10-24T22:45:00Z">
               <w:r>
                 <w:rPr>
                   <w:sz w:val="18"/>
@@ -7242,7 +7242,7 @@
                 <w:delText xml:space="preserve">được hoàn 100% bằng điểm và có email thông báo.</w:delText>
               </w:r>
             </w:del>
-            <w:ins w:id="9244" w:author="Claude" w:date="2026-10-24T22:45:00Z">
+            <w:ins w:id="9248" w:author="Claude" w:date="2026-10-24T22:45:00Z">
               <w:r>
                 <w:rPr>
                   <w:sz w:val="18"/>
@@ -7258,7 +7258,7 @@
               </w:rPr>
               <w:t xml:space="preserve"> Trước khi lớp bị hủy, Center Manager có thể chọn "vẫn mở lớp" (ThresholdStatus = WaivedByManager), bắt buộc ghi lý do và Audit Log; khi đó lớp không bị hủy.</w:t>
             </w:r>
-            <w:ins w:id="9245" w:author="Claude" w:date="2026-10-24T22:45:00Z">
+            <w:ins w:id="9249" w:author="Claude" w:date="2026-10-24T22:45:00Z">
               <w:r>
                 <w:rPr>
                   <w:sz w:val="18"/>
@@ -10195,7 +10195,7 @@
               </w:rPr>
               <w:t>Khung giờ sân được hiển thị là còn trống chỉ khi Room tương thích với Sport, nằm trong giờ hoạt động (BR-109), không bị khóa và không có buổi lớp, buổi PT hoặc lượt thuê nào khác (BR-108); các khung giờ lớp cố định theo BR-141 vì vậy không cho thuê. Đơn vị đặt là khối 60 phút.</w:t>
             </w:r>
-            <w:ins w:id="9218" w:author="Claude" w:date="2026-10-24T22:45:00Z">
+            <w:ins w:id="9222" w:author="Claude" w:date="2026-10-24T22:45:00Z">
               <w:r>
                 <w:rPr>
                   <w:sz w:val="18"/>
@@ -10428,7 +10428,7 @@
               </w:rPr>
               <w:t xml:space="preserve">Lượt thuê (CourtRental) gồm Member, Room, ngày và giờ bắt đầu/kết thúc theo bội số 60 phút, tối đa 4 giờ mỗi lượt và </w:t>
             </w:r>
-            <w:del w:id="9219" w:author="Claude" w:date="2026-10-24T22:45:00Z">
+            <w:del w:id="9223" w:author="Claude" w:date="2026-10-24T22:45:00Z">
               <w:r>
                 <w:rPr>
                   <w:sz w:val="18"/>
@@ -10437,7 +10437,7 @@
                 <w:delText xml:space="preserve">đặt trước tối đa 30 ngày (cấu hình được)</w:delText>
               </w:r>
             </w:del>
-            <w:ins w:id="9220" w:author="Claude" w:date="2026-10-24T22:45:00Z">
+            <w:ins w:id="9224" w:author="Claude" w:date="2026-10-24T22:45:00Z">
               <w:r>
                 <w:rPr>
                   <w:sz w:val="18"/>
@@ -10453,7 +10453,7 @@
               </w:rPr>
               <w:t xml:space="preserve">. Member không phải khai báo số người hay mục đích sử dụng và hệ thống không đặt giới hạn số người. Khi checkout, khung giờ được giữ như SeatHold (BR-115); lượt thuê chỉ CONFIRMED sau khi thanh toán thành công bằng VNPay và/hoặc điểm (BR-136).</w:t>
             </w:r>
-            <w:ins w:id="9221" w:author="Claude" w:date="2026-10-24T22:45:00Z">
+            <w:ins w:id="9225" w:author="Claude" w:date="2026-10-24T22:45:00Z">
               <w:r>
                 <w:rPr>
                   <w:sz w:val="18"/>
@@ -10567,7 +10567,7 @@
             <w:vAlign w:val="center"/>
           </w:tcPr>
           <w:p>
-            <w:del w:id="9230" w:author="Claude" w:date="2026-10-24T22:45:00Z">
+            <w:del w:id="9234" w:author="Claude" w:date="2026-10-24T22:45:00Z">
               <w:r>
                 <w:rPr>
                   <w:sz w:val="18"/>
@@ -10576,7 +10576,7 @@
                 <w:delText xml:space="preserve">Member hủy lượt thuê từ 24 giờ trở lên trước giờ bắt đầu được hoàn 100% giá trị thực trả bằng điểm; hủy muộn hơn hoặc không đến thì không được hoàn. Lượt thuê bị trung tâm hủy (BR-130) luôn được hoàn 100% bằng điểm.</w:delText>
               </w:r>
             </w:del>
-            <w:ins w:id="9231" w:author="Claude" w:date="2026-10-24T22:45:00Z">
+            <w:ins w:id="9235" w:author="Claude" w:date="2026-10-24T22:45:00Z">
               <w:r>
                 <w:rPr>
                   <w:sz w:val="18"/>
@@ -10585,7 +10585,7 @@
                 <w:t xml:space="preserve">Member tự hủy lượt thuê sân thì không được hoàn ở mọi thời điểm (kể cả hủy sớm hoặc không đến); khi Member bấm hủy, giao diện hiện pop-up thông báo hủy và không được hoàn tiền, như hủy ghi danh khóa học (BR-122). Lượt thuê bị trung tâm hủy (BR-130) được hoàn 100% giá trị thực trả, Member chọn nhận điểm ngay hoặc hoàn tiền qua Support Request (BR-154).</w:t>
               </w:r>
             </w:ins>
-            <w:ins w:id="9232" w:author="Claude" w:date="2026-10-24T22:45:00Z">
+            <w:ins w:id="9236" w:author="Claude" w:date="2026-10-24T22:45:00Z">
               <w:r>
                 <w:t xml:space="preserve"> Cập nhật 25/10/2026 (quyết định bổ sung của nhóm: hủy Gym, ghi danh hoặc thuê sân đều không hoàn; sự cố phía trung tâm do Member chọn điểm hoặc Support Request).</w:t>
               </w:r>
@@ -10703,7 +10703,7 @@
               </w:rPr>
               <w:t xml:space="preserve">Khi có sự cố (mất điện, hỏng sân, bảo trì khẩn, hỏng hoặc sửa chữa phòng Gym), Center Manager tạo Incident Notice chọn phạm vi (Room và khung giờ, khu vực Gym, hoặc toàn trung tâm) và lý do. Hệ thống khóa khung giờ bị ảnh hưởng (BR-109), gửi email ngay qua outbox cho Coach được phân công, Member có lượt thuê, học viên của lớp bị ảnh hưởng và Member có Membership Gym đang Active vào ngày xảy ra sự cố (BR-138). </w:t>
             </w:r>
-            <w:del w:id="9233" w:author="Claude" w:date="2026-10-24T22:45:00Z">
+            <w:del w:id="9237" w:author="Claude" w:date="2026-10-24T22:45:00Z">
               <w:r>
                 <w:rPr>
                   <w:sz w:val="18"/>
@@ -10712,7 +10712,7 @@
                 <w:delText xml:space="preserve">Lượt thuê bị ảnh hưởng tự động hủy và hoàn 100% bằng điểm, Member được ưu tiên đặt lại khung giờ khác;</w:delText>
               </w:r>
             </w:del>
-            <w:ins w:id="9234" w:author="Claude" w:date="2026-10-24T22:45:00Z">
+            <w:ins w:id="9238" w:author="Claude" w:date="2026-10-24T22:45:00Z">
               <w:r>
                 <w:rPr>
                   <w:sz w:val="18"/>
@@ -10728,7 +10728,7 @@
               </w:rPr>
               <w:t xml:space="preserve"> buổi lớp bị ảnh hưởng được bù vào lịch tiếp theo theo BR-54. </w:t>
             </w:r>
-            <w:del w:id="9296" w:author="Claude" w:date="2026-10-24T22:45:00Z">
+            <w:del w:id="9323" w:author="Claude" w:date="2026-10-24T22:45:00Z">
               <w:r>
                 <w:rPr>
                   <w:sz w:val="18"/>
@@ -10737,7 +10737,7 @@
                 <w:delText xml:space="preserve">Với Gym, mỗi Membership Active được gia hạn EndDate thêm đúng số ngày Gym phải đóng cửa để sửa chữa (Center Manager xác nhận số ngày khi đóng sự cố, ghi Audit Log); sự cố tạm thời không phải căn cứ hoàn điểm.</w:delText>
               </w:r>
             </w:del>
-            <w:ins w:id="9297" w:author="Claude" w:date="2026-10-24T22:45:00Z">
+            <w:ins w:id="9324" w:author="Claude" w:date="2026-10-24T22:45:00Z">
               <w:r>
                 <w:rPr>
                   <w:sz w:val="18"/>
@@ -10753,7 +10753,7 @@
               </w:rPr>
               <w:t xml:space="preserve"> Hoàn do lỗi trung tâm đối với Membership hoặc PT chỉ theo BR-91, tính theo phần chưa sử dụng và không hoàn 100%.</w:t>
             </w:r>
-            <w:ins w:id="9235" w:author="Claude" w:date="2026-10-24T22:45:00Z">
+            <w:ins w:id="9239" w:author="Claude" w:date="2026-10-24T22:45:00Z">
               <w:r>
                 <w:rPr>
                   <w:sz w:val="18"/>
@@ -10762,7 +10762,7 @@
                 <w:t xml:space="preserve"> Cập nhật 25/10/2026 (quyết định bổ sung của nhóm: hủy Gym, ghi danh hoặc thuê sân đều không hoàn; sự cố phía trung tâm do Member chọn điểm hoặc Support Request).</w:t>
               </w:r>
             </w:ins>
-            <w:ins w:id="9298" w:author="Claude" w:date="2026-10-24T22:45:00Z">
+            <w:ins w:id="9325" w:author="Claude" w:date="2026-10-24T22:45:00Z">
               <w:r>
                 <w:rPr>
                   <w:sz w:val="18"/>
@@ -12592,15 +12592,33 @@
                 <w:sz w:val="18"/>
                 <w:szCs w:val="18"/>
               </w:rPr>
-              <w:t xml:space="preserve"> hoặc Center Manager điều chỉnh có lý do và Audit Log.</w:t>
-            </w:r>
-            <w:ins w:id="9010" w:author="Claude" w:date="2026-10-24T22:45:00Z">
+              <w:t xml:space="preserve"> </w:t>
+            </w:r>
+            <w:del w:id="9010" w:author="Claude" w:date="2026-10-24T22:45:00Z">
               <w:r>
                 <w:rPr>
                   <w:sz w:val="18"/>
                   <w:szCs w:val="18"/>
                 </w:rPr>
-                <w:t xml:space="preserve"> Cập nhật 24/10/2026 (Payment-Support-Workflow.md, mục 2 và mục 3; giữ nguyên 1 điểm = 1.000 VND, không hết hạn).</w:t>
+                <w:delText xml:space="preserve">hoặc Center Manager điều chỉnh có lý do và Audit Log.</w:delText>
+              </w:r>
+            </w:del>
+            <w:ins w:id="9011" w:author="Claude" w:date="2026-10-24T22:45:00Z">
+              <w:r>
+                <w:rPr>
+                  <w:sz w:val="18"/>
+                  <w:szCs w:val="18"/>
+                </w:rPr>
+                <w:t xml:space="preserve">Member hoặc Receptionist hộ Member nạp điểm qua VNPay (Add points, BR-157); hoặc Center Manager tặng hoặc điều chỉnh có lý do và Audit Log (BR-156).</w:t>
+              </w:r>
+            </w:ins>
+            <w:ins w:id="9012" w:author="Claude" w:date="2026-10-24T22:45:00Z">
+              <w:r>
+                <w:rPr>
+                  <w:sz w:val="18"/>
+                  <w:szCs w:val="18"/>
+                </w:rPr>
+                <w:t xml:space="preserve"> Cập nhật 24/10/2026 (Payment-Support-Workflow.md, mục 2 và mục 3; giữ nguyên 1 điểm = 1.000 VND, không hết hạn). Cập nhật 25/10/2026 (quyết định bổ sung của nhóm 25/10/2026: Receptionist nạp điểm hộ Member, Center Manager tặng điểm).</w:t>
               </w:r>
             </w:ins>
           </w:p>
@@ -12708,7 +12726,7 @@
             <w:vAlign w:val="center"/>
           </w:tcPr>
           <w:p>
-            <w:del w:id="9011" w:author="Claude" w:date="2026-10-24T22:45:00Z">
+            <w:del w:id="9013" w:author="Claude" w:date="2026-10-24T22:45:00Z">
               <w:r>
                 <w:rPr>
                   <w:sz w:val="18"/>
@@ -12717,7 +12735,7 @@
                 <w:delText xml:space="preserve">Hệ thống không thực hiện hoàn tiền mặt hoặc chuyển khoản trả lại cho bất kỳ giao dịch nào và không gọi VNPay Refund API. Mọi khoản hoàn trả hoặc bồi hoàn của trung tâm cho Member đều thực hiện bằng điểm theo BR-134.</w:delText>
               </w:r>
             </w:del>
-            <w:ins w:id="9012" w:author="Claude" w:date="2026-10-24T22:45:00Z">
+            <w:ins w:id="9014" w:author="Claude" w:date="2026-10-24T22:45:00Z">
               <w:r>
                 <w:rPr>
                   <w:sz w:val="18"/>
@@ -12733,7 +12751,7 @@
               </w:rPr>
               <w:t xml:space="preserve"> Đối soát thanh toán thu tiền (BR-84, BR-85, BR-88) không thay đổi.</w:t>
             </w:r>
-            <w:ins w:id="9013" w:author="Claude" w:date="2026-10-24T22:45:00Z">
+            <w:ins w:id="9015" w:author="Claude" w:date="2026-10-24T22:45:00Z">
               <w:r>
                 <w:rPr>
                   <w:sz w:val="18"/>
@@ -12964,8 +12982,42 @@
                 <w:sz w:val="18"/>
                 <w:szCs w:val="18"/>
               </w:rPr>
-              <w:t>Receptionist được tra cứu số dư và lịch sử điểm của một Member được chọn rõ ràng và được tạo checkout thay cho Member tại quầy, gồm cả thanh toán có dùng điểm. Khi checkout có dùng điểm, hệ thống phải yêu cầu chính Member xác nhận số điểm sẽ dùng trước khi giữ hoặc trừ điểm: Member xác nhận tại quầy bằng mã OTP 6 chữ số gửi tới email của Member (bắt buộc; hiệu lực 5 phút, dùng một lần, tối đa 5 lần nhập sai thì mã bị hủy và phải yêu cầu mã mới); Receptionist nhập mã do Member đọc, không có cách xác nhận nào khác tại quầy. Chưa có xác nhận thì PointsApplied = 0 và không có điểm nào bị giữ hoặc trừ. Receptionist không được tự cộng, trừ, điều chỉnh hoặc chuyển điểm của Member; điểm chỉ thay đổi thông qua một Payment hợp lệ, hoàn trả theo BR-134 hoặc điều chỉnh của Center Manager. Mọi lần tra cứu điểm và giao dịch điểm do Receptionist khởi tạo phải ghi Audit Log, gồm Receptionist, Member, số điểm và Invoice.</w:t>
-            </w:r>
+              <w:t xml:space="preserve">Receptionist được tra cứu số dư và lịch sử điểm của một Member được chọn rõ ràng và được tạo checkout thay cho Member tại quầy, gồm cả thanh toán có dùng điểm. Khi checkout có dùng điểm, hệ thống phải yêu cầu chính Member xác nhận số điểm sẽ dùng trước khi giữ hoặc trừ điểm: Member xác nhận tại quầy bằng mã OTP 6 chữ số gửi tới email của Member (bắt buộc; hiệu lực 5 phút, dùng một lần, tối đa 5 lần nhập sai thì mã bị hủy và phải yêu cầu mã mới); Receptionist nhập mã do Member đọc, không có cách xác nhận nào khác tại quầy. Chưa có xác nhận thì PointsApplied = 0 và không có điểm nào bị giữ hoặc trừ. </w:t>
+            </w:r>
+            <w:del w:id="9318" w:author="Claude" w:date="2026-10-24T22:45:00Z">
+              <w:r>
+                <w:rPr>
+                  <w:sz w:val="18"/>
+                  <w:szCs w:val="18"/>
+                </w:rPr>
+                <w:delText xml:space="preserve">Receptionist không được tự cộng, trừ, điều chỉnh hoặc chuyển điểm của Member; điểm chỉ thay đổi thông qua một Payment hợp lệ, hoàn trả theo BR-134 hoặc điều chỉnh của Center Manager.</w:delText>
+              </w:r>
+            </w:del>
+            <w:ins w:id="9319" w:author="Claude" w:date="2026-10-24T22:45:00Z">
+              <w:r>
+                <w:rPr>
+                  <w:sz w:val="18"/>
+                  <w:szCs w:val="18"/>
+                </w:rPr>
+                <w:t xml:space="preserve">Receptionist không được tự tặng, trừ, điều chỉnh hoặc chuyển điểm của Member, nhưng được nạp điểm hộ Member qua luồng Add points giống Member tự nạp (BR-157); điểm chỉ thay đổi thông qua một Payment hợp lệ (gồm nạp điểm), hoàn trả theo BR-134 hoặc tặng, điều chỉnh của Center Manager (BR-156).</w:t>
+              </w:r>
+            </w:ins>
+            <w:r>
+              <w:rPr>
+                <w:sz w:val="18"/>
+                <w:szCs w:val="18"/>
+              </w:rPr>
+              <w:t xml:space="preserve"> Mọi lần tra cứu điểm và giao dịch điểm do Receptionist khởi tạo phải ghi Audit Log, gồm Receptionist, Member, số điểm và Invoice.</w:t>
+            </w:r>
+            <w:ins w:id="9320" w:author="Claude" w:date="2026-10-24T22:45:00Z">
+              <w:r>
+                <w:rPr>
+                  <w:sz w:val="18"/>
+                  <w:szCs w:val="18"/>
+                </w:rPr>
+                <w:t xml:space="preserve"> Cập nhật 25/10/2026 (quyết định bổ sung của nhóm 25/10/2026: Receptionist nạp điểm hộ Member, Center Manager tặng điểm).</w:t>
+              </w:r>
+            </w:ins>
           </w:p>
         </w:tc>
         <w:tc>
@@ -13079,7 +13131,7 @@
               </w:rPr>
               <w:t xml:space="preserve">Member được tạo RefundRequest cho InvoiceItem của chính mình; Receptionist được tạo hộ nhưng bắt buộc nhập lý do và target Member rõ ràng. Chỉ Center Manager được Approve hoặc Reject; Manager không được nhập số điểm vượt số hệ thống tính theo BR-91, BR-92 và BR-122. </w:t>
             </w:r>
-            <w:del w:id="9014" w:author="Claude" w:date="2026-10-24T22:45:00Z">
+            <w:del w:id="9016" w:author="Claude" w:date="2026-10-24T22:45:00Z">
               <w:r>
                 <w:rPr>
                   <w:sz w:val="18"/>
@@ -13088,13 +13140,13 @@
                 <w:delText xml:space="preserve">Hoàn trả luôn bằng điểm (BR-135) và Receptionist không được tự cộng điểm.</w:delText>
               </w:r>
             </w:del>
-            <w:ins w:id="9015" w:author="Claude" w:date="2026-10-24T22:45:00Z">
+            <w:ins w:id="9017" w:author="Claude" w:date="2026-10-24T22:45:00Z">
               <w:r>
                 <w:rPr>
                   <w:sz w:val="18"/>
                   <w:szCs w:val="18"/>
                 </w:rPr>
-                <w:t xml:space="preserve">Hoàn qua RefundRequest luôn bằng điểm (BR-135); hoàn chuyển khoản không đi qua RefundRequest mà chỉ qua Support Request (BR-150, BR-151). Receptionist không được tự cộng điểm.</w:t>
+                <w:t xml:space="preserve">Hoàn qua RefundRequest luôn bằng điểm (BR-135); hoàn chuyển khoản không đi qua RefundRequest mà chỉ qua Support Request (BR-150, BR-151). Receptionist không tự cộng điểm hoàn (chỉ Center Manager Approve).</w:t>
               </w:r>
             </w:ins>
             <w:r>
@@ -13104,7 +13156,7 @@
               </w:rPr>
               <w:t xml:space="preserve"> Trạng thái: Requested → Approved → Completed, hoặc Requested → Rejected. Các trường hợp do trung tâm gây ra (BR-120, BR-121, BR-129, BR-130) </w:t>
             </w:r>
-            <w:del w:id="9246" w:author="Claude" w:date="2026-10-24T22:45:00Z">
+            <w:del w:id="9250" w:author="Claude" w:date="2026-10-24T22:45:00Z">
               <w:r>
                 <w:rPr>
                   <w:sz w:val="18"/>
@@ -13113,7 +13165,7 @@
                 <w:delText xml:space="preserve">được hệ thống tự hoàn điểm mà không cần RefundRequest, có Audit Log.</w:delText>
               </w:r>
             </w:del>
-            <w:ins w:id="9247" w:author="Claude" w:date="2026-10-24T22:45:00Z">
+            <w:ins w:id="9251" w:author="Claude" w:date="2026-10-24T22:45:00Z">
               <w:r>
                 <w:rPr>
                   <w:sz w:val="18"/>
@@ -13122,7 +13174,7 @@
                 <w:t xml:space="preserve">được hoàn mà không cần RefundRequest: Member chọn nhận điểm ngay (hệ thống cộng điểm, có Audit Log) hoặc hoàn tiền qua Support Request (BR-154).</w:t>
               </w:r>
             </w:ins>
-            <w:ins w:id="9016" w:author="Claude" w:date="2026-10-24T22:45:00Z">
+            <w:ins w:id="9018" w:author="Claude" w:date="2026-10-24T22:45:00Z">
               <w:r>
                 <w:rPr>
                   <w:sz w:val="18"/>
@@ -13131,7 +13183,7 @@
                 <w:t xml:space="preserve"> Cập nhật 24/10/2026 (Payment-Support-Workflow.md, mục 3).</w:t>
               </w:r>
             </w:ins>
-            <w:ins w:id="9248" w:author="Claude" w:date="2026-10-24T22:45:00Z">
+            <w:ins w:id="9252" w:author="Claude" w:date="2026-10-24T22:45:00Z">
               <w:r>
                 <w:rPr>
                   <w:sz w:val="18"/>
@@ -13140,7 +13192,7 @@
                 <w:t xml:space="preserve"> Cập nhật 25/10/2026 (quyết định bổ sung của nhóm: hủy Gym, ghi danh hoặc thuê sân đều không hoàn; sự cố phía trung tâm do Member chọn điểm hoặc Support Request).</w:t>
               </w:r>
             </w:ins>
-            <w:ins w:id="9304" w:author="Claude" w:date="2026-10-24T22:45:00Z">
+            <w:ins w:id="9331" w:author="Claude" w:date="2026-10-24T22:45:00Z">
               <w:r>
                 <w:rPr>
                   <w:sz w:val="18"/>
@@ -13254,7 +13306,7 @@
             <w:vAlign w:val="center"/>
           </w:tcPr>
           <w:p>
-            <w:del w:id="9224" w:author="Claude" w:date="2026-10-24T22:45:00Z">
+            <w:del w:id="9228" w:author="Claude" w:date="2026-10-24T22:45:00Z">
               <w:r>
                 <w:rPr>
                   <w:sz w:val="18"/>
@@ -13263,7 +13315,7 @@
                 <w:delText xml:space="preserve">Một InvoiceItem Membership đủ điều kiện hoàn chuẩn khi tại RefundRequestedDate theo calendar date Việt Nam có RemainingDays × 3 &gt;= TotalDays × 2, trong đó TotalDays = EndDate − StartDate + 1 và RemainingDays = EndDate − RefundRequestedDate + 1. Quy tắc này áp dụng cả khi chưa tới StartDate (gói gia hạn sớm bắt đầu sau EndDate hiện tại); mức hoàn chuẩn tối đa là 50% giá trị thực trả của riêng InvoiceItem đó, quy đổi thành điểm, vì Membership mới mua bắt đầu từ ngày thanh toán nên không có hoàn 100%. Khi còn dưới 2/3 thời hạn hoặc Membership đã Expired thì không hoàn.</w:delText>
               </w:r>
             </w:del>
-            <w:ins w:id="9225" w:author="Claude" w:date="2026-10-24T22:45:00Z">
+            <w:ins w:id="9229" w:author="Claude" w:date="2026-10-24T22:45:00Z">
               <w:r>
                 <w:rPr>
                   <w:sz w:val="18"/>
@@ -13279,7 +13331,7 @@
               </w:rPr>
               <w:t xml:space="preserve"> Sự cố tạm thời của trung tâm (hỏng hoặc sửa chữa phòng Gym) không phải căn cứ hoàn mà </w:t>
             </w:r>
-            <w:del w:id="9302" w:author="Claude" w:date="2026-10-24T22:45:00Z">
+            <w:del w:id="9329" w:author="Claude" w:date="2026-10-24T22:45:00Z">
               <w:r>
                 <w:rPr>
                   <w:sz w:val="18"/>
@@ -13288,7 +13340,7 @@
                 <w:delText xml:space="preserve">được bù bằng gia hạn theo BR-130.</w:delText>
               </w:r>
             </w:del>
-            <w:ins w:id="9303" w:author="Claude" w:date="2026-10-24T22:45:00Z">
+            <w:ins w:id="9330" w:author="Claude" w:date="2026-10-24T22:45:00Z">
               <w:r>
                 <w:rPr>
                   <w:sz w:val="18"/>
@@ -13304,7 +13356,7 @@
               </w:rPr>
               <w:t xml:space="preserve"> Ngoại lệ hoàn do lỗi trung tâm (Center Fault) chỉ dành cho vấn đề khác khiến trung tâm không thể cung cấp dịch vụ, do Center Manager phê duyệt và ghi lý do, căn cứ; mức hoàn tính theo phần chưa sử dụng, không hoàn 100%: Membership theo RemainingDays / TotalDays, PT theo số buổi chưa dùng / TotalQuota, quy đổi thành điểm.</w:t>
             </w:r>
-            <w:ins w:id="9226" w:author="Claude" w:date="2026-10-24T22:45:00Z">
+            <w:ins w:id="9230" w:author="Claude" w:date="2026-10-24T22:45:00Z">
               <w:r>
                 <w:rPr>
                   <w:sz w:val="18"/>
@@ -13425,7 +13477,7 @@
               </w:rPr>
               <w:t xml:space="preserve">Refund được tính tách theo InvoiceItem và không vượt số tiền thực trả của InvoiceItem đó. </w:t>
             </w:r>
-            <w:del w:id="9227" w:author="Claude" w:date="2026-10-24T22:45:00Z">
+            <w:del w:id="9231" w:author="Claude" w:date="2026-10-24T22:45:00Z">
               <w:r>
                 <w:rPr>
                   <w:sz w:val="18"/>
@@ -13434,7 +13486,7 @@
                 <w:delText xml:space="preserve">InvoiceItem PT chưa Active hoặc đã Active nhưng chưa consume session nào chỉ được hoàn 50% giá trị thực trả bằng điểm; khi đã consume ít nhất một session, gồm late cancellation hoặc No-show làm trừ quota, không có hoàn chuẩn.</w:delText>
               </w:r>
             </w:del>
-            <w:ins w:id="9228" w:author="Claude" w:date="2026-10-24T22:45:00Z">
+            <w:ins w:id="9232" w:author="Claude" w:date="2026-10-24T22:45:00Z">
               <w:r>
                 <w:rPr>
                   <w:sz w:val="18"/>
@@ -13450,7 +13502,7 @@
               </w:rPr>
               <w:t xml:space="preserve"> Nếu trung tâm không thể cung cấp dịch vụ, Center Manager có thể duyệt ngoại lệ cho phần chưa sử dụng và phải ghi rõ căn cứ. Phần chưa từng thanh toán không được tính như đã trả.</w:t>
             </w:r>
-            <w:ins w:id="9229" w:author="Claude" w:date="2026-10-24T22:45:00Z">
+            <w:ins w:id="9233" w:author="Claude" w:date="2026-10-24T22:45:00Z">
               <w:r>
                 <w:rPr>
                   <w:sz w:val="18"/>
@@ -13571,7 +13623,7 @@
               </w:rPr>
               <w:t xml:space="preserve">InvoiceItem ClassPackage: </w:t>
             </w:r>
-            <w:del w:id="9215" w:author="Claude" w:date="2026-10-24T22:45:00Z">
+            <w:del w:id="9219" w:author="Claude" w:date="2026-10-24T22:45:00Z">
               <w:r>
                 <w:rPr>
                   <w:sz w:val="18"/>
@@ -13580,7 +13632,7 @@
                 <w:delText xml:space="preserve">Member được tự hủy ghi danh trước khi buổi đầu tiên bắt đầu; còn từ 5 ngày trở lên trước buổi đầu hoàn 100% giá trị thực trả bằng điểm, còn dưới 5 ngày hoàn 50%. Từ buổi đầu tiên trở đi không có hoàn chuẩn; Member gửi đơn và Center Manager quyết định tỷ lệ hoàn, ghi lý do và căn cứ (ví dụ chất lượng giảng dạy). Receptionist và Manager có thể hủy thay Member.</w:delText>
               </w:r>
             </w:del>
-            <w:ins w:id="9216" w:author="Claude" w:date="2026-10-24T22:45:00Z">
+            <w:ins w:id="9220" w:author="Claude" w:date="2026-10-24T22:45:00Z">
               <w:r>
                 <w:rPr>
                   <w:sz w:val="18"/>
@@ -13596,7 +13648,7 @@
               </w:rPr>
               <w:t xml:space="preserve"> Nếu lớp bị trung tâm hủy (BR-121 hoặc Manager hủy lớp), mọi ghi danh </w:t>
             </w:r>
-            <w:del w:id="9236" w:author="Claude" w:date="2026-10-24T22:45:00Z">
+            <w:del w:id="9240" w:author="Claude" w:date="2026-10-24T22:45:00Z">
               <w:r>
                 <w:rPr>
                   <w:sz w:val="18"/>
@@ -13605,7 +13657,7 @@
                 <w:delText xml:space="preserve">được hoàn 100% bằng điểm nếu lớp chưa bắt đầu;</w:delText>
               </w:r>
             </w:del>
-            <w:ins w:id="9237" w:author="Claude" w:date="2026-10-24T22:45:00Z">
+            <w:ins w:id="9241" w:author="Claude" w:date="2026-10-24T22:45:00Z">
               <w:r>
                 <w:rPr>
                   <w:sz w:val="18"/>
@@ -13621,7 +13673,7 @@
               </w:rPr>
               <w:t xml:space="preserve"> nếu lớp bị hủy giữa chừng thì hoàn theo tỷ lệ số buổi chưa diễn ra, làm tròn xuống theo điểm.</w:t>
             </w:r>
-            <w:ins w:id="9238" w:author="Claude" w:date="2026-10-24T22:45:00Z">
+            <w:ins w:id="9242" w:author="Claude" w:date="2026-10-24T22:45:00Z">
               <w:r>
                 <w:rPr>
                   <w:sz w:val="18"/>
@@ -13630,7 +13682,7 @@
                 <w:t xml:space="preserve"> Member được chọn nhận điểm ngay hoặc hoàn tiền qua Support Request (BR-154).</w:t>
               </w:r>
             </w:ins>
-            <w:ins w:id="9217" w:author="Claude" w:date="2026-10-24T22:45:00Z">
+            <w:ins w:id="9221" w:author="Claude" w:date="2026-10-24T22:45:00Z">
               <w:r>
                 <w:rPr>
                   <w:sz w:val="18"/>
@@ -13639,7 +13691,7 @@
                 <w:t xml:space="preserve"> Cập nhật 25/10/2026 (quyết định bổ sung của nhóm: Member tự hủy không hoàn, thay mức hoàn 100% và 50% cũ; Payment-Support-Workflow.md, mục 3 và 10).</w:t>
               </w:r>
             </w:ins>
-            <w:ins w:id="9239" w:author="Claude" w:date="2026-10-24T22:45:00Z">
+            <w:ins w:id="9243" w:author="Claude" w:date="2026-10-24T22:45:00Z">
               <w:r>
                 <w:rPr>
                   <w:sz w:val="18"/>
@@ -13985,7 +14037,7 @@
               </w:rPr>
               <w:t xml:space="preserve">Báo cáo doanh thu dùng cash basis theo vnp_PayDate của Payment thành công. CashCollected là tổng VND thu qua VNPay; PointsRedeemed là giá trị VND quy đổi của điểm đã dùng thanh toán, báo riêng và không tính là tiền thu mới; PointsIssued là điểm phát hành do hoàn trả/bồi hoàn; OutstandingPoints là tổng điểm còn lại của mọi ví. </w:t>
             </w:r>
-            <w:del w:id="9017" w:author="Claude" w:date="2026-10-24T22:45:00Z">
+            <w:del w:id="9019" w:author="Claude" w:date="2026-10-24T22:45:00Z">
               <w:r>
                 <w:rPr>
                   <w:sz w:val="18"/>
@@ -13994,7 +14046,7 @@
                 <w:delText xml:space="preserve">Vì không hoàn tiền mặt nên không có khoản Refunded bằng tiền.</w:delText>
               </w:r>
             </w:del>
-            <w:ins w:id="9018" w:author="Claude" w:date="2026-10-24T22:45:00Z">
+            <w:ins w:id="9020" w:author="Claude" w:date="2026-10-24T22:45:00Z">
               <w:r>
                 <w:rPr>
                   <w:sz w:val="18"/>
@@ -14010,7 +14062,7 @@
               </w:rPr>
               <w:t xml:space="preserve"> Báo cáo phân tách theo môn thể thao và theo nguồn (Membership, PT, ClassPackage, CourtRental). Invoice PendingPayment, Expired, Cancelled và giao dịch thất bại không làm thay đổi doanh thu.</w:t>
             </w:r>
-            <w:ins w:id="9019" w:author="Claude" w:date="2026-10-24T22:45:00Z">
+            <w:ins w:id="9021" w:author="Claude" w:date="2026-10-24T22:45:00Z">
               <w:r>
                 <w:rPr>
                   <w:sz w:val="18"/>
@@ -14088,7 +14140,7 @@
       <w:tr>
         <w:trPr>
           <w:cantSplit/>
-          <w:ins w:id="9031" w:author="Claude" w:date="2026-10-24T22:45:00Z"/>
+          <w:ins w:id="9033" w:author="Claude" w:date="2026-10-24T22:45:00Z"/>
         </w:trPr>
         <w:tc>
           <w:tcPr>
@@ -14104,10 +14156,10 @@
           <w:p>
             <w:pPr>
               <w:rPr>
-                <w:ins w:id="9032" w:author="Claude" w:date="2026-10-24T22:45:00Z"/>
-              </w:rPr>
-            </w:pPr>
-            <w:ins w:id="9033" w:author="Claude" w:date="2026-10-24T22:45:00Z">
+                <w:ins w:id="9034" w:author="Claude" w:date="2026-10-24T22:45:00Z"/>
+              </w:rPr>
+            </w:pPr>
+            <w:ins w:id="9035" w:author="Claude" w:date="2026-10-24T22:45:00Z">
               <w:r>
                 <w:rPr>
                   <w:b/>
@@ -14134,10 +14186,10 @@
           <w:p>
             <w:pPr>
               <w:rPr>
-                <w:ins w:id="9034" w:author="Claude" w:date="2026-10-24T22:45:00Z"/>
-              </w:rPr>
-            </w:pPr>
-            <w:ins w:id="9035" w:author="Claude" w:date="2026-10-24T22:45:00Z">
+                <w:ins w:id="9036" w:author="Claude" w:date="2026-10-24T22:45:00Z"/>
+              </w:rPr>
+            </w:pPr>
+            <w:ins w:id="9037" w:author="Claude" w:date="2026-10-24T22:45:00Z">
               <w:r>
                 <w:rPr>
                   <w:sz w:val="18"/>
@@ -14162,10 +14214,10 @@
           <w:p>
             <w:pPr>
               <w:rPr>
-                <w:ins w:id="9036" w:author="Claude" w:date="2026-10-24T22:45:00Z"/>
-              </w:rPr>
-            </w:pPr>
-            <w:ins w:id="9037" w:author="Claude" w:date="2026-10-24T22:45:00Z">
+                <w:ins w:id="9038" w:author="Claude" w:date="2026-10-24T22:45:00Z"/>
+              </w:rPr>
+            </w:pPr>
+            <w:ins w:id="9039" w:author="Claude" w:date="2026-10-24T22:45:00Z">
               <w:r>
                 <w:rPr>
                   <w:sz w:val="18"/>
@@ -14190,10 +14242,10 @@
           <w:p>
             <w:pPr>
               <w:rPr>
-                <w:ins w:id="9038" w:author="Claude" w:date="2026-10-24T22:45:00Z"/>
-              </w:rPr>
-            </w:pPr>
-            <w:ins w:id="9039" w:author="Claude" w:date="2026-10-24T22:45:00Z">
+                <w:ins w:id="9040" w:author="Claude" w:date="2026-10-24T22:45:00Z"/>
+              </w:rPr>
+            </w:pPr>
+            <w:ins w:id="9041" w:author="Claude" w:date="2026-10-24T22:45:00Z">
               <w:r>
                 <w:rPr>
                   <w:sz w:val="18"/>
@@ -14218,10 +14270,10 @@
           <w:p>
             <w:pPr>
               <w:rPr>
-                <w:ins w:id="9040" w:author="Claude" w:date="2026-10-24T22:45:00Z"/>
-              </w:rPr>
-            </w:pPr>
-            <w:ins w:id="9041" w:author="Claude" w:date="2026-10-24T22:45:00Z">
+                <w:ins w:id="9042" w:author="Claude" w:date="2026-10-24T22:45:00Z"/>
+              </w:rPr>
+            </w:pPr>
+            <w:ins w:id="9043" w:author="Claude" w:date="2026-10-24T22:45:00Z">
               <w:r>
                 <w:rPr>
                   <w:sz w:val="18"/>
@@ -14236,7 +14288,7 @@
       <w:tr>
         <w:trPr>
           <w:cantSplit/>
-          <w:ins w:id="9042" w:author="Claude" w:date="2026-10-24T22:45:00Z"/>
+          <w:ins w:id="9044" w:author="Claude" w:date="2026-10-24T22:45:00Z"/>
         </w:trPr>
         <w:tc>
           <w:tcPr>
@@ -14252,10 +14304,10 @@
           <w:p>
             <w:pPr>
               <w:rPr>
-                <w:ins w:id="9043" w:author="Claude" w:date="2026-10-24T22:45:00Z"/>
-              </w:rPr>
-            </w:pPr>
-            <w:ins w:id="9044" w:author="Claude" w:date="2026-10-24T22:45:00Z">
+                <w:ins w:id="9045" w:author="Claude" w:date="2026-10-24T22:45:00Z"/>
+              </w:rPr>
+            </w:pPr>
+            <w:ins w:id="9046" w:author="Claude" w:date="2026-10-24T22:45:00Z">
               <w:r>
                 <w:rPr>
                   <w:b/>
@@ -14282,16 +14334,16 @@
           <w:p>
             <w:pPr>
               <w:rPr>
-                <w:ins w:id="9045" w:author="Claude" w:date="2026-10-24T22:45:00Z"/>
-              </w:rPr>
-            </w:pPr>
-            <w:ins w:id="9046" w:author="Claude" w:date="2026-10-24T22:45:00Z">
+                <w:ins w:id="9047" w:author="Claude" w:date="2026-10-24T22:45:00Z"/>
+              </w:rPr>
+            </w:pPr>
+            <w:ins w:id="9048" w:author="Claude" w:date="2026-10-24T22:45:00Z">
               <w:r>
                 <w:rPr>
                   <w:sz w:val="18"/>
                   <w:szCs w:val="18"/>
                 </w:rPr>
-                <w:t xml:space="preserve">Member tự gửi Support Request từ trang Trợ giúp (kênh ONLINE); Receptionist vẫn ghi nhận hộ tại quầy (trừ danh mục PAYMENT, BR-150). Mỗi request có hạn phản hồi (SLA) 48 giờ: slaDueAtUtc = thời điểm tạo + 48 giờ; quá hạn mà chưa xong thì bị đánh dấu Overdue. Trạng thái giữ OPEN, ASSIGNED, IN_PROGRESS, CLOSED (kết quả DONE hoặc REJECTED khi đóng). Danh mục request giữ nguyên bộ hiện có (GENERAL, MEMBERSHIP, PAYMENT, FACILITY, COURT, COACH, ACCOUNT, OTHER); các danh mục khác PAYMENT không yêu cầu hóa đơn. Cập nhật 24/10/2026 (Payment-Support-Workflow.md, mục 4).</w:t>
+                <w:t xml:space="preserve">Member tự gửi Support Request từ trang Trợ giúp (kênh ONLINE); Receptionist vẫn ghi nhận hộ tại quầy (kênh COUNTER, PHONE hoặc FANPAGE), kể cả danh mục PAYMENT nhưng chỉ để tạo request cho Center Manager xử lý (BR-150). Mỗi request có hạn phản hồi (SLA) 48 giờ: slaDueAtUtc = thời điểm tạo + 48 giờ; quá hạn mà chưa xong thì bị đánh dấu Overdue. Trạng thái giữ OPEN, ASSIGNED, IN_PROGRESS, CLOSED (kết quả DONE hoặc REJECTED khi đóng). Danh mục request giữ nguyên bộ hiện có (GENERAL, MEMBERSHIP, PAYMENT, FACILITY, COURT, COACH, ACCOUNT, OTHER); các danh mục khác PAYMENT không yêu cầu hóa đơn. Cập nhật 24/10/2026 (Payment-Support-Workflow.md, mục 4).</w:t>
               </w:r>
             </w:ins>
           </w:p>
@@ -14310,10 +14362,10 @@
           <w:p>
             <w:pPr>
               <w:rPr>
-                <w:ins w:id="9047" w:author="Claude" w:date="2026-10-24T22:45:00Z"/>
-              </w:rPr>
-            </w:pPr>
-            <w:ins w:id="9048" w:author="Claude" w:date="2026-10-24T22:45:00Z">
+                <w:ins w:id="9049" w:author="Claude" w:date="2026-10-24T22:45:00Z"/>
+              </w:rPr>
+            </w:pPr>
+            <w:ins w:id="9050" w:author="Claude" w:date="2026-10-24T22:45:00Z">
               <w:r>
                 <w:rPr>
                   <w:sz w:val="18"/>
@@ -14338,10 +14390,10 @@
           <w:p>
             <w:pPr>
               <w:rPr>
-                <w:ins w:id="9049" w:author="Claude" w:date="2026-10-24T22:45:00Z"/>
-              </w:rPr>
-            </w:pPr>
-            <w:ins w:id="9050" w:author="Claude" w:date="2026-10-24T22:45:00Z">
+                <w:ins w:id="9051" w:author="Claude" w:date="2026-10-24T22:45:00Z"/>
+              </w:rPr>
+            </w:pPr>
+            <w:ins w:id="9052" w:author="Claude" w:date="2026-10-24T22:45:00Z">
               <w:r>
                 <w:rPr>
                   <w:sz w:val="18"/>
@@ -14366,10 +14418,10 @@
           <w:p>
             <w:pPr>
               <w:rPr>
-                <w:ins w:id="9051" w:author="Claude" w:date="2026-10-24T22:45:00Z"/>
-              </w:rPr>
-            </w:pPr>
-            <w:ins w:id="9052" w:author="Claude" w:date="2026-10-24T22:45:00Z">
+                <w:ins w:id="9053" w:author="Claude" w:date="2026-10-24T22:45:00Z"/>
+              </w:rPr>
+            </w:pPr>
+            <w:ins w:id="9054" w:author="Claude" w:date="2026-10-24T22:45:00Z">
               <w:r>
                 <w:rPr>
                   <w:sz w:val="18"/>
@@ -14384,7 +14436,7 @@
       <w:tr>
         <w:trPr>
           <w:cantSplit/>
-          <w:ins w:id="9053" w:author="Claude" w:date="2026-10-24T22:45:00Z"/>
+          <w:ins w:id="9055" w:author="Claude" w:date="2026-10-24T22:45:00Z"/>
         </w:trPr>
         <w:tc>
           <w:tcPr>
@@ -14400,10 +14452,10 @@
           <w:p>
             <w:pPr>
               <w:rPr>
-                <w:ins w:id="9054" w:author="Claude" w:date="2026-10-24T22:45:00Z"/>
-              </w:rPr>
-            </w:pPr>
-            <w:ins w:id="9055" w:author="Claude" w:date="2026-10-24T22:45:00Z">
+                <w:ins w:id="9056" w:author="Claude" w:date="2026-10-24T22:45:00Z"/>
+              </w:rPr>
+            </w:pPr>
+            <w:ins w:id="9057" w:author="Claude" w:date="2026-10-24T22:45:00Z">
               <w:r>
                 <w:rPr>
                   <w:b/>
@@ -14430,16 +14482,16 @@
           <w:p>
             <w:pPr>
               <w:rPr>
-                <w:ins w:id="9056" w:author="Claude" w:date="2026-10-24T22:45:00Z"/>
-              </w:rPr>
-            </w:pPr>
-            <w:ins w:id="9057" w:author="Claude" w:date="2026-10-24T22:45:00Z">
+                <w:ins w:id="9058" w:author="Claude" w:date="2026-10-24T22:45:00Z"/>
+              </w:rPr>
+            </w:pPr>
+            <w:ins w:id="9059" w:author="Claude" w:date="2026-10-24T22:45:00Z">
               <w:r>
                 <w:rPr>
                   <w:sz w:val="18"/>
                   <w:szCs w:val="18"/>
                 </w:rPr>
-                <w:t xml:space="preserve">Member chỉ được gửi lại ("Remind us") khi request đã quá 48 giờ chưa xong, và hai lần gửi lại cách nhau tối thiểu 48 giờ (canRemindAtUtc). Trước thời điểm đó nút bị khóa kèm thông báo "You can remind us in about N minutes" và backend từ chối (409 support_remind_too_early). Mỗi lần gửi lại được ghi vào lịch sử request và thông báo cho người được gán, hoặc cho nhóm Center Manager và Receptionist nếu chưa gán (request PAYMENT chỉ báo Center Manager). Receptionist có thể hỗ trợ Member gửi lại request, kể cả request PAYMENT, với cùng điều kiện 48 giờ. Cập nhật 24/10/2026 (Payment-Support-Workflow.md, mục 4 và mục 8).</w:t>
+                <w:t xml:space="preserve">Member chỉ được gửi lại ("Remind us") khi request đã quá 48 giờ chưa xong, và hai lần gửi lại cách nhau tối thiểu 48 giờ (canRemindAtUtc). Trước thời điểm đó nút bị khóa kèm thông báo "You can remind us in about N minutes" và backend từ chối (409 support_remind_too_early). Mỗi lần gửi lại được ghi vào lịch sử request và thông báo cho người được gán, hoặc cho nhóm Center Manager và Receptionist nếu chưa gán (request PAYMENT chỉ báo Center Manager). Với request PAYMENT, Receptionist bấm "Remind manager" giúp Member với cùng điều kiện 48 giờ, cùng bộ đếm canRemindAtUtc; hệ thống ghi sự kiện REMINDED_BY_STAFF và chỉ thông báo Center Manager (người được gán, hoặc tất cả Center Manager nếu chưa gán), không thông báo Receptionist khác. Cập nhật 24/10/2026 (Payment-Support-Workflow.md, mục 4 và mục 8).</w:t>
               </w:r>
             </w:ins>
           </w:p>
@@ -14458,10 +14510,10 @@
           <w:p>
             <w:pPr>
               <w:rPr>
-                <w:ins w:id="9058" w:author="Claude" w:date="2026-10-24T22:45:00Z"/>
-              </w:rPr>
-            </w:pPr>
-            <w:ins w:id="9059" w:author="Claude" w:date="2026-10-24T22:45:00Z">
+                <w:ins w:id="9060" w:author="Claude" w:date="2026-10-24T22:45:00Z"/>
+              </w:rPr>
+            </w:pPr>
+            <w:ins w:id="9061" w:author="Claude" w:date="2026-10-24T22:45:00Z">
               <w:r>
                 <w:rPr>
                   <w:sz w:val="18"/>
@@ -14486,10 +14538,10 @@
           <w:p>
             <w:pPr>
               <w:rPr>
-                <w:ins w:id="9060" w:author="Claude" w:date="2026-10-24T22:45:00Z"/>
-              </w:rPr>
-            </w:pPr>
-            <w:ins w:id="9061" w:author="Claude" w:date="2026-10-24T22:45:00Z">
+                <w:ins w:id="9062" w:author="Claude" w:date="2026-10-24T22:45:00Z"/>
+              </w:rPr>
+            </w:pPr>
+            <w:ins w:id="9063" w:author="Claude" w:date="2026-10-24T22:45:00Z">
               <w:r>
                 <w:rPr>
                   <w:sz w:val="18"/>
@@ -14514,10 +14566,10 @@
           <w:p>
             <w:pPr>
               <w:rPr>
-                <w:ins w:id="9062" w:author="Claude" w:date="2026-10-24T22:45:00Z"/>
-              </w:rPr>
-            </w:pPr>
-            <w:ins w:id="9063" w:author="Claude" w:date="2026-10-24T22:45:00Z">
+                <w:ins w:id="9064" w:author="Claude" w:date="2026-10-24T22:45:00Z"/>
+              </w:rPr>
+            </w:pPr>
+            <w:ins w:id="9065" w:author="Claude" w:date="2026-10-24T22:45:00Z">
               <w:r>
                 <w:rPr>
                   <w:sz w:val="18"/>
@@ -14532,7 +14584,7 @@
       <w:tr>
         <w:trPr>
           <w:cantSplit/>
-          <w:ins w:id="9064" w:author="Claude" w:date="2026-10-24T22:45:00Z"/>
+          <w:ins w:id="9066" w:author="Claude" w:date="2026-10-24T22:45:00Z"/>
         </w:trPr>
         <w:tc>
           <w:tcPr>
@@ -14548,10 +14600,10 @@
           <w:p>
             <w:pPr>
               <w:rPr>
-                <w:ins w:id="9065" w:author="Claude" w:date="2026-10-24T22:45:00Z"/>
-              </w:rPr>
-            </w:pPr>
-            <w:ins w:id="9066" w:author="Claude" w:date="2026-10-24T22:45:00Z">
+                <w:ins w:id="9067" w:author="Claude" w:date="2026-10-24T22:45:00Z"/>
+              </w:rPr>
+            </w:pPr>
+            <w:ins w:id="9068" w:author="Claude" w:date="2026-10-24T22:45:00Z">
               <w:r>
                 <w:rPr>
                   <w:b/>
@@ -14578,10 +14630,10 @@
           <w:p>
             <w:pPr>
               <w:rPr>
-                <w:ins w:id="9067" w:author="Claude" w:date="2026-10-24T22:45:00Z"/>
-              </w:rPr>
-            </w:pPr>
-            <w:ins w:id="9068" w:author="Claude" w:date="2026-10-24T22:45:00Z">
+                <w:ins w:id="9069" w:author="Claude" w:date="2026-10-24T22:45:00Z"/>
+              </w:rPr>
+            </w:pPr>
+            <w:ins w:id="9070" w:author="Claude" w:date="2026-10-24T22:45:00Z">
               <w:r>
                 <w:rPr>
                   <w:sz w:val="18"/>
@@ -14606,10 +14658,10 @@
           <w:p>
             <w:pPr>
               <w:rPr>
-                <w:ins w:id="9069" w:author="Claude" w:date="2026-10-24T22:45:00Z"/>
-              </w:rPr>
-            </w:pPr>
-            <w:ins w:id="9070" w:author="Claude" w:date="2026-10-24T22:45:00Z">
+                <w:ins w:id="9071" w:author="Claude" w:date="2026-10-24T22:45:00Z"/>
+              </w:rPr>
+            </w:pPr>
+            <w:ins w:id="9072" w:author="Claude" w:date="2026-10-24T22:45:00Z">
               <w:r>
                 <w:rPr>
                   <w:sz w:val="18"/>
@@ -14634,10 +14686,10 @@
           <w:p>
             <w:pPr>
               <w:rPr>
-                <w:ins w:id="9071" w:author="Claude" w:date="2026-10-24T22:45:00Z"/>
-              </w:rPr>
-            </w:pPr>
-            <w:ins w:id="9072" w:author="Claude" w:date="2026-10-24T22:45:00Z">
+                <w:ins w:id="9073" w:author="Claude" w:date="2026-10-24T22:45:00Z"/>
+              </w:rPr>
+            </w:pPr>
+            <w:ins w:id="9074" w:author="Claude" w:date="2026-10-24T22:45:00Z">
               <w:r>
                 <w:rPr>
                   <w:sz w:val="18"/>
@@ -14662,10 +14714,10 @@
           <w:p>
             <w:pPr>
               <w:rPr>
-                <w:ins w:id="9073" w:author="Claude" w:date="2026-10-24T22:45:00Z"/>
-              </w:rPr>
-            </w:pPr>
-            <w:ins w:id="9074" w:author="Claude" w:date="2026-10-24T22:45:00Z">
+                <w:ins w:id="9075" w:author="Claude" w:date="2026-10-24T22:45:00Z"/>
+              </w:rPr>
+            </w:pPr>
+            <w:ins w:id="9076" w:author="Claude" w:date="2026-10-24T22:45:00Z">
               <w:r>
                 <w:rPr>
                   <w:sz w:val="18"/>
@@ -14680,7 +14732,7 @@
       <w:tr>
         <w:trPr>
           <w:cantSplit/>
-          <w:ins w:id="9075" w:author="Claude" w:date="2026-10-24T22:45:00Z"/>
+          <w:ins w:id="9077" w:author="Claude" w:date="2026-10-24T22:45:00Z"/>
         </w:trPr>
         <w:tc>
           <w:tcPr>
@@ -14696,10 +14748,10 @@
           <w:p>
             <w:pPr>
               <w:rPr>
-                <w:ins w:id="9076" w:author="Claude" w:date="2026-10-24T22:45:00Z"/>
-              </w:rPr>
-            </w:pPr>
-            <w:ins w:id="9077" w:author="Claude" w:date="2026-10-24T22:45:00Z">
+                <w:ins w:id="9078" w:author="Claude" w:date="2026-10-24T22:45:00Z"/>
+              </w:rPr>
+            </w:pPr>
+            <w:ins w:id="9079" w:author="Claude" w:date="2026-10-24T22:45:00Z">
               <w:r>
                 <w:rPr>
                   <w:b/>
@@ -14726,16 +14778,16 @@
           <w:p>
             <w:pPr>
               <w:rPr>
-                <w:ins w:id="9078" w:author="Claude" w:date="2026-10-24T22:45:00Z"/>
-              </w:rPr>
-            </w:pPr>
-            <w:ins w:id="9079" w:author="Claude" w:date="2026-10-24T22:45:00Z">
+                <w:ins w:id="9080" w:author="Claude" w:date="2026-10-24T22:45:00Z"/>
+              </w:rPr>
+            </w:pPr>
+            <w:ins w:id="9081" w:author="Claude" w:date="2026-10-24T22:45:00Z">
               <w:r>
                 <w:rPr>
                   <w:sz w:val="18"/>
                   <w:szCs w:val="18"/>
                 </w:rPr>
-                <w:t xml:space="preserve">Chỉ khi Member chọn danh mục PAYMENT thì form hiện và bắt buộc đủ các mục sau, thiếu mục nào cũng không gửi được: chọn một hóa đơn đã thanh toán bằng VNPay của chính mình; đính kèm từ 1 đến 3 ảnh minh chứng (JPG, PNG hoặc WebP, tối đa 5 MB mỗi ảnh). Form không yêu cầu nhập số tài khoản, tên ngân hàng hay tên chủ tài khoản. Thiếu hóa đơn hoặc ảnh (hoặc quá 3 ảnh) bị từ chối 400 (payment_request_invoice_required, payment_request_proof_required). Mỗi hóa đơn chỉ có một request PAYMENT đang mở (409 payment_request_already_open). Request vào hàng đợi OPEN với hạn phản hồi 48 giờ theo BR-147. Request PAYMENT không do Receptionist giải quyết: Receptionist chỉ xem được request và hỗ trợ Member gửi lại ("Remind us", BR-148); không tiếp nhận, chuyển, ghi chú hay ghi nhận chuyển khoản. Cập nhật 24/10/2026 (Payment-Support-Workflow.md, mục 5.1 và 5.2).</w:t>
+                <w:t xml:space="preserve">Chỉ khi Member chọn danh mục PAYMENT thì form hiện và bắt buộc đủ các mục sau, thiếu mục nào cũng không gửi được: chọn một hóa đơn đã thanh toán bằng VNPay của chính mình; đính kèm từ 1 đến 3 ảnh minh chứng (JPG, PNG hoặc WebP, tối đa 5 MB mỗi ảnh). Form không yêu cầu nhập số tài khoản, tên ngân hàng hay tên chủ tài khoản. Thiếu hóa đơn hoặc ảnh (hoặc quá 3 ảnh) bị từ chối 400 (payment_request_invoice_required, payment_request_proof_required). Mỗi hóa đơn chỉ có một request PAYMENT đang mở (409 payment_request_already_open). Request vào hàng đợi OPEN với hạn phản hồi 48 giờ theo BR-147. Request PAYMENT không do Receptionist giải quyết: Receptionist xem được request ở chế độ chỉ xem (nhãn "Handled by Manager"), bấm "Remind manager" giúp Member (BR-148) và tạo request PAYMENT hộ Member ở quầy; khi tạo hộ vẫn bắt buộc chọn hóa đơn đã thanh toán bằng VNPay của đúng Member đó, ảnh minh chứng không bắt buộc (Receptionist ghi vào mô tả), request luôn vào OPEN và chỉ được bàn giao cho Center Manager. Receptionist không nhận, gán cho vai trò khác, chuyển, cập nhật tiến độ, đóng, từ chối hay ghi nhận chuyển khoản (403 payment_request_manager_only). Cập nhật 24/10/2026 (Payment-Support-Workflow.md, mục 5.1 và 5.2). Cập nhật 25/10/2026 (quyết định bổ sung của nhóm 25/10/2026: bỏ nhập số tài khoản; Receptionist chỉ xem, tạo hộ và Remind; mục 5.1, 5.2 đã cập nhật).</w:t>
               </w:r>
             </w:ins>
           </w:p>
@@ -14754,10 +14806,10 @@
           <w:p>
             <w:pPr>
               <w:rPr>
-                <w:ins w:id="9080" w:author="Claude" w:date="2026-10-24T22:45:00Z"/>
-              </w:rPr>
-            </w:pPr>
-            <w:ins w:id="9081" w:author="Claude" w:date="2026-10-24T22:45:00Z">
+                <w:ins w:id="9082" w:author="Claude" w:date="2026-10-24T22:45:00Z"/>
+              </w:rPr>
+            </w:pPr>
+            <w:ins w:id="9083" w:author="Claude" w:date="2026-10-24T22:45:00Z">
               <w:r>
                 <w:rPr>
                   <w:sz w:val="18"/>
@@ -14782,10 +14834,10 @@
           <w:p>
             <w:pPr>
               <w:rPr>
-                <w:ins w:id="9082" w:author="Claude" w:date="2026-10-24T22:45:00Z"/>
-              </w:rPr>
-            </w:pPr>
-            <w:ins w:id="9083" w:author="Claude" w:date="2026-10-24T22:45:00Z">
+                <w:ins w:id="9084" w:author="Claude" w:date="2026-10-24T22:45:00Z"/>
+              </w:rPr>
+            </w:pPr>
+            <w:ins w:id="9085" w:author="Claude" w:date="2026-10-24T22:45:00Z">
               <w:r>
                 <w:rPr>
                   <w:sz w:val="18"/>
@@ -14810,10 +14862,10 @@
           <w:p>
             <w:pPr>
               <w:rPr>
-                <w:ins w:id="9084" w:author="Claude" w:date="2026-10-24T22:45:00Z"/>
-              </w:rPr>
-            </w:pPr>
-            <w:ins w:id="9085" w:author="Claude" w:date="2026-10-24T22:45:00Z">
+                <w:ins w:id="9086" w:author="Claude" w:date="2026-10-24T22:45:00Z"/>
+              </w:rPr>
+            </w:pPr>
+            <w:ins w:id="9087" w:author="Claude" w:date="2026-10-24T22:45:00Z">
               <w:r>
                 <w:rPr>
                   <w:sz w:val="18"/>
@@ -14828,7 +14880,7 @@
       <w:tr>
         <w:trPr>
           <w:cantSplit/>
-          <w:ins w:id="9086" w:author="Claude" w:date="2026-10-24T22:45:00Z"/>
+          <w:ins w:id="9088" w:author="Claude" w:date="2026-10-24T22:45:00Z"/>
         </w:trPr>
         <w:tc>
           <w:tcPr>
@@ -14844,10 +14896,10 @@
           <w:p>
             <w:pPr>
               <w:rPr>
-                <w:ins w:id="9087" w:author="Claude" w:date="2026-10-24T22:45:00Z"/>
-              </w:rPr>
-            </w:pPr>
-            <w:ins w:id="9088" w:author="Claude" w:date="2026-10-24T22:45:00Z">
+                <w:ins w:id="9089" w:author="Claude" w:date="2026-10-24T22:45:00Z"/>
+              </w:rPr>
+            </w:pPr>
+            <w:ins w:id="9090" w:author="Claude" w:date="2026-10-24T22:45:00Z">
               <w:r>
                 <w:rPr>
                   <w:b/>
@@ -14874,16 +14926,16 @@
           <w:p>
             <w:pPr>
               <w:rPr>
-                <w:ins w:id="9089" w:author="Claude" w:date="2026-10-24T22:45:00Z"/>
-              </w:rPr>
-            </w:pPr>
-            <w:ins w:id="9090" w:author="Claude" w:date="2026-10-24T22:45:00Z">
+                <w:ins w:id="9091" w:author="Claude" w:date="2026-10-24T22:45:00Z"/>
+              </w:rPr>
+            </w:pPr>
+            <w:ins w:id="9092" w:author="Claude" w:date="2026-10-24T22:45:00Z">
               <w:r>
                 <w:rPr>
                   <w:sz w:val="18"/>
                   <w:szCs w:val="18"/>
                 </w:rPr>
-                <w:t xml:space="preserve">Chỉ Center Manager được ghi nhận chuyển khoản cho request PAYMENT (Receptionist bị từ chối, 403). Khi cần thông tin nhận tiền, Center Manager gọi điện trực tiếp cho Member để trao đổi (hệ thống không thu thập số tài khoản) và ghi chú lại nội dung trao đổi trong request. Center Manager chuyển khoản ngoài hệ thống, rồi chọn "Record payout" và nhập số tiền đã chuyển, đính kèm từ 1 đến 3 ảnh chứng từ chuyển khoản (thiếu ảnh bị từ chối, 400 payout_proof_required) và ghi chú lại việc đã xử lý. Số tiền phải lớn hơn 0 và không vượt phần tiền VNPay đã thu của hóa đơn trừ tổng số đã ghi chuyển khoản cho hóa đơn đó (409 payout_amount_exceeds_paid). Mỗi request chỉ ghi nhận một lần (409 payout_already_recorded); sau khi ghi, request chuyển CLOSED với kết quả DONE. Center Manager cũng có thể Reject request kèm lý do. Sau khi ghi, hệ thống ghi Audit Log SUPPORT_PAYOUT_RECORDED, gửi thông báo trong ứng dụng và email cho Member (email chỉ chứa liên kết vào chi tiết request, cần đăng nhập, không đính kèm ảnh), và đưa số tiền vào báo cáo doanh thu và dashboard của Center Manager dưới dòng riêng "đã hoàn chuyển khoản" (BR-95). Cập nhật 24/10/2026 (Payment-Support-Workflow.md, mục 5.2 và 5.3).</w:t>
+                <w:t xml:space="preserve">Chỉ Center Manager được ghi nhận chuyển khoản cho request PAYMENT (Receptionist bị từ chối, 403). Khi cần thông tin nhận tiền, Center Manager gọi điện trực tiếp cho Member để trao đổi (hệ thống không thu thập số tài khoản) và ghi chú lại nội dung trao đổi trong request. Center Manager chuyển khoản ngoài hệ thống, rồi chọn "Record payout" và nhập số tiền đã chuyển, đính kèm từ 1 đến 3 ảnh chứng từ chuyển khoản (thiếu ảnh bị từ chối, 400 payout_proof_required) và nhập ghi chú bắt buộc tóm tắt cuộc gọi và cách đã hoàn (không ghi số tài khoản đầy đủ; thiếu ghi chú bị từ chối, 400 payout_note_required). Số tiền phải lớn hơn 0 và không vượt phần tiền VNPay đã thu của hóa đơn trừ tổng số đã ghi chuyển khoản cho hóa đơn đó (409 payout_amount_exceeds_paid). Mỗi request chỉ ghi nhận một lần (409 payout_already_recorded); sau khi ghi, request chuyển CLOSED với kết quả DONE. Center Manager cũng có thể Reject request kèm lý do. Sau khi ghi, hệ thống ghi Audit Log SUPPORT_PAYOUT_RECORDED, gửi thông báo trong ứng dụng và email cho Member (email chỉ chứa liên kết vào chi tiết request, cần đăng nhập, không đính kèm ảnh), và đưa số tiền vào báo cáo doanh thu và dashboard của Center Manager dưới dòng riêng "đã hoàn chuyển khoản" (BR-95). Cập nhật 24/10/2026 (Payment-Support-Workflow.md, mục 5.3 và 5.4).</w:t>
               </w:r>
             </w:ins>
           </w:p>
@@ -14902,10 +14954,10 @@
           <w:p>
             <w:pPr>
               <w:rPr>
-                <w:ins w:id="9091" w:author="Claude" w:date="2026-10-24T22:45:00Z"/>
-              </w:rPr>
-            </w:pPr>
-            <w:ins w:id="9092" w:author="Claude" w:date="2026-10-24T22:45:00Z">
+                <w:ins w:id="9093" w:author="Claude" w:date="2026-10-24T22:45:00Z"/>
+              </w:rPr>
+            </w:pPr>
+            <w:ins w:id="9094" w:author="Claude" w:date="2026-10-24T22:45:00Z">
               <w:r>
                 <w:rPr>
                   <w:sz w:val="18"/>
@@ -14930,10 +14982,10 @@
           <w:p>
             <w:pPr>
               <w:rPr>
-                <w:ins w:id="9093" w:author="Claude" w:date="2026-10-24T22:45:00Z"/>
-              </w:rPr>
-            </w:pPr>
-            <w:ins w:id="9094" w:author="Claude" w:date="2026-10-24T22:45:00Z">
+                <w:ins w:id="9095" w:author="Claude" w:date="2026-10-24T22:45:00Z"/>
+              </w:rPr>
+            </w:pPr>
+            <w:ins w:id="9096" w:author="Claude" w:date="2026-10-24T22:45:00Z">
               <w:r>
                 <w:rPr>
                   <w:sz w:val="18"/>
@@ -14958,10 +15010,10 @@
           <w:p>
             <w:pPr>
               <w:rPr>
-                <w:ins w:id="9095" w:author="Claude" w:date="2026-10-24T22:45:00Z"/>
-              </w:rPr>
-            </w:pPr>
-            <w:ins w:id="9096" w:author="Claude" w:date="2026-10-24T22:45:00Z">
+                <w:ins w:id="9097" w:author="Claude" w:date="2026-10-24T22:45:00Z"/>
+              </w:rPr>
+            </w:pPr>
+            <w:ins w:id="9098" w:author="Claude" w:date="2026-10-24T22:45:00Z">
               <w:r>
                 <w:rPr>
                   <w:sz w:val="18"/>
@@ -14976,7 +15028,7 @@
       <w:tr>
         <w:trPr>
           <w:cantSplit/>
-          <w:ins w:id="9097" w:author="Claude" w:date="2026-10-24T22:45:00Z"/>
+          <w:ins w:id="9099" w:author="Claude" w:date="2026-10-24T22:45:00Z"/>
         </w:trPr>
         <w:tc>
           <w:tcPr>
@@ -14992,10 +15044,10 @@
           <w:p>
             <w:pPr>
               <w:rPr>
-                <w:ins w:id="9098" w:author="Claude" w:date="2026-10-24T22:45:00Z"/>
-              </w:rPr>
-            </w:pPr>
-            <w:ins w:id="9099" w:author="Claude" w:date="2026-10-24T22:45:00Z">
+                <w:ins w:id="9100" w:author="Claude" w:date="2026-10-24T22:45:00Z"/>
+              </w:rPr>
+            </w:pPr>
+            <w:ins w:id="9101" w:author="Claude" w:date="2026-10-24T22:45:00Z">
               <w:r>
                 <w:rPr>
                   <w:b/>
@@ -15022,16 +15074,16 @@
           <w:p>
             <w:pPr>
               <w:rPr>
-                <w:ins w:id="9100" w:author="Claude" w:date="2026-10-24T22:45:00Z"/>
-              </w:rPr>
-            </w:pPr>
-            <w:ins w:id="9101" w:author="Claude" w:date="2026-10-24T22:45:00Z">
+                <w:ins w:id="9102" w:author="Claude" w:date="2026-10-24T22:45:00Z"/>
+              </w:rPr>
+            </w:pPr>
+            <w:ins w:id="9103" w:author="Claude" w:date="2026-10-24T22:45:00Z">
               <w:r>
                 <w:rPr>
                   <w:sz w:val="18"/>
                   <w:szCs w:val="18"/>
                 </w:rPr>
-                <w:t xml:space="preserve">Member xem trong chi tiết request số tiền, thời điểm chuyển và ảnh chứng từ do Center Manager đính kèm (chỉ chủ request và Center Manager xem được ảnh chứng từ); bấm "I received it" để xác nhận đã nhận hoặc "Not received" để mở lại request cho Center Manager (request về OPEN, ghi lịch sử, thông báo Center Manager). Nếu Member không bấm gì sau 3 ngày kể từ khi nhận thông báo thì hệ thống tự coi là đã nhận (MEMBER_CONFIRMED_RECEIVED, by = SYSTEM). Bước xác nhận của Member được giữ (đã chốt 24/10/2026). Cập nhật 24/10/2026 (Payment-Support-Workflow.md, mục 5.4 và mục 10).</w:t>
+                <w:t xml:space="preserve">Member xem trong chi tiết request số tiền, thời điểm chuyển và ảnh chứng từ do Center Manager đính kèm (chỉ chủ request và Center Manager xem được ảnh chứng từ); bấm "I received it" để xác nhận đã nhận hoặc "Not received" để mở lại request cho Center Manager (request về OPEN, ghi lịch sử, thông báo Center Manager). Nếu Member không bấm gì sau 3 ngày kể từ khi nhận thông báo thì hệ thống tự coi là đã nhận (MEMBER_CONFIRMED_RECEIVED, by = SYSTEM). Bước xác nhận của Member được giữ (đã chốt 24/10/2026). Cập nhật 24/10/2026 (Payment-Support-Workflow.md, mục 5.5 và mục 10).</w:t>
               </w:r>
             </w:ins>
           </w:p>
@@ -15050,10 +15102,10 @@
           <w:p>
             <w:pPr>
               <w:rPr>
-                <w:ins w:id="9102" w:author="Claude" w:date="2026-10-24T22:45:00Z"/>
-              </w:rPr>
-            </w:pPr>
-            <w:ins w:id="9103" w:author="Claude" w:date="2026-10-24T22:45:00Z">
+                <w:ins w:id="9104" w:author="Claude" w:date="2026-10-24T22:45:00Z"/>
+              </w:rPr>
+            </w:pPr>
+            <w:ins w:id="9105" w:author="Claude" w:date="2026-10-24T22:45:00Z">
               <w:r>
                 <w:rPr>
                   <w:sz w:val="18"/>
@@ -15078,10 +15130,10 @@
           <w:p>
             <w:pPr>
               <w:rPr>
-                <w:ins w:id="9104" w:author="Claude" w:date="2026-10-24T22:45:00Z"/>
-              </w:rPr>
-            </w:pPr>
-            <w:ins w:id="9105" w:author="Claude" w:date="2026-10-24T22:45:00Z">
+                <w:ins w:id="9106" w:author="Claude" w:date="2026-10-24T22:45:00Z"/>
+              </w:rPr>
+            </w:pPr>
+            <w:ins w:id="9107" w:author="Claude" w:date="2026-10-24T22:45:00Z">
               <w:r>
                 <w:rPr>
                   <w:sz w:val="18"/>
@@ -15106,10 +15158,10 @@
           <w:p>
             <w:pPr>
               <w:rPr>
-                <w:ins w:id="9106" w:author="Claude" w:date="2026-10-24T22:45:00Z"/>
-              </w:rPr>
-            </w:pPr>
-            <w:ins w:id="9107" w:author="Claude" w:date="2026-10-24T22:45:00Z">
+                <w:ins w:id="9108" w:author="Claude" w:date="2026-10-24T22:45:00Z"/>
+              </w:rPr>
+            </w:pPr>
+            <w:ins w:id="9109" w:author="Claude" w:date="2026-10-24T22:45:00Z">
               <w:r>
                 <w:rPr>
                   <w:sz w:val="18"/>
@@ -15124,7 +15176,7 @@
       <w:tr>
         <w:trPr>
           <w:cantSplit/>
-          <w:ins w:id="9108" w:author="Claude" w:date="2026-10-24T22:45:00Z"/>
+          <w:ins w:id="9110" w:author="Claude" w:date="2026-10-24T22:45:00Z"/>
         </w:trPr>
         <w:tc>
           <w:tcPr>
@@ -15140,10 +15192,10 @@
           <w:p>
             <w:pPr>
               <w:rPr>
-                <w:ins w:id="9109" w:author="Claude" w:date="2026-10-24T22:45:00Z"/>
-              </w:rPr>
-            </w:pPr>
-            <w:ins w:id="9110" w:author="Claude" w:date="2026-10-24T22:45:00Z">
+                <w:ins w:id="9111" w:author="Claude" w:date="2026-10-24T22:45:00Z"/>
+              </w:rPr>
+            </w:pPr>
+            <w:ins w:id="9112" w:author="Claude" w:date="2026-10-24T22:45:00Z">
               <w:r>
                 <w:rPr>
                   <w:b/>
@@ -15170,16 +15222,16 @@
           <w:p>
             <w:pPr>
               <w:rPr>
-                <w:ins w:id="9111" w:author="Claude" w:date="2026-10-24T22:45:00Z"/>
-              </w:rPr>
-            </w:pPr>
-            <w:ins w:id="9112" w:author="Claude" w:date="2026-10-24T22:45:00Z">
+                <w:ins w:id="9113" w:author="Claude" w:date="2026-10-24T22:45:00Z"/>
+              </w:rPr>
+            </w:pPr>
+            <w:ins w:id="9114" w:author="Claude" w:date="2026-10-24T22:45:00Z">
               <w:r>
                 <w:rPr>
                   <w:sz w:val="18"/>
                   <w:szCs w:val="18"/>
                 </w:rPr>
-                <w:t xml:space="preserve">Request PAYMENT không thu thập và không lưu số tài khoản, tên ngân hàng hay tên chủ tài khoản; thông tin nhận tiền do Center Manager trao đổi trực tiếp với Member qua điện thoại và không được lưu dạng có cấu trúc hay ghi vào log ứng dụng. Giữ toàn bộ ảnh (ảnh Member gửi và ảnh chứng từ của Manager), số tiền, thời điểm và người ghi. Ảnh Member gửi chỉ chủ request, Receptionist và Center Manager xem được; ảnh chứng từ chỉ chủ request và Center Manager xem được. Cập nhật 24/10/2026 (Payment-Support-Workflow.md, mục 5.5).</w:t>
+                <w:t xml:space="preserve">Request PAYMENT không thu thập và không lưu số tài khoản, tên ngân hàng hay tên chủ tài khoản; thông tin nhận tiền do Center Manager trao đổi trực tiếp với Member qua điện thoại và không được lưu dạng có cấu trúc hay ghi vào log ứng dụng. Giữ toàn bộ ảnh (ảnh Member gửi và ảnh chứng từ của Manager), số tiền, thời điểm và người ghi. Ảnh Member gửi chỉ chủ request, Receptionist và Center Manager xem được; ảnh chứng từ payout chỉ chủ request và Center Manager xem được (Receptionist không xem được, 404); Receptionist vẫn xem được số tiền và thời điểm payout. Cập nhật 24/10/2026 (Payment-Support-Workflow.md, mục 5.6).</w:t>
               </w:r>
             </w:ins>
           </w:p>
@@ -15198,10 +15250,10 @@
           <w:p>
             <w:pPr>
               <w:rPr>
-                <w:ins w:id="9113" w:author="Claude" w:date="2026-10-24T22:45:00Z"/>
-              </w:rPr>
-            </w:pPr>
-            <w:ins w:id="9114" w:author="Claude" w:date="2026-10-24T22:45:00Z">
+                <w:ins w:id="9115" w:author="Claude" w:date="2026-10-24T22:45:00Z"/>
+              </w:rPr>
+            </w:pPr>
+            <w:ins w:id="9116" w:author="Claude" w:date="2026-10-24T22:45:00Z">
               <w:r>
                 <w:rPr>
                   <w:sz w:val="18"/>
@@ -15226,10 +15278,10 @@
           <w:p>
             <w:pPr>
               <w:rPr>
-                <w:ins w:id="9115" w:author="Claude" w:date="2026-10-24T22:45:00Z"/>
-              </w:rPr>
-            </w:pPr>
-            <w:ins w:id="9116" w:author="Claude" w:date="2026-10-24T22:45:00Z">
+                <w:ins w:id="9117" w:author="Claude" w:date="2026-10-24T22:45:00Z"/>
+              </w:rPr>
+            </w:pPr>
+            <w:ins w:id="9118" w:author="Claude" w:date="2026-10-24T22:45:00Z">
               <w:r>
                 <w:rPr>
                   <w:sz w:val="18"/>
@@ -15254,16 +15306,16 @@
           <w:p>
             <w:pPr>
               <w:rPr>
-                <w:ins w:id="9117" w:author="Claude" w:date="2026-10-24T22:45:00Z"/>
-              </w:rPr>
-            </w:pPr>
-            <w:ins w:id="9118" w:author="Claude" w:date="2026-10-24T22:45:00Z">
+                <w:ins w:id="9119" w:author="Claude" w:date="2026-10-24T22:45:00Z"/>
+              </w:rPr>
+            </w:pPr>
+            <w:ins w:id="9120" w:author="Claude" w:date="2026-10-24T22:45:00Z">
               <w:r>
                 <w:rPr>
                   <w:sz w:val="18"/>
                   <w:szCs w:val="18"/>
                 </w:rPr>
-                <w:t xml:space="preserve">Quyết định nhóm 25/10/2026 — bỏ nhập số tài khoản; thay quy định mã hóa và xóa sau 90 ngày ở Payment-Support-Workflow.md, mục 5.5</w:t>
+                <w:t xml:space="preserve">Quyết định nhóm 25/10/2026 — bỏ nhập số tài khoản; thay quy định mã hóa và xóa sau 90 ngày ở Payment-Support-Workflow.md, mục 5.6</w:t>
               </w:r>
             </w:ins>
           </w:p>
@@ -15272,7 +15324,7 @@
       <w:tr>
         <w:trPr>
           <w:cantSplit/>
-          <w:ins w:id="9249" w:author="Claude" w:date="2026-10-24T22:45:00Z"/>
+          <w:ins w:id="9253" w:author="Claude" w:date="2026-10-24T22:45:00Z"/>
         </w:trPr>
         <w:tc>
           <w:tcPr>
@@ -15288,10 +15340,10 @@
           <w:p>
             <w:pPr>
               <w:rPr>
-                <w:ins w:id="9250" w:author="Claude" w:date="2026-10-24T22:45:00Z"/>
-              </w:rPr>
-            </w:pPr>
-            <w:ins w:id="9251" w:author="Claude" w:date="2026-10-24T22:45:00Z">
+                <w:ins w:id="9254" w:author="Claude" w:date="2026-10-24T22:45:00Z"/>
+              </w:rPr>
+            </w:pPr>
+            <w:ins w:id="9255" w:author="Claude" w:date="2026-10-24T22:45:00Z">
               <w:r>
                 <w:rPr>
                   <w:b/>
@@ -15318,10 +15370,10 @@
           <w:p>
             <w:pPr>
               <w:rPr>
-                <w:ins w:id="9252" w:author="Claude" w:date="2026-10-24T22:45:00Z"/>
-              </w:rPr>
-            </w:pPr>
-            <w:ins w:id="9253" w:author="Claude" w:date="2026-10-24T22:45:00Z">
+                <w:ins w:id="9256" w:author="Claude" w:date="2026-10-24T22:45:00Z"/>
+              </w:rPr>
+            </w:pPr>
+            <w:ins w:id="9257" w:author="Claude" w:date="2026-10-24T22:45:00Z">
               <w:r>
                 <w:rPr>
                   <w:sz w:val="18"/>
@@ -15346,10 +15398,10 @@
           <w:p>
             <w:pPr>
               <w:rPr>
-                <w:ins w:id="9254" w:author="Claude" w:date="2026-10-24T22:45:00Z"/>
-              </w:rPr>
-            </w:pPr>
-            <w:ins w:id="9255" w:author="Claude" w:date="2026-10-24T22:45:00Z">
+                <w:ins w:id="9258" w:author="Claude" w:date="2026-10-24T22:45:00Z"/>
+              </w:rPr>
+            </w:pPr>
+            <w:ins w:id="9259" w:author="Claude" w:date="2026-10-24T22:45:00Z">
               <w:r>
                 <w:rPr>
                   <w:sz w:val="18"/>
@@ -15374,10 +15426,10 @@
           <w:p>
             <w:pPr>
               <w:rPr>
-                <w:ins w:id="9256" w:author="Claude" w:date="2026-10-24T22:45:00Z"/>
-              </w:rPr>
-            </w:pPr>
-            <w:ins w:id="9257" w:author="Claude" w:date="2026-10-24T22:45:00Z">
+                <w:ins w:id="9260" w:author="Claude" w:date="2026-10-24T22:45:00Z"/>
+              </w:rPr>
+            </w:pPr>
+            <w:ins w:id="9261" w:author="Claude" w:date="2026-10-24T22:45:00Z">
               <w:r>
                 <w:rPr>
                   <w:sz w:val="18"/>
@@ -15402,10 +15454,10 @@
           <w:p>
             <w:pPr>
               <w:rPr>
-                <w:ins w:id="9258" w:author="Claude" w:date="2026-10-24T22:45:00Z"/>
-              </w:rPr>
-            </w:pPr>
-            <w:ins w:id="9259" w:author="Claude" w:date="2026-10-24T22:45:00Z">
+                <w:ins w:id="9262" w:author="Claude" w:date="2026-10-24T22:45:00Z"/>
+              </w:rPr>
+            </w:pPr>
+            <w:ins w:id="9263" w:author="Claude" w:date="2026-10-24T22:45:00Z">
               <w:r>
                 <w:rPr>
                   <w:sz w:val="18"/>
@@ -15420,7 +15472,7 @@
       <w:tr>
         <w:trPr>
           <w:cantSplit/>
-          <w:ins w:id="9314" w:author="Claude" w:date="2026-10-24T22:45:00Z"/>
+          <w:ins w:id="9341" w:author="Claude" w:date="2026-10-24T22:45:00Z"/>
         </w:trPr>
         <w:tc>
           <w:tcPr>
@@ -15436,10 +15488,10 @@
           <w:p>
             <w:pPr>
               <w:rPr>
-                <w:ins w:id="9315" w:author="Claude" w:date="2026-10-24T22:45:00Z"/>
-              </w:rPr>
-            </w:pPr>
-            <w:ins w:id="9316" w:author="Claude" w:date="2026-10-24T22:45:00Z">
+                <w:ins w:id="9342" w:author="Claude" w:date="2026-10-24T22:45:00Z"/>
+              </w:rPr>
+            </w:pPr>
+            <w:ins w:id="9343" w:author="Claude" w:date="2026-10-24T22:45:00Z">
               <w:r>
                 <w:rPr>
                   <w:b/>
@@ -15466,16 +15518,16 @@
           <w:p>
             <w:pPr>
               <w:rPr>
-                <w:ins w:id="9317" w:author="Claude" w:date="2026-10-24T22:45:00Z"/>
-              </w:rPr>
-            </w:pPr>
-            <w:ins w:id="9318" w:author="Claude" w:date="2026-10-24T22:45:00Z">
+                <w:ins w:id="9344" w:author="Claude" w:date="2026-10-24T22:45:00Z"/>
+              </w:rPr>
+            </w:pPr>
+            <w:ins w:id="9345" w:author="Claude" w:date="2026-10-24T22:45:00Z">
               <w:r>
                 <w:rPr>
                   <w:sz w:val="18"/>
                   <w:szCs w:val="18"/>
                 </w:rPr>
-                <w:t xml:space="preserve">Khi Gym đóng cửa tạm thời vì sự cố (BR-130), trung tâm không gia hạn Membership mà tặng điểm cho Member bị ảnh hưởng. Center Manager nhập số điểm tặng cho từng lần tặng (số nguyên dương, không có mức cố định), chọn người hoặc nhóm nhận bằng bộ lọc (từng Member, hoặc nhóm như Member có Membership Gym đang Active vào ngày sự cố) và gửi tặng; chỉ Center Manager được tặng, Receptionist không (BR-139). Hệ thống cộng điểm vào ví của từng người nhận, ghi PointLedger loại Adjustment kèm lý do, người thực hiện và Audit Log (gồm danh sách người nhận và số điểm), rồi thông báo cho người nhận qua email và trong ứng dụng (BR-138). Điểm tặng tuân theo BR-134 (1 điểm = 1.000 VND, không hết hạn). Cập nhật 25/10/2026 (quyết định bổ sung của nhóm; thay gia hạn Membership ở BR-130 cũ).</w:t>
+                <w:t xml:space="preserve">Khi Gym đóng cửa tạm thời vì sự cố (BR-130), trung tâm không gia hạn Membership mà tặng điểm cho Member bị ảnh hưởng. Center Manager nhập số điểm tặng cho từng lần tặng (số nguyên dương, không có mức cố định), chọn người hoặc nhóm nhận bằng bộ lọc (từng Member, hoặc nhóm như Member có Membership Gym đang Active vào ngày sự cố) và gửi tặng; việc tặng điểm tuân theo BR-156. Hệ thống cộng điểm vào ví của từng người nhận, ghi PointLedger loại Adjustment kèm lý do, người thực hiện và Audit Log (gồm danh sách người nhận và số điểm), rồi thông báo cho người nhận qua email và trong ứng dụng (BR-138). Điểm tặng tuân theo BR-134 (1 điểm = 1.000 VND, không hết hạn). Cập nhật 25/10/2026 (quyết định bổ sung của nhóm; thay gia hạn Membership ở BR-130 cũ).</w:t>
               </w:r>
             </w:ins>
           </w:p>
@@ -15494,10 +15546,10 @@
           <w:p>
             <w:pPr>
               <w:rPr>
-                <w:ins w:id="9319" w:author="Claude" w:date="2026-10-24T22:45:00Z"/>
-              </w:rPr>
-            </w:pPr>
-            <w:ins w:id="9320" w:author="Claude" w:date="2026-10-24T22:45:00Z">
+                <w:ins w:id="9346" w:author="Claude" w:date="2026-10-24T22:45:00Z"/>
+              </w:rPr>
+            </w:pPr>
+            <w:ins w:id="9347" w:author="Claude" w:date="2026-10-24T22:45:00Z">
               <w:r>
                 <w:rPr>
                   <w:sz w:val="18"/>
@@ -15522,10 +15574,10 @@
           <w:p>
             <w:pPr>
               <w:rPr>
-                <w:ins w:id="9321" w:author="Claude" w:date="2026-10-24T22:45:00Z"/>
-              </w:rPr>
-            </w:pPr>
-            <w:ins w:id="9322" w:author="Claude" w:date="2026-10-24T22:45:00Z">
+                <w:ins w:id="9348" w:author="Claude" w:date="2026-10-24T22:45:00Z"/>
+              </w:rPr>
+            </w:pPr>
+            <w:ins w:id="9349" w:author="Claude" w:date="2026-10-24T22:45:00Z">
               <w:r>
                 <w:rPr>
                   <w:sz w:val="18"/>
@@ -15550,16 +15602,312 @@
           <w:p>
             <w:pPr>
               <w:rPr>
-                <w:ins w:id="9323" w:author="Claude" w:date="2026-10-24T22:45:00Z"/>
-              </w:rPr>
-            </w:pPr>
-            <w:ins w:id="9324" w:author="Claude" w:date="2026-10-24T22:45:00Z">
+                <w:ins w:id="9350" w:author="Claude" w:date="2026-10-24T22:45:00Z"/>
+              </w:rPr>
+            </w:pPr>
+            <w:ins w:id="9351" w:author="Claude" w:date="2026-10-24T22:45:00Z">
               <w:r>
                 <w:rPr>
                   <w:sz w:val="18"/>
                   <w:szCs w:val="18"/>
                 </w:rPr>
                 <w:t xml:space="preserve">Quyết định nhóm 25/10/2026 — sự cố Gym tạm thời</w:t>
+              </w:r>
+            </w:ins>
+          </w:p>
+        </w:tc>
+      </w:tr>
+      <w:tr>
+        <w:trPr>
+          <w:cantSplit/>
+          <w:ins w:id="9352" w:author="Claude" w:date="2026-10-24T22:45:00Z"/>
+        </w:trPr>
+        <w:tc>
+          <w:tcPr>
+            <w:tcW w:w="900" w:type="dxa"/>
+            <w:tcMar>
+              <w:top w:w="60" w:type="dxa"/>
+              <w:left w:w="100" w:type="dxa"/>
+              <w:bottom w:w="60" w:type="dxa"/>
+              <w:right w:w="100" w:type="dxa"/>
+            </w:tcMar>
+            <w:vAlign w:val="center"/>
+          </w:tcPr>
+          <w:p>
+            <w:pPr>
+              <w:rPr>
+                <w:ins w:id="9353" w:author="Claude" w:date="2026-10-24T22:45:00Z"/>
+              </w:rPr>
+            </w:pPr>
+            <w:ins w:id="9354" w:author="Claude" w:date="2026-10-24T22:45:00Z">
+              <w:r>
+                <w:rPr>
+                  <w:b/>
+                  <w:bCs/>
+                  <w:sz w:val="18"/>
+                  <w:szCs w:val="18"/>
+                </w:rPr>
+                <w:t xml:space="preserve">BR-156</w:t>
+              </w:r>
+            </w:ins>
+          </w:p>
+        </w:tc>
+        <w:tc>
+          <w:tcPr>
+            <w:tcW w:w="5200" w:type="dxa"/>
+            <w:tcMar>
+              <w:top w:w="60" w:type="dxa"/>
+              <w:left w:w="100" w:type="dxa"/>
+              <w:bottom w:w="60" w:type="dxa"/>
+              <w:right w:w="100" w:type="dxa"/>
+            </w:tcMar>
+            <w:vAlign w:val="center"/>
+          </w:tcPr>
+          <w:p>
+            <w:pPr>
+              <w:rPr>
+                <w:ins w:id="9355" w:author="Claude" w:date="2026-10-24T22:45:00Z"/>
+              </w:rPr>
+            </w:pPr>
+            <w:ins w:id="9356" w:author="Claude" w:date="2026-10-24T22:45:00Z">
+              <w:r>
+                <w:rPr>
+                  <w:sz w:val="18"/>
+                  <w:szCs w:val="18"/>
+                </w:rPr>
+                <w:t xml:space="preserve">Chỉ Center Manager được tặng điểm cho Member (ví dụ bồi thường sự cố, khuyến mãi), theo cách tương tự phát voucher. Màn hình tặng điểm giống màn hình Add points của Member nhưng Center Manager phải nhập thêm lý do và dùng bộ lọc để chọn nhóm hoặc từng Member nhận. Center Manager tự nhập số điểm (số nguyên dương) và điều kiện của đợt tặng, xem lại danh sách người nhận và tổng điểm trước khi gửi. Hệ thống cộng điểm vào ví từng người nhận, ghi PointLedger loại Adjustment kèm lý do và người thực hiện, ghi Audit Log (người thực hiện, danh sách người nhận, số điểm, lý do, bộ lọc đã dùng) và thông báo cho người nhận (BR-138). Receptionist không được tặng, trừ hay điều chỉnh điểm (403). Điểm tặng tuân theo BR-134 (1 điểm = 1.000 VND, không hết hạn). Cập nhật 25/10/2026 (quyết định bổ sung của nhóm; mở rộng BR-155 cho mọi lần tặng điểm của Center Manager).</w:t>
+              </w:r>
+            </w:ins>
+          </w:p>
+        </w:tc>
+        <w:tc>
+          <w:tcPr>
+            <w:tcW w:w="1400" w:type="dxa"/>
+            <w:tcMar>
+              <w:top w:w="60" w:type="dxa"/>
+              <w:left w:w="100" w:type="dxa"/>
+              <w:bottom w:w="60" w:type="dxa"/>
+              <w:right w:w="100" w:type="dxa"/>
+            </w:tcMar>
+            <w:vAlign w:val="center"/>
+          </w:tcPr>
+          <w:p>
+            <w:pPr>
+              <w:rPr>
+                <w:ins w:id="9357" w:author="Claude" w:date="2026-10-24T22:45:00Z"/>
+              </w:rPr>
+            </w:pPr>
+            <w:ins w:id="9358" w:author="Claude" w:date="2026-10-24T22:45:00Z">
+              <w:r>
+                <w:rPr>
+                  <w:sz w:val="18"/>
+                  <w:szCs w:val="18"/>
+                </w:rPr>
+                <w:t xml:space="preserve">Kích hoạt Hành động</w:t>
+              </w:r>
+            </w:ins>
+          </w:p>
+        </w:tc>
+        <w:tc>
+          <w:tcPr>
+            <w:tcW w:w="1300" w:type="dxa"/>
+            <w:tcMar>
+              <w:top w:w="60" w:type="dxa"/>
+              <w:left w:w="100" w:type="dxa"/>
+              <w:bottom w:w="60" w:type="dxa"/>
+              <w:right w:w="100" w:type="dxa"/>
+            </w:tcMar>
+            <w:vAlign w:val="center"/>
+          </w:tcPr>
+          <w:p>
+            <w:pPr>
+              <w:rPr>
+                <w:ins w:id="9359" w:author="Claude" w:date="2026-10-24T22:45:00Z"/>
+              </w:rPr>
+            </w:pPr>
+            <w:ins w:id="9360" w:author="Claude" w:date="2026-10-24T22:45:00Z">
+              <w:r>
+                <w:rPr>
+                  <w:sz w:val="18"/>
+                  <w:szCs w:val="18"/>
+                </w:rPr>
+                <w:t xml:space="preserve">Động</w:t>
+              </w:r>
+            </w:ins>
+          </w:p>
+        </w:tc>
+        <w:tc>
+          <w:tcPr>
+            <w:tcW w:w="2400" w:type="dxa"/>
+            <w:tcMar>
+              <w:top w:w="60" w:type="dxa"/>
+              <w:left w:w="100" w:type="dxa"/>
+              <w:bottom w:w="60" w:type="dxa"/>
+              <w:right w:w="100" w:type="dxa"/>
+            </w:tcMar>
+            <w:vAlign w:val="center"/>
+          </w:tcPr>
+          <w:p>
+            <w:pPr>
+              <w:rPr>
+                <w:ins w:id="9361" w:author="Claude" w:date="2026-10-24T22:45:00Z"/>
+              </w:rPr>
+            </w:pPr>
+            <w:ins w:id="9362" w:author="Claude" w:date="2026-10-24T22:45:00Z">
+              <w:r>
+                <w:rPr>
+                  <w:sz w:val="18"/>
+                  <w:szCs w:val="18"/>
+                </w:rPr>
+                <w:t xml:space="preserve">Quyết định nhóm 25/10/2026 — Manager tặng điểm</w:t>
+              </w:r>
+            </w:ins>
+          </w:p>
+        </w:tc>
+      </w:tr>
+      <w:tr>
+        <w:trPr>
+          <w:cantSplit/>
+          <w:ins w:id="9363" w:author="Claude" w:date="2026-10-24T22:45:00Z"/>
+        </w:trPr>
+        <w:tc>
+          <w:tcPr>
+            <w:tcW w:w="900" w:type="dxa"/>
+            <w:tcMar>
+              <w:top w:w="60" w:type="dxa"/>
+              <w:left w:w="100" w:type="dxa"/>
+              <w:bottom w:w="60" w:type="dxa"/>
+              <w:right w:w="100" w:type="dxa"/>
+            </w:tcMar>
+            <w:vAlign w:val="center"/>
+          </w:tcPr>
+          <w:p>
+            <w:pPr>
+              <w:rPr>
+                <w:ins w:id="9364" w:author="Claude" w:date="2026-10-24T22:45:00Z"/>
+              </w:rPr>
+            </w:pPr>
+            <w:ins w:id="9365" w:author="Claude" w:date="2026-10-24T22:45:00Z">
+              <w:r>
+                <w:rPr>
+                  <w:b/>
+                  <w:bCs/>
+                  <w:sz w:val="18"/>
+                  <w:szCs w:val="18"/>
+                </w:rPr>
+                <w:t xml:space="preserve">BR-157</w:t>
+              </w:r>
+            </w:ins>
+          </w:p>
+        </w:tc>
+        <w:tc>
+          <w:tcPr>
+            <w:tcW w:w="5200" w:type="dxa"/>
+            <w:tcMar>
+              <w:top w:w="60" w:type="dxa"/>
+              <w:left w:w="100" w:type="dxa"/>
+              <w:bottom w:w="60" w:type="dxa"/>
+              <w:right w:w="100" w:type="dxa"/>
+            </w:tcMar>
+            <w:vAlign w:val="center"/>
+          </w:tcPr>
+          <w:p>
+            <w:pPr>
+              <w:rPr>
+                <w:ins w:id="9366" w:author="Claude" w:date="2026-10-24T22:45:00Z"/>
+              </w:rPr>
+            </w:pPr>
+            <w:ins w:id="9367" w:author="Claude" w:date="2026-10-24T22:45:00Z">
+              <w:r>
+                <w:rPr>
+                  <w:sz w:val="18"/>
+                  <w:szCs w:val="18"/>
+                </w:rPr>
+                <w:t xml:space="preserve">Member tự nạp điểm (nút Add points ở ví điểm) bằng cách thanh toán VNPay: nhập số tiền từ 10.000 đến 10.000.000 ₫ (bội số của 1.000 ₫, tương ứng 10 đến 10.000 điểm), không dùng điểm để trả khoản nạp. Receptionist được nạp điểm hộ một Member được chọn rõ ràng tại quầy bằng đúng luồng và giới hạn này; điểm cộng vào ví của Member được chọn. Điểm chỉ được cộng một lần sau khi VNPay xác minh đã thu tiền (kể cả thanh toán muộn); mỗi Member chỉ có một khoản nạp đang mở. Mỗi lần nạp hộ ghi Audit Log gồm Receptionist, Member, số điểm và Invoice (BR-139). Cập nhật 25/10/2026 (quyết định bổ sung của nhóm; bổ sung quy tắc nạp điểm còn thiếu).</w:t>
+              </w:r>
+            </w:ins>
+          </w:p>
+        </w:tc>
+        <w:tc>
+          <w:tcPr>
+            <w:tcW w:w="1400" w:type="dxa"/>
+            <w:tcMar>
+              <w:top w:w="60" w:type="dxa"/>
+              <w:left w:w="100" w:type="dxa"/>
+              <w:bottom w:w="60" w:type="dxa"/>
+              <w:right w:w="100" w:type="dxa"/>
+            </w:tcMar>
+            <w:vAlign w:val="center"/>
+          </w:tcPr>
+          <w:p>
+            <w:pPr>
+              <w:rPr>
+                <w:ins w:id="9368" w:author="Claude" w:date="2026-10-24T22:45:00Z"/>
+              </w:rPr>
+            </w:pPr>
+            <w:ins w:id="9369" w:author="Claude" w:date="2026-10-24T22:45:00Z">
+              <w:r>
+                <w:rPr>
+                  <w:sz w:val="18"/>
+                  <w:szCs w:val="18"/>
+                </w:rPr>
+                <w:t xml:space="preserve">Kích hoạt Hành động</w:t>
+              </w:r>
+            </w:ins>
+          </w:p>
+        </w:tc>
+        <w:tc>
+          <w:tcPr>
+            <w:tcW w:w="1300" w:type="dxa"/>
+            <w:tcMar>
+              <w:top w:w="60" w:type="dxa"/>
+              <w:left w:w="100" w:type="dxa"/>
+              <w:bottom w:w="60" w:type="dxa"/>
+              <w:right w:w="100" w:type="dxa"/>
+            </w:tcMar>
+            <w:vAlign w:val="center"/>
+          </w:tcPr>
+          <w:p>
+            <w:pPr>
+              <w:rPr>
+                <w:ins w:id="9370" w:author="Claude" w:date="2026-10-24T22:45:00Z"/>
+              </w:rPr>
+            </w:pPr>
+            <w:ins w:id="9371" w:author="Claude" w:date="2026-10-24T22:45:00Z">
+              <w:r>
+                <w:rPr>
+                  <w:sz w:val="18"/>
+                  <w:szCs w:val="18"/>
+                </w:rPr>
+                <w:t xml:space="preserve">Động</w:t>
+              </w:r>
+            </w:ins>
+          </w:p>
+        </w:tc>
+        <w:tc>
+          <w:tcPr>
+            <w:tcW w:w="2400" w:type="dxa"/>
+            <w:tcMar>
+              <w:top w:w="60" w:type="dxa"/>
+              <w:left w:w="100" w:type="dxa"/>
+              <w:bottom w:w="60" w:type="dxa"/>
+              <w:right w:w="100" w:type="dxa"/>
+            </w:tcMar>
+            <w:vAlign w:val="center"/>
+          </w:tcPr>
+          <w:p>
+            <w:pPr>
+              <w:rPr>
+                <w:ins w:id="9372" w:author="Claude" w:date="2026-10-24T22:45:00Z"/>
+              </w:rPr>
+            </w:pPr>
+            <w:ins w:id="9373" w:author="Claude" w:date="2026-10-24T22:45:00Z">
+              <w:r>
+                <w:rPr>
+                  <w:sz w:val="18"/>
+                  <w:szCs w:val="18"/>
+                </w:rPr>
+                <w:t xml:space="preserve">Quyết định nhóm 25/10/2026 — Receptionist nạp điểm hộ; giới hạn theo api-contract.md</w:t>
               </w:r>
             </w:ins>
           </w:p>
@@ -17850,7 +18198,7 @@
               </w:rPr>
               <w:t xml:space="preserve">Center Manager có thể gửi thông báo thủ công qua email (sự cố, thay đổi vận hành) tới nhóm Coach, Member có lượt thuê trong khung giờ được chọn, Member của lớp được chọn hoặc Member có Membership Gym đang Active. Nội dung và danh sách người nhận được ghi Audit Log; email gửi qua outbox (BR-34) và lỗi gửi không chặn hành động gốc. </w:t>
             </w:r>
-            <w:del w:id="9299" w:author="Claude" w:date="2026-10-24T22:45:00Z">
+            <w:del w:id="9326" w:author="Claude" w:date="2026-10-24T22:45:00Z">
               <w:r>
                 <w:rPr>
                   <w:sz w:val="18"/>
@@ -17859,7 +18207,7 @@
                 <w:delText xml:space="preserve">Với sự cố Gym, Member có Membership Active được email thông báo việc gia hạn EndDate (BR-130).</w:delText>
               </w:r>
             </w:del>
-            <w:ins w:id="9300" w:author="Claude" w:date="2026-10-24T22:45:00Z">
+            <w:ins w:id="9327" w:author="Claude" w:date="2026-10-24T22:45:00Z">
               <w:r>
                 <w:rPr>
                   <w:sz w:val="18"/>
@@ -17868,7 +18216,7 @@
                 <w:t xml:space="preserve">Với sự cố Gym, Member nhận điểm tặng được thông báo qua email và trong ứng dụng về số điểm được tặng (BR-130, BR-155).</w:t>
               </w:r>
             </w:ins>
-            <w:ins w:id="9301" w:author="Claude" w:date="2026-10-24T22:45:00Z">
+            <w:ins w:id="9328" w:author="Claude" w:date="2026-10-24T22:45:00Z">
               <w:r>
                 <w:rPr>
                   <w:sz w:val="18"/>
@@ -20645,7 +20993,7 @@
       <w:tr>
         <w:trPr>
           <w:cantSplit/>
-          <w:ins w:id="9119" w:author="Claude" w:date="2026-10-24T22:45:00Z"/>
+          <w:ins w:id="9121" w:author="Claude" w:date="2026-10-24T22:45:00Z"/>
         </w:trPr>
         <w:tc>
           <w:tcPr>
@@ -20661,10 +21009,10 @@
           <w:p>
             <w:pPr>
               <w:rPr>
-                <w:ins w:id="9120" w:author="Claude" w:date="2026-10-24T22:45:00Z"/>
-              </w:rPr>
-            </w:pPr>
-            <w:ins w:id="9121" w:author="Claude" w:date="2026-10-24T22:45:00Z">
+                <w:ins w:id="9122" w:author="Claude" w:date="2026-10-24T22:45:00Z"/>
+              </w:rPr>
+            </w:pPr>
+            <w:ins w:id="9123" w:author="Claude" w:date="2026-10-24T22:45:00Z">
               <w:r>
                 <w:t xml:space="preserve">member_support_payouts.request_id</w:t>
               </w:r>
@@ -20685,10 +21033,10 @@
           <w:p>
             <w:pPr>
               <w:rPr>
-                <w:ins w:id="9122" w:author="Claude" w:date="2026-10-24T22:45:00Z"/>
-              </w:rPr>
-            </w:pPr>
-            <w:ins w:id="9123" w:author="Claude" w:date="2026-10-24T22:45:00Z">
+                <w:ins w:id="9124" w:author="Claude" w:date="2026-10-24T22:45:00Z"/>
+              </w:rPr>
+            </w:pPr>
+            <w:ins w:id="9125" w:author="Claude" w:date="2026-10-24T22:45:00Z">
               <w:r>
                 <w:rPr>
                   <w:sz w:val="18"/>
@@ -20713,10 +21061,10 @@
           <w:p>
             <w:pPr>
               <w:rPr>
-                <w:ins w:id="9124" w:author="Claude" w:date="2026-10-24T22:45:00Z"/>
-              </w:rPr>
-            </w:pPr>
-            <w:ins w:id="9125" w:author="Claude" w:date="2026-10-24T22:45:00Z">
+                <w:ins w:id="9126" w:author="Claude" w:date="2026-10-24T22:45:00Z"/>
+              </w:rPr>
+            </w:pPr>
+            <w:ins w:id="9127" w:author="Claude" w:date="2026-10-24T22:45:00Z">
               <w:r>
                 <w:rPr>
                   <w:sz w:val="18"/>
@@ -20741,10 +21089,10 @@
           <w:p>
             <w:pPr>
               <w:rPr>
-                <w:ins w:id="9126" w:author="Claude" w:date="2026-10-24T22:45:00Z"/>
-              </w:rPr>
-            </w:pPr>
-            <w:ins w:id="9127" w:author="Claude" w:date="2026-10-24T22:45:00Z">
+                <w:ins w:id="9128" w:author="Claude" w:date="2026-10-24T22:45:00Z"/>
+              </w:rPr>
+            </w:pPr>
+            <w:ins w:id="9129" w:author="Claude" w:date="2026-10-24T22:45:00Z">
               <w:r>
                 <w:rPr>
                   <w:sz w:val="18"/>
@@ -20759,7 +21107,7 @@
       <w:tr>
         <w:trPr>
           <w:cantSplit/>
-          <w:ins w:id="9128" w:author="Claude" w:date="2026-10-24T22:45:00Z"/>
+          <w:ins w:id="9130" w:author="Claude" w:date="2026-10-24T22:45:00Z"/>
         </w:trPr>
         <w:tc>
           <w:tcPr>
@@ -20775,10 +21123,10 @@
           <w:p>
             <w:pPr>
               <w:rPr>
-                <w:ins w:id="9129" w:author="Claude" w:date="2026-10-24T22:45:00Z"/>
-              </w:rPr>
-            </w:pPr>
-            <w:ins w:id="9130" w:author="Claude" w:date="2026-10-24T22:45:00Z">
+                <w:ins w:id="9131" w:author="Claude" w:date="2026-10-24T22:45:00Z"/>
+              </w:rPr>
+            </w:pPr>
+            <w:ins w:id="9132" w:author="Claude" w:date="2026-10-24T22:45:00Z">
               <w:r>
                 <w:t xml:space="preserve">member_support_requests (invoice_id) khi category = PAYMENT và đang mở</w:t>
               </w:r>
@@ -20799,10 +21147,10 @@
           <w:p>
             <w:pPr>
               <w:rPr>
-                <w:ins w:id="9131" w:author="Claude" w:date="2026-10-24T22:45:00Z"/>
-              </w:rPr>
-            </w:pPr>
-            <w:ins w:id="9132" w:author="Claude" w:date="2026-10-24T22:45:00Z">
+                <w:ins w:id="9133" w:author="Claude" w:date="2026-10-24T22:45:00Z"/>
+              </w:rPr>
+            </w:pPr>
+            <w:ins w:id="9134" w:author="Claude" w:date="2026-10-24T22:45:00Z">
               <w:r>
                 <w:rPr>
                   <w:sz w:val="18"/>
@@ -20827,10 +21175,10 @@
           <w:p>
             <w:pPr>
               <w:rPr>
-                <w:ins w:id="9133" w:author="Claude" w:date="2026-10-24T22:45:00Z"/>
-              </w:rPr>
-            </w:pPr>
-            <w:ins w:id="9134" w:author="Claude" w:date="2026-10-24T22:45:00Z">
+                <w:ins w:id="9135" w:author="Claude" w:date="2026-10-24T22:45:00Z"/>
+              </w:rPr>
+            </w:pPr>
+            <w:ins w:id="9136" w:author="Claude" w:date="2026-10-24T22:45:00Z">
               <w:r>
                 <w:rPr>
                   <w:sz w:val="18"/>
@@ -20855,10 +21203,10 @@
           <w:p>
             <w:pPr>
               <w:rPr>
-                <w:ins w:id="9135" w:author="Claude" w:date="2026-10-24T22:45:00Z"/>
-              </w:rPr>
-            </w:pPr>
-            <w:ins w:id="9136" w:author="Claude" w:date="2026-10-24T22:45:00Z">
+                <w:ins w:id="9137" w:author="Claude" w:date="2026-10-24T22:45:00Z"/>
+              </w:rPr>
+            </w:pPr>
+            <w:ins w:id="9138" w:author="Claude" w:date="2026-10-24T22:45:00Z">
               <w:r>
                 <w:rPr>
                   <w:sz w:val="18"/>
@@ -21605,7 +21953,7 @@
               </w:rPr>
               <w:t xml:space="preserve">60 phút; 4 giờ; </w:t>
             </w:r>
-            <w:del w:id="9222" w:author="Claude" w:date="2026-10-24T22:45:00Z">
+            <w:del w:id="9226" w:author="Claude" w:date="2026-10-24T22:45:00Z">
               <w:r>
                 <w:rPr>
                   <w:sz w:val="18"/>
@@ -21614,7 +21962,7 @@
                 <w:delText xml:space="preserve">30 ngày (BR-126, BR-128)</w:delText>
               </w:r>
             </w:del>
-            <w:ins w:id="9223" w:author="Claude" w:date="2026-10-24T22:45:00Z">
+            <w:ins w:id="9227" w:author="Claude" w:date="2026-10-24T22:45:00Z">
               <w:r>
                 <w:rPr>
                   <w:sz w:val="18"/>
@@ -21706,7 +22054,32 @@
                 <w:sz w:val="18"/>
                 <w:szCs w:val="18"/>
               </w:rPr>
-              <w:t>Receptionist tra cứu điểm và tạo thanh toán; Member phải xác nhận trước khi trừ điểm; Receptionist không tự cộng/trừ điểm (BR-139) — đã được người dùng xác nhận</w:t>
+              <w:t xml:space="preserve">Receptionist tra cứu điểm và tạo thanh toán; Member phải xác nhận trước khi trừ điểm; </w:t>
+            </w:r>
+            <w:del w:id="9321" w:author="Claude" w:date="2026-10-24T22:45:00Z">
+              <w:r>
+                <w:rPr>
+                  <w:sz w:val="18"/>
+                  <w:szCs w:val="18"/>
+                </w:rPr>
+                <w:delText xml:space="preserve">Receptionist không tự cộng/trừ điểm (BR-139)</w:delText>
+              </w:r>
+            </w:del>
+            <w:ins w:id="9322" w:author="Claude" w:date="2026-10-24T22:45:00Z">
+              <w:r>
+                <w:rPr>
+                  <w:sz w:val="18"/>
+                  <w:szCs w:val="18"/>
+                </w:rPr>
+                <w:t xml:space="preserve">Receptionist không tự tặng/trừ/điều chỉnh điểm nhưng được nạp điểm hộ qua luồng Add points (BR-139, BR-157)</w:t>
+              </w:r>
+            </w:ins>
+            <w:r>
+              <w:rPr>
+                <w:sz w:val="18"/>
+                <w:szCs w:val="18"/>
+              </w:rPr>
+              <w:t xml:space="preserve"> — đã được người dùng xác nhận</w:t>
             </w:r>
           </w:p>
         </w:tc>
@@ -22246,7 +22619,7 @@
       <w:tr>
         <w:trPr>
           <w:cantSplit/>
-          <w:ins w:id="9137" w:author="Claude" w:date="2026-10-24T22:45:00Z"/>
+          <w:ins w:id="9139" w:author="Claude" w:date="2026-10-24T22:45:00Z"/>
         </w:trPr>
         <w:tc>
           <w:tcPr>
@@ -22262,10 +22635,10 @@
           <w:p>
             <w:pPr>
               <w:rPr>
-                <w:ins w:id="9138" w:author="Claude" w:date="2026-10-24T22:45:00Z"/>
-              </w:rPr>
-            </w:pPr>
-            <w:ins w:id="9139" w:author="Claude" w:date="2026-10-24T22:45:00Z">
+                <w:ins w:id="9140" w:author="Claude" w:date="2026-10-24T22:45:00Z"/>
+              </w:rPr>
+            </w:pPr>
+            <w:ins w:id="9141" w:author="Claude" w:date="2026-10-24T22:45:00Z">
               <w:r>
                 <w:t xml:space="preserve">15</w:t>
               </w:r>
@@ -22286,10 +22659,10 @@
           <w:p>
             <w:pPr>
               <w:rPr>
-                <w:ins w:id="9140" w:author="Claude" w:date="2026-10-24T22:45:00Z"/>
-              </w:rPr>
-            </w:pPr>
-            <w:ins w:id="9141" w:author="Claude" w:date="2026-10-24T22:45:00Z">
+                <w:ins w:id="9142" w:author="Claude" w:date="2026-10-24T22:45:00Z"/>
+              </w:rPr>
+            </w:pPr>
+            <w:ins w:id="9143" w:author="Claude" w:date="2026-10-24T22:45:00Z">
               <w:r>
                 <w:rPr>
                   <w:sz w:val="18"/>
@@ -22314,10 +22687,10 @@
           <w:p>
             <w:pPr>
               <w:rPr>
-                <w:ins w:id="9142" w:author="Claude" w:date="2026-10-24T22:45:00Z"/>
-              </w:rPr>
-            </w:pPr>
-            <w:ins w:id="9143" w:author="Claude" w:date="2026-10-24T22:45:00Z">
+                <w:ins w:id="9144" w:author="Claude" w:date="2026-10-24T22:45:00Z"/>
+              </w:rPr>
+            </w:pPr>
+            <w:ins w:id="9145" w:author="Claude" w:date="2026-10-24T22:45:00Z">
               <w:r>
                 <w:rPr>
                   <w:sz w:val="18"/>
@@ -22342,10 +22715,10 @@
           <w:p>
             <w:pPr>
               <w:rPr>
-                <w:ins w:id="9144" w:author="Claude" w:date="2026-10-24T22:45:00Z"/>
-              </w:rPr>
-            </w:pPr>
-            <w:ins w:id="9145" w:author="Claude" w:date="2026-10-24T22:45:00Z">
+                <w:ins w:id="9146" w:author="Claude" w:date="2026-10-24T22:45:00Z"/>
+              </w:rPr>
+            </w:pPr>
+            <w:ins w:id="9147" w:author="Claude" w:date="2026-10-24T22:45:00Z">
               <w:r>
                 <w:rPr>
                   <w:sz w:val="18"/>
@@ -22360,7 +22733,7 @@
       <w:tr>
         <w:trPr>
           <w:cantSplit/>
-          <w:ins w:id="9146" w:author="Claude" w:date="2026-10-24T22:45:00Z"/>
+          <w:ins w:id="9148" w:author="Claude" w:date="2026-10-24T22:45:00Z"/>
         </w:trPr>
         <w:tc>
           <w:tcPr>
@@ -22376,10 +22749,10 @@
           <w:p>
             <w:pPr>
               <w:rPr>
-                <w:ins w:id="9147" w:author="Claude" w:date="2026-10-24T22:45:00Z"/>
-              </w:rPr>
-            </w:pPr>
-            <w:ins w:id="9148" w:author="Claude" w:date="2026-10-24T22:45:00Z">
+                <w:ins w:id="9149" w:author="Claude" w:date="2026-10-24T22:45:00Z"/>
+              </w:rPr>
+            </w:pPr>
+            <w:ins w:id="9150" w:author="Claude" w:date="2026-10-24T22:45:00Z">
               <w:r>
                 <w:t xml:space="preserve">16</w:t>
               </w:r>
@@ -22400,10 +22773,10 @@
           <w:p>
             <w:pPr>
               <w:rPr>
-                <w:ins w:id="9149" w:author="Claude" w:date="2026-10-24T22:45:00Z"/>
-              </w:rPr>
-            </w:pPr>
-            <w:ins w:id="9150" w:author="Claude" w:date="2026-10-24T22:45:00Z">
+                <w:ins w:id="9151" w:author="Claude" w:date="2026-10-24T22:45:00Z"/>
+              </w:rPr>
+            </w:pPr>
+            <w:ins w:id="9152" w:author="Claude" w:date="2026-10-24T22:45:00Z">
               <w:r>
                 <w:rPr>
                   <w:sz w:val="18"/>
@@ -22428,10 +22801,10 @@
           <w:p>
             <w:pPr>
               <w:rPr>
-                <w:ins w:id="9151" w:author="Claude" w:date="2026-10-24T22:45:00Z"/>
-              </w:rPr>
-            </w:pPr>
-            <w:ins w:id="9152" w:author="Claude" w:date="2026-10-24T22:45:00Z">
+                <w:ins w:id="9153" w:author="Claude" w:date="2026-10-24T22:45:00Z"/>
+              </w:rPr>
+            </w:pPr>
+            <w:ins w:id="9154" w:author="Claude" w:date="2026-10-24T22:45:00Z">
               <w:r>
                 <w:rPr>
                   <w:sz w:val="18"/>
@@ -22456,10 +22829,10 @@
           <w:p>
             <w:pPr>
               <w:rPr>
-                <w:ins w:id="9153" w:author="Claude" w:date="2026-10-24T22:45:00Z"/>
-              </w:rPr>
-            </w:pPr>
-            <w:ins w:id="9154" w:author="Claude" w:date="2026-10-24T22:45:00Z">
+                <w:ins w:id="9155" w:author="Claude" w:date="2026-10-24T22:45:00Z"/>
+              </w:rPr>
+            </w:pPr>
+            <w:ins w:id="9156" w:author="Claude" w:date="2026-10-24T22:45:00Z">
               <w:r>
                 <w:rPr>
                   <w:sz w:val="18"/>
@@ -22474,7 +22847,7 @@
       <w:tr>
         <w:trPr>
           <w:cantSplit/>
-          <w:ins w:id="9155" w:author="Claude" w:date="2026-10-24T22:45:00Z"/>
+          <w:ins w:id="9157" w:author="Claude" w:date="2026-10-24T22:45:00Z"/>
         </w:trPr>
         <w:tc>
           <w:tcPr>
@@ -22490,10 +22863,10 @@
           <w:p>
             <w:pPr>
               <w:rPr>
-                <w:ins w:id="9156" w:author="Claude" w:date="2026-10-24T22:45:00Z"/>
-              </w:rPr>
-            </w:pPr>
-            <w:ins w:id="9157" w:author="Claude" w:date="2026-10-24T22:45:00Z">
+                <w:ins w:id="9158" w:author="Claude" w:date="2026-10-24T22:45:00Z"/>
+              </w:rPr>
+            </w:pPr>
+            <w:ins w:id="9159" w:author="Claude" w:date="2026-10-24T22:45:00Z">
               <w:r>
                 <w:t xml:space="preserve">17</w:t>
               </w:r>
@@ -22514,10 +22887,10 @@
           <w:p>
             <w:pPr>
               <w:rPr>
-                <w:ins w:id="9158" w:author="Claude" w:date="2026-10-24T22:45:00Z"/>
-              </w:rPr>
-            </w:pPr>
-            <w:ins w:id="9159" w:author="Claude" w:date="2026-10-24T22:45:00Z">
+                <w:ins w:id="9160" w:author="Claude" w:date="2026-10-24T22:45:00Z"/>
+              </w:rPr>
+            </w:pPr>
+            <w:ins w:id="9161" w:author="Claude" w:date="2026-10-24T22:45:00Z">
               <w:r>
                 <w:rPr>
                   <w:sz w:val="18"/>
@@ -22542,10 +22915,10 @@
           <w:p>
             <w:pPr>
               <w:rPr>
-                <w:ins w:id="9160" w:author="Claude" w:date="2026-10-24T22:45:00Z"/>
-              </w:rPr>
-            </w:pPr>
-            <w:ins w:id="9161" w:author="Claude" w:date="2026-10-24T22:45:00Z">
+                <w:ins w:id="9162" w:author="Claude" w:date="2026-10-24T22:45:00Z"/>
+              </w:rPr>
+            </w:pPr>
+            <w:ins w:id="9163" w:author="Claude" w:date="2026-10-24T22:45:00Z">
               <w:r>
                 <w:rPr>
                   <w:sz w:val="18"/>
@@ -22570,10 +22943,10 @@
           <w:p>
             <w:pPr>
               <w:rPr>
-                <w:ins w:id="9162" w:author="Claude" w:date="2026-10-24T22:45:00Z"/>
-              </w:rPr>
-            </w:pPr>
-            <w:ins w:id="9163" w:author="Claude" w:date="2026-10-24T22:45:00Z">
+                <w:ins w:id="9164" w:author="Claude" w:date="2026-10-24T22:45:00Z"/>
+              </w:rPr>
+            </w:pPr>
+            <w:ins w:id="9165" w:author="Claude" w:date="2026-10-24T22:45:00Z">
               <w:r>
                 <w:rPr>
                   <w:sz w:val="18"/>
@@ -22588,7 +22961,7 @@
       <w:tr>
         <w:trPr>
           <w:cantSplit/>
-          <w:ins w:id="9164" w:author="Claude" w:date="2026-10-24T22:45:00Z"/>
+          <w:ins w:id="9166" w:author="Claude" w:date="2026-10-24T22:45:00Z"/>
         </w:trPr>
         <w:tc>
           <w:tcPr>
@@ -22604,10 +22977,10 @@
           <w:p>
             <w:pPr>
               <w:rPr>
-                <w:ins w:id="9165" w:author="Claude" w:date="2026-10-24T22:45:00Z"/>
-              </w:rPr>
-            </w:pPr>
-            <w:ins w:id="9166" w:author="Claude" w:date="2026-10-24T22:45:00Z">
+                <w:ins w:id="9167" w:author="Claude" w:date="2026-10-24T22:45:00Z"/>
+              </w:rPr>
+            </w:pPr>
+            <w:ins w:id="9168" w:author="Claude" w:date="2026-10-24T22:45:00Z">
               <w:r>
                 <w:t xml:space="preserve">18</w:t>
               </w:r>
@@ -22628,10 +23001,10 @@
           <w:p>
             <w:pPr>
               <w:rPr>
-                <w:ins w:id="9167" w:author="Claude" w:date="2026-10-24T22:45:00Z"/>
-              </w:rPr>
-            </w:pPr>
-            <w:ins w:id="9168" w:author="Claude" w:date="2026-10-24T22:45:00Z">
+                <w:ins w:id="9169" w:author="Claude" w:date="2026-10-24T22:45:00Z"/>
+              </w:rPr>
+            </w:pPr>
+            <w:ins w:id="9170" w:author="Claude" w:date="2026-10-24T22:45:00Z">
               <w:r>
                 <w:rPr>
                   <w:sz w:val="18"/>
@@ -22656,10 +23029,10 @@
           <w:p>
             <w:pPr>
               <w:rPr>
-                <w:ins w:id="9169" w:author="Claude" w:date="2026-10-24T22:45:00Z"/>
-              </w:rPr>
-            </w:pPr>
-            <w:ins w:id="9170" w:author="Claude" w:date="2026-10-24T22:45:00Z">
+                <w:ins w:id="9171" w:author="Claude" w:date="2026-10-24T22:45:00Z"/>
+              </w:rPr>
+            </w:pPr>
+            <w:ins w:id="9172" w:author="Claude" w:date="2026-10-24T22:45:00Z">
               <w:r>
                 <w:rPr>
                   <w:sz w:val="18"/>
@@ -22684,10 +23057,10 @@
           <w:p>
             <w:pPr>
               <w:rPr>
-                <w:ins w:id="9171" w:author="Claude" w:date="2026-10-24T22:45:00Z"/>
-              </w:rPr>
-            </w:pPr>
-            <w:ins w:id="9172" w:author="Claude" w:date="2026-10-24T22:45:00Z">
+                <w:ins w:id="9173" w:author="Claude" w:date="2026-10-24T22:45:00Z"/>
+              </w:rPr>
+            </w:pPr>
+            <w:ins w:id="9174" w:author="Claude" w:date="2026-10-24T22:45:00Z">
               <w:r>
                 <w:rPr>
                   <w:sz w:val="18"/>
@@ -22702,7 +23075,7 @@
       <w:tr>
         <w:trPr>
           <w:cantSplit/>
-          <w:ins w:id="9173" w:author="Claude" w:date="2026-10-24T22:45:00Z"/>
+          <w:ins w:id="9175" w:author="Claude" w:date="2026-10-24T22:45:00Z"/>
         </w:trPr>
         <w:tc>
           <w:tcPr>
@@ -22718,10 +23091,10 @@
           <w:p>
             <w:pPr>
               <w:rPr>
-                <w:ins w:id="9174" w:author="Claude" w:date="2026-10-24T22:45:00Z"/>
-              </w:rPr>
-            </w:pPr>
-            <w:ins w:id="9175" w:author="Claude" w:date="2026-10-24T22:45:00Z">
+                <w:ins w:id="9176" w:author="Claude" w:date="2026-10-24T22:45:00Z"/>
+              </w:rPr>
+            </w:pPr>
+            <w:ins w:id="9177" w:author="Claude" w:date="2026-10-24T22:45:00Z">
               <w:r>
                 <w:t xml:space="preserve">19</w:t>
               </w:r>
@@ -22742,10 +23115,10 @@
           <w:p>
             <w:pPr>
               <w:rPr>
-                <w:ins w:id="9176" w:author="Claude" w:date="2026-10-24T22:45:00Z"/>
-              </w:rPr>
-            </w:pPr>
-            <w:ins w:id="9177" w:author="Claude" w:date="2026-10-24T22:45:00Z">
+                <w:ins w:id="9178" w:author="Claude" w:date="2026-10-24T22:45:00Z"/>
+              </w:rPr>
+            </w:pPr>
+            <w:ins w:id="9179" w:author="Claude" w:date="2026-10-24T22:45:00Z">
               <w:r>
                 <w:rPr>
                   <w:sz w:val="18"/>
@@ -22770,10 +23143,10 @@
           <w:p>
             <w:pPr>
               <w:rPr>
-                <w:ins w:id="9178" w:author="Claude" w:date="2026-10-24T22:45:00Z"/>
-              </w:rPr>
-            </w:pPr>
-            <w:ins w:id="9179" w:author="Claude" w:date="2026-10-24T22:45:00Z">
+                <w:ins w:id="9180" w:author="Claude" w:date="2026-10-24T22:45:00Z"/>
+              </w:rPr>
+            </w:pPr>
+            <w:ins w:id="9181" w:author="Claude" w:date="2026-10-24T22:45:00Z">
               <w:r>
                 <w:rPr>
                   <w:sz w:val="18"/>
@@ -22798,10 +23171,10 @@
           <w:p>
             <w:pPr>
               <w:rPr>
-                <w:ins w:id="9180" w:author="Claude" w:date="2026-10-24T22:45:00Z"/>
-              </w:rPr>
-            </w:pPr>
-            <w:ins w:id="9181" w:author="Claude" w:date="2026-10-24T22:45:00Z">
+                <w:ins w:id="9182" w:author="Claude" w:date="2026-10-24T22:45:00Z"/>
+              </w:rPr>
+            </w:pPr>
+            <w:ins w:id="9183" w:author="Claude" w:date="2026-10-24T22:45:00Z">
               <w:r>
                 <w:rPr>
                   <w:sz w:val="18"/>
@@ -22816,7 +23189,7 @@
       <w:tr>
         <w:trPr>
           <w:cantSplit/>
-          <w:ins w:id="9182" w:author="Claude" w:date="2026-10-24T22:45:00Z"/>
+          <w:ins w:id="9184" w:author="Claude" w:date="2026-10-24T22:45:00Z"/>
         </w:trPr>
         <w:tc>
           <w:tcPr>
@@ -22832,10 +23205,10 @@
           <w:p>
             <w:pPr>
               <w:rPr>
-                <w:ins w:id="9183" w:author="Claude" w:date="2026-10-24T22:45:00Z"/>
-              </w:rPr>
-            </w:pPr>
-            <w:ins w:id="9184" w:author="Claude" w:date="2026-10-24T22:45:00Z">
+                <w:ins w:id="9185" w:author="Claude" w:date="2026-10-24T22:45:00Z"/>
+              </w:rPr>
+            </w:pPr>
+            <w:ins w:id="9186" w:author="Claude" w:date="2026-10-24T22:45:00Z">
               <w:r>
                 <w:t xml:space="preserve">20</w:t>
               </w:r>
@@ -22856,10 +23229,10 @@
           <w:p>
             <w:pPr>
               <w:rPr>
-                <w:ins w:id="9185" w:author="Claude" w:date="2026-10-24T22:45:00Z"/>
-              </w:rPr>
-            </w:pPr>
-            <w:ins w:id="9186" w:author="Claude" w:date="2026-10-24T22:45:00Z">
+                <w:ins w:id="9187" w:author="Claude" w:date="2026-10-24T22:45:00Z"/>
+              </w:rPr>
+            </w:pPr>
+            <w:ins w:id="9188" w:author="Claude" w:date="2026-10-24T22:45:00Z">
               <w:r>
                 <w:rPr>
                   <w:sz w:val="18"/>
@@ -22884,10 +23257,10 @@
           <w:p>
             <w:pPr>
               <w:rPr>
-                <w:ins w:id="9187" w:author="Claude" w:date="2026-10-24T22:45:00Z"/>
-              </w:rPr>
-            </w:pPr>
-            <w:ins w:id="9188" w:author="Claude" w:date="2026-10-24T22:45:00Z">
+                <w:ins w:id="9189" w:author="Claude" w:date="2026-10-24T22:45:00Z"/>
+              </w:rPr>
+            </w:pPr>
+            <w:ins w:id="9190" w:author="Claude" w:date="2026-10-24T22:45:00Z">
               <w:r>
                 <w:rPr>
                   <w:sz w:val="18"/>
@@ -22912,10 +23285,10 @@
           <w:p>
             <w:pPr>
               <w:rPr>
-                <w:ins w:id="9189" w:author="Claude" w:date="2026-10-24T22:45:00Z"/>
-              </w:rPr>
-            </w:pPr>
-            <w:ins w:id="9190" w:author="Claude" w:date="2026-10-24T22:45:00Z">
+                <w:ins w:id="9191" w:author="Claude" w:date="2026-10-24T22:45:00Z"/>
+              </w:rPr>
+            </w:pPr>
+            <w:ins w:id="9192" w:author="Claude" w:date="2026-10-24T22:45:00Z">
               <w:r>
                 <w:rPr>
                   <w:sz w:val="18"/>
@@ -22930,7 +23303,7 @@
       <w:tr>
         <w:trPr>
           <w:cantSplit/>
-          <w:ins w:id="9260" w:author="Claude" w:date="2026-10-24T22:45:00Z"/>
+          <w:ins w:id="9264" w:author="Claude" w:date="2026-10-24T22:45:00Z"/>
         </w:trPr>
         <w:tc>
           <w:tcPr>
@@ -22946,10 +23319,10 @@
           <w:p>
             <w:pPr>
               <w:rPr>
-                <w:ins w:id="9261" w:author="Claude" w:date="2026-10-24T22:45:00Z"/>
-              </w:rPr>
-            </w:pPr>
-            <w:ins w:id="9262" w:author="Claude" w:date="2026-10-24T22:45:00Z">
+                <w:ins w:id="9265" w:author="Claude" w:date="2026-10-24T22:45:00Z"/>
+              </w:rPr>
+            </w:pPr>
+            <w:ins w:id="9266" w:author="Claude" w:date="2026-10-24T22:45:00Z">
               <w:r>
                 <w:t xml:space="preserve">21</w:t>
               </w:r>
@@ -22970,10 +23343,10 @@
           <w:p>
             <w:pPr>
               <w:rPr>
-                <w:ins w:id="9263" w:author="Claude" w:date="2026-10-24T22:45:00Z"/>
-              </w:rPr>
-            </w:pPr>
-            <w:ins w:id="9264" w:author="Claude" w:date="2026-10-24T22:45:00Z">
+                <w:ins w:id="9267" w:author="Claude" w:date="2026-10-24T22:45:00Z"/>
+              </w:rPr>
+            </w:pPr>
+            <w:ins w:id="9268" w:author="Claude" w:date="2026-10-24T22:45:00Z">
               <w:r>
                 <w:rPr>
                   <w:sz w:val="18"/>
@@ -22998,10 +23371,10 @@
           <w:p>
             <w:pPr>
               <w:rPr>
-                <w:ins w:id="9265" w:author="Claude" w:date="2026-10-24T22:45:00Z"/>
-              </w:rPr>
-            </w:pPr>
-            <w:ins w:id="9266" w:author="Claude" w:date="2026-10-24T22:45:00Z">
+                <w:ins w:id="9269" w:author="Claude" w:date="2026-10-24T22:45:00Z"/>
+              </w:rPr>
+            </w:pPr>
+            <w:ins w:id="9270" w:author="Claude" w:date="2026-10-24T22:45:00Z">
               <w:r>
                 <w:rPr>
                   <w:sz w:val="18"/>
@@ -23026,10 +23399,10 @@
           <w:p>
             <w:pPr>
               <w:rPr>
-                <w:ins w:id="9267" w:author="Claude" w:date="2026-10-24T22:45:00Z"/>
-              </w:rPr>
-            </w:pPr>
-            <w:ins w:id="9268" w:author="Claude" w:date="2026-10-24T22:45:00Z">
+                <w:ins w:id="9271" w:author="Claude" w:date="2026-10-24T22:45:00Z"/>
+              </w:rPr>
+            </w:pPr>
+            <w:ins w:id="9272" w:author="Claude" w:date="2026-10-24T22:45:00Z">
               <w:r>
                 <w:rPr>
                   <w:sz w:val="18"/>
@@ -23044,7 +23417,7 @@
       <w:tr>
         <w:trPr>
           <w:cantSplit/>
-          <w:ins w:id="9269" w:author="Claude" w:date="2026-10-24T22:45:00Z"/>
+          <w:ins w:id="9273" w:author="Claude" w:date="2026-10-24T22:45:00Z"/>
         </w:trPr>
         <w:tc>
           <w:tcPr>
@@ -23060,10 +23433,10 @@
           <w:p>
             <w:pPr>
               <w:rPr>
-                <w:ins w:id="9270" w:author="Claude" w:date="2026-10-24T22:45:00Z"/>
-              </w:rPr>
-            </w:pPr>
-            <w:ins w:id="9271" w:author="Claude" w:date="2026-10-24T22:45:00Z">
+                <w:ins w:id="9274" w:author="Claude" w:date="2026-10-24T22:45:00Z"/>
+              </w:rPr>
+            </w:pPr>
+            <w:ins w:id="9275" w:author="Claude" w:date="2026-10-24T22:45:00Z">
               <w:r>
                 <w:t xml:space="preserve">22</w:t>
               </w:r>
@@ -23084,10 +23457,10 @@
           <w:p>
             <w:pPr>
               <w:rPr>
-                <w:ins w:id="9272" w:author="Claude" w:date="2026-10-24T22:45:00Z"/>
-              </w:rPr>
-            </w:pPr>
-            <w:ins w:id="9273" w:author="Claude" w:date="2026-10-24T22:45:00Z">
+                <w:ins w:id="9276" w:author="Claude" w:date="2026-10-24T22:45:00Z"/>
+              </w:rPr>
+            </w:pPr>
+            <w:ins w:id="9277" w:author="Claude" w:date="2026-10-24T22:45:00Z">
               <w:r>
                 <w:rPr>
                   <w:sz w:val="18"/>
@@ -23112,10 +23485,10 @@
           <w:p>
             <w:pPr>
               <w:rPr>
-                <w:ins w:id="9274" w:author="Claude" w:date="2026-10-24T22:45:00Z"/>
-              </w:rPr>
-            </w:pPr>
-            <w:ins w:id="9275" w:author="Claude" w:date="2026-10-24T22:45:00Z">
+                <w:ins w:id="9278" w:author="Claude" w:date="2026-10-24T22:45:00Z"/>
+              </w:rPr>
+            </w:pPr>
+            <w:ins w:id="9279" w:author="Claude" w:date="2026-10-24T22:45:00Z">
               <w:r>
                 <w:rPr>
                   <w:sz w:val="18"/>
@@ -23140,10 +23513,10 @@
           <w:p>
             <w:pPr>
               <w:rPr>
-                <w:ins w:id="9276" w:author="Claude" w:date="2026-10-24T22:45:00Z"/>
-              </w:rPr>
-            </w:pPr>
-            <w:ins w:id="9277" w:author="Claude" w:date="2026-10-24T22:45:00Z">
+                <w:ins w:id="9280" w:author="Claude" w:date="2026-10-24T22:45:00Z"/>
+              </w:rPr>
+            </w:pPr>
+            <w:ins w:id="9281" w:author="Claude" w:date="2026-10-24T22:45:00Z">
               <w:r>
                 <w:rPr>
                   <w:sz w:val="18"/>
@@ -23158,7 +23531,7 @@
       <w:tr>
         <w:trPr>
           <w:cantSplit/>
-          <w:ins w:id="9278" w:author="Claude" w:date="2026-10-24T22:45:00Z"/>
+          <w:ins w:id="9282" w:author="Claude" w:date="2026-10-24T22:45:00Z"/>
         </w:trPr>
         <w:tc>
           <w:tcPr>
@@ -23174,10 +23547,10 @@
           <w:p>
             <w:pPr>
               <w:rPr>
-                <w:ins w:id="9279" w:author="Claude" w:date="2026-10-24T22:45:00Z"/>
-              </w:rPr>
-            </w:pPr>
-            <w:ins w:id="9280" w:author="Claude" w:date="2026-10-24T22:45:00Z">
+                <w:ins w:id="9283" w:author="Claude" w:date="2026-10-24T22:45:00Z"/>
+              </w:rPr>
+            </w:pPr>
+            <w:ins w:id="9284" w:author="Claude" w:date="2026-10-24T22:45:00Z">
               <w:r>
                 <w:t xml:space="preserve">23</w:t>
               </w:r>
@@ -23198,10 +23571,10 @@
           <w:p>
             <w:pPr>
               <w:rPr>
-                <w:ins w:id="9281" w:author="Claude" w:date="2026-10-24T22:45:00Z"/>
-              </w:rPr>
-            </w:pPr>
-            <w:ins w:id="9282" w:author="Claude" w:date="2026-10-24T22:45:00Z">
+                <w:ins w:id="9285" w:author="Claude" w:date="2026-10-24T22:45:00Z"/>
+              </w:rPr>
+            </w:pPr>
+            <w:ins w:id="9286" w:author="Claude" w:date="2026-10-24T22:45:00Z">
               <w:r>
                 <w:rPr>
                   <w:sz w:val="18"/>
@@ -23226,10 +23599,10 @@
           <w:p>
             <w:pPr>
               <w:rPr>
-                <w:ins w:id="9283" w:author="Claude" w:date="2026-10-24T22:45:00Z"/>
-              </w:rPr>
-            </w:pPr>
-            <w:ins w:id="9284" w:author="Claude" w:date="2026-10-24T22:45:00Z">
+                <w:ins w:id="9287" w:author="Claude" w:date="2026-10-24T22:45:00Z"/>
+              </w:rPr>
+            </w:pPr>
+            <w:ins w:id="9288" w:author="Claude" w:date="2026-10-24T22:45:00Z">
               <w:r>
                 <w:rPr>
                   <w:sz w:val="18"/>
@@ -23254,10 +23627,10 @@
           <w:p>
             <w:pPr>
               <w:rPr>
-                <w:ins w:id="9285" w:author="Claude" w:date="2026-10-24T22:45:00Z"/>
-              </w:rPr>
-            </w:pPr>
-            <w:ins w:id="9286" w:author="Claude" w:date="2026-10-24T22:45:00Z">
+                <w:ins w:id="9289" w:author="Claude" w:date="2026-10-24T22:45:00Z"/>
+              </w:rPr>
+            </w:pPr>
+            <w:ins w:id="9290" w:author="Claude" w:date="2026-10-24T22:45:00Z">
               <w:r>
                 <w:rPr>
                   <w:sz w:val="18"/>
@@ -23272,7 +23645,7 @@
       <w:tr>
         <w:trPr>
           <w:cantSplit/>
-          <w:ins w:id="9287" w:author="Claude" w:date="2026-10-24T22:45:00Z"/>
+          <w:ins w:id="9291" w:author="Claude" w:date="2026-10-24T22:45:00Z"/>
         </w:trPr>
         <w:tc>
           <w:tcPr>
@@ -23288,10 +23661,10 @@
           <w:p>
             <w:pPr>
               <w:rPr>
-                <w:ins w:id="9288" w:author="Claude" w:date="2026-10-24T22:45:00Z"/>
-              </w:rPr>
-            </w:pPr>
-            <w:ins w:id="9289" w:author="Claude" w:date="2026-10-24T22:45:00Z">
+                <w:ins w:id="9292" w:author="Claude" w:date="2026-10-24T22:45:00Z"/>
+              </w:rPr>
+            </w:pPr>
+            <w:ins w:id="9293" w:author="Claude" w:date="2026-10-24T22:45:00Z">
               <w:r>
                 <w:t xml:space="preserve">24</w:t>
               </w:r>
@@ -23312,10 +23685,10 @@
           <w:p>
             <w:pPr>
               <w:rPr>
-                <w:ins w:id="9290" w:author="Claude" w:date="2026-10-24T22:45:00Z"/>
-              </w:rPr>
-            </w:pPr>
-            <w:ins w:id="9291" w:author="Claude" w:date="2026-10-24T22:45:00Z">
+                <w:ins w:id="9294" w:author="Claude" w:date="2026-10-24T22:45:00Z"/>
+              </w:rPr>
+            </w:pPr>
+            <w:ins w:id="9295" w:author="Claude" w:date="2026-10-24T22:45:00Z">
               <w:r>
                 <w:rPr>
                   <w:sz w:val="18"/>
@@ -23340,16 +23713,16 @@
           <w:p>
             <w:pPr>
               <w:rPr>
-                <w:ins w:id="9292" w:author="Claude" w:date="2026-10-24T22:45:00Z"/>
-              </w:rPr>
-            </w:pPr>
-            <w:ins w:id="9293" w:author="Claude" w:date="2026-10-24T22:45:00Z">
+                <w:ins w:id="9296" w:author="Claude" w:date="2026-10-24T22:45:00Z"/>
+              </w:rPr>
+            </w:pPr>
+            <w:ins w:id="9297" w:author="Claude" w:date="2026-10-24T22:45:00Z">
               <w:r>
                 <w:rPr>
                   <w:sz w:val="18"/>
                   <w:szCs w:val="18"/>
                 </w:rPr>
-                <w:t xml:space="preserve">Chỉ xem và hỗ trợ Member gửi lại (Remind us); không tiếp nhận, chuyển, ghi chú hay ghi nhận chuyển khoản (BR-148, BR-150) — đã chốt 25/10/2026</w:t>
+                <w:t xml:space="preserve">Chỉ xem, tạo hộ Member ở quầy và bấm Remind giúp Member (nhắc Center Manager); không nhận, gán, đóng, ghi chú xử lý hay ghi nhận chuyển khoản (BR-148, BR-150) — đã chốt 25/10/2026</w:t>
               </w:r>
             </w:ins>
           </w:p>
@@ -23368,10 +23741,238 @@
           <w:p>
             <w:pPr>
               <w:rPr>
-                <w:ins w:id="9294" w:author="Claude" w:date="2026-10-24T22:45:00Z"/>
-              </w:rPr>
-            </w:pPr>
-            <w:ins w:id="9295" w:author="Claude" w:date="2026-10-24T22:45:00Z">
+                <w:ins w:id="9298" w:author="Claude" w:date="2026-10-24T22:45:00Z"/>
+              </w:rPr>
+            </w:pPr>
+            <w:ins w:id="9299" w:author="Claude" w:date="2026-10-24T22:45:00Z">
+              <w:r>
+                <w:rPr>
+                  <w:sz w:val="18"/>
+                  <w:szCs w:val="18"/>
+                </w:rPr>
+                <w:t xml:space="preserve">Đã chốt</w:t>
+              </w:r>
+            </w:ins>
+          </w:p>
+        </w:tc>
+      </w:tr>
+      <w:tr>
+        <w:trPr>
+          <w:cantSplit/>
+          <w:ins w:id="9300" w:author="Claude" w:date="2026-10-24T22:45:00Z"/>
+        </w:trPr>
+        <w:tc>
+          <w:tcPr>
+            <w:tcW w:w="500" w:type="dxa"/>
+            <w:tcMar>
+              <w:top w:w="60" w:type="dxa"/>
+              <w:left w:w="100" w:type="dxa"/>
+              <w:bottom w:w="60" w:type="dxa"/>
+              <w:right w:w="100" w:type="dxa"/>
+            </w:tcMar>
+            <w:vAlign w:val="center"/>
+          </w:tcPr>
+          <w:p>
+            <w:pPr>
+              <w:rPr>
+                <w:ins w:id="9301" w:author="Claude" w:date="2026-10-24T22:45:00Z"/>
+              </w:rPr>
+            </w:pPr>
+            <w:ins w:id="9302" w:author="Claude" w:date="2026-10-24T22:45:00Z">
+              <w:r>
+                <w:t xml:space="preserve">25</w:t>
+              </w:r>
+            </w:ins>
+          </w:p>
+        </w:tc>
+        <w:tc>
+          <w:tcPr>
+            <w:tcW w:w="3600" w:type="dxa"/>
+            <w:tcMar>
+              <w:top w:w="60" w:type="dxa"/>
+              <w:left w:w="100" w:type="dxa"/>
+              <w:bottom w:w="60" w:type="dxa"/>
+              <w:right w:w="100" w:type="dxa"/>
+            </w:tcMar>
+            <w:vAlign w:val="center"/>
+          </w:tcPr>
+          <w:p>
+            <w:pPr>
+              <w:rPr>
+                <w:ins w:id="9303" w:author="Claude" w:date="2026-10-24T22:45:00Z"/>
+              </w:rPr>
+            </w:pPr>
+            <w:ins w:id="9304" w:author="Claude" w:date="2026-10-24T22:45:00Z">
+              <w:r>
+                <w:rPr>
+                  <w:sz w:val="18"/>
+                  <w:szCs w:val="18"/>
+                </w:rPr>
+                <w:t xml:space="preserve">Nạp điểm (Add points) tại quầy</w:t>
+              </w:r>
+            </w:ins>
+          </w:p>
+        </w:tc>
+        <w:tc>
+          <w:tcPr>
+            <w:tcW w:w="3800" w:type="dxa"/>
+            <w:tcMar>
+              <w:top w:w="60" w:type="dxa"/>
+              <w:left w:w="100" w:type="dxa"/>
+              <w:bottom w:w="60" w:type="dxa"/>
+              <w:right w:w="100" w:type="dxa"/>
+            </w:tcMar>
+            <w:vAlign w:val="center"/>
+          </w:tcPr>
+          <w:p>
+            <w:pPr>
+              <w:rPr>
+                <w:ins w:id="9305" w:author="Claude" w:date="2026-10-24T22:45:00Z"/>
+              </w:rPr>
+            </w:pPr>
+            <w:ins w:id="9306" w:author="Claude" w:date="2026-10-24T22:45:00Z">
+              <w:r>
+                <w:rPr>
+                  <w:sz w:val="18"/>
+                  <w:szCs w:val="18"/>
+                </w:rPr>
+                <w:t xml:space="preserve">Receptionist nạp điểm hộ Member theo cùng luồng Member tự nạp (VNPay, cùng giới hạn); không được tự tặng, trừ hay điều chỉnh điểm (BR-139, BR-157) — đã chốt 25/10/2026</w:t>
+              </w:r>
+            </w:ins>
+          </w:p>
+        </w:tc>
+        <w:tc>
+          <w:tcPr>
+            <w:tcW w:w="1500" w:type="dxa"/>
+            <w:tcMar>
+              <w:top w:w="60" w:type="dxa"/>
+              <w:left w:w="100" w:type="dxa"/>
+              <w:bottom w:w="60" w:type="dxa"/>
+              <w:right w:w="100" w:type="dxa"/>
+            </w:tcMar>
+            <w:vAlign w:val="center"/>
+          </w:tcPr>
+          <w:p>
+            <w:pPr>
+              <w:rPr>
+                <w:ins w:id="9307" w:author="Claude" w:date="2026-10-24T22:45:00Z"/>
+              </w:rPr>
+            </w:pPr>
+            <w:ins w:id="9308" w:author="Claude" w:date="2026-10-24T22:45:00Z">
+              <w:r>
+                <w:rPr>
+                  <w:sz w:val="18"/>
+                  <w:szCs w:val="18"/>
+                </w:rPr>
+                <w:t xml:space="preserve">Đã chốt</w:t>
+              </w:r>
+            </w:ins>
+          </w:p>
+        </w:tc>
+      </w:tr>
+      <w:tr>
+        <w:trPr>
+          <w:cantSplit/>
+          <w:ins w:id="9309" w:author="Claude" w:date="2026-10-24T22:45:00Z"/>
+        </w:trPr>
+        <w:tc>
+          <w:tcPr>
+            <w:tcW w:w="500" w:type="dxa"/>
+            <w:tcMar>
+              <w:top w:w="60" w:type="dxa"/>
+              <w:left w:w="100" w:type="dxa"/>
+              <w:bottom w:w="60" w:type="dxa"/>
+              <w:right w:w="100" w:type="dxa"/>
+            </w:tcMar>
+            <w:vAlign w:val="center"/>
+          </w:tcPr>
+          <w:p>
+            <w:pPr>
+              <w:rPr>
+                <w:ins w:id="9310" w:author="Claude" w:date="2026-10-24T22:45:00Z"/>
+              </w:rPr>
+            </w:pPr>
+            <w:ins w:id="9311" w:author="Claude" w:date="2026-10-24T22:45:00Z">
+              <w:r>
+                <w:t xml:space="preserve">26</w:t>
+              </w:r>
+            </w:ins>
+          </w:p>
+        </w:tc>
+        <w:tc>
+          <w:tcPr>
+            <w:tcW w:w="3600" w:type="dxa"/>
+            <w:tcMar>
+              <w:top w:w="60" w:type="dxa"/>
+              <w:left w:w="100" w:type="dxa"/>
+              <w:bottom w:w="60" w:type="dxa"/>
+              <w:right w:w="100" w:type="dxa"/>
+            </w:tcMar>
+            <w:vAlign w:val="center"/>
+          </w:tcPr>
+          <w:p>
+            <w:pPr>
+              <w:rPr>
+                <w:ins w:id="9312" w:author="Claude" w:date="2026-10-24T22:45:00Z"/>
+              </w:rPr>
+            </w:pPr>
+            <w:ins w:id="9313" w:author="Claude" w:date="2026-10-24T22:45:00Z">
+              <w:r>
+                <w:rPr>
+                  <w:sz w:val="18"/>
+                  <w:szCs w:val="18"/>
+                </w:rPr>
+                <w:t xml:space="preserve">Tặng điểm của Center Manager</w:t>
+              </w:r>
+            </w:ins>
+          </w:p>
+        </w:tc>
+        <w:tc>
+          <w:tcPr>
+            <w:tcW w:w="3800" w:type="dxa"/>
+            <w:tcMar>
+              <w:top w:w="60" w:type="dxa"/>
+              <w:left w:w="100" w:type="dxa"/>
+              <w:bottom w:w="60" w:type="dxa"/>
+              <w:right w:w="100" w:type="dxa"/>
+            </w:tcMar>
+            <w:vAlign w:val="center"/>
+          </w:tcPr>
+          <w:p>
+            <w:pPr>
+              <w:rPr>
+                <w:ins w:id="9314" w:author="Claude" w:date="2026-10-24T22:45:00Z"/>
+              </w:rPr>
+            </w:pPr>
+            <w:ins w:id="9315" w:author="Claude" w:date="2026-10-24T22:45:00Z">
+              <w:r>
+                <w:rPr>
+                  <w:sz w:val="18"/>
+                  <w:szCs w:val="18"/>
+                </w:rPr>
+                <w:t xml:space="preserve">Chỉ Center Manager tặng điểm cho Member (người hoặc nhóm chọn bằng bộ lọc), bắt buộc nhập lý do và số điểm, có Audit Log; màn hình giống Add points của Member (BR-155, BR-156) — đã chốt 25/10/2026</w:t>
+              </w:r>
+            </w:ins>
+          </w:p>
+        </w:tc>
+        <w:tc>
+          <w:tcPr>
+            <w:tcW w:w="1500" w:type="dxa"/>
+            <w:tcMar>
+              <w:top w:w="60" w:type="dxa"/>
+              <w:left w:w="100" w:type="dxa"/>
+              <w:bottom w:w="60" w:type="dxa"/>
+              <w:right w:w="100" w:type="dxa"/>
+            </w:tcMar>
+            <w:vAlign w:val="center"/>
+          </w:tcPr>
+          <w:p>
+            <w:pPr>
+              <w:rPr>
+                <w:ins w:id="9316" w:author="Claude" w:date="2026-10-24T22:45:00Z"/>
+              </w:rPr>
+            </w:pPr>
+            <w:ins w:id="9317" w:author="Claude" w:date="2026-10-24T22:45:00Z">
               <w:r>
                 <w:rPr>
                   <w:sz w:val="18"/>
@@ -24803,7 +25404,7 @@
               </w:rPr>
               <w:t>Tự đăng ký/đăng nhập, quản lý hồ sơ, mật khẩu, ảnh đại diện, hồ sơ tập luyện; xem và mua/gia hạn gói của chính mình.</w:t>
             </w:r>
-            <w:ins w:id="9191" w:author="Claude" w:date="2026-10-24T22:45:00Z">
+            <w:ins w:id="9193" w:author="Claude" w:date="2026-10-24T22:45:00Z">
               <w:r>
                 <w:rPr>
                   <w:sz w:val="18"/>
@@ -24812,6 +25413,15 @@
                 <w:t xml:space="preserve"> Gửi Support Request từ trang Trợ giúp, gồm yêu cầu hoàn chuyển khoản cho hóa đơn đã thanh toán (BR-147, BR-150).</w:t>
               </w:r>
             </w:ins>
+            <w:ins w:id="9194" w:author="Claude" w:date="2026-10-24T22:45:00Z">
+              <w:r>
+                <w:rPr>
+                  <w:sz w:val="18"/>
+                  <w:szCs w:val="18"/>
+                </w:rPr>
+                <w:t xml:space="preserve"> Tự nạp điểm (Add points) qua VNPay (BR-157).</w:t>
+              </w:r>
+            </w:ins>
           </w:p>
         </w:tc>
       </w:tr>
@@ -24865,7 +25475,7 @@
               </w:rPr>
               <w:t xml:space="preserve">Tra cứu Member, đăng ký Member tại quầy, gửi lại link/sửa email chờ kích hoạt, mua/gia hạn gói hộ, xem gói và hạn, </w:t>
             </w:r>
-            <w:del w:id="9192" w:author="Claude" w:date="2026-10-24T22:45:00Z">
+            <w:del w:id="9196" w:author="Claude" w:date="2026-10-24T22:45:00Z">
               <w:r>
                 <w:rPr>
                   <w:sz w:val="18"/>
@@ -24874,13 +25484,22 @@
                 <w:delText xml:space="preserve">ghi nhận yêu cầu hỗ trợ.</w:delText>
               </w:r>
             </w:del>
-            <w:ins w:id="9193" w:author="Claude" w:date="2026-10-24T22:45:00Z">
+            <w:ins w:id="9197" w:author="Claude" w:date="2026-10-24T22:45:00Z">
               <w:r>
                 <w:rPr>
                   <w:sz w:val="18"/>
                   <w:szCs w:val="18"/>
                 </w:rPr>
-                <w:t xml:space="preserve">ghi nhận yêu cầu hỗ trợ (request PAYMENT chỉ xem và hỗ trợ Member gửi lại, BR-150).</w:t>
+                <w:t xml:space="preserve">ghi nhận yêu cầu hỗ trợ (request PAYMENT: tạo hộ, xem và bấm Remind giúp Member, không xử lý, BR-150).</w:t>
+              </w:r>
+            </w:ins>
+            <w:ins w:id="9195" w:author="Claude" w:date="2026-10-24T22:45:00Z">
+              <w:r>
+                <w:rPr>
+                  <w:sz w:val="18"/>
+                  <w:szCs w:val="18"/>
+                </w:rPr>
+                <w:t xml:space="preserve"> Nạp điểm hộ Member qua luồng Add points (BR-157); không tự tặng, trừ hay điều chỉnh điểm (BR-139).</w:t>
               </w:r>
             </w:ins>
           </w:p>
@@ -24936,13 +25555,13 @@
               </w:rPr>
               <w:t>Cùng quyền quầy (FrontDesk), quản lý danh mục gói, xem báo cáo hội viên, sửa hồ sơ/chuyên môn Coach, xử lý báo cáo ảnh đại diện, xem Audit Log đầy đủ.</w:t>
             </w:r>
-            <w:ins w:id="9194" w:author="Claude" w:date="2026-10-24T22:45:00Z">
+            <w:ins w:id="9198" w:author="Claude" w:date="2026-10-24T22:45:00Z">
               <w:r>
                 <w:rPr>
                   <w:sz w:val="18"/>
                   <w:szCs w:val="18"/>
                 </w:rPr>
-                <w:t xml:space="preserve"> Xử lý request PAYMENT: liên hệ Member qua điện thoại, ghi chú và ghi nhận chuyển khoản (BR-151).</w:t>
+                <w:t xml:space="preserve"> Xử lý request PAYMENT: liên hệ Member qua điện thoại, ghi chú và ghi nhận chuyển khoản (BR-151). Tặng điểm cho Member (người hoặc nhóm, kèm lý do, có Audit Log) theo BR-156.</w:t>
               </w:r>
             </w:ins>
           </w:p>
@@ -28394,7 +29013,7 @@
             <w:pPr>
               <w:spacing w:after="40"/>
             </w:pPr>
-            <w:del w:id="9195" w:author="Claude" w:date="2026-10-24T22:45:00Z">
+            <w:del w:id="9199" w:author="Claude" w:date="2026-10-24T22:45:00Z">
               <w:r>
                 <w:rPr>
                   <w:sz w:val="18"/>
@@ -28403,7 +29022,7 @@
                 <w:delText xml:space="preserve">Ghi nhận yêu cầu hỗ trợ của Member tại quầy,</w:delText>
               </w:r>
             </w:del>
-            <w:ins w:id="9196" w:author="Claude" w:date="2026-10-24T22:45:00Z">
+            <w:ins w:id="9200" w:author="Claude" w:date="2026-10-24T22:45:00Z">
               <w:r>
                 <w:rPr>
                   <w:sz w:val="18"/>
@@ -28419,16 +29038,16 @@
               </w:rPr>
               <w:t xml:space="preserve"> xem 50 yêu cầu gần nhất của một Member, phân công, cập nhật tiến độ và đóng yêu cầu (có Audit Log). Mọi nhân sự quầy đều được cập nhật hoặc đóng yêu cầu của người khác; đây là chủ đích, không có ràng buộc chỉ người được phân công.</w:t>
             </w:r>
-            <w:ins w:id="9197" w:author="Claude" w:date="2026-10-24T22:45:00Z">
+            <w:ins w:id="9201" w:author="Claude" w:date="2026-10-24T22:45:00Z">
               <w:r>
                 <w:rPr>
                   <w:sz w:val="18"/>
                   <w:szCs w:val="18"/>
                 </w:rPr>
-                <w:t xml:space="preserve"> Request PAYMENT: Member chọn hóa đơn đã thanh toán và đính kèm ảnh minh chứng, không nhập số tài khoản (BR-150); Receptionist chỉ xem và hỗ trợ Member gửi lại, không xử lý; Center Manager liên hệ Member qua điện thoại, ghi chú và ghi nhận chuyển khoản (BR-151); Member xác nhận đã nhận (BR-152).</w:t>
+                <w:t xml:space="preserve"> Request PAYMENT: Member chọn hóa đơn đã thanh toán và đính kèm ảnh minh chứng, không nhập số tài khoản (BR-150); Receptionist chỉ xem, tạo hộ và bấm Remind giúp Member, không xử lý; Center Manager liên hệ Member qua điện thoại, ghi chú và ghi nhận chuyển khoản (BR-151); Member xác nhận đã nhận (BR-152).</w:t>
               </w:r>
             </w:ins>
-            <w:ins w:id="9198" w:author="Claude" w:date="2026-10-24T22:45:00Z">
+            <w:ins w:id="9202" w:author="Claude" w:date="2026-10-24T22:45:00Z">
               <w:r>
                 <w:rPr>
                   <w:sz w:val="18"/>
@@ -28453,7 +29072,7 @@
             <w:pPr>
               <w:spacing w:after="40"/>
             </w:pPr>
-            <w:del w:id="9199" w:author="Claude" w:date="2026-10-24T22:45:00Z">
+            <w:del w:id="9203" w:author="Claude" w:date="2026-10-24T22:45:00Z">
               <w:r>
                 <w:rPr>
                   <w:sz w:val="18"/>
@@ -28462,7 +29081,7 @@
                 <w:delText xml:space="preserve">Receptionist, Center Manager</w:delText>
               </w:r>
             </w:del>
-            <w:ins w:id="9200" w:author="Claude" w:date="2026-10-24T22:45:00Z">
+            <w:ins w:id="9204" w:author="Claude" w:date="2026-10-24T22:45:00Z">
               <w:r>
                 <w:rPr>
                   <w:sz w:val="18"/>
@@ -28494,7 +29113,7 @@
               </w:rPr>
               <w:t>Đặc tả Lễ tân</w:t>
             </w:r>
-            <w:ins w:id="9201" w:author="Claude" w:date="2026-10-24T22:45:00Z">
+            <w:ins w:id="9205" w:author="Claude" w:date="2026-10-24T22:45:00Z">
               <w:r>
                 <w:rPr>
                   <w:sz w:val="18"/>
@@ -28526,7 +29145,7 @@
               </w:rPr>
               <w:t>GET/POST /api/member-support-requests</w:t>
             </w:r>
-            <w:ins w:id="9202" w:author="Claude" w:date="2026-10-24T22:45:00Z">
+            <w:ins w:id="9206" w:author="Claude" w:date="2026-10-24T22:45:00Z">
               <w:r>
                 <w:rPr>
                   <w:sz w:val="18"/>
@@ -28551,7 +29170,7 @@
             <w:pPr>
               <w:spacing w:after="40"/>
             </w:pPr>
-            <w:del w:id="9203" w:author="Claude" w:date="2026-10-24T22:45:00Z">
+            <w:del w:id="9207" w:author="Claude" w:date="2026-10-24T22:45:00Z">
               <w:r>
                 <w:rPr>
                   <w:sz w:val="18"/>
@@ -28560,7 +29179,7 @@
                 <w:delText xml:space="preserve">Đã có</w:delText>
               </w:r>
             </w:del>
-            <w:ins w:id="9204" w:author="Claude" w:date="2026-10-24T22:45:00Z">
+            <w:ins w:id="9208" w:author="Claude" w:date="2026-10-24T22:45:00Z">
               <w:r>
                 <w:rPr>
                   <w:sz w:val="18"/>
@@ -29058,7 +29677,7 @@
               </w:rPr>
               <w:t xml:space="preserve">Vé Gym 1 ngày: 50.000 VND, </w:t>
             </w:r>
-            <w:del w:id="9205" w:author="Claude" w:date="2026-10-24T22:45:00Z">
+            <w:del w:id="9209" w:author="Claude" w:date="2026-10-24T22:45:00Z">
               <w:r>
                 <w:rPr>
                   <w:sz w:val="18"/>
@@ -29067,7 +29686,7 @@
                 <w:delText xml:space="preserve">có hiệu lực trong ngày thanh toán (giờ Việt Nam), mỗi Member một vé còn hiệu lực mỗi ngày, không bán khi Gym đang đóng cửa.</w:delText>
               </w:r>
             </w:del>
-            <w:ins w:id="9206" w:author="Claude" w:date="2026-10-24T22:45:00Z">
+            <w:ins w:id="9210" w:author="Claude" w:date="2026-10-24T22:45:00Z">
               <w:r>
                 <w:rPr>
                   <w:sz w:val="18"/>
@@ -29076,7 +29695,7 @@
                 <w:t xml:space="preserve">chỉ bán từ 06:00 đến trước 22:00 giờ Việt Nam, hết hạn 22:00 cùng ngày mua; trong 60 phút cuối trước giờ đóng cửa 22:00 báo Member ngay lúc đặt ghi chú Gym đóng cửa; mỗi Member một vé còn hiệu lực mỗi ngày, không bán khi Gym đóng cửa vì sự cố; thanh toán thành công sau 22:00 không tự cấp vé (BR-88).</w:t>
               </w:r>
             </w:ins>
-            <w:ins w:id="9207" w:author="Claude" w:date="2026-10-24T22:45:00Z">
+            <w:ins w:id="9211" w:author="Claude" w:date="2026-10-24T22:45:00Z">
               <w:r>
                 <w:rPr>
                   <w:sz w:val="18"/>
@@ -29131,7 +29750,7 @@
               </w:rPr>
               <w:t>Quyết định chủ sản phẩm</w:t>
             </w:r>
-            <w:ins w:id="9208" w:author="Claude" w:date="2026-10-24T22:45:00Z">
+            <w:ins w:id="9212" w:author="Claude" w:date="2026-10-24T22:45:00Z">
               <w:r>
                 <w:rPr>
                   <w:sz w:val="18"/>
@@ -29163,7 +29782,7 @@
               </w:rPr>
               <w:t>Cùng endpoint checkout; hằng số DayPass.PackageId = 50000</w:t>
             </w:r>
-            <w:ins w:id="9209" w:author="Claude" w:date="2026-10-24T22:45:00Z">
+            <w:ins w:id="9213" w:author="Claude" w:date="2026-10-24T22:45:00Z">
               <w:r>
                 <w:rPr>
                   <w:sz w:val="18"/>
@@ -29188,7 +29807,7 @@
             <w:pPr>
               <w:spacing w:after="40"/>
             </w:pPr>
-            <w:del w:id="9210" w:author="Claude" w:date="2026-10-24T22:45:00Z">
+            <w:del w:id="9214" w:author="Claude" w:date="2026-10-24T22:45:00Z">
               <w:r>
                 <w:rPr>
                   <w:sz w:val="18"/>
@@ -29197,7 +29816,7 @@
                 <w:delText xml:space="preserve">Đã có</w:delText>
               </w:r>
             </w:del>
-            <w:ins w:id="9211" w:author="Claude" w:date="2026-10-24T22:45:00Z">
+            <w:ins w:id="9215" w:author="Claude" w:date="2026-10-24T22:45:00Z">
               <w:r>
                 <w:rPr>
                   <w:sz w:val="18"/>
@@ -29542,7 +30161,7 @@
             <w:pPr>
               <w:spacing w:after="40"/>
             </w:pPr>
-            <w:del w:id="9305" w:author="Claude" w:date="2026-10-24T22:45:00Z">
+            <w:del w:id="9332" w:author="Claude" w:date="2026-10-24T22:45:00Z">
               <w:r>
                 <w:rPr>
                   <w:sz w:val="18"/>
@@ -29551,7 +30170,7 @@
                 <w:delText xml:space="preserve">Gia hạn Membership đang Active thêm số ngày Gym đóng cửa do sự cố (không áp dụng vé ngày).</w:delText>
               </w:r>
             </w:del>
-            <w:ins w:id="9306" w:author="Claude" w:date="2026-10-24T22:45:00Z">
+            <w:ins w:id="9333" w:author="Claude" w:date="2026-10-24T22:45:00Z">
               <w:r>
                 <w:rPr>
                   <w:sz w:val="18"/>
@@ -29560,7 +30179,7 @@
                 <w:t xml:space="preserve">Center Manager tặng điểm cho Member khi Gym đóng cửa do sự cố, thay cho gia hạn Membership: tự nhập số điểm, chọn người hoặc nhóm nhận bằng bộ lọc (BR-130, BR-155).</w:t>
               </w:r>
             </w:ins>
-            <w:ins w:id="9307" w:author="Claude" w:date="2026-10-24T22:45:00Z">
+            <w:ins w:id="9334" w:author="Claude" w:date="2026-10-24T22:45:00Z">
               <w:r>
                 <w:t xml:space="preserve"> Cập nhật 25/10/2026 (quyết định bổ sung của nhóm: sự cố Gym tạm thời tặng điểm do Center Manager quyết định, thay cho gia hạn Membership).</w:t>
               </w:r>
@@ -29581,7 +30200,7 @@
             <w:pPr>
               <w:spacing w:after="40"/>
             </w:pPr>
-            <w:del w:id="9308" w:author="Claude" w:date="2026-10-24T22:45:00Z">
+            <w:del w:id="9335" w:author="Claude" w:date="2026-10-24T22:45:00Z">
               <w:r>
                 <w:rPr>
                   <w:sz w:val="18"/>
@@ -29590,7 +30209,7 @@
                 <w:delText xml:space="preserve">Hệ thống (Flow 2 gọi)</w:delText>
               </w:r>
             </w:del>
-            <w:ins w:id="9309" w:author="Claude" w:date="2026-10-24T22:45:00Z">
+            <w:ins w:id="9336" w:author="Claude" w:date="2026-10-24T22:45:00Z">
               <w:r>
                 <w:rPr>
                   <w:sz w:val="18"/>
@@ -29622,7 +30241,7 @@
               </w:rPr>
               <w:t>BR-130, 138</w:t>
             </w:r>
-            <w:ins w:id="9310" w:author="Claude" w:date="2026-10-24T22:45:00Z">
+            <w:ins w:id="9337" w:author="Claude" w:date="2026-10-24T22:45:00Z">
               <w:r>
                 <w:rPr>
                   <w:sz w:val="18"/>
@@ -29654,7 +30273,7 @@
               </w:rPr>
               <w:t>IMembershipClosureExtension</w:t>
             </w:r>
-            <w:ins w:id="9311" w:author="Claude" w:date="2026-10-24T22:45:00Z">
+            <w:ins w:id="9338" w:author="Claude" w:date="2026-10-24T22:45:00Z">
               <w:r>
                 <w:rPr>
                   <w:sz w:val="18"/>
@@ -29679,7 +30298,7 @@
             <w:pPr>
               <w:spacing w:after="40"/>
             </w:pPr>
-            <w:del w:id="9312" w:author="Claude" w:date="2026-10-24T22:45:00Z">
+            <w:del w:id="9339" w:author="Claude" w:date="2026-10-24T22:45:00Z">
               <w:r>
                 <w:rPr>
                   <w:sz w:val="18"/>
@@ -29688,7 +30307,7 @@
                 <w:delText xml:space="preserve">Đã có</w:delText>
               </w:r>
             </w:del>
-            <w:ins w:id="9313" w:author="Claude" w:date="2026-10-24T22:45:00Z">
+            <w:ins w:id="9340" w:author="Claude" w:date="2026-10-24T22:45:00Z">
               <w:r>
                 <w:rPr>
                   <w:sz w:val="18"/>
@@ -31297,7 +31916,7 @@
               </w:rPr>
               <w:t xml:space="preserve">Lưu UTC; ngày hiệu lực Membership tính theo ngày lịch Việt Nam, hai đầu inclusive; </w:t>
             </w:r>
-            <w:del w:id="9212" w:author="Claude" w:date="2026-10-24T22:45:00Z">
+            <w:del w:id="9216" w:author="Claude" w:date="2026-10-24T22:45:00Z">
               <w:r>
                 <w:rPr>
                   <w:sz w:val="18"/>
@@ -31306,7 +31925,7 @@
                 <w:delText xml:space="preserve">vé ngày hết hạn cuối ngày;</w:delText>
               </w:r>
             </w:del>
-            <w:ins w:id="9213" w:author="Claude" w:date="2026-10-24T22:45:00Z">
+            <w:ins w:id="9217" w:author="Claude" w:date="2026-10-24T22:45:00Z">
               <w:r>
                 <w:rPr>
                   <w:sz w:val="18"/>
@@ -31322,7 +31941,7 @@
               </w:rPr>
               <w:t xml:space="preserve"> job chạy mỗi 15 phút.</w:t>
             </w:r>
-            <w:ins w:id="9214" w:author="Claude" w:date="2026-10-24T22:45:00Z">
+            <w:ins w:id="9218" w:author="Claude" w:date="2026-10-24T22:45:00Z">
               <w:r>
                 <w:rPr>
                   <w:sz w:val="18"/>

--- a/docs/SportManagement_BusinessRules_v2.0_updated.docx
+++ b/docs/SportManagement_BusinessRules_v2.0_updated.docx
@@ -7563,8 +7563,26 @@
                 <w:sz w:val="18"/>
                 <w:szCs w:val="18"/>
               </w:rPr>
-              <w:t>Buổi PT mà Member đã đặt nhưng không tham gia và không hủy đúng hạn theo BR-76 được ghi nhận No-show và consume 1 PT session theo BR-77; hệ thống phải lưu lịch sử No-show. Buổi PT đã hủy đúng hạn không được tính là No-show. Trạng thái No-show không áp dụng cho buổi lớp nhóm.</w:t>
-            </w:r>
+              <w:t xml:space="preserve">Buổi PT mà Member đã đặt nhưng không tham gia và không hủy đúng hạn theo BR-76 được ghi nhận No-show và consume 1 PT session theo BR-77; hệ thống phải lưu lịch sử No-show. Buổi PT đã hủy đúng hạn không được tính là No-show. </w:t>
+            </w:r>
+            <w:del w:id="9412" w:author="Claude" w:date="2026-10-24T22:45:00Z">
+              <w:r>
+                <w:rPr>
+                  <w:sz w:val="18"/>
+                  <w:szCs w:val="18"/>
+                </w:rPr>
+                <w:delText xml:space="preserve">Trạng thái No-show không áp dụng cho buổi lớp nhóm.</w:delText>
+              </w:r>
+            </w:del>
+            <w:ins w:id="9413" w:author="Claude" w:date="2026-10-24T22:45:00Z">
+              <w:r>
+                <w:rPr>
+                  <w:sz w:val="18"/>
+                  <w:szCs w:val="18"/>
+                </w:rPr>
+                <w:t xml:space="preserve">Trạng thái No-show không áp dụng cho buổi lớp nhóm; lượt thuê sân có trạng thái No-show riêng theo BR-159 và không consume PT session.</w:t>
+              </w:r>
+            </w:ins>
           </w:p>
         </w:tc>
         <w:tc>
@@ -7677,6 +7695,15 @@
               </w:rPr>
               <w:t>Mỗi ghi danh (Enrollment) có tối đa một Attendance record cho mỗi buổi (Session). Trạng thái Attendance của buổi lớp nhóm là Present hoặc Absent; của buổi PT là Present, Absent hoặc No-show.</w:t>
             </w:r>
+            <w:ins w:id="9411" w:author="Claude" w:date="2026-10-24T22:45:00Z">
+              <w:r>
+                <w:rPr>
+                  <w:sz w:val="18"/>
+                  <w:szCs w:val="18"/>
+                </w:rPr>
+                <w:t xml:space="preserve"> Lượt thuê sân không dùng Attendance mà có trạng thái check-in riêng (BR-159).</w:t>
+              </w:r>
+            </w:ins>
           </w:p>
         </w:tc>
         <w:tc>
@@ -7782,13 +7809,29 @@
             <w:vAlign w:val="center"/>
           </w:tcPr>
           <w:p>
-            <w:r>
-              <w:rPr>
-                <w:sz w:val="18"/>
-                <w:szCs w:val="18"/>
-              </w:rPr>
-              <w:t>Receptionist chịu trách nhiệm ghi Present hoặc Absent cho từng học viên có ghi danh CONFIRMED trong buổi lớp nhóm (Cầu lông, Bóng rổ); được sửa bản ghi trong 24 giờ sau khi buổi kết thúc và mọi sửa đổi phải có Audit Log. Với lớp nhóm chỉ ghi điểm danh, không ghi kết quả tập luyện (BR-24). Coach không có quyền điểm danh lớp nhóm; Center Manager không mặc nhiên có quyền điểm danh.</w:t>
-            </w:r>
+            <w:del w:id="9408" w:author="Claude" w:date="2026-10-24T22:45:00Z">
+              <w:r>
+                <w:rPr>
+                  <w:sz w:val="18"/>
+                  <w:szCs w:val="18"/>
+                </w:rPr>
+                <w:delText xml:space="preserve">Receptionist chịu trách nhiệm ghi Present hoặc Absent cho từng học viên có ghi danh CONFIRMED trong buổi lớp nhóm (Cầu lông, Bóng rổ); được sửa bản ghi trong 24 giờ sau khi buổi kết thúc và mọi sửa đổi phải có Audit Log. Với lớp nhóm chỉ ghi điểm danh, không ghi kết quả tập luyện (BR-24). Coach không có quyền điểm danh lớp nhóm; Center Manager không mặc nhiên có quyền điểm danh.</w:delText>
+              </w:r>
+            </w:del>
+            <w:ins w:id="9409" w:author="Claude" w:date="2026-10-24T22:45:00Z">
+              <w:r>
+                <w:rPr>
+                  <w:sz w:val="18"/>
+                  <w:szCs w:val="18"/>
+                </w:rPr>
+                <w:t xml:space="preserve">Coach phụ trách lớp nhóm (Cầu lông, Bóng rổ) ghi Present hoặc Absent cho từng học viên có ghi danh CONFIRMED trong buổi lớp mình phụ trách; Coach được sửa bản ghi của mình trong 24 giờ sau khi buổi kết thúc. Khi Coach điểm danh sai và Member kiến nghị, Receptionist được chỉnh sửa bản ghi điểm danh đó; bắt buộc nhập lý do và ghi nhận Member đã kiến nghị. Receptionist chỉ chỉnh sửa theo kiến nghị, không điểm danh thay Coach. Mọi sửa đổi (của Coach hay Receptionist) phải có Audit Log gồm người sửa, giá trị cũ và mới, lý do và thời điểm. Với lớp nhóm chỉ ghi điểm danh, không ghi kết quả tập luyện (BR-24). Center Manager không mặc nhiên có quyền điểm danh.</w:t>
+              </w:r>
+            </w:ins>
+            <w:ins w:id="9410" w:author="Claude" w:date="2026-10-24T22:45:00Z">
+              <w:r>
+                <w:t xml:space="preserve"> Cập nhật 25/10/2026 (quyết định bổ sung của nhóm: Coach điểm danh lớp, Receptionist chỉnh khi Member kiến nghị; Receptionist đánh dấu check-in hoặc no-show lượt thuê sân; khung giờ thuê sân áp dụng cả khi Receptionist đặt hộ).</w:t>
+              </w:r>
+            </w:ins>
           </w:p>
         </w:tc>
         <w:tc>
@@ -10201,7 +10244,7 @@
                   <w:sz w:val="18"/>
                   <w:szCs w:val="18"/>
                 </w:rPr>
-                <w:t xml:space="preserve"> Với Member, chỉ hiển thị các khung giờ sân trong 3 ngày lịch tính từ ngày hiện tại (hôm nay và 2 ngày kế tiếp); ngày xa hơn không hiển thị và không đặt được. Quy tắc này chỉ áp dụng cho Member, không đổi Lịch sân của Center Manager và Receptionist (BR-131). Cập nhật 25/10/2026 (quyết định bổ sung của nhóm, chưa ghi trong Payment-Support-Workflow.md).</w:t>
+                <w:t xml:space="preserve"> Member tự thuê và Receptionist đặt hộ Member chỉ thuê sân trong khung giờ 06:00 đến trước 22:00 giờ Việt Nam (Asia/Ho_Chi_Minh); từ 22:00 đến 06:00 sáng hôm sau không thuê hoặc đặt hộ được sân. Với Member (và khi Receptionist đặt hộ), chỉ hiển thị và đặt được các khung giờ sân trong 3 ngày lịch tính từ ngày hiện tại (hôm nay và 2 ngày kế tiếp); cửa sổ ngày chuyển sang ngày mới lúc 06:00 sáng chứ không phải 00:00. Ví dụ từ 06:00 ngày 26 Member thuê được ngày 26, 27 và 28; từ 06:00 ngày 27 là ngày 27, 28 và 29; ngày xa hơn không hiển thị và không đặt được. Quy tắc này áp dụng cho cả Member tự thuê và Receptionist đặt hộ Member tại quầy (cùng khung giờ và cùng cửa sổ 3 ngày lịch); Lịch sân mà Center Manager và Receptionist xem (BR-131) không bị giới hạn bởi cửa sổ này. Cập nhật 25/10/2026 (quyết định bổ sung của nhóm, chưa ghi trong Payment-Support-Workflow.md).</w:t>
               </w:r>
             </w:ins>
           </w:p>
@@ -10443,7 +10486,7 @@
                   <w:sz w:val="18"/>
                   <w:szCs w:val="18"/>
                 </w:rPr>
-                <w:t xml:space="preserve">chỉ đặt được trong 3 ngày lịch tính từ ngày hiện tại (BR-126)</w:t>
+                <w:t xml:space="preserve">chỉ đặt được trong 3 ngày lịch tính từ ngày hiện tại và trong khung giờ 06:00 đến trước 22:00 (BR-126)</w:t>
               </w:r>
             </w:ins>
             <w:r>
@@ -10881,8 +10924,42 @@
                 <w:sz w:val="18"/>
                 <w:szCs w:val="18"/>
               </w:rPr>
-              <w:t>Center Manager và Receptionist xem Lịch sân (Court Schedule) theo ngày/tuần/Room; mỗi khung giờ hiển thị chủ thể sử dụng (lớp và Coach, PT và Coach, Member thuê, bảo trì). Với lớp nhóm và PT hiển thị danh sách học viên (họ tên, tình trạng điểm danh); với lượt thuê sân chỉ hiển thị Member đã thuê, không quản lý người đi cùng và không điểm danh (Receptionist và Coach không điểm danh cho lượt thuê sân). Coach chỉ xem Lịch sân liên quan đến lớp mình phụ trách.</w:t>
-            </w:r>
+              <w:t xml:space="preserve">Center Manager và Receptionist xem Lịch sân (Court Schedule) theo ngày/tuần/Room; mỗi khung giờ hiển thị chủ thể sử dụng (lớp và Coach, PT và Coach, Member thuê, bảo trì). Với lớp nhóm và PT hiển thị danh sách học viên (họ tên, tình trạng điểm danh); với lượt thuê sân chỉ hiển thị Member đã thuê, không quản lý người đi cùng </w:t>
+            </w:r>
+            <w:del w:id="9414" w:author="Claude" w:date="2026-10-24T22:45:00Z">
+              <w:r>
+                <w:rPr>
+                  <w:sz w:val="18"/>
+                  <w:szCs w:val="18"/>
+                </w:rPr>
+                <w:delText xml:space="preserve">và không điểm danh (Receptionist và Coach không điểm danh cho lượt thuê sân)</w:delText>
+              </w:r>
+            </w:del>
+            <w:ins w:id="9415" w:author="Claude" w:date="2026-10-24T22:45:00Z">
+              <w:r>
+                <w:rPr>
+                  <w:sz w:val="18"/>
+                  <w:szCs w:val="18"/>
+                </w:rPr>
+                <w:t xml:space="preserve">và không điểm danh người đi cùng; trạng thái check-in của lượt thuê do Receptionist đánh dấu (BR-159), Coach không đánh dấu</w:t>
+              </w:r>
+            </w:ins>
+            <w:r>
+              <w:rPr>
+                <w:sz w:val="18"/>
+                <w:szCs w:val="18"/>
+              </w:rPr>
+              <w:t xml:space="preserve">. Coach chỉ xem Lịch sân liên quan đến lớp mình phụ trách.</w:t>
+            </w:r>
+            <w:ins w:id="9416" w:author="Claude" w:date="2026-10-24T22:45:00Z">
+              <w:r>
+                <w:rPr>
+                  <w:sz w:val="18"/>
+                  <w:szCs w:val="18"/>
+                </w:rPr>
+                <w:t xml:space="preserve"> Cập nhật 25/10/2026 (quyết định bổ sung của nhóm: Coach điểm danh lớp, Receptionist chỉnh khi Member kiến nghị; Receptionist đánh dấu check-in hoặc no-show lượt thuê sân; khung giờ thuê sân áp dụng cả khi Receptionist đặt hộ).</w:t>
+              </w:r>
+            </w:ins>
           </w:p>
         </w:tc>
         <w:tc>
@@ -10946,6 +11023,154 @@
               </w:rPr>
               <w:t>Feedback giảng viên — liệt kê coach nắm sân nào ở thời điểm nào, thông tin học viên</w:t>
             </w:r>
+          </w:p>
+        </w:tc>
+      </w:tr>
+      <w:tr>
+        <w:trPr>
+          <w:cantSplit/>
+          <w:ins w:id="9424" w:author="Claude" w:date="2026-10-24T22:45:00Z"/>
+        </w:trPr>
+        <w:tc>
+          <w:tcPr>
+            <w:tcW w:w="900" w:type="dxa"/>
+            <w:tcMar>
+              <w:top w:w="60" w:type="dxa"/>
+              <w:left w:w="100" w:type="dxa"/>
+              <w:bottom w:w="60" w:type="dxa"/>
+              <w:right w:w="100" w:type="dxa"/>
+            </w:tcMar>
+            <w:vAlign w:val="center"/>
+          </w:tcPr>
+          <w:p>
+            <w:pPr>
+              <w:rPr>
+                <w:ins w:id="9425" w:author="Claude" w:date="2026-10-24T22:45:00Z"/>
+              </w:rPr>
+            </w:pPr>
+            <w:ins w:id="9426" w:author="Claude" w:date="2026-10-24T22:45:00Z">
+              <w:r>
+                <w:rPr>
+                  <w:b/>
+                  <w:bCs/>
+                  <w:sz w:val="18"/>
+                  <w:szCs w:val="18"/>
+                </w:rPr>
+                <w:t xml:space="preserve">BR-159</w:t>
+              </w:r>
+            </w:ins>
+          </w:p>
+        </w:tc>
+        <w:tc>
+          <w:tcPr>
+            <w:tcW w:w="5200" w:type="dxa"/>
+            <w:tcMar>
+              <w:top w:w="60" w:type="dxa"/>
+              <w:left w:w="100" w:type="dxa"/>
+              <w:bottom w:w="60" w:type="dxa"/>
+              <w:right w:w="100" w:type="dxa"/>
+            </w:tcMar>
+            <w:vAlign w:val="center"/>
+          </w:tcPr>
+          <w:p>
+            <w:pPr>
+              <w:rPr>
+                <w:ins w:id="9427" w:author="Claude" w:date="2026-10-24T22:45:00Z"/>
+              </w:rPr>
+            </w:pPr>
+            <w:ins w:id="9428" w:author="Claude" w:date="2026-10-24T22:45:00Z">
+              <w:r>
+                <w:rPr>
+                  <w:sz w:val="18"/>
+                  <w:szCs w:val="18"/>
+                </w:rPr>
+                <w:t xml:space="preserve">Mỗi lượt thuê sân CONFIRMED có trạng thái sử dụng: Chưa check-in (mặc định), Checked-in hoặc No-show. Chỉ Receptionist đánh dấu Checked-in hoặc No-show cho từng lượt thuê, tùy Member có đến hay không; Member, Coach và Center Manager không đánh dấu. Hết giờ thuê (giờ kết thúc của lượt) mà Receptionist chưa đánh dấu thì hệ thống tự động ghi No-show. Mỗi lần ghi lưu người ghi (hoặc System khi tự động) và thời điểm; việc sửa trạng thái đã ghi, kể cả No-show tự động, cần lý do và Audit Log. Trạng thái này chỉ để theo dõi sử dụng: No-show không đổi Invoice, không hoàn tiền hay điểm (BR-129) và không consume PT session (BR-20). Cập nhật 25/10/2026 (quyết định bổ sung của nhóm: Coach điểm danh lớp, Receptionist chỉnh khi Member kiến nghị; Receptionist đánh dấu check-in hoặc no-show lượt thuê sân; khung giờ thuê sân áp dụng cả khi Receptionist đặt hộ).</w:t>
+              </w:r>
+            </w:ins>
+          </w:p>
+        </w:tc>
+        <w:tc>
+          <w:tcPr>
+            <w:tcW w:w="1400" w:type="dxa"/>
+            <w:tcMar>
+              <w:top w:w="60" w:type="dxa"/>
+              <w:left w:w="100" w:type="dxa"/>
+              <w:bottom w:w="60" w:type="dxa"/>
+              <w:right w:w="100" w:type="dxa"/>
+            </w:tcMar>
+            <w:vAlign w:val="center"/>
+          </w:tcPr>
+          <w:p>
+            <w:pPr>
+              <w:rPr>
+                <w:ins w:id="9429" w:author="Claude" w:date="2026-10-24T22:45:00Z"/>
+              </w:rPr>
+            </w:pPr>
+            <w:ins w:id="9430" w:author="Claude" w:date="2026-10-24T22:45:00Z">
+              <w:r>
+                <w:rPr>
+                  <w:sz w:val="18"/>
+                  <w:szCs w:val="18"/>
+                </w:rPr>
+                <w:t xml:space="preserve">Ràng buộc</w:t>
+              </w:r>
+            </w:ins>
+          </w:p>
+        </w:tc>
+        <w:tc>
+          <w:tcPr>
+            <w:tcW w:w="1300" w:type="dxa"/>
+            <w:tcMar>
+              <w:top w:w="60" w:type="dxa"/>
+              <w:left w:w="100" w:type="dxa"/>
+              <w:bottom w:w="60" w:type="dxa"/>
+              <w:right w:w="100" w:type="dxa"/>
+            </w:tcMar>
+            <w:vAlign w:val="center"/>
+          </w:tcPr>
+          <w:p>
+            <w:pPr>
+              <w:rPr>
+                <w:ins w:id="9431" w:author="Claude" w:date="2026-10-24T22:45:00Z"/>
+              </w:rPr>
+            </w:pPr>
+            <w:ins w:id="9432" w:author="Claude" w:date="2026-10-24T22:45:00Z">
+              <w:r>
+                <w:rPr>
+                  <w:sz w:val="18"/>
+                  <w:szCs w:val="18"/>
+                </w:rPr>
+                <w:t xml:space="preserve">Động</w:t>
+              </w:r>
+            </w:ins>
+          </w:p>
+        </w:tc>
+        <w:tc>
+          <w:tcPr>
+            <w:tcW w:w="2400" w:type="dxa"/>
+            <w:tcMar>
+              <w:top w:w="60" w:type="dxa"/>
+              <w:left w:w="100" w:type="dxa"/>
+              <w:bottom w:w="60" w:type="dxa"/>
+              <w:right w:w="100" w:type="dxa"/>
+            </w:tcMar>
+            <w:vAlign w:val="center"/>
+          </w:tcPr>
+          <w:p>
+            <w:pPr>
+              <w:rPr>
+                <w:ins w:id="9433" w:author="Claude" w:date="2026-10-24T22:45:00Z"/>
+              </w:rPr>
+            </w:pPr>
+            <w:ins w:id="9434" w:author="Claude" w:date="2026-10-24T22:45:00Z">
+              <w:r>
+                <w:rPr>
+                  <w:sz w:val="18"/>
+                  <w:szCs w:val="18"/>
+                </w:rPr>
+                <w:t xml:space="preserve">Quyết định nhóm 25/10/2026 — check-in sân thuê và tự động No-show</w:t>
+              </w:r>
+            </w:ins>
           </w:p>
         </w:tc>
       </w:tr>
@@ -11411,8 +11636,42 @@
                 <w:sz w:val="18"/>
                 <w:szCs w:val="18"/>
               </w:rPr>
-              <w:t>Member được tự checkout gói cho chính mình; Receptionist được checkout thay cho một Member được chọn rõ ràng (kể cả có dùng điểm theo BR-139); Member tự checkout lượt thuê sân của chính mình. Hệ thống phải lưu riêng người thụ hưởng dịch vụ và người khởi tạo checkout. Center Manager được xem giao dịch và xử lý ngoại lệ nhưng System Administrator không mặc nhiên có quyền Payment hoặc Revenue.</w:t>
-            </w:r>
+              <w:t xml:space="preserve">Member được tự checkout gói cho chính mình; Receptionist được checkout thay cho một Member được chọn rõ ràng (kể cả có dùng điểm theo BR-139); </w:t>
+            </w:r>
+            <w:del w:id="9417" w:author="Claude" w:date="2026-10-24T22:45:00Z">
+              <w:r>
+                <w:rPr>
+                  <w:sz w:val="18"/>
+                  <w:szCs w:val="18"/>
+                </w:rPr>
+                <w:delText xml:space="preserve">Member tự checkout lượt thuê sân của chính mình.</w:delText>
+              </w:r>
+            </w:del>
+            <w:ins w:id="9418" w:author="Claude" w:date="2026-10-24T22:45:00Z">
+              <w:r>
+                <w:rPr>
+                  <w:sz w:val="18"/>
+                  <w:szCs w:val="18"/>
+                </w:rPr>
+                <w:t xml:space="preserve">Member tự checkout lượt thuê sân của chính mình; Receptionist cũng được đặt và checkout lượt thuê sân thay cho Member được chọn rõ ràng, theo cùng khung giờ và cửa sổ ngày của BR-126.</w:t>
+              </w:r>
+            </w:ins>
+            <w:r>
+              <w:rPr>
+                <w:sz w:val="18"/>
+                <w:szCs w:val="18"/>
+              </w:rPr>
+              <w:t xml:space="preserve"> Hệ thống phải lưu riêng người thụ hưởng dịch vụ và người khởi tạo checkout. Center Manager được xem giao dịch và xử lý ngoại lệ nhưng System Administrator không mặc nhiên có quyền Payment hoặc Revenue.</w:t>
+            </w:r>
+            <w:ins w:id="9419" w:author="Claude" w:date="2026-10-24T22:45:00Z">
+              <w:r>
+                <w:rPr>
+                  <w:sz w:val="18"/>
+                  <w:szCs w:val="18"/>
+                </w:rPr>
+                <w:t xml:space="preserve"> Cập nhật 25/10/2026 (quyết định bổ sung của nhóm: Coach điểm danh lớp, Receptionist chỉnh khi Member kiến nghị; Receptionist đánh dấu check-in hoặc no-show lượt thuê sân; khung giờ thuê sân áp dụng cả khi Receptionist đặt hộ).</w:t>
+              </w:r>
+            </w:ins>
           </w:p>
         </w:tc>
         <w:tc>
@@ -15908,6 +16167,154 @@
                   <w:szCs w:val="18"/>
                 </w:rPr>
                 <w:t xml:space="preserve">Quyết định nhóm 25/10/2026 — Receptionist nạp điểm hộ; giới hạn theo api-contract.md</w:t>
+              </w:r>
+            </w:ins>
+          </w:p>
+        </w:tc>
+      </w:tr>
+      <w:tr>
+        <w:trPr>
+          <w:cantSplit/>
+          <w:ins w:id="9397" w:author="Claude" w:date="2026-10-24T22:45:00Z"/>
+        </w:trPr>
+        <w:tc>
+          <w:tcPr>
+            <w:tcW w:w="900" w:type="dxa"/>
+            <w:tcMar>
+              <w:top w:w="60" w:type="dxa"/>
+              <w:left w:w="100" w:type="dxa"/>
+              <w:bottom w:w="60" w:type="dxa"/>
+              <w:right w:w="100" w:type="dxa"/>
+            </w:tcMar>
+            <w:vAlign w:val="center"/>
+          </w:tcPr>
+          <w:p>
+            <w:pPr>
+              <w:rPr>
+                <w:ins w:id="9398" w:author="Claude" w:date="2026-10-24T22:45:00Z"/>
+              </w:rPr>
+            </w:pPr>
+            <w:ins w:id="9399" w:author="Claude" w:date="2026-10-24T22:45:00Z">
+              <w:r>
+                <w:rPr>
+                  <w:b/>
+                  <w:bCs/>
+                  <w:sz w:val="18"/>
+                  <w:szCs w:val="18"/>
+                </w:rPr>
+                <w:t xml:space="preserve">BR-158</w:t>
+              </w:r>
+            </w:ins>
+          </w:p>
+        </w:tc>
+        <w:tc>
+          <w:tcPr>
+            <w:tcW w:w="5200" w:type="dxa"/>
+            <w:tcMar>
+              <w:top w:w="60" w:type="dxa"/>
+              <w:left w:w="100" w:type="dxa"/>
+              <w:bottom w:w="60" w:type="dxa"/>
+              <w:right w:w="100" w:type="dxa"/>
+            </w:tcMar>
+            <w:vAlign w:val="center"/>
+          </w:tcPr>
+          <w:p>
+            <w:pPr>
+              <w:rPr>
+                <w:ins w:id="9400" w:author="Claude" w:date="2026-10-24T22:45:00Z"/>
+              </w:rPr>
+            </w:pPr>
+            <w:ins w:id="9401" w:author="Claude" w:date="2026-10-24T22:45:00Z">
+              <w:r>
+                <w:rPr>
+                  <w:sz w:val="18"/>
+                  <w:szCs w:val="18"/>
+                </w:rPr>
+                <w:t xml:space="preserve">Khi Gym đóng cửa tạm thời vì sự cố (BR-130): (a) không bán thêm Gym day pass trong thời gian đóng, yêu cầu mua vé bị từ chối 409 gym_closed_today; (b) không cho check-in trong thời gian đóng, kể cả Member đã mua vé, hệ thống trả 409 gym_closed; (c) vé đã mua vẫn hết hạn lúc 22:00 cùng ngày (BR-145), không được gia hạn và không được hoàn bằng điểm qua luồng hoàn hiện có; (d) Center Manager có thể gửi thông báo email (BR-138) cho những Member đã mua day pass vào ngày xảy ra sự cố; nếu Member đồng ý nhận điểm thì Center Manager tặng điểm theo BR-155 và BR-156, nếu không thì Member gửi Support Request (BR-147). Cập nhật 25/10/2026 (quyết định bổ sung của nhóm: Gym day pass khi Gym đóng vì sự cố).</w:t>
+              </w:r>
+            </w:ins>
+          </w:p>
+        </w:tc>
+        <w:tc>
+          <w:tcPr>
+            <w:tcW w:w="1400" w:type="dxa"/>
+            <w:tcMar>
+              <w:top w:w="60" w:type="dxa"/>
+              <w:left w:w="100" w:type="dxa"/>
+              <w:bottom w:w="60" w:type="dxa"/>
+              <w:right w:w="100" w:type="dxa"/>
+            </w:tcMar>
+            <w:vAlign w:val="center"/>
+          </w:tcPr>
+          <w:p>
+            <w:pPr>
+              <w:rPr>
+                <w:ins w:id="9402" w:author="Claude" w:date="2026-10-24T22:45:00Z"/>
+              </w:rPr>
+            </w:pPr>
+            <w:ins w:id="9403" w:author="Claude" w:date="2026-10-24T22:45:00Z">
+              <w:r>
+                <w:rPr>
+                  <w:sz w:val="18"/>
+                  <w:szCs w:val="18"/>
+                </w:rPr>
+                <w:t xml:space="preserve">Ràng buộc</w:t>
+              </w:r>
+            </w:ins>
+          </w:p>
+        </w:tc>
+        <w:tc>
+          <w:tcPr>
+            <w:tcW w:w="1300" w:type="dxa"/>
+            <w:tcMar>
+              <w:top w:w="60" w:type="dxa"/>
+              <w:left w:w="100" w:type="dxa"/>
+              <w:bottom w:w="60" w:type="dxa"/>
+              <w:right w:w="100" w:type="dxa"/>
+            </w:tcMar>
+            <w:vAlign w:val="center"/>
+          </w:tcPr>
+          <w:p>
+            <w:pPr>
+              <w:rPr>
+                <w:ins w:id="9404" w:author="Claude" w:date="2026-10-24T22:45:00Z"/>
+              </w:rPr>
+            </w:pPr>
+            <w:ins w:id="9405" w:author="Claude" w:date="2026-10-24T22:45:00Z">
+              <w:r>
+                <w:rPr>
+                  <w:sz w:val="18"/>
+                  <w:szCs w:val="18"/>
+                </w:rPr>
+                <w:t xml:space="preserve">Động</w:t>
+              </w:r>
+            </w:ins>
+          </w:p>
+        </w:tc>
+        <w:tc>
+          <w:tcPr>
+            <w:tcW w:w="2400" w:type="dxa"/>
+            <w:tcMar>
+              <w:top w:w="60" w:type="dxa"/>
+              <w:left w:w="100" w:type="dxa"/>
+              <w:bottom w:w="60" w:type="dxa"/>
+              <w:right w:w="100" w:type="dxa"/>
+            </w:tcMar>
+            <w:vAlign w:val="center"/>
+          </w:tcPr>
+          <w:p>
+            <w:pPr>
+              <w:rPr>
+                <w:ins w:id="9406" w:author="Claude" w:date="2026-10-24T22:45:00Z"/>
+              </w:rPr>
+            </w:pPr>
+            <w:ins w:id="9407" w:author="Claude" w:date="2026-10-24T22:45:00Z">
+              <w:r>
+                <w:rPr>
+                  <w:sz w:val="18"/>
+                  <w:szCs w:val="18"/>
+                </w:rPr>
+                <w:t xml:space="preserve">Quyết định nhóm 25/10/2026 — Gym day pass khi Gym đóng vì sự cố; mã lỗi theo Payment-Support-Workflow.md và api-contract.md</w:t>
               </w:r>
             </w:ins>
           </w:p>
@@ -21783,6 +22190,15 @@
               </w:rPr>
               <w:t>Center Manager (theo câu trả lời mới nhất; feedback gốc ghi "admin") — nếu muốn System Administrator thì sửa BR-106 và BR-39</w:t>
             </w:r>
+            <w:ins w:id="9374" w:author="Claude" w:date="2026-10-24T22:45:00Z">
+              <w:r>
+                <w:rPr>
+                  <w:sz w:val="18"/>
+                  <w:szCs w:val="18"/>
+                </w:rPr>
+                <w:t xml:space="preserve"> — đã chốt 25/10/2026</w:t>
+              </w:r>
+            </w:ins>
           </w:p>
         </w:tc>
         <w:tc>
@@ -21797,13 +22213,24 @@
             <w:vAlign w:val="center"/>
           </w:tcPr>
           <w:p>
-            <w:r>
-              <w:rPr>
-                <w:sz w:val="18"/>
-                <w:szCs w:val="18"/>
-              </w:rPr>
-              <w:t>Nhóm</w:t>
-            </w:r>
+            <w:del w:id="9375" w:author="Claude" w:date="2026-10-24T22:45:00Z">
+              <w:r>
+                <w:rPr>
+                  <w:sz w:val="18"/>
+                  <w:szCs w:val="18"/>
+                </w:rPr>
+                <w:delText xml:space="preserve">Nhóm</w:delText>
+              </w:r>
+            </w:del>
+            <w:ins w:id="9376" w:author="Claude" w:date="2026-10-24T22:45:00Z">
+              <w:r>
+                <w:rPr>
+                  <w:sz w:val="18"/>
+                  <w:szCs w:val="18"/>
+                </w:rPr>
+                <w:t xml:space="preserve">Đã chốt</w:t>
+              </w:r>
+            </w:ins>
           </w:p>
         </w:tc>
       </w:tr>
@@ -21968,7 +22395,7 @@
                   <w:sz w:val="18"/>
                   <w:szCs w:val="18"/>
                 </w:rPr>
-                <w:t xml:space="preserve">3 ngày lịch tính từ ngày hiện tại, chỉ hiển thị cho Member (BR-126, BR-128) — cập nhật 25/10/2026</w:t>
+                <w:t xml:space="preserve">3 ngày lịch tính từ ngày hiện tại, áp dụng cho Member tự thuê và Receptionist đặt hộ; chỉ thuê trong khung 06:00 đến trước 22:00, ngày mới mở lúc 06:00 (BR-126, BR-128) — cập nhật 25/10/2026</w:t>
               </w:r>
             </w:ins>
           </w:p>
@@ -22167,6 +22594,15 @@
               </w:rPr>
               <w:t>Có — theo đúng đề bài, khác BR-97 cũ (BR-97)</w:t>
             </w:r>
+            <w:ins w:id="9377" w:author="Claude" w:date="2026-10-24T22:45:00Z">
+              <w:r>
+                <w:rPr>
+                  <w:sz w:val="18"/>
+                  <w:szCs w:val="18"/>
+                </w:rPr>
+                <w:t xml:space="preserve"> — đã chốt 25/10/2026</w:t>
+              </w:r>
+            </w:ins>
           </w:p>
         </w:tc>
         <w:tc>
@@ -22181,13 +22617,24 @@
             <w:vAlign w:val="center"/>
           </w:tcPr>
           <w:p>
-            <w:r>
-              <w:rPr>
-                <w:sz w:val="18"/>
-                <w:szCs w:val="18"/>
-              </w:rPr>
-              <w:t>Nhóm</w:t>
-            </w:r>
+            <w:del w:id="9378" w:author="Claude" w:date="2026-10-24T22:45:00Z">
+              <w:r>
+                <w:rPr>
+                  <w:sz w:val="18"/>
+                  <w:szCs w:val="18"/>
+                </w:rPr>
+                <w:delText xml:space="preserve">Nhóm</w:delText>
+              </w:r>
+            </w:del>
+            <w:ins w:id="9379" w:author="Claude" w:date="2026-10-24T22:45:00Z">
+              <w:r>
+                <w:rPr>
+                  <w:sz w:val="18"/>
+                  <w:szCs w:val="18"/>
+                </w:rPr>
+                <w:t xml:space="preserve">Đã chốt</w:t>
+              </w:r>
+            </w:ins>
           </w:p>
         </w:tc>
       </w:tr>
@@ -22330,13 +22777,24 @@
             <w:vAlign w:val="center"/>
           </w:tcPr>
           <w:p>
-            <w:r>
-              <w:rPr>
-                <w:sz w:val="18"/>
-                <w:szCs w:val="18"/>
-              </w:rPr>
-              <w:t>Hoãn, chưa có rule (theo yêu cầu "bỏ qua phần này trước")</w:t>
-            </w:r>
+            <w:del w:id="9380" w:author="Claude" w:date="2026-10-24T22:45:00Z">
+              <w:r>
+                <w:rPr>
+                  <w:sz w:val="18"/>
+                  <w:szCs w:val="18"/>
+                </w:rPr>
+                <w:delText xml:space="preserve">Hoãn, chưa có rule (theo yêu cầu "bỏ qua phần này trước")</w:delText>
+              </w:r>
+            </w:del>
+            <w:ins w:id="9381" w:author="Claude" w:date="2026-10-24T22:45:00Z">
+              <w:r>
+                <w:rPr>
+                  <w:sz w:val="18"/>
+                  <w:szCs w:val="18"/>
+                </w:rPr>
+                <w:t xml:space="preserve">Bù quyền lợi khi sự cố, đã chốt 25/10/2026: buổi lớp dời hoặc bù vào lịch tiếp theo (BR-54); thuê sân hoàn 100%, Member chọn điểm hoặc Support Request (BR-130, BR-154); Membership Gym không bù thêm ngày mà Center Manager tặng điểm (BR-155, BR-156); Gym day pass không bán và không check-in khi Gym đóng, vé vẫn hết hạn 22:00 và không hoàn tự động, Center Manager email báo người bị ảnh hưởng rồi tặng điểm nếu họ đồng ý, nếu không thì Member gửi Support Request (BR-158)</w:t>
+              </w:r>
+            </w:ins>
           </w:p>
         </w:tc>
         <w:tc>
@@ -22351,13 +22809,138 @@
             <w:vAlign w:val="center"/>
           </w:tcPr>
           <w:p>
-            <w:r>
-              <w:rPr>
-                <w:sz w:val="18"/>
-                <w:szCs w:val="18"/>
-              </w:rPr>
-              <w:t>Nhóm</w:t>
-            </w:r>
+            <w:del w:id="9382" w:author="Claude" w:date="2026-10-24T22:45:00Z">
+              <w:r>
+                <w:rPr>
+                  <w:sz w:val="18"/>
+                  <w:szCs w:val="18"/>
+                </w:rPr>
+                <w:delText xml:space="preserve">Nhóm</w:delText>
+              </w:r>
+            </w:del>
+            <w:ins w:id="9383" w:author="Claude" w:date="2026-10-24T22:45:00Z">
+              <w:r>
+                <w:rPr>
+                  <w:sz w:val="18"/>
+                  <w:szCs w:val="18"/>
+                </w:rPr>
+                <w:t xml:space="preserve">Đã chốt</w:t>
+              </w:r>
+            </w:ins>
+          </w:p>
+        </w:tc>
+      </w:tr>
+      <w:tr>
+        <w:trPr>
+          <w:cantSplit/>
+          <w:del w:id="9384" w:author="Claude" w:date="2026-10-24T22:45:00Z"/>
+        </w:trPr>
+        <w:tc>
+          <w:tcPr>
+            <w:tcW w:w="500" w:type="dxa"/>
+            <w:tcMar>
+              <w:top w:w="60" w:type="dxa"/>
+              <w:left w:w="100" w:type="dxa"/>
+              <w:bottom w:w="60" w:type="dxa"/>
+              <w:right w:w="100" w:type="dxa"/>
+            </w:tcMar>
+            <w:vAlign w:val="center"/>
+          </w:tcPr>
+          <w:p>
+            <w:pPr>
+              <w:rPr>
+                <w:del w:id="9385" w:author="Claude" w:date="2026-10-24T22:45:00Z"/>
+              </w:rPr>
+            </w:pPr>
+            <w:del w:id="9386" w:author="Claude" w:date="2026-10-24T22:45:00Z">
+              <w:r>
+                <w:delText xml:space="preserve">12</w:delText>
+              </w:r>
+            </w:del>
+          </w:p>
+        </w:tc>
+        <w:tc>
+          <w:tcPr>
+            <w:tcW w:w="3600" w:type="dxa"/>
+            <w:tcMar>
+              <w:top w:w="60" w:type="dxa"/>
+              <w:left w:w="100" w:type="dxa"/>
+              <w:bottom w:w="60" w:type="dxa"/>
+              <w:right w:w="100" w:type="dxa"/>
+            </w:tcMar>
+            <w:vAlign w:val="center"/>
+          </w:tcPr>
+          <w:p>
+            <w:pPr>
+              <w:rPr>
+                <w:del w:id="9387" w:author="Claude" w:date="2026-10-24T22:45:00Z"/>
+              </w:rPr>
+            </w:pPr>
+            <w:del w:id="9388" w:author="Claude" w:date="2026-10-24T22:45:00Z">
+              <w:r>
+                <w:rPr>
+                  <w:sz w:val="18"/>
+                  <w:szCs w:val="18"/>
+                </w:rPr>
+                <w:delText xml:space="preserve">Mỗi lớp có đúng một gói lớp (một giá)</w:delText>
+              </w:r>
+            </w:del>
+          </w:p>
+        </w:tc>
+        <w:tc>
+          <w:tcPr>
+            <w:tcW w:w="3800" w:type="dxa"/>
+            <w:tcMar>
+              <w:top w:w="60" w:type="dxa"/>
+              <w:left w:w="100" w:type="dxa"/>
+              <w:bottom w:w="60" w:type="dxa"/>
+              <w:right w:w="100" w:type="dxa"/>
+            </w:tcMar>
+            <w:vAlign w:val="center"/>
+          </w:tcPr>
+          <w:p>
+            <w:pPr>
+              <w:rPr>
+                <w:del w:id="9389" w:author="Claude" w:date="2026-10-24T22:45:00Z"/>
+              </w:rPr>
+            </w:pPr>
+            <w:del w:id="9390" w:author="Claude" w:date="2026-10-24T22:45:00Z">
+              <w:r>
+                <w:rPr>
+                  <w:sz w:val="18"/>
+                  <w:szCs w:val="18"/>
+                </w:rPr>
+                <w:delText xml:space="preserve">Một Class : một ClassPackage (BR-110)</w:delText>
+              </w:r>
+            </w:del>
+          </w:p>
+        </w:tc>
+        <w:tc>
+          <w:tcPr>
+            <w:tcW w:w="1500" w:type="dxa"/>
+            <w:tcMar>
+              <w:top w:w="60" w:type="dxa"/>
+              <w:left w:w="100" w:type="dxa"/>
+              <w:bottom w:w="60" w:type="dxa"/>
+              <w:right w:w="100" w:type="dxa"/>
+            </w:tcMar>
+            <w:vAlign w:val="center"/>
+          </w:tcPr>
+          <w:p>
+            <w:pPr>
+              <w:rPr>
+                <w:del w:id="9391" w:author="Claude" w:date="2026-10-24T22:45:00Z"/>
+              </w:rPr>
+            </w:pPr>
+            <w:del w:id="9392" w:author="Claude" w:date="2026-10-24T22:45:00Z">
+              <w:r>
+                <w:rPr>
+                  <w:sz w:val="18"/>
+                  <w:szCs w:val="18"/>
+                </w:rPr>
+                <w:delText xml:space="preserve">Nhóm</w:delText>
+              </w:r>
+            </w:del>
           </w:p>
         </w:tc>
       </w:tr>
@@ -22377,9 +22960,16 @@
             <w:vAlign w:val="center"/>
           </w:tcPr>
           <w:p>
-            <w:r>
-              <w:t>12</w:t>
-            </w:r>
+            <w:del w:id="9393" w:author="Claude" w:date="2026-10-24T22:45:00Z">
+              <w:r>
+                <w:delText xml:space="preserve">13</w:delText>
+              </w:r>
+            </w:del>
+            <w:ins w:id="9394" w:author="Claude" w:date="2026-10-24T22:45:00Z">
+              <w:r>
+                <w:t xml:space="preserve">12</w:t>
+              </w:r>
+            </w:ins>
           </w:p>
         </w:tc>
         <w:tc>
@@ -22399,7 +22989,7 @@
                 <w:sz w:val="18"/>
                 <w:szCs w:val="18"/>
               </w:rPr>
-              <w:t>Mỗi lớp có đúng một gói lớp (một giá)</w:t>
+              <w:t>Người đi cùng khi Member thuê sân</w:t>
             </w:r>
           </w:p>
         </w:tc>
@@ -22420,7 +23010,32 @@
                 <w:sz w:val="18"/>
                 <w:szCs w:val="18"/>
               </w:rPr>
-              <w:t>Một Class : một ClassPackage (BR-110)</w:t>
+              <w:t xml:space="preserve">Không khai báo, </w:t>
+            </w:r>
+            <w:del w:id="9420" w:author="Claude" w:date="2026-10-24T22:45:00Z">
+              <w:r>
+                <w:rPr>
+                  <w:sz w:val="18"/>
+                  <w:szCs w:val="18"/>
+                </w:rPr>
+                <w:delText xml:space="preserve">không quản lý, không điểm danh, không giới hạn số người (BR-128, BR-131)</w:delText>
+              </w:r>
+            </w:del>
+            <w:ins w:id="9421" w:author="Claude" w:date="2026-10-24T22:45:00Z">
+              <w:r>
+                <w:rPr>
+                  <w:sz w:val="18"/>
+                  <w:szCs w:val="18"/>
+                </w:rPr>
+                <w:t xml:space="preserve">không quản lý, không điểm danh người đi cùng, không giới hạn số người (BR-128, BR-131); trạng thái check-in của lượt thuê do Receptionist đánh dấu (BR-159)</w:t>
+              </w:r>
+            </w:ins>
+            <w:r>
+              <w:rPr>
+                <w:sz w:val="18"/>
+                <w:szCs w:val="18"/>
+              </w:rPr>
+              <w:t xml:space="preserve"> — đã chốt</w:t>
             </w:r>
           </w:p>
         </w:tc>
@@ -22441,7 +23056,7 @@
                 <w:sz w:val="18"/>
                 <w:szCs w:val="18"/>
               </w:rPr>
-              <w:t>Nhóm</w:t>
+              <w:t>Đã chốt</w:t>
             </w:r>
           </w:p>
         </w:tc>
@@ -22462,94 +23077,16 @@
             <w:vAlign w:val="center"/>
           </w:tcPr>
           <w:p>
-            <w:r>
-              <w:t>13</w:t>
-            </w:r>
-          </w:p>
-        </w:tc>
-        <w:tc>
-          <w:tcPr>
-            <w:tcW w:w="3600" w:type="dxa"/>
-            <w:tcMar>
-              <w:top w:w="60" w:type="dxa"/>
-              <w:left w:w="100" w:type="dxa"/>
-              <w:bottom w:w="60" w:type="dxa"/>
-              <w:right w:w="100" w:type="dxa"/>
-            </w:tcMar>
-            <w:vAlign w:val="center"/>
-          </w:tcPr>
-          <w:p>
-            <w:r>
-              <w:rPr>
-                <w:sz w:val="18"/>
-                <w:szCs w:val="18"/>
-              </w:rPr>
-              <w:t>Người đi cùng khi Member thuê sân</w:t>
-            </w:r>
-          </w:p>
-        </w:tc>
-        <w:tc>
-          <w:tcPr>
-            <w:tcW w:w="3800" w:type="dxa"/>
-            <w:tcMar>
-              <w:top w:w="60" w:type="dxa"/>
-              <w:left w:w="100" w:type="dxa"/>
-              <w:bottom w:w="60" w:type="dxa"/>
-              <w:right w:w="100" w:type="dxa"/>
-            </w:tcMar>
-            <w:vAlign w:val="center"/>
-          </w:tcPr>
-          <w:p>
-            <w:r>
-              <w:rPr>
-                <w:sz w:val="18"/>
-                <w:szCs w:val="18"/>
-              </w:rPr>
-              <w:t>Không khai báo, không quản lý, không điểm danh, không giới hạn số người (BR-128, BR-131) — đã chốt</w:t>
-            </w:r>
-          </w:p>
-        </w:tc>
-        <w:tc>
-          <w:tcPr>
-            <w:tcW w:w="1500" w:type="dxa"/>
-            <w:tcMar>
-              <w:top w:w="60" w:type="dxa"/>
-              <w:left w:w="100" w:type="dxa"/>
-              <w:bottom w:w="60" w:type="dxa"/>
-              <w:right w:w="100" w:type="dxa"/>
-            </w:tcMar>
-            <w:vAlign w:val="center"/>
-          </w:tcPr>
-          <w:p>
-            <w:r>
-              <w:rPr>
-                <w:sz w:val="18"/>
-                <w:szCs w:val="18"/>
-              </w:rPr>
-              <w:t>Đã chốt</w:t>
-            </w:r>
-          </w:p>
-        </w:tc>
-      </w:tr>
-      <w:tr>
-        <w:trPr>
-          <w:cantSplit/>
-        </w:trPr>
-        <w:tc>
-          <w:tcPr>
-            <w:tcW w:w="500" w:type="dxa"/>
-            <w:tcMar>
-              <w:top w:w="60" w:type="dxa"/>
-              <w:left w:w="100" w:type="dxa"/>
-              <w:bottom w:w="60" w:type="dxa"/>
-              <w:right w:w="100" w:type="dxa"/>
-            </w:tcMar>
-            <w:vAlign w:val="center"/>
-          </w:tcPr>
-          <w:p>
-            <w:r>
-              <w:t>14</w:t>
-            </w:r>
+            <w:del w:id="9395" w:author="Claude" w:date="2026-10-24T22:45:00Z">
+              <w:r>
+                <w:delText xml:space="preserve">14</w:delText>
+              </w:r>
+            </w:del>
+            <w:ins w:id="9396" w:author="Claude" w:date="2026-10-24T22:45:00Z">
+              <w:r>
+                <w:t xml:space="preserve">13</w:t>
+              </w:r>
+            </w:ins>
           </w:p>
         </w:tc>
         <w:tc>
@@ -22640,7 +23177,7 @@
             </w:pPr>
             <w:ins w:id="9141" w:author="Claude" w:date="2026-10-24T22:45:00Z">
               <w:r>
-                <w:t xml:space="preserve">15</w:t>
+                <w:t xml:space="preserve">14</w:t>
               </w:r>
             </w:ins>
           </w:p>
@@ -22754,7 +23291,7 @@
             </w:pPr>
             <w:ins w:id="9150" w:author="Claude" w:date="2026-10-24T22:45:00Z">
               <w:r>
-                <w:t xml:space="preserve">16</w:t>
+                <w:t xml:space="preserve">15</w:t>
               </w:r>
             </w:ins>
           </w:p>
@@ -22868,7 +23405,7 @@
             </w:pPr>
             <w:ins w:id="9159" w:author="Claude" w:date="2026-10-24T22:45:00Z">
               <w:r>
-                <w:t xml:space="preserve">17</w:t>
+                <w:t xml:space="preserve">16</w:t>
               </w:r>
             </w:ins>
           </w:p>
@@ -22982,7 +23519,7 @@
             </w:pPr>
             <w:ins w:id="9168" w:author="Claude" w:date="2026-10-24T22:45:00Z">
               <w:r>
-                <w:t xml:space="preserve">18</w:t>
+                <w:t xml:space="preserve">17</w:t>
               </w:r>
             </w:ins>
           </w:p>
@@ -23096,7 +23633,7 @@
             </w:pPr>
             <w:ins w:id="9177" w:author="Claude" w:date="2026-10-24T22:45:00Z">
               <w:r>
-                <w:t xml:space="preserve">19</w:t>
+                <w:t xml:space="preserve">18</w:t>
               </w:r>
             </w:ins>
           </w:p>
@@ -23210,7 +23747,7 @@
             </w:pPr>
             <w:ins w:id="9186" w:author="Claude" w:date="2026-10-24T22:45:00Z">
               <w:r>
-                <w:t xml:space="preserve">20</w:t>
+                <w:t xml:space="preserve">19</w:t>
               </w:r>
             </w:ins>
           </w:p>
@@ -23324,7 +23861,7 @@
             </w:pPr>
             <w:ins w:id="9266" w:author="Claude" w:date="2026-10-24T22:45:00Z">
               <w:r>
-                <w:t xml:space="preserve">21</w:t>
+                <w:t xml:space="preserve">20</w:t>
               </w:r>
             </w:ins>
           </w:p>
@@ -23438,7 +23975,7 @@
             </w:pPr>
             <w:ins w:id="9275" w:author="Claude" w:date="2026-10-24T22:45:00Z">
               <w:r>
-                <w:t xml:space="preserve">22</w:t>
+                <w:t xml:space="preserve">21</w:t>
               </w:r>
             </w:ins>
           </w:p>
@@ -23552,7 +24089,7 @@
             </w:pPr>
             <w:ins w:id="9284" w:author="Claude" w:date="2026-10-24T22:45:00Z">
               <w:r>
-                <w:t xml:space="preserve">23</w:t>
+                <w:t xml:space="preserve">22</w:t>
               </w:r>
             </w:ins>
           </w:p>
@@ -23666,7 +24203,7 @@
             </w:pPr>
             <w:ins w:id="9293" w:author="Claude" w:date="2026-10-24T22:45:00Z">
               <w:r>
-                <w:t xml:space="preserve">24</w:t>
+                <w:t xml:space="preserve">23</w:t>
               </w:r>
             </w:ins>
           </w:p>
@@ -23780,7 +24317,7 @@
             </w:pPr>
             <w:ins w:id="9302" w:author="Claude" w:date="2026-10-24T22:45:00Z">
               <w:r>
-                <w:t xml:space="preserve">25</w:t>
+                <w:t xml:space="preserve">24</w:t>
               </w:r>
             </w:ins>
           </w:p>
@@ -23894,7 +24431,7 @@
             </w:pPr>
             <w:ins w:id="9311" w:author="Claude" w:date="2026-10-24T22:45:00Z">
               <w:r>
-                <w:t xml:space="preserve">26</w:t>
+                <w:t xml:space="preserve">25</w:t>
               </w:r>
             </w:ins>
           </w:p>
@@ -25502,6 +26039,15 @@
                 <w:t xml:space="preserve"> Nạp điểm hộ Member qua luồng Add points (BR-157); không tự tặng, trừ hay điều chỉnh điểm (BR-139).</w:t>
               </w:r>
             </w:ins>
+            <w:ins w:id="9423" w:author="Claude" w:date="2026-10-24T22:45:00Z">
+              <w:r>
+                <w:rPr>
+                  <w:sz w:val="18"/>
+                  <w:szCs w:val="18"/>
+                </w:rPr>
+                <w:t xml:space="preserve"> Chỉnh sửa điểm danh lớp khi Coach ghi sai và Member kiến nghị (BR-98); đặt hộ lượt thuê sân cho Member (BR-126) và đánh dấu check-in hoặc no-show cho lượt thuê (BR-159).</w:t>
+              </w:r>
+            </w:ins>
           </w:p>
         </w:tc>
       </w:tr>
@@ -25670,6 +26216,15 @@
               </w:rPr>
               <w:t>Chỉ đọc hồ sơ/gói/hồ sơ tập luyện của Member đang có quan hệ huấn luyện Active; tự quản lý hồ sơ cá nhân của mình.</w:t>
             </w:r>
+            <w:ins w:id="9422" w:author="Claude" w:date="2026-10-24T22:45:00Z">
+              <w:r>
+                <w:rPr>
+                  <w:sz w:val="18"/>
+                  <w:szCs w:val="18"/>
+                </w:rPr>
+                <w:t xml:space="preserve"> Điểm danh (Present hoặc Absent) học viên các buổi lớp nhóm mình phụ trách (BR-98).</w:t>
+              </w:r>
+            </w:ins>
           </w:p>
         </w:tc>
       </w:tr>

--- a/docs/SportManagement_BusinessRules_v2.0_updated.docx
+++ b/docs/SportManagement_BusinessRules_v2.0_updated.docx
@@ -848,7 +848,7 @@
                 <w:sz w:val="18"/>
                 <w:szCs w:val="18"/>
               </w:rPr>
-              <w:t>Chỉ System Administrator được khóa, mở khóa hoặc vô hiệu hóa (Deactivated) tài khoản, và phải nhập lý do. Tài khoản bị khóa hoặc vô hiệu hóa không được đăng nhập hoặc tiếp tục sử dụng các chức năng yêu cầu xác thực (hiệu lực từ request kế tiếp). Không được tự khóa tài khoản hoặc khóa System Administrator hoạt động cuối cùng.</w:t>
+              <w:t>Chỉ System Administrator được Activate (ACTIVE) hoặc Deactivate (DEACTIVATED) tài khoản, kèm lý do bắt buộc. Đây là hai trạng thái tài khoản duy nhất. Tài khoản Deactivated không được đăng nhập hoặc tiếp tục dùng chức năng cần xác thực, từ request kế tiếp. Không tự Deactivate hoặc Deactivate Admin Active cuối cùng. Activate không thay bước xác minh email/đặt mật khẩu của lời mời.</w:t>
             </w:r>
           </w:p>
         </w:tc>
@@ -960,7 +960,7 @@
                 <w:sz w:val="18"/>
                 <w:szCs w:val="18"/>
               </w:rPr>
-              <w:t>Mọi thao tác quản trị và nghiệp vụ quan trọng của System Administrator, Center Manager, Coach và Receptionist phải được ghi Audit Log, gồm người thực hiện, hành động, đối tượng bị tác động và thời điểm. Các nhóm thao tác bắt buộc ghi gồm: CRUD môn thể thao, tạo tài khoản nhân sự (kể cả Coach), đăng ký Member tại quầy (FRONT_DESK_CREATE_MEMBER), đổi vai trò (CHANGE_USER_ROLE), khóa/mở khóa/vô hiệu hóa tài khoản, gửi lại link kích hoạt (RESEND_STAFF_ACTIVATION, RESEND_MEMBER_ACTIVATION), sửa email tài khoản chờ kích hoạt (CHANGE_PENDING_STAFF_EMAIL, CHANGE_PENDING_MEMBER_EMAIL, ghi email cũ, email mới và lý do), tạo/sửa/ngừng/bán lại gói thành viên và kích hoạt gói đã bán (ACTIVATE_MEMBER_PACKAGE), tạo/sửa/hủy lớp và lịch, quyết định về ngưỡng hoàn vốn, thuê/hủy sân, cộng/trừ/điều chỉnh điểm. Thao tác khóa hoặc mở khóa tài khoản phải ghi thêm lý do.</w:t>
+              <w:t>Mọi thao tác quản trị và nghiệp vụ quan trọng của System Administrator, Center Manager, Coach và Receptionist phải được ghi Audit Log, gồm người thực hiện, hành động, đối tượng bị tác động và thời điểm. Các nhóm thao tác bắt buộc ghi gồm: CRUD môn thể thao, tạo tài khoản nhân sự (kể cả Coach), đăng ký Member tại quầy (FRONT_DESK_CREATE_MEMBER), đổi vai trò (CHANGE_USER_ROLE), Activate/Deactivate tài khoản (ACTIVATE_USER_ACCOUNT, DEACTIVATE_USER_ACCOUNT), gửi lại link kích hoạt (RESEND_STAFF_ACTIVATION, RESEND_MEMBER_ACTIVATION), sửa email tài khoản chờ kích hoạt (CHANGE_PENDING_STAFF_EMAIL, CHANGE_PENDING_MEMBER_EMAIL, ghi email cũ, email mới và lý do), tạo/sửa/ngừng/bán lại gói thành viên và kích hoạt gói đã bán (ACTIVATE_MEMBER_PACKAGE), tạo/sửa/hủy lớp và lịch, quyết định về ngưỡng hoàn vốn, thuê/hủy sân, cộng/trừ/điều chỉnh điểm. Thao tác Activate hoặc Deactivate tài khoản phải ghi thêm lý do.</w:t>
             </w:r>
           </w:p>
         </w:tc>
@@ -11330,7 +11330,7 @@
                 <w:sz w:val="18"/>
                 <w:szCs w:val="18"/>
               </w:rPr>
-              <w:t>Một Member không được có hai lượt thuê giao thời gian nhau; mỗi khung giờ của mỗi Room chỉ thuộc một lượt thuê (BR-108). Member bị khóa tài khoản không được đặt mới; lượt thuê đã CONFIRMED vẫn xử lý theo BR-129.</w:t>
+              <w:t>Một Member không được có hai lượt thuê giao thời gian nhau; mỗi khung giờ của mỗi Room chỉ thuộc một lượt thuê (BR-108). Member có tài khoản Deactivated không được đặt mới; lượt thuê đã CONFIRMED vẫn xử lý theo BR-129.</w:t>
             </w:r>
           </w:p>
         </w:tc>
@@ -24894,7 +24894,7 @@
         <w:pStyle w:val="oancuaDanhsach"/>
       </w:pPr>
       <w:r>
-        <w:t>• Tài khoản bị khóa (Banned, Deactivated): không liên kết, không cấp phiên (bước 1 và 2).</w:t>
+        <w:t>• Tài khoản Deactivated: không liên kết, không cấp phiên (bước 1 và 2).</w:t>
       </w:r>
     </w:p>
     <w:p>
@@ -26161,7 +26161,7 @@
                 <w:sz w:val="18"/>
                 <w:szCs w:val="18"/>
               </w:rPr>
-              <w:t>Tạo tài khoản nhân sự, đổi vai trò, khóa/mở khóa/vô hiệu hóa tài khoản, xem Audit Log thao tác tài khoản. Không có quyền nghiệp vụ khác.</w:t>
+              <w:t>Tạo tài khoản nhân sự, đổi vai trò, Activate/Deactivate tài khoản kèm lý do, xem Audit Log thao tác tài khoản. Không có quyền nghiệp vụ khác.</w:t>
             </w:r>
           </w:p>
         </w:tc>
@@ -26817,7 +26817,7 @@
                 <w:sz w:val="18"/>
                 <w:szCs w:val="18"/>
               </w:rPr>
-              <w:t>Đăng nhập bằng email/mật khẩu; nhận JWT; từ chối tài khoản Banned/Deactivated và tài khoản chưa có mật khẩu.</w:t>
+              <w:t>Đăng nhập bằng email/mật khẩu; nhận JWT; từ chối tài khoản Deactivated và tài khoản chưa có mật khẩu.</w:t>
             </w:r>
           </w:p>
         </w:tc>
@@ -29138,7 +29138,7 @@
                 <w:sz w:val="18"/>
                 <w:szCs w:val="18"/>
               </w:rPr>
-              <w:t>Khóa, mở khóa, vô hiệu hóa tài khoản kèm lý do bắt buộc; không tự khóa; không khóa Admin hoạt động cuối; hiệu lực từ request kế tiếp.</w:t>
+              <w:t>Activate/Deactivate tài khoản kèm lý do bắt buộc; chỉ có Active/Deactivated; không tự Deactivate hoặc Deactivate Admin Active cuối cùng; vô hiệu token cũ từ request kế tiếp.</w:t>
             </w:r>
           </w:p>
         </w:tc>
@@ -29207,7 +29207,7 @@
                 <w:sz w:val="18"/>
                 <w:szCs w:val="18"/>
               </w:rPr>
-              <w:t>POST /api/users/{id}/lock|unlock|deactivate</w:t>
+              <w:t>POST /api/users/{id}/activate|deactivate (lock/unlock là alias tương thích)</w:t>
             </w:r>
           </w:p>
         </w:tc>
@@ -32172,7 +32172,7 @@
                 <w:sz w:val="18"/>
                 <w:szCs w:val="18"/>
               </w:rPr>
-              <w:t>Mỗi thao tác quản trị tài khoản và gói ghi người thực hiện, hành động, đối tượng, giá trị cũ/mới và lý do (khóa/mở khóa/đổi vai trò/sửa email bắt buộc lý do), ghi trong cùng transaction với thao tác.</w:t>
+              <w:t>Mỗi thao tác quản trị tài khoản và gói ghi người thực hiện, hành động, đối tượng, giá trị cũ/mới và lý do (Activate/Deactivate/đổi vai trò/sửa email bắt buộc lý do), ghi trong cùng transaction với thao tác.</w:t>
             </w:r>
           </w:p>
         </w:tc>

--- a/docs/SportManagement_BusinessRules_v2.0_updated.docx
+++ b/docs/SportManagement_BusinessRules_v2.0_updated.docx
@@ -61,7 +61,15 @@
         <w:spacing w:before="240" w:after="240"/>
       </w:pPr>
       <w:r>
-        <w:t>Thuật ngữ: Sport (môn); Class (lớp/khóa học có mã như Cầu lông 01); Session (buổi học); Room (phòng/sân); SeatHold (giữ chỗ tạm thời khi checkout); ClassPackage (gói của một lớp); PointWallet (ví điểm). Năm vai trò hệ thống: System Administrator, Center Manager, Coach, Member, Receptionist. Requirement gốc chỉ có bốn vai trò (Center Manager, Coach, Member, Receptionist); System Administrator là vai trò bổ sung của dự án và chia việc với Center Manager: Administrator quản lý tài khoản nhân sự, phân quyền (đổi vai trò) và Audit Log thao tác tài khoản; Center Manager giữ phần vận hành trung tâm và Audit Log đầy đủ, nên vai trò Center Manager không còn giống 100% requirement gốc. Guest là người chưa đăng nhập, không phải vai trò lưu trong database; Guest xem được landing page và nội dung công khai (khóa/gói, sân, Coach) nhưng không đọc dữ liệu cá nhân. Trung tâm không có huấn luyện viên freelancer và không cho phép gym/huấn luyện viên bên ngoài vào hoạt động; người ngoài muốn thuê sân dùng tài khoản Member bình thường (BR-140).</w:t>
+        <w:t>Thuật ngữ: Sport (môn); Class (lớp/khóa học có mã như Cầu lông 01); Session (buổi học); Room (phòng/sân); SeatHold (giữ chỗ tạm thời khi checkout); ClassPackage (gói của một lớp); PointWallet (ví điểm). Năm vai trò hệ thống: System Administrator, Center Manager, Coach, Member, Receptionist. Requirement gốc chỉ có bốn vai trò (Center Manager, Coach, Member, Receptionist); System Administrator là vai trò bổ sung của dự án và chia việc với Center Manager: Administrator quản lý tài khoản nhân sự, phân quyền (đổi vai trò) và Audit Log thao tác tài khoản; Center Manager giữ phần vận hành trung tâm và Audit Log đầy đủ, nên vai trò Center Manager không còn giống 100% requirement gốc. Guest là người chưa đăng nhập, không phải vai trò lưu trong database; Guest xem được landing page và nội dung công khai (khóa/gói, sân, Coach) nhưng không đọc dữ liệu cá nhân. Trung tâm không có huấn luyện viên freelancer và không cho phép gym/huấn luyện viên bên ngoài vào hoạt động; người ngoài muốn thuê sân dùng tài khoản Member bình thường (BR-61).</w:t>
+      </w:r>
+    </w:p>
+    <w:p>
+      <w:pPr>
+        <w:spacing w:before="240" w:after="240"/>
+      </w:pPr>
+      <w:r>
+        <w:t>Đánh số lại ngày 26/10/2026 theo bản SRS: BR-1 đến BR-123 là các quy tắc trong phạm vi hiện tại, sắp theo nhóm A–M; BR-124 đến BR-139 là các quy tắc Personal Training và quy tắc cũ nằm ngoài phạm vi hiện tại, giữ lại để tham chiếu. Các mã "BR-04", "BR-06" nhắc đến bản v1.x gốc, không đổi.</w:t>
       </w:r>
     </w:p>
     <w:p>
@@ -399,7 +407,7 @@
                 <w:sz w:val="18"/>
                 <w:szCs w:val="18"/>
               </w:rPr>
-              <w:t>Chỉ System Administrator được tạo tài khoản nhân sự (System Administrator, Center Manager, Receptionist và Coach kèm CoachSpecialty theo BR-96) và gán hoặc thay đổi vai trò người dùng. Tài khoản nhân sự được tạo không có mật khẩu; hệ thống gửi email kích hoạt (link dùng một lần, hiệu lực 24 giờ) để chính người dùng đặt mật khẩu, System Administrator không đặt mật khẩu hộ. Center Manager không tạo tài khoản Coach và không được gán hoặc đổi vai trò; Center Manager chỉ sửa hồ sơ, chuyên môn của Coach và cấp quyền dịch vụ PT. Đổi vai trò chỉ diễn ra giữa các vai trò nhân sự và tuân theo BR-142. Mỗi tài khoản có đúng một vai trò. System Administrator đầu tiên được khởi tạo khi triển khai. Sau khi đổi vai trò có hiệu lực, request xác thực tiếp theo phải đối chiếu vai trò hiện tại; JWT mang vai trò cũ khác vai trò hiện tại bị từ chối. Đây không phải cam kết thu hồi toàn bộ token hoặc logout-all. Việc xác minh email của tài khoản nhân sự và các thao tác gửi lại link, sửa email theo BR-143.</w:t>
+              <w:t>Chỉ System Administrator được tạo tài khoản nhân sự (System Administrator, Center Manager, Receptionist và Coach kèm CoachSpecialty theo BR-44) và chọn vai trò khi tạo tài khoản; vai trò không thể thay đổi sau đó. Tài khoản nhân sự được tạo không có mật khẩu; hệ thống gửi email kích hoạt (link dùng một lần, hiệu lực 24 giờ) để chính người dùng đặt mật khẩu, System Administrator không đặt mật khẩu hộ. Center Manager không tạo tài khoản Coach và không được gán vai trò; Center Manager chỉ sửa hồ sơ, chuyên môn của Coach và cấp quyền dịch vụ PT. Mỗi tài khoản có đúng một vai trò. System Administrator đầu tiên được khởi tạo khi triển khai. Việc xác minh email của tài khoản nhân sự và các thao tác gửi lại link, sửa email theo BR-18. Cập nhật 26/10/2026 (quyết định bổ sung của nhóm: System Administrator không còn đổi vai trò của nhân sự; tạo nhầm vai trò thì vô hiệu hóa tài khoản và tạo tài khoản mới).</w:t>
             </w:r>
           </w:p>
         </w:tc>
@@ -511,7 +519,7 @@
                 <w:sz w:val="18"/>
                 <w:szCs w:val="18"/>
               </w:rPr>
-              <w:t>Mỗi tài khoản người dùng được gán chính xác một vai trò: System Administrator, Center Manager, Coach, Member hoặc Receptionist. Coach là huấn luyện viên của trung tâm. Trung tâm không có huấn luyện viên freelancer và không cho phép gym hoặc huấn luyện viên bên ngoài vào hoạt động (BR-140). Khách chưa đăng nhập (Guest) không phải vai trò; Guest chỉ xem nội dung công khai của landing page (môn thể thao, lớp đang mở, giá, lịch sân trống tổng quát) và được đăng ký tài khoản Member.</w:t>
+              <w:t>Mỗi tài khoản người dùng được gán chính xác một vai trò: System Administrator, Center Manager, Coach, Member hoặc Receptionist. Coach là huấn luyện viên của trung tâm. Trung tâm không có huấn luyện viên freelancer và không cho phép gym hoặc huấn luyện viên bên ngoài vào hoạt động (BR-61). Khách chưa đăng nhập (Guest) không phải vai trò; Guest chỉ xem nội dung công khai của landing page (môn thể thao, lớp đang mở, giá, lịch sân trống tổng quát) và được đăng ký tài khoản Member.</w:t>
             </w:r>
           </w:p>
         </w:tc>
@@ -960,7 +968,7 @@
                 <w:sz w:val="18"/>
                 <w:szCs w:val="18"/>
               </w:rPr>
-              <w:t>Mọi thao tác quản trị và nghiệp vụ quan trọng của System Administrator, Center Manager, Coach và Receptionist phải được ghi Audit Log, gồm người thực hiện, hành động, đối tượng bị tác động và thời điểm. Các nhóm thao tác bắt buộc ghi gồm: CRUD môn thể thao, tạo tài khoản nhân sự (kể cả Coach), đăng ký Member tại quầy (FRONT_DESK_CREATE_MEMBER), đổi vai trò (CHANGE_USER_ROLE), khóa/mở khóa/vô hiệu hóa tài khoản, gửi lại link kích hoạt (RESEND_STAFF_ACTIVATION, RESEND_MEMBER_ACTIVATION), sửa email tài khoản chờ kích hoạt (CHANGE_PENDING_STAFF_EMAIL, CHANGE_PENDING_MEMBER_EMAIL, ghi email cũ, email mới và lý do), tạo/sửa/ngừng/bán lại gói thành viên và kích hoạt gói đã bán (ACTIVATE_MEMBER_PACKAGE), tạo/sửa/hủy lớp và lịch, quyết định về ngưỡng hoàn vốn, thuê/hủy sân, cộng/trừ/điều chỉnh điểm. Thao tác khóa hoặc mở khóa tài khoản phải ghi thêm lý do.</w:t>
+              <w:t>Mọi thao tác quản trị và nghiệp vụ quan trọng của System Administrator, Center Manager, Coach và Receptionist phải được ghi Audit Log, gồm người thực hiện, hành động, đối tượng bị tác động và thời điểm. Các nhóm thao tác bắt buộc ghi gồm: CRUD môn thể thao, tạo tài khoản nhân sự (kể cả Coach), đăng ký Member tại quầy (FRONT_DESK_CREATE_MEMBER), khóa/mở khóa/vô hiệu hóa tài khoản, gửi lại link kích hoạt (RESEND_STAFF_ACTIVATION, RESEND_MEMBER_ACTIVATION), sửa email tài khoản chờ kích hoạt (CHANGE_PENDING_STAFF_EMAIL, CHANGE_PENDING_MEMBER_EMAIL, ghi email cũ, email mới và lý do), tạo/sửa/ngừng/bán lại gói thành viên và kích hoạt gói đã bán (ACTIVATE_MEMBER_PACKAGE), tạo/sửa/hủy lớp và lịch, quyết định về ngưỡng hoàn vốn, thuê/hủy sân, cộng/trừ/điều chỉnh điểm. Thao tác khóa hoặc mở khóa tài khoản phải ghi thêm lý do.</w:t>
             </w:r>
           </w:p>
         </w:tc>
@@ -1051,7 +1059,7 @@
                 <w:sz w:val="18"/>
                 <w:szCs w:val="18"/>
               </w:rPr>
-              <w:t>BR-49</w:t>
+              <w:t>BR-8</w:t>
             </w:r>
           </w:p>
         </w:tc>
@@ -1163,7 +1171,7 @@
                 <w:sz w:val="18"/>
                 <w:szCs w:val="18"/>
               </w:rPr>
-              <w:t>BR-59</w:t>
+              <w:t>BR-9</w:t>
             </w:r>
           </w:p>
         </w:tc>
@@ -1275,7 +1283,7 @@
                 <w:sz w:val="18"/>
                 <w:szCs w:val="18"/>
               </w:rPr>
-              <w:t>BR-60</w:t>
+              <w:t>BR-10</w:t>
             </w:r>
           </w:p>
         </w:tc>
@@ -1296,7 +1304,7 @@
                 <w:sz w:val="18"/>
                 <w:szCs w:val="18"/>
               </w:rPr>
-              <w:t>Khi người dùng đăng nhập bằng Google lần đầu với email chưa tồn tại, hệ thống tạo ngay tài khoản Hội viên đang hoạt động với mật khẩu rỗng (password_hash = NULL); không có bước onboarding và không yêu cầu nhập mật khẩu lúc đăng ký. Tài khoản chưa có mật khẩu tạo mật khẩu bằng một trong hai luồng: (A) trong Cài đặt tài khoản, hệ thống gửi mã OTP 6 chữ số tới email của tài khoản (hiệu lực 10 phút, dùng một lần, tối đa 5 lần nhập sai, gửi lại sau 60 giây, lưu ở dạng băm), người dùng nhập mã cùng mật khẩu mới và xác nhận đáp ứng BR-102, không hỏi mật khẩu hiện tại; (B) luồng Quên mật khẩu theo BR-103 từ trang đăng nhập. Từ khi có mật khẩu, tài khoản đăng nhập được bằng cả Google lẫn email/mật khẩu; trước đó không đăng nhập được bằng email/mật khẩu. Hệ thống không tự sinh hoặc gửi mật khẩu qua email.</w:t>
+              <w:t>Khi người dùng đăng nhập bằng Google lần đầu với email chưa tồn tại, hệ thống tạo ngay tài khoản Hội viên đang hoạt động với mật khẩu rỗng (password_hash = NULL); không có bước onboarding và không yêu cầu nhập mật khẩu lúc đăng ký. Tài khoản chưa có mật khẩu tạo mật khẩu bằng một trong hai luồng: (A) trong Cài đặt tài khoản, hệ thống gửi mã OTP 6 chữ số tới email của tài khoản (hiệu lực 10 phút, dùng một lần, tối đa 5 lần nhập sai, gửi lại sau 60 giây, lưu ở dạng băm), người dùng nhập mã cùng mật khẩu mới và xác nhận đáp ứng BR-14, không hỏi mật khẩu hiện tại; (B) luồng Quên mật khẩu theo BR-15 từ trang đăng nhập. Từ khi có mật khẩu, tài khoản đăng nhập được bằng cả Google lẫn email/mật khẩu; trước đó không đăng nhập được bằng email/mật khẩu. Hệ thống không tự sinh hoặc gửi mật khẩu qua email.</w:t>
             </w:r>
           </w:p>
         </w:tc>
@@ -1388,7 +1396,7 @@
                 <w:szCs w:val="18"/>
               </w:rPr>
               <w:lastRenderedPageBreak/>
-              <w:t>BR-62</w:t>
+              <w:t>BR-11</w:t>
             </w:r>
           </w:p>
         </w:tc>
@@ -1472,7 +1480,7 @@
                 <w:sz w:val="18"/>
                 <w:szCs w:val="18"/>
               </w:rPr>
-              <w:t>Xem xét Thiết kế v2 — kiểm toán tính duy nhất (v1.2 draft 2); đổi mã từ BR-54 cũ sang BR-62 tại bản hợp nhất để tránh trùng với BR-54 (chính sách hủy/dời buổi học của Trung tâm)</w:t>
+              <w:t>Xem xét Thiết kế v2 — kiểm toán tính duy nhất (v1.2 draft 2); đổi mã từ BR-43 cũ sang BR-11 tại bản hợp nhất để tránh trùng với BR-43 (chính sách hủy/dời buổi học của Trung tâm)</w:t>
             </w:r>
           </w:p>
         </w:tc>
@@ -1500,7 +1508,7 @@
                 <w:sz w:val="18"/>
                 <w:szCs w:val="18"/>
               </w:rPr>
-              <w:t>BR-63</w:t>
+              <w:t>BR-12</w:t>
             </w:r>
           </w:p>
         </w:tc>
@@ -1612,7 +1620,7 @@
                 <w:sz w:val="18"/>
                 <w:szCs w:val="18"/>
               </w:rPr>
-              <w:t>BR-78</w:t>
+              <w:t>BR-13</w:t>
             </w:r>
           </w:p>
         </w:tc>
@@ -1724,7 +1732,7 @@
                 <w:sz w:val="18"/>
                 <w:szCs w:val="18"/>
               </w:rPr>
-              <w:t>BR-102</w:t>
+              <w:t>BR-14</w:t>
             </w:r>
           </w:p>
         </w:tc>
@@ -1745,7 +1753,7 @@
                 <w:sz w:val="18"/>
                 <w:szCs w:val="18"/>
               </w:rPr>
-              <w:t>Mật khẩu phải dài 8–64 ký tự và chứa đủ bốn nhóm: chữ hoa, chữ thường, chữ số và ký tự đặc biệt; không được chứa phần trước dấu @ của email đăng ký. Chính sách này áp dụng thống nhất cho đăng ký, tài khoản do nhân sự tạo, đổi mật khẩu, đặt lại mật khẩu và thiết lập mật khẩu lần đầu của tài khoản Google (BR-60). Giao diện phải hiển thị yêu cầu; backend luôn kiểm tra lại.</w:t>
+              <w:t>Mật khẩu phải dài 8–64 ký tự và chứa đủ bốn nhóm: chữ hoa, chữ thường, chữ số và ký tự đặc biệt; không được chứa phần trước dấu @ của email đăng ký. Chính sách này áp dụng thống nhất cho đăng ký, tài khoản do nhân sự tạo, đổi mật khẩu, đặt lại mật khẩu và thiết lập mật khẩu lần đầu của tài khoản Google (BR-10). Giao diện phải hiển thị yêu cầu; backend luôn kiểm tra lại.</w:t>
             </w:r>
           </w:p>
         </w:tc>
@@ -1836,7 +1844,7 @@
                 <w:sz w:val="18"/>
                 <w:szCs w:val="18"/>
               </w:rPr>
-              <w:t>BR-103</w:t>
+              <w:t>BR-15</w:t>
             </w:r>
           </w:p>
         </w:tc>
@@ -1857,7 +1865,7 @@
                 <w:sz w:val="18"/>
                 <w:szCs w:val="18"/>
               </w:rPr>
-              <w:t>Quên mật khẩu: người dùng nhập email; hệ thống luôn trả cùng một thông báo trung tính dù email có tồn tại hay không. Nếu tài khoản tồn tại và không bị khóa, hệ thống gửi email chứa liên kết đặt lại (không dùng OTP) mang token ngẫu nhiên 256-bit, có hiệu lực 10 phút, dùng một lần, chỉ liên kết mới nhất còn hiệu lực, token lưu ở dạng băm, tối đa 5 lần thử sai; gửi lại cho cùng email phải chờ ít nhất 60 giây (đổi sang email khác không bị chặn trên giao diện) và chịu rate limit theo email lẫn IP (giống BR-78). Đặt lại mật khẩu bằng cơ chế này KHÔNG yêu cầu mật khẩu hiện tại; chỉ yêu cầu mật khẩu mới đáp ứng BR-102 và nhập xác nhận. Các trang xác thực hiển thị hoàn toàn bằng tiếng Anh. Sau khi đặt lại thành công, mọi phiên đăng nhập/refresh token cũ bị vô hiệu và hệ thống gửi email thông báo mật khẩu đã thay đổi.</w:t>
+              <w:t>Quên mật khẩu: người dùng nhập email; hệ thống luôn trả cùng một thông báo trung tính dù email có tồn tại hay không. Nếu tài khoản tồn tại và không bị khóa, hệ thống gửi email chứa liên kết đặt lại (không dùng OTP) mang token ngẫu nhiên 256-bit, có hiệu lực 10 phút, dùng một lần, chỉ liên kết mới nhất còn hiệu lực, token lưu ở dạng băm, tối đa 5 lần thử sai; gửi lại cho cùng email phải chờ ít nhất 60 giây (đổi sang email khác không bị chặn trên giao diện) và chịu rate limit theo email lẫn IP (giống BR-13). Đặt lại mật khẩu bằng cơ chế này KHÔNG yêu cầu mật khẩu hiện tại; chỉ yêu cầu mật khẩu mới đáp ứng BR-14 và nhập xác nhận. Các trang xác thực hiển thị hoàn toàn bằng tiếng Anh. Sau khi đặt lại thành công, mọi phiên đăng nhập/refresh token cũ bị vô hiệu và hệ thống gửi email thông báo mật khẩu đã thay đổi.</w:t>
             </w:r>
           </w:p>
         </w:tc>
@@ -1948,7 +1956,7 @@
                 <w:sz w:val="18"/>
                 <w:szCs w:val="18"/>
               </w:rPr>
-              <w:t>BR-104</w:t>
+              <w:t>BR-16</w:t>
             </w:r>
           </w:p>
         </w:tc>
@@ -1969,7 +1977,7 @@
                 <w:sz w:val="18"/>
                 <w:szCs w:val="18"/>
               </w:rPr>
-              <w:t>Đổi mật khẩu khi đang đăng nhập yêu cầu nhập đúng mật khẩu hiện tại và mật khẩu mới đáp ứng BR-102, khác mật khẩu hiện tại. Sau khi đổi thành công, các phiên khác của tài khoản bị vô hiệu và hệ thống gửi email thông báo. Tài khoản chưa có mật khẩu (BR-60) không nhập mật khẩu hiện tại mà tạo mật khẩu bằng mã OTP gửi về email (BR-60, luồng A) hoặc luồng Quên mật khẩu BR-103.</w:t>
+              <w:t>Đổi mật khẩu khi đang đăng nhập yêu cầu nhập đúng mật khẩu hiện tại và mật khẩu mới đáp ứng BR-14, khác mật khẩu hiện tại. Sau khi đổi thành công, các phiên khác của tài khoản bị vô hiệu và hệ thống gửi email thông báo. Tài khoản chưa có mật khẩu (BR-10) không nhập mật khẩu hiện tại mà tạo mật khẩu bằng mã OTP gửi về email (BR-10, luồng A) hoặc luồng Quên mật khẩu BR-15.</w:t>
             </w:r>
           </w:p>
         </w:tc>
@@ -2032,7 +2040,343 @@
                 <w:sz w:val="18"/>
                 <w:szCs w:val="18"/>
               </w:rPr>
-              <w:t>Feedback giảng viên; tách biệt với BR-103</w:t>
+              <w:t>Feedback giảng viên; tách biệt với BR-15</w:t>
+            </w:r>
+          </w:p>
+        </w:tc>
+      </w:tr>
+      <w:tr>
+        <w:trPr>
+          <w:cantSplit/>
+        </w:trPr>
+        <w:tc>
+          <w:tcPr>
+            <w:tcW w:w="900" w:type="dxa"/>
+            <w:tcMar>
+              <w:top w:w="60" w:type="dxa"/>
+              <w:left w:w="100" w:type="dxa"/>
+              <w:bottom w:w="60" w:type="dxa"/>
+              <w:right w:w="100" w:type="dxa"/>
+            </w:tcMar>
+            <w:vAlign w:val="center"/>
+          </w:tcPr>
+          <w:p>
+            <w:r>
+              <w:rPr>
+                <w:b/>
+                <w:bCs/>
+                <w:sz w:val="18"/>
+                <w:szCs w:val="18"/>
+              </w:rPr>
+              <w:t>BR-17</w:t>
+            </w:r>
+          </w:p>
+        </w:tc>
+        <w:tc>
+          <w:tcPr>
+            <w:tcW w:w="5200" w:type="dxa"/>
+            <w:tcMar>
+              <w:top w:w="60" w:type="dxa"/>
+              <w:left w:w="100" w:type="dxa"/>
+              <w:bottom w:w="60" w:type="dxa"/>
+              <w:right w:w="100" w:type="dxa"/>
+            </w:tcMar>
+            <w:vAlign w:val="center"/>
+          </w:tcPr>
+          <w:p>
+            <w:r>
+              <w:rPr>
+                <w:sz w:val="18"/>
+                <w:szCs w:val="18"/>
+              </w:rPr>
+              <w:t>Member và nhân sự (System Administrator, Center Manager, Receptionist, Coach) là hai loại tài khoản tách biệt, không chuyển đổi qua lại: hệ thống từ chối đổi Member thành vai trò nhân sự hoặc ngược lại (HTTP 409 member_staff_role_change_not_allowed); người muốn làm nhân sự phải được System Administrator tạo tài khoản mới bằng email khác, tài khoản Member cũ giữ nguyên. Từ 26/10/2026 không ai được đổi vai trò của một tài khoản (System Administrator không đổi vai trò nhân sự); vai trò chỉ được chọn lúc tạo tài khoản.</w:t>
+            </w:r>
+          </w:p>
+        </w:tc>
+        <w:tc>
+          <w:tcPr>
+            <w:tcW w:w="1400" w:type="dxa"/>
+            <w:tcMar>
+              <w:top w:w="60" w:type="dxa"/>
+              <w:left w:w="100" w:type="dxa"/>
+              <w:bottom w:w="60" w:type="dxa"/>
+              <w:right w:w="100" w:type="dxa"/>
+            </w:tcMar>
+            <w:vAlign w:val="center"/>
+          </w:tcPr>
+          <w:p>
+            <w:r>
+              <w:rPr>
+                <w:sz w:val="18"/>
+                <w:szCs w:val="18"/>
+              </w:rPr>
+              <w:t>Ràng buộc</w:t>
+            </w:r>
+          </w:p>
+        </w:tc>
+        <w:tc>
+          <w:tcPr>
+            <w:tcW w:w="1300" w:type="dxa"/>
+            <w:tcMar>
+              <w:top w:w="60" w:type="dxa"/>
+              <w:left w:w="100" w:type="dxa"/>
+              <w:bottom w:w="60" w:type="dxa"/>
+              <w:right w:w="100" w:type="dxa"/>
+            </w:tcMar>
+            <w:vAlign w:val="center"/>
+          </w:tcPr>
+          <w:p>
+            <w:r>
+              <w:rPr>
+                <w:sz w:val="18"/>
+                <w:szCs w:val="18"/>
+              </w:rPr>
+              <w:t>Động</w:t>
+            </w:r>
+          </w:p>
+        </w:tc>
+        <w:tc>
+          <w:tcPr>
+            <w:tcW w:w="2400" w:type="dxa"/>
+            <w:tcMar>
+              <w:top w:w="60" w:type="dxa"/>
+              <w:left w:w="100" w:type="dxa"/>
+              <w:bottom w:w="60" w:type="dxa"/>
+              <w:right w:w="100" w:type="dxa"/>
+            </w:tcMar>
+            <w:vAlign w:val="center"/>
+          </w:tcPr>
+          <w:p>
+            <w:r>
+              <w:rPr>
+                <w:sz w:val="18"/>
+                <w:szCs w:val="18"/>
+              </w:rPr>
+              <w:t>Quyết định người dùng 12/10/2026 — Member và nhân sự tách biệt; Admin là người duy nhất tạo Coach</w:t>
+            </w:r>
+          </w:p>
+        </w:tc>
+      </w:tr>
+      <w:tr>
+        <w:trPr>
+          <w:cantSplit/>
+        </w:trPr>
+        <w:tc>
+          <w:tcPr>
+            <w:tcW w:w="900" w:type="dxa"/>
+            <w:tcMar>
+              <w:top w:w="60" w:type="dxa"/>
+              <w:left w:w="100" w:type="dxa"/>
+              <w:bottom w:w="60" w:type="dxa"/>
+              <w:right w:w="100" w:type="dxa"/>
+            </w:tcMar>
+            <w:vAlign w:val="center"/>
+          </w:tcPr>
+          <w:p>
+            <w:r>
+              <w:rPr>
+                <w:b/>
+                <w:bCs/>
+                <w:sz w:val="18"/>
+                <w:szCs w:val="18"/>
+              </w:rPr>
+              <w:t>BR-18</w:t>
+            </w:r>
+          </w:p>
+        </w:tc>
+        <w:tc>
+          <w:tcPr>
+            <w:tcW w:w="5200" w:type="dxa"/>
+            <w:tcMar>
+              <w:top w:w="60" w:type="dxa"/>
+              <w:left w:w="100" w:type="dxa"/>
+              <w:bottom w:w="60" w:type="dxa"/>
+              <w:right w:w="100" w:type="dxa"/>
+            </w:tcMar>
+            <w:vAlign w:val="center"/>
+          </w:tcPr>
+          <w:p>
+            <w:r>
+              <w:rPr>
+                <w:sz w:val="18"/>
+                <w:szCs w:val="18"/>
+              </w:rPr>
+              <w:t>Hệ thống không xác minh được địa chỉ email của tài khoản do quản trị viên tạo là thật hay đúng người, nên việc xác minh là link kích hoạt gửi tới chính email đó. Khi tạo tài khoản nhân sự, System Administrator phải nhập email hai lần và hai lần nhập phải khớp. Tài khoản nhân sự chưa đặt mật khẩu và chưa liên kết Google ở trạng thái "chờ kích hoạt" và được hiển thị như vậy. Với tài khoản chờ kích hoạt, System Administrator được (a) gửi lại link kích hoạt (cách nhau tối thiểu 60 giây; mỗi lần gửi vô hiệu link cũ), và (b) sửa email gõ sai kèm lý do bắt buộc: link gửi tới email cũ bị vô hiệu ngay, link mới gửi tới email mới. Quy tắc gửi lại link và sửa email áp dụng tương tự cho Hội viên do Receptionist hoặc Center Manager đăng ký tại quầy (BR-1, cách 2): hai lần nhập email phải khớp, sửa email kèm lý do bắt buộc, ghi audit RESEND_MEMBER_ACTIVATION và CHANGE_PENDING_MEMBER_EMAIL. Hai thao tác này không áp dụng cho tài khoản đã đặt mật khẩu hoặc đã liên kết Google (HTTP 409 account_not_pending_activation). Tài khoản nhân sự chờ kích hoạt không đăng nhập được, kể cả bằng Google, cho tới khi người nhận tự đặt mật khẩu qua link; Hội viên chờ kích hoạt có thể đăng nhập bằng Google nếu email Google đã xác minh trùng email tài khoản, khi đó tài khoản được liên kết và coi như đã xác minh chủ email.</w:t>
+            </w:r>
+          </w:p>
+        </w:tc>
+        <w:tc>
+          <w:tcPr>
+            <w:tcW w:w="1400" w:type="dxa"/>
+            <w:tcMar>
+              <w:top w:w="60" w:type="dxa"/>
+              <w:left w:w="100" w:type="dxa"/>
+              <w:bottom w:w="60" w:type="dxa"/>
+              <w:right w:w="100" w:type="dxa"/>
+            </w:tcMar>
+            <w:vAlign w:val="center"/>
+          </w:tcPr>
+          <w:p>
+            <w:r>
+              <w:rPr>
+                <w:sz w:val="18"/>
+                <w:szCs w:val="18"/>
+              </w:rPr>
+              <w:t>Ràng buộc</w:t>
+            </w:r>
+          </w:p>
+        </w:tc>
+        <w:tc>
+          <w:tcPr>
+            <w:tcW w:w="1300" w:type="dxa"/>
+            <w:tcMar>
+              <w:top w:w="60" w:type="dxa"/>
+              <w:left w:w="100" w:type="dxa"/>
+              <w:bottom w:w="60" w:type="dxa"/>
+              <w:right w:w="100" w:type="dxa"/>
+            </w:tcMar>
+            <w:vAlign w:val="center"/>
+          </w:tcPr>
+          <w:p>
+            <w:r>
+              <w:rPr>
+                <w:sz w:val="18"/>
+                <w:szCs w:val="18"/>
+              </w:rPr>
+              <w:t>Động</w:t>
+            </w:r>
+          </w:p>
+        </w:tc>
+        <w:tc>
+          <w:tcPr>
+            <w:tcW w:w="2400" w:type="dxa"/>
+            <w:tcMar>
+              <w:top w:w="60" w:type="dxa"/>
+              <w:left w:w="100" w:type="dxa"/>
+              <w:bottom w:w="60" w:type="dxa"/>
+              <w:right w:w="100" w:type="dxa"/>
+            </w:tcMar>
+            <w:vAlign w:val="center"/>
+          </w:tcPr>
+          <w:p>
+            <w:r>
+              <w:rPr>
+                <w:sz w:val="18"/>
+                <w:szCs w:val="18"/>
+              </w:rPr>
+              <w:t>Quyết định người dùng 12/10/2026 — toàn vẹn kích hoạt tài khoản</w:t>
+            </w:r>
+          </w:p>
+        </w:tc>
+      </w:tr>
+      <w:tr>
+        <w:trPr>
+          <w:cantSplit/>
+        </w:trPr>
+        <w:tc>
+          <w:tcPr>
+            <w:tcW w:w="900" w:type="dxa"/>
+            <w:tcMar>
+              <w:top w:w="60" w:type="dxa"/>
+              <w:left w:w="100" w:type="dxa"/>
+              <w:bottom w:w="60" w:type="dxa"/>
+              <w:right w:w="100" w:type="dxa"/>
+            </w:tcMar>
+            <w:vAlign w:val="center"/>
+          </w:tcPr>
+          <w:p>
+            <w:r>
+              <w:rPr>
+                <w:b/>
+                <w:bCs/>
+                <w:sz w:val="18"/>
+                <w:szCs w:val="18"/>
+              </w:rPr>
+              <w:t>BR-19</w:t>
+            </w:r>
+          </w:p>
+        </w:tc>
+        <w:tc>
+          <w:tcPr>
+            <w:tcW w:w="5200" w:type="dxa"/>
+            <w:tcMar>
+              <w:top w:w="60" w:type="dxa"/>
+              <w:left w:w="100" w:type="dxa"/>
+              <w:bottom w:w="60" w:type="dxa"/>
+              <w:right w:w="100" w:type="dxa"/>
+            </w:tcMar>
+            <w:vAlign w:val="center"/>
+          </w:tcPr>
+          <w:p>
+            <w:r>
+              <w:rPr>
+                <w:sz w:val="18"/>
+                <w:szCs w:val="18"/>
+              </w:rPr>
+              <w:t>Người chưa đăng nhập (Guest) xem được landing page giới thiệu trung tâm, ba môn Gym/cầu lông/bóng rổ, đội Coach đang hoạt động và các khóa, gói, sân đã công khai. Guest không đọc được dữ liệu cá nhân, tài khoản, hóa đơn, ví điểm hay lịch của người khác; mua, đăng ký, thuê sân và mọi thao tác ghi dữ liệu yêu cầu đăng nhập bằng tài khoản Member. Lớp DRAFT không hiển thị cho Guest (BR-36).</w:t>
+            </w:r>
+          </w:p>
+        </w:tc>
+        <w:tc>
+          <w:tcPr>
+            <w:tcW w:w="1400" w:type="dxa"/>
+            <w:tcMar>
+              <w:top w:w="60" w:type="dxa"/>
+              <w:left w:w="100" w:type="dxa"/>
+              <w:bottom w:w="60" w:type="dxa"/>
+              <w:right w:w="100" w:type="dxa"/>
+            </w:tcMar>
+            <w:vAlign w:val="center"/>
+          </w:tcPr>
+          <w:p>
+            <w:r>
+              <w:rPr>
+                <w:sz w:val="18"/>
+                <w:szCs w:val="18"/>
+              </w:rPr>
+              <w:t>Ràng buộc</w:t>
+            </w:r>
+          </w:p>
+        </w:tc>
+        <w:tc>
+          <w:tcPr>
+            <w:tcW w:w="1300" w:type="dxa"/>
+            <w:tcMar>
+              <w:top w:w="60" w:type="dxa"/>
+              <w:left w:w="100" w:type="dxa"/>
+              <w:bottom w:w="60" w:type="dxa"/>
+              <w:right w:w="100" w:type="dxa"/>
+            </w:tcMar>
+            <w:vAlign w:val="center"/>
+          </w:tcPr>
+          <w:p>
+            <w:r>
+              <w:rPr>
+                <w:sz w:val="18"/>
+                <w:szCs w:val="18"/>
+              </w:rPr>
+              <w:t>Tĩnh</w:t>
+            </w:r>
+          </w:p>
+        </w:tc>
+        <w:tc>
+          <w:tcPr>
+            <w:tcW w:w="2400" w:type="dxa"/>
+            <w:tcMar>
+              <w:top w:w="60" w:type="dxa"/>
+              <w:left w:w="100" w:type="dxa"/>
+              <w:bottom w:w="60" w:type="dxa"/>
+              <w:right w:w="100" w:type="dxa"/>
+            </w:tcMar>
+            <w:vAlign w:val="center"/>
+          </w:tcPr>
+          <w:p>
+            <w:r>
+              <w:rPr>
+                <w:sz w:val="18"/>
+                <w:szCs w:val="18"/>
+              </w:rPr>
+              <w:t>Quyết định người dùng 12/10/2026 — nội dung công khai cho Guest</w:t>
             </w:r>
           </w:p>
         </w:tc>
@@ -2255,7 +2599,7 @@
                 <w:sz w:val="18"/>
                 <w:szCs w:val="18"/>
               </w:rPr>
-              <w:t>BR-106</w:t>
+              <w:t>BR-20</w:t>
             </w:r>
           </w:p>
         </w:tc>
@@ -2276,7 +2620,7 @@
                 <w:sz w:val="18"/>
                 <w:szCs w:val="18"/>
               </w:rPr>
-              <w:t>Center Manager tạo, xem, chỉnh sửa và ngừng hoạt động (IsActive = false) các môn thể thao (Sport) theo dạng CRUD. Mỗi Sport có: Name duy nhất không phân biệt hoa/thường, các hình thức dịch vụ hỗ trợ (BR-107), thời lượng mỗi buổi mặc định và sĩ số tối đa mặc định (áp dụng cho môn GroupCourse), loại phòng/sân phù hợp (BR-108), mô tả và IsActive. Ngừng hoạt động một môn chặn tạo lớp mới và thuê sân mới cho môn đó nhưng không xóa lớp, Invoice hay lịch sử đã có; môn đã được tham chiếu không được xóa cứng.</w:t>
+              <w:t>Center Manager tạo, xem, chỉnh sửa và ngừng hoạt động (IsActive = false) các môn thể thao (Sport) theo dạng CRUD. Mỗi Sport có: Name duy nhất không phân biệt hoa/thường, các hình thức dịch vụ hỗ trợ (BR-21), thời lượng mỗi buổi mặc định và sĩ số tối đa mặc định (áp dụng cho môn GroupCourse), mô tả và IsActive. Ngừng hoạt động một môn chặn tạo lớp mới và thuê sân mới cho môn đó nhưng không xóa lớp, Invoice hay lịch sử đã có; môn đã được tham chiếu không được xóa cứng.</w:t>
             </w:r>
           </w:p>
         </w:tc>
@@ -2367,7 +2711,7 @@
                 <w:sz w:val="18"/>
                 <w:szCs w:val="18"/>
               </w:rPr>
-              <w:t>BR-107</w:t>
+              <w:t>BR-21</w:t>
             </w:r>
           </w:p>
         </w:tc>
@@ -2388,7 +2732,7 @@
                 <w:sz w:val="18"/>
                 <w:szCs w:val="18"/>
               </w:rPr>
-              <w:t>Hệ thống có ba môn Gym (bao gồm PT), Cầu lông và Bóng rổ, đồng thời cho phép mở rộng môn trong tương lai. WalkIn, OneOnOne và GroupCourse là hình thức vận hành dịch vụ: Gym hỗ trợ WalkIn và OneOnOne (PT), Cầu lông và Bóng rổ hỗ trợ khóa GroupCourse và thuê sân phù hợp. Không coi PT là môn thứ tư. Mã hiện tại lưu OperationType trên Sport và seed PT riêng; cần migration tách môn/dịch vụ, bảo toàn dữ liệu lịch sử trước khi đồng bộ implementation.</w:t>
+              <w:t>Hệ thống có ba môn Gym (bao gồm PT), Cầu lông và Bóng rổ, đồng thời cho phép mở rộng môn trong tương lai. WalkIn, OneOnOne và GroupCourse là hình thức vận hành dịch vụ: Gym hỗ trợ WalkIn và OneOnOne (PT), Cầu lông và Bóng rổ hỗ trợ khóa GroupCourse; việc thuê sân gắn với Room được bật Allow rental (BR-63), không gắn với môn. Không coi PT là môn thứ tư. Mã hiện tại lưu OperationType trên Sport và seed PT riêng; cần migration tách môn/dịch vụ, bảo toàn dữ liệu lịch sử trước khi đồng bộ implementation.</w:t>
             </w:r>
           </w:p>
         </w:tc>
@@ -2479,7 +2823,7 @@
                 <w:sz w:val="18"/>
                 <w:szCs w:val="18"/>
               </w:rPr>
-              <w:t>BR-108</w:t>
+              <w:t>BR-22</w:t>
             </w:r>
           </w:p>
         </w:tc>
@@ -2500,7 +2844,7 @@
                 <w:sz w:val="18"/>
                 <w:szCs w:val="18"/>
               </w:rPr>
-              <w:t>Mỗi Room (phòng tập/sân) thuộc một RoomType tương thích với một hoặc nhiều Sport. Tại mọi thời điểm một Room chỉ phục vụ tối đa một hoạt động: buổi lớp, buổi PT, lượt thuê của Member hoặc khung giờ bị khóa; hệ thống từ chối mọi hoạt động giao thời gian với hoạt động khác trên cùng Room và phải được đảm bảo ở tầng cơ sở dữ liệu, không chỉ ở giao diện.</w:t>
+              <w:t>Khi trung tâm xây mới, Center Manager tạo Room (phòng tập/sân) và đặt tên cho Room; Room không gắn với Sport hay RoomType nào, và khi tạo lớp Manager chọn Room từ danh sách tất cả Room đang hoạt động (cập nhật 26/10/2026). Tại mọi thời điểm một Room chỉ phục vụ tối đa một hoạt động: buổi lớp, buổi PT, lượt thuê của Member hoặc khung giờ bị khóa; hệ thống từ chối mọi hoạt động giao thời gian với hoạt động khác trên cùng Room và phải được đảm bảo ở tầng cơ sở dữ liệu, không chỉ ở giao diện.</w:t>
             </w:r>
           </w:p>
         </w:tc>
@@ -2591,7 +2935,7 @@
                 <w:sz w:val="18"/>
                 <w:szCs w:val="18"/>
               </w:rPr>
-              <w:t>BR-57</w:t>
+              <w:t>BR-23</w:t>
             </w:r>
           </w:p>
         </w:tc>
@@ -2703,7 +3047,7 @@
                 <w:sz w:val="18"/>
                 <w:szCs w:val="18"/>
               </w:rPr>
-              <w:t>BR-109</w:t>
+              <w:t>BR-24</w:t>
             </w:r>
           </w:p>
         </w:tc>
@@ -2724,7 +3068,7 @@
                 <w:sz w:val="18"/>
                 <w:szCs w:val="18"/>
               </w:rPr>
-              <w:t>Center Manager cấu hình giờ hoạt động của từng Room theo ngày trong tuần và có thể khóa (block) khung giờ vì bảo trì, sự kiện hoặc sự cố (BR-130). Mọi buổi lớp, buổi PT và lượt thuê sân phải nằm hoàn toàn trong giờ hoạt động và không nằm trong khung giờ bị khóa.</w:t>
+              <w:t>Center Manager cấu hình giờ hoạt động của từng Room theo ngày trong tuần và có thể khóa (block) khung giờ vì bảo trì, sự kiện hoặc sự cố (BR-66). Mọi buổi lớp, buổi PT và lượt thuê sân phải nằm hoàn toàn trong giờ hoạt động và không nằm trong khung giờ bị khóa.</w:t>
             </w:r>
           </w:p>
         </w:tc>
@@ -2815,7 +3159,7 @@
                 <w:sz w:val="18"/>
                 <w:szCs w:val="18"/>
               </w:rPr>
-              <w:t>BR-39</w:t>
+              <w:t>BR-25</w:t>
             </w:r>
           </w:p>
         </w:tc>
@@ -2836,7 +3180,7 @@
                 <w:sz w:val="18"/>
                 <w:szCs w:val="18"/>
               </w:rPr>
-              <w:t>Chỉ Center Manager mới có thể cấu hình các thiết lập trên toàn hệ thống: danh mục môn thể thao (BR-106), gói Membership và PT, Room, giờ hoạt động, giá thuê sân, và các tham số vận hành (số ngày chốt ngưỡng hoàn vốn, thời hạn phản hồi của học viên, thời gian giữ chỗ trong giới hạn cho phép). Quyền này không bao gồm quản lý vai trò người dùng.</w:t>
+              <w:t>Chỉ Center Manager mới có thể cấu hình các thiết lập trên toàn hệ thống: danh mục môn thể thao (BR-20), gói Membership và PT, Room, giờ hoạt động, giá thuê sân, và các tham số vận hành (số ngày chốt ngưỡng hoàn vốn, thời hạn phản hồi của học viên, thời gian giữ chỗ trong giới hạn cho phép). Quyền này không bao gồm quản lý vai trò người dùng.</w:t>
             </w:r>
           </w:p>
         </w:tc>
@@ -3121,7 +3465,7 @@
                 <w:sz w:val="18"/>
                 <w:szCs w:val="18"/>
               </w:rPr>
-              <w:t>BR-8</w:t>
+              <w:t>BR-26</w:t>
             </w:r>
           </w:p>
         </w:tc>
@@ -3234,7 +3578,7 @@
                 <w:szCs w:val="18"/>
               </w:rPr>
               <w:lastRenderedPageBreak/>
-              <w:t>BR-9</w:t>
+              <w:t>BR-27</w:t>
             </w:r>
           </w:p>
         </w:tc>
@@ -3346,7 +3690,7 @@
                 <w:sz w:val="18"/>
                 <w:szCs w:val="18"/>
               </w:rPr>
-              <w:t>BR-10</w:t>
+              <w:t>BR-28</w:t>
             </w:r>
           </w:p>
         </w:tc>
@@ -3367,7 +3711,7 @@
                 <w:sz w:val="18"/>
                 <w:szCs w:val="18"/>
               </w:rPr>
-              <w:t>Trong thời gian Membership còn hiệu lực, Member được sử dụng Gym không giới hạn và đủ điều kiện checkout gói PT. Khi Membership hết hạn, Member không được sử dụng Gym hoặc tiếp tục sử dụng PT; muốn tiếp tục phải renew hoặc purchase Membership mới. Membership không phải điều kiện để ghi danh lớp nhóm (BR-16) hoặc thuê sân, và việc Membership hết hạn không hủy ghi danh lớp nhóm đã CONFIRMED.</w:t>
+              <w:t>Trong thời gian Membership còn hiệu lực, Member được sử dụng Gym không giới hạn và đủ điều kiện checkout gói PT. Khi Membership hết hạn, Member không được sử dụng Gym hoặc tiếp tục sử dụng PT; muốn tiếp tục phải renew hoặc purchase Membership mới. Membership không phải điều kiện để ghi danh lớp nhóm (BR-46) hoặc thuê sân, và việc Membership hết hạn không hủy ghi danh lớp nhóm đã CONFIRMED.</w:t>
             </w:r>
           </w:p>
         </w:tc>
@@ -3458,7 +3802,7 @@
                 <w:sz w:val="18"/>
                 <w:szCs w:val="18"/>
               </w:rPr>
-              <w:t>BR-11</w:t>
+              <w:t>BR-29</w:t>
             </w:r>
           </w:p>
         </w:tc>
@@ -3479,7 +3823,7 @@
                 <w:sz w:val="18"/>
                 <w:szCs w:val="18"/>
               </w:rPr>
-              <w:t>PT là gói dịch vụ trả phí tách biệt với Membership. Member chỉ được checkout PT khi đang có Membership Active; không cho mua PT trong cùng checkout tạo Membership mới. Sau khi Payment của PT thành công, gói PT mới được Active. PT Frequency nhận 1, 2 hoặc 3 sessions/week để xác định tổng quota trong Membership validity và không phải giới hạn số PT session theo từng calendar week. Gói PT và mọi PT session không được vượt quá EndDate của Membership liên kết.</w:t>
+              <w:t>Trong toàn bộ danh mục gói thành viên, không được có hai bản ghi MembershipPackage trùng Name; Center Manager không thể tạo mới hoặc đổi tên một gói thành tên đã được sử dụng.</w:t>
             </w:r>
           </w:p>
         </w:tc>
@@ -3521,7 +3865,7 @@
                 <w:sz w:val="18"/>
                 <w:szCs w:val="18"/>
               </w:rPr>
-              <w:t>Động</w:t>
+              <w:t>Tĩnh</w:t>
             </w:r>
           </w:p>
         </w:tc>
@@ -3542,7 +3886,7 @@
                 <w:sz w:val="18"/>
                 <w:szCs w:val="18"/>
               </w:rPr>
-              <w:t>Quyết định người dùng — PT thu phí riêng và yêu cầu Membership Active</w:t>
+              <w:t>Xem xét Thiết kế v2 — kiểm toán tính duy nhất; giữ nguyên từ v1.4</w:t>
             </w:r>
           </w:p>
         </w:tc>
@@ -3570,7 +3914,7 @@
                 <w:sz w:val="18"/>
                 <w:szCs w:val="18"/>
               </w:rPr>
-              <w:t>BR-56</w:t>
+              <w:t>BR-30</w:t>
             </w:r>
           </w:p>
         </w:tc>
@@ -3591,7 +3935,7 @@
                 <w:sz w:val="18"/>
                 <w:szCs w:val="18"/>
               </w:rPr>
-              <w:t>Trong toàn bộ danh mục gói thành viên, không được có hai bản ghi MembershipPackage trùng Name; Center Manager không thể tạo mới hoặc đổi tên một gói thành tên đã được sử dụng.</w:t>
+              <w:t>Early renewal tạo một Membership record mới và không sửa Membership cũ. Membership mới bắt đầu vào ngày ngay sau EndDate của Membership hiện tại; thời hạn mới được nối tiếp nên không làm mất thời gian còn lại. Ví dụ Membership 24/09–23/10 được renew thêm 3 tháng sẽ tạo Membership mới 24/10–23/01.</w:t>
             </w:r>
           </w:p>
         </w:tc>
@@ -3612,7 +3956,7 @@
                 <w:sz w:val="18"/>
                 <w:szCs w:val="18"/>
               </w:rPr>
-              <w:t>Ràng buộc</w:t>
+              <w:t>Kích hoạt Hành động</w:t>
             </w:r>
           </w:p>
         </w:tc>
@@ -3633,7 +3977,7 @@
                 <w:sz w:val="18"/>
                 <w:szCs w:val="18"/>
               </w:rPr>
-              <w:t>Tĩnh</w:t>
+              <w:t>Động</w:t>
             </w:r>
           </w:p>
         </w:tc>
@@ -3654,7 +3998,7 @@
                 <w:sz w:val="18"/>
                 <w:szCs w:val="18"/>
               </w:rPr>
-              <w:t>Xem xét Thiết kế v2 — kiểm toán tính duy nhất; giữ nguyên từ v1.4</w:t>
+              <w:t>Quyết định người dùng, v1.5</w:t>
             </w:r>
           </w:p>
         </w:tc>
@@ -3682,7 +4026,7 @@
                 <w:sz w:val="18"/>
                 <w:szCs w:val="18"/>
               </w:rPr>
-              <w:t>BR-65</w:t>
+              <w:t>BR-31</w:t>
             </w:r>
           </w:p>
         </w:tc>
@@ -3703,7 +4047,7 @@
                 <w:sz w:val="18"/>
                 <w:szCs w:val="18"/>
               </w:rPr>
-              <w:t>Early renewal tạo một Membership record mới và không sửa Membership cũ. Membership mới bắt đầu vào ngày ngay sau EndDate của Membership hiện tại; thời hạn mới được nối tiếp nên không làm mất thời gian còn lại. Ví dụ Membership 24/09–23/10 được renew thêm 3 tháng sẽ tạo Membership mới 24/10–23/01.</w:t>
+              <w:t>Membership đã thanh toán chỉ cho phép sử dụng Gym không giới hạn. PT là gói trả phí riêng, chỉ được checkout khi Member có Membership Active theo BR-124. Gói lớp (ClassPackage) là gói riêng gắn với đúng một lớp cụ thể theo BR-32 và không nằm trong giá Membership.</w:t>
             </w:r>
           </w:p>
         </w:tc>
@@ -3724,7 +4068,7 @@
                 <w:sz w:val="18"/>
                 <w:szCs w:val="18"/>
               </w:rPr>
-              <w:t>Kích hoạt Hành động</w:t>
+              <w:t>Sự thật</w:t>
             </w:r>
           </w:p>
         </w:tc>
@@ -3745,7 +4089,7 @@
                 <w:sz w:val="18"/>
                 <w:szCs w:val="18"/>
               </w:rPr>
-              <w:t>Động</w:t>
+              <w:t>Tĩnh</w:t>
             </w:r>
           </w:p>
         </w:tc>
@@ -3766,7 +4110,7 @@
                 <w:sz w:val="18"/>
                 <w:szCs w:val="18"/>
               </w:rPr>
-              <w:t>Quyết định người dùng, v1.5</w:t>
+              <w:t>Quyết định người dùng 25–; bỏ Yoga/Group X</w:t>
             </w:r>
           </w:p>
         </w:tc>
@@ -3794,7 +4138,7 @@
                 <w:sz w:val="18"/>
                 <w:szCs w:val="18"/>
               </w:rPr>
-              <w:t>BR-66</w:t>
+              <w:t>BR-32</w:t>
             </w:r>
           </w:p>
         </w:tc>
@@ -3815,7 +4159,7 @@
                 <w:sz w:val="18"/>
                 <w:szCs w:val="18"/>
               </w:rPr>
-              <w:t>PT sessions chưa sử dụng được carry over nếu Member renew trong vòng 30 calendar days kể từ ngày Membership trước hết hạn. Carry-over được phép tiếp tục qua các lần renewal sau nếu mỗi lần đều thỏa thời hạn 30 ngày; quá thời hạn này, số PT sessions chưa sử dụng sẽ expired. Trong thời gian Membership expired, Member không được sử dụng các PT sessions đang chờ carry-over.</w:t>
+              <w:t>Gói lớp (ClassPackage) gắn với đúng một Class cụ thể (ví dụ gói của Cầu lông 01, Cầu lông 02, Bóng rổ 01); giá do Center Manager đặt tại lớp (BR-36). Mua gói lớp = ghi danh vào lớp đó, không dùng chung cho lớp khác. Hiệu lực của gói là từ lúc ghi danh đến buổi cuối của lớp; không có thời hạn Membership riêng và không carry-over. Chuyển sang lớp khác chỉ theo BR-53 hoặc do Manager xử lý ngoại lệ có lý do.</w:t>
             </w:r>
           </w:p>
         </w:tc>
@@ -3857,7 +4201,7 @@
                 <w:sz w:val="18"/>
                 <w:szCs w:val="18"/>
               </w:rPr>
-              <w:t>Động</w:t>
+              <w:t>Tĩnh</w:t>
             </w:r>
           </w:p>
         </w:tc>
@@ -3878,7 +4222,7 @@
                 <w:sz w:val="18"/>
                 <w:szCs w:val="18"/>
               </w:rPr>
-              <w:t>Quyết định người dùng, v1.5</w:t>
+              <w:t>Feedback giảng viên — bán gói của một lớp cụ thể</w:t>
             </w:r>
           </w:p>
         </w:tc>
@@ -3906,7 +4250,7 @@
                 <w:sz w:val="18"/>
                 <w:szCs w:val="18"/>
               </w:rPr>
-              <w:t>BR-79</w:t>
+              <w:t>BR-33</w:t>
             </w:r>
           </w:p>
         </w:tc>
@@ -3927,231 +4271,7 @@
                 <w:sz w:val="18"/>
                 <w:szCs w:val="18"/>
               </w:rPr>
-              <w:t>Membership đã thanh toán chỉ cho phép sử dụng Gym không giới hạn. PT là gói trả phí riêng, chỉ được checkout khi Member có Membership Active theo BR-11. Gói lớp (ClassPackage) là gói riêng gắn với đúng một lớp cụ thể theo BR-110 và không nằm trong giá Membership.</w:t>
-            </w:r>
-          </w:p>
-        </w:tc>
-        <w:tc>
-          <w:tcPr>
-            <w:tcW w:w="1400" w:type="dxa"/>
-            <w:tcMar>
-              <w:top w:w="60" w:type="dxa"/>
-              <w:left w:w="100" w:type="dxa"/>
-              <w:bottom w:w="60" w:type="dxa"/>
-              <w:right w:w="100" w:type="dxa"/>
-            </w:tcMar>
-            <w:vAlign w:val="center"/>
-          </w:tcPr>
-          <w:p>
-            <w:r>
-              <w:rPr>
-                <w:sz w:val="18"/>
-                <w:szCs w:val="18"/>
-              </w:rPr>
-              <w:t>Sự thật</w:t>
-            </w:r>
-          </w:p>
-        </w:tc>
-        <w:tc>
-          <w:tcPr>
-            <w:tcW w:w="1300" w:type="dxa"/>
-            <w:tcMar>
-              <w:top w:w="60" w:type="dxa"/>
-              <w:left w:w="100" w:type="dxa"/>
-              <w:bottom w:w="60" w:type="dxa"/>
-              <w:right w:w="100" w:type="dxa"/>
-            </w:tcMar>
-            <w:vAlign w:val="center"/>
-          </w:tcPr>
-          <w:p>
-            <w:r>
-              <w:rPr>
-                <w:sz w:val="18"/>
-                <w:szCs w:val="18"/>
-              </w:rPr>
-              <w:t>Tĩnh</w:t>
-            </w:r>
-          </w:p>
-        </w:tc>
-        <w:tc>
-          <w:tcPr>
-            <w:tcW w:w="2400" w:type="dxa"/>
-            <w:tcMar>
-              <w:top w:w="60" w:type="dxa"/>
-              <w:left w:w="100" w:type="dxa"/>
-              <w:bottom w:w="60" w:type="dxa"/>
-              <w:right w:w="100" w:type="dxa"/>
-            </w:tcMar>
-            <w:vAlign w:val="center"/>
-          </w:tcPr>
-          <w:p>
-            <w:r>
-              <w:rPr>
-                <w:sz w:val="18"/>
-                <w:szCs w:val="18"/>
-              </w:rPr>
-              <w:t>Quyết định người dùng 25–; bỏ Yoga/Group X</w:t>
-            </w:r>
-          </w:p>
-        </w:tc>
-      </w:tr>
-      <w:tr>
-        <w:trPr>
-          <w:cantSplit/>
-        </w:trPr>
-        <w:tc>
-          <w:tcPr>
-            <w:tcW w:w="900" w:type="dxa"/>
-            <w:tcMar>
-              <w:top w:w="60" w:type="dxa"/>
-              <w:left w:w="100" w:type="dxa"/>
-              <w:bottom w:w="60" w:type="dxa"/>
-              <w:right w:w="100" w:type="dxa"/>
-            </w:tcMar>
-            <w:vAlign w:val="center"/>
-          </w:tcPr>
-          <w:p>
-            <w:r>
-              <w:rPr>
-                <w:b/>
-                <w:bCs/>
-                <w:sz w:val="18"/>
-                <w:szCs w:val="18"/>
-              </w:rPr>
-              <w:t>BR-110</w:t>
-            </w:r>
-          </w:p>
-        </w:tc>
-        <w:tc>
-          <w:tcPr>
-            <w:tcW w:w="5200" w:type="dxa"/>
-            <w:tcMar>
-              <w:top w:w="60" w:type="dxa"/>
-              <w:left w:w="100" w:type="dxa"/>
-              <w:bottom w:w="60" w:type="dxa"/>
-              <w:right w:w="100" w:type="dxa"/>
-            </w:tcMar>
-            <w:vAlign w:val="center"/>
-          </w:tcPr>
-          <w:p>
-            <w:r>
-              <w:rPr>
-                <w:sz w:val="18"/>
-                <w:szCs w:val="18"/>
-              </w:rPr>
-              <w:t>Gói lớp (ClassPackage) gắn với đúng một Class cụ thể (ví dụ gói của Cầu lông 01, Cầu lông 02, Bóng rổ 01); giá do Center Manager đặt tại lớp (BR-111). Mua gói lớp = ghi danh vào lớp đó, không dùng chung cho lớp khác. Hiệu lực của gói là từ lúc ghi danh đến buổi cuối của lớp; không có thời hạn Membership riêng và không carry-over. Chuyển sang lớp khác chỉ theo BR-120 hoặc do Manager xử lý ngoại lệ có lý do.</w:t>
-            </w:r>
-          </w:p>
-        </w:tc>
-        <w:tc>
-          <w:tcPr>
-            <w:tcW w:w="1400" w:type="dxa"/>
-            <w:tcMar>
-              <w:top w:w="60" w:type="dxa"/>
-              <w:left w:w="100" w:type="dxa"/>
-              <w:bottom w:w="60" w:type="dxa"/>
-              <w:right w:w="100" w:type="dxa"/>
-            </w:tcMar>
-            <w:vAlign w:val="center"/>
-          </w:tcPr>
-          <w:p>
-            <w:r>
-              <w:rPr>
-                <w:sz w:val="18"/>
-                <w:szCs w:val="18"/>
-              </w:rPr>
-              <w:t>Ràng buộc</w:t>
-            </w:r>
-          </w:p>
-        </w:tc>
-        <w:tc>
-          <w:tcPr>
-            <w:tcW w:w="1300" w:type="dxa"/>
-            <w:tcMar>
-              <w:top w:w="60" w:type="dxa"/>
-              <w:left w:w="100" w:type="dxa"/>
-              <w:bottom w:w="60" w:type="dxa"/>
-              <w:right w:w="100" w:type="dxa"/>
-            </w:tcMar>
-            <w:vAlign w:val="center"/>
-          </w:tcPr>
-          <w:p>
-            <w:r>
-              <w:rPr>
-                <w:sz w:val="18"/>
-                <w:szCs w:val="18"/>
-              </w:rPr>
-              <w:t>Tĩnh</w:t>
-            </w:r>
-          </w:p>
-        </w:tc>
-        <w:tc>
-          <w:tcPr>
-            <w:tcW w:w="2400" w:type="dxa"/>
-            <w:tcMar>
-              <w:top w:w="60" w:type="dxa"/>
-              <w:left w:w="100" w:type="dxa"/>
-              <w:bottom w:w="60" w:type="dxa"/>
-              <w:right w:w="100" w:type="dxa"/>
-            </w:tcMar>
-            <w:vAlign w:val="center"/>
-          </w:tcPr>
-          <w:p>
-            <w:r>
-              <w:rPr>
-                <w:sz w:val="18"/>
-                <w:szCs w:val="18"/>
-              </w:rPr>
-              <w:t>Feedback giảng viên — bán gói của một lớp cụ thể</w:t>
-            </w:r>
-          </w:p>
-        </w:tc>
-      </w:tr>
-      <w:tr>
-        <w:trPr>
-          <w:cantSplit/>
-        </w:trPr>
-        <w:tc>
-          <w:tcPr>
-            <w:tcW w:w="900" w:type="dxa"/>
-            <w:tcMar>
-              <w:top w:w="60" w:type="dxa"/>
-              <w:left w:w="100" w:type="dxa"/>
-              <w:bottom w:w="60" w:type="dxa"/>
-              <w:right w:w="100" w:type="dxa"/>
-            </w:tcMar>
-            <w:vAlign w:val="center"/>
-          </w:tcPr>
-          <w:p>
-            <w:r>
-              <w:rPr>
-                <w:b/>
-                <w:bCs/>
-                <w:sz w:val="18"/>
-                <w:szCs w:val="18"/>
-              </w:rPr>
-              <w:t>BR-113</w:t>
-            </w:r>
-          </w:p>
-        </w:tc>
-        <w:tc>
-          <w:tcPr>
-            <w:tcW w:w="5200" w:type="dxa"/>
-            <w:tcMar>
-              <w:top w:w="60" w:type="dxa"/>
-              <w:left w:w="100" w:type="dxa"/>
-              <w:bottom w:w="60" w:type="dxa"/>
-              <w:right w:w="100" w:type="dxa"/>
-            </w:tcMar>
-            <w:vAlign w:val="center"/>
-          </w:tcPr>
-          <w:p>
-            <w:r>
-              <w:rPr>
-                <w:sz w:val="18"/>
-                <w:szCs w:val="18"/>
-              </w:rPr>
-              <w:t>Giá của mọi gói và dịch vụ bán ra (Membership, PT, ClassPackage, thuê sân theo giờ) phải lớn hơn 0 và là bội số của 1.000 VND để quy đổi chính xác sang điểm (BR-134).</w:t>
+              <w:t>Giá của mọi gói và dịch vụ bán ra (Membership, PT, ClassPackage, thuê sân theo giờ) phải lớn hơn 0 và là bội số của 1.000 VND để quy đổi chính xác sang điểm (BR-83).</w:t>
             </w:r>
           </w:p>
         </w:tc>
@@ -4249,7 +4369,7 @@
                   <w:sz w:val="18"/>
                   <w:szCs w:val="18"/>
                 </w:rPr>
-                <w:t xml:space="preserve">BR-145</w:t>
+                <w:t xml:space="preserve">BR-34</w:t>
               </w:r>
             </w:ins>
           </w:p>
@@ -4277,7 +4397,7 @@
                   <w:sz w:val="18"/>
                   <w:szCs w:val="18"/>
                 </w:rPr>
-                <w:t xml:space="preserve">Vé Gym 1 ngày (day pass) chỉ bán từ 06:00 đến trước 22:00 giờ Việt Nam (Asia/Ho_Chi_Minh); ngoài khung giờ này Member không được mua (backend từ chối tạo checkout, 409 day_pass_outside_hours). Vé có hiệu lực từ lúc thanh toán thành công đến 22:00 cùng ngày mua và hết hạn đúng 22:00, không cộng thêm 24 giờ. Trong 60 phút cuối trước giờ đóng cửa trung tâm (22:00), tức từ 21:00 mỗi ngày, hệ thống báo Member ngay lúc đặt (màn thanh toán, thẻ gói và màn bán của Receptionist): "The gym closes at 22:00. This pass is valid only until then."; không cần ô xác nhận và giá không đổi; thông báo và email sau thanh toán ghi đúng giờ hết hạn 22:00. Giờ mở 06:00 và giờ đóng cửa 22:00 là hằng số nghiệp vụ của day pass, thời điểm báo tính từ giờ đóng cửa trừ 60 phút chứ không đặt cứng 21:00; backend trả cờ closingSoon và closesAtUtc trong checkout để giao diện không tự tính theo đồng hồ trình duyệt. Thanh toán thành công sau 22:00 (ví dụ checkout lúc 21:58, tiền về lúc 22:03) thì vé không còn giá trị và hệ thống không tự cấp vé; Invoice xử lý theo nhánh "đã thu tiền, chưa cấp quyền lợi" của BR-88, và việc kiểm tra giờ phải nằm ở bước cấp quyền lợi, không chỉ ở bước tạo checkout. Giữ nguyên: giá 50.000đ, mỗi ngày một vé còn hiệu lực cho mỗi Member, không bán khi Gym đóng vì sự cố, không nhắc hết hạn, không hoàn tự động. Cập nhật 24/10/2026 (Payment-Support-Workflow.md, mục 1; thay quy định hiệu lực trong ngày thanh toán ở FR-26).</w:t>
+                <w:t xml:space="preserve">Vé Gym 1 ngày (day pass) chỉ bán từ 06:00 đến trước 22:00 giờ Việt Nam (Asia/Ho_Chi_Minh); ngoài khung giờ này Member không được mua (backend từ chối tạo checkout, 409 day_pass_outside_hours). Vé có hiệu lực từ lúc thanh toán thành công đến 22:00 cùng ngày mua và hết hạn đúng 22:00, không cộng thêm 24 giờ. Trong 60 phút cuối trước giờ đóng cửa trung tâm (22:00), tức từ 21:00 mỗi ngày, hệ thống báo Member ngay lúc đặt (màn thanh toán, thẻ gói và màn bán của Receptionist): "The gym closes at 22:00. This pass is valid only until then."; không cần ô xác nhận và giá không đổi; thông báo và email sau thanh toán ghi đúng giờ hết hạn 22:00. Giờ mở 06:00 và giờ đóng cửa 22:00 là hằng số nghiệp vụ của day pass, thời điểm báo tính từ giờ đóng cửa trừ 60 phút chứ không đặt cứng 21:00; backend trả cờ closingSoon và closesAtUtc trong checkout để giao diện không tự tính theo đồng hồ trình duyệt. Thanh toán thành công sau 22:00 (ví dụ checkout lúc 21:58, tiền về lúc 22:03) thì vé không còn giá trị và hệ thống không tự cấp vé; Invoice xử lý theo nhánh "đã thu tiền, chưa cấp quyền lợi" của BR-80, và việc kiểm tra giờ phải nằm ở bước cấp quyền lợi, không chỉ ở bước tạo checkout. Giữ nguyên: giá 50.000đ, mỗi ngày một vé còn hiệu lực cho mỗi Member, không bán khi Gym đóng vì sự cố, không nhắc hết hạn, không hoàn tự động. Cập nhật 24/10/2026 (Payment-Support-Workflow.md, mục 1; thay quy định hiệu lực trong ngày thanh toán ở FR-26).</w:t>
               </w:r>
             </w:ins>
           </w:p>
@@ -4361,9 +4481,233 @@
                   <w:sz w:val="18"/>
                   <w:szCs w:val="18"/>
                 </w:rPr>
-                <w:t xml:space="preserve">Quyết định nhóm 24/10/2026 — Payment-Support-Workflow.md, mục 1; FR-23 đã trỏ tới BR-145</w:t>
+                <w:t xml:space="preserve">Quyết định nhóm 24/10/2026 — Payment-Support-Workflow.md, mục 1; FR-23 đã trỏ tới BR-34</w:t>
               </w:r>
             </w:ins>
+          </w:p>
+        </w:tc>
+      </w:tr>
+      <w:tr>
+        <w:trPr>
+          <w:cantSplit/>
+        </w:trPr>
+        <w:tc>
+          <w:tcPr>
+            <w:tcW w:w="900" w:type="dxa"/>
+            <w:tcMar>
+              <w:top w:w="60" w:type="dxa"/>
+              <w:left w:w="100" w:type="dxa"/>
+              <w:bottom w:w="60" w:type="dxa"/>
+              <w:right w:w="100" w:type="dxa"/>
+            </w:tcMar>
+            <w:vAlign w:val="center"/>
+          </w:tcPr>
+          <w:p>
+            <w:r>
+              <w:rPr>
+                <w:b/>
+                <w:bCs/>
+                <w:sz w:val="18"/>
+                <w:szCs w:val="18"/>
+              </w:rPr>
+              <w:t>BR-124</w:t>
+            </w:r>
+          </w:p>
+        </w:tc>
+        <w:tc>
+          <w:tcPr>
+            <w:tcW w:w="5200" w:type="dxa"/>
+            <w:tcMar>
+              <w:top w:w="60" w:type="dxa"/>
+              <w:left w:w="100" w:type="dxa"/>
+              <w:bottom w:w="60" w:type="dxa"/>
+              <w:right w:w="100" w:type="dxa"/>
+            </w:tcMar>
+            <w:vAlign w:val="center"/>
+          </w:tcPr>
+          <w:p>
+            <w:r>
+              <w:rPr>
+                <w:sz w:val="18"/>
+                <w:szCs w:val="18"/>
+              </w:rPr>
+              <w:t>PT là gói dịch vụ trả phí tách biệt với Membership. Member chỉ được checkout PT khi đang có Membership Active; không cho mua PT trong cùng checkout tạo Membership mới. Sau khi Payment của PT thành công, gói PT mới được Active. PT Frequency nhận 1, 2 hoặc 3 sessions/week để xác định tổng quota trong Membership validity và không phải giới hạn số PT session theo từng calendar week. Gói PT và mọi PT session không được vượt quá EndDate của Membership liên kết.</w:t>
+            </w:r>
+          </w:p>
+        </w:tc>
+        <w:tc>
+          <w:tcPr>
+            <w:tcW w:w="1400" w:type="dxa"/>
+            <w:tcMar>
+              <w:top w:w="60" w:type="dxa"/>
+              <w:left w:w="100" w:type="dxa"/>
+              <w:bottom w:w="60" w:type="dxa"/>
+              <w:right w:w="100" w:type="dxa"/>
+            </w:tcMar>
+            <w:vAlign w:val="center"/>
+          </w:tcPr>
+          <w:p>
+            <w:r>
+              <w:rPr>
+                <w:sz w:val="18"/>
+                <w:szCs w:val="18"/>
+              </w:rPr>
+              <w:t>Ràng buộc</w:t>
+            </w:r>
+          </w:p>
+        </w:tc>
+        <w:tc>
+          <w:tcPr>
+            <w:tcW w:w="1300" w:type="dxa"/>
+            <w:tcMar>
+              <w:top w:w="60" w:type="dxa"/>
+              <w:left w:w="100" w:type="dxa"/>
+              <w:bottom w:w="60" w:type="dxa"/>
+              <w:right w:w="100" w:type="dxa"/>
+            </w:tcMar>
+            <w:vAlign w:val="center"/>
+          </w:tcPr>
+          <w:p>
+            <w:r>
+              <w:rPr>
+                <w:sz w:val="18"/>
+                <w:szCs w:val="18"/>
+              </w:rPr>
+              <w:t>Động</w:t>
+            </w:r>
+          </w:p>
+        </w:tc>
+        <w:tc>
+          <w:tcPr>
+            <w:tcW w:w="2400" w:type="dxa"/>
+            <w:tcMar>
+              <w:top w:w="60" w:type="dxa"/>
+              <w:left w:w="100" w:type="dxa"/>
+              <w:bottom w:w="60" w:type="dxa"/>
+              <w:right w:w="100" w:type="dxa"/>
+            </w:tcMar>
+            <w:vAlign w:val="center"/>
+          </w:tcPr>
+          <w:p>
+            <w:r>
+              <w:rPr>
+                <w:sz w:val="18"/>
+                <w:szCs w:val="18"/>
+              </w:rPr>
+              <w:t>Quyết định người dùng — PT thu phí riêng và yêu cầu Membership Active</w:t>
+            </w:r>
+          </w:p>
+        </w:tc>
+      </w:tr>
+      <w:tr>
+        <w:trPr>
+          <w:cantSplit/>
+        </w:trPr>
+        <w:tc>
+          <w:tcPr>
+            <w:tcW w:w="900" w:type="dxa"/>
+            <w:tcMar>
+              <w:top w:w="60" w:type="dxa"/>
+              <w:left w:w="100" w:type="dxa"/>
+              <w:bottom w:w="60" w:type="dxa"/>
+              <w:right w:w="100" w:type="dxa"/>
+            </w:tcMar>
+            <w:vAlign w:val="center"/>
+          </w:tcPr>
+          <w:p>
+            <w:r>
+              <w:rPr>
+                <w:b/>
+                <w:bCs/>
+                <w:sz w:val="18"/>
+                <w:szCs w:val="18"/>
+              </w:rPr>
+              <w:t>BR-129</w:t>
+            </w:r>
+          </w:p>
+        </w:tc>
+        <w:tc>
+          <w:tcPr>
+            <w:tcW w:w="5200" w:type="dxa"/>
+            <w:tcMar>
+              <w:top w:w="60" w:type="dxa"/>
+              <w:left w:w="100" w:type="dxa"/>
+              <w:bottom w:w="60" w:type="dxa"/>
+              <w:right w:w="100" w:type="dxa"/>
+            </w:tcMar>
+            <w:vAlign w:val="center"/>
+          </w:tcPr>
+          <w:p>
+            <w:r>
+              <w:rPr>
+                <w:sz w:val="18"/>
+                <w:szCs w:val="18"/>
+              </w:rPr>
+              <w:t>PT sessions chưa sử dụng được carry over nếu Member renew trong vòng 30 calendar days kể từ ngày Membership trước hết hạn. Carry-over được phép tiếp tục qua các lần renewal sau nếu mỗi lần đều thỏa thời hạn 30 ngày; quá thời hạn này, số PT sessions chưa sử dụng sẽ expired. Trong thời gian Membership expired, Member không được sử dụng các PT sessions đang chờ carry-over.</w:t>
+            </w:r>
+          </w:p>
+        </w:tc>
+        <w:tc>
+          <w:tcPr>
+            <w:tcW w:w="1400" w:type="dxa"/>
+            <w:tcMar>
+              <w:top w:w="60" w:type="dxa"/>
+              <w:left w:w="100" w:type="dxa"/>
+              <w:bottom w:w="60" w:type="dxa"/>
+              <w:right w:w="100" w:type="dxa"/>
+            </w:tcMar>
+            <w:vAlign w:val="center"/>
+          </w:tcPr>
+          <w:p>
+            <w:r>
+              <w:rPr>
+                <w:sz w:val="18"/>
+                <w:szCs w:val="18"/>
+              </w:rPr>
+              <w:t>Ràng buộc</w:t>
+            </w:r>
+          </w:p>
+        </w:tc>
+        <w:tc>
+          <w:tcPr>
+            <w:tcW w:w="1300" w:type="dxa"/>
+            <w:tcMar>
+              <w:top w:w="60" w:type="dxa"/>
+              <w:left w:w="100" w:type="dxa"/>
+              <w:bottom w:w="60" w:type="dxa"/>
+              <w:right w:w="100" w:type="dxa"/>
+            </w:tcMar>
+            <w:vAlign w:val="center"/>
+          </w:tcPr>
+          <w:p>
+            <w:r>
+              <w:rPr>
+                <w:sz w:val="18"/>
+                <w:szCs w:val="18"/>
+              </w:rPr>
+              <w:t>Động</w:t>
+            </w:r>
+          </w:p>
+        </w:tc>
+        <w:tc>
+          <w:tcPr>
+            <w:tcW w:w="2400" w:type="dxa"/>
+            <w:tcMar>
+              <w:top w:w="60" w:type="dxa"/>
+              <w:left w:w="100" w:type="dxa"/>
+              <w:bottom w:w="60" w:type="dxa"/>
+              <w:right w:w="100" w:type="dxa"/>
+            </w:tcMar>
+            <w:vAlign w:val="center"/>
+          </w:tcPr>
+          <w:p>
+            <w:r>
+              <w:rPr>
+                <w:sz w:val="18"/>
+                <w:szCs w:val="18"/>
+              </w:rPr>
+              <w:t>Quyết định người dùng, v1.5</w:t>
+            </w:r>
           </w:p>
         </w:tc>
       </w:tr>
@@ -4577,7 +4921,7 @@
                 <w:sz w:val="18"/>
                 <w:szCs w:val="18"/>
               </w:rPr>
-              <w:t>BR-12</w:t>
+              <w:t>BR-35</w:t>
             </w:r>
           </w:p>
         </w:tc>
@@ -4689,7 +5033,7 @@
                 <w:sz w:val="18"/>
                 <w:szCs w:val="18"/>
               </w:rPr>
-              <w:t>BR-111</w:t>
+              <w:t>BR-36</w:t>
             </w:r>
           </w:p>
         </w:tc>
@@ -4710,7 +5054,7 @@
                 <w:sz w:val="18"/>
                 <w:szCs w:val="18"/>
               </w:rPr>
-              <w:t>Mỗi Class có: Code duy nhất (Mục N), Sport, Coach phụ trách, Room, ngày bắt đầu, số buổi, lịch lặp theo tuần (ngày trong tuần và giờ bắt đầu), Capacity, Price (giá gói lớp), CostAmount (BR-118) và trạng thái. Tập hợp các Session (buổi) của lớp được sinh từ lịch lặp và có thể được Manager điều chỉnh từng buổi theo BR-54.</w:t>
+              <w:t>Mỗi Class có: Code duy nhất (Mục N), Sport, Coach phụ trách, Room (chọn từ danh sách các Room đang hoạt động), ngày bắt đầu, số buổi, lịch lặp theo tuần (ngày trong tuần và giờ bắt đầu), Capacity, Price (giá gói lớp), CostAmount (BR-51) và trạng thái. Tập hợp các Session (buổi) của lớp được sinh từ lịch lặp và có thể được Manager điều chỉnh từng buổi theo BR-43.</w:t>
             </w:r>
           </w:p>
         </w:tc>
@@ -4801,7 +5145,7 @@
                 <w:sz w:val="18"/>
                 <w:szCs w:val="18"/>
               </w:rPr>
-              <w:t>BR-141</w:t>
+              <w:t>BR-37</w:t>
             </w:r>
           </w:p>
         </w:tc>
@@ -4822,7 +5166,7 @@
                 <w:sz w:val="18"/>
                 <w:szCs w:val="18"/>
               </w:rPr>
-              <w:t>Dữ liệu khởi tạo (seed) có lịch lớp cố định cho hai môn GroupCourse. Bóng rổ: Thứ 2-4-6, 07:00–09:00 và Thứ 3-5-7, 14:00–16:00 (hai lớp Bóng rổ 01 và Bóng rổ 02). Cầu lông: cùng hai khung giờ trên sân cầu lông riêng (Cầu lông 01 và Cầu lông 02). Các khung giờ còn lại của sân là khung trống mở cho Member thuê (BR-126). Center Manager có thể thêm lớp hoặc sân vào các khung giờ khác trong tương lai theo BR-14 và BR-111; mọi lịch mới vẫn phải qua kiểm tra xung đột BR-112.</w:t>
+              <w:t>Dữ liệu khởi tạo (seed) có lịch lớp cố định cho hai môn GroupCourse. Bóng rổ: Thứ 2-4-6, 07:00–09:00 và Thứ 3-5-7, 14:00–16:00 (hai lớp Bóng rổ 01 và Bóng rổ 02). Cầu lông: cùng hai khung giờ trên sân cầu lông riêng (Cầu lông 01 và Cầu lông 02). Các khung giờ còn lại của sân là khung trống mở cho Member thuê (BR-62). Center Manager có thể thêm lớp hoặc sân vào các khung giờ khác trong tương lai theo BR-39 và BR-36; mọi lịch mới vẫn phải qua kiểm tra xung đột BR-40.</w:t>
             </w:r>
           </w:p>
         </w:tc>
@@ -4913,7 +5257,8 @@
                 <w:sz w:val="18"/>
                 <w:szCs w:val="18"/>
               </w:rPr>
-              <w:t>BR-142</w:t>
+              <w:lastRenderedPageBreak/>
+              <w:t>BR-38</w:t>
             </w:r>
           </w:p>
         </w:tc>
@@ -4934,7 +5279,7 @@
                 <w:sz w:val="18"/>
                 <w:szCs w:val="18"/>
               </w:rPr>
-              <w:t>Member và nhân sự (System Administrator, Center Manager, Receptionist, Coach) là hai loại tài khoản tách biệt, không chuyển đổi qua lại: hệ thống từ chối đổi Member thành vai trò nhân sự hoặc ngược lại (HTTP 409 member_staff_role_change_not_allowed); người muốn làm nhân sự phải được System Administrator tạo tài khoản mới bằng email khác, tài khoản Member cũ giữ nguyên. Đổi vai trò chỉ diễn ra giữa các vai trò nhân sự. Coach chỉ được rời vai trò Coach khi không còn lớp, lịch tương lai hoặc quan hệ huấn luyện Active; khi đổi vai trò hợp lệ, CoachSpecialty và quyền dịch vụ PT bị xóa.</w:t>
+              <w:t>Thời lượng mỗi buổi của lớp lấy từ cấu hình của Sport (BR-20). Khi Center Manager nhập StartTime của buổi, EndTime = StartTime + thời lượng; giờ cụ thể và thời lượng không được hard-code trong business logic. Riêng buổi PT có thời lượng cố định 90 phút theo BR-130.</w:t>
             </w:r>
           </w:p>
         </w:tc>
@@ -4976,7 +5321,7 @@
                 <w:sz w:val="18"/>
                 <w:szCs w:val="18"/>
               </w:rPr>
-              <w:t>Động</w:t>
+              <w:t>Tĩnh</w:t>
             </w:r>
           </w:p>
         </w:tc>
@@ -4997,7 +5342,7 @@
                 <w:sz w:val="18"/>
                 <w:szCs w:val="18"/>
               </w:rPr>
-              <w:t>Quyết định người dùng 12/10/2026 — Member và nhân sự tách biệt; Admin là người duy nhất tạo Coach</w:t>
+              <w:t>Quyết định người dùng; thời lượng theo cấu hình môn</w:t>
             </w:r>
           </w:p>
         </w:tc>
@@ -5025,7 +5370,7 @@
                 <w:sz w:val="18"/>
                 <w:szCs w:val="18"/>
               </w:rPr>
-              <w:t>BR-143</w:t>
+              <w:t>BR-39</w:t>
             </w:r>
           </w:p>
         </w:tc>
@@ -5046,7 +5391,7 @@
                 <w:sz w:val="18"/>
                 <w:szCs w:val="18"/>
               </w:rPr>
-              <w:t>Hệ thống không xác minh được địa chỉ email của tài khoản do quản trị viên tạo là thật hay đúng người, nên việc xác minh là link kích hoạt gửi tới chính email đó. Khi tạo tài khoản nhân sự, System Administrator phải nhập email hai lần và hai lần nhập phải khớp. Tài khoản nhân sự chưa đặt mật khẩu và chưa liên kết Google ở trạng thái "chờ kích hoạt" và được hiển thị như vậy. Với tài khoản chờ kích hoạt, System Administrator được (a) gửi lại link kích hoạt (cách nhau tối thiểu 60 giây; mỗi lần gửi vô hiệu link cũ), và (b) sửa email gõ sai kèm lý do bắt buộc: link gửi tới email cũ bị vô hiệu ngay, link mới gửi tới email mới. Quy tắc gửi lại link và sửa email áp dụng tương tự cho Hội viên do Receptionist hoặc Center Manager đăng ký tại quầy (BR-1, cách 2): hai lần nhập email phải khớp, sửa email kèm lý do bắt buộc, ghi audit RESEND_MEMBER_ACTIVATION và CHANGE_PENDING_MEMBER_EMAIL. Hai thao tác này không áp dụng cho tài khoản đã đặt mật khẩu hoặc đã liên kết Google (HTTP 409 account_not_pending_activation). Tài khoản nhân sự chờ kích hoạt không đăng nhập được, kể cả bằng Google, cho tới khi người nhận tự đặt mật khẩu qua link; Hội viên chờ kích hoạt có thể đăng nhập bằng Google nếu email Google đã xác minh trùng email tài khoản, khi đó tài khoản được liên kết và coi như đã xác minh chủ email.</w:t>
+              <w:t>Chỉ Center Manager được tạo lớp, xếp lịch (ngày, giờ, Room chọn từ danh sách), publish, close, hủy, phân công hoặc phân công lại Coach cho lớp. Coach được phân công phải là tài khoản Coach đang hoạt động và có CoachSpecialty khớp Sport của lớp (BR-44). Coach không được tự tạo, sửa, hủy, publish hoặc thay đổi lịch được giao.</w:t>
             </w:r>
           </w:p>
         </w:tc>
@@ -5088,7 +5433,7 @@
                 <w:sz w:val="18"/>
                 <w:szCs w:val="18"/>
               </w:rPr>
-              <w:t>Động</w:t>
+              <w:t>Tĩnh</w:t>
             </w:r>
           </w:p>
         </w:tc>
@@ -5109,7 +5454,7 @@
                 <w:sz w:val="18"/>
                 <w:szCs w:val="18"/>
               </w:rPr>
-              <w:t>Quyết định người dùng 12/10/2026 — toàn vẹn kích hoạt tài khoản</w:t>
+              <w:t>Quyết định người dùng và; theo chuyên môn</w:t>
             </w:r>
           </w:p>
         </w:tc>
@@ -5137,7 +5482,7 @@
                 <w:sz w:val="18"/>
                 <w:szCs w:val="18"/>
               </w:rPr>
-              <w:t>BR-144</w:t>
+              <w:t>BR-40</w:t>
             </w:r>
           </w:p>
         </w:tc>
@@ -5158,7 +5503,7 @@
                 <w:sz w:val="18"/>
                 <w:szCs w:val="18"/>
               </w:rPr>
-              <w:t>Người chưa đăng nhập (Guest) xem được landing page giới thiệu trung tâm, ba môn Gym/cầu lông/bóng rổ, đội Coach đang hoạt động và các khóa, gói, sân đã công khai. Guest không đọc được dữ liệu cá nhân, tài khoản, hóa đơn, ví điểm hay lịch của người khác; mua, đăng ký, thuê sân và mọi thao tác ghi dữ liệu yêu cầu đăng nhập bằng tài khoản Member. Lớp DRAFT không hiển thị cho Guest (BR-111).</w:t>
+              <w:t>Mỗi buổi lớp phải thỏa đồng thời: (a) Coach không có buổi lớp hoặc buổi PT nào giao nhau về thời gian; (b) Room không có hoạt động nào giao nhau theo BR-22; (c) nằm trong giờ hoạt động theo BR-24. Hệ thống từ chối lưu hoặc publish lịch vi phạm và nêu rõ xung đột (Coach hoặc Room nào, khung giờ nào).</w:t>
             </w:r>
           </w:p>
         </w:tc>
@@ -5200,7 +5545,7 @@
                 <w:sz w:val="18"/>
                 <w:szCs w:val="18"/>
               </w:rPr>
-              <w:t>Tĩnh</w:t>
+              <w:t>Động</w:t>
             </w:r>
           </w:p>
         </w:tc>
@@ -5221,7 +5566,7 @@
                 <w:sz w:val="18"/>
                 <w:szCs w:val="18"/>
               </w:rPr>
-              <w:t>Quyết định người dùng 12/10/2026 — nội dung công khai cho Guest</w:t>
+              <w:t>Feedback giảng viên — liệt kê coach nắm sân nào ở thời điểm nào</w:t>
             </w:r>
           </w:p>
         </w:tc>
@@ -5249,8 +5594,7 @@
                 <w:sz w:val="18"/>
                 <w:szCs w:val="18"/>
               </w:rPr>
-              <w:lastRenderedPageBreak/>
-              <w:t>BR-13</w:t>
+              <w:t>BR-41</w:t>
             </w:r>
           </w:p>
         </w:tc>
@@ -5271,7 +5615,7 @@
                 <w:sz w:val="18"/>
                 <w:szCs w:val="18"/>
               </w:rPr>
-              <w:t>Thời lượng mỗi buổi của lớp lấy từ cấu hình của Sport (BR-106). Khi Center Manager nhập StartTime của buổi, EndTime = StartTime + thời lượng; giờ cụ thể và thời lượng không được hard-code trong business logic. Riêng buổi PT có thời lượng cố định 90 phút theo BR-70.</w:t>
+              <w:t>Capacity của mỗi lớp phải lớn hơn 0 và không vượt sĩ số tối đa mặc định của Sport (BR-20). Center Manager được đặt Capacity thấp hơn mức tối đa. Ghi danh không được vượt Capacity theo BR-49.</w:t>
             </w:r>
           </w:p>
         </w:tc>
@@ -5313,7 +5657,7 @@
                 <w:sz w:val="18"/>
                 <w:szCs w:val="18"/>
               </w:rPr>
-              <w:t>Tĩnh</w:t>
+              <w:t>Động</w:t>
             </w:r>
           </w:p>
         </w:tc>
@@ -5334,7 +5678,7 @@
                 <w:sz w:val="18"/>
                 <w:szCs w:val="18"/>
               </w:rPr>
-              <w:t>Quyết định người dùng; thời lượng theo cấu hình môn</w:t>
+              <w:t>Quyết định người dùng; sĩ số theo cấu hình môn</w:t>
             </w:r>
           </w:p>
         </w:tc>
@@ -5362,7 +5706,7 @@
                 <w:sz w:val="18"/>
                 <w:szCs w:val="18"/>
               </w:rPr>
-              <w:t>BR-14</w:t>
+              <w:t>BR-42</w:t>
             </w:r>
           </w:p>
         </w:tc>
@@ -5383,7 +5727,7 @@
                 <w:sz w:val="18"/>
                 <w:szCs w:val="18"/>
               </w:rPr>
-              <w:t>Chỉ Center Manager được tạo lớp, xếp lịch (ngày, giờ, Room), publish, close, hủy, phân công hoặc phân công lại Coach cho lớp. Coach được phân công phải là tài khoản Coach đang hoạt động và có CoachSpecialty khớp Sport của lớp (BR-96). Coach không được tự tạo, sửa, hủy, publish hoặc thay đổi lịch được giao.</w:t>
+              <w:t>Class có vòng đời DRAFT → PUBLISHED → IN_PROGRESS → COMPLETED; CANCELLED có thể đến từ DRAFT, PUBLISHED hoặc IN_PROGRESS. DRAFT không hiển thị cho Guest/Member và không nhận ghi danh; PUBLISHED hiển thị công khai và nhận ghi danh (BR-46) cho đến khi buổi đầu tiên bắt đầu; IN_PROGRESS không nhận ghi danh mới; COMPLETED khi buổi cuối kết thúc. Ngoài vòng đời, lớp có ThresholdStatus (BR-52). Nội dung giảng dạy của lớp (giáo án, kết quả, nhận xét) và danh sách buổi học của Member chỉ mở cho Member có ghi danh CONFIRMED chưa kết thúc, trong lớp PUBLISHED, IN_PROGRESS hoặc COMPLETED; Member vẫn xem lại lịch sử lớp của mình sau khi lớp COMPLETED. Lớp CANCELLED hoặc DRAFT, và ghi danh đã hoàn tiền hoặc chuyển lớp, bị từ chối (403 class_not_enrolled). Quyền Coach xem hồ sơ sức khỏe của học viên kết thúc cùng lớp.</w:t>
             </w:r>
           </w:p>
         </w:tc>
@@ -5425,7 +5769,7 @@
                 <w:sz w:val="18"/>
                 <w:szCs w:val="18"/>
               </w:rPr>
-              <w:t>Tĩnh</w:t>
+              <w:t>Động</w:t>
             </w:r>
           </w:p>
         </w:tc>
@@ -5446,7 +5790,7 @@
                 <w:sz w:val="18"/>
                 <w:szCs w:val="18"/>
               </w:rPr>
-              <w:t>Quyết định người dùng và; theo chuyên môn</w:t>
+              <w:t>Quyết định người dùng; thêm IN_PROGRESS, COMPLETED, CANCELLED</w:t>
             </w:r>
           </w:p>
         </w:tc>
@@ -5474,7 +5818,7 @@
                 <w:sz w:val="18"/>
                 <w:szCs w:val="18"/>
               </w:rPr>
-              <w:t>BR-112</w:t>
+              <w:t>BR-43</w:t>
             </w:r>
           </w:p>
         </w:tc>
@@ -5495,7 +5839,7 @@
                 <w:sz w:val="18"/>
                 <w:szCs w:val="18"/>
               </w:rPr>
-              <w:t>Mỗi buổi lớp phải thỏa đồng thời: (a) Coach không có buổi lớp hoặc buổi PT nào giao nhau về thời gian; (b) Room không có hoạt động nào giao nhau theo BR-108; (c) nằm trong giờ hoạt động theo BR-109. Hệ thống từ chối lưu hoặc publish lịch vi phạm và nêu rõ xung đột (Coach hoặc Room nào, khung giờ nào).</w:t>
+              <w:t>Khi Center Manager hủy hoặc dời một buổi (Session) chưa diễn ra của lớp, các ghi danh vẫn giữ nguyên hiệu lực. Buổi dời được cập nhật giờ mới (kiểm tra xung đột theo BR-40); buổi bị hủy được bù bằng một buổi mới ở cuối lịch hoặc vào ngày Manager chỉ định để lớp đủ số buổi. Hệ thống gửi email cho Coach và mọi học viên đã ghi danh (BR-116). Khi Manager hủy toàn bộ lớp, áp dụng BR-90.</w:t>
             </w:r>
           </w:p>
         </w:tc>
@@ -5516,7 +5860,7 @@
                 <w:sz w:val="18"/>
                 <w:szCs w:val="18"/>
               </w:rPr>
-              <w:t>Ràng buộc</w:t>
+              <w:t>Kích hoạt Hành động</w:t>
             </w:r>
           </w:p>
         </w:tc>
@@ -5558,7 +5902,7 @@
                 <w:sz w:val="18"/>
                 <w:szCs w:val="18"/>
               </w:rPr>
-              <w:t>Feedback giảng viên — liệt kê coach nắm sân nào ở thời điểm nào</w:t>
+              <w:t>Giữ nguyên từ v1.4; lớp theo khóa, không hủy ghi danh khi dời buổi</w:t>
             </w:r>
           </w:p>
         </w:tc>
@@ -5586,7 +5930,7 @@
                 <w:sz w:val="18"/>
                 <w:szCs w:val="18"/>
               </w:rPr>
-              <w:t>BR-51</w:t>
+              <w:t>BR-44</w:t>
             </w:r>
           </w:p>
         </w:tc>
@@ -5607,7 +5951,7 @@
                 <w:sz w:val="18"/>
                 <w:szCs w:val="18"/>
               </w:rPr>
-              <w:t>Capacity của mỗi lớp phải lớn hơn 0 và không vượt sĩ số tối đa mặc định của Sport (BR-106). Center Manager được đặt Capacity thấp hơn mức tối đa. Ghi danh không được vượt Capacity theo BR-116.</w:t>
+              <w:t xml:space="preserve">Mỗi tài khoản Coach có ít nhất một CoachSpecialty (liên kết tới một Sport đang tồn tại) do System Administrator gán khi tạo tài khoản Coach và do Center Manager chỉnh sửa sau đó; một Coach có thể có nhiều Specialty. CoachProfile chỉ lưu Specialty và mô tả chuyên môn; họ tên, số điện thoại và thông tin xác thực thuộc UserProfile/UserCredential. Hệ thống chỉ liệt kê Coach có Specialty khớp khi Manager phân công lớp (BR-39). Đổi Specialty không tự gỡ Coach khỏi lớp đã phân công nhưng Manager được cảnh báo khi Coach không còn khớp. Chỉ System Administrator tạo tài khoản Coach (BR-2); Center Manager không tạo Coach mà chỉ sửa hồ sơ và chuyên môn.</w:t>
             </w:r>
           </w:p>
         </w:tc>
@@ -5649,7 +5993,7 @@
                 <w:sz w:val="18"/>
                 <w:szCs w:val="18"/>
               </w:rPr>
-              <w:t>Động</w:t>
+              <w:t>Tĩnh</w:t>
             </w:r>
           </w:p>
         </w:tc>
@@ -5670,7 +6014,7 @@
                 <w:sz w:val="18"/>
                 <w:szCs w:val="18"/>
               </w:rPr>
-              <w:t>Quyết định người dùng; sĩ số theo cấu hình môn</w:t>
+              <w:t>Quyết định người dùng; thay thế v2.0 — feedback giảng viên: phân loại coach theo môn</w:t>
             </w:r>
           </w:p>
         </w:tc>
@@ -5698,7 +6042,7 @@
                 <w:sz w:val="18"/>
                 <w:szCs w:val="18"/>
               </w:rPr>
-              <w:t>BR-67</w:t>
+              <w:t>BR-45</w:t>
             </w:r>
           </w:p>
         </w:tc>
@@ -5719,231 +6063,7 @@
                 <w:sz w:val="18"/>
                 <w:szCs w:val="18"/>
               </w:rPr>
-              <w:t>Class có vòng đời DRAFT → PUBLISHED → IN_PROGRESS → COMPLETED; CANCELLED có thể đến từ DRAFT, PUBLISHED hoặc IN_PROGRESS. DRAFT không hiển thị cho Guest/Member và không nhận ghi danh; PUBLISHED hiển thị công khai và nhận ghi danh (BR-16) cho đến khi buổi đầu tiên bắt đầu; IN_PROGRESS không nhận ghi danh mới; COMPLETED khi buổi cuối kết thúc. Ngoài vòng đời, lớp có ThresholdStatus (BR-119). Nội dung giảng dạy của lớp (giáo án, kết quả, nhận xét) và danh sách buổi học của Member chỉ mở cho Member có ghi danh CONFIRMED chưa kết thúc, trong lớp PUBLISHED, IN_PROGRESS hoặc COMPLETED; Member vẫn xem lại lịch sử lớp của mình sau khi lớp COMPLETED. Lớp CANCELLED hoặc DRAFT, và ghi danh đã hoàn tiền hoặc chuyển lớp, bị từ chối (403 class_not_enrolled). Quyền Coach xem hồ sơ sức khỏe của học viên kết thúc cùng lớp.</w:t>
-            </w:r>
-          </w:p>
-        </w:tc>
-        <w:tc>
-          <w:tcPr>
-            <w:tcW w:w="1400" w:type="dxa"/>
-            <w:tcMar>
-              <w:top w:w="60" w:type="dxa"/>
-              <w:left w:w="100" w:type="dxa"/>
-              <w:bottom w:w="60" w:type="dxa"/>
-              <w:right w:w="100" w:type="dxa"/>
-            </w:tcMar>
-            <w:vAlign w:val="center"/>
-          </w:tcPr>
-          <w:p>
-            <w:r>
-              <w:rPr>
-                <w:sz w:val="18"/>
-                <w:szCs w:val="18"/>
-              </w:rPr>
-              <w:t>Ràng buộc</w:t>
-            </w:r>
-          </w:p>
-        </w:tc>
-        <w:tc>
-          <w:tcPr>
-            <w:tcW w:w="1300" w:type="dxa"/>
-            <w:tcMar>
-              <w:top w:w="60" w:type="dxa"/>
-              <w:left w:w="100" w:type="dxa"/>
-              <w:bottom w:w="60" w:type="dxa"/>
-              <w:right w:w="100" w:type="dxa"/>
-            </w:tcMar>
-            <w:vAlign w:val="center"/>
-          </w:tcPr>
-          <w:p>
-            <w:r>
-              <w:rPr>
-                <w:sz w:val="18"/>
-                <w:szCs w:val="18"/>
-              </w:rPr>
-              <w:t>Động</w:t>
-            </w:r>
-          </w:p>
-        </w:tc>
-        <w:tc>
-          <w:tcPr>
-            <w:tcW w:w="2400" w:type="dxa"/>
-            <w:tcMar>
-              <w:top w:w="60" w:type="dxa"/>
-              <w:left w:w="100" w:type="dxa"/>
-              <w:bottom w:w="60" w:type="dxa"/>
-              <w:right w:w="100" w:type="dxa"/>
-            </w:tcMar>
-            <w:vAlign w:val="center"/>
-          </w:tcPr>
-          <w:p>
-            <w:r>
-              <w:rPr>
-                <w:sz w:val="18"/>
-                <w:szCs w:val="18"/>
-              </w:rPr>
-              <w:t>Quyết định người dùng; thêm IN_PROGRESS, COMPLETED, CANCELLED</w:t>
-            </w:r>
-          </w:p>
-        </w:tc>
-      </w:tr>
-      <w:tr>
-        <w:trPr>
-          <w:cantSplit/>
-        </w:trPr>
-        <w:tc>
-          <w:tcPr>
-            <w:tcW w:w="900" w:type="dxa"/>
-            <w:tcMar>
-              <w:top w:w="60" w:type="dxa"/>
-              <w:left w:w="100" w:type="dxa"/>
-              <w:bottom w:w="60" w:type="dxa"/>
-              <w:right w:w="100" w:type="dxa"/>
-            </w:tcMar>
-            <w:vAlign w:val="center"/>
-          </w:tcPr>
-          <w:p>
-            <w:r>
-              <w:rPr>
-                <w:b/>
-                <w:bCs/>
-                <w:sz w:val="18"/>
-                <w:szCs w:val="18"/>
-              </w:rPr>
-              <w:t>BR-54</w:t>
-            </w:r>
-          </w:p>
-        </w:tc>
-        <w:tc>
-          <w:tcPr>
-            <w:tcW w:w="5200" w:type="dxa"/>
-            <w:tcMar>
-              <w:top w:w="60" w:type="dxa"/>
-              <w:left w:w="100" w:type="dxa"/>
-              <w:bottom w:w="60" w:type="dxa"/>
-              <w:right w:w="100" w:type="dxa"/>
-            </w:tcMar>
-            <w:vAlign w:val="center"/>
-          </w:tcPr>
-          <w:p>
-            <w:r>
-              <w:rPr>
-                <w:sz w:val="18"/>
-                <w:szCs w:val="18"/>
-              </w:rPr>
-              <w:t>Khi Center Manager hủy hoặc dời một buổi (Session) chưa diễn ra của lớp, các ghi danh vẫn giữ nguyên hiệu lực. Buổi dời được cập nhật giờ mới (kiểm tra xung đột theo BR-112); buổi bị hủy được bù bằng một buổi mới ở cuối lịch hoặc vào ngày Manager chỉ định để lớp đủ số buổi. Hệ thống gửi email cho Coach và mọi học viên đã ghi danh (BR-33). Khi Manager hủy toàn bộ lớp, áp dụng BR-122.</w:t>
-            </w:r>
-          </w:p>
-        </w:tc>
-        <w:tc>
-          <w:tcPr>
-            <w:tcW w:w="1400" w:type="dxa"/>
-            <w:tcMar>
-              <w:top w:w="60" w:type="dxa"/>
-              <w:left w:w="100" w:type="dxa"/>
-              <w:bottom w:w="60" w:type="dxa"/>
-              <w:right w:w="100" w:type="dxa"/>
-            </w:tcMar>
-            <w:vAlign w:val="center"/>
-          </w:tcPr>
-          <w:p>
-            <w:r>
-              <w:rPr>
-                <w:sz w:val="18"/>
-                <w:szCs w:val="18"/>
-              </w:rPr>
-              <w:t>Kích hoạt Hành động</w:t>
-            </w:r>
-          </w:p>
-        </w:tc>
-        <w:tc>
-          <w:tcPr>
-            <w:tcW w:w="1300" w:type="dxa"/>
-            <w:tcMar>
-              <w:top w:w="60" w:type="dxa"/>
-              <w:left w:w="100" w:type="dxa"/>
-              <w:bottom w:w="60" w:type="dxa"/>
-              <w:right w:w="100" w:type="dxa"/>
-            </w:tcMar>
-            <w:vAlign w:val="center"/>
-          </w:tcPr>
-          <w:p>
-            <w:r>
-              <w:rPr>
-                <w:sz w:val="18"/>
-                <w:szCs w:val="18"/>
-              </w:rPr>
-              <w:t>Động</w:t>
-            </w:r>
-          </w:p>
-        </w:tc>
-        <w:tc>
-          <w:tcPr>
-            <w:tcW w:w="2400" w:type="dxa"/>
-            <w:tcMar>
-              <w:top w:w="60" w:type="dxa"/>
-              <w:left w:w="100" w:type="dxa"/>
-              <w:bottom w:w="60" w:type="dxa"/>
-              <w:right w:w="100" w:type="dxa"/>
-            </w:tcMar>
-            <w:vAlign w:val="center"/>
-          </w:tcPr>
-          <w:p>
-            <w:r>
-              <w:rPr>
-                <w:sz w:val="18"/>
-                <w:szCs w:val="18"/>
-              </w:rPr>
-              <w:t>Giữ nguyên từ v1.4; lớp theo khóa, không hủy ghi danh khi dời buổi</w:t>
-            </w:r>
-          </w:p>
-        </w:tc>
-      </w:tr>
-      <w:tr>
-        <w:trPr>
-          <w:cantSplit/>
-        </w:trPr>
-        <w:tc>
-          <w:tcPr>
-            <w:tcW w:w="900" w:type="dxa"/>
-            <w:tcMar>
-              <w:top w:w="60" w:type="dxa"/>
-              <w:left w:w="100" w:type="dxa"/>
-              <w:bottom w:w="60" w:type="dxa"/>
-              <w:right w:w="100" w:type="dxa"/>
-            </w:tcMar>
-            <w:vAlign w:val="center"/>
-          </w:tcPr>
-          <w:p>
-            <w:r>
-              <w:rPr>
-                <w:b/>
-                <w:bCs/>
-                <w:sz w:val="18"/>
-                <w:szCs w:val="18"/>
-              </w:rPr>
-              <w:t>BR-97</w:t>
-            </w:r>
-          </w:p>
-        </w:tc>
-        <w:tc>
-          <w:tcPr>
-            <w:tcW w:w="5200" w:type="dxa"/>
-            <w:tcMar>
-              <w:top w:w="60" w:type="dxa"/>
-              <w:left w:w="100" w:type="dxa"/>
-              <w:bottom w:w="60" w:type="dxa"/>
-              <w:right w:w="100" w:type="dxa"/>
-            </w:tcMar>
-            <w:vAlign w:val="center"/>
-          </w:tcPr>
-          <w:p>
-            <w:r>
-              <w:rPr>
-                <w:sz w:val="18"/>
-                <w:szCs w:val="18"/>
-              </w:rPr>
-              <w:t>Coach chỉ được xem các lớp và buổi có CoachId bằng UserId của chính mình, gồm bộ môn, ngày/giờ, Room, trạng thái và danh sách học viên của lớp (họ tên và tình trạng điểm danh) để phục vụ giảng dạy. Coach không được xem thông tin thanh toán, Invoice, ví điểm hoặc hồ sơ chi tiết của Member ngoài phạm vi quan hệ huấn luyện Active (BR-99).</w:t>
+              <w:t>Coach chỉ được xem các lớp và buổi có CoachId bằng UserId của chính mình, gồm bộ môn, ngày/giờ, Room, trạng thái và danh sách học viên của lớp (họ tên và tình trạng điểm danh) để phục vụ giảng dạy. Coach không được xem thông tin thanh toán, Invoice, ví điểm hoặc hồ sơ chi tiết của Member ngoài phạm vi quan hệ huấn luyện Active (BR-138).</w:t>
             </w:r>
           </w:p>
         </w:tc>
@@ -6228,7 +6348,7 @@
                 <w:sz w:val="18"/>
                 <w:szCs w:val="18"/>
               </w:rPr>
-              <w:t>BR-16</w:t>
+              <w:t>BR-46</w:t>
             </w:r>
           </w:p>
         </w:tc>
@@ -6249,7 +6369,7 @@
                 <w:sz w:val="18"/>
                 <w:szCs w:val="18"/>
               </w:rPr>
-              <w:t>Member (hoặc Receptionist thay mặt một Member được chọn rõ) chỉ được ghi danh một lớp khi: lớp ở trạng thái PUBLISHED, buổi đầu tiên chưa bắt đầu, lớp còn chỗ sau khi tính cả chỗ đang giữ (BR-115, BR-116) và Member không có ghi danh khác giao lịch (BR-114). Ghi danh chỉ chuyển sang CONFIRMED sau khi Invoice của gói lớp được thanh toán thành công theo BR-81 và BR-85. Membership Gym không phải điều kiện.</w:t>
+              <w:t>Member (hoặc Receptionist thay mặt một Member được chọn rõ) chỉ được ghi danh một lớp khi: lớp ở trạng thái PUBLISHED, buổi đầu tiên chưa bắt đầu, lớp còn chỗ sau khi tính cả chỗ đang giữ (BR-48, BR-49) và Member không có ghi danh khác giao lịch (BR-47). Ghi danh chỉ chuyển sang CONFIRMED sau khi Invoice của gói lớp được thanh toán thành công theo BR-73 và BR-77. Membership Gym không phải điều kiện.</w:t>
             </w:r>
           </w:p>
         </w:tc>
@@ -6341,7 +6461,7 @@
                 <w:szCs w:val="18"/>
               </w:rPr>
               <w:lastRenderedPageBreak/>
-              <w:t>BR-114</w:t>
+              <w:t>BR-47</w:t>
             </w:r>
           </w:p>
         </w:tc>
@@ -6453,7 +6573,7 @@
                 <w:sz w:val="18"/>
                 <w:szCs w:val="18"/>
               </w:rPr>
-              <w:t>BR-115</w:t>
+              <w:t>BR-48</w:t>
             </w:r>
           </w:p>
         </w:tc>
@@ -6474,7 +6594,7 @@
                 <w:sz w:val="18"/>
                 <w:szCs w:val="18"/>
               </w:rPr>
-              <w:t>Khi Member bắt đầu checkout gói lớp, hệ thống tạo SeatHold cho Member đó tại lớp trong 15 phút (cấu hình được); SeatHold có cùng thời hạn với PaymentAttempt (BR-83) và không vượt thời gian giữ chỗ. SeatHold được giải phóng khi thanh toán thành công (chuyển thành ghi danh CONFIRMED), khi hết hạn, khi Invoice bị hủy hoặc khi Member hủy checkout. Một Member chỉ có tối đa một SeatHold còn hiệu lực cho mỗi lớp.</w:t>
+              <w:t>Khi Member bắt đầu checkout gói lớp, hệ thống tạo SeatHold cho Member đó tại lớp trong 15 phút (cấu hình được); SeatHold có cùng thời hạn với PaymentAttempt (BR-75) và không vượt thời gian giữ chỗ. SeatHold được giải phóng khi thanh toán thành công (chuyển thành ghi danh CONFIRMED), khi hết hạn, khi Invoice bị hủy hoặc khi Member hủy checkout. Một Member chỉ có tối đa một SeatHold còn hiệu lực cho mỗi lớp.</w:t>
             </w:r>
           </w:p>
         </w:tc>
@@ -6565,7 +6685,7 @@
                 <w:sz w:val="18"/>
                 <w:szCs w:val="18"/>
               </w:rPr>
-              <w:t>BR-116</w:t>
+              <w:t>BR-49</w:t>
             </w:r>
           </w:p>
         </w:tc>
@@ -6677,7 +6797,7 @@
                 <w:sz w:val="18"/>
                 <w:szCs w:val="18"/>
               </w:rPr>
-              <w:t>BR-117</w:t>
+              <w:t>BR-50</w:t>
             </w:r>
           </w:p>
         </w:tc>
@@ -6698,7 +6818,7 @@
                 <w:sz w:val="18"/>
                 <w:szCs w:val="18"/>
               </w:rPr>
-              <w:t xml:space="preserve">Nếu thanh toán được xác minh thành công sau khi SeatHold đã hết hạn (theo BR-88): nếu lớp vẫn PUBLISHED và còn chỗ, hệ thống tạo ghi danh CONFIRMED và ghi Audit Log</w:t>
+              <w:t xml:space="preserve">Nếu thanh toán được xác minh thành công sau khi SeatHold đã hết hạn (theo BR-80): nếu lớp vẫn PUBLISHED và còn chỗ, hệ thống tạo ghi danh CONFIRMED và ghi Audit Log</w:t>
             </w:r>
             <w:ins w:id="9004" w:author="Claude" w:date="2026-10-24T22:45:00Z">
               <w:r>
@@ -6731,7 +6851,7 @@
                   <w:sz w:val="18"/>
                   <w:szCs w:val="18"/>
                 </w:rPr>
-                <w:t xml:space="preserve">hệ thống không tạo ghi danh mà ghi nhận "đã thu tiền, chưa cấp quyền lợi", thông báo cho Member và Receptionist; Member chọn nhận điểm ngay (100% phần tiền đã thu quy ra điểm theo BR-134) hoặc gửi Support Request, chỉ được chọn một lần (BR-88).</w:t>
+                <w:t xml:space="preserve">hệ thống không tạo ghi danh mà ghi nhận "đã thu tiền, chưa cấp quyền lợi", thông báo cho Member và Receptionist; Member chọn nhận điểm ngay (100% phần tiền đã thu quy ra điểm theo BR-83) hoặc gửi Support Request, chỉ được chọn một lần (BR-80).</w:t>
               </w:r>
             </w:ins>
             <w:r>
@@ -6811,7 +6931,7 @@
                 <w:sz w:val="18"/>
                 <w:szCs w:val="18"/>
               </w:rPr>
-              <w:t>Feedback giảng viên; đồng bộ BR-88, BR-135</w:t>
+              <w:t>Feedback giảng viên; đồng bộ BR-80, BR-93</w:t>
             </w:r>
           </w:p>
         </w:tc>
@@ -6839,7 +6959,7 @@
                 <w:sz w:val="18"/>
                 <w:szCs w:val="18"/>
               </w:rPr>
-              <w:t>BR-118</w:t>
+              <w:t>BR-51</w:t>
             </w:r>
           </w:p>
         </w:tc>
@@ -6860,7 +6980,7 @@
                 <w:sz w:val="18"/>
                 <w:szCs w:val="18"/>
               </w:rPr>
-              <w:t>Mỗi lớp có CostAmount là tổng chi phí vận hành lớp do Center Manager nhập tay khi tạo hoặc sửa lớp (ví dụ thuê sân, coach, chi phí khác); đây chỉ là một con số, không phải quản lý lương hay hợp đồng (BR-101). BreakEvenThreshold = ceil(CostAmount / Price). Nếu BreakEvenThreshold &gt; Capacity, hệ thống từ chối publish và yêu cầu Manager điều chỉnh giá, chi phí hoặc sĩ số. Số học viên dùng để so sánh với ngưỡng chỉ gồm ghi danh CONFIRMED (đã thanh toán); SeatHold chưa thanh toán không được tính. Sửa CostAmount hoặc Price sau publish chỉ được thực hiện trước thời điểm chốt (BR-119), phải tính lại ngưỡng và ghi Audit Log.</w:t>
+              <w:t>Mỗi lớp có CostAmount là tổng chi phí vận hành lớp do Center Manager nhập tay khi tạo hoặc sửa lớp (ví dụ thuê sân, coach, chi phí khác); đây chỉ là một con số, không phải quản lý lương hay hợp đồng (BR-123). BreakEvenThreshold = ceil(CostAmount / Price). Nếu BreakEvenThreshold &gt; Capacity, hệ thống từ chối publish và yêu cầu Manager điều chỉnh giá, chi phí hoặc sĩ số. Số học viên dùng để so sánh với ngưỡng chỉ gồm ghi danh CONFIRMED (đã thanh toán); SeatHold chưa thanh toán không được tính. Sửa CostAmount hoặc Price sau publish chỉ được thực hiện trước thời điểm chốt (BR-52), phải tính lại ngưỡng và ghi Audit Log.</w:t>
             </w:r>
           </w:p>
         </w:tc>
@@ -6951,7 +7071,7 @@
                 <w:sz w:val="18"/>
                 <w:szCs w:val="18"/>
               </w:rPr>
-              <w:t>BR-119</w:t>
+              <w:t>BR-52</w:t>
             </w:r>
           </w:p>
         </w:tc>
@@ -6972,7 +7092,7 @@
                 <w:sz w:val="18"/>
                 <w:szCs w:val="18"/>
               </w:rPr>
-              <w:t>Thời điểm chốt ngưỡng là N ngày trước ngày bắt đầu lớp (N do Center Manager cấu hình, mặc định 3). Tại thời điểm chốt, một job tự động so sánh số ghi danh CONFIRMED với BreakEvenThreshold: đạt ngưỡng thì ThresholdStatus = Met và lớp tiếp tục; chưa đạt thì ThresholdStatus = AtRisk, hệ thống gửi email cho từng học viên đã ghi danh theo BR-120 và thông báo cho Manager. Trong thời gian chờ phản hồi, lớp vẫn nhận ghi danh mới; nếu số ghi danh đạt ngưỡng trong thời gian này, ThresholdStatus = Met nhưng các lựa chọn học viên đã gửi vẫn có hiệu lực.</w:t>
+              <w:t>Thời điểm chốt ngưỡng là N ngày trước ngày bắt đầu lớp (N do Center Manager cấu hình, mặc định 3). Tại thời điểm chốt, một job tự động so sánh số ghi danh CONFIRMED với BreakEvenThreshold: đạt ngưỡng thì ThresholdStatus = Met và lớp tiếp tục; chưa đạt thì ThresholdStatus = AtRisk, hệ thống gửi email cho từng học viên đã ghi danh theo BR-53 và thông báo cho Manager. Trong thời gian chờ phản hồi, lớp vẫn nhận ghi danh mới; nếu số ghi danh đạt ngưỡng trong thời gian này, ThresholdStatus = Met nhưng các lựa chọn học viên đã gửi vẫn có hiệu lực.</w:t>
             </w:r>
           </w:p>
         </w:tc>
@@ -7063,7 +7183,7 @@
                 <w:sz w:val="18"/>
                 <w:szCs w:val="18"/>
               </w:rPr>
-              <w:t>BR-120</w:t>
+              <w:t>BR-53</w:t>
             </w:r>
           </w:p>
         </w:tc>
@@ -7084,42 +7204,8 @@
                 <w:sz w:val="18"/>
                 <w:szCs w:val="18"/>
               </w:rPr>
-              <w:t xml:space="preserve">Email cảnh báo nêu rõ tên lớp, ngưỡng, số học viên hiện tại, hạn phản hồi (48 giờ, cấu hình được) và ba lựa chọn: (a) chuyển sang lớp khác cùng môn đang PUBLISHED, còn chỗ và chưa bắt đầu — nếu giá lớp mới thấp hơn thì phần chênh được hoàn bằng điểm, nếu cao hơn thì Member thanh toán phần chênh qua checkout (VNPay hoặc điểm) và chỗ ở lớp mới được giữ theo BR-115; </w:t>
-            </w:r>
-            <w:del w:id="9244" w:author="Claude" w:date="2026-10-24T22:45:00Z">
-              <w:r>
-                <w:rPr>
-                  <w:sz w:val="18"/>
-                  <w:szCs w:val="18"/>
-                </w:rPr>
-                <w:delText xml:space="preserve">(b) hoàn 100% giá trị đã trả bằng điểm theo BR-122;</w:delText>
-              </w:r>
-            </w:del>
-            <w:ins w:id="9245" w:author="Claude" w:date="2026-10-24T22:45:00Z">
-              <w:r>
-                <w:rPr>
-                  <w:sz w:val="18"/>
-                  <w:szCs w:val="18"/>
-                </w:rPr>
-                <w:t xml:space="preserve">(b) hoàn 100% giá trị đã trả theo BR-122, nhận điểm ngay hoặc hoàn tiền qua Support Request (BR-154);</w:t>
-              </w:r>
-            </w:ins>
-            <w:r>
-              <w:rPr>
-                <w:sz w:val="18"/>
-                <w:szCs w:val="18"/>
-              </w:rPr>
-              <w:t xml:space="preserve"> (c) "Chờ đợt sau": hoàn 100% giá trị đã trả bằng điểm theo BR-122, kết thúc ghi danh và tạo đăng ký quan tâm môn đó trong cùng một transaction; lựa chọn này không giữ tiền, không giữ chỗ, không tự ghi danh và không phải Waitlist, và gửi lại cùng phản hồi không hoàn điểm hay tạo đăng ký quan tâm lần hai. Học viên phản hồi qua liên kết bảo mật trong email hoặc trên tài khoản; lựa chọn đã gửi là cuối cùng. Quá hạn mà chưa phản hồi, hệ thống tự hoàn 100% bằng điểm.</w:t>
-            </w:r>
-            <w:ins w:id="9246" w:author="Claude" w:date="2026-10-24T22:45:00Z">
-              <w:r>
-                <w:rPr>
-                  <w:sz w:val="18"/>
-                  <w:szCs w:val="18"/>
-                </w:rPr>
-                <w:t xml:space="preserve"> Cập nhật 25/10/2026 (quyết định bổ sung của nhóm: hủy Gym, ghi danh hoặc thuê sân đều không hoàn; sự cố phía trung tâm do Member chọn điểm hoặc Support Request).</w:t>
-              </w:r>
-            </w:ins>
+              <w:t xml:space="preserve">Email cảnh báo nêu rõ tên lớp, ngưỡng, số học viên hiện tại, hạn phản hồi (48 giờ, cấu hình được) và hai lựa chọn: (a) chuyển sang lớp khác cùng môn đang PUBLISHED, còn chỗ và chưa bắt đầu — nếu giá lớp mới thấp hơn thì phần chênh được hoàn bằng điểm, nếu cao hơn thì Member thanh toán phần chênh qua checkout (VNPay hoặc điểm) và chỗ ở lớp mới được giữ theo BR-48; (b) hoàn 100% giá trị đã trả theo BR-90, nhận điểm ngay hoặc hoàn tiền qua Support Request (BR-94). Học viên phản hồi qua liên kết bảo mật trong email hoặc trên tài khoản; lựa chọn đã gửi là cuối cùng. Quá hạn mà chưa phản hồi, hệ thống tự hoàn 100% bằng điểm. Cập nhật 26/10/2026: bỏ lựa chọn "Chờ đợt sau" khỏi phạm vi; hủy Gym, ghi danh hoặc thuê sân đều không hoàn; sự cố phía trung tâm do Member chọn điểm hoặc Support Request.</w:t>
+            </w:r>
           </w:p>
         </w:tc>
         <w:tc>
@@ -7210,7 +7296,7 @@
                 <w:szCs w:val="18"/>
               </w:rPr>
               <w:lastRenderedPageBreak/>
-              <w:t>BR-121</w:t>
+              <w:t>BR-54</w:t>
             </w:r>
           </w:p>
         </w:tc>
@@ -7248,7 +7334,7 @@
                   <w:sz w:val="18"/>
                   <w:szCs w:val="18"/>
                 </w:rPr>
-                <w:t xml:space="preserve">được hoàn 100% giá trị đã trả (Member chọn nhận điểm ngay hoặc hoàn tiền qua Support Request, BR-154) và có email thông báo.</w:t>
+                <w:t xml:space="preserve">được hoàn 100% giá trị đã trả (Member chọn nhận điểm ngay hoặc hoàn tiền qua Support Request, BR-94) và có email thông báo.</w:t>
               </w:r>
             </w:ins>
             <w:r>
@@ -7542,7 +7628,7 @@
                 <w:sz w:val="18"/>
                 <w:szCs w:val="18"/>
               </w:rPr>
-              <w:t>BR-20</w:t>
+              <w:t>BR-55</w:t>
             </w:r>
           </w:p>
         </w:tc>
@@ -7563,7 +7649,368 @@
                 <w:sz w:val="18"/>
                 <w:szCs w:val="18"/>
               </w:rPr>
-              <w:t xml:space="preserve">Buổi PT mà Member đã đặt nhưng không tham gia và không hủy đúng hạn theo BR-76 được ghi nhận No-show và consume 1 PT session theo BR-77; hệ thống phải lưu lịch sử No-show. Buổi PT đã hủy đúng hạn không được tính là No-show. </w:t>
+              <w:t>Mỗi ghi danh (Enrollment) có tối đa một Attendance record cho mỗi buổi (Session). Trạng thái Attendance của buổi lớp nhóm là Present hoặc Absent; của buổi PT là Present, Absent hoặc No-show.</w:t>
+            </w:r>
+            <w:ins w:id="9411" w:author="Claude" w:date="2026-10-24T22:45:00Z">
+              <w:r>
+                <w:rPr>
+                  <w:sz w:val="18"/>
+                  <w:szCs w:val="18"/>
+                </w:rPr>
+                <w:t xml:space="preserve"> Lượt thuê sân không dùng Attendance mà có trạng thái check-in riêng (BR-68).</w:t>
+              </w:r>
+            </w:ins>
+          </w:p>
+        </w:tc>
+        <w:tc>
+          <w:tcPr>
+            <w:tcW w:w="1400" w:type="dxa"/>
+            <w:tcMar>
+              <w:top w:w="60" w:type="dxa"/>
+              <w:left w:w="100" w:type="dxa"/>
+              <w:bottom w:w="60" w:type="dxa"/>
+              <w:right w:w="100" w:type="dxa"/>
+            </w:tcMar>
+            <w:vAlign w:val="center"/>
+          </w:tcPr>
+          <w:p>
+            <w:r>
+              <w:rPr>
+                <w:sz w:val="18"/>
+                <w:szCs w:val="18"/>
+              </w:rPr>
+              <w:t>Ràng buộc</w:t>
+            </w:r>
+          </w:p>
+        </w:tc>
+        <w:tc>
+          <w:tcPr>
+            <w:tcW w:w="1300" w:type="dxa"/>
+            <w:tcMar>
+              <w:top w:w="60" w:type="dxa"/>
+              <w:left w:w="100" w:type="dxa"/>
+              <w:bottom w:w="60" w:type="dxa"/>
+              <w:right w:w="100" w:type="dxa"/>
+            </w:tcMar>
+            <w:vAlign w:val="center"/>
+          </w:tcPr>
+          <w:p>
+            <w:r>
+              <w:rPr>
+                <w:sz w:val="18"/>
+                <w:szCs w:val="18"/>
+              </w:rPr>
+              <w:t>Tĩnh</w:t>
+            </w:r>
+          </w:p>
+        </w:tc>
+        <w:tc>
+          <w:tcPr>
+            <w:tcW w:w="2400" w:type="dxa"/>
+            <w:tcMar>
+              <w:top w:w="60" w:type="dxa"/>
+              <w:left w:w="100" w:type="dxa"/>
+              <w:bottom w:w="60" w:type="dxa"/>
+              <w:right w:w="100" w:type="dxa"/>
+            </w:tcMar>
+            <w:vAlign w:val="center"/>
+          </w:tcPr>
+          <w:p>
+            <w:r>
+              <w:rPr>
+                <w:sz w:val="18"/>
+                <w:szCs w:val="18"/>
+              </w:rPr>
+              <w:t xml:space="preserve">Giữ nguyên từ v1.4; </w:t>
+            </w:r>
+          </w:p>
+        </w:tc>
+      </w:tr>
+      <w:tr>
+        <w:trPr>
+          <w:cantSplit/>
+        </w:trPr>
+        <w:tc>
+          <w:tcPr>
+            <w:tcW w:w="900" w:type="dxa"/>
+            <w:tcMar>
+              <w:top w:w="60" w:type="dxa"/>
+              <w:left w:w="100" w:type="dxa"/>
+              <w:bottom w:w="60" w:type="dxa"/>
+              <w:right w:w="100" w:type="dxa"/>
+            </w:tcMar>
+            <w:vAlign w:val="center"/>
+          </w:tcPr>
+          <w:p>
+            <w:r>
+              <w:rPr>
+                <w:b/>
+                <w:bCs/>
+                <w:sz w:val="18"/>
+                <w:szCs w:val="18"/>
+              </w:rPr>
+              <w:t>BR-56</w:t>
+            </w:r>
+          </w:p>
+        </w:tc>
+        <w:tc>
+          <w:tcPr>
+            <w:tcW w:w="5200" w:type="dxa"/>
+            <w:tcMar>
+              <w:top w:w="60" w:type="dxa"/>
+              <w:left w:w="100" w:type="dxa"/>
+              <w:bottom w:w="60" w:type="dxa"/>
+              <w:right w:w="100" w:type="dxa"/>
+            </w:tcMar>
+            <w:vAlign w:val="center"/>
+          </w:tcPr>
+          <w:p>
+            <w:del w:id="9408" w:author="Claude" w:date="2026-10-24T22:45:00Z">
+              <w:r>
+                <w:rPr>
+                  <w:sz w:val="18"/>
+                  <w:szCs w:val="18"/>
+                </w:rPr>
+                <w:delText xml:space="preserve">Receptionist chịu trách nhiệm ghi Present hoặc Absent cho từng học viên có ghi danh CONFIRMED trong buổi lớp nhóm (Cầu lông, Bóng rổ); được sửa bản ghi trong 24 giờ sau khi buổi kết thúc và mọi sửa đổi phải có Audit Log. Với lớp nhóm chỉ ghi điểm danh, không ghi kết quả tập luyện (BR-24). Coach không có quyền điểm danh lớp nhóm; Center Manager không mặc nhiên có quyền điểm danh.</w:delText>
+              </w:r>
+            </w:del>
+            <w:ins w:id="9409" w:author="Claude" w:date="2026-10-24T22:45:00Z">
+              <w:r>
+                <w:rPr>
+                  <w:sz w:val="18"/>
+                  <w:szCs w:val="18"/>
+                </w:rPr>
+                <w:t xml:space="preserve">Coach phụ trách lớp nhóm (Cầu lông, Bóng rổ) ghi Present hoặc Absent cho từng học viên có ghi danh CONFIRMED trong buổi lớp mình phụ trách; Coach được sửa bản ghi của mình trong 24 giờ sau khi buổi kết thúc. Khi Coach điểm danh sai và Member kiến nghị, Receptionist được chỉnh sửa bản ghi điểm danh đó; bắt buộc nhập lý do và ghi nhận Member đã kiến nghị. Receptionist chỉ chỉnh sửa theo kiến nghị, không điểm danh thay Coach. Mọi sửa đổi (của Coach hay Receptionist) phải có Audit Log gồm người sửa, giá trị cũ và mới, lý do và thời điểm. Với lớp nhóm chỉ ghi điểm danh, không ghi kết quả tập luyện (BR-127). Center Manager không mặc nhiên có quyền điểm danh.</w:t>
+              </w:r>
+            </w:ins>
+            <w:ins w:id="9410" w:author="Claude" w:date="2026-10-24T22:45:00Z">
+              <w:r>
+                <w:t xml:space="preserve"> Cập nhật 25/10/2026 (quyết định bổ sung của nhóm: Coach điểm danh lớp, Receptionist chỉnh khi Member kiến nghị; Receptionist đánh dấu check-in hoặc no-show lượt thuê sân; khung giờ thuê sân áp dụng cả khi Receptionist đặt hộ).</w:t>
+              </w:r>
+            </w:ins>
+          </w:p>
+        </w:tc>
+        <w:tc>
+          <w:tcPr>
+            <w:tcW w:w="1400" w:type="dxa"/>
+            <w:tcMar>
+              <w:top w:w="60" w:type="dxa"/>
+              <w:left w:w="100" w:type="dxa"/>
+              <w:bottom w:w="60" w:type="dxa"/>
+              <w:right w:w="100" w:type="dxa"/>
+            </w:tcMar>
+            <w:vAlign w:val="center"/>
+          </w:tcPr>
+          <w:p>
+            <w:r>
+              <w:rPr>
+                <w:sz w:val="18"/>
+                <w:szCs w:val="18"/>
+              </w:rPr>
+              <w:t>Ràng buộc</w:t>
+            </w:r>
+          </w:p>
+        </w:tc>
+        <w:tc>
+          <w:tcPr>
+            <w:tcW w:w="1300" w:type="dxa"/>
+            <w:tcMar>
+              <w:top w:w="60" w:type="dxa"/>
+              <w:left w:w="100" w:type="dxa"/>
+              <w:bottom w:w="60" w:type="dxa"/>
+              <w:right w:w="100" w:type="dxa"/>
+            </w:tcMar>
+            <w:vAlign w:val="center"/>
+          </w:tcPr>
+          <w:p>
+            <w:r>
+              <w:rPr>
+                <w:sz w:val="18"/>
+                <w:szCs w:val="18"/>
+              </w:rPr>
+              <w:t>Động</w:t>
+            </w:r>
+          </w:p>
+        </w:tc>
+        <w:tc>
+          <w:tcPr>
+            <w:tcW w:w="2400" w:type="dxa"/>
+            <w:tcMar>
+              <w:top w:w="60" w:type="dxa"/>
+              <w:left w:w="100" w:type="dxa"/>
+              <w:bottom w:w="60" w:type="dxa"/>
+              <w:right w:w="100" w:type="dxa"/>
+            </w:tcMar>
+            <w:vAlign w:val="center"/>
+          </w:tcPr>
+          <w:p>
+            <w:r>
+              <w:rPr>
+                <w:sz w:val="18"/>
+                <w:szCs w:val="18"/>
+              </w:rPr>
+              <w:t>Quyết định người dùng; theo phân loại lớp nhóm và 1:1</w:t>
+            </w:r>
+          </w:p>
+        </w:tc>
+      </w:tr>
+      <w:tr>
+        <w:trPr>
+          <w:cantSplit/>
+        </w:trPr>
+        <w:tc>
+          <w:tcPr>
+            <w:tcW w:w="900" w:type="dxa"/>
+            <w:tcMar>
+              <w:top w:w="60" w:type="dxa"/>
+              <w:left w:w="100" w:type="dxa"/>
+              <w:bottom w:w="60" w:type="dxa"/>
+              <w:right w:w="100" w:type="dxa"/>
+            </w:tcMar>
+            <w:vAlign w:val="center"/>
+          </w:tcPr>
+          <w:p>
+            <w:r>
+              <w:rPr>
+                <w:b/>
+                <w:bCs/>
+                <w:sz w:val="18"/>
+                <w:szCs w:val="18"/>
+              </w:rPr>
+              <w:t>BR-57</w:t>
+            </w:r>
+          </w:p>
+        </w:tc>
+        <w:tc>
+          <w:tcPr>
+            <w:tcW w:w="5200" w:type="dxa"/>
+            <w:tcMar>
+              <w:top w:w="60" w:type="dxa"/>
+              <w:left w:w="100" w:type="dxa"/>
+              <w:bottom w:w="60" w:type="dxa"/>
+              <w:right w:w="100" w:type="dxa"/>
+            </w:tcMar>
+            <w:vAlign w:val="center"/>
+          </w:tcPr>
+          <w:p>
+            <w:r>
+              <w:rPr>
+                <w:sz w:val="18"/>
+                <w:szCs w:val="18"/>
+              </w:rPr>
+              <w:t>Membership cho phép Member sử dụng Gym không giới hạn trong Membership validity. Receptionist ghi nhận Gym attendance, gồm CheckInTime, CheckOutTime, RecordedBy và Member. Không thiết kế hardware, biometric hoặc IoT trong business rule này.</w:t>
+            </w:r>
+          </w:p>
+        </w:tc>
+        <w:tc>
+          <w:tcPr>
+            <w:tcW w:w="1400" w:type="dxa"/>
+            <w:tcMar>
+              <w:top w:w="60" w:type="dxa"/>
+              <w:left w:w="100" w:type="dxa"/>
+              <w:bottom w:w="60" w:type="dxa"/>
+              <w:right w:w="100" w:type="dxa"/>
+            </w:tcMar>
+            <w:vAlign w:val="center"/>
+          </w:tcPr>
+          <w:p>
+            <w:r>
+              <w:rPr>
+                <w:sz w:val="18"/>
+                <w:szCs w:val="18"/>
+              </w:rPr>
+              <w:t>Ràng buộc</w:t>
+            </w:r>
+          </w:p>
+        </w:tc>
+        <w:tc>
+          <w:tcPr>
+            <w:tcW w:w="1300" w:type="dxa"/>
+            <w:tcMar>
+              <w:top w:w="60" w:type="dxa"/>
+              <w:left w:w="100" w:type="dxa"/>
+              <w:bottom w:w="60" w:type="dxa"/>
+              <w:right w:w="100" w:type="dxa"/>
+            </w:tcMar>
+            <w:vAlign w:val="center"/>
+          </w:tcPr>
+          <w:p>
+            <w:r>
+              <w:rPr>
+                <w:sz w:val="18"/>
+                <w:szCs w:val="18"/>
+              </w:rPr>
+              <w:t>Động</w:t>
+            </w:r>
+          </w:p>
+        </w:tc>
+        <w:tc>
+          <w:tcPr>
+            <w:tcW w:w="2400" w:type="dxa"/>
+            <w:tcMar>
+              <w:top w:w="60" w:type="dxa"/>
+              <w:left w:w="100" w:type="dxa"/>
+              <w:bottom w:w="60" w:type="dxa"/>
+              <w:right w:w="100" w:type="dxa"/>
+            </w:tcMar>
+            <w:vAlign w:val="center"/>
+          </w:tcPr>
+          <w:p>
+            <w:r>
+              <w:rPr>
+                <w:sz w:val="18"/>
+                <w:szCs w:val="18"/>
+              </w:rPr>
+              <w:t>Quyết định người dùng, v1.5</w:t>
+            </w:r>
+          </w:p>
+        </w:tc>
+      </w:tr>
+      <w:tr>
+        <w:trPr>
+          <w:cantSplit/>
+        </w:trPr>
+        <w:tc>
+          <w:tcPr>
+            <w:tcW w:w="900" w:type="dxa"/>
+            <w:tcMar>
+              <w:top w:w="60" w:type="dxa"/>
+              <w:left w:w="100" w:type="dxa"/>
+              <w:bottom w:w="60" w:type="dxa"/>
+              <w:right w:w="100" w:type="dxa"/>
+            </w:tcMar>
+            <w:vAlign w:val="center"/>
+          </w:tcPr>
+          <w:p>
+            <w:r>
+              <w:rPr>
+                <w:b/>
+                <w:bCs/>
+                <w:sz w:val="18"/>
+                <w:szCs w:val="18"/>
+              </w:rPr>
+              <w:t>BR-125</w:t>
+            </w:r>
+          </w:p>
+        </w:tc>
+        <w:tc>
+          <w:tcPr>
+            <w:tcW w:w="5200" w:type="dxa"/>
+            <w:tcMar>
+              <w:top w:w="60" w:type="dxa"/>
+              <w:left w:w="100" w:type="dxa"/>
+              <w:bottom w:w="60" w:type="dxa"/>
+              <w:right w:w="100" w:type="dxa"/>
+            </w:tcMar>
+            <w:vAlign w:val="center"/>
+          </w:tcPr>
+          <w:p>
+            <w:r>
+              <w:rPr>
+                <w:sz w:val="18"/>
+                <w:szCs w:val="18"/>
+              </w:rPr>
+              <w:t xml:space="preserve">Buổi PT mà Member đã đặt nhưng không tham gia và không hủy đúng hạn theo BR-136 được ghi nhận No-show và consume 1 PT session theo BR-137; hệ thống phải lưu lịch sử No-show. Buổi PT đã hủy đúng hạn không được tính là No-show. </w:t>
             </w:r>
             <w:del w:id="9412" w:author="Claude" w:date="2026-10-24T22:45:00Z">
               <w:r>
@@ -7580,7 +8027,7 @@
                   <w:sz w:val="18"/>
                   <w:szCs w:val="18"/>
                 </w:rPr>
-                <w:t xml:space="preserve">Trạng thái No-show không áp dụng cho buổi lớp nhóm; lượt thuê sân có trạng thái No-show riêng theo BR-159 và không consume PT session.</w:t>
+                <w:t xml:space="preserve">Trạng thái No-show không áp dụng cho buổi lớp nhóm; lượt thuê sân có trạng thái No-show riêng theo BR-68 và không consume PT session.</w:t>
               </w:r>
             </w:ins>
           </w:p>
@@ -7645,367 +8092,6 @@
                 <w:szCs w:val="18"/>
               </w:rPr>
               <w:t>Quyết định người dùng; No-show chỉ còn cho PT</w:t>
-            </w:r>
-          </w:p>
-        </w:tc>
-      </w:tr>
-      <w:tr>
-        <w:trPr>
-          <w:cantSplit/>
-        </w:trPr>
-        <w:tc>
-          <w:tcPr>
-            <w:tcW w:w="900" w:type="dxa"/>
-            <w:tcMar>
-              <w:top w:w="60" w:type="dxa"/>
-              <w:left w:w="100" w:type="dxa"/>
-              <w:bottom w:w="60" w:type="dxa"/>
-              <w:right w:w="100" w:type="dxa"/>
-            </w:tcMar>
-            <w:vAlign w:val="center"/>
-          </w:tcPr>
-          <w:p>
-            <w:r>
-              <w:rPr>
-                <w:b/>
-                <w:bCs/>
-                <w:sz w:val="18"/>
-                <w:szCs w:val="18"/>
-              </w:rPr>
-              <w:t>BR-21</w:t>
-            </w:r>
-          </w:p>
-        </w:tc>
-        <w:tc>
-          <w:tcPr>
-            <w:tcW w:w="5200" w:type="dxa"/>
-            <w:tcMar>
-              <w:top w:w="60" w:type="dxa"/>
-              <w:left w:w="100" w:type="dxa"/>
-              <w:bottom w:w="60" w:type="dxa"/>
-              <w:right w:w="100" w:type="dxa"/>
-            </w:tcMar>
-            <w:vAlign w:val="center"/>
-          </w:tcPr>
-          <w:p>
-            <w:r>
-              <w:rPr>
-                <w:sz w:val="18"/>
-                <w:szCs w:val="18"/>
-              </w:rPr>
-              <w:t>Mỗi ghi danh (Enrollment) có tối đa một Attendance record cho mỗi buổi (Session). Trạng thái Attendance của buổi lớp nhóm là Present hoặc Absent; của buổi PT là Present, Absent hoặc No-show.</w:t>
-            </w:r>
-            <w:ins w:id="9411" w:author="Claude" w:date="2026-10-24T22:45:00Z">
-              <w:r>
-                <w:rPr>
-                  <w:sz w:val="18"/>
-                  <w:szCs w:val="18"/>
-                </w:rPr>
-                <w:t xml:space="preserve"> Lượt thuê sân không dùng Attendance mà có trạng thái check-in riêng (BR-159).</w:t>
-              </w:r>
-            </w:ins>
-          </w:p>
-        </w:tc>
-        <w:tc>
-          <w:tcPr>
-            <w:tcW w:w="1400" w:type="dxa"/>
-            <w:tcMar>
-              <w:top w:w="60" w:type="dxa"/>
-              <w:left w:w="100" w:type="dxa"/>
-              <w:bottom w:w="60" w:type="dxa"/>
-              <w:right w:w="100" w:type="dxa"/>
-            </w:tcMar>
-            <w:vAlign w:val="center"/>
-          </w:tcPr>
-          <w:p>
-            <w:r>
-              <w:rPr>
-                <w:sz w:val="18"/>
-                <w:szCs w:val="18"/>
-              </w:rPr>
-              <w:t>Ràng buộc</w:t>
-            </w:r>
-          </w:p>
-        </w:tc>
-        <w:tc>
-          <w:tcPr>
-            <w:tcW w:w="1300" w:type="dxa"/>
-            <w:tcMar>
-              <w:top w:w="60" w:type="dxa"/>
-              <w:left w:w="100" w:type="dxa"/>
-              <w:bottom w:w="60" w:type="dxa"/>
-              <w:right w:w="100" w:type="dxa"/>
-            </w:tcMar>
-            <w:vAlign w:val="center"/>
-          </w:tcPr>
-          <w:p>
-            <w:r>
-              <w:rPr>
-                <w:sz w:val="18"/>
-                <w:szCs w:val="18"/>
-              </w:rPr>
-              <w:t>Tĩnh</w:t>
-            </w:r>
-          </w:p>
-        </w:tc>
-        <w:tc>
-          <w:tcPr>
-            <w:tcW w:w="2400" w:type="dxa"/>
-            <w:tcMar>
-              <w:top w:w="60" w:type="dxa"/>
-              <w:left w:w="100" w:type="dxa"/>
-              <w:bottom w:w="60" w:type="dxa"/>
-              <w:right w:w="100" w:type="dxa"/>
-            </w:tcMar>
-            <w:vAlign w:val="center"/>
-          </w:tcPr>
-          <w:p>
-            <w:r>
-              <w:rPr>
-                <w:sz w:val="18"/>
-                <w:szCs w:val="18"/>
-              </w:rPr>
-              <w:t xml:space="preserve">Giữ nguyên từ v1.4; </w:t>
-            </w:r>
-          </w:p>
-        </w:tc>
-      </w:tr>
-      <w:tr>
-        <w:trPr>
-          <w:cantSplit/>
-        </w:trPr>
-        <w:tc>
-          <w:tcPr>
-            <w:tcW w:w="900" w:type="dxa"/>
-            <w:tcMar>
-              <w:top w:w="60" w:type="dxa"/>
-              <w:left w:w="100" w:type="dxa"/>
-              <w:bottom w:w="60" w:type="dxa"/>
-              <w:right w:w="100" w:type="dxa"/>
-            </w:tcMar>
-            <w:vAlign w:val="center"/>
-          </w:tcPr>
-          <w:p>
-            <w:r>
-              <w:rPr>
-                <w:b/>
-                <w:bCs/>
-                <w:sz w:val="18"/>
-                <w:szCs w:val="18"/>
-              </w:rPr>
-              <w:t>BR-98</w:t>
-            </w:r>
-          </w:p>
-        </w:tc>
-        <w:tc>
-          <w:tcPr>
-            <w:tcW w:w="5200" w:type="dxa"/>
-            <w:tcMar>
-              <w:top w:w="60" w:type="dxa"/>
-              <w:left w:w="100" w:type="dxa"/>
-              <w:bottom w:w="60" w:type="dxa"/>
-              <w:right w:w="100" w:type="dxa"/>
-            </w:tcMar>
-            <w:vAlign w:val="center"/>
-          </w:tcPr>
-          <w:p>
-            <w:del w:id="9408" w:author="Claude" w:date="2026-10-24T22:45:00Z">
-              <w:r>
-                <w:rPr>
-                  <w:sz w:val="18"/>
-                  <w:szCs w:val="18"/>
-                </w:rPr>
-                <w:delText xml:space="preserve">Receptionist chịu trách nhiệm ghi Present hoặc Absent cho từng học viên có ghi danh CONFIRMED trong buổi lớp nhóm (Cầu lông, Bóng rổ); được sửa bản ghi trong 24 giờ sau khi buổi kết thúc và mọi sửa đổi phải có Audit Log. Với lớp nhóm chỉ ghi điểm danh, không ghi kết quả tập luyện (BR-24). Coach không có quyền điểm danh lớp nhóm; Center Manager không mặc nhiên có quyền điểm danh.</w:delText>
-              </w:r>
-            </w:del>
-            <w:ins w:id="9409" w:author="Claude" w:date="2026-10-24T22:45:00Z">
-              <w:r>
-                <w:rPr>
-                  <w:sz w:val="18"/>
-                  <w:szCs w:val="18"/>
-                </w:rPr>
-                <w:t xml:space="preserve">Coach phụ trách lớp nhóm (Cầu lông, Bóng rổ) ghi Present hoặc Absent cho từng học viên có ghi danh CONFIRMED trong buổi lớp mình phụ trách; Coach được sửa bản ghi của mình trong 24 giờ sau khi buổi kết thúc. Khi Coach điểm danh sai và Member kiến nghị, Receptionist được chỉnh sửa bản ghi điểm danh đó; bắt buộc nhập lý do và ghi nhận Member đã kiến nghị. Receptionist chỉ chỉnh sửa theo kiến nghị, không điểm danh thay Coach. Mọi sửa đổi (của Coach hay Receptionist) phải có Audit Log gồm người sửa, giá trị cũ và mới, lý do và thời điểm. Với lớp nhóm chỉ ghi điểm danh, không ghi kết quả tập luyện (BR-24). Center Manager không mặc nhiên có quyền điểm danh.</w:t>
-              </w:r>
-            </w:ins>
-            <w:ins w:id="9410" w:author="Claude" w:date="2026-10-24T22:45:00Z">
-              <w:r>
-                <w:t xml:space="preserve"> Cập nhật 25/10/2026 (quyết định bổ sung của nhóm: Coach điểm danh lớp, Receptionist chỉnh khi Member kiến nghị; Receptionist đánh dấu check-in hoặc no-show lượt thuê sân; khung giờ thuê sân áp dụng cả khi Receptionist đặt hộ).</w:t>
-              </w:r>
-            </w:ins>
-          </w:p>
-        </w:tc>
-        <w:tc>
-          <w:tcPr>
-            <w:tcW w:w="1400" w:type="dxa"/>
-            <w:tcMar>
-              <w:top w:w="60" w:type="dxa"/>
-              <w:left w:w="100" w:type="dxa"/>
-              <w:bottom w:w="60" w:type="dxa"/>
-              <w:right w:w="100" w:type="dxa"/>
-            </w:tcMar>
-            <w:vAlign w:val="center"/>
-          </w:tcPr>
-          <w:p>
-            <w:r>
-              <w:rPr>
-                <w:sz w:val="18"/>
-                <w:szCs w:val="18"/>
-              </w:rPr>
-              <w:t>Ràng buộc</w:t>
-            </w:r>
-          </w:p>
-        </w:tc>
-        <w:tc>
-          <w:tcPr>
-            <w:tcW w:w="1300" w:type="dxa"/>
-            <w:tcMar>
-              <w:top w:w="60" w:type="dxa"/>
-              <w:left w:w="100" w:type="dxa"/>
-              <w:bottom w:w="60" w:type="dxa"/>
-              <w:right w:w="100" w:type="dxa"/>
-            </w:tcMar>
-            <w:vAlign w:val="center"/>
-          </w:tcPr>
-          <w:p>
-            <w:r>
-              <w:rPr>
-                <w:sz w:val="18"/>
-                <w:szCs w:val="18"/>
-              </w:rPr>
-              <w:t>Động</w:t>
-            </w:r>
-          </w:p>
-        </w:tc>
-        <w:tc>
-          <w:tcPr>
-            <w:tcW w:w="2400" w:type="dxa"/>
-            <w:tcMar>
-              <w:top w:w="60" w:type="dxa"/>
-              <w:left w:w="100" w:type="dxa"/>
-              <w:bottom w:w="60" w:type="dxa"/>
-              <w:right w:w="100" w:type="dxa"/>
-            </w:tcMar>
-            <w:vAlign w:val="center"/>
-          </w:tcPr>
-          <w:p>
-            <w:r>
-              <w:rPr>
-                <w:sz w:val="18"/>
-                <w:szCs w:val="18"/>
-              </w:rPr>
-              <w:t>Quyết định người dùng; theo phân loại lớp nhóm và 1:1</w:t>
-            </w:r>
-          </w:p>
-        </w:tc>
-      </w:tr>
-      <w:tr>
-        <w:trPr>
-          <w:cantSplit/>
-        </w:trPr>
-        <w:tc>
-          <w:tcPr>
-            <w:tcW w:w="900" w:type="dxa"/>
-            <w:tcMar>
-              <w:top w:w="60" w:type="dxa"/>
-              <w:left w:w="100" w:type="dxa"/>
-              <w:bottom w:w="60" w:type="dxa"/>
-              <w:right w:w="100" w:type="dxa"/>
-            </w:tcMar>
-            <w:vAlign w:val="center"/>
-          </w:tcPr>
-          <w:p>
-            <w:r>
-              <w:rPr>
-                <w:b/>
-                <w:bCs/>
-                <w:sz w:val="18"/>
-                <w:szCs w:val="18"/>
-              </w:rPr>
-              <w:t>BR-64</w:t>
-            </w:r>
-          </w:p>
-        </w:tc>
-        <w:tc>
-          <w:tcPr>
-            <w:tcW w:w="5200" w:type="dxa"/>
-            <w:tcMar>
-              <w:top w:w="60" w:type="dxa"/>
-              <w:left w:w="100" w:type="dxa"/>
-              <w:bottom w:w="60" w:type="dxa"/>
-              <w:right w:w="100" w:type="dxa"/>
-            </w:tcMar>
-            <w:vAlign w:val="center"/>
-          </w:tcPr>
-          <w:p>
-            <w:r>
-              <w:rPr>
-                <w:sz w:val="18"/>
-                <w:szCs w:val="18"/>
-              </w:rPr>
-              <w:t>Membership cho phép Member sử dụng Gym không giới hạn trong Membership validity. Receptionist ghi nhận Gym attendance, gồm CheckInTime, CheckOutTime, RecordedBy và Member. Không thiết kế hardware, biometric hoặc IoT trong business rule này.</w:t>
-            </w:r>
-          </w:p>
-        </w:tc>
-        <w:tc>
-          <w:tcPr>
-            <w:tcW w:w="1400" w:type="dxa"/>
-            <w:tcMar>
-              <w:top w:w="60" w:type="dxa"/>
-              <w:left w:w="100" w:type="dxa"/>
-              <w:bottom w:w="60" w:type="dxa"/>
-              <w:right w:w="100" w:type="dxa"/>
-            </w:tcMar>
-            <w:vAlign w:val="center"/>
-          </w:tcPr>
-          <w:p>
-            <w:r>
-              <w:rPr>
-                <w:sz w:val="18"/>
-                <w:szCs w:val="18"/>
-              </w:rPr>
-              <w:t>Ràng buộc</w:t>
-            </w:r>
-          </w:p>
-        </w:tc>
-        <w:tc>
-          <w:tcPr>
-            <w:tcW w:w="1300" w:type="dxa"/>
-            <w:tcMar>
-              <w:top w:w="60" w:type="dxa"/>
-              <w:left w:w="100" w:type="dxa"/>
-              <w:bottom w:w="60" w:type="dxa"/>
-              <w:right w:w="100" w:type="dxa"/>
-            </w:tcMar>
-            <w:vAlign w:val="center"/>
-          </w:tcPr>
-          <w:p>
-            <w:r>
-              <w:rPr>
-                <w:sz w:val="18"/>
-                <w:szCs w:val="18"/>
-              </w:rPr>
-              <w:t>Động</w:t>
-            </w:r>
-          </w:p>
-        </w:tc>
-        <w:tc>
-          <w:tcPr>
-            <w:tcW w:w="2400" w:type="dxa"/>
-            <w:tcMar>
-              <w:top w:w="60" w:type="dxa"/>
-              <w:left w:w="100" w:type="dxa"/>
-              <w:bottom w:w="60" w:type="dxa"/>
-              <w:right w:w="100" w:type="dxa"/>
-            </w:tcMar>
-            <w:vAlign w:val="center"/>
-          </w:tcPr>
-          <w:p>
-            <w:r>
-              <w:rPr>
-                <w:sz w:val="18"/>
-                <w:szCs w:val="18"/>
-              </w:rPr>
-              <w:t>Quyết định người dùng, v1.5</w:t>
             </w:r>
           </w:p>
         </w:tc>
@@ -8036,7 +8122,7 @@
         <w:spacing w:before="240" w:after="240"/>
       </w:pPr>
       <w:r>
-        <w:t>Personal Training (1:1) là hình thức duy nhất ghi kết quả tập luyện; lớp nhóm chỉ điểm danh. Các quy tắc BR-70 đến BR-77 về quota, lịch, đổi Coach và hủy/dời buổi PT được giữ nguyên.</w:t>
+        <w:t>Personal Training (1:1) là hình thức duy nhất ghi kết quả tập luyện; lớp nhóm chỉ điểm danh. Các quy tắc BR-130 đến BR-137 về quota, lịch, đổi Coach và hủy/dời buổi PT được giữ nguyên.</w:t>
       </w:r>
     </w:p>
     <w:tbl>
@@ -8227,7 +8313,7 @@
                 <w:sz w:val="18"/>
                 <w:szCs w:val="18"/>
               </w:rPr>
-              <w:t>BR-23</w:t>
+              <w:t>BR-58</w:t>
             </w:r>
           </w:p>
         </w:tc>
@@ -8248,7 +8334,7 @@
                 <w:sz w:val="18"/>
                 <w:szCs w:val="18"/>
               </w:rPr>
-              <w:t>Workout Plan chỉ do Coach có CoachSpecialty Personal Training tạo cho Member có quan hệ huấn luyện Active. Center Manager quản lý việc tạo hoặc kết thúc quan hệ cá nhân; Coach không được tự tạo quan hệ để tự cấp quyền đọc hồ sơ hoặc ghi plan. Ghi danh lớp nhóm không tự tạo CoachMemberRelationship.</w:t>
+              <w:t>Member có thể xem Workout Plan, Workout Result và nhận xét của Coach dành cho mình nhưng không thể chỉnh sửa chúng.</w:t>
             </w:r>
           </w:p>
         </w:tc>
@@ -8311,7 +8397,7 @@
                 <w:sz w:val="18"/>
                 <w:szCs w:val="18"/>
               </w:rPr>
-              <w:t>Đặc tả Tác nhân: Huấn luyện viên; theo CoachSpecialty</w:t>
+              <w:t>Đặc tả Tác nhân: Hội viên; giữ nguyên từ v1.4</w:t>
             </w:r>
           </w:p>
         </w:tc>
@@ -8339,7 +8425,7 @@
                 <w:sz w:val="18"/>
                 <w:szCs w:val="18"/>
               </w:rPr>
-              <w:t>BR-24</w:t>
+              <w:t>BR-59</w:t>
             </w:r>
           </w:p>
         </w:tc>
@@ -8360,7 +8446,7 @@
                 <w:sz w:val="18"/>
                 <w:szCs w:val="18"/>
               </w:rPr>
-              <w:t>Workout Result và nhận xét tiến độ chỉ được ghi cho buổi PT 1:1 và chỉ bởi Coach thực sự phụ trách buổi đó (Coach có Specialty Personal Training). Buổi lớp nhóm chỉ có điểm danh (BR-98): Coach lớp nhóm không được ghi Workout Result hoặc nhận xét tiến độ.</w:t>
+              <w:t xml:space="preserve">Đề xuất tập luyện từ AI dành cho Coach (áp dụng cho học viên thuộc các lớp mình phụ trách) và cho Member (áp dụng cho chính mình), và phải được tính toán dựa trên ít nhất ba dữ liệu đầu vào: (1) mục tiêu cá nhân của học viên, (2) trình độ hiện tại và (3) lịch sử tập luyện gần đây. Coach xem và chỉnh sửa đề xuất trước khi lưu thành kế hoạch; đề xuất của Member chỉ mang tính tham khảo; AI không tự lưu kế hoạch tập luyện.</w:t>
             </w:r>
           </w:p>
         </w:tc>
@@ -8402,7 +8488,7 @@
                 <w:sz w:val="18"/>
                 <w:szCs w:val="18"/>
               </w:rPr>
-              <w:t>Tĩnh</w:t>
+              <w:t>Động</w:t>
             </w:r>
           </w:p>
         </w:tc>
@@ -8423,7 +8509,7 @@
                 <w:sz w:val="18"/>
                 <w:szCs w:val="18"/>
               </w:rPr>
-              <w:t>Quyết định người dùng; lớp 1:1 ghi kết quả, lớp nhóm chỉ điểm danh</w:t>
+              <w:t xml:space="preserve">BR-04 gốc; quyết định người dùng; </w:t>
             </w:r>
           </w:p>
         </w:tc>
@@ -8451,7 +8537,7 @@
                 <w:sz w:val="18"/>
                 <w:szCs w:val="18"/>
               </w:rPr>
-              <w:t>BR-25</w:t>
+              <w:t>BR-126</w:t>
             </w:r>
           </w:p>
         </w:tc>
@@ -8472,7 +8558,7 @@
                 <w:sz w:val="18"/>
                 <w:szCs w:val="18"/>
               </w:rPr>
-              <w:t>Member có thể xem Workout Plan, Workout Result và nhận xét của Coach dành cho mình nhưng không thể chỉnh sửa chúng.</w:t>
+              <w:t>Workout Plan chỉ do Coach có CoachSpecialty Personal Training tạo cho Member có quan hệ huấn luyện Active. Center Manager quản lý việc tạo hoặc kết thúc quan hệ cá nhân; Coach không được tự tạo quan hệ để tự cấp quyền đọc hồ sơ hoặc ghi plan. Ghi danh lớp nhóm không tự tạo CoachMemberRelationship.</w:t>
             </w:r>
           </w:p>
         </w:tc>
@@ -8535,7 +8621,7 @@
                 <w:sz w:val="18"/>
                 <w:szCs w:val="18"/>
               </w:rPr>
-              <w:t>Đặc tả Tác nhân: Hội viên; giữ nguyên từ v1.4</w:t>
+              <w:t>Đặc tả Tác nhân: Huấn luyện viên; theo CoachSpecialty</w:t>
             </w:r>
           </w:p>
         </w:tc>
@@ -8563,7 +8649,7 @@
                 <w:sz w:val="18"/>
                 <w:szCs w:val="18"/>
               </w:rPr>
-              <w:t>BR-61</w:t>
+              <w:t>BR-127</w:t>
             </w:r>
           </w:p>
         </w:tc>
@@ -8584,7 +8670,7 @@
                 <w:sz w:val="18"/>
                 <w:szCs w:val="18"/>
               </w:rPr>
-              <w:t>Workout Result chỉ có thể được ghi nhận cho một booking đang hợp lệ tại thời điểm ghi nhận.</w:t>
+              <w:t>Workout Result và nhận xét tiến độ chỉ được ghi cho buổi PT 1:1 và chỉ bởi Coach thực sự phụ trách buổi đó (Coach có Specialty Personal Training). Buổi lớp nhóm chỉ có điểm danh (BR-56): Coach lớp nhóm không được ghi Workout Result hoặc nhận xét tiến độ.</w:t>
             </w:r>
           </w:p>
         </w:tc>
@@ -8626,7 +8712,7 @@
                 <w:sz w:val="18"/>
                 <w:szCs w:val="18"/>
               </w:rPr>
-              <w:t>Động</w:t>
+              <w:t>Tĩnh</w:t>
             </w:r>
           </w:p>
         </w:tc>
@@ -8647,7 +8733,7 @@
                 <w:sz w:val="18"/>
                 <w:szCs w:val="18"/>
               </w:rPr>
-              <w:t>Giữ nguyên từ v1.4; thuật ngữ được đồng bộ với v1.5</w:t>
+              <w:t>Quyết định người dùng; lớp 1:1 ghi kết quả, lớp nhóm chỉ điểm danh</w:t>
             </w:r>
           </w:p>
         </w:tc>
@@ -8675,8 +8761,7 @@
                 <w:sz w:val="18"/>
                 <w:szCs w:val="18"/>
               </w:rPr>
-              <w:lastRenderedPageBreak/>
-              <w:t>BR-70</w:t>
+              <w:t>BR-128</w:t>
             </w:r>
           </w:p>
         </w:tc>
@@ -8697,7 +8782,7 @@
                 <w:sz w:val="18"/>
                 <w:szCs w:val="18"/>
               </w:rPr>
-              <w:t>PT là hình thức 1 Coach : 1 Member. Mỗi PT session kéo dài 90 minutes. Không cho phép một Coach phục vụ hai Member trong các PT sessions có thời gian giao nhau.</w:t>
+              <w:t>Workout Result chỉ có thể được ghi nhận cho một booking đang hợp lệ tại thời điểm ghi nhận.</w:t>
             </w:r>
           </w:p>
         </w:tc>
@@ -8760,7 +8845,7 @@
                 <w:sz w:val="18"/>
                 <w:szCs w:val="18"/>
               </w:rPr>
-              <w:t>Quyết định người dùng, v1.5</w:t>
+              <w:t>Giữ nguyên từ v1.4; thuật ngữ được đồng bộ với v1.5</w:t>
             </w:r>
           </w:p>
         </w:tc>
@@ -8788,7 +8873,8 @@
                 <w:sz w:val="18"/>
                 <w:szCs w:val="18"/>
               </w:rPr>
-              <w:t>BR-71</w:t>
+              <w:lastRenderedPageBreak/>
+              <w:t>BR-130</w:t>
             </w:r>
           </w:p>
         </w:tc>
@@ -8809,7 +8895,7 @@
                 <w:sz w:val="18"/>
                 <w:szCs w:val="18"/>
               </w:rPr>
-              <w:t>PT quota được tính từ Membership duration và frequency: 1 tháng = 4/8/12 sessions; 3 tháng = 12/24/36; 6 tháng = 24/48/72; 12 tháng = 48/96/144, tương ứng frequency 1/2/3 sessions per week. Member được phân bổ quota linh hoạt trong Membership validity và không cần recurring scheduling engine.</w:t>
+              <w:t>PT là hình thức 1 Coach : 1 Member. Mỗi PT session kéo dài 90 minutes. Không cho phép một Coach phục vụ hai Member trong các PT sessions có thời gian giao nhau.</w:t>
             </w:r>
           </w:p>
         </w:tc>
@@ -8851,7 +8937,7 @@
                 <w:sz w:val="18"/>
                 <w:szCs w:val="18"/>
               </w:rPr>
-              <w:t>Tĩnh</w:t>
+              <w:t>Động</w:t>
             </w:r>
           </w:p>
         </w:tc>
@@ -8900,7 +8986,7 @@
                 <w:sz w:val="18"/>
                 <w:szCs w:val="18"/>
               </w:rPr>
-              <w:t>BR-72</w:t>
+              <w:t>BR-131</w:t>
             </w:r>
           </w:p>
         </w:tc>
@@ -8921,7 +9007,7 @@
                 <w:sz w:val="18"/>
                 <w:szCs w:val="18"/>
               </w:rPr>
-              <w:t>Mỗi PT plan có PT Frequency, PT Session Quota, Session Duration = 90 minutes và Validity bằng Membership period. PT session phải nằm hoàn toàn trong Membership validity: session date/time không được bắt đầu trước StartDate và không được kết thúc sau toàn bộ EndDate inclusive. PT session kết thúc sang calendar date sau EndDate là không hợp lệ.</w:t>
+              <w:t>PT quota được tính từ Membership duration và frequency: 1 tháng = 4/8/12 sessions; 3 tháng = 12/24/36; 6 tháng = 24/48/72; 12 tháng = 48/96/144, tương ứng frequency 1/2/3 sessions per week. Member được phân bổ quota linh hoạt trong Membership validity và không cần recurring scheduling engine.</w:t>
             </w:r>
           </w:p>
         </w:tc>
@@ -8963,7 +9049,7 @@
                 <w:sz w:val="18"/>
                 <w:szCs w:val="18"/>
               </w:rPr>
-              <w:t>Động</w:t>
+              <w:t>Tĩnh</w:t>
             </w:r>
           </w:p>
         </w:tc>
@@ -9012,7 +9098,7 @@
                 <w:sz w:val="18"/>
                 <w:szCs w:val="18"/>
               </w:rPr>
-              <w:t>BR-73</w:t>
+              <w:t>BR-132</w:t>
             </w:r>
           </w:p>
         </w:tc>
@@ -9033,7 +9119,7 @@
                 <w:sz w:val="18"/>
                 <w:szCs w:val="18"/>
               </w:rPr>
-              <w:t>Khi booking PT, hệ thống phải kiểm tra Membership Active, PT quota còn session, PT session nằm hoàn toàn trong Membership validity, duration đúng 90 minutes, Coach không bị trùng lịch, Member không bị trùng PT schedule và session không nằm ngoài Membership expiry.</w:t>
+              <w:t>Mỗi PT plan có PT Frequency, PT Session Quota, Session Duration = 90 minutes và Validity bằng Membership period. PT session phải nằm hoàn toàn trong Membership validity: session date/time không được bắt đầu trước StartDate và không được kết thúc sau toàn bộ EndDate inclusive. PT session kết thúc sang calendar date sau EndDate là không hợp lệ.</w:t>
             </w:r>
           </w:p>
         </w:tc>
@@ -9124,7 +9210,7 @@
                 <w:sz w:val="18"/>
                 <w:szCs w:val="18"/>
               </w:rPr>
-              <w:t>BR-74</w:t>
+              <w:t>BR-133</w:t>
             </w:r>
           </w:p>
         </w:tc>
@@ -9145,7 +9231,7 @@
                 <w:sz w:val="18"/>
                 <w:szCs w:val="18"/>
               </w:rPr>
-              <w:t>Member được chọn Coach trên website. Sau khi bắt đầu PT, Coach được giữ cố định cho giai đoạn PT. Member muốn đổi Coach phải tạo Coach change request; Center Manager review và Approve hoặc Reject, rồi assign Coach mới khi được duyệt.</w:t>
+              <w:t>Khi booking PT, hệ thống phải kiểm tra Membership Active, PT quota còn session, PT session nằm hoàn toàn trong Membership validity, duration đúng 90 minutes, Coach không bị trùng lịch, Member không bị trùng PT schedule và session không nằm ngoài Membership expiry.</w:t>
             </w:r>
           </w:p>
         </w:tc>
@@ -9236,7 +9322,7 @@
                 <w:sz w:val="18"/>
                 <w:szCs w:val="18"/>
               </w:rPr>
-              <w:t>BR-75</w:t>
+              <w:t>BR-134</w:t>
             </w:r>
           </w:p>
         </w:tc>
@@ -9257,7 +9343,7 @@
                 <w:sz w:val="18"/>
                 <w:szCs w:val="18"/>
               </w:rPr>
-              <w:t>Khi đổi Coach được duyệt, các PT sessions tương lai giữ nguyên thời gian và được chuyển sang Coach mới nếu Coach mới available. Session bị conflict không tự động cancel; session đó giữ Coach cũ trong khi chờ Center Manager xử lý.</w:t>
+              <w:t>Member được chọn Coach trên website. Sau khi bắt đầu PT, Coach được giữ cố định cho giai đoạn PT. Member muốn đổi Coach phải tạo Coach change request; Center Manager review và Approve hoặc Reject, rồi assign Coach mới khi được duyệt.</w:t>
             </w:r>
           </w:p>
         </w:tc>
@@ -9278,7 +9364,7 @@
                 <w:sz w:val="18"/>
                 <w:szCs w:val="18"/>
               </w:rPr>
-              <w:t>Kích hoạt Hành động</w:t>
+              <w:t>Ràng buộc</w:t>
             </w:r>
           </w:p>
         </w:tc>
@@ -9348,7 +9434,7 @@
                 <w:sz w:val="18"/>
                 <w:szCs w:val="18"/>
               </w:rPr>
-              <w:t>BR-76</w:t>
+              <w:t>BR-135</w:t>
             </w:r>
           </w:p>
         </w:tc>
@@ -9369,7 +9455,7 @@
                 <w:sz w:val="18"/>
                 <w:szCs w:val="18"/>
               </w:rPr>
-              <w:t>PT cancellation hoặc reschedule đúng hạn khi thực hiện ít nhất 24 hours trước SessionStartTime. Cancel đúng hạn chuyển booking sang Cancelled, giải phóng slot và trả quota. Reschedule đúng hạn giải phóng slot cũ, tạo slot mới và vẫn chỉ consume một PT session tổng cộng.</w:t>
+              <w:t>Khi đổi Coach được duyệt, các PT sessions tương lai giữ nguyên thời gian và được chuyển sang Coach mới nếu Coach mới available. Session bị conflict không tự động cancel; session đó giữ Coach cũ trong khi chờ Center Manager xử lý.</w:t>
             </w:r>
           </w:p>
         </w:tc>
@@ -9390,7 +9476,7 @@
                 <w:sz w:val="18"/>
                 <w:szCs w:val="18"/>
               </w:rPr>
-              <w:t>Ràng buộc</w:t>
+              <w:t>Kích hoạt Hành động</w:t>
             </w:r>
           </w:p>
         </w:tc>
@@ -9460,7 +9546,7 @@
                 <w:sz w:val="18"/>
                 <w:szCs w:val="18"/>
               </w:rPr>
-              <w:t>BR-77</w:t>
+              <w:t>BR-136</w:t>
             </w:r>
           </w:p>
         </w:tc>
@@ -9481,7 +9567,7 @@
                 <w:sz w:val="18"/>
                 <w:szCs w:val="18"/>
               </w:rPr>
-              <w:t>Late cancellation hoặc PT No-show consume 1 PT session. Late reschedule làm session cũ bị consume; booking mới cần thêm một PT session còn khả dụng, nên tổng quota có thể giảm 2 sessions. Mọi cancel/reschedule phải được ghi nhận trên hệ thống; exception được tạo thành request để Center Manager xử lý.</w:t>
+              <w:t>PT cancellation hoặc reschedule đúng hạn khi thực hiện ít nhất 24 hours trước SessionStartTime. Cancel đúng hạn chuyển booking sang Cancelled, giải phóng slot và trả quota. Reschedule đúng hạn giải phóng slot cũ, tạo slot mới và vẫn chỉ consume một PT session tổng cộng.</w:t>
             </w:r>
           </w:p>
         </w:tc>
@@ -9572,7 +9658,7 @@
                 <w:sz w:val="18"/>
                 <w:szCs w:val="18"/>
               </w:rPr>
-              <w:t>BR-96</w:t>
+              <w:t>BR-137</w:t>
             </w:r>
           </w:p>
         </w:tc>
@@ -9593,7 +9679,7 @@
                 <w:sz w:val="18"/>
                 <w:szCs w:val="18"/>
               </w:rPr>
-              <w:t>Mỗi tài khoản Coach có ít nhất một CoachSpecialty (liên kết tới một Sport đang tồn tại) do System Administrator gán khi tạo tài khoản Coach và do Center Manager chỉnh sửa sau đó; một Coach có thể có nhiều Specialty. CoachProfile chỉ lưu Specialty và mô tả chuyên môn; họ tên, số điện thoại và thông tin xác thực thuộc UserProfile/UserCredential. Hệ thống chỉ liệt kê Coach có Specialty khớp khi Manager phân công lớp (BR-14) và khi Member chọn Coach PT (BR-74, Specialty phải gồm Personal Training). Đổi Specialty không tự gỡ Coach khỏi lớp/PT đã phân công nhưng Manager được cảnh báo khi Coach không còn khớp. Phân loại PersonalTrainer/ClassInstructor cũ được thay bằng CoachSpecialty. Chỉ System Administrator tạo tài khoản Coach (BR-2); Center Manager không tạo Coach mà chỉ sửa hồ sơ, chuyên môn và cấp quyền dịch vụ PT cho Coach có Specialty Personal Training. Khi Coach được đổi sang vai trò khác, CoachSpecialty và quyền dịch vụ PT bị xóa (BR-142).</w:t>
+              <w:t>Late cancellation hoặc PT No-show consume 1 PT session. Late reschedule làm session cũ bị consume; booking mới cần thêm một PT session còn khả dụng, nên tổng quota có thể giảm 2 sessions. Mọi cancel/reschedule phải được ghi nhận trên hệ thống; exception được tạo thành request để Center Manager xử lý.</w:t>
             </w:r>
           </w:p>
         </w:tc>
@@ -9635,7 +9721,7 @@
                 <w:sz w:val="18"/>
                 <w:szCs w:val="18"/>
               </w:rPr>
-              <w:t>Tĩnh</w:t>
+              <w:t>Động</w:t>
             </w:r>
           </w:p>
         </w:tc>
@@ -9656,7 +9742,7 @@
                 <w:sz w:val="18"/>
                 <w:szCs w:val="18"/>
               </w:rPr>
-              <w:t>Quyết định người dùng; thay thế v2.0 — feedback giảng viên: phân loại coach theo môn</w:t>
+              <w:t>Quyết định người dùng, v1.5</w:t>
             </w:r>
           </w:p>
         </w:tc>
@@ -9685,7 +9771,7 @@
                 <w:szCs w:val="18"/>
               </w:rPr>
               <w:lastRenderedPageBreak/>
-              <w:t>BR-99</w:t>
+              <w:t>BR-138</w:t>
             </w:r>
           </w:p>
         </w:tc>
@@ -9991,7 +10077,7 @@
                 <w:sz w:val="18"/>
                 <w:szCs w:val="18"/>
               </w:rPr>
-              <w:t>BR-125</w:t>
+              <w:t>BR-60</w:t>
             </w:r>
           </w:p>
         </w:tc>
@@ -10103,7 +10189,7 @@
                 <w:sz w:val="18"/>
                 <w:szCs w:val="18"/>
               </w:rPr>
-              <w:t>BR-140</w:t>
+              <w:t>BR-61</w:t>
             </w:r>
           </w:p>
         </w:tc>
@@ -10124,7 +10210,7 @@
                 <w:sz w:val="18"/>
                 <w:szCs w:val="18"/>
               </w:rPr>
-              <w:t>Trung tâm không có huấn luyện viên freelancer và không cho phép gym hoặc huấn luyện viên bên ngoài vào hoạt động tại trung tâm. Huấn luyện viên bên ngoài muốn dùng sân đăng ký tài khoản Member bình thường (BR-1, BR-78) và được hiểu là Member như mọi người; không có vai trò, luồng đăng ký hay phê duyệt riêng. Mọi Member đều có thêm chức năng đặt (thuê) sân còn trống.</w:t>
+              <w:t>Trung tâm không có huấn luyện viên freelancer và không cho phép gym hoặc huấn luyện viên bên ngoài vào hoạt động tại trung tâm. Huấn luyện viên bên ngoài muốn dùng sân đăng ký tài khoản Member bình thường (BR-1, BR-13) và được hiểu là Member như mọi người; không có vai trò, luồng đăng ký hay phê duyệt riêng. Mọi Member đều có thêm chức năng đặt (thuê) sân còn trống.</w:t>
             </w:r>
           </w:p>
         </w:tc>
@@ -10215,7 +10301,7 @@
                 <w:sz w:val="18"/>
                 <w:szCs w:val="18"/>
               </w:rPr>
-              <w:t>BR-126</w:t>
+              <w:t>BR-62</w:t>
             </w:r>
           </w:p>
         </w:tc>
@@ -10236,7 +10322,7 @@
                 <w:sz w:val="18"/>
                 <w:szCs w:val="18"/>
               </w:rPr>
-              <w:t>Khung giờ sân được hiển thị là còn trống chỉ khi Room tương thích với Sport, nằm trong giờ hoạt động (BR-109), không bị khóa và không có buổi lớp, buổi PT hoặc lượt thuê nào khác (BR-108); các khung giờ lớp cố định theo BR-141 vì vậy không cho thuê. Đơn vị đặt là khối 60 phút.</w:t>
+              <w:t>Khung giờ sân được hiển thị là còn trống chỉ khi Room đã được bật cho thuê (Allow rental, BR-63), nằm trong giờ hoạt động (BR-24), không bị khóa và không có buổi lớp, buổi PT hoặc lượt thuê nào khác (BR-22); các khung giờ lớp cố định theo BR-37 vì vậy không cho thuê. Đơn vị đặt là khối 60 phút.</w:t>
             </w:r>
             <w:ins w:id="9222" w:author="Claude" w:date="2026-10-24T22:45:00Z">
               <w:r>
@@ -10244,7 +10330,7 @@
                   <w:sz w:val="18"/>
                   <w:szCs w:val="18"/>
                 </w:rPr>
-                <w:t xml:space="preserve"> Member tự thuê và Receptionist đặt hộ Member chỉ thuê sân trong khung giờ 06:00 đến trước 22:00 giờ Việt Nam (Asia/Ho_Chi_Minh); từ 22:00 đến 06:00 sáng hôm sau không thuê hoặc đặt hộ được sân. Với Member (và khi Receptionist đặt hộ), chỉ hiển thị và đặt được các khung giờ sân trong 3 ngày lịch tính từ ngày hiện tại (hôm nay và 2 ngày kế tiếp); cửa sổ ngày chuyển sang ngày mới lúc 06:00 sáng chứ không phải 00:00. Ví dụ từ 06:00 ngày 26 Member thuê được ngày 26, 27 và 28; từ 06:00 ngày 27 là ngày 27, 28 và 29; ngày xa hơn không hiển thị và không đặt được. Quy tắc này áp dụng cho cả Member tự thuê và Receptionist đặt hộ Member tại quầy (cùng khung giờ và cùng cửa sổ 3 ngày lịch); Lịch sân mà Center Manager và Receptionist xem (BR-131) không bị giới hạn bởi cửa sổ này. Cập nhật 25/10/2026 (quyết định bổ sung của nhóm, chưa ghi trong Payment-Support-Workflow.md).</w:t>
+                <w:t xml:space="preserve"> Member tự thuê và Receptionist đặt hộ Member chỉ thuê sân trong khung giờ 06:00 đến trước 22:00 giờ Việt Nam (Asia/Ho_Chi_Minh); từ 22:00 đến 06:00 sáng hôm sau không thuê hoặc đặt hộ được sân. Với Member (và khi Receptionist đặt hộ), chỉ hiển thị và đặt được các khung giờ sân trong 3 ngày lịch tính từ ngày hiện tại (hôm nay và 2 ngày kế tiếp); cửa sổ ngày chuyển sang ngày mới lúc 06:00 sáng chứ không phải 00:00. Ví dụ từ 06:00 ngày 26 Member thuê được ngày 26, 27 và 28; từ 06:00 ngày 27 là ngày 27, 28 và 29; ngày xa hơn không hiển thị và không đặt được. Quy tắc này áp dụng cho cả Member tự thuê và Receptionist đặt hộ Member tại quầy (cùng khung giờ và cùng cửa sổ 3 ngày lịch); Lịch sân mà Center Manager và Receptionist xem (BR-67) không bị giới hạn bởi cửa sổ này. Cập nhật 25/10/2026 (quyết định bổ sung của nhóm, chưa ghi trong Payment-Support-Workflow.md).</w:t>
               </w:r>
             </w:ins>
           </w:p>
@@ -10336,7 +10422,7 @@
                 <w:sz w:val="18"/>
                 <w:szCs w:val="18"/>
               </w:rPr>
-              <w:t>BR-127</w:t>
+              <w:t>BR-63</w:t>
             </w:r>
           </w:p>
         </w:tc>
@@ -10357,7 +10443,7 @@
                 <w:sz w:val="18"/>
                 <w:szCs w:val="18"/>
               </w:rPr>
-              <w:t>Giá thuê sân theo giờ do Center Manager cấu hình theo loại sân/môn và khung giờ (cao điểm/thấp điểm); giá được snapshot vào InvoiceItem loại CourtRental và tuân theo BR-113.</w:t>
+              <w:t>Giá thuê sân theo giờ do Center Manager cấu hình theo từng Room và khung giờ (cao điểm/thấp điểm). Mặc định Room không cho thuê: Manager bấm nút Allow rental ở danh sách Room để vào trang /manager/facilities, cấu hình giờ hoạt động và giá rồi bật cho thuê; chỉ Room đã bật mới hiển thị cho Member (cập nhật 26/10/2026). Giá được snapshot vào InvoiceItem loại CourtRental và tuân theo BR-33.</w:t>
             </w:r>
           </w:p>
         </w:tc>
@@ -10448,7 +10534,7 @@
                 <w:sz w:val="18"/>
                 <w:szCs w:val="18"/>
               </w:rPr>
-              <w:t>BR-128</w:t>
+              <w:t>BR-64</w:t>
             </w:r>
           </w:p>
         </w:tc>
@@ -10486,7 +10572,7 @@
                   <w:sz w:val="18"/>
                   <w:szCs w:val="18"/>
                 </w:rPr>
-                <w:t xml:space="preserve">chỉ đặt được trong 3 ngày lịch tính từ ngày hiện tại và trong khung giờ 06:00 đến trước 22:00 (BR-126)</w:t>
+                <w:t xml:space="preserve">chỉ đặt được trong 3 ngày lịch tính từ ngày hiện tại và trong khung giờ 06:00 đến trước 22:00 (BR-62)</w:t>
               </w:r>
             </w:ins>
             <w:r>
@@ -10494,7 +10580,7 @@
                 <w:sz w:val="18"/>
                 <w:szCs w:val="18"/>
               </w:rPr>
-              <w:t xml:space="preserve">. Member không phải khai báo số người hay mục đích sử dụng và hệ thống không đặt giới hạn số người. Khi checkout, khung giờ được giữ như SeatHold (BR-115); lượt thuê chỉ CONFIRMED sau khi thanh toán thành công bằng VNPay và/hoặc điểm (BR-136).</w:t>
+              <w:t xml:space="preserve">. Member không phải khai báo số người hay mục đích sử dụng và hệ thống không đặt giới hạn số người. Khi checkout, khung giờ được giữ như SeatHold (BR-48); lượt thuê chỉ CONFIRMED sau khi thanh toán thành công bằng VNPay và/hoặc điểm (BR-84).</w:t>
             </w:r>
             <w:ins w:id="9225" w:author="Claude" w:date="2026-10-24T22:45:00Z">
               <w:r>
@@ -10594,7 +10680,7 @@
                 <w:sz w:val="18"/>
                 <w:szCs w:val="18"/>
               </w:rPr>
-              <w:t>BR-129</w:t>
+              <w:t>BR-65</w:t>
             </w:r>
           </w:p>
         </w:tc>
@@ -10625,7 +10711,7 @@
                   <w:sz w:val="18"/>
                   <w:szCs w:val="18"/>
                 </w:rPr>
-                <w:t xml:space="preserve">Member tự hủy lượt thuê sân thì không được hoàn ở mọi thời điểm (kể cả hủy sớm hoặc không đến); khi Member bấm hủy, giao diện hiện pop-up thông báo hủy và không được hoàn tiền, như hủy ghi danh khóa học (BR-122). Lượt thuê bị trung tâm hủy (BR-130) được hoàn 100% giá trị thực trả, Member chọn nhận điểm ngay hoặc hoàn tiền qua Support Request (BR-154).</w:t>
+                <w:t xml:space="preserve">Member tự hủy lượt thuê sân thì không được hoàn ở mọi thời điểm (kể cả hủy sớm hoặc không đến); khi Member bấm hủy, giao diện hiện pop-up thông báo hủy và không được hoàn tiền, như hủy ghi danh khóa học (BR-90). Lượt thuê bị trung tâm hủy (BR-66) được hoàn 100% giá trị thực trả, Member chọn nhận điểm ngay hoặc hoàn tiền qua Support Request (BR-94).</w:t>
               </w:r>
             </w:ins>
             <w:ins w:id="9236" w:author="Claude" w:date="2026-10-24T22:45:00Z">
@@ -10723,7 +10809,7 @@
                 <w:szCs w:val="18"/>
               </w:rPr>
               <w:lastRenderedPageBreak/>
-              <w:t>BR-130</w:t>
+              <w:t>BR-66</w:t>
             </w:r>
           </w:p>
         </w:tc>
@@ -10744,7 +10830,7 @@
                 <w:sz w:val="18"/>
                 <w:szCs w:val="18"/>
               </w:rPr>
-              <w:t xml:space="preserve">Khi có sự cố (mất điện, hỏng sân, bảo trì khẩn, hỏng hoặc sửa chữa phòng Gym), Center Manager tạo Incident Notice chọn phạm vi (Room và khung giờ, khu vực Gym, hoặc toàn trung tâm) và lý do. Hệ thống khóa khung giờ bị ảnh hưởng (BR-109), gửi email ngay qua outbox cho Coach được phân công, Member có lượt thuê, học viên của lớp bị ảnh hưởng và Member có Membership Gym đang Active vào ngày xảy ra sự cố (BR-138). </w:t>
+              <w:t xml:space="preserve">Khi có sự cố (mất điện, hỏng sân, bảo trì khẩn, hỏng hoặc sửa chữa phòng Gym), Center Manager tạo Incident Notice chọn phạm vi (Room và khung giờ, khu vực Gym, hoặc toàn trung tâm) và lý do. Hệ thống khóa khung giờ bị ảnh hưởng (BR-24), gửi email ngay qua outbox cho Coach được phân công, Member có lượt thuê, học viên của lớp bị ảnh hưởng và Member có Membership Gym đang Active vào ngày xảy ra sự cố (BR-118). </w:t>
             </w:r>
             <w:del w:id="9237" w:author="Claude" w:date="2026-10-24T22:45:00Z">
               <w:r>
@@ -10761,7 +10847,7 @@
                   <w:sz w:val="18"/>
                   <w:szCs w:val="18"/>
                 </w:rPr>
-                <w:t xml:space="preserve">Lượt thuê bị ảnh hưởng tự động hủy và được hoàn 100% giá trị thực trả (Member chọn nhận điểm ngay hoặc hoàn tiền qua Support Request, BR-154), Member được ưu tiên đặt lại khung giờ khác;</w:t>
+                <w:t xml:space="preserve">Lượt thuê bị ảnh hưởng tự động hủy và được hoàn 100% giá trị thực trả (Member chọn nhận điểm ngay hoặc hoàn tiền qua Support Request, BR-94), Member được ưu tiên đặt lại khung giờ khác;</w:t>
               </w:r>
             </w:ins>
             <w:r>
@@ -10769,7 +10855,7 @@
                 <w:sz w:val="18"/>
                 <w:szCs w:val="18"/>
               </w:rPr>
-              <w:t xml:space="preserve"> buổi lớp bị ảnh hưởng được bù vào lịch tiếp theo theo BR-54. </w:t>
+              <w:t xml:space="preserve"> buổi lớp bị ảnh hưởng được bù vào lịch tiếp theo theo BR-43. </w:t>
             </w:r>
             <w:del w:id="9323" w:author="Claude" w:date="2026-10-24T22:45:00Z">
               <w:r>
@@ -10786,7 +10872,7 @@
                   <w:sz w:val="18"/>
                   <w:szCs w:val="18"/>
                 </w:rPr>
-                <w:t xml:space="preserve">Với sự cố Gym tạm thời, trung tâm không gia hạn Membership mà tặng điểm cho Member bị ảnh hưởng: Center Manager quyết định số điểm, chọn người hoặc nhóm nhận bằng bộ lọc và gửi tặng (BR-155); sự cố tạm thời không phải căn cứ hoàn tiền.</w:t>
+                <w:t xml:space="preserve">Với sự cố Gym tạm thời, trung tâm không gia hạn Membership mà tặng điểm cho Member bị ảnh hưởng: Center Manager quyết định số điểm, chọn người hoặc nhóm nhận bằng bộ lọc và gửi tặng (BR-103); sự cố tạm thời không phải căn cứ hoàn tiền.</w:t>
               </w:r>
             </w:ins>
             <w:r>
@@ -10794,7 +10880,7 @@
                 <w:sz w:val="18"/>
                 <w:szCs w:val="18"/>
               </w:rPr>
-              <w:t xml:space="preserve"> Hoàn do lỗi trung tâm đối với Membership hoặc PT chỉ theo BR-91, tính theo phần chưa sử dụng và không hoàn 100%.</w:t>
+              <w:t xml:space="preserve"> Hoàn do lỗi trung tâm đối với Membership hoặc PT chỉ theo BR-88, tính theo phần chưa sử dụng và không hoàn 100%.</w:t>
             </w:r>
             <w:ins w:id="9239" w:author="Claude" w:date="2026-10-24T22:45:00Z">
               <w:r>
@@ -10903,7 +10989,7 @@
                 <w:sz w:val="18"/>
                 <w:szCs w:val="18"/>
               </w:rPr>
-              <w:t>BR-131</w:t>
+              <w:t>BR-67</w:t>
             </w:r>
           </w:p>
         </w:tc>
@@ -10941,7 +11027,7 @@
                   <w:sz w:val="18"/>
                   <w:szCs w:val="18"/>
                 </w:rPr>
-                <w:t xml:space="preserve">và không điểm danh người đi cùng; trạng thái check-in của lượt thuê do Receptionist đánh dấu (BR-159), Coach không đánh dấu</w:t>
+                <w:t xml:space="preserve">và không điểm danh người đi cùng; trạng thái check-in của lượt thuê do Receptionist đánh dấu (BR-68), Coach không đánh dấu</w:t>
               </w:r>
             </w:ins>
             <w:r>
@@ -11056,7 +11142,7 @@
                   <w:sz w:val="18"/>
                   <w:szCs w:val="18"/>
                 </w:rPr>
-                <w:t xml:space="preserve">BR-159</w:t>
+                <w:t xml:space="preserve">BR-68</w:t>
               </w:r>
             </w:ins>
           </w:p>
@@ -11084,7 +11170,7 @@
                   <w:sz w:val="18"/>
                   <w:szCs w:val="18"/>
                 </w:rPr>
-                <w:t xml:space="preserve">Mỗi lượt thuê sân CONFIRMED có trạng thái sử dụng: Chưa check-in (mặc định), Checked-in hoặc No-show. Chỉ Receptionist đánh dấu Checked-in hoặc No-show cho từng lượt thuê, tùy Member có đến hay không; Member, Coach và Center Manager không đánh dấu. Hết giờ thuê (giờ kết thúc của lượt) mà Receptionist chưa đánh dấu thì hệ thống tự động ghi No-show. Mỗi lần ghi lưu người ghi (hoặc System khi tự động) và thời điểm; việc sửa trạng thái đã ghi, kể cả No-show tự động, cần lý do và Audit Log. Trạng thái này chỉ để theo dõi sử dụng: No-show không đổi Invoice, không hoàn tiền hay điểm (BR-129) và không consume PT session (BR-20). Cập nhật 25/10/2026 (quyết định bổ sung của nhóm: Coach điểm danh lớp, Receptionist chỉnh khi Member kiến nghị; Receptionist đánh dấu check-in hoặc no-show lượt thuê sân; khung giờ thuê sân áp dụng cả khi Receptionist đặt hộ).</w:t>
+                <w:t xml:space="preserve">Mỗi lượt thuê sân CONFIRMED có trạng thái sử dụng: Chưa check-in (mặc định), Checked-in hoặc No-show. Chỉ Receptionist đánh dấu Checked-in hoặc No-show cho từng lượt thuê, tùy Member có đến hay không; Member, Coach và Center Manager không đánh dấu. Hết giờ thuê (giờ kết thúc của lượt) mà Receptionist chưa đánh dấu thì hệ thống tự động ghi No-show. Mỗi lần ghi lưu người ghi (hoặc System khi tự động) và thời điểm; việc sửa trạng thái đã ghi, kể cả No-show tự động, cần lý do và Audit Log. Trạng thái này chỉ để theo dõi sử dụng: No-show không đổi Invoice, không hoàn tiền hay điểm (BR-65) và không consume PT session (BR-125). Cập nhật 25/10/2026 (quyết định bổ sung của nhóm: Coach điểm danh lớp, Receptionist chỉnh khi Member kiến nghị; Receptionist đánh dấu check-in hoặc no-show lượt thuê sân; khung giờ thuê sân áp dụng cả khi Receptionist đặt hộ).</w:t>
               </w:r>
             </w:ins>
           </w:p>
@@ -11197,7 +11283,7 @@
                 <w:sz w:val="18"/>
                 <w:szCs w:val="18"/>
               </w:rPr>
-              <w:t>BR-132</w:t>
+              <w:t>BR-69</w:t>
             </w:r>
           </w:p>
         </w:tc>
@@ -11218,7 +11304,7 @@
                 <w:sz w:val="18"/>
                 <w:szCs w:val="18"/>
               </w:rPr>
-              <w:t>Nguồn thu từ thuê sân là phí thuê theo giờ (CourtRental), tính cho Member đã thuê và thu qua Invoice bằng VNPay và/hoặc điểm. Trung tâm không quan tâm Member dùng sân vào việc gì (tập luyện, dạy học...), không thu phần trăm học phí của ai, không quản lý hợp đồng hay lương (BR-101). Doanh thu thuê sân được báo cáo riêng theo BR-137.</w:t>
+              <w:t>Nguồn thu từ thuê sân là phí thuê theo giờ (CourtRental), tính cho Member đã thuê và thu qua Invoice bằng VNPay và/hoặc điểm. Trung tâm không quan tâm Member dùng sân vào việc gì (tập luyện, dạy học...), không thu phần trăm học phí của ai, không quản lý hợp đồng hay lương (BR-123). Doanh thu thuê sân được báo cáo riêng theo BR-115.</w:t>
             </w:r>
           </w:p>
         </w:tc>
@@ -11309,7 +11395,7 @@
                 <w:sz w:val="18"/>
                 <w:szCs w:val="18"/>
               </w:rPr>
-              <w:t>BR-133</w:t>
+              <w:t>BR-70</w:t>
             </w:r>
           </w:p>
         </w:tc>
@@ -11330,7 +11416,7 @@
                 <w:sz w:val="18"/>
                 <w:szCs w:val="18"/>
               </w:rPr>
-              <w:t>Một Member không được có hai lượt thuê giao thời gian nhau; mỗi khung giờ của mỗi Room chỉ thuộc một lượt thuê (BR-108). Member bị khóa tài khoản không được đặt mới; lượt thuê đã CONFIRMED vẫn xử lý theo BR-129.</w:t>
+              <w:t>Một Member không được có hai lượt thuê giao thời gian nhau; mỗi khung giờ của mỗi Room chỉ thuộc một lượt thuê (BR-22). Member bị khóa tài khoản không được đặt mới; lượt thuê đã CONFIRMED vẫn xử lý theo BR-65.</w:t>
             </w:r>
           </w:p>
         </w:tc>
@@ -11395,6 +11481,154 @@
               </w:rPr>
               <w:t>Quyết định người dùng 06/10/2026 — bỏ ExternalCoach, Member thuê sân</w:t>
             </w:r>
+          </w:p>
+        </w:tc>
+      </w:tr>
+      <w:tr>
+        <w:trPr>
+          <w:cantSplit/>
+          <w:ins w:id="9397" w:author="Claude" w:date="2026-10-24T22:45:00Z"/>
+        </w:trPr>
+        <w:tc>
+          <w:tcPr>
+            <w:tcW w:w="900" w:type="dxa"/>
+            <w:tcMar>
+              <w:top w:w="60" w:type="dxa"/>
+              <w:left w:w="100" w:type="dxa"/>
+              <w:bottom w:w="60" w:type="dxa"/>
+              <w:right w:w="100" w:type="dxa"/>
+            </w:tcMar>
+            <w:vAlign w:val="center"/>
+          </w:tcPr>
+          <w:p>
+            <w:pPr>
+              <w:rPr>
+                <w:ins w:id="9398" w:author="Claude" w:date="2026-10-24T22:45:00Z"/>
+              </w:rPr>
+            </w:pPr>
+            <w:ins w:id="9399" w:author="Claude" w:date="2026-10-24T22:45:00Z">
+              <w:r>
+                <w:rPr>
+                  <w:b/>
+                  <w:bCs/>
+                  <w:sz w:val="18"/>
+                  <w:szCs w:val="18"/>
+                </w:rPr>
+                <w:t xml:space="preserve">BR-71</w:t>
+              </w:r>
+            </w:ins>
+          </w:p>
+        </w:tc>
+        <w:tc>
+          <w:tcPr>
+            <w:tcW w:w="5200" w:type="dxa"/>
+            <w:tcMar>
+              <w:top w:w="60" w:type="dxa"/>
+              <w:left w:w="100" w:type="dxa"/>
+              <w:bottom w:w="60" w:type="dxa"/>
+              <w:right w:w="100" w:type="dxa"/>
+            </w:tcMar>
+            <w:vAlign w:val="center"/>
+          </w:tcPr>
+          <w:p>
+            <w:pPr>
+              <w:rPr>
+                <w:ins w:id="9400" w:author="Claude" w:date="2026-10-24T22:45:00Z"/>
+              </w:rPr>
+            </w:pPr>
+            <w:ins w:id="9401" w:author="Claude" w:date="2026-10-24T22:45:00Z">
+              <w:r>
+                <w:rPr>
+                  <w:sz w:val="18"/>
+                  <w:szCs w:val="18"/>
+                </w:rPr>
+                <w:t xml:space="preserve">Khi Gym đóng cửa tạm thời vì sự cố (BR-66): (a) không bán thêm Gym day pass trong thời gian đóng, yêu cầu mua vé bị từ chối 409 gym_closed_today; (b) không cho check-in trong thời gian đóng, kể cả Member đã mua vé, hệ thống trả 409 gym_closed; (c) vé đã mua vẫn hết hạn lúc 22:00 cùng ngày (BR-34), không được gia hạn và không được hoàn bằng điểm qua luồng hoàn hiện có; (d) Center Manager có thể gửi thông báo email (BR-118) cho những Member đã mua day pass vào ngày xảy ra sự cố; nếu Member đồng ý nhận điểm thì Center Manager tặng điểm theo BR-103 và BR-104, nếu không thì Member gửi Support Request (BR-96). Cập nhật 25/10/2026 (quyết định bổ sung của nhóm: Gym day pass khi Gym đóng vì sự cố).</w:t>
+              </w:r>
+            </w:ins>
+          </w:p>
+        </w:tc>
+        <w:tc>
+          <w:tcPr>
+            <w:tcW w:w="1400" w:type="dxa"/>
+            <w:tcMar>
+              <w:top w:w="60" w:type="dxa"/>
+              <w:left w:w="100" w:type="dxa"/>
+              <w:bottom w:w="60" w:type="dxa"/>
+              <w:right w:w="100" w:type="dxa"/>
+            </w:tcMar>
+            <w:vAlign w:val="center"/>
+          </w:tcPr>
+          <w:p>
+            <w:pPr>
+              <w:rPr>
+                <w:ins w:id="9402" w:author="Claude" w:date="2026-10-24T22:45:00Z"/>
+              </w:rPr>
+            </w:pPr>
+            <w:ins w:id="9403" w:author="Claude" w:date="2026-10-24T22:45:00Z">
+              <w:r>
+                <w:rPr>
+                  <w:sz w:val="18"/>
+                  <w:szCs w:val="18"/>
+                </w:rPr>
+                <w:t xml:space="preserve">Ràng buộc</w:t>
+              </w:r>
+            </w:ins>
+          </w:p>
+        </w:tc>
+        <w:tc>
+          <w:tcPr>
+            <w:tcW w:w="1300" w:type="dxa"/>
+            <w:tcMar>
+              <w:top w:w="60" w:type="dxa"/>
+              <w:left w:w="100" w:type="dxa"/>
+              <w:bottom w:w="60" w:type="dxa"/>
+              <w:right w:w="100" w:type="dxa"/>
+            </w:tcMar>
+            <w:vAlign w:val="center"/>
+          </w:tcPr>
+          <w:p>
+            <w:pPr>
+              <w:rPr>
+                <w:ins w:id="9404" w:author="Claude" w:date="2026-10-24T22:45:00Z"/>
+              </w:rPr>
+            </w:pPr>
+            <w:ins w:id="9405" w:author="Claude" w:date="2026-10-24T22:45:00Z">
+              <w:r>
+                <w:rPr>
+                  <w:sz w:val="18"/>
+                  <w:szCs w:val="18"/>
+                </w:rPr>
+                <w:t xml:space="preserve">Động</w:t>
+              </w:r>
+            </w:ins>
+          </w:p>
+        </w:tc>
+        <w:tc>
+          <w:tcPr>
+            <w:tcW w:w="2400" w:type="dxa"/>
+            <w:tcMar>
+              <w:top w:w="60" w:type="dxa"/>
+              <w:left w:w="100" w:type="dxa"/>
+              <w:bottom w:w="60" w:type="dxa"/>
+              <w:right w:w="100" w:type="dxa"/>
+            </w:tcMar>
+            <w:vAlign w:val="center"/>
+          </w:tcPr>
+          <w:p>
+            <w:pPr>
+              <w:rPr>
+                <w:ins w:id="9406" w:author="Claude" w:date="2026-10-24T22:45:00Z"/>
+              </w:rPr>
+            </w:pPr>
+            <w:ins w:id="9407" w:author="Claude" w:date="2026-10-24T22:45:00Z">
+              <w:r>
+                <w:rPr>
+                  <w:sz w:val="18"/>
+                  <w:szCs w:val="18"/>
+                </w:rPr>
+                <w:t xml:space="preserve">Quyết định nhóm 25/10/2026 — Gym day pass khi Gym đóng vì sự cố; mã lỗi theo Payment-Support-Workflow.md và api-contract.md</w:t>
+              </w:r>
+            </w:ins>
           </w:p>
         </w:tc>
       </w:tr>
@@ -11615,7 +11849,7 @@
                 <w:sz w:val="18"/>
                 <w:szCs w:val="18"/>
               </w:rPr>
-              <w:t>BR-80</w:t>
+              <w:t>BR-72</w:t>
             </w:r>
           </w:p>
         </w:tc>
@@ -11636,7 +11870,7 @@
                 <w:sz w:val="18"/>
                 <w:szCs w:val="18"/>
               </w:rPr>
-              <w:t xml:space="preserve">Member được tự checkout gói cho chính mình; Receptionist được checkout thay cho một Member được chọn rõ ràng (kể cả có dùng điểm theo BR-139); </w:t>
+              <w:t xml:space="preserve">Member được tự checkout gói cho chính mình; Receptionist được checkout thay cho một Member được chọn rõ ràng (kể cả có dùng điểm theo BR-85); </w:t>
             </w:r>
             <w:del w:id="9417" w:author="Claude" w:date="2026-10-24T22:45:00Z">
               <w:r>
@@ -11653,7 +11887,7 @@
                   <w:sz w:val="18"/>
                   <w:szCs w:val="18"/>
                 </w:rPr>
-                <w:t xml:space="preserve">Member tự checkout lượt thuê sân của chính mình; Receptionist cũng được đặt và checkout lượt thuê sân thay cho Member được chọn rõ ràng, theo cùng khung giờ và cửa sổ ngày của BR-126.</w:t>
+                <w:t xml:space="preserve">Member tự checkout lượt thuê sân của chính mình; Receptionist cũng được đặt và checkout lượt thuê sân thay cho Member được chọn rõ ràng, theo cùng khung giờ và cửa sổ ngày của BR-62.</w:t>
               </w:r>
             </w:ins>
             <w:r>
@@ -11762,7 +11996,7 @@
                 <w:szCs w:val="18"/>
               </w:rPr>
               <w:lastRenderedPageBreak/>
-              <w:t>BR-81</w:t>
+              <w:t>BR-73</w:t>
             </w:r>
           </w:p>
         </w:tc>
@@ -11783,7 +12017,7 @@
                 <w:sz w:val="18"/>
                 <w:szCs w:val="18"/>
               </w:rPr>
-              <w:t>Invoice được tạo tại checkout và snapshot từng InvoiceItem gồm loại dịch vụ (Membership, PT, ClassPackage, CourtRental), tên, đơn giá, số lượng và thành tiền tại thời điểm đó. Thay đổi giá hoặc ngừng bán sau checkout không sửa Invoice đã tạo. Hệ thống chỉ hỗ trợ thanh toán đủ một lần: phần tiền mặt bằng TotalAmount trừ PointsApplied (BR-136) được trả bằng VND qua chuyển khoản VNPay-QR, hoặc trả 100% bằng điểm (không tạo PaymentAttempt VNPay). Không cọc, không trả góp và không chấp nhận thanh toán thiếu hoặc thừa.</w:t>
+              <w:t>Invoice được tạo tại checkout và snapshot từng InvoiceItem gồm loại dịch vụ (Membership, PT, ClassPackage, CourtRental), tên, đơn giá, số lượng và thành tiền tại thời điểm đó. Thay đổi giá hoặc ngừng bán sau checkout không sửa Invoice đã tạo. Hệ thống chỉ hỗ trợ thanh toán đủ một lần: phần tiền mặt bằng TotalAmount trừ PointsApplied (BR-84) được trả bằng VND qua chuyển khoản VNPay-QR, hoặc trả 100% bằng điểm (không tạo PaymentAttempt VNPay). Không cọc, không trả góp và không chấp nhận thanh toán thiếu hoặc thừa.</w:t>
             </w:r>
           </w:p>
         </w:tc>
@@ -11874,7 +12108,7 @@
                 <w:sz w:val="18"/>
                 <w:szCs w:val="18"/>
               </w:rPr>
-              <w:t>BR-82</w:t>
+              <w:t>BR-74</w:t>
             </w:r>
           </w:p>
         </w:tc>
@@ -11986,7 +12220,7 @@
                 <w:sz w:val="18"/>
                 <w:szCs w:val="18"/>
               </w:rPr>
-              <w:t>BR-83</w:t>
+              <w:t>BR-75</w:t>
             </w:r>
           </w:p>
         </w:tc>
@@ -12098,7 +12332,7 @@
                 <w:sz w:val="18"/>
                 <w:szCs w:val="18"/>
               </w:rPr>
-              <w:t>BR-84</w:t>
+              <w:t>BR-76</w:t>
             </w:r>
           </w:p>
         </w:tc>
@@ -12210,7 +12444,7 @@
                 <w:sz w:val="18"/>
                 <w:szCs w:val="18"/>
               </w:rPr>
-              <w:t>BR-85</w:t>
+              <w:t>BR-77</w:t>
             </w:r>
           </w:p>
         </w:tc>
@@ -12322,7 +12556,7 @@
                 <w:sz w:val="18"/>
                 <w:szCs w:val="18"/>
               </w:rPr>
-              <w:t>BR-86</w:t>
+              <w:t>BR-78</w:t>
             </w:r>
           </w:p>
         </w:tc>
@@ -12343,7 +12577,7 @@
                 <w:sz w:val="18"/>
                 <w:szCs w:val="18"/>
               </w:rPr>
-              <w:t>Lần mua Membership mới có StartDate là calendar date tại Việt Nam của vnp_PayDate đã xác minh; EndDate tính theo BR-9. Early renewal đã thanh toán tạo Membership mới bắt đầu ngay sau EndDate hiện tại theo BR-65. Doanh thu được ghi nhận tại ngày thu tiền, không phải ngày Membership mới bắt đầu.</w:t>
+              <w:t>Lần mua Membership mới có StartDate là calendar date tại Việt Nam của vnp_PayDate đã xác minh; EndDate tính theo BR-27. Early renewal đã thanh toán tạo Membership mới bắt đầu ngay sau EndDate hiện tại theo BR-30. Doanh thu được ghi nhận tại ngày thu tiền, không phải ngày Membership mới bắt đầu.</w:t>
             </w:r>
           </w:p>
         </w:tc>
@@ -12434,7 +12668,7 @@
                 <w:sz w:val="18"/>
                 <w:szCs w:val="18"/>
               </w:rPr>
-              <w:t>BR-87</w:t>
+              <w:t>BR-79</w:t>
             </w:r>
           </w:p>
         </w:tc>
@@ -12546,7 +12780,7 @@
                 <w:sz w:val="18"/>
                 <w:szCs w:val="18"/>
               </w:rPr>
-              <w:t>BR-88</w:t>
+              <w:t>BR-80</w:t>
             </w:r>
           </w:p>
         </w:tc>
@@ -12584,7 +12818,7 @@
                   <w:sz w:val="18"/>
                   <w:szCs w:val="18"/>
                 </w:rPr>
-                <w:t xml:space="preserve">Khi tiền về muộn có hai nhánh. (1) Chỗ hoặc khung giờ còn hợp lệ: hệ thống tự cấp quyền lợi (tạo ghi danh, lượt thuê sân hoặc gói) và đánh dấu Invoice PAID_AFTER_RECONCILIATION với fulfillmentOutcome = FULFILLED; không có bước nhân viên xác nhận, Receptionist chỉ xem. (2) Không cấp được (chỗ đã bị người khác lấy, lớp đóng hoặc hủy, khung giờ bị đặt, vé Gym ngày quá 22:00 theo BR-145): hệ thống ghi nhận "đã thu tiền, chưa cấp quyền lợi" (fulfillmentOutcome = RECONCILIATION_REQUIRED), hiện ở mục "Paid, not activated" của Receptionist, thông báo cho Member trên Overview và cho Receptionist; Member chọn một trong hai: nhận điểm ngay (số điểm bằng phần tiền đã thu chia 1.000; giá catalog luôn là bội của 1.000 theo BR-113 nên không có tiền lẻ; Invoice chuyển COMPENSATED) hoặc gửi Support Request danh mục PAYMENT gắn Invoice này (BR-150). Mỗi khoản chỉ được chọn một lần: chọn rồi thì lựa chọn kia bị từ chối (409 reconciliation_already_resolved).</w:t>
+                <w:t xml:space="preserve">Khi tiền về muộn có hai nhánh. (1) Chỗ hoặc khung giờ còn hợp lệ: hệ thống tự cấp quyền lợi (tạo ghi danh, lượt thuê sân hoặc gói) và đánh dấu Invoice PAID_AFTER_RECONCILIATION với fulfillmentOutcome = FULFILLED; không có bước nhân viên xác nhận, Receptionist chỉ xem. (2) Không cấp được (chỗ đã bị người khác lấy, lớp đóng hoặc hủy, khung giờ bị đặt, vé Gym ngày quá 22:00 theo BR-34): hệ thống ghi nhận "đã thu tiền, chưa cấp quyền lợi" (fulfillmentOutcome = RECONCILIATION_REQUIRED), hiện ở mục "Paid, not activated" của Receptionist, thông báo cho Member trên Overview và cho Receptionist; Member chọn một trong hai: nhận điểm ngay (số điểm bằng phần tiền đã thu chia 1.000; giá catalog luôn là bội của 1.000 theo BR-33 nên không có tiền lẻ; Invoice chuyển COMPENSATED) hoặc gửi Support Request danh mục PAYMENT gắn Invoice này (BR-99). Mỗi khoản chỉ được chọn một lần: chọn rồi thì lựa chọn kia bị từ chối (409 reconciliation_already_resolved).</w:t>
               </w:r>
             </w:ins>
             <w:r>
@@ -12693,7 +12927,7 @@
                 <w:szCs w:val="18"/>
               </w:rPr>
               <w:lastRenderedPageBreak/>
-              <w:t>BR-89</w:t>
+              <w:t>BR-81</w:t>
             </w:r>
           </w:p>
         </w:tc>
@@ -12779,6 +13013,154 @@
               </w:rPr>
               <w:t>Quyết định người dùng 25–</w:t>
             </w:r>
+          </w:p>
+        </w:tc>
+      </w:tr>
+      <w:tr>
+        <w:trPr>
+          <w:cantSplit/>
+          <w:ins w:id="9033" w:author="Claude" w:date="2026-10-24T22:45:00Z"/>
+        </w:trPr>
+        <w:tc>
+          <w:tcPr>
+            <w:tcW w:w="900" w:type="dxa"/>
+            <w:tcMar>
+              <w:top w:w="60" w:type="dxa"/>
+              <w:left w:w="100" w:type="dxa"/>
+              <w:bottom w:w="60" w:type="dxa"/>
+              <w:right w:w="100" w:type="dxa"/>
+            </w:tcMar>
+            <w:vAlign w:val="center"/>
+          </w:tcPr>
+          <w:p>
+            <w:pPr>
+              <w:rPr>
+                <w:ins w:id="9034" w:author="Claude" w:date="2026-10-24T22:45:00Z"/>
+              </w:rPr>
+            </w:pPr>
+            <w:ins w:id="9035" w:author="Claude" w:date="2026-10-24T22:45:00Z">
+              <w:r>
+                <w:rPr>
+                  <w:b/>
+                  <w:bCs/>
+                  <w:sz w:val="18"/>
+                  <w:szCs w:val="18"/>
+                </w:rPr>
+                <w:t xml:space="preserve">BR-82</w:t>
+              </w:r>
+            </w:ins>
+          </w:p>
+        </w:tc>
+        <w:tc>
+          <w:tcPr>
+            <w:tcW w:w="5200" w:type="dxa"/>
+            <w:tcMar>
+              <w:top w:w="60" w:type="dxa"/>
+              <w:left w:w="100" w:type="dxa"/>
+              <w:bottom w:w="60" w:type="dxa"/>
+              <w:right w:w="100" w:type="dxa"/>
+            </w:tcMar>
+            <w:vAlign w:val="center"/>
+          </w:tcPr>
+          <w:p>
+            <w:pPr>
+              <w:rPr>
+                <w:ins w:id="9036" w:author="Claude" w:date="2026-10-24T22:45:00Z"/>
+              </w:rPr>
+            </w:pPr>
+            <w:ins w:id="9037" w:author="Claude" w:date="2026-10-24T22:45:00Z">
+              <w:r>
+                <w:rPr>
+                  <w:sz w:val="18"/>
+                  <w:szCs w:val="18"/>
+                </w:rPr>
+                <w:t xml:space="preserve">Thời hạn thanh toán gửi sang VNPay (vnp_ExpireDate) bằng đúng thời hạn của hóa đơn/checkout; VNPay từ chối thanh toán sau thời điểm này nên chỉ giao dịch bấm trong những giây cuối còn khả năng đến muộn. Khi hóa đơn vừa hết hạn, job đối soát phải hỏi lại VNPay (QueryDR) trước khi nhả chỗ hoặc khung giờ để biết tiền đã bị trừ hay chưa; không nhả chỗ khi còn gateway event chưa xử lý. Cập nhật 24/10/2026 (Payment-Support-Workflow.md, mục 2).</w:t>
+              </w:r>
+            </w:ins>
+          </w:p>
+        </w:tc>
+        <w:tc>
+          <w:tcPr>
+            <w:tcW w:w="1400" w:type="dxa"/>
+            <w:tcMar>
+              <w:top w:w="60" w:type="dxa"/>
+              <w:left w:w="100" w:type="dxa"/>
+              <w:bottom w:w="60" w:type="dxa"/>
+              <w:right w:w="100" w:type="dxa"/>
+            </w:tcMar>
+            <w:vAlign w:val="center"/>
+          </w:tcPr>
+          <w:p>
+            <w:pPr>
+              <w:rPr>
+                <w:ins w:id="9038" w:author="Claude" w:date="2026-10-24T22:45:00Z"/>
+              </w:rPr>
+            </w:pPr>
+            <w:ins w:id="9039" w:author="Claude" w:date="2026-10-24T22:45:00Z">
+              <w:r>
+                <w:rPr>
+                  <w:sz w:val="18"/>
+                  <w:szCs w:val="18"/>
+                </w:rPr>
+                <w:t xml:space="preserve">Ràng buộc</w:t>
+              </w:r>
+            </w:ins>
+          </w:p>
+        </w:tc>
+        <w:tc>
+          <w:tcPr>
+            <w:tcW w:w="1300" w:type="dxa"/>
+            <w:tcMar>
+              <w:top w:w="60" w:type="dxa"/>
+              <w:left w:w="100" w:type="dxa"/>
+              <w:bottom w:w="60" w:type="dxa"/>
+              <w:right w:w="100" w:type="dxa"/>
+            </w:tcMar>
+            <w:vAlign w:val="center"/>
+          </w:tcPr>
+          <w:p>
+            <w:pPr>
+              <w:rPr>
+                <w:ins w:id="9040" w:author="Claude" w:date="2026-10-24T22:45:00Z"/>
+              </w:rPr>
+            </w:pPr>
+            <w:ins w:id="9041" w:author="Claude" w:date="2026-10-24T22:45:00Z">
+              <w:r>
+                <w:rPr>
+                  <w:sz w:val="18"/>
+                  <w:szCs w:val="18"/>
+                </w:rPr>
+                <w:t xml:space="preserve">Động</w:t>
+              </w:r>
+            </w:ins>
+          </w:p>
+        </w:tc>
+        <w:tc>
+          <w:tcPr>
+            <w:tcW w:w="2400" w:type="dxa"/>
+            <w:tcMar>
+              <w:top w:w="60" w:type="dxa"/>
+              <w:left w:w="100" w:type="dxa"/>
+              <w:bottom w:w="60" w:type="dxa"/>
+              <w:right w:w="100" w:type="dxa"/>
+            </w:tcMar>
+            <w:vAlign w:val="center"/>
+          </w:tcPr>
+          <w:p>
+            <w:pPr>
+              <w:rPr>
+                <w:ins w:id="9042" w:author="Claude" w:date="2026-10-24T22:45:00Z"/>
+              </w:rPr>
+            </w:pPr>
+            <w:ins w:id="9043" w:author="Claude" w:date="2026-10-24T22:45:00Z">
+              <w:r>
+                <w:rPr>
+                  <w:sz w:val="18"/>
+                  <w:szCs w:val="18"/>
+                </w:rPr>
+                <w:t xml:space="preserve">Quyết định nhóm 24/10/2026 — Payment-Support-Workflow.md, mục 2; bổ sung cho BR-75, BR-80</w:t>
+              </w:r>
+            </w:ins>
           </w:p>
         </w:tc>
       </w:tr>
@@ -12805,7 +13187,7 @@
                 <w:sz w:val="18"/>
                 <w:szCs w:val="18"/>
               </w:rPr>
-              <w:t>BR-134</w:t>
+              <w:t>BR-83</w:t>
             </w:r>
           </w:p>
         </w:tc>
@@ -12826,7 +13208,7 @@
                 <w:sz w:val="18"/>
                 <w:szCs w:val="18"/>
               </w:rPr>
-              <w:t xml:space="preserve">Mỗi Member có đúng một ví điểm (PointWallet); 1 điểm có giá trị 1.000 VND. Số dư không âm và được lưu bằng PointLedger (còn gọi Point Transaction) chỉ ghi thêm (Earn, Hold, Release, Spend, Adjustment); mỗi dòng có ReferenceId duy nhất, người thực hiện, lý do và số dư sau, không được sửa hoặc xóa. Điểm không đổi ra tiền mặt, không rút, không chuyển nhượng và không hết hạn trong phiên bản này. Điểm chỉ được cộng khi: hoàn trả theo BR-91, BR-92, BR-122, BR-129, BR-130; </w:t>
+              <w:t xml:space="preserve">Mỗi Member có đúng một ví điểm (PointWallet); 1 điểm có giá trị 1.000 VND. Số dư không âm và được lưu bằng PointLedger (còn gọi Point Transaction) chỉ ghi thêm (Earn, Hold, Release, Spend, Adjustment); mỗi dòng có ReferenceId duy nhất, người thực hiện, lý do và số dư sau, không được sửa hoặc xóa. Điểm không đổi ra tiền mặt, không rút, không chuyển nhượng và không hết hạn trong phiên bản này. Điểm chỉ được cộng khi: hoàn trả theo BR-88, BR-89, BR-90, BR-65, BR-66; </w:t>
             </w:r>
             <w:del w:id="9008" w:author="Claude" w:date="2026-10-24T22:45:00Z">
               <w:r>
@@ -12843,7 +13225,7 @@
                   <w:sz w:val="18"/>
                   <w:szCs w:val="18"/>
                 </w:rPr>
-                <w:t xml:space="preserve">bồi hoàn thanh toán trùng/thừa (BR-117); Member chọn nhận điểm ngay cho khoản đã thu mà chưa cấp được quyền lợi (BR-88, BR-117);</w:t>
+                <w:t xml:space="preserve">bồi hoàn thanh toán trùng/thừa (BR-50); Member chọn nhận điểm ngay cho khoản đã thu mà chưa cấp được quyền lợi (BR-80, BR-50);</w:t>
               </w:r>
             </w:ins>
             <w:r>
@@ -12868,7 +13250,7 @@
                   <w:sz w:val="18"/>
                   <w:szCs w:val="18"/>
                 </w:rPr>
-                <w:t xml:space="preserve">Member hoặc Receptionist hộ Member nạp điểm qua VNPay (Add points, BR-157); hoặc Center Manager tặng hoặc điều chỉnh có lý do và Audit Log (BR-156).</w:t>
+                <w:t xml:space="preserve">Member hoặc Receptionist hộ Member nạp điểm qua VNPay (Add points, BR-86); hoặc Center Manager tặng hoặc điều chỉnh có lý do và Audit Log (BR-104).</w:t>
               </w:r>
             </w:ins>
             <w:ins w:id="9012" w:author="Claude" w:date="2026-10-24T22:45:00Z">
@@ -12969,7 +13351,7 @@
                 <w:sz w:val="18"/>
                 <w:szCs w:val="18"/>
               </w:rPr>
-              <w:t>BR-135</w:t>
+              <w:t>BR-84</w:t>
             </w:r>
           </w:p>
         </w:tc>
@@ -12985,40 +13367,13 @@
             <w:vAlign w:val="center"/>
           </w:tcPr>
           <w:p>
-            <w:del w:id="9013" w:author="Claude" w:date="2026-10-24T22:45:00Z">
-              <w:r>
-                <w:rPr>
-                  <w:sz w:val="18"/>
-                  <w:szCs w:val="18"/>
-                </w:rPr>
-                <w:delText xml:space="preserve">Hệ thống không thực hiện hoàn tiền mặt hoặc chuyển khoản trả lại cho bất kỳ giao dịch nào và không gọi VNPay Refund API. Mọi khoản hoàn trả hoặc bồi hoàn của trung tâm cho Member đều thực hiện bằng điểm theo BR-134.</w:delText>
-              </w:r>
-            </w:del>
-            <w:ins w:id="9014" w:author="Claude" w:date="2026-10-24T22:45:00Z">
-              <w:r>
-                <w:rPr>
-                  <w:sz w:val="18"/>
-                  <w:szCs w:val="18"/>
-                </w:rPr>
-                <w:t xml:space="preserve">Hệ thống không gọi API của ngân hàng và không gọi VNPay Refund API; chuyển khoản là thao tác ngoài hệ thống của Center Manager, hệ thống chỉ ghi nhận chứng từ. Hoàn tự động chỉ bằng điểm theo BR-134; hoàn chuyển khoản chỉ qua Support Request do Center Manager chuyển khoản ngoài hệ thống và ghi nhận (BR-150, BR-151). Đã mua thì không hoàn khi Member tự hủy gói Gym, ghi danh khóa học hoặc thuê sân, ở mọi thời điểm; khi Member bấm hủy, giao diện hiện pop-up thông báo hủy và không được hoàn tiền (BR-91, BR-92, BR-122, BR-129). Hoàn chỉ phát sinh khi (a) Member gửi Support Request và Center Manager hỗ trợ, hoặc (b) sự cố hay quyết định phía trung tâm (lớp bị hủy, lớp dưới ngưỡng, hủy sân do trung tâm), khi đó Member được chọn nhận điểm ngay (hoàn điểm theo luồng hiện có, số điểm do server tính) hoặc hoàn tiền qua Support Request (BR-154). Center Manager hoàn điểm cho lớp học khi lớp do phía trung tâm hủy (lớp bị hủy, lớp dưới ngưỡng); Member tự hủy ghi danh thì không hoàn theo luồng này.</w:t>
-              </w:r>
-            </w:ins>
-            <w:r>
-              <w:rPr>
-                <w:sz w:val="18"/>
-                <w:szCs w:val="18"/>
-              </w:rPr>
-              <w:t xml:space="preserve"> Đối soát thanh toán thu tiền (BR-84, BR-85, BR-88) không thay đổi.</w:t>
-            </w:r>
-            <w:ins w:id="9015" w:author="Claude" w:date="2026-10-24T22:45:00Z">
-              <w:r>
-                <w:rPr>
-                  <w:sz w:val="18"/>
-                  <w:szCs w:val="18"/>
-                </w:rPr>
-                <w:t xml:space="preserve"> Cập nhật 24/10/2026 (Payment-Support-Workflow.md, mục 3).</w:t>
-              </w:r>
-            </w:ins>
+            <w:r>
+              <w:rPr>
+                <w:sz w:val="18"/>
+                <w:szCs w:val="18"/>
+              </w:rPr>
+              <w:t>Điểm được dùng để thanh toán một phần hoặc toàn bộ Invoice cho mọi loại InvoiceItem (split payment). Chủ ví chọn số điểm áp dụng PointsApplied là số nguyên từ 0 đến min(số dư khả dụng, phần nguyên của TotalAmount / 1.000); hệ thống gợi ý mức tối đa nhưng không ép dùng hết. Phần còn lại (TotalAmount trừ PointsApplied × 1.000) trả bằng VND qua VNPay-QR; nếu PointsApplied × 1.000 bằng TotalAmount thì Invoice trả 100% bằng điểm. Ví dụ: Invoice 300.000đ, Member có 500 điểm, chọn dùng 200 điểm → điểm 200.000đ + VNPay 100.000đ = 300.000đ; nếu chọn dùng 300 điểm thì không cần VNPay và ví còn 200 điểm. PointsApplied bị giữ (Hold) khỏi ví sau khi Member xác nhận (BR-85), cùng transaction với SeatHold; điểm được trừ chính thức (Spend) khi Invoice Paid; nếu PaymentAttempt hết hạn, Invoice Expired hoặc Cancelled thì điểm giữ được trả lại đúng số đã giữ (Release). Mọi dòng Hold, Spend, Release đều ghi vào PointLedger (Point Transaction) và Audit Log.</w:t>
+            </w:r>
           </w:p>
         </w:tc>
         <w:tc>
@@ -13059,7 +13414,7 @@
                 <w:sz w:val="18"/>
                 <w:szCs w:val="18"/>
               </w:rPr>
-              <w:t>Tĩnh</w:t>
+              <w:t>Động</w:t>
             </w:r>
           </w:p>
         </w:tc>
@@ -13080,7 +13435,7 @@
                 <w:sz w:val="18"/>
                 <w:szCs w:val="18"/>
               </w:rPr>
-              <w:t>Feedback giảng viên — tránh refund tiền (phạm luật)</w:t>
+              <w:t>Feedback giảng viên — mua gói bằng điểm; người dùng bổ sung: split payment</w:t>
             </w:r>
           </w:p>
         </w:tc>
@@ -13108,119 +13463,7 @@
                 <w:sz w:val="18"/>
                 <w:szCs w:val="18"/>
               </w:rPr>
-              <w:t>BR-136</w:t>
-            </w:r>
-          </w:p>
-        </w:tc>
-        <w:tc>
-          <w:tcPr>
-            <w:tcW w:w="5200" w:type="dxa"/>
-            <w:tcMar>
-              <w:top w:w="60" w:type="dxa"/>
-              <w:left w:w="100" w:type="dxa"/>
-              <w:bottom w:w="60" w:type="dxa"/>
-              <w:right w:w="100" w:type="dxa"/>
-            </w:tcMar>
-            <w:vAlign w:val="center"/>
-          </w:tcPr>
-          <w:p>
-            <w:r>
-              <w:rPr>
-                <w:sz w:val="18"/>
-                <w:szCs w:val="18"/>
-              </w:rPr>
-              <w:t>Điểm được dùng để thanh toán một phần hoặc toàn bộ Invoice cho mọi loại InvoiceItem (split payment). Chủ ví chọn số điểm áp dụng PointsApplied là số nguyên từ 0 đến min(số dư khả dụng, phần nguyên của TotalAmount / 1.000); hệ thống gợi ý mức tối đa nhưng không ép dùng hết. Phần còn lại (TotalAmount trừ PointsApplied × 1.000) trả bằng VND qua VNPay-QR; nếu PointsApplied × 1.000 bằng TotalAmount thì Invoice trả 100% bằng điểm. Ví dụ: Invoice 300.000đ, Member có 500 điểm, chọn dùng 200 điểm → điểm 200.000đ + VNPay 100.000đ = 300.000đ; nếu chọn dùng 300 điểm thì không cần VNPay và ví còn 200 điểm. PointsApplied bị giữ (Hold) khỏi ví sau khi Member xác nhận (BR-139), cùng transaction với SeatHold; điểm được trừ chính thức (Spend) khi Invoice Paid; nếu PaymentAttempt hết hạn, Invoice Expired hoặc Cancelled thì điểm giữ được trả lại đúng số đã giữ (Release). Mọi dòng Hold, Spend, Release đều ghi vào PointLedger (Point Transaction) và Audit Log.</w:t>
-            </w:r>
-          </w:p>
-        </w:tc>
-        <w:tc>
-          <w:tcPr>
-            <w:tcW w:w="1400" w:type="dxa"/>
-            <w:tcMar>
-              <w:top w:w="60" w:type="dxa"/>
-              <w:left w:w="100" w:type="dxa"/>
-              <w:bottom w:w="60" w:type="dxa"/>
-              <w:right w:w="100" w:type="dxa"/>
-            </w:tcMar>
-            <w:vAlign w:val="center"/>
-          </w:tcPr>
-          <w:p>
-            <w:r>
-              <w:rPr>
-                <w:sz w:val="18"/>
-                <w:szCs w:val="18"/>
-              </w:rPr>
-              <w:t>Ràng buộc</w:t>
-            </w:r>
-          </w:p>
-        </w:tc>
-        <w:tc>
-          <w:tcPr>
-            <w:tcW w:w="1300" w:type="dxa"/>
-            <w:tcMar>
-              <w:top w:w="60" w:type="dxa"/>
-              <w:left w:w="100" w:type="dxa"/>
-              <w:bottom w:w="60" w:type="dxa"/>
-              <w:right w:w="100" w:type="dxa"/>
-            </w:tcMar>
-            <w:vAlign w:val="center"/>
-          </w:tcPr>
-          <w:p>
-            <w:r>
-              <w:rPr>
-                <w:sz w:val="18"/>
-                <w:szCs w:val="18"/>
-              </w:rPr>
-              <w:t>Động</w:t>
-            </w:r>
-          </w:p>
-        </w:tc>
-        <w:tc>
-          <w:tcPr>
-            <w:tcW w:w="2400" w:type="dxa"/>
-            <w:tcMar>
-              <w:top w:w="60" w:type="dxa"/>
-              <w:left w:w="100" w:type="dxa"/>
-              <w:bottom w:w="60" w:type="dxa"/>
-              <w:right w:w="100" w:type="dxa"/>
-            </w:tcMar>
-            <w:vAlign w:val="center"/>
-          </w:tcPr>
-          <w:p>
-            <w:r>
-              <w:rPr>
-                <w:sz w:val="18"/>
-                <w:szCs w:val="18"/>
-              </w:rPr>
-              <w:t>Feedback giảng viên — mua gói bằng điểm; người dùng bổ sung: split payment</w:t>
-            </w:r>
-          </w:p>
-        </w:tc>
-      </w:tr>
-      <w:tr>
-        <w:trPr>
-          <w:cantSplit/>
-        </w:trPr>
-        <w:tc>
-          <w:tcPr>
-            <w:tcW w:w="900" w:type="dxa"/>
-            <w:tcMar>
-              <w:top w:w="60" w:type="dxa"/>
-              <w:left w:w="100" w:type="dxa"/>
-              <w:bottom w:w="60" w:type="dxa"/>
-              <w:right w:w="100" w:type="dxa"/>
-            </w:tcMar>
-            <w:vAlign w:val="center"/>
-          </w:tcPr>
-          <w:p>
-            <w:r>
-              <w:rPr>
-                <w:b/>
-                <w:bCs/>
-                <w:sz w:val="18"/>
-                <w:szCs w:val="18"/>
-              </w:rPr>
-              <w:t>BR-139</w:t>
+              <w:t>BR-85</w:t>
             </w:r>
           </w:p>
         </w:tc>
@@ -13258,7 +13501,7 @@
                   <w:sz w:val="18"/>
                   <w:szCs w:val="18"/>
                 </w:rPr>
-                <w:t xml:space="preserve">Receptionist không được tự tặng, trừ, điều chỉnh hoặc chuyển điểm của Member, nhưng được nạp điểm hộ Member qua luồng Add points giống Member tự nạp (BR-157); điểm chỉ thay đổi thông qua một Payment hợp lệ (gồm nạp điểm), hoàn trả theo BR-134 hoặc tặng, điều chỉnh của Center Manager (BR-156).</w:t>
+                <w:t xml:space="preserve">Receptionist không được tự tặng, trừ, điều chỉnh hoặc chuyển điểm của Member, nhưng được nạp điểm hộ Member qua luồng Add points giống Member tự nạp (BR-86); điểm chỉ thay đổi thông qua một Payment hợp lệ (gồm nạp điểm), hoàn trả theo BR-83 hoặc tặng, điều chỉnh của Center Manager (BR-104).</w:t>
               </w:r>
             </w:ins>
             <w:r>
@@ -13346,6 +13589,154 @@
       <w:tr>
         <w:trPr>
           <w:cantSplit/>
+          <w:ins w:id="9363" w:author="Claude" w:date="2026-10-24T22:45:00Z"/>
+        </w:trPr>
+        <w:tc>
+          <w:tcPr>
+            <w:tcW w:w="900" w:type="dxa"/>
+            <w:tcMar>
+              <w:top w:w="60" w:type="dxa"/>
+              <w:left w:w="100" w:type="dxa"/>
+              <w:bottom w:w="60" w:type="dxa"/>
+              <w:right w:w="100" w:type="dxa"/>
+            </w:tcMar>
+            <w:vAlign w:val="center"/>
+          </w:tcPr>
+          <w:p>
+            <w:pPr>
+              <w:rPr>
+                <w:ins w:id="9364" w:author="Claude" w:date="2026-10-24T22:45:00Z"/>
+              </w:rPr>
+            </w:pPr>
+            <w:ins w:id="9365" w:author="Claude" w:date="2026-10-24T22:45:00Z">
+              <w:r>
+                <w:rPr>
+                  <w:b/>
+                  <w:bCs/>
+                  <w:sz w:val="18"/>
+                  <w:szCs w:val="18"/>
+                </w:rPr>
+                <w:t xml:space="preserve">BR-86</w:t>
+              </w:r>
+            </w:ins>
+          </w:p>
+        </w:tc>
+        <w:tc>
+          <w:tcPr>
+            <w:tcW w:w="5200" w:type="dxa"/>
+            <w:tcMar>
+              <w:top w:w="60" w:type="dxa"/>
+              <w:left w:w="100" w:type="dxa"/>
+              <w:bottom w:w="60" w:type="dxa"/>
+              <w:right w:w="100" w:type="dxa"/>
+            </w:tcMar>
+            <w:vAlign w:val="center"/>
+          </w:tcPr>
+          <w:p>
+            <w:pPr>
+              <w:rPr>
+                <w:ins w:id="9366" w:author="Claude" w:date="2026-10-24T22:45:00Z"/>
+              </w:rPr>
+            </w:pPr>
+            <w:ins w:id="9367" w:author="Claude" w:date="2026-10-24T22:45:00Z">
+              <w:r>
+                <w:rPr>
+                  <w:sz w:val="18"/>
+                  <w:szCs w:val="18"/>
+                </w:rPr>
+                <w:t xml:space="preserve">Member tự nạp điểm (nút Add points ở ví điểm) bằng cách thanh toán VNPay: nhập số tiền từ 10.000 đến 10.000.000 ₫ (bội số của 1.000 ₫, tương ứng 10 đến 10.000 điểm), không dùng điểm để trả khoản nạp. Receptionist được nạp điểm hộ một Member được chọn rõ ràng tại quầy bằng đúng luồng và giới hạn này; điểm cộng vào ví của Member được chọn. Điểm chỉ được cộng một lần sau khi VNPay xác minh đã thu tiền (kể cả thanh toán muộn); mỗi Member chỉ có một khoản nạp đang mở. Mỗi lần nạp hộ ghi Audit Log gồm Receptionist, Member, số điểm và Invoice (BR-85). Cập nhật 25/10/2026 (quyết định bổ sung của nhóm; bổ sung quy tắc nạp điểm còn thiếu).</w:t>
+              </w:r>
+            </w:ins>
+          </w:p>
+        </w:tc>
+        <w:tc>
+          <w:tcPr>
+            <w:tcW w:w="1400" w:type="dxa"/>
+            <w:tcMar>
+              <w:top w:w="60" w:type="dxa"/>
+              <w:left w:w="100" w:type="dxa"/>
+              <w:bottom w:w="60" w:type="dxa"/>
+              <w:right w:w="100" w:type="dxa"/>
+            </w:tcMar>
+            <w:vAlign w:val="center"/>
+          </w:tcPr>
+          <w:p>
+            <w:pPr>
+              <w:rPr>
+                <w:ins w:id="9368" w:author="Claude" w:date="2026-10-24T22:45:00Z"/>
+              </w:rPr>
+            </w:pPr>
+            <w:ins w:id="9369" w:author="Claude" w:date="2026-10-24T22:45:00Z">
+              <w:r>
+                <w:rPr>
+                  <w:sz w:val="18"/>
+                  <w:szCs w:val="18"/>
+                </w:rPr>
+                <w:t xml:space="preserve">Kích hoạt Hành động</w:t>
+              </w:r>
+            </w:ins>
+          </w:p>
+        </w:tc>
+        <w:tc>
+          <w:tcPr>
+            <w:tcW w:w="1300" w:type="dxa"/>
+            <w:tcMar>
+              <w:top w:w="60" w:type="dxa"/>
+              <w:left w:w="100" w:type="dxa"/>
+              <w:bottom w:w="60" w:type="dxa"/>
+              <w:right w:w="100" w:type="dxa"/>
+            </w:tcMar>
+            <w:vAlign w:val="center"/>
+          </w:tcPr>
+          <w:p>
+            <w:pPr>
+              <w:rPr>
+                <w:ins w:id="9370" w:author="Claude" w:date="2026-10-24T22:45:00Z"/>
+              </w:rPr>
+            </w:pPr>
+            <w:ins w:id="9371" w:author="Claude" w:date="2026-10-24T22:45:00Z">
+              <w:r>
+                <w:rPr>
+                  <w:sz w:val="18"/>
+                  <w:szCs w:val="18"/>
+                </w:rPr>
+                <w:t xml:space="preserve">Động</w:t>
+              </w:r>
+            </w:ins>
+          </w:p>
+        </w:tc>
+        <w:tc>
+          <w:tcPr>
+            <w:tcW w:w="2400" w:type="dxa"/>
+            <w:tcMar>
+              <w:top w:w="60" w:type="dxa"/>
+              <w:left w:w="100" w:type="dxa"/>
+              <w:bottom w:w="60" w:type="dxa"/>
+              <w:right w:w="100" w:type="dxa"/>
+            </w:tcMar>
+            <w:vAlign w:val="center"/>
+          </w:tcPr>
+          <w:p>
+            <w:pPr>
+              <w:rPr>
+                <w:ins w:id="9372" w:author="Claude" w:date="2026-10-24T22:45:00Z"/>
+              </w:rPr>
+            </w:pPr>
+            <w:ins w:id="9373" w:author="Claude" w:date="2026-10-24T22:45:00Z">
+              <w:r>
+                <w:rPr>
+                  <w:sz w:val="18"/>
+                  <w:szCs w:val="18"/>
+                </w:rPr>
+                <w:t xml:space="preserve">Quyết định nhóm 25/10/2026 — Receptionist nạp điểm hộ; giới hạn theo api-contract.md</w:t>
+              </w:r>
+            </w:ins>
+          </w:p>
+        </w:tc>
+      </w:tr>
+      <w:tr>
+        <w:trPr>
+          <w:cantSplit/>
         </w:trPr>
         <w:tc>
           <w:tcPr>
@@ -13367,7 +13758,7 @@
                 <w:szCs w:val="18"/>
               </w:rPr>
               <w:lastRenderedPageBreak/>
-              <w:t>BR-90</w:t>
+              <w:t>BR-87</w:t>
             </w:r>
           </w:p>
         </w:tc>
@@ -13388,7 +13779,7 @@
                 <w:sz w:val="18"/>
                 <w:szCs w:val="18"/>
               </w:rPr>
-              <w:t xml:space="preserve">Member được tạo RefundRequest cho InvoiceItem của chính mình; Receptionist được tạo hộ nhưng bắt buộc nhập lý do và target Member rõ ràng. Chỉ Center Manager được Approve hoặc Reject; Manager không được nhập số điểm vượt số hệ thống tính theo BR-91, BR-92 và BR-122. </w:t>
+              <w:t xml:space="preserve">Member được tạo RefundRequest cho InvoiceItem của chính mình; Receptionist được tạo hộ nhưng bắt buộc nhập lý do và target Member rõ ràng. Chỉ Center Manager được Approve hoặc Reject; Manager không được nhập số điểm vượt số hệ thống tính theo BR-88, BR-89 và BR-90. </w:t>
             </w:r>
             <w:del w:id="9016" w:author="Claude" w:date="2026-10-24T22:45:00Z">
               <w:r>
@@ -13405,7 +13796,7 @@
                   <w:sz w:val="18"/>
                   <w:szCs w:val="18"/>
                 </w:rPr>
-                <w:t xml:space="preserve">Hoàn qua RefundRequest luôn bằng điểm (BR-135); hoàn chuyển khoản không đi qua RefundRequest mà chỉ qua Support Request (BR-150, BR-151). Receptionist không tự cộng điểm hoàn (chỉ Center Manager Approve).</w:t>
+                <w:t xml:space="preserve">Hoàn qua RefundRequest luôn bằng điểm (BR-93); hoàn chuyển khoản không đi qua RefundRequest mà chỉ qua Support Request (BR-99, BR-100). Receptionist không tự cộng điểm hoàn (chỉ Center Manager Approve).</w:t>
               </w:r>
             </w:ins>
             <w:r>
@@ -13413,7 +13804,7 @@
                 <w:sz w:val="18"/>
                 <w:szCs w:val="18"/>
               </w:rPr>
-              <w:t xml:space="preserve"> Trạng thái: Requested → Approved → Completed, hoặc Requested → Rejected. Các trường hợp do trung tâm gây ra (BR-120, BR-121, BR-129, BR-130) </w:t>
+              <w:t xml:space="preserve"> Trạng thái: Requested → Approved → Completed, hoặc Requested → Rejected. Các trường hợp do trung tâm gây ra (BR-53, BR-54, BR-65, BR-66) </w:t>
             </w:r>
             <w:del w:id="9250" w:author="Claude" w:date="2026-10-24T22:45:00Z">
               <w:r>
@@ -13430,7 +13821,7 @@
                   <w:sz w:val="18"/>
                   <w:szCs w:val="18"/>
                 </w:rPr>
-                <w:t xml:space="preserve">được hoàn mà không cần RefundRequest: Member chọn nhận điểm ngay (hệ thống cộng điểm, có Audit Log) hoặc hoàn tiền qua Support Request (BR-154).</w:t>
+                <w:t xml:space="preserve">được hoàn mà không cần RefundRequest: Member chọn nhận điểm ngay (hệ thống cộng điểm, có Audit Log) hoặc hoàn tiền qua Support Request (BR-94).</w:t>
               </w:r>
             </w:ins>
             <w:ins w:id="9018" w:author="Claude" w:date="2026-10-24T22:45:00Z">
@@ -13457,7 +13848,7 @@
                   <w:sz w:val="18"/>
                   <w:szCs w:val="18"/>
                 </w:rPr>
-                <w:t xml:space="preserve"> Vì Member tự hủy không được hoàn (BR-91, BR-92, BR-122, BR-129), RefundRequest chỉ còn dùng cho ngoại lệ lỗi trung tâm (Center Fault) do Center Manager phê duyệt theo BR-91 và BR-92.</w:t>
+                <w:t xml:space="preserve"> Vì Member tự hủy không được hoàn (BR-88, BR-89, BR-90, BR-65), RefundRequest chỉ còn dùng cho ngoại lệ lỗi trung tâm (Center Fault) do Center Manager phê duyệt theo BR-88 và BR-89.</w:t>
               </w:r>
             </w:ins>
           </w:p>
@@ -13549,7 +13940,7 @@
                 <w:sz w:val="18"/>
                 <w:szCs w:val="18"/>
               </w:rPr>
-              <w:t>BR-91</w:t>
+              <w:t>BR-88</w:t>
             </w:r>
           </w:p>
         </w:tc>
@@ -13580,7 +13971,7 @@
                   <w:sz w:val="18"/>
                   <w:szCs w:val="18"/>
                 </w:rPr>
-                <w:t xml:space="preserve">Member tự hủy Membership Gym thì không được hoàn điểm hay tiền, ở mọi thời điểm (kể cả khi còn trên 2/3 thời hạn hoặc chưa tới StartDate); khi Member bấm hủy, giao diện hiện pop-up thông báo hủy và không được hoàn tiền, như hủy ghi danh khóa học (BR-122). Mức hoàn chuẩn tối đa 50% trước đây không còn áp dụng.</w:t>
+                <w:t xml:space="preserve">Member tự hủy Membership Gym thì không được hoàn điểm hay tiền, ở mọi thời điểm (kể cả khi còn trên 2/3 thời hạn hoặc chưa tới StartDate); khi Member bấm hủy, giao diện hiện pop-up thông báo hủy và không được hoàn tiền, như hủy ghi danh khóa học (BR-90). Mức hoàn chuẩn tối đa 50% trước đây không còn áp dụng.</w:t>
               </w:r>
             </w:ins>
             <w:r>
@@ -13605,7 +13996,7 @@
                   <w:sz w:val="18"/>
                   <w:szCs w:val="18"/>
                 </w:rPr>
-                <w:t xml:space="preserve">được bù bằng điểm do Center Manager tặng theo BR-130 và BR-155.</w:t>
+                <w:t xml:space="preserve">được bù bằng điểm do Center Manager tặng theo BR-66 và BR-103.</w:t>
               </w:r>
             </w:ins>
             <w:r>
@@ -13713,7 +14104,7 @@
                 <w:sz w:val="18"/>
                 <w:szCs w:val="18"/>
               </w:rPr>
-              <w:t>BR-92</w:t>
+              <w:t>BR-89</w:t>
             </w:r>
           </w:p>
         </w:tc>
@@ -13751,7 +14142,7 @@
                   <w:sz w:val="18"/>
                   <w:szCs w:val="18"/>
                 </w:rPr>
-                <w:t xml:space="preserve">Member tự hủy gói PT thì không được hoàn ở mọi thời điểm, kể cả khi chưa Active hoặc chưa consume session nào (pop-up thông báo như BR-122).</w:t>
+                <w:t xml:space="preserve">Member tự hủy gói PT thì không được hoàn ở mọi thời điểm, kể cả khi chưa Active hoặc chưa consume session nào (pop-up thông báo như BR-90).</w:t>
               </w:r>
             </w:ins>
             <w:r>
@@ -13859,7 +14250,7 @@
                 <w:sz w:val="18"/>
                 <w:szCs w:val="18"/>
               </w:rPr>
-              <w:t>BR-122</w:t>
+              <w:t>BR-90</w:t>
             </w:r>
           </w:p>
         </w:tc>
@@ -13897,7 +14288,7 @@
                   <w:sz w:val="18"/>
                   <w:szCs w:val="18"/>
                 </w:rPr>
-                <w:t xml:space="preserve">Member đã ghi danh khóa học thì không được hoàn điểm hay tiền khi tự hủy ghi danh, ở mọi thời điểm (trước hay sau buổi đầu tiên). Khi Member bấm hủy, giao diện hiển thị pop-up thông báo Member đang hủy và sẽ không được hoàn tiền; chỉ khi Member xác nhận thì ghi danh mới bị hủy. Mọi yêu cầu hoàn khác chỉ đi qua Support Request (BR-135). Receptionist và Manager có thể hủy thay Member theo yêu cầu của Member, khi đó cũng không hoàn và Member được thông báo như trên.</w:t>
+                <w:t xml:space="preserve">Member đã ghi danh khóa học thì không được hoàn điểm hay tiền khi tự hủy ghi danh, ở mọi thời điểm (trước hay sau buổi đầu tiên). Khi Member bấm hủy, giao diện hiển thị pop-up thông báo Member đang hủy và sẽ không được hoàn tiền; chỉ khi Member xác nhận thì ghi danh mới bị hủy. Mọi yêu cầu hoàn khác chỉ đi qua Support Request (BR-93). Receptionist và Manager có thể hủy thay Member theo yêu cầu của Member, khi đó cũng không hoàn và Member được thông báo như trên.</w:t>
               </w:r>
             </w:ins>
             <w:r>
@@ -13905,7 +14296,7 @@
                 <w:sz w:val="18"/>
                 <w:szCs w:val="18"/>
               </w:rPr>
-              <w:t xml:space="preserve"> Nếu lớp bị trung tâm hủy (BR-121 hoặc Manager hủy lớp), mọi ghi danh </w:t>
+              <w:t xml:space="preserve"> Nếu lớp bị trung tâm hủy (BR-54 hoặc Manager hủy lớp), mọi ghi danh </w:t>
             </w:r>
             <w:del w:id="9240" w:author="Claude" w:date="2026-10-24T22:45:00Z">
               <w:r>
@@ -13938,7 +14329,7 @@
                   <w:sz w:val="18"/>
                   <w:szCs w:val="18"/>
                 </w:rPr>
-                <w:t xml:space="preserve"> Member được chọn nhận điểm ngay hoặc hoàn tiền qua Support Request (BR-154).</w:t>
+                <w:t xml:space="preserve"> Member được chọn nhận điểm ngay hoặc hoàn tiền qua Support Request (BR-94).</w:t>
               </w:r>
             </w:ins>
             <w:ins w:id="9221" w:author="Claude" w:date="2026-10-24T22:45:00Z">
@@ -14048,7 +14439,7 @@
                 <w:sz w:val="18"/>
                 <w:szCs w:val="18"/>
               </w:rPr>
-              <w:t>BR-93</w:t>
+              <w:t>BR-91</w:t>
             </w:r>
           </w:p>
         </w:tc>
@@ -14160,7 +14551,7 @@
                 <w:sz w:val="18"/>
                 <w:szCs w:val="18"/>
               </w:rPr>
-              <w:t>BR-94</w:t>
+              <w:t>BR-92</w:t>
             </w:r>
           </w:p>
         </w:tc>
@@ -14246,6 +14637,293 @@
               </w:rPr>
               <w:t>Quyết định người dùng; thay VNPay Refund/QueryDR</w:t>
             </w:r>
+          </w:p>
+        </w:tc>
+      </w:tr>
+      <w:tr>
+        <w:trPr>
+          <w:cantSplit/>
+        </w:trPr>
+        <w:tc>
+          <w:tcPr>
+            <w:tcW w:w="900" w:type="dxa"/>
+            <w:tcMar>
+              <w:top w:w="60" w:type="dxa"/>
+              <w:left w:w="100" w:type="dxa"/>
+              <w:bottom w:w="60" w:type="dxa"/>
+              <w:right w:w="100" w:type="dxa"/>
+            </w:tcMar>
+            <w:vAlign w:val="center"/>
+          </w:tcPr>
+          <w:p>
+            <w:r>
+              <w:rPr>
+                <w:b/>
+                <w:bCs/>
+                <w:sz w:val="18"/>
+                <w:szCs w:val="18"/>
+              </w:rPr>
+              <w:t>BR-93</w:t>
+            </w:r>
+          </w:p>
+        </w:tc>
+        <w:tc>
+          <w:tcPr>
+            <w:tcW w:w="5200" w:type="dxa"/>
+            <w:tcMar>
+              <w:top w:w="60" w:type="dxa"/>
+              <w:left w:w="100" w:type="dxa"/>
+              <w:bottom w:w="60" w:type="dxa"/>
+              <w:right w:w="100" w:type="dxa"/>
+            </w:tcMar>
+            <w:vAlign w:val="center"/>
+          </w:tcPr>
+          <w:p>
+            <w:del w:id="9013" w:author="Claude" w:date="2026-10-24T22:45:00Z">
+              <w:r>
+                <w:rPr>
+                  <w:sz w:val="18"/>
+                  <w:szCs w:val="18"/>
+                </w:rPr>
+                <w:delText xml:space="preserve">Hệ thống không thực hiện hoàn tiền mặt hoặc chuyển khoản trả lại cho bất kỳ giao dịch nào và không gọi VNPay Refund API. Mọi khoản hoàn trả hoặc bồi hoàn của trung tâm cho Member đều thực hiện bằng điểm theo BR-134.</w:delText>
+              </w:r>
+            </w:del>
+            <w:ins w:id="9014" w:author="Claude" w:date="2026-10-24T22:45:00Z">
+              <w:r>
+                <w:rPr>
+                  <w:sz w:val="18"/>
+                  <w:szCs w:val="18"/>
+                </w:rPr>
+                <w:t xml:space="preserve">Hệ thống không gọi API của ngân hàng và không gọi VNPay Refund API; chuyển khoản là thao tác ngoài hệ thống của Center Manager, hệ thống chỉ ghi nhận chứng từ. Hoàn tự động chỉ bằng điểm theo BR-83; hoàn chuyển khoản chỉ qua Support Request do Center Manager chuyển khoản ngoài hệ thống và ghi nhận (BR-99, BR-100). Đã mua thì không hoàn khi Member tự hủy gói Gym, ghi danh khóa học hoặc thuê sân, ở mọi thời điểm; khi Member bấm hủy, giao diện hiện pop-up thông báo hủy và không được hoàn tiền (BR-88, BR-89, BR-90, BR-65). Hoàn chỉ phát sinh khi (a) Member gửi Support Request và Center Manager hỗ trợ, hoặc (b) sự cố hay quyết định phía trung tâm (lớp bị hủy, lớp dưới ngưỡng, hủy sân do trung tâm), khi đó Member được chọn nhận điểm ngay (hoàn điểm theo luồng hiện có, số điểm do server tính) hoặc hoàn tiền qua Support Request (BR-94). Center Manager hoàn điểm cho lớp học khi lớp do phía trung tâm hủy (lớp bị hủy, lớp dưới ngưỡng); Member tự hủy ghi danh thì không hoàn theo luồng này.</w:t>
+              </w:r>
+            </w:ins>
+            <w:r>
+              <w:rPr>
+                <w:sz w:val="18"/>
+                <w:szCs w:val="18"/>
+              </w:rPr>
+              <w:t xml:space="preserve"> Đối soát thanh toán thu tiền (BR-76, BR-77, BR-80) không thay đổi.</w:t>
+            </w:r>
+            <w:ins w:id="9015" w:author="Claude" w:date="2026-10-24T22:45:00Z">
+              <w:r>
+                <w:rPr>
+                  <w:sz w:val="18"/>
+                  <w:szCs w:val="18"/>
+                </w:rPr>
+                <w:t xml:space="preserve"> Cập nhật 24/10/2026 (Payment-Support-Workflow.md, mục 3).</w:t>
+              </w:r>
+            </w:ins>
+          </w:p>
+        </w:tc>
+        <w:tc>
+          <w:tcPr>
+            <w:tcW w:w="1400" w:type="dxa"/>
+            <w:tcMar>
+              <w:top w:w="60" w:type="dxa"/>
+              <w:left w:w="100" w:type="dxa"/>
+              <w:bottom w:w="60" w:type="dxa"/>
+              <w:right w:w="100" w:type="dxa"/>
+            </w:tcMar>
+            <w:vAlign w:val="center"/>
+          </w:tcPr>
+          <w:p>
+            <w:r>
+              <w:rPr>
+                <w:sz w:val="18"/>
+                <w:szCs w:val="18"/>
+              </w:rPr>
+              <w:t>Ràng buộc</w:t>
+            </w:r>
+          </w:p>
+        </w:tc>
+        <w:tc>
+          <w:tcPr>
+            <w:tcW w:w="1300" w:type="dxa"/>
+            <w:tcMar>
+              <w:top w:w="60" w:type="dxa"/>
+              <w:left w:w="100" w:type="dxa"/>
+              <w:bottom w:w="60" w:type="dxa"/>
+              <w:right w:w="100" w:type="dxa"/>
+            </w:tcMar>
+            <w:vAlign w:val="center"/>
+          </w:tcPr>
+          <w:p>
+            <w:r>
+              <w:rPr>
+                <w:sz w:val="18"/>
+                <w:szCs w:val="18"/>
+              </w:rPr>
+              <w:t>Tĩnh</w:t>
+            </w:r>
+          </w:p>
+        </w:tc>
+        <w:tc>
+          <w:tcPr>
+            <w:tcW w:w="2400" w:type="dxa"/>
+            <w:tcMar>
+              <w:top w:w="60" w:type="dxa"/>
+              <w:left w:w="100" w:type="dxa"/>
+              <w:bottom w:w="60" w:type="dxa"/>
+              <w:right w:w="100" w:type="dxa"/>
+            </w:tcMar>
+            <w:vAlign w:val="center"/>
+          </w:tcPr>
+          <w:p>
+            <w:r>
+              <w:rPr>
+                <w:sz w:val="18"/>
+                <w:szCs w:val="18"/>
+              </w:rPr>
+              <w:t>Feedback giảng viên — tránh refund tiền (phạm luật)</w:t>
+            </w:r>
+          </w:p>
+        </w:tc>
+      </w:tr>
+      <w:tr>
+        <w:trPr>
+          <w:cantSplit/>
+          <w:ins w:id="9253" w:author="Claude" w:date="2026-10-24T22:45:00Z"/>
+        </w:trPr>
+        <w:tc>
+          <w:tcPr>
+            <w:tcW w:w="900" w:type="dxa"/>
+            <w:tcMar>
+              <w:top w:w="60" w:type="dxa"/>
+              <w:left w:w="100" w:type="dxa"/>
+              <w:bottom w:w="60" w:type="dxa"/>
+              <w:right w:w="100" w:type="dxa"/>
+            </w:tcMar>
+            <w:vAlign w:val="center"/>
+          </w:tcPr>
+          <w:p>
+            <w:pPr>
+              <w:rPr>
+                <w:ins w:id="9254" w:author="Claude" w:date="2026-10-24T22:45:00Z"/>
+              </w:rPr>
+            </w:pPr>
+            <w:ins w:id="9255" w:author="Claude" w:date="2026-10-24T22:45:00Z">
+              <w:r>
+                <w:rPr>
+                  <w:b/>
+                  <w:bCs/>
+                  <w:sz w:val="18"/>
+                  <w:szCs w:val="18"/>
+                </w:rPr>
+                <w:t xml:space="preserve">BR-94</w:t>
+              </w:r>
+            </w:ins>
+          </w:p>
+        </w:tc>
+        <w:tc>
+          <w:tcPr>
+            <w:tcW w:w="5200" w:type="dxa"/>
+            <w:tcMar>
+              <w:top w:w="60" w:type="dxa"/>
+              <w:left w:w="100" w:type="dxa"/>
+              <w:bottom w:w="60" w:type="dxa"/>
+              <w:right w:w="100" w:type="dxa"/>
+            </w:tcMar>
+            <w:vAlign w:val="center"/>
+          </w:tcPr>
+          <w:p>
+            <w:pPr>
+              <w:rPr>
+                <w:ins w:id="9256" w:author="Claude" w:date="2026-10-24T22:45:00Z"/>
+              </w:rPr>
+            </w:pPr>
+            <w:ins w:id="9257" w:author="Claude" w:date="2026-10-24T22:45:00Z">
+              <w:r>
+                <w:rPr>
+                  <w:sz w:val="18"/>
+                  <w:szCs w:val="18"/>
+                </w:rPr>
+                <w:t xml:space="preserve">Khi sự cố hoặc quyết định phía trung tâm khiến khoản đã mua không được cung cấp (lớp bị hủy, lớp dưới ngưỡng, lượt thuê sân bị trung tâm hủy), Member được quyền chọn một trong hai: (1) nhận điểm ngay: hệ thống cộng điểm theo giá trị hoàn do server tính, 1 điểm = 1.000 VND (BR-83); (2) hoàn tiền: Member gửi Support Request danh mục PAYMENT gắn hóa đơn (BR-99) và Center Manager chuyển khoản ngoài hệ thống, ghi nhận theo BR-100; số tiền không vượt phần VNPay đã thu. Mỗi khoản chỉ được chọn một lần, chọn rồi thì lựa chọn kia bị từ chối. Sự cố Gym tạm thời không thuộc quy tắc này: trung tâm tặng điểm theo BR-66 và BR-103. Sau khi trung tâm đã thông báo cho Member qua email và trong ứng dụng mà Member không chọn trong 2 ngày thì hệ thống tự hoàn bằng điểm, như lớp dưới ngưỡng (BR-53). Cập nhật 25/10/2026 (quyết định bổ sung của nhóm).</w:t>
+              </w:r>
+            </w:ins>
+          </w:p>
+        </w:tc>
+        <w:tc>
+          <w:tcPr>
+            <w:tcW w:w="1400" w:type="dxa"/>
+            <w:tcMar>
+              <w:top w:w="60" w:type="dxa"/>
+              <w:left w:w="100" w:type="dxa"/>
+              <w:bottom w:w="60" w:type="dxa"/>
+              <w:right w:w="100" w:type="dxa"/>
+            </w:tcMar>
+            <w:vAlign w:val="center"/>
+          </w:tcPr>
+          <w:p>
+            <w:pPr>
+              <w:rPr>
+                <w:ins w:id="9258" w:author="Claude" w:date="2026-10-24T22:45:00Z"/>
+              </w:rPr>
+            </w:pPr>
+            <w:ins w:id="9259" w:author="Claude" w:date="2026-10-24T22:45:00Z">
+              <w:r>
+                <w:rPr>
+                  <w:sz w:val="18"/>
+                  <w:szCs w:val="18"/>
+                </w:rPr>
+                <w:t xml:space="preserve">Ràng buộc</w:t>
+              </w:r>
+            </w:ins>
+          </w:p>
+        </w:tc>
+        <w:tc>
+          <w:tcPr>
+            <w:tcW w:w="1300" w:type="dxa"/>
+            <w:tcMar>
+              <w:top w:w="60" w:type="dxa"/>
+              <w:left w:w="100" w:type="dxa"/>
+              <w:bottom w:w="60" w:type="dxa"/>
+              <w:right w:w="100" w:type="dxa"/>
+            </w:tcMar>
+            <w:vAlign w:val="center"/>
+          </w:tcPr>
+          <w:p>
+            <w:pPr>
+              <w:rPr>
+                <w:ins w:id="9260" w:author="Claude" w:date="2026-10-24T22:45:00Z"/>
+              </w:rPr>
+            </w:pPr>
+            <w:ins w:id="9261" w:author="Claude" w:date="2026-10-24T22:45:00Z">
+              <w:r>
+                <w:rPr>
+                  <w:sz w:val="18"/>
+                  <w:szCs w:val="18"/>
+                </w:rPr>
+                <w:t xml:space="preserve">Động</w:t>
+              </w:r>
+            </w:ins>
+          </w:p>
+        </w:tc>
+        <w:tc>
+          <w:tcPr>
+            <w:tcW w:w="2400" w:type="dxa"/>
+            <w:tcMar>
+              <w:top w:w="60" w:type="dxa"/>
+              <w:left w:w="100" w:type="dxa"/>
+              <w:bottom w:w="60" w:type="dxa"/>
+              <w:right w:w="100" w:type="dxa"/>
+            </w:tcMar>
+            <w:vAlign w:val="center"/>
+          </w:tcPr>
+          <w:p>
+            <w:pPr>
+              <w:rPr>
+                <w:ins w:id="9262" w:author="Claude" w:date="2026-10-24T22:45:00Z"/>
+              </w:rPr>
+            </w:pPr>
+            <w:ins w:id="9263" w:author="Claude" w:date="2026-10-24T22:45:00Z">
+              <w:r>
+                <w:rPr>
+                  <w:sz w:val="18"/>
+                  <w:szCs w:val="18"/>
+                </w:rPr>
+                <w:t xml:space="preserve">Quyết định nhóm 25/10/2026; mở rộng cách xử lý của BR-80</w:t>
+              </w:r>
+            </w:ins>
           </w:p>
         </w:tc>
       </w:tr>
@@ -14311,7 +14989,7 @@
                   <w:sz w:val="18"/>
                   <w:szCs w:val="18"/>
                 </w:rPr>
-                <w:t xml:space="preserve">Hoàn tự động chỉ bằng điểm nên không có khoản Refunded bằng tiền theo cách đảo số; khoản Center Manager đã chuyển khoản qua Support Request (BR-151) được báo riêng ở dòng "đã hoàn chuyển khoản" (bankRefundPaid, kèm bankRefundCount), không trừ trực tiếp vào CashCollected, không cộng với hoàn điểm và không trừ hai lần cho cùng một Invoice.</w:t>
+                <w:t xml:space="preserve">Hoàn tự động chỉ bằng điểm nên không có khoản Refunded bằng tiền theo cách đảo số; khoản Center Manager đã chuyển khoản qua Support Request (BR-100) được báo riêng ở dòng "đã hoàn chuyển khoản" (bankRefundPaid, kèm bankRefundCount), không trừ trực tiếp vào CashCollected, không cộng với hoàn điểm và không trừ hai lần cho cùng một Invoice.</w:t>
               </w:r>
             </w:ins>
             <w:r>
@@ -14399,154 +15077,6 @@
       <w:tr>
         <w:trPr>
           <w:cantSplit/>
-          <w:ins w:id="9033" w:author="Claude" w:date="2026-10-24T22:45:00Z"/>
-        </w:trPr>
-        <w:tc>
-          <w:tcPr>
-            <w:tcW w:w="900" w:type="dxa"/>
-            <w:tcMar>
-              <w:top w:w="60" w:type="dxa"/>
-              <w:left w:w="100" w:type="dxa"/>
-              <w:bottom w:w="60" w:type="dxa"/>
-              <w:right w:w="100" w:type="dxa"/>
-            </w:tcMar>
-            <w:vAlign w:val="center"/>
-          </w:tcPr>
-          <w:p>
-            <w:pPr>
-              <w:rPr>
-                <w:ins w:id="9034" w:author="Claude" w:date="2026-10-24T22:45:00Z"/>
-              </w:rPr>
-            </w:pPr>
-            <w:ins w:id="9035" w:author="Claude" w:date="2026-10-24T22:45:00Z">
-              <w:r>
-                <w:rPr>
-                  <w:b/>
-                  <w:bCs/>
-                  <w:sz w:val="18"/>
-                  <w:szCs w:val="18"/>
-                </w:rPr>
-                <w:t xml:space="preserve">BR-146</w:t>
-              </w:r>
-            </w:ins>
-          </w:p>
-        </w:tc>
-        <w:tc>
-          <w:tcPr>
-            <w:tcW w:w="5200" w:type="dxa"/>
-            <w:tcMar>
-              <w:top w:w="60" w:type="dxa"/>
-              <w:left w:w="100" w:type="dxa"/>
-              <w:bottom w:w="60" w:type="dxa"/>
-              <w:right w:w="100" w:type="dxa"/>
-            </w:tcMar>
-            <w:vAlign w:val="center"/>
-          </w:tcPr>
-          <w:p>
-            <w:pPr>
-              <w:rPr>
-                <w:ins w:id="9036" w:author="Claude" w:date="2026-10-24T22:45:00Z"/>
-              </w:rPr>
-            </w:pPr>
-            <w:ins w:id="9037" w:author="Claude" w:date="2026-10-24T22:45:00Z">
-              <w:r>
-                <w:rPr>
-                  <w:sz w:val="18"/>
-                  <w:szCs w:val="18"/>
-                </w:rPr>
-                <w:t xml:space="preserve">Thời hạn thanh toán gửi sang VNPay (vnp_ExpireDate) bằng đúng thời hạn của hóa đơn/checkout; VNPay từ chối thanh toán sau thời điểm này nên chỉ giao dịch bấm trong những giây cuối còn khả năng đến muộn. Khi hóa đơn vừa hết hạn, job đối soát phải hỏi lại VNPay (QueryDR) trước khi nhả chỗ hoặc khung giờ để biết tiền đã bị trừ hay chưa; không nhả chỗ khi còn gateway event chưa xử lý. Cập nhật 24/10/2026 (Payment-Support-Workflow.md, mục 2).</w:t>
-              </w:r>
-            </w:ins>
-          </w:p>
-        </w:tc>
-        <w:tc>
-          <w:tcPr>
-            <w:tcW w:w="1400" w:type="dxa"/>
-            <w:tcMar>
-              <w:top w:w="60" w:type="dxa"/>
-              <w:left w:w="100" w:type="dxa"/>
-              <w:bottom w:w="60" w:type="dxa"/>
-              <w:right w:w="100" w:type="dxa"/>
-            </w:tcMar>
-            <w:vAlign w:val="center"/>
-          </w:tcPr>
-          <w:p>
-            <w:pPr>
-              <w:rPr>
-                <w:ins w:id="9038" w:author="Claude" w:date="2026-10-24T22:45:00Z"/>
-              </w:rPr>
-            </w:pPr>
-            <w:ins w:id="9039" w:author="Claude" w:date="2026-10-24T22:45:00Z">
-              <w:r>
-                <w:rPr>
-                  <w:sz w:val="18"/>
-                  <w:szCs w:val="18"/>
-                </w:rPr>
-                <w:t xml:space="preserve">Ràng buộc</w:t>
-              </w:r>
-            </w:ins>
-          </w:p>
-        </w:tc>
-        <w:tc>
-          <w:tcPr>
-            <w:tcW w:w="1300" w:type="dxa"/>
-            <w:tcMar>
-              <w:top w:w="60" w:type="dxa"/>
-              <w:left w:w="100" w:type="dxa"/>
-              <w:bottom w:w="60" w:type="dxa"/>
-              <w:right w:w="100" w:type="dxa"/>
-            </w:tcMar>
-            <w:vAlign w:val="center"/>
-          </w:tcPr>
-          <w:p>
-            <w:pPr>
-              <w:rPr>
-                <w:ins w:id="9040" w:author="Claude" w:date="2026-10-24T22:45:00Z"/>
-              </w:rPr>
-            </w:pPr>
-            <w:ins w:id="9041" w:author="Claude" w:date="2026-10-24T22:45:00Z">
-              <w:r>
-                <w:rPr>
-                  <w:sz w:val="18"/>
-                  <w:szCs w:val="18"/>
-                </w:rPr>
-                <w:t xml:space="preserve">Động</w:t>
-              </w:r>
-            </w:ins>
-          </w:p>
-        </w:tc>
-        <w:tc>
-          <w:tcPr>
-            <w:tcW w:w="2400" w:type="dxa"/>
-            <w:tcMar>
-              <w:top w:w="60" w:type="dxa"/>
-              <w:left w:w="100" w:type="dxa"/>
-              <w:bottom w:w="60" w:type="dxa"/>
-              <w:right w:w="100" w:type="dxa"/>
-            </w:tcMar>
-            <w:vAlign w:val="center"/>
-          </w:tcPr>
-          <w:p>
-            <w:pPr>
-              <w:rPr>
-                <w:ins w:id="9042" w:author="Claude" w:date="2026-10-24T22:45:00Z"/>
-              </w:rPr>
-            </w:pPr>
-            <w:ins w:id="9043" w:author="Claude" w:date="2026-10-24T22:45:00Z">
-              <w:r>
-                <w:rPr>
-                  <w:sz w:val="18"/>
-                  <w:szCs w:val="18"/>
-                </w:rPr>
-                <w:t xml:space="preserve">Quyết định nhóm 24/10/2026 — Payment-Support-Workflow.md, mục 2; bổ sung cho BR-83, BR-88</w:t>
-              </w:r>
-            </w:ins>
-          </w:p>
-        </w:tc>
-      </w:tr>
-      <w:tr>
-        <w:trPr>
-          <w:cantSplit/>
           <w:ins w:id="9044" w:author="Claude" w:date="2026-10-24T22:45:00Z"/>
         </w:trPr>
         <w:tc>
@@ -14574,7 +15104,7 @@
                   <w:sz w:val="18"/>
                   <w:szCs w:val="18"/>
                 </w:rPr>
-                <w:t xml:space="preserve">BR-147</w:t>
+                <w:t xml:space="preserve">BR-96</w:t>
               </w:r>
             </w:ins>
           </w:p>
@@ -14602,7 +15132,7 @@
                   <w:sz w:val="18"/>
                   <w:szCs w:val="18"/>
                 </w:rPr>
-                <w:t xml:space="preserve">Member tự gửi Support Request từ trang Trợ giúp (kênh ONLINE); Receptionist vẫn ghi nhận hộ tại quầy (kênh COUNTER, PHONE hoặc FANPAGE), kể cả danh mục PAYMENT nhưng chỉ để tạo request cho Center Manager xử lý (BR-150). Mỗi request có hạn phản hồi (SLA) 48 giờ: slaDueAtUtc = thời điểm tạo + 48 giờ; quá hạn mà chưa xong thì bị đánh dấu Overdue. Trạng thái giữ OPEN, ASSIGNED, IN_PROGRESS, CLOSED (kết quả DONE hoặc REJECTED khi đóng). Danh mục request giữ nguyên bộ hiện có (GENERAL, MEMBERSHIP, PAYMENT, FACILITY, COURT, COACH, ACCOUNT, OTHER); các danh mục khác PAYMENT không yêu cầu hóa đơn. Cập nhật 24/10/2026 (Payment-Support-Workflow.md, mục 4).</w:t>
+                <w:t xml:space="preserve">Member tự gửi Support Request từ trang Trợ giúp (kênh ONLINE); Receptionist vẫn ghi nhận hộ tại quầy (kênh COUNTER, PHONE hoặc FANPAGE), kể cả danh mục PAYMENT nhưng chỉ để tạo request cho Center Manager xử lý (BR-99). Mỗi request có hạn phản hồi (SLA) 48 giờ: slaDueAtUtc = thời điểm tạo + 48 giờ; quá hạn mà chưa xong thì bị đánh dấu Overdue. Trạng thái giữ OPEN, ASSIGNED, IN_PROGRESS, CLOSED (kết quả DONE hoặc REJECTED khi đóng). Danh mục request giữ nguyên bộ hiện có (GENERAL, MEMBERSHIP, PAYMENT, FACILITY, COURT, COACH, ACCOUNT, OTHER); các danh mục khác PAYMENT không yêu cầu hóa đơn. Cập nhật 24/10/2026 (Payment-Support-Workflow.md, mục 4).</w:t>
               </w:r>
             </w:ins>
           </w:p>
@@ -14722,7 +15252,7 @@
                   <w:sz w:val="18"/>
                   <w:szCs w:val="18"/>
                 </w:rPr>
-                <w:t xml:space="preserve">BR-148</w:t>
+                <w:t xml:space="preserve">BR-97</w:t>
               </w:r>
             </w:ins>
           </w:p>
@@ -14870,7 +15400,7 @@
                   <w:sz w:val="18"/>
                   <w:szCs w:val="18"/>
                 </w:rPr>
-                <w:t xml:space="preserve">BR-149</w:t>
+                <w:t xml:space="preserve">BR-98</w:t>
               </w:r>
             </w:ins>
           </w:p>
@@ -15018,7 +15548,7 @@
                   <w:sz w:val="18"/>
                   <w:szCs w:val="18"/>
                 </w:rPr>
-                <w:t xml:space="preserve">BR-150</w:t>
+                <w:t xml:space="preserve">BR-99</w:t>
               </w:r>
             </w:ins>
           </w:p>
@@ -15046,7 +15576,7 @@
                   <w:sz w:val="18"/>
                   <w:szCs w:val="18"/>
                 </w:rPr>
-                <w:t xml:space="preserve">Chỉ khi Member chọn danh mục PAYMENT thì form hiện và bắt buộc đủ các mục sau, thiếu mục nào cũng không gửi được: chọn một hóa đơn đã thanh toán bằng VNPay của chính mình; đính kèm từ 1 đến 3 ảnh minh chứng (JPG, PNG hoặc WebP, tối đa 5 MB mỗi ảnh). Form không yêu cầu nhập số tài khoản, tên ngân hàng hay tên chủ tài khoản. Thiếu hóa đơn hoặc ảnh (hoặc quá 3 ảnh) bị từ chối 400 (payment_request_invoice_required, payment_request_proof_required). Mỗi hóa đơn chỉ có một request PAYMENT đang mở (409 payment_request_already_open). Request vào hàng đợi OPEN với hạn phản hồi 48 giờ theo BR-147. Request PAYMENT không do Receptionist giải quyết: Receptionist xem được request ở chế độ chỉ xem (nhãn "Handled by Manager"), bấm "Remind manager" giúp Member (BR-148) và tạo request PAYMENT hộ Member ở quầy; khi tạo hộ vẫn bắt buộc chọn hóa đơn đã thanh toán bằng VNPay của đúng Member đó, ảnh minh chứng không bắt buộc (Receptionist ghi vào mô tả), request luôn vào OPEN và chỉ được bàn giao cho Center Manager. Receptionist không nhận, gán cho vai trò khác, chuyển, cập nhật tiến độ, đóng, từ chối hay ghi nhận chuyển khoản (403 payment_request_manager_only). Cập nhật 24/10/2026 (Payment-Support-Workflow.md, mục 5.1 và 5.2). Cập nhật 25/10/2026 (quyết định bổ sung của nhóm 25/10/2026: bỏ nhập số tài khoản; Receptionist chỉ xem, tạo hộ và Remind; mục 5.1, 5.2 đã cập nhật).</w:t>
+                <w:t xml:space="preserve">Chỉ khi Member chọn danh mục PAYMENT thì form hiện và bắt buộc đủ các mục sau, thiếu mục nào cũng không gửi được: chọn một hóa đơn đã thanh toán bằng VNPay của chính mình; đính kèm từ 1 đến 3 ảnh minh chứng (JPG, PNG hoặc WebP, tối đa 5 MB mỗi ảnh). Form không yêu cầu nhập số tài khoản, tên ngân hàng hay tên chủ tài khoản. Thiếu hóa đơn hoặc ảnh (hoặc quá 3 ảnh) bị từ chối 400 (payment_request_invoice_required, payment_request_proof_required). Mỗi hóa đơn chỉ có một request PAYMENT đang mở (409 payment_request_already_open). Request vào hàng đợi OPEN với hạn phản hồi 48 giờ theo BR-96. Request PAYMENT không do Receptionist giải quyết: Receptionist xem được request ở chế độ chỉ xem (nhãn "Handled by Manager"), bấm "Remind manager" giúp Member (BR-97) và tạo request PAYMENT hộ Member ở quầy; khi tạo hộ vẫn bắt buộc chọn hóa đơn đã thanh toán bằng VNPay của đúng Member đó, ảnh minh chứng không bắt buộc (Receptionist ghi vào mô tả), request luôn vào OPEN và chỉ được bàn giao cho Center Manager. Receptionist không nhận, gán cho vai trò khác, chuyển, cập nhật tiến độ, đóng, từ chối hay ghi nhận chuyển khoản (403 payment_request_manager_only). Cập nhật 24/10/2026 (Payment-Support-Workflow.md, mục 5.1 và 5.2). Cập nhật 25/10/2026 (quyết định bổ sung của nhóm 25/10/2026: bỏ nhập số tài khoản; Receptionist chỉ xem, tạo hộ và Remind; mục 5.1, 5.2 đã cập nhật).</w:t>
               </w:r>
             </w:ins>
           </w:p>
@@ -15166,7 +15696,7 @@
                   <w:sz w:val="18"/>
                   <w:szCs w:val="18"/>
                 </w:rPr>
-                <w:t xml:space="preserve">BR-151</w:t>
+                <w:t xml:space="preserve">BR-100</w:t>
               </w:r>
             </w:ins>
           </w:p>
@@ -15314,7 +15844,7 @@
                   <w:sz w:val="18"/>
                   <w:szCs w:val="18"/>
                 </w:rPr>
-                <w:t xml:space="preserve">BR-152</w:t>
+                <w:t xml:space="preserve">BR-101</w:t>
               </w:r>
             </w:ins>
           </w:p>
@@ -15462,7 +15992,7 @@
                   <w:sz w:val="18"/>
                   <w:szCs w:val="18"/>
                 </w:rPr>
-                <w:t xml:space="preserve">BR-153</w:t>
+                <w:t xml:space="preserve">BR-102</w:t>
               </w:r>
             </w:ins>
           </w:p>
@@ -15583,154 +16113,6 @@
       <w:tr>
         <w:trPr>
           <w:cantSplit/>
-          <w:ins w:id="9253" w:author="Claude" w:date="2026-10-24T22:45:00Z"/>
-        </w:trPr>
-        <w:tc>
-          <w:tcPr>
-            <w:tcW w:w="900" w:type="dxa"/>
-            <w:tcMar>
-              <w:top w:w="60" w:type="dxa"/>
-              <w:left w:w="100" w:type="dxa"/>
-              <w:bottom w:w="60" w:type="dxa"/>
-              <w:right w:w="100" w:type="dxa"/>
-            </w:tcMar>
-            <w:vAlign w:val="center"/>
-          </w:tcPr>
-          <w:p>
-            <w:pPr>
-              <w:rPr>
-                <w:ins w:id="9254" w:author="Claude" w:date="2026-10-24T22:45:00Z"/>
-              </w:rPr>
-            </w:pPr>
-            <w:ins w:id="9255" w:author="Claude" w:date="2026-10-24T22:45:00Z">
-              <w:r>
-                <w:rPr>
-                  <w:b/>
-                  <w:bCs/>
-                  <w:sz w:val="18"/>
-                  <w:szCs w:val="18"/>
-                </w:rPr>
-                <w:t xml:space="preserve">BR-154</w:t>
-              </w:r>
-            </w:ins>
-          </w:p>
-        </w:tc>
-        <w:tc>
-          <w:tcPr>
-            <w:tcW w:w="5200" w:type="dxa"/>
-            <w:tcMar>
-              <w:top w:w="60" w:type="dxa"/>
-              <w:left w:w="100" w:type="dxa"/>
-              <w:bottom w:w="60" w:type="dxa"/>
-              <w:right w:w="100" w:type="dxa"/>
-            </w:tcMar>
-            <w:vAlign w:val="center"/>
-          </w:tcPr>
-          <w:p>
-            <w:pPr>
-              <w:rPr>
-                <w:ins w:id="9256" w:author="Claude" w:date="2026-10-24T22:45:00Z"/>
-              </w:rPr>
-            </w:pPr>
-            <w:ins w:id="9257" w:author="Claude" w:date="2026-10-24T22:45:00Z">
-              <w:r>
-                <w:rPr>
-                  <w:sz w:val="18"/>
-                  <w:szCs w:val="18"/>
-                </w:rPr>
-                <w:t xml:space="preserve">Khi sự cố hoặc quyết định phía trung tâm khiến khoản đã mua không được cung cấp (lớp bị hủy, lớp dưới ngưỡng, lượt thuê sân bị trung tâm hủy), Member được quyền chọn một trong hai: (1) nhận điểm ngay: hệ thống cộng điểm theo giá trị hoàn do server tính, 1 điểm = 1.000 VND (BR-134); (2) hoàn tiền: Member gửi Support Request danh mục PAYMENT gắn hóa đơn (BR-150) và Center Manager chuyển khoản ngoài hệ thống, ghi nhận theo BR-151; số tiền không vượt phần VNPay đã thu. Mỗi khoản chỉ được chọn một lần, chọn rồi thì lựa chọn kia bị từ chối. Sự cố Gym tạm thời không thuộc quy tắc này: trung tâm tặng điểm theo BR-130 và BR-155. Sau khi trung tâm đã thông báo cho Member qua email và trong ứng dụng mà Member không chọn trong 2 ngày thì hệ thống tự hoàn bằng điểm, như lớp dưới ngưỡng (BR-120). Cập nhật 25/10/2026 (quyết định bổ sung của nhóm).</w:t>
-              </w:r>
-            </w:ins>
-          </w:p>
-        </w:tc>
-        <w:tc>
-          <w:tcPr>
-            <w:tcW w:w="1400" w:type="dxa"/>
-            <w:tcMar>
-              <w:top w:w="60" w:type="dxa"/>
-              <w:left w:w="100" w:type="dxa"/>
-              <w:bottom w:w="60" w:type="dxa"/>
-              <w:right w:w="100" w:type="dxa"/>
-            </w:tcMar>
-            <w:vAlign w:val="center"/>
-          </w:tcPr>
-          <w:p>
-            <w:pPr>
-              <w:rPr>
-                <w:ins w:id="9258" w:author="Claude" w:date="2026-10-24T22:45:00Z"/>
-              </w:rPr>
-            </w:pPr>
-            <w:ins w:id="9259" w:author="Claude" w:date="2026-10-24T22:45:00Z">
-              <w:r>
-                <w:rPr>
-                  <w:sz w:val="18"/>
-                  <w:szCs w:val="18"/>
-                </w:rPr>
-                <w:t xml:space="preserve">Ràng buộc</w:t>
-              </w:r>
-            </w:ins>
-          </w:p>
-        </w:tc>
-        <w:tc>
-          <w:tcPr>
-            <w:tcW w:w="1300" w:type="dxa"/>
-            <w:tcMar>
-              <w:top w:w="60" w:type="dxa"/>
-              <w:left w:w="100" w:type="dxa"/>
-              <w:bottom w:w="60" w:type="dxa"/>
-              <w:right w:w="100" w:type="dxa"/>
-            </w:tcMar>
-            <w:vAlign w:val="center"/>
-          </w:tcPr>
-          <w:p>
-            <w:pPr>
-              <w:rPr>
-                <w:ins w:id="9260" w:author="Claude" w:date="2026-10-24T22:45:00Z"/>
-              </w:rPr>
-            </w:pPr>
-            <w:ins w:id="9261" w:author="Claude" w:date="2026-10-24T22:45:00Z">
-              <w:r>
-                <w:rPr>
-                  <w:sz w:val="18"/>
-                  <w:szCs w:val="18"/>
-                </w:rPr>
-                <w:t xml:space="preserve">Động</w:t>
-              </w:r>
-            </w:ins>
-          </w:p>
-        </w:tc>
-        <w:tc>
-          <w:tcPr>
-            <w:tcW w:w="2400" w:type="dxa"/>
-            <w:tcMar>
-              <w:top w:w="60" w:type="dxa"/>
-              <w:left w:w="100" w:type="dxa"/>
-              <w:bottom w:w="60" w:type="dxa"/>
-              <w:right w:w="100" w:type="dxa"/>
-            </w:tcMar>
-            <w:vAlign w:val="center"/>
-          </w:tcPr>
-          <w:p>
-            <w:pPr>
-              <w:rPr>
-                <w:ins w:id="9262" w:author="Claude" w:date="2026-10-24T22:45:00Z"/>
-              </w:rPr>
-            </w:pPr>
-            <w:ins w:id="9263" w:author="Claude" w:date="2026-10-24T22:45:00Z">
-              <w:r>
-                <w:rPr>
-                  <w:sz w:val="18"/>
-                  <w:szCs w:val="18"/>
-                </w:rPr>
-                <w:t xml:space="preserve">Quyết định nhóm 25/10/2026; mở rộng cách xử lý của BR-88</w:t>
-              </w:r>
-            </w:ins>
-          </w:p>
-        </w:tc>
-      </w:tr>
-      <w:tr>
-        <w:trPr>
-          <w:cantSplit/>
           <w:ins w:id="9341" w:author="Claude" w:date="2026-10-24T22:45:00Z"/>
         </w:trPr>
         <w:tc>
@@ -15758,7 +16140,7 @@
                   <w:sz w:val="18"/>
                   <w:szCs w:val="18"/>
                 </w:rPr>
-                <w:t xml:space="preserve">BR-155</w:t>
+                <w:t xml:space="preserve">BR-103</w:t>
               </w:r>
             </w:ins>
           </w:p>
@@ -15786,7 +16168,7 @@
                   <w:sz w:val="18"/>
                   <w:szCs w:val="18"/>
                 </w:rPr>
-                <w:t xml:space="preserve">Khi Gym đóng cửa tạm thời vì sự cố (BR-130), trung tâm không gia hạn Membership mà tặng điểm cho Member bị ảnh hưởng. Center Manager nhập số điểm tặng cho từng lần tặng (số nguyên dương, không có mức cố định), chọn người hoặc nhóm nhận bằng bộ lọc (từng Member, hoặc nhóm như Member có Membership Gym đang Active vào ngày sự cố) và gửi tặng; việc tặng điểm tuân theo BR-156. Hệ thống cộng điểm vào ví của từng người nhận, ghi PointLedger loại Adjustment kèm lý do, người thực hiện và Audit Log (gồm danh sách người nhận và số điểm), rồi thông báo cho người nhận qua email và trong ứng dụng (BR-138). Điểm tặng tuân theo BR-134 (1 điểm = 1.000 VND, không hết hạn). Cập nhật 25/10/2026 (quyết định bổ sung của nhóm; thay gia hạn Membership ở BR-130 cũ).</w:t>
+                <w:t xml:space="preserve">Khi Gym đóng cửa tạm thời vì sự cố (BR-66), trung tâm không gia hạn Membership mà tặng điểm cho Member bị ảnh hưởng. Center Manager nhập số điểm tặng cho từng lần tặng (số nguyên dương, không có mức cố định), chọn người hoặc nhóm nhận bằng bộ lọc (từng Member, hoặc nhóm như Member có Membership Gym đang Active vào ngày sự cố) và gửi tặng; việc tặng điểm tuân theo BR-104. Hệ thống cộng điểm vào ví của từng người nhận, ghi PointLedger loại Adjustment kèm lý do, người thực hiện và Audit Log (gồm danh sách người nhận và số điểm), rồi thông báo cho người nhận qua email và trong ứng dụng (BR-118). Điểm tặng tuân theo BR-83 (1 điểm = 1.000 VND, không hết hạn). Cập nhật 25/10/2026 (quyết định bổ sung của nhóm; thay gia hạn Membership ở BR-66 cũ).</w:t>
               </w:r>
             </w:ins>
           </w:p>
@@ -15906,7 +16288,7 @@
                   <w:sz w:val="18"/>
                   <w:szCs w:val="18"/>
                 </w:rPr>
-                <w:t xml:space="preserve">BR-156</w:t>
+                <w:t xml:space="preserve">BR-104</w:t>
               </w:r>
             </w:ins>
           </w:p>
@@ -15934,7 +16316,7 @@
                   <w:sz w:val="18"/>
                   <w:szCs w:val="18"/>
                 </w:rPr>
-                <w:t xml:space="preserve">Chỉ Center Manager được tặng điểm cho Member (ví dụ bồi thường sự cố, khuyến mãi), theo cách tương tự phát voucher. Màn hình tặng điểm giống màn hình Add points của Member nhưng Center Manager phải nhập thêm lý do và dùng bộ lọc để chọn nhóm hoặc từng Member nhận. Center Manager tự nhập số điểm (số nguyên dương) và điều kiện của đợt tặng, xem lại danh sách người nhận và tổng điểm trước khi gửi. Hệ thống cộng điểm vào ví từng người nhận, ghi PointLedger loại Adjustment kèm lý do và người thực hiện, ghi Audit Log (người thực hiện, danh sách người nhận, số điểm, lý do, bộ lọc đã dùng) và thông báo cho người nhận (BR-138). Receptionist không được tặng, trừ hay điều chỉnh điểm (403). Điểm tặng tuân theo BR-134 (1 điểm = 1.000 VND, không hết hạn). Cập nhật 25/10/2026 (quyết định bổ sung của nhóm; mở rộng BR-155 cho mọi lần tặng điểm của Center Manager).</w:t>
+                <w:t xml:space="preserve">Chỉ Center Manager được tặng điểm cho Member (ví dụ bồi thường sự cố, khuyến mãi), theo cách tương tự phát voucher. Màn hình tặng điểm giống màn hình Add points của Member nhưng Center Manager phải nhập thêm lý do và dùng bộ lọc để chọn nhóm hoặc từng Member nhận. Center Manager tự nhập số điểm (số nguyên dương) và điều kiện của đợt tặng, xem lại danh sách người nhận và tổng điểm trước khi gửi. Hệ thống cộng điểm vào ví từng người nhận, ghi PointLedger loại Adjustment kèm lý do và người thực hiện, ghi Audit Log (người thực hiện, danh sách người nhận, số điểm, lý do, bộ lọc đã dùng) và thông báo cho người nhận (BR-118). Receptionist không được tặng, trừ hay điều chỉnh điểm (403). Điểm tặng tuân theo BR-83 (1 điểm = 1.000 VND, không hết hạn). Cập nhật 25/10/2026 (quyết định bổ sung của nhóm; mở rộng BR-103 cho mọi lần tặng điểm của Center Manager).</w:t>
               </w:r>
             </w:ins>
           </w:p>
@@ -16019,302 +16401,6 @@
                   <w:szCs w:val="18"/>
                 </w:rPr>
                 <w:t xml:space="preserve">Quyết định nhóm 25/10/2026 — Manager tặng điểm</w:t>
-              </w:r>
-            </w:ins>
-          </w:p>
-        </w:tc>
-      </w:tr>
-      <w:tr>
-        <w:trPr>
-          <w:cantSplit/>
-          <w:ins w:id="9363" w:author="Claude" w:date="2026-10-24T22:45:00Z"/>
-        </w:trPr>
-        <w:tc>
-          <w:tcPr>
-            <w:tcW w:w="900" w:type="dxa"/>
-            <w:tcMar>
-              <w:top w:w="60" w:type="dxa"/>
-              <w:left w:w="100" w:type="dxa"/>
-              <w:bottom w:w="60" w:type="dxa"/>
-              <w:right w:w="100" w:type="dxa"/>
-            </w:tcMar>
-            <w:vAlign w:val="center"/>
-          </w:tcPr>
-          <w:p>
-            <w:pPr>
-              <w:rPr>
-                <w:ins w:id="9364" w:author="Claude" w:date="2026-10-24T22:45:00Z"/>
-              </w:rPr>
-            </w:pPr>
-            <w:ins w:id="9365" w:author="Claude" w:date="2026-10-24T22:45:00Z">
-              <w:r>
-                <w:rPr>
-                  <w:b/>
-                  <w:bCs/>
-                  <w:sz w:val="18"/>
-                  <w:szCs w:val="18"/>
-                </w:rPr>
-                <w:t xml:space="preserve">BR-157</w:t>
-              </w:r>
-            </w:ins>
-          </w:p>
-        </w:tc>
-        <w:tc>
-          <w:tcPr>
-            <w:tcW w:w="5200" w:type="dxa"/>
-            <w:tcMar>
-              <w:top w:w="60" w:type="dxa"/>
-              <w:left w:w="100" w:type="dxa"/>
-              <w:bottom w:w="60" w:type="dxa"/>
-              <w:right w:w="100" w:type="dxa"/>
-            </w:tcMar>
-            <w:vAlign w:val="center"/>
-          </w:tcPr>
-          <w:p>
-            <w:pPr>
-              <w:rPr>
-                <w:ins w:id="9366" w:author="Claude" w:date="2026-10-24T22:45:00Z"/>
-              </w:rPr>
-            </w:pPr>
-            <w:ins w:id="9367" w:author="Claude" w:date="2026-10-24T22:45:00Z">
-              <w:r>
-                <w:rPr>
-                  <w:sz w:val="18"/>
-                  <w:szCs w:val="18"/>
-                </w:rPr>
-                <w:t xml:space="preserve">Member tự nạp điểm (nút Add points ở ví điểm) bằng cách thanh toán VNPay: nhập số tiền từ 10.000 đến 10.000.000 ₫ (bội số của 1.000 ₫, tương ứng 10 đến 10.000 điểm), không dùng điểm để trả khoản nạp. Receptionist được nạp điểm hộ một Member được chọn rõ ràng tại quầy bằng đúng luồng và giới hạn này; điểm cộng vào ví của Member được chọn. Điểm chỉ được cộng một lần sau khi VNPay xác minh đã thu tiền (kể cả thanh toán muộn); mỗi Member chỉ có một khoản nạp đang mở. Mỗi lần nạp hộ ghi Audit Log gồm Receptionist, Member, số điểm và Invoice (BR-139). Cập nhật 25/10/2026 (quyết định bổ sung của nhóm; bổ sung quy tắc nạp điểm còn thiếu).</w:t>
-              </w:r>
-            </w:ins>
-          </w:p>
-        </w:tc>
-        <w:tc>
-          <w:tcPr>
-            <w:tcW w:w="1400" w:type="dxa"/>
-            <w:tcMar>
-              <w:top w:w="60" w:type="dxa"/>
-              <w:left w:w="100" w:type="dxa"/>
-              <w:bottom w:w="60" w:type="dxa"/>
-              <w:right w:w="100" w:type="dxa"/>
-            </w:tcMar>
-            <w:vAlign w:val="center"/>
-          </w:tcPr>
-          <w:p>
-            <w:pPr>
-              <w:rPr>
-                <w:ins w:id="9368" w:author="Claude" w:date="2026-10-24T22:45:00Z"/>
-              </w:rPr>
-            </w:pPr>
-            <w:ins w:id="9369" w:author="Claude" w:date="2026-10-24T22:45:00Z">
-              <w:r>
-                <w:rPr>
-                  <w:sz w:val="18"/>
-                  <w:szCs w:val="18"/>
-                </w:rPr>
-                <w:t xml:space="preserve">Kích hoạt Hành động</w:t>
-              </w:r>
-            </w:ins>
-          </w:p>
-        </w:tc>
-        <w:tc>
-          <w:tcPr>
-            <w:tcW w:w="1300" w:type="dxa"/>
-            <w:tcMar>
-              <w:top w:w="60" w:type="dxa"/>
-              <w:left w:w="100" w:type="dxa"/>
-              <w:bottom w:w="60" w:type="dxa"/>
-              <w:right w:w="100" w:type="dxa"/>
-            </w:tcMar>
-            <w:vAlign w:val="center"/>
-          </w:tcPr>
-          <w:p>
-            <w:pPr>
-              <w:rPr>
-                <w:ins w:id="9370" w:author="Claude" w:date="2026-10-24T22:45:00Z"/>
-              </w:rPr>
-            </w:pPr>
-            <w:ins w:id="9371" w:author="Claude" w:date="2026-10-24T22:45:00Z">
-              <w:r>
-                <w:rPr>
-                  <w:sz w:val="18"/>
-                  <w:szCs w:val="18"/>
-                </w:rPr>
-                <w:t xml:space="preserve">Động</w:t>
-              </w:r>
-            </w:ins>
-          </w:p>
-        </w:tc>
-        <w:tc>
-          <w:tcPr>
-            <w:tcW w:w="2400" w:type="dxa"/>
-            <w:tcMar>
-              <w:top w:w="60" w:type="dxa"/>
-              <w:left w:w="100" w:type="dxa"/>
-              <w:bottom w:w="60" w:type="dxa"/>
-              <w:right w:w="100" w:type="dxa"/>
-            </w:tcMar>
-            <w:vAlign w:val="center"/>
-          </w:tcPr>
-          <w:p>
-            <w:pPr>
-              <w:rPr>
-                <w:ins w:id="9372" w:author="Claude" w:date="2026-10-24T22:45:00Z"/>
-              </w:rPr>
-            </w:pPr>
-            <w:ins w:id="9373" w:author="Claude" w:date="2026-10-24T22:45:00Z">
-              <w:r>
-                <w:rPr>
-                  <w:sz w:val="18"/>
-                  <w:szCs w:val="18"/>
-                </w:rPr>
-                <w:t xml:space="preserve">Quyết định nhóm 25/10/2026 — Receptionist nạp điểm hộ; giới hạn theo api-contract.md</w:t>
-              </w:r>
-            </w:ins>
-          </w:p>
-        </w:tc>
-      </w:tr>
-      <w:tr>
-        <w:trPr>
-          <w:cantSplit/>
-          <w:ins w:id="9397" w:author="Claude" w:date="2026-10-24T22:45:00Z"/>
-        </w:trPr>
-        <w:tc>
-          <w:tcPr>
-            <w:tcW w:w="900" w:type="dxa"/>
-            <w:tcMar>
-              <w:top w:w="60" w:type="dxa"/>
-              <w:left w:w="100" w:type="dxa"/>
-              <w:bottom w:w="60" w:type="dxa"/>
-              <w:right w:w="100" w:type="dxa"/>
-            </w:tcMar>
-            <w:vAlign w:val="center"/>
-          </w:tcPr>
-          <w:p>
-            <w:pPr>
-              <w:rPr>
-                <w:ins w:id="9398" w:author="Claude" w:date="2026-10-24T22:45:00Z"/>
-              </w:rPr>
-            </w:pPr>
-            <w:ins w:id="9399" w:author="Claude" w:date="2026-10-24T22:45:00Z">
-              <w:r>
-                <w:rPr>
-                  <w:b/>
-                  <w:bCs/>
-                  <w:sz w:val="18"/>
-                  <w:szCs w:val="18"/>
-                </w:rPr>
-                <w:t xml:space="preserve">BR-158</w:t>
-              </w:r>
-            </w:ins>
-          </w:p>
-        </w:tc>
-        <w:tc>
-          <w:tcPr>
-            <w:tcW w:w="5200" w:type="dxa"/>
-            <w:tcMar>
-              <w:top w:w="60" w:type="dxa"/>
-              <w:left w:w="100" w:type="dxa"/>
-              <w:bottom w:w="60" w:type="dxa"/>
-              <w:right w:w="100" w:type="dxa"/>
-            </w:tcMar>
-            <w:vAlign w:val="center"/>
-          </w:tcPr>
-          <w:p>
-            <w:pPr>
-              <w:rPr>
-                <w:ins w:id="9400" w:author="Claude" w:date="2026-10-24T22:45:00Z"/>
-              </w:rPr>
-            </w:pPr>
-            <w:ins w:id="9401" w:author="Claude" w:date="2026-10-24T22:45:00Z">
-              <w:r>
-                <w:rPr>
-                  <w:sz w:val="18"/>
-                  <w:szCs w:val="18"/>
-                </w:rPr>
-                <w:t xml:space="preserve">Khi Gym đóng cửa tạm thời vì sự cố (BR-130): (a) không bán thêm Gym day pass trong thời gian đóng, yêu cầu mua vé bị từ chối 409 gym_closed_today; (b) không cho check-in trong thời gian đóng, kể cả Member đã mua vé, hệ thống trả 409 gym_closed; (c) vé đã mua vẫn hết hạn lúc 22:00 cùng ngày (BR-145), không được gia hạn và không được hoàn bằng điểm qua luồng hoàn hiện có; (d) Center Manager có thể gửi thông báo email (BR-138) cho những Member đã mua day pass vào ngày xảy ra sự cố; nếu Member đồng ý nhận điểm thì Center Manager tặng điểm theo BR-155 và BR-156, nếu không thì Member gửi Support Request (BR-147). Cập nhật 25/10/2026 (quyết định bổ sung của nhóm: Gym day pass khi Gym đóng vì sự cố).</w:t>
-              </w:r>
-            </w:ins>
-          </w:p>
-        </w:tc>
-        <w:tc>
-          <w:tcPr>
-            <w:tcW w:w="1400" w:type="dxa"/>
-            <w:tcMar>
-              <w:top w:w="60" w:type="dxa"/>
-              <w:left w:w="100" w:type="dxa"/>
-              <w:bottom w:w="60" w:type="dxa"/>
-              <w:right w:w="100" w:type="dxa"/>
-            </w:tcMar>
-            <w:vAlign w:val="center"/>
-          </w:tcPr>
-          <w:p>
-            <w:pPr>
-              <w:rPr>
-                <w:ins w:id="9402" w:author="Claude" w:date="2026-10-24T22:45:00Z"/>
-              </w:rPr>
-            </w:pPr>
-            <w:ins w:id="9403" w:author="Claude" w:date="2026-10-24T22:45:00Z">
-              <w:r>
-                <w:rPr>
-                  <w:sz w:val="18"/>
-                  <w:szCs w:val="18"/>
-                </w:rPr>
-                <w:t xml:space="preserve">Ràng buộc</w:t>
-              </w:r>
-            </w:ins>
-          </w:p>
-        </w:tc>
-        <w:tc>
-          <w:tcPr>
-            <w:tcW w:w="1300" w:type="dxa"/>
-            <w:tcMar>
-              <w:top w:w="60" w:type="dxa"/>
-              <w:left w:w="100" w:type="dxa"/>
-              <w:bottom w:w="60" w:type="dxa"/>
-              <w:right w:w="100" w:type="dxa"/>
-            </w:tcMar>
-            <w:vAlign w:val="center"/>
-          </w:tcPr>
-          <w:p>
-            <w:pPr>
-              <w:rPr>
-                <w:ins w:id="9404" w:author="Claude" w:date="2026-10-24T22:45:00Z"/>
-              </w:rPr>
-            </w:pPr>
-            <w:ins w:id="9405" w:author="Claude" w:date="2026-10-24T22:45:00Z">
-              <w:r>
-                <w:rPr>
-                  <w:sz w:val="18"/>
-                  <w:szCs w:val="18"/>
-                </w:rPr>
-                <w:t xml:space="preserve">Động</w:t>
-              </w:r>
-            </w:ins>
-          </w:p>
-        </w:tc>
-        <w:tc>
-          <w:tcPr>
-            <w:tcW w:w="2400" w:type="dxa"/>
-            <w:tcMar>
-              <w:top w:w="60" w:type="dxa"/>
-              <w:left w:w="100" w:type="dxa"/>
-              <w:bottom w:w="60" w:type="dxa"/>
-              <w:right w:w="100" w:type="dxa"/>
-            </w:tcMar>
-            <w:vAlign w:val="center"/>
-          </w:tcPr>
-          <w:p>
-            <w:pPr>
-              <w:rPr>
-                <w:ins w:id="9406" w:author="Claude" w:date="2026-10-24T22:45:00Z"/>
-              </w:rPr>
-            </w:pPr>
-            <w:ins w:id="9407" w:author="Claude" w:date="2026-10-24T22:45:00Z">
-              <w:r>
-                <w:rPr>
-                  <w:sz w:val="18"/>
-                  <w:szCs w:val="18"/>
-                </w:rPr>
-                <w:t xml:space="preserve">Quyết định nhóm 25/10/2026 — Gym day pass khi Gym đóng vì sự cố; mã lỗi theo Payment-Support-Workflow.md và api-contract.md</w:t>
               </w:r>
             </w:ins>
           </w:p>
@@ -16529,7 +16615,7 @@
                 <w:sz w:val="18"/>
                 <w:szCs w:val="18"/>
               </w:rPr>
-              <w:t>BR-26</w:t>
+              <w:t>BR-105</w:t>
             </w:r>
           </w:p>
         </w:tc>
@@ -16550,7 +16636,7 @@
                 <w:sz w:val="18"/>
                 <w:szCs w:val="18"/>
               </w:rPr>
-              <w:t>Đề xuất tập luyện từ AI chỉ dành cho Coach có Specialty Personal Training và phải được tính toán dựa trên ít nhất ba dữ liệu đầu vào bắt buộc: (1) mục tiêu cá nhân của Member, (2) trình độ hiện tại và (3) lịch sử tập luyện gồm ít nhất 30 ngày gần nhất. Coach phải có quan hệ huấn luyện Active với Member.</w:t>
+              <w:t>Mọi yêu cầu AI (đề xuất tập luyện và chatbot) cùng phản hồi và mọi lần gọi hàm của chatbot (tên hàm, tham số, kết quả) đều được ghi lại trong AI_Logs, gồm payload đầu vào, payload phản hồi và thời gian phản hồi, nhằm phục vụ kiểm toán và đánh giá chất lượng.</w:t>
             </w:r>
           </w:p>
         </w:tc>
@@ -16571,7 +16657,7 @@
                 <w:sz w:val="18"/>
                 <w:szCs w:val="18"/>
               </w:rPr>
-              <w:t>Ràng buộc</w:t>
+              <w:t>Sự thật</w:t>
             </w:r>
           </w:p>
         </w:tc>
@@ -16592,7 +16678,7 @@
                 <w:sz w:val="18"/>
                 <w:szCs w:val="18"/>
               </w:rPr>
-              <w:t>Động</w:t>
+              <w:t>Tĩnh</w:t>
             </w:r>
           </w:p>
         </w:tc>
@@ -16613,7 +16699,7 @@
                 <w:sz w:val="18"/>
                 <w:szCs w:val="18"/>
               </w:rPr>
-              <w:t xml:space="preserve">BR-04 gốc; quyết định người dùng; </w:t>
+              <w:t xml:space="preserve">Dẫn xuất; NFR-02; </w:t>
             </w:r>
           </w:p>
         </w:tc>
@@ -16641,7 +16727,7 @@
                 <w:sz w:val="18"/>
                 <w:szCs w:val="18"/>
               </w:rPr>
-              <w:t>BR-27</w:t>
+              <w:t>BR-106</w:t>
             </w:r>
           </w:p>
         </w:tc>
@@ -16662,7 +16748,7 @@
                 <w:sz w:val="18"/>
                 <w:szCs w:val="18"/>
               </w:rPr>
-              <w:t>Mọi yêu cầu AI (đề xuất tập luyện và chatbot) cùng phản hồi và mọi lần gọi hàm của chatbot (tên hàm, tham số, kết quả) đều được ghi lại trong AI_Logs, gồm payload đầu vào, payload phản hồi và thời gian phản hồi, nhằm phục vụ kiểm toán và đánh giá chất lượng.</w:t>
+              <w:t>Phản hồi từ chatbot đối với truy vấn của người dùng phải được trả về trong vòng 3 giây với các hàm tra cứu lịch (không tính hàm tạo lớp nháp).</w:t>
             </w:r>
           </w:p>
         </w:tc>
@@ -16683,7 +16769,7 @@
                 <w:sz w:val="18"/>
                 <w:szCs w:val="18"/>
               </w:rPr>
-              <w:t>Sự thật</w:t>
+              <w:t>Ràng buộc</w:t>
             </w:r>
           </w:p>
         </w:tc>
@@ -16704,7 +16790,7 @@
                 <w:sz w:val="18"/>
                 <w:szCs w:val="18"/>
               </w:rPr>
-              <w:t>Tĩnh</w:t>
+              <w:t>Động</w:t>
             </w:r>
           </w:p>
         </w:tc>
@@ -16725,7 +16811,7 @@
                 <w:sz w:val="18"/>
                 <w:szCs w:val="18"/>
               </w:rPr>
-              <w:t xml:space="preserve">Dẫn xuất; NFR-02; </w:t>
+              <w:t>NFR-01 Hiệu năng; chatbot thuộc phạm vi triển khai</w:t>
             </w:r>
           </w:p>
         </w:tc>
@@ -16753,7 +16839,7 @@
                 <w:sz w:val="18"/>
                 <w:szCs w:val="18"/>
               </w:rPr>
-              <w:t>BR-28</w:t>
+              <w:t>BR-107</w:t>
             </w:r>
           </w:p>
         </w:tc>
@@ -16774,7 +16860,7 @@
                 <w:sz w:val="18"/>
                 <w:szCs w:val="18"/>
               </w:rPr>
-              <w:t>Phản hồi từ chatbot đối với truy vấn của người dùng phải được trả về trong vòng 3 giây với các hàm tra cứu lịch (không tính hàm tạo lớp nháp).</w:t>
+              <w:t>Chatbot chỉ được trả lời về lịch tập, lớp học, khung giờ trống và dịch vụ của trung tâm; không được đưa ra tư vấn y tế, pháp lý hoặc tài chính.</w:t>
             </w:r>
           </w:p>
         </w:tc>
@@ -16816,7 +16902,7 @@
                 <w:sz w:val="18"/>
                 <w:szCs w:val="18"/>
               </w:rPr>
-              <w:t>Động</w:t>
+              <w:t>Tĩnh</w:t>
             </w:r>
           </w:p>
         </w:tc>
@@ -16837,7 +16923,7 @@
                 <w:sz w:val="18"/>
                 <w:szCs w:val="18"/>
               </w:rPr>
-              <w:t>NFR-01 Hiệu năng; chatbot thuộc phạm vi triển khai</w:t>
+              <w:t xml:space="preserve">Dẫn xuất — giới hạn phạm vi an toàn; </w:t>
             </w:r>
           </w:p>
         </w:tc>
@@ -16865,7 +16951,7 @@
                 <w:sz w:val="18"/>
                 <w:szCs w:val="18"/>
               </w:rPr>
-              <w:t>BR-29</w:t>
+              <w:t>BR-108</w:t>
             </w:r>
           </w:p>
         </w:tc>
@@ -16886,7 +16972,7 @@
                 <w:sz w:val="18"/>
                 <w:szCs w:val="18"/>
               </w:rPr>
-              <w:t>Chatbot chỉ được trả lời về lịch tập, lớp học, khung giờ trống và dịch vụ của trung tâm; không được đưa ra tư vấn y tế, pháp lý hoặc tài chính.</w:t>
+              <w:t>Chatbot cơ bản dùng function calling với danh sách hàm cố định (whitelist), chỉ cung cấp hàm theo vai trò của người gọi: Member — get_my_today_schedule (lịch lớp và buổi PT hôm nay của chính Member); Coach — hỏi lớp được phân công và buổi dạy sắp tới của chính mình (chỉ đọc); Center Manager — get_room_and_coach_availability (đọc), suggest_class_schedule (đề xuất khung giờ không xung đột theo BR-40, chưa ghi dữ liệu) và create_draft_class (chỉ tạo lớp DRAFT sau khi Manager xác nhận trên giao diện). Danh tính người gọi luôn lấy từ JWT ở backend; model không được truyền UserId hoặc MemberId. Backend kiểm tra role cho từng hàm.</w:t>
             </w:r>
           </w:p>
         </w:tc>
@@ -16928,7 +17014,7 @@
                 <w:sz w:val="18"/>
                 <w:szCs w:val="18"/>
               </w:rPr>
-              <w:t>Tĩnh</w:t>
+              <w:t>Động</w:t>
             </w:r>
           </w:p>
         </w:tc>
@@ -16949,7 +17035,7 @@
                 <w:sz w:val="18"/>
                 <w:szCs w:val="18"/>
               </w:rPr>
-              <w:t xml:space="preserve">Dẫn xuất — giới hạn phạm vi an toàn; </w:t>
+              <w:t>Feedback giảng viên — chatbot hỗ trợ xếp lịch cho Manager và show lịch hôm nay cho Member</w:t>
             </w:r>
           </w:p>
         </w:tc>
@@ -16977,7 +17063,7 @@
                 <w:sz w:val="18"/>
                 <w:szCs w:val="18"/>
               </w:rPr>
-              <w:t>BR-100</w:t>
+              <w:t>BR-109</w:t>
             </w:r>
           </w:p>
         </w:tc>
@@ -16998,7 +17084,7 @@
                 <w:sz w:val="18"/>
                 <w:szCs w:val="18"/>
               </w:rPr>
-              <w:t>Coach không có Specialty Personal Training không được gọi AI workout suggestion hoặc lưu kết quả AI thành Workout Plan. Việc ẩn menu không thay thế kiểm tra backend; endpoint AI phải kiểm tra role Coach, Specialty Personal Training và quan hệ huấn luyện Active.</w:t>
+              <w:t>Chatbot không được publish hoặc hủy lớp, thanh toán, hoàn điểm, thay đổi dữ liệu tài khoản hoặc thay Manager duyệt. Mọi thay đổi dữ liệu do chatbot đề xuất phải được Manager xác nhận trước khi ghi.</w:t>
             </w:r>
           </w:p>
         </w:tc>
@@ -17040,7 +17126,7 @@
                 <w:sz w:val="18"/>
                 <w:szCs w:val="18"/>
               </w:rPr>
-              <w:t>Động</w:t>
+              <w:t>Tĩnh</w:t>
             </w:r>
           </w:p>
         </w:tc>
@@ -17061,7 +17147,7 @@
                 <w:sz w:val="18"/>
                 <w:szCs w:val="18"/>
               </w:rPr>
-              <w:t xml:space="preserve">Quyết định người dùng; </w:t>
+              <w:t>Feedback giảng viên</w:t>
             </w:r>
           </w:p>
         </w:tc>
@@ -17089,7 +17175,7 @@
                 <w:sz w:val="18"/>
                 <w:szCs w:val="18"/>
               </w:rPr>
-              <w:t>BR-123</w:t>
+              <w:t>BR-139</w:t>
             </w:r>
           </w:p>
         </w:tc>
@@ -17110,7 +17196,7 @@
                 <w:sz w:val="18"/>
                 <w:szCs w:val="18"/>
               </w:rPr>
-              <w:t>Chatbot cơ bản dùng function calling với danh sách hàm cố định (whitelist), chỉ cung cấp hàm theo vai trò của người gọi: Member — get_my_today_schedule (lịch lớp và buổi PT hôm nay của chính Member); Center Manager — get_room_and_coach_availability (đọc), suggest_class_schedule (đề xuất khung giờ không xung đột theo BR-112, chưa ghi dữ liệu) và create_draft_class (chỉ tạo lớp DRAFT sau khi Manager xác nhận trên giao diện). Danh tính người gọi luôn lấy từ JWT ở backend; model không được truyền UserId hoặc MemberId. Backend kiểm tra role cho từng hàm.</w:t>
+              <w:t>Coach không có Specialty Personal Training không được gọi AI workout suggestion hoặc lưu kết quả AI thành Workout Plan. Việc ẩn menu không thay thế kiểm tra backend; endpoint AI phải kiểm tra role Coach, Specialty Personal Training và quan hệ huấn luyện Active.</w:t>
             </w:r>
           </w:p>
         </w:tc>
@@ -17173,119 +17259,7 @@
                 <w:sz w:val="18"/>
                 <w:szCs w:val="18"/>
               </w:rPr>
-              <w:t>Feedback giảng viên — chatbot hỗ trợ xếp lịch cho Manager và show lịch hôm nay cho Member</w:t>
-            </w:r>
-          </w:p>
-        </w:tc>
-      </w:tr>
-      <w:tr>
-        <w:trPr>
-          <w:cantSplit/>
-        </w:trPr>
-        <w:tc>
-          <w:tcPr>
-            <w:tcW w:w="900" w:type="dxa"/>
-            <w:tcMar>
-              <w:top w:w="60" w:type="dxa"/>
-              <w:left w:w="100" w:type="dxa"/>
-              <w:bottom w:w="60" w:type="dxa"/>
-              <w:right w:w="100" w:type="dxa"/>
-            </w:tcMar>
-            <w:vAlign w:val="center"/>
-          </w:tcPr>
-          <w:p>
-            <w:r>
-              <w:rPr>
-                <w:b/>
-                <w:bCs/>
-                <w:sz w:val="18"/>
-                <w:szCs w:val="18"/>
-              </w:rPr>
-              <w:t>BR-124</w:t>
-            </w:r>
-          </w:p>
-        </w:tc>
-        <w:tc>
-          <w:tcPr>
-            <w:tcW w:w="5200" w:type="dxa"/>
-            <w:tcMar>
-              <w:top w:w="60" w:type="dxa"/>
-              <w:left w:w="100" w:type="dxa"/>
-              <w:bottom w:w="60" w:type="dxa"/>
-              <w:right w:w="100" w:type="dxa"/>
-            </w:tcMar>
-            <w:vAlign w:val="center"/>
-          </w:tcPr>
-          <w:p>
-            <w:r>
-              <w:rPr>
-                <w:sz w:val="18"/>
-                <w:szCs w:val="18"/>
-              </w:rPr>
-              <w:t>Chatbot không được publish hoặc hủy lớp, thanh toán, hoàn điểm, thay đổi dữ liệu tài khoản hoặc thay Manager duyệt. Mọi thay đổi dữ liệu do chatbot đề xuất phải được Manager xác nhận trước khi ghi.</w:t>
-            </w:r>
-          </w:p>
-        </w:tc>
-        <w:tc>
-          <w:tcPr>
-            <w:tcW w:w="1400" w:type="dxa"/>
-            <w:tcMar>
-              <w:top w:w="60" w:type="dxa"/>
-              <w:left w:w="100" w:type="dxa"/>
-              <w:bottom w:w="60" w:type="dxa"/>
-              <w:right w:w="100" w:type="dxa"/>
-            </w:tcMar>
-            <w:vAlign w:val="center"/>
-          </w:tcPr>
-          <w:p>
-            <w:r>
-              <w:rPr>
-                <w:sz w:val="18"/>
-                <w:szCs w:val="18"/>
-              </w:rPr>
-              <w:t>Ràng buộc</w:t>
-            </w:r>
-          </w:p>
-        </w:tc>
-        <w:tc>
-          <w:tcPr>
-            <w:tcW w:w="1300" w:type="dxa"/>
-            <w:tcMar>
-              <w:top w:w="60" w:type="dxa"/>
-              <w:left w:w="100" w:type="dxa"/>
-              <w:bottom w:w="60" w:type="dxa"/>
-              <w:right w:w="100" w:type="dxa"/>
-            </w:tcMar>
-            <w:vAlign w:val="center"/>
-          </w:tcPr>
-          <w:p>
-            <w:r>
-              <w:rPr>
-                <w:sz w:val="18"/>
-                <w:szCs w:val="18"/>
-              </w:rPr>
-              <w:t>Tĩnh</w:t>
-            </w:r>
-          </w:p>
-        </w:tc>
-        <w:tc>
-          <w:tcPr>
-            <w:tcW w:w="2400" w:type="dxa"/>
-            <w:tcMar>
-              <w:top w:w="60" w:type="dxa"/>
-              <w:left w:w="100" w:type="dxa"/>
-              <w:bottom w:w="60" w:type="dxa"/>
-              <w:right w:w="100" w:type="dxa"/>
-            </w:tcMar>
-            <w:vAlign w:val="center"/>
-          </w:tcPr>
-          <w:p>
-            <w:r>
-              <w:rPr>
-                <w:sz w:val="18"/>
-                <w:szCs w:val="18"/>
-              </w:rPr>
-              <w:t>Feedback giảng viên</w:t>
+              <w:t xml:space="preserve">Quyết định người dùng; </w:t>
             </w:r>
           </w:p>
         </w:tc>
@@ -17500,7 +17474,7 @@
                 <w:sz w:val="18"/>
                 <w:szCs w:val="18"/>
               </w:rPr>
-              <w:t>BR-44</w:t>
+              <w:t>BR-110</w:t>
             </w:r>
           </w:p>
         </w:tc>
@@ -17612,7 +17586,7 @@
                 <w:sz w:val="18"/>
                 <w:szCs w:val="18"/>
               </w:rPr>
-              <w:t>BR-45</w:t>
+              <w:t>BR-111</w:t>
             </w:r>
           </w:p>
         </w:tc>
@@ -17724,7 +17698,7 @@
                 <w:sz w:val="18"/>
                 <w:szCs w:val="18"/>
               </w:rPr>
-              <w:t>BR-46</w:t>
+              <w:t>BR-112</w:t>
             </w:r>
           </w:p>
         </w:tc>
@@ -17836,7 +17810,7 @@
                 <w:sz w:val="18"/>
                 <w:szCs w:val="18"/>
               </w:rPr>
-              <w:t>BR-47</w:t>
+              <w:t>BR-113</w:t>
             </w:r>
           </w:p>
         </w:tc>
@@ -17948,7 +17922,7 @@
                 <w:sz w:val="18"/>
                 <w:szCs w:val="18"/>
               </w:rPr>
-              <w:t>BR-48</w:t>
+              <w:t>BR-114</w:t>
             </w:r>
           </w:p>
         </w:tc>
@@ -18060,7 +18034,7 @@
                 <w:sz w:val="18"/>
                 <w:szCs w:val="18"/>
               </w:rPr>
-              <w:t>BR-137</w:t>
+              <w:t>BR-115</w:t>
             </w:r>
           </w:p>
         </w:tc>
@@ -18358,7 +18332,7 @@
                 <w:sz w:val="18"/>
                 <w:szCs w:val="18"/>
               </w:rPr>
-              <w:t>BR-33</w:t>
+              <w:t>BR-116</w:t>
             </w:r>
           </w:p>
         </w:tc>
@@ -18379,7 +18353,7 @@
                 <w:sz w:val="18"/>
                 <w:szCs w:val="18"/>
               </w:rPr>
-              <w:t>Thông báo cho Member khi lịch buổi thay đổi, lớp bị hủy, lớp thuộc diện dưới ngưỡng (BR-119, BR-120), điểm được hoàn hoặc Membership sắp hết hạn. Ngưỡng nhắc hạn mặc định 7 ngày, Center Manager được cấu hình số ngày nguyên không âm. Thông báo hủy/dời phải nêu rõ buổi cũ và buổi mới, ghi danh còn hiệu lực hay không và số điểm được hoàn (nếu có). Tác vụ chạy lặp không gửi trùng cùng sự kiện. Ngoài ra: (1) mỗi buổi lớp có đúng một thông báo nhắc trong ứng dụng gửi trong 24 giờ trước giờ bắt đầu, chỉ cho ghi danh còn hiệu lực và không gửi trùng cho cùng Member và buổi; việc dời lịch sau đó dùng thông báo đổi lịch ở trên; (2) Member đang có đăng ký quan tâm "Chờ đợt sau" nhận thông báo khi một lớp khác cùng môn được PUBLISHED sau lúc đăng ký, trừ Member đã ghi danh lớp đó; thông báo này không giữ chỗ và không tạo ghi danh, Member có thể tắt thông báo mà không bị đảo ngược khoản hoàn, và Center Manager xem được các đăng ký quan tâm theo môn.</w:t>
+              <w:t>Thông báo cho Member khi lịch buổi thay đổi, lớp bị hủy, lớp thuộc diện dưới ngưỡng (BR-52, BR-53), điểm được hoàn hoặc Membership sắp hết hạn. Ngưỡng nhắc hạn mặc định 7 ngày, Center Manager được cấu hình số ngày nguyên không âm. Thông báo hủy/dời phải nêu rõ buổi cũ và buổi mới, ghi danh còn hiệu lực hay không và số điểm được hoàn (nếu có). Tác vụ chạy lặp không gửi trùng cùng sự kiện. Ngoài ra: (1) mỗi buổi lớp có đúng một thông báo nhắc trong ứng dụng gửi trong 24 giờ trước giờ bắt đầu, chỉ cho ghi danh còn hiệu lực và không gửi trùng cho cùng Member và buổi; việc dời lịch sau đó dùng thông báo đổi lịch ở trên; (2) Member đang có đăng ký quan tâm "Chờ đợt sau" nhận thông báo khi một lớp khác cùng môn được PUBLISHED sau lúc đăng ký, trừ Member đã ghi danh lớp đó; thông báo này không giữ chỗ và không tạo ghi danh, Member có thể tắt thông báo mà không bị đảo ngược khoản hoàn, và Center Manager xem được các đăng ký quan tâm theo môn.</w:t>
             </w:r>
           </w:p>
         </w:tc>
@@ -18470,7 +18444,7 @@
                 <w:sz w:val="18"/>
                 <w:szCs w:val="18"/>
               </w:rPr>
-              <w:t>BR-34</w:t>
+              <w:t>BR-117</w:t>
             </w:r>
           </w:p>
         </w:tc>
@@ -18582,7 +18556,7 @@
                 <w:sz w:val="18"/>
                 <w:szCs w:val="18"/>
               </w:rPr>
-              <w:t>BR-138</w:t>
+              <w:t>BR-118</w:t>
             </w:r>
           </w:p>
         </w:tc>
@@ -18603,7 +18577,7 @@
                 <w:sz w:val="18"/>
                 <w:szCs w:val="18"/>
               </w:rPr>
-              <w:t xml:space="preserve">Center Manager có thể gửi thông báo thủ công qua email (sự cố, thay đổi vận hành) tới nhóm Coach, Member có lượt thuê trong khung giờ được chọn, Member của lớp được chọn hoặc Member có Membership Gym đang Active. Nội dung và danh sách người nhận được ghi Audit Log; email gửi qua outbox (BR-34) và lỗi gửi không chặn hành động gốc. </w:t>
+              <w:t xml:space="preserve">Center Manager có thể gửi thông báo thủ công qua email (sự cố, thay đổi vận hành) tới nhóm Coach, Member có lượt thuê trong khung giờ được chọn, Member của lớp được chọn hoặc Member có Membership Gym đang Active. Nội dung và danh sách người nhận được ghi Audit Log; email gửi qua outbox (BR-117) và lỗi gửi không chặn hành động gốc. </w:t>
             </w:r>
             <w:del w:id="9326" w:author="Claude" w:date="2026-10-24T22:45:00Z">
               <w:r>
@@ -18620,7 +18594,7 @@
                   <w:sz w:val="18"/>
                   <w:szCs w:val="18"/>
                 </w:rPr>
-                <w:t xml:space="preserve">Với sự cố Gym, Member nhận điểm tặng được thông báo qua email và trong ứng dụng về số điểm được tặng (BR-130, BR-155).</w:t>
+                <w:t xml:space="preserve">Với sự cố Gym, Member nhận điểm tặng được thông báo qua email và trong ứng dụng về số điểm được tặng (BR-66, BR-103).</w:t>
               </w:r>
             </w:ins>
             <w:ins w:id="9328" w:author="Claude" w:date="2026-10-24T22:45:00Z">
@@ -18908,7 +18882,7 @@
                 <w:sz w:val="18"/>
                 <w:szCs w:val="18"/>
               </w:rPr>
-              <w:t>BR-35</w:t>
+              <w:t>BR-119</w:t>
             </w:r>
           </w:p>
         </w:tc>
@@ -19020,7 +18994,7 @@
                 <w:sz w:val="18"/>
                 <w:szCs w:val="18"/>
               </w:rPr>
-              <w:t>BR-36</w:t>
+              <w:t>BR-120</w:t>
             </w:r>
           </w:p>
         </w:tc>
@@ -19132,7 +19106,7 @@
                 <w:sz w:val="18"/>
                 <w:szCs w:val="18"/>
               </w:rPr>
-              <w:t>BR-37</w:t>
+              <w:t>BR-121</w:t>
             </w:r>
           </w:p>
         </w:tc>
@@ -19244,7 +19218,7 @@
                 <w:sz w:val="18"/>
                 <w:szCs w:val="18"/>
               </w:rPr>
-              <w:t>BR-38</w:t>
+              <w:t>BR-122</w:t>
             </w:r>
           </w:p>
         </w:tc>
@@ -19356,7 +19330,7 @@
                 <w:sz w:val="18"/>
                 <w:szCs w:val="18"/>
               </w:rPr>
-              <w:t>BR-101</w:t>
+              <w:t>BR-123</w:t>
             </w:r>
           </w:p>
         </w:tc>
@@ -19691,7 +19665,7 @@
                 <w:sz w:val="18"/>
                 <w:szCs w:val="18"/>
               </w:rPr>
-              <w:t>BR-1, BR-49</w:t>
+              <w:t>BR-1, BR-8</w:t>
             </w:r>
           </w:p>
         </w:tc>
@@ -19776,7 +19750,7 @@
                 <w:sz w:val="18"/>
                 <w:szCs w:val="18"/>
               </w:rPr>
-              <w:t>BR-62</w:t>
+              <w:t>BR-11</w:t>
             </w:r>
           </w:p>
         </w:tc>
@@ -19861,7 +19835,7 @@
                 <w:sz w:val="18"/>
                 <w:szCs w:val="18"/>
               </w:rPr>
-              <w:t>BR-63</w:t>
+              <w:t>BR-12</w:t>
             </w:r>
           </w:p>
         </w:tc>
@@ -19946,7 +19920,7 @@
                 <w:sz w:val="18"/>
                 <w:szCs w:val="18"/>
               </w:rPr>
-              <w:t>BR-106</w:t>
+              <w:t>BR-20</w:t>
             </w:r>
           </w:p>
         </w:tc>
@@ -20031,7 +20005,7 @@
                 <w:sz w:val="18"/>
                 <w:szCs w:val="18"/>
               </w:rPr>
-              <w:t>BR-56</w:t>
+              <w:t>BR-29</w:t>
             </w:r>
           </w:p>
         </w:tc>
@@ -20116,7 +20090,7 @@
                 <w:sz w:val="18"/>
                 <w:szCs w:val="18"/>
               </w:rPr>
-              <w:t>BR-57</w:t>
+              <w:t>BR-23</w:t>
             </w:r>
           </w:p>
         </w:tc>
@@ -20201,7 +20175,7 @@
                 <w:sz w:val="18"/>
                 <w:szCs w:val="18"/>
               </w:rPr>
-              <w:t>BR-111</w:t>
+              <w:t>BR-36</w:t>
             </w:r>
           </w:p>
         </w:tc>
@@ -20286,7 +20260,7 @@
                 <w:sz w:val="18"/>
                 <w:szCs w:val="18"/>
               </w:rPr>
-              <w:t>BR-108, BR-112</w:t>
+              <w:t>BR-22, BR-40</w:t>
             </w:r>
           </w:p>
         </w:tc>
@@ -20371,7 +20345,7 @@
                 <w:sz w:val="18"/>
                 <w:szCs w:val="18"/>
               </w:rPr>
-              <w:t>BR-96</w:t>
+              <w:t>BR-44</w:t>
             </w:r>
           </w:p>
         </w:tc>
@@ -20456,7 +20430,7 @@
                 <w:sz w:val="18"/>
                 <w:szCs w:val="18"/>
               </w:rPr>
-              <w:t>BR-96</w:t>
+              <w:t>BR-44</w:t>
             </w:r>
           </w:p>
         </w:tc>
@@ -20542,7 +20516,7 @@
                 <w:sz w:val="18"/>
                 <w:szCs w:val="18"/>
               </w:rPr>
-              <w:t>BR-16, BR-114</w:t>
+              <w:t>BR-46, BR-47</w:t>
             </w:r>
           </w:p>
         </w:tc>
@@ -20627,7 +20601,7 @@
                 <w:sz w:val="18"/>
                 <w:szCs w:val="18"/>
               </w:rPr>
-              <w:t>BR-115</w:t>
+              <w:t>BR-48</w:t>
             </w:r>
           </w:p>
         </w:tc>
@@ -20712,7 +20686,7 @@
                 <w:sz w:val="18"/>
                 <w:szCs w:val="18"/>
               </w:rPr>
-              <w:t>BR-21</w:t>
+              <w:t>BR-55</w:t>
             </w:r>
           </w:p>
         </w:tc>
@@ -20882,7 +20856,7 @@
                 <w:sz w:val="18"/>
                 <w:szCs w:val="18"/>
               </w:rPr>
-              <w:t>BR-23, BR-99</w:t>
+              <w:t>BR-126, BR-138</w:t>
             </w:r>
           </w:p>
         </w:tc>
@@ -20967,7 +20941,7 @@
                 <w:sz w:val="18"/>
                 <w:szCs w:val="18"/>
               </w:rPr>
-              <w:t>BR-134</w:t>
+              <w:t>BR-83</w:t>
             </w:r>
           </w:p>
         </w:tc>
@@ -21052,7 +21026,7 @@
                 <w:sz w:val="18"/>
                 <w:szCs w:val="18"/>
               </w:rPr>
-              <w:t>BR-94, BR-134</w:t>
+              <w:t>BR-92, BR-83</w:t>
             </w:r>
           </w:p>
         </w:tc>
@@ -21137,7 +21111,7 @@
                 <w:sz w:val="18"/>
                 <w:szCs w:val="18"/>
               </w:rPr>
-              <w:t>BR-81, BR-87</w:t>
+              <w:t>BR-73, BR-79</w:t>
             </w:r>
           </w:p>
         </w:tc>
@@ -21222,7 +21196,7 @@
                 <w:sz w:val="18"/>
                 <w:szCs w:val="18"/>
               </w:rPr>
-              <w:t>BR-82</w:t>
+              <w:t>BR-74</w:t>
             </w:r>
           </w:p>
         </w:tc>
@@ -21307,7 +21281,7 @@
                 <w:sz w:val="18"/>
                 <w:szCs w:val="18"/>
               </w:rPr>
-              <w:t>BR-84</w:t>
+              <w:t>BR-76</w:t>
             </w:r>
           </w:p>
         </w:tc>
@@ -21392,7 +21366,7 @@
                 <w:sz w:val="18"/>
                 <w:szCs w:val="18"/>
               </w:rPr>
-              <w:t>BR-82, BR-84</w:t>
+              <w:t>BR-74, BR-76</w:t>
             </w:r>
           </w:p>
         </w:tc>
@@ -21505,7 +21479,7 @@
                   <w:sz w:val="18"/>
                   <w:szCs w:val="18"/>
                 </w:rPr>
-                <w:t xml:space="preserve">BR-151</w:t>
+                <w:t xml:space="preserve">BR-100</w:t>
               </w:r>
             </w:ins>
           </w:p>
@@ -21619,7 +21593,7 @@
                   <w:sz w:val="18"/>
                   <w:szCs w:val="18"/>
                 </w:rPr>
-                <w:t xml:space="preserve">BR-150</w:t>
+                <w:t xml:space="preserve">BR-99</w:t>
               </w:r>
             </w:ins>
           </w:p>
@@ -21848,7 +21822,7 @@
                 <w:sz w:val="18"/>
                 <w:szCs w:val="18"/>
               </w:rPr>
-              <w:t>Mặc định 15 phút, cấu hình được (BR-115); hiện hệ thống cho Manager đặt trong khoảng 1 đến 1440 phút, cần nhóm chốt giữ khoảng này hay siết lại</w:t>
+              <w:t>Mặc định 15 phút, cấu hình được (BR-48); hiện hệ thống cho Manager đặt trong khoảng 1 đến 1440 phút, cần nhóm chốt giữ khoảng này hay siết lại</w:t>
             </w:r>
           </w:p>
         </w:tc>
@@ -21933,7 +21907,7 @@
                 <w:sz w:val="18"/>
                 <w:szCs w:val="18"/>
               </w:rPr>
-              <w:t>3 ngày, cấu hình được (BR-119)</w:t>
+              <w:t>3 ngày, cấu hình được (BR-52)</w:t>
             </w:r>
           </w:p>
         </w:tc>
@@ -22018,7 +21992,7 @@
                 <w:sz w:val="18"/>
                 <w:szCs w:val="18"/>
               </w:rPr>
-              <w:t>48 giờ; quá hạn tự hoàn điểm (BR-120)</w:t>
+              <w:t>48 giờ; quá hạn tự hoàn điểm (BR-53)</w:t>
             </w:r>
           </w:p>
         </w:tc>
@@ -22103,7 +22077,7 @@
                 <w:sz w:val="18"/>
                 <w:szCs w:val="18"/>
               </w:rPr>
-              <w:t>1 điểm = 1.000 VND; không hết hạn; làm tròn xuống theo điểm (BR-94, BR-134) — đã chốt</w:t>
+              <w:t>1 điểm = 1.000 VND; không hết hạn; làm tròn xuống theo điểm (BR-92, BR-83) — đã chốt</w:t>
             </w:r>
           </w:p>
         </w:tc>
@@ -22188,7 +22162,7 @@
                 <w:sz w:val="18"/>
                 <w:szCs w:val="18"/>
               </w:rPr>
-              <w:t>Center Manager (theo câu trả lời mới nhất; feedback gốc ghi "admin") — nếu muốn System Administrator thì sửa BR-106 và BR-39</w:t>
+              <w:t>Center Manager (theo câu trả lời mới nhất; feedback gốc ghi "admin") — nếu muốn System Administrator thì sửa BR-20 và BR-25</w:t>
             </w:r>
             <w:ins w:id="9374" w:author="Claude" w:date="2026-10-24T22:45:00Z">
               <w:r>
@@ -22293,7 +22267,7 @@
                 <w:sz w:val="18"/>
                 <w:szCs w:val="18"/>
               </w:rPr>
-              <w:t>Đến khi buổi đầu tiên bắt đầu (BR-16, BR-67)</w:t>
+              <w:t>Đến khi buổi đầu tiên bắt đầu (BR-46, BR-42)</w:t>
             </w:r>
           </w:p>
         </w:tc>
@@ -22395,7 +22369,7 @@
                   <w:sz w:val="18"/>
                   <w:szCs w:val="18"/>
                 </w:rPr>
-                <w:t xml:space="preserve">3 ngày lịch tính từ ngày hiện tại, áp dụng cho Member tự thuê và Receptionist đặt hộ; chỉ thuê trong khung 06:00 đến trước 22:00, ngày mới mở lúc 06:00 (BR-126, BR-128) — cập nhật 25/10/2026</w:t>
+                <w:t xml:space="preserve">3 ngày lịch tính từ ngày hiện tại, áp dụng cho Member tự thuê và Receptionist đặt hộ; chỉ thuê trong khung 06:00 đến trước 22:00, ngày mới mở lúc 06:00 (BR-62, BR-64) — cập nhật 25/10/2026</w:t>
               </w:r>
             </w:ins>
           </w:p>
@@ -22498,7 +22472,7 @@
                   <w:sz w:val="18"/>
                   <w:szCs w:val="18"/>
                 </w:rPr>
-                <w:t xml:space="preserve">Receptionist không tự tặng/trừ/điều chỉnh điểm nhưng được nạp điểm hộ qua luồng Add points (BR-139, BR-157)</w:t>
+                <w:t xml:space="preserve">Receptionist không tự tặng/trừ/điều chỉnh điểm nhưng được nạp điểm hộ qua luồng Add points (BR-85, BR-86)</w:t>
               </w:r>
             </w:ins>
             <w:r>
@@ -22592,7 +22566,7 @@
                 <w:sz w:val="18"/>
                 <w:szCs w:val="18"/>
               </w:rPr>
-              <w:t>Có — theo đúng đề bài, khác BR-97 cũ (BR-97)</w:t>
+              <w:t>Có — theo đúng đề bài, khác BR-45 cũ (BR-45)</w:t>
             </w:r>
             <w:ins w:id="9377" w:author="Claude" w:date="2026-10-24T22:45:00Z">
               <w:r>
@@ -22792,7 +22766,7 @@
                   <w:sz w:val="18"/>
                   <w:szCs w:val="18"/>
                 </w:rPr>
-                <w:t xml:space="preserve">Bù quyền lợi khi sự cố, đã chốt 25/10/2026: buổi lớp dời hoặc bù vào lịch tiếp theo (BR-54); thuê sân hoàn 100%, Member chọn điểm hoặc Support Request (BR-130, BR-154); Membership Gym không bù thêm ngày mà Center Manager tặng điểm (BR-155, BR-156); Gym day pass không bán và không check-in khi Gym đóng, vé vẫn hết hạn 22:00 và không hoàn tự động, Center Manager email báo người bị ảnh hưởng rồi tặng điểm nếu họ đồng ý, nếu không thì Member gửi Support Request (BR-158)</w:t>
+                <w:t xml:space="preserve">Bù quyền lợi khi sự cố, đã chốt 25/10/2026: buổi lớp dời hoặc bù vào lịch tiếp theo (BR-43); thuê sân hoàn 100%, Member chọn điểm hoặc Support Request (BR-66, BR-94); Membership Gym không bù thêm ngày mà Center Manager tặng điểm (BR-103, BR-104); Gym day pass không bán và không check-in khi Gym đóng, vé vẫn hết hạn 22:00 và không hoàn tự động, Center Manager email báo người bị ảnh hưởng rồi tặng điểm nếu họ đồng ý, nếu không thì Member gửi Support Request (BR-71)</w:t>
               </w:r>
             </w:ins>
           </w:p>
@@ -23027,7 +23001,7 @@
                   <w:sz w:val="18"/>
                   <w:szCs w:val="18"/>
                 </w:rPr>
-                <w:t xml:space="preserve">không quản lý, không điểm danh người đi cùng, không giới hạn số người (BR-128, BR-131); trạng thái check-in của lượt thuê do Receptionist đánh dấu (BR-159)</w:t>
+                <w:t xml:space="preserve">không quản lý, không điểm danh người đi cùng, không giới hạn số người (BR-64, BR-67); trạng thái check-in của lượt thuê do Receptionist đánh dấu (BR-68)</w:t>
               </w:r>
             </w:ins>
             <w:r>
@@ -23127,7 +23101,7 @@
                 <w:sz w:val="18"/>
                 <w:szCs w:val="18"/>
               </w:rPr>
-              <w:t>OTP 6 chữ số gửi email Member, bắt buộc tại quầy (5 phút, 5 lần sai) (BR-139) — đã chốt</w:t>
+              <w:t>OTP 6 chữ số gửi email Member, bắt buộc tại quầy (5 phút, 5 lần sai) (BR-85) — đã chốt</w:t>
             </w:r>
           </w:p>
         </w:tc>
@@ -23233,7 +23207,7 @@
                   <w:sz w:val="18"/>
                   <w:szCs w:val="18"/>
                 </w:rPr>
-                <w:t xml:space="preserve">Báo trong 60 phút cuối trước giờ đóng cửa 22:00 (từ 21:00), tính từ giờ đóng cửa, không đặt cứng 21:00; checkout trả closingSoon và closesAtUtc (BR-145) — đã chốt 24/10/2026</w:t>
+                <w:t xml:space="preserve">Báo trong 60 phút cuối trước giờ đóng cửa 22:00 (từ 21:00), tính từ giờ đóng cửa, không đặt cứng 21:00; checkout trả closingSoon và closesAtUtc (BR-34) — đã chốt 24/10/2026</w:t>
               </w:r>
             </w:ins>
           </w:p>
@@ -23347,7 +23321,7 @@
                   <w:sz w:val="18"/>
                   <w:szCs w:val="18"/>
                 </w:rPr>
-                <w:t xml:space="preserve">Giữ bước "I received it / Not received"; không bấm gì sau 3 ngày thì tự xác nhận (BR-152) — đã chốt 24/10/2026</w:t>
+                <w:t xml:space="preserve">Giữ bước "I received it / Not received"; không bấm gì sau 3 ngày thì tự xác nhận (BR-101) — đã chốt 24/10/2026</w:t>
               </w:r>
             </w:ins>
           </w:p>
@@ -23461,7 +23435,7 @@
                   <w:sz w:val="18"/>
                   <w:szCs w:val="18"/>
                 </w:rPr>
-                <w:t xml:space="preserve">Không thu thập, không lưu số tài khoản, tên ngân hàng, tên chủ tài khoản nên không có thời hạn xóa; giữ toàn bộ ảnh (BR-153) — thay quyết định 24/10/2026 (xóa sau 90 ngày) bằng quyết định 25/10/2026</w:t>
+                <w:t xml:space="preserve">Không thu thập, không lưu số tài khoản, tên ngân hàng, tên chủ tài khoản nên không có thời hạn xóa; giữ toàn bộ ảnh (BR-102) — thay quyết định 24/10/2026 (xóa sau 90 ngày) bằng quyết định 25/10/2026</w:t>
               </w:r>
             </w:ins>
           </w:p>
@@ -23575,7 +23549,7 @@
                   <w:sz w:val="18"/>
                   <w:szCs w:val="18"/>
                 </w:rPr>
-                <w:t xml:space="preserve">Giá luôn là bội số của 1.000đ (BR-113) nên không có tiền lẻ khi quy ra điểm (BR-88) — đã chốt 24/10/2026</w:t>
+                <w:t xml:space="preserve">Giá luôn là bội số của 1.000đ (BR-33) nên không có tiền lẻ khi quy ra điểm (BR-80) — đã chốt 24/10/2026</w:t>
               </w:r>
             </w:ins>
           </w:p>
@@ -23689,7 +23663,7 @@
                   <w:sz w:val="18"/>
                   <w:szCs w:val="18"/>
                 </w:rPr>
-                <w:t xml:space="preserve">Khi lớp do phía trung tâm hủy (lớp bị hủy, lớp dưới ngưỡng); Member tự hủy ghi danh thì không hoàn và có pop-up thông báo (BR-122, BR-135) — đã chốt 24/10/2026, bổ sung 25/10/2026</w:t>
+                <w:t xml:space="preserve">Khi lớp do phía trung tâm hủy (lớp bị hủy, lớp dưới ngưỡng); Member tự hủy ghi danh thì không hoàn và có pop-up thông báo (BR-90, BR-93) — đã chốt 24/10/2026, bổ sung 25/10/2026</w:t>
               </w:r>
             </w:ins>
           </w:p>
@@ -23803,7 +23777,7 @@
                   <w:sz w:val="18"/>
                   <w:szCs w:val="18"/>
                 </w:rPr>
-                <w:t xml:space="preserve">Giữ nguyên danh mục hiện có; PAYMENT bắt buộc hóa đơn và 1 đến 3 ảnh, không nhập số tài khoản (BR-147, BR-150) — đã chốt 24/10/2026, sửa 25/10/2026</w:t>
+                <w:t xml:space="preserve">Giữ nguyên danh mục hiện có; PAYMENT bắt buộc hóa đơn và 1 đến 3 ảnh, không nhập số tài khoản (BR-96, BR-99) — đã chốt 24/10/2026, sửa 25/10/2026</w:t>
               </w:r>
             </w:ins>
           </w:p>
@@ -23917,7 +23891,7 @@
                   <w:sz w:val="18"/>
                   <w:szCs w:val="18"/>
                 </w:rPr>
-                <w:t xml:space="preserve">Đã thông báo qua email và trong ứng dụng mà Member không chọn thì tự hoàn bằng điểm sau 2 ngày, như lớp dưới ngưỡng (BR-154, BR-120) — đã chốt 25/10/2026</w:t>
+                <w:t xml:space="preserve">Đã thông báo qua email và trong ứng dụng mà Member không chọn thì tự hoàn bằng điểm sau 2 ngày, như lớp dưới ngưỡng (BR-94, BR-53) — đã chốt 25/10/2026</w:t>
               </w:r>
             </w:ins>
           </w:p>
@@ -24031,7 +24005,7 @@
                   <w:sz w:val="18"/>
                   <w:szCs w:val="18"/>
                 </w:rPr>
-                <w:t xml:space="preserve">Tặng điểm thay cho gia hạn Membership; Center Manager nhập số điểm và chọn người hoặc nhóm nhận bằng bộ lọc (BR-130, BR-155) — đã chốt 25/10/2026</w:t>
+                <w:t xml:space="preserve">Tặng điểm thay cho gia hạn Membership; Center Manager nhập số điểm và chọn người hoặc nhóm nhận bằng bộ lọc (BR-66, BR-103) — đã chốt 25/10/2026</w:t>
               </w:r>
             </w:ins>
           </w:p>
@@ -24145,7 +24119,7 @@
                   <w:sz w:val="18"/>
                   <w:szCs w:val="18"/>
                 </w:rPr>
-                <w:t xml:space="preserve">Không nhập trong form; Center Manager gọi điện trực tiếp cho Member để trao đổi và ghi chú lại (BR-150, BR-151, BR-153) — đã chốt 25/10/2026</w:t>
+                <w:t xml:space="preserve">Không nhập trong form; Center Manager gọi điện trực tiếp cho Member để trao đổi và ghi chú lại (BR-99, BR-100, BR-102) — đã chốt 25/10/2026</w:t>
               </w:r>
             </w:ins>
           </w:p>
@@ -24259,7 +24233,7 @@
                   <w:sz w:val="18"/>
                   <w:szCs w:val="18"/>
                 </w:rPr>
-                <w:t xml:space="preserve">Chỉ xem, tạo hộ Member ở quầy và bấm Remind giúp Member (nhắc Center Manager); không nhận, gán, đóng, ghi chú xử lý hay ghi nhận chuyển khoản (BR-148, BR-150) — đã chốt 25/10/2026</w:t>
+                <w:t xml:space="preserve">Chỉ xem, tạo hộ Member ở quầy và bấm Remind giúp Member (nhắc Center Manager); không nhận, gán, đóng, ghi chú xử lý hay ghi nhận chuyển khoản (BR-97, BR-99) — đã chốt 25/10/2026</w:t>
               </w:r>
             </w:ins>
           </w:p>
@@ -24373,7 +24347,7 @@
                   <w:sz w:val="18"/>
                   <w:szCs w:val="18"/>
                 </w:rPr>
-                <w:t xml:space="preserve">Receptionist nạp điểm hộ Member theo cùng luồng Member tự nạp (VNPay, cùng giới hạn); không được tự tặng, trừ hay điều chỉnh điểm (BR-139, BR-157) — đã chốt 25/10/2026</w:t>
+                <w:t xml:space="preserve">Receptionist nạp điểm hộ Member theo cùng luồng Member tự nạp (VNPay, cùng giới hạn); không được tự tặng, trừ hay điều chỉnh điểm (BR-85, BR-86) — đã chốt 25/10/2026</w:t>
               </w:r>
             </w:ins>
           </w:p>
@@ -24487,7 +24461,7 @@
                   <w:sz w:val="18"/>
                   <w:szCs w:val="18"/>
                 </w:rPr>
-                <w:t xml:space="preserve">Chỉ Center Manager tặng điểm cho Member (người hoặc nhóm chọn bằng bộ lọc), bắt buộc nhập lý do và số điểm, có Audit Log; màn hình giống Add points của Member (BR-155, BR-156) — đã chốt 25/10/2026</w:t>
+                <w:t xml:space="preserve">Chỉ Center Manager tặng điểm cho Member (người hoặc nhóm chọn bằng bộ lọc), bắt buộc nhập lý do và số điểm, có Audit Log; màn hình giống Add points của Member (BR-103, BR-104) — đã chốt 25/10/2026</w:t>
               </w:r>
             </w:ins>
           </w:p>
@@ -24533,7 +24507,7 @@
     </w:p>
     <w:p>
       <w:r>
-        <w:t>Mục này mô tả chi tiết các quy tắc BR-59, BR-60, BR-104 đã nêu ở mục A. Các quy tắc BR-78 (OTP đăng ký), BR-102 (chính sách mật khẩu) và BR-103 (quên mật khẩu bằng link) giữ nguyên. Nó thay thế quy tắc cũ (liên kết Google thủ công, onboarding Google bắt buộc nhập mật khẩu).</w:t>
+        <w:t>Mục này mô tả chi tiết các quy tắc BR-9, BR-10, BR-16 đã nêu ở mục A. Các quy tắc BR-13 (OTP đăng ký), BR-14 (chính sách mật khẩu) và BR-15 (quên mật khẩu bằng link) giữ nguyên. Nó thay thế quy tắc cũ (liên kết Google thủ công, onboarding Google bắt buộc nhập mật khẩu).</w:t>
       </w:r>
     </w:p>
     <w:p>
@@ -24990,7 +24964,7 @@
     </w:p>
     <w:p>
       <w:r>
-        <w:t>Ràng buộc của mã OTP (cùng chuẩn với BR-78):</w:t>
+        <w:t>Ràng buộc của mã OTP (cùng chuẩn với BR-13):</w:t>
       </w:r>
     </w:p>
     <w:p>
@@ -25303,7 +25277,7 @@
     </w:p>
     <w:p>
       <w:r>
-        <w:t>Giữ nguyên BR-103. Người dùng ở trang đăng nhập nhập email rồi chọn "Quên mật khẩu": hệ thống gửi link đặt lại (token 256-bit, hiệu lực 10 phút, dùng một lần), người dùng tạo mật khẩu mới. Luồng này dùng được cho tài khoản chưa có mật khẩu (Google) và không hỏi mật khẩu cũ. Phản hồi luôn trung tính, không lộ email nào đã đăng ký.</w:t>
+        <w:t>Giữ nguyên BR-15. Người dùng ở trang đăng nhập nhập email rồi chọn "Quên mật khẩu": hệ thống gửi link đặt lại (token 256-bit, hiệu lực 10 phút, dùng một lần), người dùng tạo mật khẩu mới. Luồng này dùng được cho tài khoản chưa có mật khẩu (Google) và không hỏi mật khẩu cũ. Phản hồi luôn trung tính, không lộ email nào đã đăng ký.</w:t>
       </w:r>
     </w:p>
     <w:p>
@@ -25316,7 +25290,7 @@
     </w:p>
     <w:p>
       <w:r>
-        <w:t>Giữ nguyên BR-104: nhập đúng mật khẩu hiện tại, mật khẩu mới đáp ứng BR-102 và khác mật khẩu cũ. Trường otpCode bị bỏ qua. Thành công vô hiệu mọi phiên cũ.</w:t>
+        <w:t>Giữ nguyên BR-16: nhập đúng mật khẩu hiện tại, mật khẩu mới đáp ứng BR-14 và khác mật khẩu cũ. Trường otpCode bị bỏ qua. Thành công vô hiệu mọi phiên cũ.</w:t>
       </w:r>
     </w:p>
     <w:p>
@@ -25886,7 +25860,7 @@
                 <w:sz w:val="18"/>
                 <w:szCs w:val="18"/>
               </w:rPr>
-              <w:t>Chưa đăng nhập: xem landing page, danh mục gói công khai; đăng ký Member hoặc đăng nhập (BR-144).</w:t>
+              <w:t>Chưa đăng nhập: xem landing page, danh mục gói công khai; đăng ký Member hoặc đăng nhập (BR-19).</w:t>
             </w:r>
           </w:p>
         </w:tc>
@@ -25947,7 +25921,7 @@
                   <w:sz w:val="18"/>
                   <w:szCs w:val="18"/>
                 </w:rPr>
-                <w:t xml:space="preserve"> Gửi Support Request từ trang Trợ giúp, gồm yêu cầu hoàn chuyển khoản cho hóa đơn đã thanh toán (BR-147, BR-150).</w:t>
+                <w:t xml:space="preserve"> Gửi Support Request từ trang Trợ giúp, gồm yêu cầu hoàn chuyển khoản cho hóa đơn đã thanh toán (BR-96, BR-99).</w:t>
               </w:r>
             </w:ins>
             <w:ins w:id="9194" w:author="Claude" w:date="2026-10-24T22:45:00Z">
@@ -25956,7 +25930,7 @@
                   <w:sz w:val="18"/>
                   <w:szCs w:val="18"/>
                 </w:rPr>
-                <w:t xml:space="preserve"> Tự nạp điểm (Add points) qua VNPay (BR-157).</w:t>
+                <w:t xml:space="preserve"> Tự nạp điểm (Add points) qua VNPay (BR-86).</w:t>
               </w:r>
             </w:ins>
           </w:p>
@@ -26027,7 +26001,7 @@
                   <w:sz w:val="18"/>
                   <w:szCs w:val="18"/>
                 </w:rPr>
-                <w:t xml:space="preserve">ghi nhận yêu cầu hỗ trợ (request PAYMENT: tạo hộ, xem và bấm Remind giúp Member, không xử lý, BR-150).</w:t>
+                <w:t xml:space="preserve">ghi nhận yêu cầu hỗ trợ (request PAYMENT: tạo hộ, xem và bấm Remind giúp Member, không xử lý, BR-99).</w:t>
               </w:r>
             </w:ins>
             <w:ins w:id="9195" w:author="Claude" w:date="2026-10-24T22:45:00Z">
@@ -26036,7 +26010,7 @@
                   <w:sz w:val="18"/>
                   <w:szCs w:val="18"/>
                 </w:rPr>
-                <w:t xml:space="preserve"> Nạp điểm hộ Member qua luồng Add points (BR-157); không tự tặng, trừ hay điều chỉnh điểm (BR-139).</w:t>
+                <w:t xml:space="preserve"> Nạp điểm hộ Member qua luồng Add points (BR-86); không tự tặng, trừ hay điều chỉnh điểm (BR-85).</w:t>
               </w:r>
             </w:ins>
             <w:ins w:id="9423" w:author="Claude" w:date="2026-10-24T22:45:00Z">
@@ -26045,7 +26019,7 @@
                   <w:sz w:val="18"/>
                   <w:szCs w:val="18"/>
                 </w:rPr>
-                <w:t xml:space="preserve"> Chỉnh sửa điểm danh lớp khi Coach ghi sai và Member kiến nghị (BR-98); đặt hộ lượt thuê sân cho Member (BR-126) và đánh dấu check-in hoặc no-show cho lượt thuê (BR-159).</w:t>
+                <w:t xml:space="preserve"> Chỉnh sửa điểm danh lớp khi Coach ghi sai và Member kiến nghị (BR-56); đặt hộ lượt thuê sân cho Member (BR-62) và đánh dấu check-in hoặc no-show cho lượt thuê (BR-68).</w:t>
               </w:r>
             </w:ins>
           </w:p>
@@ -26107,7 +26081,7 @@
                   <w:sz w:val="18"/>
                   <w:szCs w:val="18"/>
                 </w:rPr>
-                <w:t xml:space="preserve"> Xử lý request PAYMENT: liên hệ Member qua điện thoại, ghi chú và ghi nhận chuyển khoản (BR-151). Tặng điểm cho Member (người hoặc nhóm, kèm lý do, có Audit Log) theo BR-156.</w:t>
+                <w:t xml:space="preserve"> Xử lý request PAYMENT: liên hệ Member qua điện thoại, ghi chú và ghi nhận chuyển khoản (BR-100). Tặng điểm cho Member (người hoặc nhóm, kèm lý do, có Audit Log) theo BR-104.</w:t>
               </w:r>
             </w:ins>
           </w:p>
@@ -26161,7 +26135,7 @@
                 <w:sz w:val="18"/>
                 <w:szCs w:val="18"/>
               </w:rPr>
-              <w:t>Tạo tài khoản nhân sự, đổi vai trò, khóa/mở khóa/vô hiệu hóa tài khoản, xem Audit Log thao tác tài khoản. Không có quyền nghiệp vụ khác.</w:t>
+              <w:t>Tạo tài khoản nhân sự (vai trò chọn lúc tạo, không đổi sau đó), khóa/mở khóa/vô hiệu hóa tài khoản, xem Audit Log thao tác tài khoản. Không có quyền nghiệp vụ khác.</w:t>
             </w:r>
           </w:p>
         </w:tc>
@@ -26222,7 +26196,7 @@
                   <w:sz w:val="18"/>
                   <w:szCs w:val="18"/>
                 </w:rPr>
-                <w:t xml:space="preserve"> Điểm danh (Present hoặc Absent) học viên các buổi lớp nhóm mình phụ trách (BR-98).</w:t>
+                <w:t xml:space="preserve"> Điểm danh (Present hoặc Absent) học viên các buổi lớp nhóm mình phụ trách (BR-56).</w:t>
               </w:r>
             </w:ins>
           </w:p>
@@ -26573,7 +26547,7 @@
                 <w:sz w:val="18"/>
                 <w:szCs w:val="18"/>
               </w:rPr>
-              <w:t>BR-144</w:t>
+              <w:t>BR-19</w:t>
             </w:r>
           </w:p>
         </w:tc>
@@ -27008,7 +26982,7 @@
                 <w:sz w:val="18"/>
                 <w:szCs w:val="18"/>
               </w:rPr>
-              <w:t>BR-59, 60</w:t>
+              <w:t>BR-9, 60</w:t>
             </w:r>
           </w:p>
         </w:tc>
@@ -27153,7 +27127,7 @@
                 <w:sz w:val="18"/>
                 <w:szCs w:val="18"/>
               </w:rPr>
-              <w:t>BR-59</w:t>
+              <w:t>BR-9</w:t>
             </w:r>
           </w:p>
         </w:tc>
@@ -27298,7 +27272,7 @@
                 <w:sz w:val="18"/>
                 <w:szCs w:val="18"/>
               </w:rPr>
-              <w:t>BR-59, mục P.7</w:t>
+              <w:t>BR-9, mục P.7</w:t>
             </w:r>
           </w:p>
         </w:tc>
@@ -27443,7 +27417,7 @@
                 <w:sz w:val="18"/>
                 <w:szCs w:val="18"/>
               </w:rPr>
-              <w:t>BR-103, 104, 102</w:t>
+              <w:t>BR-15, 104, 102</w:t>
             </w:r>
           </w:p>
         </w:tc>
@@ -27588,7 +27562,7 @@
                 <w:sz w:val="18"/>
                 <w:szCs w:val="18"/>
               </w:rPr>
-              <w:t>BR-60</w:t>
+              <w:t>BR-10</w:t>
             </w:r>
           </w:p>
         </w:tc>
@@ -27734,7 +27708,7 @@
                 <w:sz w:val="18"/>
                 <w:szCs w:val="18"/>
               </w:rPr>
-              <w:t>BR-104</w:t>
+              <w:t>BR-16</w:t>
             </w:r>
           </w:p>
         </w:tc>
@@ -27879,7 +27853,7 @@
                 <w:sz w:val="18"/>
                 <w:szCs w:val="18"/>
               </w:rPr>
-              <w:t>BR-62</w:t>
+              <w:t>BR-11</w:t>
             </w:r>
           </w:p>
         </w:tc>
@@ -28459,7 +28433,7 @@
                 <w:sz w:val="18"/>
                 <w:szCs w:val="18"/>
               </w:rPr>
-              <w:t>BR-143</w:t>
+              <w:t>BR-18</w:t>
             </w:r>
           </w:p>
         </w:tc>
@@ -28703,7 +28677,7 @@
                 <w:sz w:val="18"/>
                 <w:szCs w:val="18"/>
               </w:rPr>
-              <w:t>Tạo tài khoản nhân sự (System Administrator, Center Manager, Receptionist, Coach). Coach phải chọn ít nhất một môn, có thể chọn nhiều môn (BR-96). Tài khoản chưa có mật khẩu, nhận email kích hoạt.</w:t>
+              <w:t>Tạo tài khoản nhân sự (System Administrator, Center Manager, Receptionist, Coach). Coach phải chọn ít nhất một môn, có thể chọn nhiều môn (BR-44). Tài khoản chưa có mật khẩu, nhận email kích hoạt.</w:t>
             </w:r>
           </w:p>
         </w:tc>
@@ -28894,7 +28868,7 @@
                 <w:sz w:val="18"/>
                 <w:szCs w:val="18"/>
               </w:rPr>
-              <w:t>BR-143</w:t>
+              <w:t>BR-18</w:t>
             </w:r>
           </w:p>
         </w:tc>
@@ -28993,7 +28967,7 @@
                 <w:sz w:val="18"/>
                 <w:szCs w:val="18"/>
               </w:rPr>
-              <w:t>Đổi vai trò giữa các vai trò nhân sự; chặn Member↔nhân sự; chặn hạ Admin hoạt động cuối; chặn Coach còn lớp/lịch/quan hệ; vô hiệu token cũ.</w:t>
+              <w:t>Không đổi vai trò của tài khoản (Admin không có chức năng đổi vai trò nhân sự từ 26/10/2026); chặn Member↔nhân sự; chặn khóa Admin hoạt động cuối.</w:t>
             </w:r>
           </w:p>
         </w:tc>
@@ -29329,7 +29303,7 @@
                 <w:sz w:val="18"/>
                 <w:szCs w:val="18"/>
               </w:rPr>
-              <w:t>BR-96</w:t>
+              <w:t>BR-44</w:t>
             </w:r>
           </w:p>
         </w:tc>
@@ -29583,7 +29557,7 @@
                   <w:sz w:val="18"/>
                   <w:szCs w:val="18"/>
                 </w:rPr>
-                <w:t xml:space="preserve">Member tự gửi Support Request từ trang Trợ giúp (BR-147); Receptionist ghi nhận yêu cầu hỗ trợ của Member tại quầy;</w:t>
+                <w:t xml:space="preserve">Member tự gửi Support Request từ trang Trợ giúp (BR-96); Receptionist ghi nhận yêu cầu hỗ trợ của Member tại quầy;</w:t>
               </w:r>
             </w:ins>
             <w:r>
@@ -29599,7 +29573,7 @@
                   <w:sz w:val="18"/>
                   <w:szCs w:val="18"/>
                 </w:rPr>
-                <w:t xml:space="preserve"> Request PAYMENT: Member chọn hóa đơn đã thanh toán và đính kèm ảnh minh chứng, không nhập số tài khoản (BR-150); Receptionist chỉ xem, tạo hộ và bấm Remind giúp Member, không xử lý; Center Manager liên hệ Member qua điện thoại, ghi chú và ghi nhận chuyển khoản (BR-151); Member xác nhận đã nhận (BR-152).</w:t>
+                <w:t xml:space="preserve"> Request PAYMENT: Member chọn hóa đơn đã thanh toán và đính kèm ảnh minh chứng, không nhập số tài khoản (BR-99); Receptionist chỉ xem, tạo hộ và bấm Remind giúp Member, không xử lý; Center Manager liên hệ Member qua điện thoại, ghi chú và ghi nhận chuyển khoản (BR-100); Member xác nhận đã nhận (BR-101).</w:t>
               </w:r>
             </w:ins>
             <w:ins w:id="9202" w:author="Claude" w:date="2026-10-24T22:45:00Z">
@@ -29674,7 +29648,7 @@
                   <w:sz w:val="18"/>
                   <w:szCs w:val="18"/>
                 </w:rPr>
-                <w:t xml:space="preserve">, BR-147–154</w:t>
+                <w:t xml:space="preserve">, BR-96–154</w:t>
               </w:r>
             </w:ins>
           </w:p>
@@ -29840,7 +29814,7 @@
                 <w:sz w:val="18"/>
                 <w:szCs w:val="18"/>
               </w:rPr>
-              <w:t>BR-8, 56, 145 (vé ngày)</w:t>
+              <w:t>BR-26, 56, 145 (vé ngày)</w:t>
             </w:r>
           </w:p>
         </w:tc>
@@ -29986,7 +29960,7 @@
                 <w:sz w:val="18"/>
                 <w:szCs w:val="18"/>
               </w:rPr>
-              <w:t>BR-8</w:t>
+              <w:t>BR-26</w:t>
             </w:r>
           </w:p>
         </w:tc>
@@ -30131,7 +30105,7 @@
                 <w:sz w:val="18"/>
                 <w:szCs w:val="18"/>
               </w:rPr>
-              <w:t>BR-9, 30, 65</w:t>
+              <w:t>BR-27, 30, 65</w:t>
             </w:r>
           </w:p>
         </w:tc>
@@ -30247,7 +30221,7 @@
                   <w:sz w:val="18"/>
                   <w:szCs w:val="18"/>
                 </w:rPr>
-                <w:t xml:space="preserve">chỉ bán từ 06:00 đến trước 22:00 giờ Việt Nam, hết hạn 22:00 cùng ngày mua; trong 60 phút cuối trước giờ đóng cửa 22:00 báo Member ngay lúc đặt ghi chú Gym đóng cửa; mỗi Member một vé còn hiệu lực mỗi ngày, không bán khi Gym đóng cửa vì sự cố; thanh toán thành công sau 22:00 không tự cấp vé (BR-88).</w:t>
+                <w:t xml:space="preserve">chỉ bán từ 06:00 đến trước 22:00 giờ Việt Nam, hết hạn 22:00 cùng ngày mua; trong 60 phút cuối trước giờ đóng cửa 22:00 báo Member ngay lúc đặt ghi chú Gym đóng cửa; mỗi Member một vé còn hiệu lực mỗi ngày, không bán khi Gym đóng cửa vì sự cố; thanh toán thành công sau 22:00 không tự cấp vé (BR-80).</w:t>
               </w:r>
             </w:ins>
             <w:ins w:id="9211" w:author="Claude" w:date="2026-10-24T22:45:00Z">
@@ -30311,7 +30285,7 @@
                   <w:sz w:val="18"/>
                   <w:szCs w:val="18"/>
                 </w:rPr>
-                <w:t xml:space="preserve">, BR-145</w:t>
+                <w:t xml:space="preserve">, BR-34</w:t>
               </w:r>
             </w:ins>
           </w:p>
@@ -30477,7 +30451,7 @@
                 <w:sz w:val="18"/>
                 <w:szCs w:val="18"/>
               </w:rPr>
-              <w:t>BR-9</w:t>
+              <w:t>BR-27</w:t>
             </w:r>
           </w:p>
         </w:tc>
@@ -30622,7 +30596,7 @@
                 <w:sz w:val="18"/>
                 <w:szCs w:val="18"/>
               </w:rPr>
-              <w:t>BR-11, 33</w:t>
+              <w:t>BR-124, 33</w:t>
             </w:r>
           </w:p>
         </w:tc>
@@ -30731,7 +30705,7 @@
                   <w:sz w:val="18"/>
                   <w:szCs w:val="18"/>
                 </w:rPr>
-                <w:t xml:space="preserve">Center Manager tặng điểm cho Member khi Gym đóng cửa do sự cố, thay cho gia hạn Membership: tự nhập số điểm, chọn người hoặc nhóm nhận bằng bộ lọc (BR-130, BR-155).</w:t>
+                <w:t xml:space="preserve">Center Manager tặng điểm cho Member khi Gym đóng cửa do sự cố, thay cho gia hạn Membership: tự nhập số điểm, chọn người hoặc nhóm nhận bằng bộ lọc (BR-66, BR-103).</w:t>
               </w:r>
             </w:ins>
             <w:ins w:id="9334" w:author="Claude" w:date="2026-10-24T22:45:00Z">
@@ -30794,7 +30768,7 @@
                 <w:sz w:val="18"/>
                 <w:szCs w:val="18"/>
               </w:rPr>
-              <w:t>BR-130, 138</w:t>
+              <w:t>BR-66, 138</w:t>
             </w:r>
             <w:ins w:id="9337" w:author="Claude" w:date="2026-10-24T22:45:00Z">
               <w:r>
@@ -30968,7 +30942,7 @@
                 <w:sz w:val="18"/>
                 <w:szCs w:val="18"/>
               </w:rPr>
-              <w:t>BR-26</w:t>
+              <w:t>BR-59</w:t>
             </w:r>
           </w:p>
         </w:tc>
@@ -32172,7 +32146,7 @@
                 <w:sz w:val="18"/>
                 <w:szCs w:val="18"/>
               </w:rPr>
-              <w:t>Mỗi thao tác quản trị tài khoản và gói ghi người thực hiện, hành động, đối tượng, giá trị cũ/mới và lý do (khóa/mở khóa/đổi vai trò/sửa email bắt buộc lý do), ghi trong cùng transaction với thao tác.</w:t>
+              <w:t>Mỗi thao tác quản trị tài khoản và gói ghi người thực hiện, hành động, đối tượng, giá trị cũ/mới và lý do (khóa/mở khóa/sửa email bắt buộc lý do), ghi trong cùng transaction với thao tác.</w:t>
             </w:r>
           </w:p>
         </w:tc>
@@ -32486,7 +32460,7 @@
                   <w:sz w:val="18"/>
                   <w:szCs w:val="18"/>
                 </w:rPr>
-                <w:t xml:space="preserve">vé ngày hết hạn 22:00 giờ Việt Nam cùng ngày mua (BR-145);</w:t>
+                <w:t xml:space="preserve">vé ngày hết hạn 22:00 giờ Việt Nam cùng ngày mua (BR-34);</w:t>
               </w:r>
             </w:ins>
             <w:r>
